--- a/fuentes/CF_03_33130244.docx
+++ b/fuentes/CF_03_33130244.docx
@@ -1,6 +1,6 @@
 
 <file path=word/document.xml><?xml version="1.0" encoding="utf-8"?>
-<w:document xmlns:wpc="http://schemas.microsoft.com/office/word/2010/wordprocessingCanvas" xmlns:cx="http://schemas.microsoft.com/office/drawing/2014/chartex" xmlns:cx1="http://schemas.microsoft.com/office/drawing/2015/9/8/chartex" xmlns:cx2="http://schemas.microsoft.com/office/drawing/2015/10/21/chartex" xmlns:cx3="http://schemas.microsoft.com/office/drawing/2016/5/9/chartex" xmlns:cx4="http://schemas.microsoft.com/office/drawing/2016/5/10/chartex" xmlns:cx5="http://schemas.microsoft.com/office/drawing/2016/5/11/chartex" xmlns:cx6="http://schemas.microsoft.com/office/drawing/2016/5/12/chartex" xmlns:cx7="http://schemas.microsoft.com/office/drawing/2016/5/13/chartex" xmlns:cx8="http://schemas.microsoft.com/office/drawing/2016/5/14/chartex" xmlns:mc="http://schemas.openxmlformats.org/markup-compatibility/2006" xmlns:aink="http://schemas.microsoft.com/office/drawing/2016/ink" xmlns:am3d="http://schemas.microsoft.com/office/drawing/2017/model3d" xmlns:o="urn:schemas-microsoft-com:office:office" xmlns:r="http://schemas.openxmlformats.org/officeDocument/2006/relationships" xmlns:m="http://schemas.openxmlformats.org/officeDocument/2006/math" xmlns:v="urn:schemas-microsoft-com:vml" xmlns:wp14="http://schemas.microsoft.com/office/word/2010/wordprocessingDrawing" xmlns:wp="http://schemas.openxmlformats.org/drawingml/2006/wordprocessingDrawing" xmlns:w10="urn:schemas-microsoft-com:office:word" xmlns:w="http://schemas.openxmlformats.org/wordprocessingml/2006/main" xmlns:w14="http://schemas.microsoft.com/office/word/2010/wordml" xmlns:w15="http://schemas.microsoft.com/office/word/2012/wordml" xmlns:w16cex="http://schemas.microsoft.com/office/word/2018/wordml/cex" xmlns:w16cid="http://schemas.microsoft.com/office/word/2016/wordml/cid" xmlns:w16="http://schemas.microsoft.com/office/word/2018/wordml" xmlns:w16sdtdh="http://schemas.microsoft.com/office/word/2020/wordml/sdtdatahash" xmlns:w16se="http://schemas.microsoft.com/office/word/2015/wordml/symex" xmlns:wpg="http://schemas.microsoft.com/office/word/2010/wordprocessingGroup" xmlns:wpi="http://schemas.microsoft.com/office/word/2010/wordprocessingInk" xmlns:wne="http://schemas.microsoft.com/office/word/2006/wordml" xmlns:wps="http://schemas.microsoft.com/office/word/2010/wordprocessingShape" mc:Ignorable="w14 w15 w16se w16cid w16 w16cex w16sdtdh wp14">
+<w:document xmlns:wpc="http://schemas.microsoft.com/office/word/2010/wordprocessingCanvas" xmlns:cx="http://schemas.microsoft.com/office/drawing/2014/chartex" xmlns:cx1="http://schemas.microsoft.com/office/drawing/2015/9/8/chartex" xmlns:cx2="http://schemas.microsoft.com/office/drawing/2015/10/21/chartex" xmlns:cx3="http://schemas.microsoft.com/office/drawing/2016/5/9/chartex" xmlns:cx4="http://schemas.microsoft.com/office/drawing/2016/5/10/chartex" xmlns:cx5="http://schemas.microsoft.com/office/drawing/2016/5/11/chartex" xmlns:cx6="http://schemas.microsoft.com/office/drawing/2016/5/12/chartex" xmlns:cx7="http://schemas.microsoft.com/office/drawing/2016/5/13/chartex" xmlns:cx8="http://schemas.microsoft.com/office/drawing/2016/5/14/chartex" xmlns:mc="http://schemas.openxmlformats.org/markup-compatibility/2006" xmlns:aink="http://schemas.microsoft.com/office/drawing/2016/ink" xmlns:am3d="http://schemas.microsoft.com/office/drawing/2017/model3d" xmlns:o="urn:schemas-microsoft-com:office:office" xmlns:r="http://schemas.openxmlformats.org/officeDocument/2006/relationships" xmlns:m="http://schemas.openxmlformats.org/officeDocument/2006/math" xmlns:v="urn:schemas-microsoft-com:vml" xmlns:wp14="http://schemas.microsoft.com/office/word/2010/wordprocessingDrawing" xmlns:wp="http://schemas.openxmlformats.org/drawingml/2006/wordprocessingDrawing" xmlns:w10="urn:schemas-microsoft-com:office:word" xmlns:w="http://schemas.openxmlformats.org/wordprocessingml/2006/main" xmlns:w14="http://schemas.microsoft.com/office/word/2010/wordml" xmlns:w15="http://schemas.microsoft.com/office/word/2012/wordml" xmlns:w16cex="http://schemas.microsoft.com/office/word/2018/wordml/cex" xmlns:w16cid="http://schemas.microsoft.com/office/word/2016/wordml/cid" xmlns:w16="http://schemas.microsoft.com/office/word/2018/wordml" xmlns:w16sdtdh="http://schemas.microsoft.com/office/word/2020/wordml/sdtdatahash" xmlns:w16se="http://schemas.microsoft.com/office/word/2015/wordml/symex" xmlns:wpg="http://schemas.microsoft.com/office/word/2010/wordprocessingGroup" xmlns:wpi="http://schemas.microsoft.com/office/word/2010/wordprocessingInk" xmlns:wne="http://schemas.microsoft.com/office/word/2006/wordml" xmlns:wps="http://schemas.microsoft.com/office/word/2010/wordprocessingShape" xmlns:a="http://schemas.openxmlformats.org/drawingml/2006/main" xmlns:dgm="http://schemas.openxmlformats.org/drawingml/2006/diagram" xmlns:pic="http://schemas.openxmlformats.org/drawingml/2006/picture" mc:Ignorable="w14 w15 w16se w16cid w16 w16cex w16sdtdh wp14">
   <w:body>
     <w:p>
       <w:pPr>
@@ -59,12 +59,12 @@
       <w:tblPr>
         <w:tblW w:w="9962" w:type="dxa"/>
         <w:tblBorders>
-          <w:top w:val="single" w:sz="4" w:space="0" w:color="000000"/>
-          <w:left w:val="single" w:sz="4" w:space="0" w:color="000000"/>
-          <w:bottom w:val="single" w:sz="4" w:space="0" w:color="000000"/>
-          <w:right w:val="single" w:sz="4" w:space="0" w:color="000000"/>
-          <w:insideH w:val="single" w:sz="4" w:space="0" w:color="000000"/>
-          <w:insideV w:val="single" w:sz="4" w:space="0" w:color="000000"/>
+          <w:top w:val="single" w:color="000000" w:sz="4" w:space="0"/>
+          <w:left w:val="single" w:color="000000" w:sz="4" w:space="0"/>
+          <w:bottom w:val="single" w:color="000000" w:sz="4" w:space="0"/>
+          <w:right w:val="single" w:color="000000" w:sz="4" w:space="0"/>
+          <w:insideH w:val="single" w:color="000000" w:sz="4" w:space="0"/>
+          <w:insideV w:val="single" w:color="000000" w:sz="4" w:space="0"/>
         </w:tblBorders>
         <w:tblLayout w:type="fixed"/>
         <w:tblCellMar>
@@ -146,12 +146,12 @@
       <w:tblPr>
         <w:tblW w:w="9962" w:type="dxa"/>
         <w:tblBorders>
-          <w:top w:val="single" w:sz="4" w:space="0" w:color="000000"/>
-          <w:left w:val="single" w:sz="4" w:space="0" w:color="000000"/>
-          <w:bottom w:val="single" w:sz="4" w:space="0" w:color="000000"/>
-          <w:right w:val="single" w:sz="4" w:space="0" w:color="000000"/>
-          <w:insideH w:val="single" w:sz="4" w:space="0" w:color="000000"/>
-          <w:insideV w:val="single" w:sz="4" w:space="0" w:color="000000"/>
+          <w:top w:val="single" w:color="000000" w:sz="4" w:space="0"/>
+          <w:left w:val="single" w:color="000000" w:sz="4" w:space="0"/>
+          <w:bottom w:val="single" w:color="000000" w:sz="4" w:space="0"/>
+          <w:right w:val="single" w:color="000000" w:sz="4" w:space="0"/>
+          <w:insideH w:val="single" w:color="000000" w:sz="4" w:space="0"/>
+          <w:insideV w:val="single" w:color="000000" w:sz="4" w:space="0"/>
         </w:tblBorders>
         <w:tblLayout w:type="fixed"/>
         <w:tblCellMar>
@@ -308,12 +308,12 @@
       <w:tblPr>
         <w:tblW w:w="9962" w:type="dxa"/>
         <w:tblBorders>
-          <w:top w:val="single" w:sz="4" w:space="0" w:color="000000"/>
-          <w:left w:val="single" w:sz="4" w:space="0" w:color="000000"/>
-          <w:bottom w:val="single" w:sz="4" w:space="0" w:color="000000"/>
-          <w:right w:val="single" w:sz="4" w:space="0" w:color="000000"/>
-          <w:insideH w:val="single" w:sz="4" w:space="0" w:color="000000"/>
-          <w:insideV w:val="single" w:sz="4" w:space="0" w:color="000000"/>
+          <w:top w:val="single" w:color="000000" w:sz="4" w:space="0"/>
+          <w:left w:val="single" w:color="000000" w:sz="4" w:space="0"/>
+          <w:bottom w:val="single" w:color="000000" w:sz="4" w:space="0"/>
+          <w:right w:val="single" w:color="000000" w:sz="4" w:space="0"/>
+          <w:insideH w:val="single" w:color="000000" w:sz="4" w:space="0"/>
+          <w:insideV w:val="single" w:color="000000" w:sz="4" w:space="0"/>
         </w:tblBorders>
         <w:tblLayout w:type="fixed"/>
         <w:tblCellMar>
@@ -632,12 +632,12 @@
       <w:tblPr>
         <w:tblW w:w="9962" w:type="dxa"/>
         <w:tblBorders>
-          <w:top w:val="single" w:sz="4" w:space="0" w:color="000000"/>
-          <w:left w:val="single" w:sz="4" w:space="0" w:color="000000"/>
-          <w:bottom w:val="single" w:sz="4" w:space="0" w:color="000000"/>
-          <w:right w:val="single" w:sz="4" w:space="0" w:color="000000"/>
-          <w:insideH w:val="single" w:sz="4" w:space="0" w:color="000000"/>
-          <w:insideV w:val="single" w:sz="4" w:space="0" w:color="000000"/>
+          <w:top w:val="single" w:color="000000" w:sz="4" w:space="0"/>
+          <w:left w:val="single" w:color="000000" w:sz="4" w:space="0"/>
+          <w:bottom w:val="single" w:color="000000" w:sz="4" w:space="0"/>
+          <w:right w:val="single" w:color="000000" w:sz="4" w:space="0"/>
+          <w:insideH w:val="single" w:color="000000" w:sz="4" w:space="0"/>
+          <w:insideV w:val="single" w:color="000000" w:sz="4" w:space="0"/>
         </w:tblBorders>
         <w:tblLayout w:type="fixed"/>
         <w:tblCellMar>
@@ -900,7 +900,7 @@
           <w:lang w:val="es-ES_tradnl"/>
         </w:rPr>
       </w:pPr>
-      <w:bookmarkStart w:id="0" w:name="_Toc213964849"/>
+      <w:bookmarkStart w:name="_Toc213964849" w:id="0"/>
       <w:r>
         <w:rPr>
           <w:b/>
@@ -926,23 +926,28 @@
     </w:p>
     <w:sdt>
       <w:sdtPr>
-        <w:rPr>
-          <w:rFonts w:ascii="Arial" w:eastAsia="Arial" w:hAnsi="Arial" w:cs="Arial"/>
-          <w:color w:val="000000" w:themeColor="text1"/>
-          <w:sz w:val="20"/>
-          <w:szCs w:val="20"/>
-          <w:lang w:val="es-ES_tradnl"/>
-        </w:rPr>
         <w:id w:val="921366254"/>
         <w:docPartObj>
           <w:docPartGallery w:val="Table of Contents"/>
           <w:docPartUnique/>
         </w:docPartObj>
+        <w:rPr>
+          <w:rFonts w:ascii="Arial" w:hAnsi="Arial" w:eastAsia="Arial" w:cs="Arial"/>
+          <w:color w:val="000000" w:themeColor="text1"/>
+          <w:sz w:val="20"/>
+          <w:szCs w:val="20"/>
+          <w:lang w:val="es-ES"/>
+        </w:rPr>
       </w:sdtPr>
       <w:sdtEndPr>
         <w:rPr>
-          <w:b/>
-          <w:bCs/>
+          <w:rFonts w:ascii="Arial" w:hAnsi="Arial" w:eastAsia="Arial" w:cs="Arial"/>
+          <w:b w:val="1"/>
+          <w:bCs w:val="1"/>
+          <w:color w:val="000000" w:themeColor="text1" w:themeTint="FF" w:themeShade="FF"/>
+          <w:sz w:val="20"/>
+          <w:szCs w:val="20"/>
+          <w:lang w:val="es-ES"/>
         </w:rPr>
       </w:sdtEndPr>
       <w:sdtContent>
@@ -959,7 +964,7 @@
             </w:rPr>
           </w:pPr>
         </w:p>
-        <w:bookmarkStart w:id="1" w:name="_Hlk213764326"/>
+        <w:bookmarkStart w:name="_Hlk213764326" w:id="1"/>
         <w:p>
           <w:pPr>
             <w:pStyle w:val="TDC1"/>
@@ -968,7 +973,7 @@
               <w:tab w:val="right" w:leader="dot" w:pos="9962"/>
             </w:tabs>
             <w:rPr>
-              <w:rFonts w:asciiTheme="minorHAnsi" w:eastAsiaTheme="minorEastAsia" w:hAnsiTheme="minorHAnsi" w:cstheme="minorBidi"/>
+              <w:rFonts w:asciiTheme="minorHAnsi" w:hAnsiTheme="minorHAnsi" w:eastAsiaTheme="minorEastAsia" w:cstheme="minorBidi"/>
               <w:noProof/>
               <w:sz w:val="22"/>
             </w:rPr>
@@ -1003,7 +1008,7 @@
             </w:rPr>
             <w:fldChar w:fldCharType="separate"/>
           </w:r>
-          <w:hyperlink w:anchor="_Toc213964849" w:history="1">
+          <w:hyperlink w:history="1" w:anchor="_Toc213964849">
             <w:r>
               <w:rPr>
                 <w:rStyle w:val="Hipervnculo"/>
@@ -1016,7 +1021,7 @@
             </w:r>
             <w:r>
               <w:rPr>
-                <w:rFonts w:asciiTheme="minorHAnsi" w:eastAsiaTheme="minorEastAsia" w:hAnsiTheme="minorHAnsi" w:cstheme="minorBidi"/>
+                <w:rFonts w:asciiTheme="minorHAnsi" w:hAnsiTheme="minorHAnsi" w:eastAsiaTheme="minorEastAsia" w:cstheme="minorBidi"/>
                 <w:noProof/>
                 <w:sz w:val="22"/>
               </w:rPr>
@@ -1090,12 +1095,12 @@
               <w:tab w:val="right" w:leader="dot" w:pos="9962"/>
             </w:tabs>
             <w:rPr>
-              <w:rFonts w:asciiTheme="minorHAnsi" w:eastAsiaTheme="minorEastAsia" w:hAnsiTheme="minorHAnsi" w:cstheme="minorBidi"/>
+              <w:rFonts w:asciiTheme="minorHAnsi" w:hAnsiTheme="minorHAnsi" w:eastAsiaTheme="minorEastAsia" w:cstheme="minorBidi"/>
               <w:noProof/>
               <w:sz w:val="22"/>
             </w:rPr>
           </w:pPr>
-          <w:hyperlink w:anchor="_Toc213964850" w:history="1">
+          <w:hyperlink w:history="1" w:anchor="_Toc213964850">
             <w:r>
               <w:rPr>
                 <w:rStyle w:val="Hipervnculo"/>
@@ -1108,7 +1113,7 @@
             </w:r>
             <w:r>
               <w:rPr>
-                <w:rFonts w:asciiTheme="minorHAnsi" w:eastAsiaTheme="minorEastAsia" w:hAnsiTheme="minorHAnsi" w:cstheme="minorBidi"/>
+                <w:rFonts w:asciiTheme="minorHAnsi" w:hAnsiTheme="minorHAnsi" w:eastAsiaTheme="minorEastAsia" w:cstheme="minorBidi"/>
                 <w:noProof/>
                 <w:sz w:val="22"/>
               </w:rPr>
@@ -1182,12 +1187,12 @@
               <w:tab w:val="right" w:leader="dot" w:pos="9962"/>
             </w:tabs>
             <w:rPr>
-              <w:rFonts w:asciiTheme="minorHAnsi" w:eastAsiaTheme="minorEastAsia" w:hAnsiTheme="minorHAnsi" w:cstheme="minorBidi"/>
+              <w:rFonts w:asciiTheme="minorHAnsi" w:hAnsiTheme="minorHAnsi" w:eastAsiaTheme="minorEastAsia" w:cstheme="minorBidi"/>
               <w:noProof/>
               <w:sz w:val="22"/>
             </w:rPr>
           </w:pPr>
-          <w:hyperlink w:anchor="_Toc213964851" w:history="1">
+          <w:hyperlink w:history="1" w:anchor="_Toc213964851">
             <w:r>
               <w:rPr>
                 <w:rStyle w:val="Hipervnculo"/>
@@ -1200,7 +1205,7 @@
             </w:r>
             <w:r>
               <w:rPr>
-                <w:rFonts w:asciiTheme="minorHAnsi" w:eastAsiaTheme="minorEastAsia" w:hAnsiTheme="minorHAnsi" w:cstheme="minorBidi"/>
+                <w:rFonts w:asciiTheme="minorHAnsi" w:hAnsiTheme="minorHAnsi" w:eastAsiaTheme="minorEastAsia" w:cstheme="minorBidi"/>
                 <w:noProof/>
                 <w:sz w:val="22"/>
               </w:rPr>
@@ -1274,12 +1279,12 @@
               <w:tab w:val="right" w:leader="dot" w:pos="9962"/>
             </w:tabs>
             <w:rPr>
-              <w:rFonts w:asciiTheme="minorHAnsi" w:eastAsiaTheme="minorEastAsia" w:hAnsiTheme="minorHAnsi" w:cstheme="minorBidi"/>
+              <w:rFonts w:asciiTheme="minorHAnsi" w:hAnsiTheme="minorHAnsi" w:eastAsiaTheme="minorEastAsia" w:cstheme="minorBidi"/>
               <w:noProof/>
               <w:sz w:val="22"/>
             </w:rPr>
           </w:pPr>
-          <w:hyperlink w:anchor="_Toc213964852" w:history="1">
+          <w:hyperlink w:history="1" w:anchor="_Toc213964852">
             <w:r>
               <w:rPr>
                 <w:rStyle w:val="Hipervnculo"/>
@@ -1292,7 +1297,7 @@
             </w:r>
             <w:r>
               <w:rPr>
-                <w:rFonts w:asciiTheme="minorHAnsi" w:eastAsiaTheme="minorEastAsia" w:hAnsiTheme="minorHAnsi" w:cstheme="minorBidi"/>
+                <w:rFonts w:asciiTheme="minorHAnsi" w:hAnsiTheme="minorHAnsi" w:eastAsiaTheme="minorEastAsia" w:cstheme="minorBidi"/>
                 <w:noProof/>
                 <w:sz w:val="22"/>
               </w:rPr>
@@ -1365,12 +1370,12 @@
               <w:tab w:val="right" w:leader="dot" w:pos="9962"/>
             </w:tabs>
             <w:rPr>
-              <w:rFonts w:asciiTheme="minorHAnsi" w:eastAsiaTheme="minorEastAsia" w:hAnsiTheme="minorHAnsi" w:cstheme="minorBidi"/>
+              <w:rFonts w:asciiTheme="minorHAnsi" w:hAnsiTheme="minorHAnsi" w:eastAsiaTheme="minorEastAsia" w:cstheme="minorBidi"/>
               <w:noProof/>
               <w:sz w:val="22"/>
             </w:rPr>
           </w:pPr>
-          <w:hyperlink w:anchor="_Toc213964853" w:history="1">
+          <w:hyperlink w:history="1" w:anchor="_Toc213964853">
             <w:r>
               <w:rPr>
                 <w:rStyle w:val="Hipervnculo"/>
@@ -1436,12 +1441,12 @@
               <w:tab w:val="right" w:leader="dot" w:pos="9962"/>
             </w:tabs>
             <w:rPr>
-              <w:rFonts w:asciiTheme="minorHAnsi" w:eastAsiaTheme="minorEastAsia" w:hAnsiTheme="minorHAnsi" w:cstheme="minorBidi"/>
+              <w:rFonts w:asciiTheme="minorHAnsi" w:hAnsiTheme="minorHAnsi" w:eastAsiaTheme="minorEastAsia" w:cstheme="minorBidi"/>
               <w:noProof/>
               <w:sz w:val="22"/>
             </w:rPr>
           </w:pPr>
-          <w:hyperlink w:anchor="_Toc213964854" w:history="1">
+          <w:hyperlink w:history="1" w:anchor="_Toc213964854">
             <w:r>
               <w:rPr>
                 <w:rStyle w:val="Hipervnculo"/>
@@ -1507,12 +1512,12 @@
               <w:tab w:val="right" w:leader="dot" w:pos="9962"/>
             </w:tabs>
             <w:rPr>
-              <w:rFonts w:asciiTheme="minorHAnsi" w:eastAsiaTheme="minorEastAsia" w:hAnsiTheme="minorHAnsi" w:cstheme="minorBidi"/>
+              <w:rFonts w:asciiTheme="minorHAnsi" w:hAnsiTheme="minorHAnsi" w:eastAsiaTheme="minorEastAsia" w:cstheme="minorBidi"/>
               <w:noProof/>
               <w:sz w:val="22"/>
             </w:rPr>
           </w:pPr>
-          <w:hyperlink w:anchor="_Toc213964855" w:history="1">
+          <w:hyperlink w:history="1" w:anchor="_Toc213964855">
             <w:r>
               <w:rPr>
                 <w:rStyle w:val="Hipervnculo"/>
@@ -1578,12 +1583,12 @@
               <w:tab w:val="right" w:leader="dot" w:pos="9962"/>
             </w:tabs>
             <w:rPr>
-              <w:rFonts w:asciiTheme="minorHAnsi" w:eastAsiaTheme="minorEastAsia" w:hAnsiTheme="minorHAnsi" w:cstheme="minorBidi"/>
+              <w:rFonts w:asciiTheme="minorHAnsi" w:hAnsiTheme="minorHAnsi" w:eastAsiaTheme="minorEastAsia" w:cstheme="minorBidi"/>
               <w:noProof/>
               <w:sz w:val="22"/>
             </w:rPr>
           </w:pPr>
-          <w:hyperlink w:anchor="_Toc213964856" w:history="1">
+          <w:hyperlink w:history="1" w:anchor="_Toc213964856">
             <w:r>
               <w:rPr>
                 <w:rStyle w:val="Hipervnculo"/>
@@ -1649,12 +1654,12 @@
               <w:tab w:val="right" w:leader="dot" w:pos="9962"/>
             </w:tabs>
             <w:rPr>
-              <w:rFonts w:asciiTheme="minorHAnsi" w:eastAsiaTheme="minorEastAsia" w:hAnsiTheme="minorHAnsi" w:cstheme="minorBidi"/>
+              <w:rFonts w:asciiTheme="minorHAnsi" w:hAnsiTheme="minorHAnsi" w:eastAsiaTheme="minorEastAsia" w:cstheme="minorBidi"/>
               <w:noProof/>
               <w:sz w:val="22"/>
             </w:rPr>
           </w:pPr>
-          <w:hyperlink w:anchor="_Toc213964857" w:history="1">
+          <w:hyperlink w:history="1" w:anchor="_Toc213964857">
             <w:r>
               <w:rPr>
                 <w:rStyle w:val="Hipervnculo"/>
@@ -1720,12 +1725,12 @@
               <w:tab w:val="right" w:leader="dot" w:pos="9962"/>
             </w:tabs>
             <w:rPr>
-              <w:rFonts w:asciiTheme="minorHAnsi" w:eastAsiaTheme="minorEastAsia" w:hAnsiTheme="minorHAnsi" w:cstheme="minorBidi"/>
+              <w:rFonts w:asciiTheme="minorHAnsi" w:hAnsiTheme="minorHAnsi" w:eastAsiaTheme="minorEastAsia" w:cstheme="minorBidi"/>
               <w:noProof/>
               <w:sz w:val="22"/>
             </w:rPr>
           </w:pPr>
-          <w:hyperlink w:anchor="_Toc213964858" w:history="1">
+          <w:hyperlink w:history="1" w:anchor="_Toc213964858">
             <w:r>
               <w:rPr>
                 <w:rStyle w:val="Hipervnculo"/>
@@ -1791,12 +1796,12 @@
               <w:tab w:val="right" w:leader="dot" w:pos="9962"/>
             </w:tabs>
             <w:rPr>
-              <w:rFonts w:asciiTheme="minorHAnsi" w:eastAsiaTheme="minorEastAsia" w:hAnsiTheme="minorHAnsi" w:cstheme="minorBidi"/>
+              <w:rFonts w:asciiTheme="minorHAnsi" w:hAnsiTheme="minorHAnsi" w:eastAsiaTheme="minorEastAsia" w:cstheme="minorBidi"/>
               <w:noProof/>
               <w:sz w:val="22"/>
             </w:rPr>
           </w:pPr>
-          <w:hyperlink w:anchor="_Toc213964859" w:history="1">
+          <w:hyperlink w:history="1" w:anchor="_Toc213964859">
             <w:r>
               <w:rPr>
                 <w:rStyle w:val="Hipervnculo"/>
@@ -1863,12 +1868,12 @@
               <w:tab w:val="right" w:leader="dot" w:pos="9962"/>
             </w:tabs>
             <w:rPr>
-              <w:rFonts w:asciiTheme="minorHAnsi" w:eastAsiaTheme="minorEastAsia" w:hAnsiTheme="minorHAnsi" w:cstheme="minorBidi"/>
+              <w:rFonts w:asciiTheme="minorHAnsi" w:hAnsiTheme="minorHAnsi" w:eastAsiaTheme="minorEastAsia" w:cstheme="minorBidi"/>
               <w:noProof/>
               <w:sz w:val="22"/>
             </w:rPr>
           </w:pPr>
-          <w:hyperlink w:anchor="_Toc213964860" w:history="1">
+          <w:hyperlink w:history="1" w:anchor="_Toc213964860">
             <w:r>
               <w:rPr>
                 <w:rStyle w:val="Hipervnculo"/>
@@ -1881,7 +1886,7 @@
             </w:r>
             <w:r>
               <w:rPr>
-                <w:rFonts w:asciiTheme="minorHAnsi" w:eastAsiaTheme="minorEastAsia" w:hAnsiTheme="minorHAnsi" w:cstheme="minorBidi"/>
+                <w:rFonts w:asciiTheme="minorHAnsi" w:hAnsiTheme="minorHAnsi" w:eastAsiaTheme="minorEastAsia" w:cstheme="minorBidi"/>
                 <w:noProof/>
                 <w:sz w:val="22"/>
               </w:rPr>
@@ -1955,12 +1960,12 @@
               <w:tab w:val="right" w:leader="dot" w:pos="9962"/>
             </w:tabs>
             <w:rPr>
-              <w:rFonts w:asciiTheme="minorHAnsi" w:eastAsiaTheme="minorEastAsia" w:hAnsiTheme="minorHAnsi" w:cstheme="minorBidi"/>
+              <w:rFonts w:asciiTheme="minorHAnsi" w:hAnsiTheme="minorHAnsi" w:eastAsiaTheme="minorEastAsia" w:cstheme="minorBidi"/>
               <w:noProof/>
               <w:sz w:val="22"/>
             </w:rPr>
           </w:pPr>
-          <w:hyperlink w:anchor="_Toc213964861" w:history="1">
+          <w:hyperlink w:history="1" w:anchor="_Toc213964861">
             <w:r>
               <w:rPr>
                 <w:rStyle w:val="Hipervnculo"/>
@@ -1973,7 +1978,7 @@
             </w:r>
             <w:r>
               <w:rPr>
-                <w:rFonts w:asciiTheme="minorHAnsi" w:eastAsiaTheme="minorEastAsia" w:hAnsiTheme="minorHAnsi" w:cstheme="minorBidi"/>
+                <w:rFonts w:asciiTheme="minorHAnsi" w:hAnsiTheme="minorHAnsi" w:eastAsiaTheme="minorEastAsia" w:cstheme="minorBidi"/>
                 <w:noProof/>
                 <w:sz w:val="22"/>
               </w:rPr>
@@ -2047,12 +2052,12 @@
               <w:tab w:val="right" w:leader="dot" w:pos="9962"/>
             </w:tabs>
             <w:rPr>
-              <w:rFonts w:asciiTheme="minorHAnsi" w:eastAsiaTheme="minorEastAsia" w:hAnsiTheme="minorHAnsi" w:cstheme="minorBidi"/>
+              <w:rFonts w:asciiTheme="minorHAnsi" w:hAnsiTheme="minorHAnsi" w:eastAsiaTheme="minorEastAsia" w:cstheme="minorBidi"/>
               <w:noProof/>
               <w:sz w:val="22"/>
             </w:rPr>
           </w:pPr>
-          <w:hyperlink w:anchor="_Toc213964862" w:history="1">
+          <w:hyperlink w:history="1" w:anchor="_Toc213964862">
             <w:r>
               <w:rPr>
                 <w:rStyle w:val="Hipervnculo"/>
@@ -2065,7 +2070,7 @@
             </w:r>
             <w:r>
               <w:rPr>
-                <w:rFonts w:asciiTheme="minorHAnsi" w:eastAsiaTheme="minorEastAsia" w:hAnsiTheme="minorHAnsi" w:cstheme="minorBidi"/>
+                <w:rFonts w:asciiTheme="minorHAnsi" w:hAnsiTheme="minorHAnsi" w:eastAsiaTheme="minorEastAsia" w:cstheme="minorBidi"/>
                 <w:noProof/>
                 <w:sz w:val="22"/>
               </w:rPr>
@@ -2139,12 +2144,12 @@
               <w:tab w:val="right" w:leader="dot" w:pos="9962"/>
             </w:tabs>
             <w:rPr>
-              <w:rFonts w:asciiTheme="minorHAnsi" w:eastAsiaTheme="minorEastAsia" w:hAnsiTheme="minorHAnsi" w:cstheme="minorBidi"/>
+              <w:rFonts w:asciiTheme="minorHAnsi" w:hAnsiTheme="minorHAnsi" w:eastAsiaTheme="minorEastAsia" w:cstheme="minorBidi"/>
               <w:noProof/>
               <w:sz w:val="22"/>
             </w:rPr>
           </w:pPr>
-          <w:hyperlink w:anchor="_Toc213964863" w:history="1">
+          <w:hyperlink w:history="1" w:anchor="_Toc213964863">
             <w:r>
               <w:rPr>
                 <w:rStyle w:val="Hipervnculo"/>
@@ -2157,7 +2162,7 @@
             </w:r>
             <w:r>
               <w:rPr>
-                <w:rFonts w:asciiTheme="minorHAnsi" w:eastAsiaTheme="minorEastAsia" w:hAnsiTheme="minorHAnsi" w:cstheme="minorBidi"/>
+                <w:rFonts w:asciiTheme="minorHAnsi" w:hAnsiTheme="minorHAnsi" w:eastAsiaTheme="minorEastAsia" w:cstheme="minorBidi"/>
                 <w:noProof/>
                 <w:sz w:val="22"/>
               </w:rPr>
@@ -2230,12 +2235,12 @@
               <w:tab w:val="right" w:leader="dot" w:pos="9962"/>
             </w:tabs>
             <w:rPr>
-              <w:rFonts w:asciiTheme="minorHAnsi" w:eastAsiaTheme="minorEastAsia" w:hAnsiTheme="minorHAnsi" w:cstheme="minorBidi"/>
+              <w:rFonts w:asciiTheme="minorHAnsi" w:hAnsiTheme="minorHAnsi" w:eastAsiaTheme="minorEastAsia" w:cstheme="minorBidi"/>
               <w:noProof/>
               <w:sz w:val="22"/>
             </w:rPr>
           </w:pPr>
-          <w:hyperlink w:anchor="_Toc213964864" w:history="1">
+          <w:hyperlink w:history="1" w:anchor="_Toc213964864">
             <w:r>
               <w:rPr>
                 <w:rStyle w:val="Hipervnculo"/>
@@ -2248,7 +2253,7 @@
             </w:r>
             <w:r>
               <w:rPr>
-                <w:rFonts w:asciiTheme="minorHAnsi" w:eastAsiaTheme="minorEastAsia" w:hAnsiTheme="minorHAnsi" w:cstheme="minorBidi"/>
+                <w:rFonts w:asciiTheme="minorHAnsi" w:hAnsiTheme="minorHAnsi" w:eastAsiaTheme="minorEastAsia" w:cstheme="minorBidi"/>
                 <w:noProof/>
                 <w:sz w:val="22"/>
               </w:rPr>
@@ -2335,7 +2340,7 @@
         </w:p>
       </w:sdtContent>
     </w:sdt>
-    <w:bookmarkEnd w:id="1" w:displacedByCustomXml="prev"/>
+    <w:bookmarkEnd w:displacedByCustomXml="prev" w:id="1"/>
     <w:p>
       <w:pPr>
         <w:pBdr>
@@ -2610,74 +2615,6 @@
     </w:p>
     <w:p>
       <w:pPr>
-        <w:pBdr>
-          <w:top w:val="nil"/>
-          <w:left w:val="nil"/>
-          <w:bottom w:val="nil"/>
-          <w:right w:val="nil"/>
-          <w:between w:val="nil"/>
-        </w:pBdr>
-        <w:rPr>
-          <w:b/>
-          <w:color w:val="000000" w:themeColor="text1"/>
-          <w:szCs w:val="20"/>
-          <w:lang w:val="es-ES_tradnl"/>
-        </w:rPr>
-      </w:pPr>
-    </w:p>
-    <w:p>
-      <w:pPr>
-        <w:pBdr>
-          <w:top w:val="nil"/>
-          <w:left w:val="nil"/>
-          <w:bottom w:val="nil"/>
-          <w:right w:val="nil"/>
-          <w:between w:val="nil"/>
-        </w:pBdr>
-        <w:rPr>
-          <w:b/>
-          <w:color w:val="000000" w:themeColor="text1"/>
-          <w:szCs w:val="20"/>
-          <w:lang w:val="es-ES_tradnl"/>
-        </w:rPr>
-      </w:pPr>
-    </w:p>
-    <w:p>
-      <w:pPr>
-        <w:pBdr>
-          <w:top w:val="nil"/>
-          <w:left w:val="nil"/>
-          <w:bottom w:val="nil"/>
-          <w:right w:val="nil"/>
-          <w:between w:val="nil"/>
-        </w:pBdr>
-        <w:rPr>
-          <w:b/>
-          <w:color w:val="000000" w:themeColor="text1"/>
-          <w:szCs w:val="20"/>
-          <w:lang w:val="es-ES_tradnl"/>
-        </w:rPr>
-      </w:pPr>
-    </w:p>
-    <w:p>
-      <w:pPr>
-        <w:pBdr>
-          <w:top w:val="nil"/>
-          <w:left w:val="nil"/>
-          <w:bottom w:val="nil"/>
-          <w:right w:val="nil"/>
-          <w:between w:val="nil"/>
-        </w:pBdr>
-        <w:rPr>
-          <w:b/>
-          <w:color w:val="000000" w:themeColor="text1"/>
-          <w:szCs w:val="20"/>
-          <w:lang w:val="es-ES_tradnl"/>
-        </w:rPr>
-      </w:pPr>
-    </w:p>
-    <w:p>
-      <w:pPr>
         <w:pStyle w:val="Ttulo1"/>
         <w:numPr>
           <w:ilvl w:val="0"/>
@@ -2691,7 +2628,7 @@
           <w:lang w:val="es-ES_tradnl"/>
         </w:rPr>
       </w:pPr>
-      <w:bookmarkStart w:id="2" w:name="_Toc213964850"/>
+      <w:bookmarkStart w:name="_Toc213964850" w:id="2"/>
       <w:r>
         <w:rPr>
           <w:b/>
@@ -2914,30 +2851,28 @@
         <w:t>iempo</w:t>
       </w:r>
     </w:p>
-    <w:p>
+    <w:p w14:noSpellErr="1">
       <w:pPr>
         <w:pStyle w:val="Prrafodelista"/>
         <w:pBdr>
-          <w:top w:val="nil"/>
-          <w:left w:val="nil"/>
-          <w:bottom w:val="nil"/>
-          <w:right w:val="nil"/>
-          <w:between w:val="nil"/>
+          <w:top w:val="nil" w:color="FF000000" w:sz="0" w:space="0"/>
+          <w:left w:val="nil" w:color="FF000000" w:sz="0" w:space="0"/>
+          <w:bottom w:val="nil" w:color="FF000000" w:sz="0" w:space="0"/>
+          <w:right w:val="nil" w:color="FF000000" w:sz="0" w:space="0"/>
+          <w:between w:val="nil" w:color="FF000000" w:sz="0" w:space="0"/>
         </w:pBdr>
         <w:jc w:val="both"/>
         <w:rPr>
           <w:color w:val="000000" w:themeColor="text1"/>
           <w:spacing w:val="1"/>
-          <w:szCs w:val="20"/>
-          <w:lang w:val="es-ES_tradnl"/>
+          <w:lang w:val="es-ES"/>
         </w:rPr>
       </w:pPr>
       <w:r>
         <w:rPr>
           <w:color w:val="000000" w:themeColor="text1"/>
           <w:spacing w:val="1"/>
-          <w:szCs w:val="20"/>
-          <w:lang w:val="es-ES_tradnl"/>
+          <w:lang w:val="es-ES"/>
         </w:rPr>
         <w:t>C</w:t>
       </w:r>
@@ -2945,17 +2880,23 @@
         <w:rPr>
           <w:color w:val="000000" w:themeColor="text1"/>
           <w:spacing w:val="1"/>
-          <w:szCs w:val="20"/>
-          <w:lang w:val="es-ES_tradnl"/>
-        </w:rPr>
-        <w:t>uándo ocurre la situación</w:t>
+          <w:lang w:val="es-ES"/>
+        </w:rPr>
+        <w:t>uándo</w:t>
       </w:r>
       <w:r>
         <w:rPr>
           <w:color w:val="000000" w:themeColor="text1"/>
           <w:spacing w:val="1"/>
-          <w:szCs w:val="20"/>
-          <w:lang w:val="es-ES_tradnl"/>
+          <w:lang w:val="es-ES"/>
+        </w:rPr>
+        <w:t xml:space="preserve"> ocurre la situación</w:t>
+      </w:r>
+      <w:r>
+        <w:rPr>
+          <w:color w:val="000000" w:themeColor="text1"/>
+          <w:spacing w:val="1"/>
+          <w:lang w:val="es-ES"/>
         </w:rPr>
         <w:t>.</w:t>
       </w:r>
@@ -3267,12 +3208,12 @@
           </mc:Choice>
           <mc:Fallback>
             <w:pict>
-              <v:shapetype w14:anchorId="3435DDAB" id="_x0000_t202" coordsize="21600,21600" o:spt="202" path="m,l,21600r21600,l21600,xe">
+              <v:shapetype id="_x0000_t202" coordsize="21600,21600" o:spt="202" path="m,l,21600r21600,l21600,xe" w14:anchorId="3435DDAB">
                 <v:stroke joinstyle="miter"/>
                 <v:path gradientshapeok="t" o:connecttype="rect"/>
               </v:shapetype>
-              <v:shape id="Cuadro de texto 9" o:spid="_x0000_s1026" type="#_x0000_t202" style="width:2in;height:2in;visibility:visible;mso-wrap-style:none;mso-left-percent:-10001;mso-top-percent:-10001;mso-position-horizontal:absolute;mso-position-horizontal-relative:char;mso-position-vertical:absolute;mso-position-vertical-relative:line;mso-left-percent:-10001;mso-top-percent:-10001;v-text-anchor:top" o:gfxdata="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" fillcolor="#4bacc6 [3208]" strokecolor="white [3201]" strokeweight="3pt">
-                <v:shadow on="t" color="black" opacity="24903f" origin=",.5" offset="0,.55556mm"/>
+              <v:shape id="Cuadro de texto 9" style="width:2in;height:2in;visibility:visible;mso-wrap-style:none;mso-left-percent:-10001;mso-top-percent:-10001;mso-position-horizontal:absolute;mso-position-horizontal-relative:char;mso-position-vertical:absolute;mso-position-vertical-relative:line;mso-left-percent:-10001;mso-top-percent:-10001;v-text-anchor:top" o:spid="_x0000_s1026" fillcolor="#4bacc6 [3208]" strokecolor="white [3201]" strokeweight="3pt" type="#_x0000_t202" o:gfxdata="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">
+                <v:shadow on="t" color="black" opacity="24903f" offset="0,.55556mm" origin=",.5"/>
                 <v:textbox style="mso-fit-shape-to-text:t">
                   <w:txbxContent>
                     <w:p>
@@ -3510,8 +3451,8 @@
           </mc:Choice>
           <mc:Fallback>
             <w:pict>
-              <v:shape w14:anchorId="5DAF3C5B" id="Cuadro de texto 10" o:spid="_x0000_s1027" type="#_x0000_t202" style="position:absolute;left:0;text-align:left;margin-left:119.55pt;margin-top:8.8pt;width:2in;height:2in;z-index:251862016;visibility:visible;mso-wrap-style:none;mso-wrap-distance-left:9pt;mso-wrap-distance-top:0;mso-wrap-distance-right:9pt;mso-wrap-distance-bottom:0;mso-position-horizontal:absolute;mso-position-horizontal-relative:text;mso-position-vertical:absolute;mso-position-vertical-relative:text;v-text-anchor:top" o:gfxdata="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" fillcolor="#4bacc6 [3208]" strokecolor="white [3201]" strokeweight="3pt">
-                <v:shadow on="t" color="black" opacity="24903f" origin=",.5" offset="0,.55556mm"/>
+              <v:shape id="Cuadro de texto 10" style="position:absolute;left:0;text-align:left;margin-left:119.55pt;margin-top:8.8pt;width:2in;height:2in;z-index:251862016;visibility:visible;mso-wrap-style:none;mso-wrap-distance-left:9pt;mso-wrap-distance-top:0;mso-wrap-distance-right:9pt;mso-wrap-distance-bottom:0;mso-position-horizontal:absolute;mso-position-horizontal-relative:text;mso-position-vertical:absolute;mso-position-vertical-relative:text;v-text-anchor:top" o:spid="_x0000_s1027" fillcolor="#4bacc6 [3208]" strokecolor="white [3201]" strokeweight="3pt" type="#_x0000_t202" o:gfxdata="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" w14:anchorId="5DAF3C5B">
+                <v:shadow on="t" color="black" opacity="24903f" offset="0,.55556mm" origin=",.5"/>
                 <v:textbox style="mso-fit-shape-to-text:t">
                   <w:txbxContent>
                     <w:p>
@@ -3641,8 +3582,8 @@
           </mc:Choice>
           <mc:Fallback>
             <w:pict>
-              <v:shape w14:anchorId="51C019A6" id="Cuadro de texto 7" o:spid="_x0000_s1028" type="#_x0000_t202" style="position:absolute;left:0;text-align:left;margin-left:40.8pt;margin-top:9.55pt;width:2in;height:2in;z-index:251859968;visibility:visible;mso-wrap-style:none;mso-wrap-distance-left:9pt;mso-wrap-distance-top:0;mso-wrap-distance-right:9pt;mso-wrap-distance-bottom:0;mso-position-horizontal:absolute;mso-position-horizontal-relative:text;mso-position-vertical:absolute;mso-position-vertical-relative:text;v-text-anchor:top" o:gfxdata="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" fillcolor="#4bacc6 [3208]" strokecolor="white [3201]" strokeweight="3pt">
-                <v:shadow on="t" color="black" opacity="24903f" origin=",.5" offset="0,.55556mm"/>
+              <v:shape id="Cuadro de texto 7" style="position:absolute;left:0;text-align:left;margin-left:40.8pt;margin-top:9.55pt;width:2in;height:2in;z-index:251859968;visibility:visible;mso-wrap-style:none;mso-wrap-distance-left:9pt;mso-wrap-distance-top:0;mso-wrap-distance-right:9pt;mso-wrap-distance-bottom:0;mso-position-horizontal:absolute;mso-position-horizontal-relative:text;mso-position-vertical:absolute;mso-position-vertical-relative:text;v-text-anchor:top" o:spid="_x0000_s1028" fillcolor="#4bacc6 [3208]" strokecolor="white [3201]" strokeweight="3pt" type="#_x0000_t202" o:gfxdata="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" w14:anchorId="51C019A6">
+                <v:shadow on="t" color="black" opacity="24903f" offset="0,.55556mm" origin=",.5"/>
                 <v:textbox style="mso-fit-shape-to-text:t">
                   <w:txbxContent>
                     <w:p>
@@ -3840,8 +3781,8 @@
           </mc:Choice>
           <mc:Fallback>
             <w:pict>
-              <v:shape w14:anchorId="5CD46A6C" id="Cuadro de texto 11" o:spid="_x0000_s1029" type="#_x0000_t202" style="width:2in;height:2in;visibility:visible;mso-wrap-style:none;mso-left-percent:-10001;mso-top-percent:-10001;mso-position-horizontal:absolute;mso-position-horizontal-relative:char;mso-position-vertical:absolute;mso-position-vertical-relative:line;mso-left-percent:-10001;mso-top-percent:-10001;v-text-anchor:top" o:gfxdata="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" fillcolor="#4bacc6 [3208]" strokecolor="white [3201]" strokeweight="3pt">
-                <v:shadow on="t" color="black" opacity="24903f" origin=",.5" offset="0,.55556mm"/>
+              <v:shape id="Cuadro de texto 11" style="width:2in;height:2in;visibility:visible;mso-wrap-style:none;mso-left-percent:-10001;mso-top-percent:-10001;mso-position-horizontal:absolute;mso-position-horizontal-relative:char;mso-position-vertical:absolute;mso-position-vertical-relative:line;mso-left-percent:-10001;mso-top-percent:-10001;v-text-anchor:top" o:spid="_x0000_s1029" fillcolor="#4bacc6 [3208]" strokecolor="white [3201]" strokeweight="3pt" type="#_x0000_t202" o:gfxdata="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" w14:anchorId="5CD46A6C">
+                <v:shadow on="t" color="black" opacity="24903f" offset="0,.55556mm" origin=",.5"/>
                 <v:textbox style="mso-fit-shape-to-text:t">
                   <w:txbxContent>
                     <w:p>
@@ -4104,8 +4045,8 @@
           </mc:Choice>
           <mc:Fallback>
             <w:pict>
-              <v:rect w14:anchorId="24A2986B" id="Rectángulo 1" o:spid="_x0000_s1030" style="width:426.15pt;height:57.65pt;visibility:visible;mso-wrap-style:square;mso-left-percent:-10001;mso-top-percent:-10001;mso-position-horizontal:absolute;mso-position-horizontal-relative:char;mso-position-vertical:absolute;mso-position-vertical-relative:line;mso-left-percent:-10001;mso-top-percent:-10001;v-text-anchor:middle" o:gfxdata="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" fillcolor="#39a900" strokecolor="#42719b" strokeweight="1pt">
-                <v:stroke startarrowwidth="narrow" startarrowlength="short" endarrowwidth="narrow" endarrowlength="short" miterlimit="5243f"/>
+              <v:rect id="Rectángulo 1" style="width:426.15pt;height:57.65pt;visibility:visible;mso-wrap-style:square;mso-left-percent:-10001;mso-top-percent:-10001;mso-position-horizontal:absolute;mso-position-horizontal-relative:char;mso-position-vertical:absolute;mso-position-vertical-relative:line;mso-left-percent:-10001;mso-top-percent:-10001;v-text-anchor:middle" o:spid="_x0000_s1030" fillcolor="#39a900" strokecolor="#42719b" strokeweight="1pt" w14:anchorId="24A2986B" o:gfxdata="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">
+                <v:stroke miterlimit="5243f" startarrowwidth="narrow" startarrowlength="short" endarrowwidth="narrow" endarrowlength="short"/>
                 <v:path arrowok="t"/>
                 <v:textbox inset="2.53958mm,1.2694mm,2.53958mm,1.2694mm">
                   <w:txbxContent>
@@ -4163,7 +4104,7 @@
           <w:lang w:val="es-ES_tradnl"/>
         </w:rPr>
       </w:pPr>
-      <w:bookmarkStart w:id="5" w:name="_Toc213964851"/>
+      <w:bookmarkStart w:name="_Toc213964851" w:id="5"/>
       <w:r>
         <w:rPr>
           <w:b/>
@@ -4201,7 +4142,7 @@
           <w:lang w:val="es-ES_tradnl"/>
         </w:rPr>
       </w:pPr>
-      <w:bookmarkStart w:id="6" w:name="_Toc213964852"/>
+      <w:bookmarkStart w:name="_Toc213964852" w:id="6"/>
       <w:r>
         <w:rPr>
           <w:b/>
@@ -4610,6 +4551,77 @@
         </w:rPr>
       </w:pPr>
     </w:p>
+    <w:p w14:noSpellErr="1">
+      <w:pPr>
+        <w:pBdr>
+          <w:top w:val="nil" w:color="FF000000" w:sz="0" w:space="0"/>
+          <w:left w:val="nil" w:color="FF000000" w:sz="0" w:space="0"/>
+          <w:bottom w:val="nil" w:color="FF000000" w:sz="0" w:space="0"/>
+          <w:right w:val="nil" w:color="FF000000" w:sz="0" w:space="0"/>
+          <w:between w:val="nil" w:color="FF000000" w:sz="0" w:space="0"/>
+        </w:pBdr>
+        <w:rPr>
+          <w:color w:val="000000" w:themeColor="text1"/>
+          <w:lang w:val="es-ES"/>
+        </w:rPr>
+      </w:pPr>
+      <w:r>
+        <w:rPr>
+          <w:color w:val="000000" w:themeColor="text1" w:themeTint="FF" w:themeShade="FF"/>
+          <w:lang w:val="es-ES"/>
+        </w:rPr>
+        <w:t xml:space="preserve">Un sistema de recolección disminuye la probabilidad de errores en el procesamiento, debido a que la recolección manual de datos es susceptible a inconsistencias. El sistema garantizaría estandarización de la información y trazabilidad desde la fuente comunitaria (vigías y gestores) hasta los sistemas </w:t>
+      </w:r>
+      <w:r>
+        <w:rPr>
+          <w:color w:val="000000" w:themeColor="text1" w:themeTint="FF" w:themeShade="FF"/>
+          <w:lang w:val="es-ES"/>
+        </w:rPr>
+        <w:t>nacionales</w:t>
+      </w:r>
+      <w:sdt>
+        <w:sdtPr>
+          <w:id w:val="1737055921"/>
+          <w:tag w:val="MENDELEY_CITATION_v3_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"/>
+          <w:placeholder>
+            <w:docPart w:val="DefaultPlaceholder_-1854013440"/>
+          </w:placeholder>
+          <w:rPr>
+            <w:color w:val="000000" w:themeColor="text1" w:themeTint="FF" w:themeShade="FF"/>
+            <w:lang w:val="es-ES"/>
+          </w:rPr>
+        </w:sdtPr>
+        <w:sdtContent>
+          <w:r>
+            <w:rPr>
+              <w:color w:val="000000" w:themeColor="text1" w:themeTint="FF" w:themeShade="FF"/>
+              <w:lang w:val="es-ES"/>
+            </w:rPr>
+            <w:t>(</w:t>
+          </w:r>
+          <w:r>
+            <w:rPr>
+              <w:color w:val="000000" w:themeColor="text1" w:themeTint="FF" w:themeShade="FF"/>
+              <w:lang w:val="es-ES"/>
+            </w:rPr>
+            <w:t>Instituto Nacional de Salud, 2006)</w:t>
+          </w:r>
+        </w:sdtContent>
+        <w:sdtEndPr>
+          <w:rPr>
+            <w:color w:val="000000" w:themeColor="text1" w:themeTint="FF" w:themeShade="FF"/>
+            <w:lang w:val="es-ES"/>
+          </w:rPr>
+        </w:sdtEndPr>
+      </w:sdt>
+      <w:r>
+        <w:rPr>
+          <w:color w:val="000000" w:themeColor="text1" w:themeTint="FF" w:themeShade="FF"/>
+          <w:lang w:val="es-ES"/>
+        </w:rPr>
+        <w:t>.</w:t>
+      </w:r>
+    </w:p>
     <w:p>
       <w:pPr>
         <w:pBdr>
@@ -4620,52 +4632,12 @@
           <w:between w:val="nil"/>
         </w:pBdr>
         <w:rPr>
-          <w:color w:val="000000" w:themeColor="text1"/>
-          <w:szCs w:val="20"/>
-          <w:lang w:val="es-ES_tradnl"/>
-        </w:rPr>
-      </w:pPr>
-      <w:r>
-        <w:rPr>
-          <w:color w:val="000000" w:themeColor="text1"/>
-          <w:szCs w:val="20"/>
-          <w:lang w:val="es-ES_tradnl"/>
-        </w:rPr>
-        <w:t>Un sistema de recolección disminuye la probabilidad de errores en el procesamiento, debido a que la recolección manual de datos es susceptible a inconsistencias. El sistema garantizaría estandarización de la información y trazabilidad desde la fuente comunitaria (vigías y gestores) hasta los sistemas nacionales</w:t>
-      </w:r>
-      <w:sdt>
-        <w:sdtPr>
-          <w:rPr>
-            <w:color w:val="000000"/>
-            <w:szCs w:val="20"/>
-            <w:lang w:val="es-ES_tradnl"/>
-          </w:rPr>
-          <w:tag w:val="MENDELEY_CITATION_v3_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"/>
-          <w:id w:val="1737055921"/>
-          <w:placeholder>
-            <w:docPart w:val="DefaultPlaceholder_-1854013440"/>
-          </w:placeholder>
-        </w:sdtPr>
-        <w:sdtEndPr/>
-        <w:sdtContent>
-          <w:r>
-            <w:rPr>
-              <w:color w:val="000000"/>
-              <w:szCs w:val="20"/>
-              <w:lang w:val="es-ES_tradnl"/>
-            </w:rPr>
-            <w:t>(Instituto Nacional de Salud, 2006)</w:t>
-          </w:r>
-        </w:sdtContent>
-      </w:sdt>
-      <w:r>
-        <w:rPr>
-          <w:color w:val="000000" w:themeColor="text1"/>
-          <w:szCs w:val="20"/>
-          <w:lang w:val="es-ES_tradnl"/>
-        </w:rPr>
-        <w:t>.</w:t>
-      </w:r>
+          <w:bCs/>
+          <w:color w:val="000000" w:themeColor="text1"/>
+          <w:szCs w:val="20"/>
+          <w:lang w:val="es-ES_tradnl"/>
+        </w:rPr>
+      </w:pPr>
     </w:p>
     <w:p>
       <w:pPr>
@@ -4677,12 +4649,68 @@
           <w:between w:val="nil"/>
         </w:pBdr>
         <w:rPr>
-          <w:bCs/>
-          <w:color w:val="000000" w:themeColor="text1"/>
-          <w:szCs w:val="20"/>
-          <w:lang w:val="es-ES_tradnl"/>
-        </w:rPr>
-      </w:pPr>
+          <w:color w:val="000000" w:themeColor="text1"/>
+          <w:szCs w:val="20"/>
+          <w:lang w:val="es-ES_tradnl"/>
+        </w:rPr>
+      </w:pPr>
+      <w:r>
+        <w:rPr>
+          <w:color w:val="000000" w:themeColor="text1"/>
+          <w:szCs w:val="20"/>
+          <w:lang w:val="es-ES_tradnl"/>
+        </w:rPr>
+        <w:lastRenderedPageBreak/>
+        <w:t>De igual manera</w:t>
+      </w:r>
+      <w:r>
+        <w:rPr>
+          <w:color w:val="000000" w:themeColor="text1"/>
+          <w:szCs w:val="20"/>
+          <w:lang w:val="es-ES_tradnl"/>
+        </w:rPr>
+        <w:t>,</w:t>
+      </w:r>
+      <w:r>
+        <w:rPr>
+          <w:color w:val="000000" w:themeColor="text1"/>
+          <w:szCs w:val="20"/>
+          <w:lang w:val="es-ES_tradnl"/>
+        </w:rPr>
+        <w:t xml:space="preserve"> la </w:t>
+      </w:r>
+      <w:r>
+        <w:rPr>
+          <w:color w:val="000000" w:themeColor="text1"/>
+          <w:szCs w:val="20"/>
+          <w:lang w:val="es-ES_tradnl"/>
+        </w:rPr>
+        <w:t>c</w:t>
+      </w:r>
+      <w:r>
+        <w:rPr>
+          <w:color w:val="000000" w:themeColor="text1"/>
+          <w:szCs w:val="20"/>
+          <w:lang w:val="es-ES_tradnl"/>
+        </w:rPr>
+        <w:t>entralización y articulación de datos, permite integrar los reportes de la VBC al SIVIGILA y al SAT, se asegura una única fuente de información consolidada, mejorando la coordinación entre niveles municipal, departamental y nacional para la coordinación de acciones con la comunidad.</w:t>
+      </w:r>
+      <w:r>
+        <w:rPr>
+          <w:color w:val="000000" w:themeColor="text1"/>
+          <w:szCs w:val="20"/>
+          <w:lang w:val="es-ES_tradnl"/>
+        </w:rPr>
+        <w:t xml:space="preserve"> </w:t>
+      </w:r>
+      <w:r>
+        <w:rPr>
+          <w:color w:val="000000" w:themeColor="text1"/>
+          <w:szCs w:val="20"/>
+          <w:lang w:val="es-ES_tradnl"/>
+        </w:rPr>
+        <w:t>También, se fortalece la participación comunitaria porque los agentes comunitarios tendrán una herramienta accesible, sencilla y confiable para notificar, recibir retroalimentación y mejorar su rol en la vigilancia. Esto, favorece la motivación y la eficacia de la estrategia.</w:t>
+      </w:r>
     </w:p>
     <w:p>
       <w:pPr>
@@ -4699,63 +4727,6 @@
           <w:lang w:val="es-ES_tradnl"/>
         </w:rPr>
       </w:pPr>
-      <w:r>
-        <w:rPr>
-          <w:color w:val="000000" w:themeColor="text1"/>
-          <w:szCs w:val="20"/>
-          <w:lang w:val="es-ES_tradnl"/>
-        </w:rPr>
-        <w:lastRenderedPageBreak/>
-        <w:t>De igual manera</w:t>
-      </w:r>
-      <w:r>
-        <w:rPr>
-          <w:color w:val="000000" w:themeColor="text1"/>
-          <w:szCs w:val="20"/>
-          <w:lang w:val="es-ES_tradnl"/>
-        </w:rPr>
-        <w:t>,</w:t>
-      </w:r>
-      <w:r>
-        <w:rPr>
-          <w:color w:val="000000" w:themeColor="text1"/>
-          <w:szCs w:val="20"/>
-          <w:lang w:val="es-ES_tradnl"/>
-        </w:rPr>
-        <w:t xml:space="preserve"> la </w:t>
-      </w:r>
-      <w:r>
-        <w:rPr>
-          <w:color w:val="000000" w:themeColor="text1"/>
-          <w:szCs w:val="20"/>
-          <w:lang w:val="es-ES_tradnl"/>
-        </w:rPr>
-        <w:t>c</w:t>
-      </w:r>
-      <w:r>
-        <w:rPr>
-          <w:color w:val="000000" w:themeColor="text1"/>
-          <w:szCs w:val="20"/>
-          <w:lang w:val="es-ES_tradnl"/>
-        </w:rPr>
-        <w:t>entralización y articulación de datos, permite integrar los reportes de la VBC al SIVIGILA y al SAT, se asegura una única fuente de información consolidada, mejorando la coordinación entre niveles municipal, departamental y nacional para la coordinación de acciones con la comunidad.</w:t>
-      </w:r>
-      <w:r>
-        <w:rPr>
-          <w:color w:val="000000" w:themeColor="text1"/>
-          <w:szCs w:val="20"/>
-          <w:lang w:val="es-ES_tradnl"/>
-        </w:rPr>
-        <w:t xml:space="preserve"> </w:t>
-      </w:r>
-      <w:r>
-        <w:rPr>
-          <w:color w:val="000000" w:themeColor="text1"/>
-          <w:szCs w:val="20"/>
-          <w:lang w:val="es-ES_tradnl"/>
-        </w:rPr>
-        <w:t>También, se fortalece la participación comunitaria porque los agentes comunitarios tendrán una herramienta accesible, sencilla y confiable para notificar, recibir retroalimentación y mejorar su rol en la vigilancia. Esto, favorece la motivación y la eficacia de la estrategia.</w:t>
-      </w:r>
     </w:p>
     <w:p>
       <w:pPr>
@@ -4772,6 +4743,102 @@
           <w:lang w:val="es-ES_tradnl"/>
         </w:rPr>
       </w:pPr>
+      <w:r>
+        <w:rPr>
+          <w:color w:val="000000" w:themeColor="text1"/>
+          <w:szCs w:val="20"/>
+          <w:lang w:val="es-ES_tradnl"/>
+        </w:rPr>
+        <w:t>Contar con una herramienta</w:t>
+      </w:r>
+      <w:r>
+        <w:rPr>
+          <w:color w:val="000000" w:themeColor="text1"/>
+          <w:szCs w:val="20"/>
+          <w:lang w:val="es-ES_tradnl"/>
+        </w:rPr>
+        <w:t xml:space="preserve"> </w:t>
+      </w:r>
+      <w:r>
+        <w:rPr>
+          <w:color w:val="000000" w:themeColor="text1"/>
+          <w:szCs w:val="20"/>
+          <w:lang w:val="es-ES_tradnl"/>
+        </w:rPr>
+        <w:t xml:space="preserve">de recolección </w:t>
+      </w:r>
+      <w:r>
+        <w:rPr>
+          <w:color w:val="000000" w:themeColor="text1"/>
+          <w:szCs w:val="20"/>
+          <w:lang w:val="es-ES_tradnl"/>
+        </w:rPr>
+        <w:t>fomenta la o</w:t>
+      </w:r>
+      <w:r>
+        <w:rPr>
+          <w:color w:val="000000" w:themeColor="text1"/>
+          <w:szCs w:val="20"/>
+          <w:lang w:val="es-ES_tradnl"/>
+        </w:rPr>
+        <w:t>ptimización de recursos humanos y logísticos</w:t>
+      </w:r>
+      <w:r>
+        <w:rPr>
+          <w:color w:val="000000" w:themeColor="text1"/>
+          <w:szCs w:val="20"/>
+          <w:lang w:val="es-ES_tradnl"/>
+        </w:rPr>
+        <w:t xml:space="preserve">, </w:t>
+      </w:r>
+      <w:r>
+        <w:rPr>
+          <w:color w:val="000000" w:themeColor="text1"/>
+          <w:szCs w:val="20"/>
+          <w:lang w:val="es-ES_tradnl"/>
+        </w:rPr>
+        <w:t>reduc</w:t>
+      </w:r>
+      <w:r>
+        <w:rPr>
+          <w:color w:val="000000" w:themeColor="text1"/>
+          <w:szCs w:val="20"/>
+          <w:lang w:val="es-ES_tradnl"/>
+        </w:rPr>
+        <w:t>iendo</w:t>
+      </w:r>
+      <w:r>
+        <w:rPr>
+          <w:color w:val="000000" w:themeColor="text1"/>
+          <w:szCs w:val="20"/>
+          <w:lang w:val="es-ES_tradnl"/>
+        </w:rPr>
+        <w:t xml:space="preserve"> los tiempos de gestión administrativa y se liberan capacidades para las funciones analíticas y operativas de salud pública</w:t>
+      </w:r>
+      <w:r>
+        <w:rPr>
+          <w:color w:val="000000" w:themeColor="text1"/>
+          <w:szCs w:val="20"/>
+          <w:lang w:val="es-ES_tradnl"/>
+        </w:rPr>
+        <w:t>.</w:t>
+      </w:r>
+      <w:r>
+        <w:rPr>
+          <w:color w:val="000000" w:themeColor="text1"/>
+          <w:szCs w:val="20"/>
+          <w:lang w:val="es-ES_tradnl"/>
+        </w:rPr>
+        <w:t xml:space="preserve"> Además, </w:t>
+      </w:r>
+      <w:r>
+        <w:rPr>
+          <w:color w:val="000000" w:themeColor="text1"/>
+          <w:szCs w:val="20"/>
+          <w:lang w:val="es-ES_tradnl"/>
+        </w:rPr>
+        <w:t>permite la visibilidad y seguimiento en tiempo real, para que el sistema pueda construir tableros de control, flujos de casos y reportes automáticos que fortalezcan la toma de decisiones, la rendición de cuentas y la transparencia del proceso.</w:t>
+      </w:r>
     </w:p>
     <w:p>
       <w:pPr>
@@ -4788,285 +4855,152 @@
           <w:lang w:val="es-ES_tradnl"/>
         </w:rPr>
       </w:pPr>
-      <w:r>
-        <w:rPr>
-          <w:color w:val="000000" w:themeColor="text1"/>
-          <w:szCs w:val="20"/>
-          <w:lang w:val="es-ES_tradnl"/>
-        </w:rPr>
-        <w:t>Contar con una herramienta</w:t>
-      </w:r>
-      <w:r>
-        <w:rPr>
-          <w:color w:val="000000" w:themeColor="text1"/>
-          <w:szCs w:val="20"/>
-          <w:lang w:val="es-ES_tradnl"/>
+    </w:p>
+    <w:p>
+      <w:pPr>
+        <w:pBdr>
+          <w:top w:val="nil" w:color="FF000000" w:sz="0" w:space="0"/>
+          <w:left w:val="nil" w:color="FF000000" w:sz="0" w:space="0"/>
+          <w:bottom w:val="nil" w:color="FF000000" w:sz="0" w:space="0"/>
+          <w:right w:val="nil" w:color="FF000000" w:sz="0" w:space="0"/>
+          <w:between w:val="nil" w:color="FF000000" w:sz="0" w:space="0"/>
+        </w:pBdr>
+        <w:rPr>
+          <w:color w:val="000000" w:themeColor="text1"/>
+          <w:lang w:val="es-ES"/>
+        </w:rPr>
+      </w:pPr>
+      <w:r>
+        <w:rPr>
+          <w:color w:val="000000" w:themeColor="text1" w:themeTint="FF" w:themeShade="FF"/>
+          <w:lang w:val="es-ES"/>
+        </w:rPr>
+        <w:t xml:space="preserve">La </w:t>
+      </w:r>
+      <w:r>
+        <w:rPr>
+          <w:color w:val="000000" w:themeColor="text1" w:themeTint="FF" w:themeShade="FF"/>
+          <w:lang w:val="es-ES"/>
+        </w:rPr>
+        <w:t>prom</w:t>
+      </w:r>
+      <w:r>
+        <w:rPr>
+          <w:color w:val="000000" w:themeColor="text1" w:themeTint="FF" w:themeShade="FF"/>
+          <w:lang w:val="es-ES"/>
+        </w:rPr>
+        <w:t>oción de</w:t>
+      </w:r>
+      <w:r>
+        <w:rPr>
+          <w:color w:val="000000" w:themeColor="text1" w:themeTint="FF" w:themeShade="FF"/>
+          <w:lang w:val="es-ES"/>
         </w:rPr>
         <w:t xml:space="preserve"> </w:t>
       </w:r>
       <w:r>
         <w:rPr>
-          <w:color w:val="000000" w:themeColor="text1"/>
-          <w:szCs w:val="20"/>
-          <w:lang w:val="es-ES_tradnl"/>
-        </w:rPr>
-        <w:t xml:space="preserve">de recolección </w:t>
-      </w:r>
-      <w:r>
-        <w:rPr>
-          <w:color w:val="000000" w:themeColor="text1"/>
-          <w:szCs w:val="20"/>
-          <w:lang w:val="es-ES_tradnl"/>
-        </w:rPr>
-        <w:t>fomenta la o</w:t>
-      </w:r>
-      <w:r>
-        <w:rPr>
-          <w:color w:val="000000" w:themeColor="text1"/>
-          <w:szCs w:val="20"/>
-          <w:lang w:val="es-ES_tradnl"/>
-        </w:rPr>
-        <w:t>ptimización de recursos humanos y logísticos</w:t>
-      </w:r>
-      <w:r>
-        <w:rPr>
-          <w:color w:val="000000" w:themeColor="text1"/>
-          <w:szCs w:val="20"/>
-          <w:lang w:val="es-ES_tradnl"/>
+          <w:color w:val="000000" w:themeColor="text1" w:themeTint="FF" w:themeShade="FF"/>
+          <w:lang w:val="es-ES"/>
+        </w:rPr>
+        <w:t xml:space="preserve">un </w:t>
+      </w:r>
+      <w:r>
+        <w:rPr>
+          <w:color w:val="000000" w:themeColor="text1" w:themeTint="FF" w:themeShade="FF"/>
+          <w:lang w:val="es-ES"/>
+        </w:rPr>
+        <w:t>instrumento de captura</w:t>
+      </w:r>
+      <w:r>
+        <w:rPr>
+          <w:color w:val="000000" w:themeColor="text1" w:themeTint="FF" w:themeShade="FF"/>
+          <w:lang w:val="es-ES"/>
+        </w:rPr>
+        <w:t xml:space="preserve"> garantiza que exista</w:t>
+      </w:r>
+      <w:r>
+        <w:rPr>
+          <w:color w:val="000000" w:themeColor="text1" w:themeTint="FF" w:themeShade="FF"/>
+          <w:lang w:val="es-ES"/>
+        </w:rPr>
+        <w:t xml:space="preserve"> la adaptabilidad a diversos contextos debido a la multiplicidad de los canales de comunicación como los móvil, </w:t>
+      </w:r>
+      <w:r>
+        <w:rPr>
+          <w:i w:val="1"/>
+          <w:iCs w:val="1"/>
+          <w:color w:val="000000" w:themeColor="text1" w:themeTint="FF" w:themeShade="FF"/>
+          <w:lang w:val="es-ES"/>
+        </w:rPr>
+        <w:t>web</w:t>
+      </w:r>
+      <w:r>
+        <w:rPr>
+          <w:color w:val="000000" w:themeColor="text1" w:themeTint="FF" w:themeShade="FF"/>
+          <w:lang w:val="es-ES"/>
         </w:rPr>
         <w:t xml:space="preserve">, </w:t>
       </w:r>
       <w:r>
         <w:rPr>
-          <w:color w:val="000000" w:themeColor="text1"/>
-          <w:szCs w:val="20"/>
-          <w:lang w:val="es-ES_tradnl"/>
-        </w:rPr>
-        <w:t>reduc</w:t>
-      </w:r>
-      <w:r>
-        <w:rPr>
-          <w:color w:val="000000" w:themeColor="text1"/>
-          <w:szCs w:val="20"/>
-          <w:lang w:val="es-ES_tradnl"/>
-        </w:rPr>
-        <w:t>iendo</w:t>
-      </w:r>
-      <w:r>
-        <w:rPr>
-          <w:color w:val="000000" w:themeColor="text1"/>
-          <w:szCs w:val="20"/>
-          <w:lang w:val="es-ES_tradnl"/>
-        </w:rPr>
-        <w:t xml:space="preserve"> los tiempos de gestión administrativa y se liberan capacidades para las funciones analíticas y operativas de salud pública</w:t>
-      </w:r>
-      <w:r>
-        <w:rPr>
-          <w:color w:val="000000" w:themeColor="text1"/>
-          <w:szCs w:val="20"/>
-          <w:lang w:val="es-ES_tradnl"/>
-        </w:rPr>
-        <w:t>.</w:t>
-      </w:r>
-      <w:r>
-        <w:rPr>
-          <w:color w:val="000000" w:themeColor="text1"/>
-          <w:szCs w:val="20"/>
-          <w:lang w:val="es-ES_tradnl"/>
-        </w:rPr>
-        <w:t xml:space="preserve"> Además, </w:t>
-      </w:r>
-      <w:r>
-        <w:rPr>
-          <w:color w:val="000000" w:themeColor="text1"/>
-          <w:szCs w:val="20"/>
-          <w:lang w:val="es-ES_tradnl"/>
-        </w:rPr>
-        <w:t>permite la visibilidad y seguimiento en tiempo real, para que el sistema pueda construir tableros de control, flujos de casos y reportes automáticos que fortalezcan la toma de decisiones, la rendición de cuentas y la transparencia del proceso.</w:t>
-      </w:r>
-    </w:p>
-    <w:p>
-      <w:pPr>
-        <w:pBdr>
-          <w:top w:val="nil"/>
-          <w:left w:val="nil"/>
-          <w:bottom w:val="nil"/>
-          <w:right w:val="nil"/>
-          <w:between w:val="nil"/>
-        </w:pBdr>
-        <w:rPr>
-          <w:color w:val="000000" w:themeColor="text1"/>
-          <w:szCs w:val="20"/>
-          <w:lang w:val="es-ES_tradnl"/>
-        </w:rPr>
-      </w:pPr>
-    </w:p>
-    <w:p>
-      <w:pPr>
-        <w:pBdr>
-          <w:top w:val="nil"/>
-          <w:left w:val="nil"/>
-          <w:bottom w:val="nil"/>
-          <w:right w:val="nil"/>
-          <w:between w:val="nil"/>
-        </w:pBdr>
-        <w:rPr>
-          <w:color w:val="000000" w:themeColor="text1"/>
-          <w:szCs w:val="20"/>
-          <w:lang w:val="es-ES_tradnl"/>
-        </w:rPr>
-      </w:pPr>
-      <w:r>
-        <w:rPr>
-          <w:color w:val="000000" w:themeColor="text1"/>
-          <w:szCs w:val="20"/>
-          <w:lang w:val="es-ES_tradnl"/>
-        </w:rPr>
-        <w:t xml:space="preserve">La </w:t>
-      </w:r>
-      <w:r>
-        <w:rPr>
-          <w:color w:val="000000" w:themeColor="text1"/>
-          <w:szCs w:val="20"/>
-          <w:lang w:val="es-ES_tradnl"/>
-        </w:rPr>
-        <w:t>prom</w:t>
-      </w:r>
-      <w:r>
-        <w:rPr>
-          <w:color w:val="000000" w:themeColor="text1"/>
-          <w:szCs w:val="20"/>
-          <w:lang w:val="es-ES_tradnl"/>
-        </w:rPr>
-        <w:t>oción de</w:t>
-      </w:r>
-      <w:r>
-        <w:rPr>
-          <w:color w:val="000000" w:themeColor="text1"/>
-          <w:szCs w:val="20"/>
-          <w:lang w:val="es-ES_tradnl"/>
-        </w:rPr>
-        <w:t xml:space="preserve"> </w:t>
-      </w:r>
-      <w:r>
-        <w:rPr>
-          <w:color w:val="000000" w:themeColor="text1"/>
-          <w:szCs w:val="20"/>
-          <w:lang w:val="es-ES_tradnl"/>
-        </w:rPr>
-        <w:t xml:space="preserve">un </w:t>
-      </w:r>
-      <w:r>
-        <w:rPr>
-          <w:color w:val="000000" w:themeColor="text1"/>
-          <w:szCs w:val="20"/>
-          <w:lang w:val="es-ES_tradnl"/>
-        </w:rPr>
-        <w:t>instrumento de captura</w:t>
-      </w:r>
-      <w:r>
-        <w:rPr>
-          <w:color w:val="000000" w:themeColor="text1"/>
-          <w:szCs w:val="20"/>
-          <w:lang w:val="es-ES_tradnl"/>
-        </w:rPr>
-        <w:t xml:space="preserve"> garantiza que exista</w:t>
-      </w:r>
-      <w:r>
-        <w:rPr>
-          <w:color w:val="000000" w:themeColor="text1"/>
-          <w:szCs w:val="20"/>
-          <w:lang w:val="es-ES_tradnl"/>
-        </w:rPr>
-        <w:t xml:space="preserve"> la adaptabilidad a diversos contextos debido a la multiplicidad de los canales de comunicación como los móvil, </w:t>
-      </w:r>
-      <w:r>
-        <w:rPr>
-          <w:i/>
-          <w:iCs/>
-          <w:color w:val="000000" w:themeColor="text1"/>
-          <w:szCs w:val="20"/>
-          <w:lang w:val="es-ES_tradnl"/>
+          <w:i w:val="1"/>
+          <w:iCs w:val="1"/>
+          <w:color w:val="000000" w:themeColor="text1" w:themeTint="FF" w:themeShade="FF"/>
+          <w:lang w:val="es-ES"/>
+        </w:rPr>
+        <w:t>offline</w:t>
+      </w:r>
+      <w:r>
+        <w:rPr>
+          <w:color w:val="000000" w:themeColor="text1" w:themeTint="FF" w:themeShade="FF"/>
+          <w:lang w:val="es-ES"/>
+        </w:rPr>
+        <w:t xml:space="preserve"> y canales alternativos entre los que pueden ser </w:t>
+      </w:r>
+      <w:r>
+        <w:rPr>
+          <w:i w:val="1"/>
+          <w:iCs w:val="1"/>
+          <w:color w:val="000000" w:themeColor="text1" w:themeTint="FF" w:themeShade="FF"/>
+          <w:lang w:val="es-ES"/>
+        </w:rPr>
+        <w:t>chatbot</w:t>
+      </w:r>
+      <w:r>
+        <w:rPr>
+          <w:color w:val="000000" w:themeColor="text1" w:themeTint="FF" w:themeShade="FF"/>
+          <w:lang w:val="es-ES"/>
+        </w:rPr>
+        <w:t xml:space="preserve">, </w:t>
+      </w:r>
+      <w:r>
+        <w:rPr>
+          <w:color w:val="000000" w:themeColor="text1" w:themeTint="FF" w:themeShade="FF"/>
+          <w:lang w:val="es-ES"/>
+        </w:rPr>
+        <w:t>WhatsApp</w:t>
+      </w:r>
+      <w:r>
+        <w:rPr>
+          <w:color w:val="000000" w:themeColor="text1" w:themeTint="FF" w:themeShade="FF"/>
+          <w:lang w:val="es-ES"/>
+        </w:rPr>
+        <w:t xml:space="preserve">, formularios </w:t>
+      </w:r>
+      <w:r>
+        <w:rPr>
+          <w:i w:val="1"/>
+          <w:iCs w:val="1"/>
+          <w:color w:val="000000" w:themeColor="text1" w:themeTint="FF" w:themeShade="FF"/>
+          <w:lang w:val="es-ES"/>
         </w:rPr>
         <w:t>web</w:t>
       </w:r>
       <w:r>
         <w:rPr>
-          <w:color w:val="000000" w:themeColor="text1"/>
-          <w:szCs w:val="20"/>
-          <w:lang w:val="es-ES_tradnl"/>
-        </w:rPr>
-        <w:t xml:space="preserve">, </w:t>
-      </w:r>
-      <w:r>
-        <w:rPr>
-          <w:i/>
-          <w:iCs/>
-          <w:color w:val="000000" w:themeColor="text1"/>
-          <w:szCs w:val="20"/>
-          <w:lang w:val="es-ES_tradnl"/>
-        </w:rPr>
-        <w:t>offline</w:t>
-      </w:r>
-      <w:r>
-        <w:rPr>
-          <w:color w:val="000000" w:themeColor="text1"/>
-          <w:szCs w:val="20"/>
-          <w:lang w:val="es-ES_tradnl"/>
-        </w:rPr>
-        <w:t xml:space="preserve"> y canales alternativos entre los que pueden ser </w:t>
-      </w:r>
-      <w:r>
-        <w:rPr>
-          <w:i/>
-          <w:iCs/>
-          <w:color w:val="000000" w:themeColor="text1"/>
-          <w:szCs w:val="20"/>
-          <w:lang w:val="es-ES_tradnl"/>
-        </w:rPr>
-        <w:t>chatbot</w:t>
-      </w:r>
-      <w:r>
-        <w:rPr>
-          <w:color w:val="000000" w:themeColor="text1"/>
-          <w:szCs w:val="20"/>
-          <w:lang w:val="es-ES_tradnl"/>
-        </w:rPr>
-        <w:t xml:space="preserve">, </w:t>
-      </w:r>
-      <w:r>
-        <w:rPr>
-          <w:i/>
-          <w:iCs/>
-          <w:color w:val="000000" w:themeColor="text1"/>
-          <w:szCs w:val="20"/>
-          <w:lang w:val="es-ES_tradnl"/>
-        </w:rPr>
-        <w:t>WhatsApp</w:t>
-      </w:r>
-      <w:r>
-        <w:rPr>
-          <w:color w:val="000000" w:themeColor="text1"/>
-          <w:szCs w:val="20"/>
-          <w:lang w:val="es-ES_tradnl"/>
-        </w:rPr>
-        <w:t xml:space="preserve">, formularios </w:t>
-      </w:r>
-      <w:r>
-        <w:rPr>
-          <w:i/>
-          <w:iCs/>
-          <w:color w:val="000000" w:themeColor="text1"/>
-          <w:szCs w:val="20"/>
-          <w:lang w:val="es-ES_tradnl"/>
-        </w:rPr>
-        <w:t>web</w:t>
-      </w:r>
-      <w:r>
-        <w:rPr>
-          <w:color w:val="000000" w:themeColor="text1"/>
-          <w:szCs w:val="20"/>
-          <w:lang w:val="es-ES_tradnl"/>
+          <w:color w:val="000000" w:themeColor="text1" w:themeTint="FF" w:themeShade="FF"/>
+          <w:lang w:val="es-ES"/>
         </w:rPr>
         <w:t>, se garantiza que incluso comunidades rurales o aisladas puedan reportar sin barreras de conectividad.</w:t>
       </w:r>
@@ -5257,7 +5191,7 @@
           <w:lang w:val="es-ES_tradnl"/>
         </w:rPr>
       </w:pPr>
-      <w:bookmarkStart w:id="8" w:name="_Toc213964853"/>
+      <w:bookmarkStart w:name="_Toc213964853" w:id="8"/>
       <w:r>
         <w:rPr>
           <w:color w:val="000000" w:themeColor="text1"/>
@@ -5669,7 +5603,7 @@
         <w:t>.</w:t>
       </w:r>
     </w:p>
-    <w:p>
+    <w:p w14:noSpellErr="1">
       <w:pPr>
         <w:pStyle w:val="Prrafodelista"/>
         <w:numPr>
@@ -5680,90 +5614,90 @@
         <w:autoSpaceDN w:val="0"/>
         <w:adjustRightInd w:val="0"/>
         <w:rPr>
-          <w:b/>
-          <w:bCs/>
-          <w:color w:val="000000" w:themeColor="text1"/>
-          <w:szCs w:val="20"/>
-          <w:lang w:val="es-ES_tradnl"/>
-        </w:rPr>
-      </w:pPr>
-      <w:r>
-        <w:rPr>
-          <w:b/>
-          <w:bCs/>
-          <w:color w:val="000000" w:themeColor="text1"/>
-          <w:szCs w:val="20"/>
-          <w:lang w:val="es-ES_tradnl"/>
+          <w:b w:val="1"/>
+          <w:bCs w:val="1"/>
+          <w:color w:val="000000" w:themeColor="text1"/>
+          <w:lang w:val="es-ES"/>
+        </w:rPr>
+      </w:pPr>
+      <w:r>
+        <w:rPr>
+          <w:b w:val="1"/>
+          <w:bCs w:val="1"/>
+          <w:color w:val="000000" w:themeColor="text1" w:themeTint="FF" w:themeShade="FF"/>
+          <w:lang w:val="es-ES"/>
         </w:rPr>
         <w:t>C</w:t>
       </w:r>
       <w:r>
         <w:rPr>
-          <w:b/>
-          <w:bCs/>
-          <w:color w:val="000000" w:themeColor="text1"/>
-          <w:szCs w:val="20"/>
-          <w:lang w:val="es-ES_tradnl"/>
+          <w:b w:val="1"/>
+          <w:bCs w:val="1"/>
+          <w:color w:val="000000" w:themeColor="text1" w:themeTint="FF" w:themeShade="FF"/>
+          <w:lang w:val="es-ES"/>
         </w:rPr>
         <w:t>u</w:t>
       </w:r>
       <w:r>
         <w:rPr>
-          <w:b/>
-          <w:bCs/>
-          <w:color w:val="000000" w:themeColor="text1"/>
-          <w:szCs w:val="20"/>
-          <w:lang w:val="es-ES_tradnl"/>
+          <w:b w:val="1"/>
+          <w:bCs w:val="1"/>
+          <w:color w:val="000000" w:themeColor="text1" w:themeTint="FF" w:themeShade="FF"/>
+          <w:lang w:val="es-ES"/>
         </w:rPr>
         <w:t>á</w:t>
       </w:r>
       <w:r>
         <w:rPr>
-          <w:b/>
-          <w:bCs/>
-          <w:color w:val="000000" w:themeColor="text1"/>
-          <w:szCs w:val="20"/>
-          <w:lang w:val="es-ES_tradnl"/>
-        </w:rPr>
-        <w:t xml:space="preserve">ndo sucedió o </w:t>
-      </w:r>
-      <w:r>
-        <w:rPr>
-          <w:b/>
-          <w:bCs/>
-          <w:color w:val="000000" w:themeColor="text1"/>
-          <w:szCs w:val="20"/>
-          <w:lang w:val="es-ES_tradnl"/>
+          <w:b w:val="1"/>
+          <w:bCs w:val="1"/>
+          <w:color w:val="000000" w:themeColor="text1" w:themeTint="FF" w:themeShade="FF"/>
+          <w:lang w:val="es-ES"/>
+        </w:rPr>
+        <w:t>ndo</w:t>
+      </w:r>
+      <w:r>
+        <w:rPr>
+          <w:b w:val="1"/>
+          <w:bCs w:val="1"/>
+          <w:color w:val="000000" w:themeColor="text1" w:themeTint="FF" w:themeShade="FF"/>
+          <w:lang w:val="es-ES"/>
+        </w:rPr>
+        <w:t xml:space="preserve"> sucedió o </w:t>
+      </w:r>
+      <w:r>
+        <w:rPr>
+          <w:b w:val="1"/>
+          <w:bCs w:val="1"/>
+          <w:color w:val="000000" w:themeColor="text1" w:themeTint="FF" w:themeShade="FF"/>
+          <w:lang w:val="es-ES"/>
         </w:rPr>
         <w:t>e</w:t>
       </w:r>
       <w:r>
         <w:rPr>
-          <w:b/>
-          <w:bCs/>
-          <w:color w:val="000000" w:themeColor="text1"/>
-          <w:szCs w:val="20"/>
-          <w:lang w:val="es-ES_tradnl"/>
+          <w:b w:val="1"/>
+          <w:bCs w:val="1"/>
+          <w:color w:val="000000" w:themeColor="text1" w:themeTint="FF" w:themeShade="FF"/>
+          <w:lang w:val="es-ES"/>
         </w:rPr>
         <w:t>st</w:t>
       </w:r>
       <w:r>
         <w:rPr>
-          <w:b/>
-          <w:bCs/>
-          <w:color w:val="000000" w:themeColor="text1"/>
-          <w:szCs w:val="20"/>
-          <w:lang w:val="es-ES_tradnl"/>
+          <w:b w:val="1"/>
+          <w:bCs w:val="1"/>
+          <w:color w:val="000000" w:themeColor="text1" w:themeTint="FF" w:themeShade="FF"/>
+          <w:lang w:val="es-ES"/>
         </w:rPr>
         <w:t>á</w:t>
       </w:r>
       <w:r>
         <w:rPr>
-          <w:b/>
-          <w:bCs/>
-          <w:color w:val="000000" w:themeColor="text1"/>
-          <w:szCs w:val="20"/>
-          <w:lang w:val="es-ES_tradnl"/>
+          <w:b w:val="1"/>
+          <w:bCs w:val="1"/>
+          <w:color w:val="000000" w:themeColor="text1" w:themeTint="FF" w:themeShade="FF"/>
+          <w:lang w:val="es-ES"/>
         </w:rPr>
         <w:t xml:space="preserve"> sucediendo</w:t>
       </w:r>
@@ -6283,8 +6217,8 @@
           </mc:Choice>
           <mc:Fallback>
             <w:pict>
-              <v:shape w14:anchorId="2C350E97" id="Cuadro de texto 13" o:spid="_x0000_s1031" type="#_x0000_t202" style="width:2in;height:2in;visibility:visible;mso-wrap-style:none;mso-left-percent:-10001;mso-top-percent:-10001;mso-position-horizontal:absolute;mso-position-horizontal-relative:char;mso-position-vertical:absolute;mso-position-vertical-relative:line;mso-left-percent:-10001;mso-top-percent:-10001;v-text-anchor:top" o:gfxdata="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" fillcolor="#4f81bd [3204]" strokecolor="white [3201]" strokeweight="3pt">
-                <v:shadow on="t" color="black" opacity="24903f" origin=",.5" offset="0,.55556mm"/>
+              <v:shape id="Cuadro de texto 13" style="width:2in;height:2in;visibility:visible;mso-wrap-style:none;mso-left-percent:-10001;mso-top-percent:-10001;mso-position-horizontal:absolute;mso-position-horizontal-relative:char;mso-position-vertical:absolute;mso-position-vertical-relative:line;mso-left-percent:-10001;mso-top-percent:-10001;v-text-anchor:top" o:spid="_x0000_s1031" fillcolor="#4f81bd [3204]" strokecolor="white [3201]" strokeweight="3pt" type="#_x0000_t202" o:gfxdata="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" w14:anchorId="2C350E97">
+                <v:shadow on="t" color="black" opacity="24903f" offset="0,.55556mm" origin=",.5"/>
                 <v:textbox style="mso-fit-shape-to-text:t">
                   <w:txbxContent>
                     <w:p>
@@ -6328,7 +6262,7 @@
           <w:lang w:val="es-ES_tradnl"/>
         </w:rPr>
       </w:pPr>
-      <w:bookmarkStart w:id="11" w:name="_Toc213964854"/>
+      <w:bookmarkStart w:name="_Toc213964854" w:id="11"/>
       <w:r>
         <w:rPr>
           <w:color w:val="000000" w:themeColor="text1"/>
@@ -7768,7 +7702,7 @@
           <w:lang w:val="es-ES_tradnl"/>
         </w:rPr>
       </w:pPr>
-      <w:bookmarkStart w:id="13" w:name="_Toc213964855"/>
+      <w:bookmarkStart w:name="_Toc213964855" w:id="13"/>
       <w:r>
         <w:rPr>
           <w:szCs w:val="20"/>
@@ -8242,7 +8176,7 @@
           <w:lang w:val="es-ES_tradnl"/>
         </w:rPr>
       </w:pPr>
-      <w:bookmarkStart w:id="16" w:name="_Toc213964856"/>
+      <w:bookmarkStart w:name="_Toc213964856" w:id="16"/>
       <w:r>
         <w:rPr>
           <w:szCs w:val="20"/>
@@ -9131,7 +9065,7 @@
           <w:lang w:val="es-ES_tradnl"/>
         </w:rPr>
       </w:pPr>
-      <w:bookmarkStart w:id="18" w:name="_Toc213964857"/>
+      <w:bookmarkStart w:name="_Toc213964857" w:id="18"/>
       <w:r>
         <w:rPr>
           <w:rStyle w:val="Ttulo1Car"/>
@@ -9578,8 +9512,8 @@
           </mc:Choice>
           <mc:Fallback>
             <w:pict>
-              <v:shape w14:anchorId="53F55F0E" id="Cuadro de texto 20" o:spid="_x0000_s1032" type="#_x0000_t202" style="width:2in;height:2in;visibility:visible;mso-wrap-style:none;mso-left-percent:-10001;mso-top-percent:-10001;mso-position-horizontal:absolute;mso-position-horizontal-relative:char;mso-position-vertical:absolute;mso-position-vertical-relative:line;mso-left-percent:-10001;mso-top-percent:-10001;v-text-anchor:top" o:gfxdata="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" fillcolor="#4f81bd [3204]" strokecolor="white [3201]" strokeweight="3pt">
-                <v:shadow on="t" color="black" opacity="24903f" origin=",.5" offset="0,.55556mm"/>
+              <v:shape id="Cuadro de texto 20" style="width:2in;height:2in;visibility:visible;mso-wrap-style:none;mso-left-percent:-10001;mso-top-percent:-10001;mso-position-horizontal:absolute;mso-position-horizontal-relative:char;mso-position-vertical:absolute;mso-position-vertical-relative:line;mso-left-percent:-10001;mso-top-percent:-10001;v-text-anchor:top" o:spid="_x0000_s1032" fillcolor="#4f81bd [3204]" strokecolor="white [3201]" strokeweight="3pt" type="#_x0000_t202" o:gfxdata="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" w14:anchorId="53F55F0E">
+                <v:shadow on="t" color="black" opacity="24903f" offset="0,.55556mm" origin=",.5"/>
                 <v:textbox style="mso-fit-shape-to-text:t">
                   <w:txbxContent>
                     <w:p>
@@ -10054,18 +9988,23 @@
         </w:rPr>
       </w:pPr>
     </w:p>
-    <w:p>
-      <w:pPr>
-        <w:rPr>
-          <w:lang w:val="es-ES_tradnl"/>
-        </w:rPr>
-      </w:pPr>
-      <w:r>
-        <w:rPr>
-          <w:lang w:val="es-ES_tradnl"/>
-        </w:rPr>
-        <w:lastRenderedPageBreak/>
-        <w:t>De acuerdo a lo anterior, a continuación, se relaciona la estructura de este flujo:</w:t>
+    <w:p w14:noSpellErr="1">
+      <w:pPr>
+        <w:rPr>
+          <w:lang w:val="es-ES"/>
+        </w:rPr>
+      </w:pPr>
+      <w:r>
+        <w:rPr>
+          <w:lang w:val="es-ES"/>
+        </w:rPr>
+        <w:t>De acuerdo a</w:t>
+      </w:r>
+      <w:r>
+        <w:rPr>
+          <w:lang w:val="es-ES"/>
+        </w:rPr>
+        <w:t xml:space="preserve"> lo anterior, a continuación, se relaciona la estructura de este flujo:</w:t>
       </w:r>
     </w:p>
     <w:p>
@@ -10227,7 +10166,6 @@
         </w:drawing>
       </w:r>
       <w:commentRangeEnd w:id="20"/>
-      <w:commentRangeEnd w:id="21"/>
       <w:r>
         <w:rPr>
           <w:rStyle w:val="Refdecomentario"/>
@@ -10237,6 +10175,7 @@
         </w:rPr>
         <w:commentReference w:id="20"/>
       </w:r>
+      <w:commentRangeEnd w:id="21"/>
       <w:r>
         <w:rPr>
           <w:rStyle w:val="Refdecomentario"/>
@@ -10473,7 +10412,7 @@
         </w:rPr>
         <w:t xml:space="preserve">A </w:t>
       </w:r>
-      <w:bookmarkStart w:id="22" w:name="_Int_oKXPa0q7"/>
+      <w:bookmarkStart w:name="_Int_oKXPa0q7" w:id="22"/>
       <w:r>
         <w:rPr>
           <w:color w:val="000000" w:themeColor="text1"/>
@@ -10639,8 +10578,8 @@
           </mc:Choice>
           <mc:Fallback>
             <w:pict>
-              <v:shape w14:anchorId="69D6B02E" id="Cuadro de texto 21" o:spid="_x0000_s1033" type="#_x0000_t202" style="width:2in;height:2in;visibility:visible;mso-wrap-style:none;mso-left-percent:-10001;mso-top-percent:-10001;mso-position-horizontal:absolute;mso-position-horizontal-relative:char;mso-position-vertical:absolute;mso-position-vertical-relative:line;mso-left-percent:-10001;mso-top-percent:-10001;v-text-anchor:top" o:gfxdata="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" fillcolor="#c0504d [3205]" strokecolor="white [3201]" strokeweight="3pt">
-                <v:shadow on="t" color="black" opacity="24903f" origin=",.5" offset="0,.55556mm"/>
+              <v:shape id="Cuadro de texto 21" style="width:2in;height:2in;visibility:visible;mso-wrap-style:none;mso-left-percent:-10001;mso-top-percent:-10001;mso-position-horizontal:absolute;mso-position-horizontal-relative:char;mso-position-vertical:absolute;mso-position-vertical-relative:line;mso-left-percent:-10001;mso-top-percent:-10001;v-text-anchor:top" o:spid="_x0000_s1033" fillcolor="#c0504d [3205]" strokecolor="white [3201]" strokeweight="3pt" type="#_x0000_t202" o:gfxdata="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" w14:anchorId="69D6B02E">
+                <v:shadow on="t" color="black" opacity="24903f" offset="0,.55556mm" origin=",.5"/>
                 <v:textbox style="mso-fit-shape-to-text:t">
                   <w:txbxContent>
                     <w:p>
@@ -10783,8 +10722,8 @@
           </mc:Choice>
           <mc:Fallback>
             <w:pict>
-              <v:shape w14:anchorId="45F42D4A" id="Cuadro de texto 22" o:spid="_x0000_s1034" type="#_x0000_t202" style="width:2in;height:2in;visibility:visible;mso-wrap-style:none;mso-left-percent:-10001;mso-top-percent:-10001;mso-position-horizontal:absolute;mso-position-horizontal-relative:char;mso-position-vertical:absolute;mso-position-vertical-relative:line;mso-left-percent:-10001;mso-top-percent:-10001;v-text-anchor:top" o:gfxdata="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" fillcolor="#c0504d [3205]" strokecolor="white [3201]" strokeweight="3pt">
-                <v:shadow on="t" color="black" opacity="24903f" origin=",.5" offset="0,.55556mm"/>
+              <v:shape id="Cuadro de texto 22" style="width:2in;height:2in;visibility:visible;mso-wrap-style:none;mso-left-percent:-10001;mso-top-percent:-10001;mso-position-horizontal:absolute;mso-position-horizontal-relative:char;mso-position-vertical:absolute;mso-position-vertical-relative:line;mso-left-percent:-10001;mso-top-percent:-10001;v-text-anchor:top" o:spid="_x0000_s1034" fillcolor="#c0504d [3205]" strokecolor="white [3201]" strokeweight="3pt" type="#_x0000_t202" o:gfxdata="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" w14:anchorId="45F42D4A">
+                <v:shadow on="t" color="black" opacity="24903f" offset="0,.55556mm" origin=",.5"/>
                 <v:textbox style="mso-fit-shape-to-text:t">
                   <w:txbxContent>
                     <w:p>
@@ -10935,149 +10874,173 @@
     <w:p>
       <w:pPr>
         <w:pBdr>
-          <w:top w:val="nil"/>
-          <w:left w:val="nil"/>
-          <w:bottom w:val="nil"/>
-          <w:right w:val="nil"/>
-          <w:between w:val="nil"/>
+          <w:top w:val="nil" w:color="FF000000" w:sz="0" w:space="0"/>
+          <w:left w:val="nil" w:color="FF000000" w:sz="0" w:space="0"/>
+          <w:bottom w:val="nil" w:color="FF000000" w:sz="0" w:space="0"/>
+          <w:right w:val="nil" w:color="FF000000" w:sz="0" w:space="0"/>
+          <w:between w:val="nil" w:color="FF000000" w:sz="0" w:space="0"/>
         </w:pBdr>
         <w:autoSpaceDE w:val="0"/>
         <w:autoSpaceDN w:val="0"/>
         <w:adjustRightInd w:val="0"/>
         <w:rPr>
           <w:color w:val="000000" w:themeColor="text1"/>
-          <w:szCs w:val="20"/>
-          <w:lang w:val="es-ES_tradnl"/>
-        </w:rPr>
-      </w:pPr>
-      <w:r>
-        <w:rPr>
-          <w:color w:val="000000" w:themeColor="text1"/>
-          <w:szCs w:val="20"/>
-          <w:lang w:val="es-ES_tradnl"/>
+          <w:lang w:val="es-ES"/>
+        </w:rPr>
+      </w:pPr>
+      <w:r>
+        <w:rPr>
+          <w:color w:val="000000" w:themeColor="text1" w:themeTint="FF" w:themeShade="FF"/>
+          <w:lang w:val="es-ES"/>
         </w:rPr>
         <w:t>Asimismo,</w:t>
       </w:r>
       <w:r>
         <w:rPr>
-          <w:color w:val="000000" w:themeColor="text1"/>
-          <w:szCs w:val="20"/>
-          <w:lang w:val="es-ES_tradnl"/>
+          <w:color w:val="000000" w:themeColor="text1" w:themeTint="FF" w:themeShade="FF"/>
+          <w:lang w:val="es-ES"/>
         </w:rPr>
         <w:t xml:space="preserve"> </w:t>
       </w:r>
       <w:r>
         <w:rPr>
-          <w:color w:val="000000" w:themeColor="text1"/>
-          <w:szCs w:val="20"/>
-          <w:lang w:val="es-ES_tradnl"/>
+          <w:color w:val="000000" w:themeColor="text1" w:themeTint="FF" w:themeShade="FF"/>
+          <w:lang w:val="es-ES"/>
         </w:rPr>
         <w:t xml:space="preserve">cuando el reporte corresponde a una persona este debe hacerse en el formato de </w:t>
       </w:r>
       <w:r>
         <w:rPr>
-          <w:color w:val="000000" w:themeColor="text1"/>
-          <w:szCs w:val="20"/>
-          <w:lang w:val="es-ES_tradnl"/>
+          <w:color w:val="000000" w:themeColor="text1" w:themeTint="FF" w:themeShade="FF"/>
+          <w:lang w:val="es-ES"/>
         </w:rPr>
         <w:t>f</w:t>
       </w:r>
       <w:r>
         <w:rPr>
-          <w:color w:val="000000" w:themeColor="text1"/>
-          <w:szCs w:val="20"/>
-          <w:lang w:val="es-ES_tradnl"/>
+          <w:color w:val="000000" w:themeColor="text1" w:themeTint="FF" w:themeShade="FF"/>
+          <w:lang w:val="es-ES"/>
         </w:rPr>
         <w:t>icha de situación en salud pública individual.</w:t>
       </w:r>
       <w:r>
         <w:rPr>
-          <w:color w:val="000000" w:themeColor="text1"/>
-          <w:szCs w:val="20"/>
-          <w:lang w:val="es-ES_tradnl"/>
+          <w:color w:val="000000" w:themeColor="text1" w:themeTint="FF" w:themeShade="FF"/>
+          <w:lang w:val="es-ES"/>
         </w:rPr>
         <w:t xml:space="preserve"> </w:t>
       </w:r>
       <w:r>
         <w:rPr>
-          <w:color w:val="000000" w:themeColor="text1"/>
-          <w:szCs w:val="20"/>
-          <w:lang w:val="es-ES_tradnl"/>
+          <w:color w:val="000000" w:themeColor="text1" w:themeTint="FF" w:themeShade="FF"/>
+          <w:lang w:val="es-ES"/>
         </w:rPr>
         <w:t xml:space="preserve">Estos instrumentos pueden ser dispuestos en diversas herramientas de captura dentro de las cuales </w:t>
       </w:r>
       <w:r>
         <w:rPr>
-          <w:color w:val="000000" w:themeColor="text1"/>
-          <w:szCs w:val="20"/>
-          <w:lang w:val="es-ES_tradnl"/>
+          <w:color w:val="000000" w:themeColor="text1" w:themeTint="FF" w:themeShade="FF"/>
+          <w:lang w:val="es-ES"/>
         </w:rPr>
         <w:t xml:space="preserve">están </w:t>
       </w:r>
       <w:r>
         <w:rPr>
-          <w:color w:val="000000" w:themeColor="text1"/>
-          <w:szCs w:val="20"/>
-          <w:lang w:val="es-ES_tradnl"/>
+          <w:color w:val="000000" w:themeColor="text1" w:themeTint="FF" w:themeShade="FF"/>
+          <w:lang w:val="es-ES"/>
         </w:rPr>
         <w:t xml:space="preserve">los formularios de Google </w:t>
       </w:r>
       <w:r>
         <w:rPr>
-          <w:color w:val="000000" w:themeColor="text1"/>
-          <w:szCs w:val="20"/>
-          <w:lang w:val="es-ES_tradnl"/>
+          <w:color w:val="000000" w:themeColor="text1" w:themeTint="FF" w:themeShade="FF"/>
+          <w:lang w:val="es-ES"/>
         </w:rPr>
         <w:t>F</w:t>
       </w:r>
       <w:r>
         <w:rPr>
-          <w:color w:val="000000" w:themeColor="text1"/>
-          <w:szCs w:val="20"/>
-          <w:lang w:val="es-ES_tradnl"/>
-        </w:rPr>
-        <w:t>orm, Microsoft, entre otros; aplicativos c</w:t>
-      </w:r>
-      <w:r>
-        <w:rPr>
-          <w:color w:val="000000" w:themeColor="text1"/>
-          <w:szCs w:val="20"/>
-          <w:lang w:val="es-ES_tradnl"/>
+          <w:color w:val="000000" w:themeColor="text1" w:themeTint="FF" w:themeShade="FF"/>
+          <w:lang w:val="es-ES"/>
+        </w:rPr>
+        <w:t>orm</w:t>
+      </w:r>
+      <w:r>
+        <w:rPr>
+          <w:color w:val="000000" w:themeColor="text1" w:themeTint="FF" w:themeShade="FF"/>
+          <w:lang w:val="es-ES"/>
+        </w:rPr>
+        <w:t>, Microsoft, entre otros; aplicativos c</w:t>
+      </w:r>
+      <w:r>
+        <w:rPr>
+          <w:color w:val="000000" w:themeColor="text1" w:themeTint="FF" w:themeShade="FF"/>
+          <w:lang w:val="es-ES"/>
         </w:rPr>
         <w:t>o</w:t>
       </w:r>
       <w:r>
         <w:rPr>
-          <w:color w:val="000000" w:themeColor="text1"/>
-          <w:szCs w:val="20"/>
-          <w:lang w:val="es-ES_tradnl"/>
-        </w:rPr>
-        <w:t xml:space="preserve">mo el RedCap o Epicollect </w:t>
+          <w:color w:val="000000" w:themeColor="text1" w:themeTint="FF" w:themeShade="FF"/>
+          <w:lang w:val="es-ES"/>
+        </w:rPr>
+        <w:t xml:space="preserve">mo el </w:t>
+      </w:r>
+      <w:r>
+        <w:rPr>
+          <w:color w:val="000000" w:themeColor="text1" w:themeTint="FF" w:themeShade="FF"/>
+          <w:lang w:val="es-ES"/>
+        </w:rPr>
+        <w:t>RedCap</w:t>
+      </w:r>
+      <w:r>
+        <w:rPr>
+          <w:color w:val="000000" w:themeColor="text1" w:themeTint="FF" w:themeShade="FF"/>
+          <w:lang w:val="es-ES"/>
+        </w:rPr>
+        <w:t xml:space="preserve"> o </w:t>
+      </w:r>
+      <w:r>
+        <w:rPr>
+          <w:color w:val="000000" w:themeColor="text1" w:themeTint="FF" w:themeShade="FF"/>
+          <w:lang w:val="es-ES"/>
+        </w:rPr>
+        <w:t>Epicollect</w:t>
+      </w:r>
+      <w:r>
+        <w:rPr>
+          <w:color w:val="000000" w:themeColor="text1" w:themeTint="FF" w:themeShade="FF"/>
+          <w:lang w:val="es-ES"/>
+        </w:rPr>
+        <w:t xml:space="preserve"> </w:t>
       </w:r>
       <w:sdt>
         <w:sdtPr>
-          <w:rPr>
-            <w:color w:val="000000"/>
-            <w:szCs w:val="20"/>
-            <w:lang w:val="es-ES_tradnl"/>
-          </w:rPr>
+          <w:id w:val="1455134131"/>
           <w:tag w:val="MENDELEY_CITATION_v3_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"/>
-          <w:id w:val="1455134131"/>
           <w:placeholder>
             <w:docPart w:val="DefaultPlaceholder_-1854013440"/>
           </w:placeholder>
+          <w:rPr>
+            <w:color w:val="000000" w:themeColor="text1" w:themeTint="FF" w:themeShade="FF"/>
+            <w:lang w:val="es-ES"/>
+          </w:rPr>
         </w:sdtPr>
-        <w:sdtEndPr/>
         <w:sdtContent>
           <w:r>
             <w:rPr>
-              <w:color w:val="000000"/>
-              <w:szCs w:val="20"/>
-              <w:lang w:val="es-ES_tradnl"/>
+              <w:color w:val="000000" w:themeColor="text1" w:themeTint="FF" w:themeShade="FF"/>
+              <w:lang w:val="es-ES"/>
             </w:rPr>
             <w:t>(Instituto Nacional de Salud, 2023).</w:t>
           </w:r>
         </w:sdtContent>
+        <w:sdtEndPr>
+          <w:rPr>
+            <w:color w:val="000000" w:themeColor="text1" w:themeTint="FF" w:themeShade="FF"/>
+            <w:lang w:val="es-ES"/>
+          </w:rPr>
+        </w:sdtEndPr>
       </w:sdt>
     </w:p>
     <w:p>
@@ -11144,155 +11107,137 @@
     <w:p>
       <w:pPr>
         <w:pBdr>
-          <w:top w:val="nil"/>
-          <w:left w:val="nil"/>
-          <w:bottom w:val="nil"/>
-          <w:right w:val="nil"/>
-          <w:between w:val="nil"/>
+          <w:top w:val="nil" w:color="FF000000" w:sz="0" w:space="0"/>
+          <w:left w:val="nil" w:color="FF000000" w:sz="0" w:space="0"/>
+          <w:bottom w:val="nil" w:color="FF000000" w:sz="0" w:space="0"/>
+          <w:right w:val="nil" w:color="FF000000" w:sz="0" w:space="0"/>
+          <w:between w:val="nil" w:color="FF000000" w:sz="0" w:space="0"/>
         </w:pBdr>
         <w:rPr>
           <w:color w:val="000000" w:themeColor="text1"/>
-          <w:szCs w:val="20"/>
-          <w:lang w:val="es-ES_tradnl"/>
-        </w:rPr>
-      </w:pPr>
-      <w:r>
-        <w:rPr>
-          <w:color w:val="000000" w:themeColor="text1"/>
-          <w:szCs w:val="20"/>
-          <w:lang w:val="es-ES_tradnl"/>
+          <w:lang w:val="es-ES"/>
+        </w:rPr>
+      </w:pPr>
+      <w:r>
+        <w:rPr>
+          <w:color w:val="000000" w:themeColor="text1" w:themeTint="FF" w:themeShade="FF"/>
+          <w:lang w:val="es-ES"/>
         </w:rPr>
         <w:t xml:space="preserve">Los canales de reporte a emplear dependen de lo establecido en </w:t>
       </w:r>
       <w:r>
         <w:rPr>
-          <w:color w:val="000000" w:themeColor="text1"/>
-          <w:szCs w:val="20"/>
-          <w:lang w:val="es-ES_tradnl"/>
+          <w:color w:val="000000" w:themeColor="text1" w:themeTint="FF" w:themeShade="FF"/>
+          <w:lang w:val="es-ES"/>
         </w:rPr>
         <w:t>la</w:t>
       </w:r>
       <w:r>
         <w:rPr>
-          <w:color w:val="000000" w:themeColor="text1"/>
-          <w:szCs w:val="20"/>
-          <w:lang w:val="es-ES_tradnl"/>
+          <w:color w:val="000000" w:themeColor="text1" w:themeTint="FF" w:themeShade="FF"/>
+          <w:lang w:val="es-ES"/>
         </w:rPr>
         <w:t xml:space="preserve"> </w:t>
       </w:r>
       <w:r>
         <w:rPr>
-          <w:color w:val="000000" w:themeColor="text1"/>
-          <w:szCs w:val="20"/>
-          <w:lang w:val="es-ES_tradnl"/>
+          <w:color w:val="000000" w:themeColor="text1" w:themeTint="FF" w:themeShade="FF"/>
+          <w:lang w:val="es-ES"/>
         </w:rPr>
         <w:t xml:space="preserve">REVCOM </w:t>
       </w:r>
       <w:r>
         <w:rPr>
-          <w:color w:val="000000" w:themeColor="text1"/>
-          <w:szCs w:val="20"/>
-          <w:lang w:val="es-ES_tradnl"/>
+          <w:color w:val="000000" w:themeColor="text1" w:themeTint="FF" w:themeShade="FF"/>
+          <w:lang w:val="es-ES"/>
         </w:rPr>
         <w:t>y la institucionalidad, con base en las facilidades de conexión en el territorio</w:t>
       </w:r>
       <w:r>
         <w:rPr>
-          <w:color w:val="000000" w:themeColor="text1"/>
-          <w:szCs w:val="20"/>
-          <w:lang w:val="es-ES_tradnl"/>
+          <w:color w:val="000000" w:themeColor="text1" w:themeTint="FF" w:themeShade="FF"/>
+          <w:lang w:val="es-ES"/>
         </w:rPr>
         <w:t xml:space="preserve"> entre las redes y las instituciones</w:t>
       </w:r>
       <w:r>
         <w:rPr>
-          <w:color w:val="000000" w:themeColor="text1"/>
-          <w:szCs w:val="20"/>
-          <w:lang w:val="es-ES_tradnl"/>
+          <w:color w:val="000000" w:themeColor="text1" w:themeTint="FF" w:themeShade="FF"/>
+          <w:lang w:val="es-ES"/>
         </w:rPr>
         <w:t xml:space="preserve">. Estos pueden ser diversos </w:t>
       </w:r>
       <w:r>
         <w:rPr>
-          <w:color w:val="000000" w:themeColor="text1"/>
-          <w:szCs w:val="20"/>
-          <w:lang w:val="es-ES_tradnl"/>
+          <w:color w:val="000000" w:themeColor="text1" w:themeTint="FF" w:themeShade="FF"/>
+          <w:lang w:val="es-ES"/>
         </w:rPr>
         <w:t>según</w:t>
       </w:r>
       <w:r>
         <w:rPr>
-          <w:color w:val="000000" w:themeColor="text1"/>
-          <w:szCs w:val="20"/>
-          <w:lang w:val="es-ES_tradnl"/>
+          <w:color w:val="000000" w:themeColor="text1" w:themeTint="FF" w:themeShade="FF"/>
+          <w:lang w:val="es-ES"/>
         </w:rPr>
         <w:t xml:space="preserve"> los medios tecnológicos (aplicaciones móviles, plataformas </w:t>
       </w:r>
       <w:r>
         <w:rPr>
-          <w:i/>
-          <w:iCs/>
-          <w:color w:val="000000" w:themeColor="text1"/>
-          <w:szCs w:val="20"/>
-          <w:lang w:val="es-ES_tradnl"/>
+          <w:i w:val="1"/>
+          <w:iCs w:val="1"/>
+          <w:color w:val="000000" w:themeColor="text1" w:themeTint="FF" w:themeShade="FF"/>
+          <w:lang w:val="es-ES"/>
         </w:rPr>
         <w:t>web</w:t>
       </w:r>
       <w:r>
         <w:rPr>
-          <w:color w:val="000000" w:themeColor="text1"/>
-          <w:szCs w:val="20"/>
-          <w:lang w:val="es-ES_tradnl"/>
+          <w:color w:val="000000" w:themeColor="text1" w:themeTint="FF" w:themeShade="FF"/>
+          <w:lang w:val="es-ES"/>
         </w:rPr>
         <w:t xml:space="preserve">, </w:t>
       </w:r>
       <w:r>
         <w:rPr>
-          <w:i/>
-          <w:iCs/>
-          <w:color w:val="000000" w:themeColor="text1"/>
-          <w:szCs w:val="20"/>
-          <w:lang w:val="es-ES_tradnl"/>
+          <w:i w:val="1"/>
+          <w:iCs w:val="1"/>
+          <w:color w:val="000000" w:themeColor="text1" w:themeTint="FF" w:themeShade="FF"/>
+          <w:lang w:val="es-ES"/>
         </w:rPr>
         <w:t>bots</w:t>
       </w:r>
       <w:r>
         <w:rPr>
-          <w:color w:val="000000" w:themeColor="text1"/>
-          <w:szCs w:val="20"/>
-          <w:lang w:val="es-ES_tradnl"/>
+          <w:color w:val="000000" w:themeColor="text1" w:themeTint="FF" w:themeShade="FF"/>
+          <w:lang w:val="es-ES"/>
         </w:rPr>
         <w:t>), mensajería celular, llamadas telefónicas, radio</w:t>
       </w:r>
       <w:r>
         <w:rPr>
-          <w:color w:val="000000" w:themeColor="text1"/>
-          <w:szCs w:val="20"/>
-          <w:lang w:val="es-ES_tradnl"/>
+          <w:color w:val="000000" w:themeColor="text1" w:themeTint="FF" w:themeShade="FF"/>
+          <w:lang w:val="es-ES"/>
         </w:rPr>
         <w:t xml:space="preserve"> </w:t>
       </w:r>
       <w:r>
         <w:rPr>
-          <w:color w:val="000000" w:themeColor="text1"/>
-          <w:szCs w:val="20"/>
-          <w:lang w:val="es-ES_tradnl"/>
+          <w:color w:val="000000" w:themeColor="text1" w:themeTint="FF" w:themeShade="FF"/>
+          <w:lang w:val="es-ES"/>
         </w:rPr>
         <w:t>-</w:t>
       </w:r>
       <w:r>
         <w:rPr>
-          <w:color w:val="000000" w:themeColor="text1"/>
-          <w:szCs w:val="20"/>
-          <w:lang w:val="es-ES_tradnl"/>
+          <w:color w:val="000000" w:themeColor="text1" w:themeTint="FF" w:themeShade="FF"/>
+          <w:lang w:val="es-ES"/>
         </w:rPr>
         <w:t xml:space="preserve"> </w:t>
       </w:r>
       <w:r>
         <w:rPr>
-          <w:color w:val="000000" w:themeColor="text1"/>
-          <w:szCs w:val="20"/>
-          <w:lang w:val="es-ES_tradnl"/>
+          <w:color w:val="000000" w:themeColor="text1" w:themeTint="FF" w:themeShade="FF"/>
+          <w:lang w:val="es-ES"/>
         </w:rPr>
         <w:t xml:space="preserve">comunicación, emisoras comunitarias y voz a voz. </w:t>
       </w:r>
@@ -11507,7 +11452,7 @@
           <w:lang w:val="es-ES_tradnl"/>
         </w:rPr>
       </w:pPr>
-      <w:bookmarkStart w:id="25" w:name="_Toc213964858"/>
+      <w:bookmarkStart w:name="_Toc213964858" w:id="25"/>
       <w:r>
         <w:rPr>
           <w:szCs w:val="20"/>
@@ -11749,7 +11694,7 @@
           <w:lang w:val="es-ES_tradnl"/>
         </w:rPr>
       </w:pPr>
-      <w:bookmarkStart w:id="26" w:name="_Toc213964859"/>
+      <w:bookmarkStart w:name="_Toc213964859" w:id="26"/>
       <w:r>
         <w:rPr>
           <w:szCs w:val="20"/>
@@ -12075,8 +12020,8 @@
           </mc:Choice>
           <mc:Fallback>
             <w:pict>
-              <v:shape w14:anchorId="4E6983A2" id="Cuadro de texto 14" o:spid="_x0000_s1035" type="#_x0000_t202" style="width:2in;height:2in;visibility:visible;mso-wrap-style:none;mso-left-percent:-10001;mso-top-percent:-10001;mso-position-horizontal:absolute;mso-position-horizontal-relative:char;mso-position-vertical:absolute;mso-position-vertical-relative:line;mso-left-percent:-10001;mso-top-percent:-10001;v-text-anchor:top" o:gfxdata="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" fillcolor="#c0504d [3205]" strokecolor="white [3201]" strokeweight="3pt">
-                <v:shadow on="t" color="black" opacity="24903f" origin=",.5" offset="0,.55556mm"/>
+              <v:shape id="Cuadro de texto 14" style="width:2in;height:2in;visibility:visible;mso-wrap-style:none;mso-left-percent:-10001;mso-top-percent:-10001;mso-position-horizontal:absolute;mso-position-horizontal-relative:char;mso-position-vertical:absolute;mso-position-vertical-relative:line;mso-left-percent:-10001;mso-top-percent:-10001;v-text-anchor:top" o:spid="_x0000_s1035" fillcolor="#c0504d [3205]" strokecolor="white [3201]" strokeweight="3pt" type="#_x0000_t202" o:gfxdata="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" w14:anchorId="4E6983A2">
+                <v:shadow on="t" color="black" opacity="24903f" offset="0,.55556mm" origin=",.5"/>
                 <v:textbox style="mso-fit-shape-to-text:t">
                   <w:txbxContent>
                     <w:p>
@@ -12259,95 +12204,100 @@
         </w:rPr>
       </w:pPr>
     </w:p>
-    <w:p>
+    <w:p w14:noSpellErr="1">
       <w:pPr>
         <w:pBdr>
-          <w:top w:val="nil"/>
-          <w:left w:val="nil"/>
-          <w:bottom w:val="nil"/>
-          <w:right w:val="nil"/>
-          <w:between w:val="nil"/>
+          <w:top w:val="nil" w:color="FF000000" w:sz="0" w:space="0"/>
+          <w:left w:val="nil" w:color="FF000000" w:sz="0" w:space="0"/>
+          <w:bottom w:val="nil" w:color="FF000000" w:sz="0" w:space="0"/>
+          <w:right w:val="nil" w:color="FF000000" w:sz="0" w:space="0"/>
+          <w:between w:val="nil" w:color="FF000000" w:sz="0" w:space="0"/>
         </w:pBdr>
         <w:jc w:val="both"/>
         <w:rPr>
           <w:color w:val="000000" w:themeColor="text1"/>
-          <w:szCs w:val="20"/>
-          <w:lang w:val="es-ES_tradnl"/>
-        </w:rPr>
-      </w:pPr>
-      <w:r>
-        <w:rPr>
-          <w:color w:val="000000" w:themeColor="text1"/>
-          <w:szCs w:val="20"/>
-          <w:lang w:val="es-ES_tradnl"/>
+          <w:lang w:val="es-ES"/>
+        </w:rPr>
+      </w:pPr>
+      <w:r>
+        <w:rPr>
+          <w:color w:val="000000" w:themeColor="text1" w:themeTint="FF" w:themeShade="FF"/>
+          <w:lang w:val="es-ES"/>
         </w:rPr>
         <w:t>Cuando no se cuenta con acceso a internet el reporte es posible realizarlo teniendo en cuenta los siguientes exploradores</w:t>
       </w:r>
       <w:r>
         <w:rPr>
-          <w:color w:val="000000" w:themeColor="text1"/>
-          <w:szCs w:val="20"/>
-          <w:lang w:val="es-ES_tradnl"/>
-        </w:rPr>
-        <w:t xml:space="preserve">, de acuerdo a lo expuesto </w:t>
+          <w:color w:val="000000" w:themeColor="text1" w:themeTint="FF" w:themeShade="FF"/>
+          <w:lang w:val="es-ES"/>
+        </w:rPr>
+        <w:t xml:space="preserve">, </w:t>
+      </w:r>
+      <w:r>
+        <w:rPr>
+          <w:color w:val="000000" w:themeColor="text1" w:themeTint="FF" w:themeShade="FF"/>
+          <w:lang w:val="es-ES"/>
+        </w:rPr>
+        <w:t>de acuerdo a</w:t>
+      </w:r>
+      <w:r>
+        <w:rPr>
+          <w:color w:val="000000" w:themeColor="text1" w:themeTint="FF" w:themeShade="FF"/>
+          <w:lang w:val="es-ES"/>
+        </w:rPr>
+        <w:t xml:space="preserve"> lo expuesto </w:t>
       </w:r>
       <w:commentRangeStart w:id="28"/>
       <w:r>
         <w:rPr>
-          <w:color w:val="000000" w:themeColor="text1"/>
-          <w:szCs w:val="20"/>
-          <w:lang w:val="es-ES_tradnl"/>
+          <w:color w:val="000000" w:themeColor="text1" w:themeTint="FF" w:themeShade="FF"/>
+          <w:lang w:val="es-ES"/>
         </w:rPr>
         <w:t xml:space="preserve">por </w:t>
       </w:r>
       <w:r>
         <w:rPr>
           <w:rFonts w:eastAsia="Times New Roman"/>
-          <w:color w:val="000000"/>
-          <w:szCs w:val="20"/>
-          <w:lang w:val="es-ES_tradnl"/>
+          <w:color w:val="000000" w:themeColor="text1" w:themeTint="FF" w:themeShade="FF"/>
+          <w:lang w:val="es-ES"/>
         </w:rPr>
         <w:t>ICONOI</w:t>
       </w:r>
       <w:r>
         <w:rPr>
           <w:rFonts w:eastAsia="Times New Roman"/>
-          <w:color w:val="000000"/>
-          <w:szCs w:val="20"/>
-          <w:lang w:val="es-ES_tradnl"/>
+          <w:color w:val="000000" w:themeColor="text1" w:themeTint="FF" w:themeShade="FF"/>
+          <w:lang w:val="es-ES"/>
         </w:rPr>
         <w:t xml:space="preserve"> (</w:t>
       </w:r>
       <w:r>
         <w:rPr>
           <w:rFonts w:eastAsia="Times New Roman"/>
-          <w:color w:val="000000"/>
-          <w:szCs w:val="20"/>
-          <w:lang w:val="es-ES_tradnl"/>
+          <w:color w:val="000000" w:themeColor="text1" w:themeTint="FF" w:themeShade="FF"/>
+          <w:lang w:val="es-ES"/>
         </w:rPr>
         <w:t>2025</w:t>
       </w:r>
       <w:r>
         <w:rPr>
           <w:rFonts w:eastAsia="Times New Roman"/>
-          <w:color w:val="000000"/>
-          <w:szCs w:val="20"/>
-          <w:lang w:val="es-ES_tradnl"/>
+          <w:color w:val="000000" w:themeColor="text1" w:themeTint="FF" w:themeShade="FF"/>
+          <w:lang w:val="es-ES"/>
         </w:rPr>
         <w:t>)</w:t>
       </w:r>
       <w:r>
         <w:rPr>
-          <w:color w:val="000000" w:themeColor="text1"/>
-          <w:szCs w:val="20"/>
-          <w:lang w:val="es-ES_tradnl"/>
+          <w:color w:val="000000" w:themeColor="text1" w:themeTint="FF" w:themeShade="FF"/>
+          <w:lang w:val="es-ES"/>
         </w:rPr>
         <w:t xml:space="preserve">: </w:t>
       </w:r>
       <w:commentRangeEnd w:id="28"/>
       <w:r>
         <w:rPr>
-          <w:rStyle w:val="Refdecomentario"/>
+          <w:rStyle w:val="CommentReference"/>
         </w:rPr>
         <w:commentReference w:id="28"/>
       </w:r>
@@ -12926,30 +12876,35 @@
         </w:drawing>
       </w:r>
     </w:p>
-    <w:p>
+    <w:p w14:noSpellErr="1">
       <w:pPr>
         <w:pStyle w:val="Prrafodelista"/>
         <w:pBdr>
-          <w:top w:val="nil"/>
-          <w:left w:val="nil"/>
-          <w:bottom w:val="nil"/>
-          <w:right w:val="nil"/>
-          <w:between w:val="nil"/>
+          <w:top w:val="nil" w:color="FF000000" w:sz="0" w:space="0"/>
+          <w:left w:val="nil" w:color="FF000000" w:sz="0" w:space="0"/>
+          <w:bottom w:val="nil" w:color="FF000000" w:sz="0" w:space="0"/>
+          <w:right w:val="nil" w:color="FF000000" w:sz="0" w:space="0"/>
+          <w:between w:val="nil" w:color="FF000000" w:sz="0" w:space="0"/>
         </w:pBdr>
         <w:jc w:val="both"/>
         <w:rPr>
           <w:color w:val="000000" w:themeColor="text1"/>
-          <w:szCs w:val="20"/>
-          <w:lang w:val="es-ES_tradnl"/>
-        </w:rPr>
-      </w:pPr>
-      <w:r>
-        <w:rPr>
-          <w:color w:val="000000" w:themeColor="text1"/>
-          <w:szCs w:val="20"/>
-          <w:lang w:val="es-ES_tradnl"/>
-        </w:rPr>
-        <w:t>De la versión 79 en adelante, la versión más actualizada es la 136. No permite la instalación es escritorio, ni en versión móvil.</w:t>
+          <w:lang w:val="es-ES"/>
+        </w:rPr>
+      </w:pPr>
+      <w:r>
+        <w:rPr>
+          <w:color w:val="000000" w:themeColor="text1" w:themeTint="FF" w:themeShade="FF"/>
+          <w:lang w:val="es-ES"/>
+        </w:rPr>
+        <w:t>De la versión 79 en adelante, la versión más actualizada es la 136.</w:t>
+      </w:r>
+      <w:r>
+        <w:rPr>
+          <w:color w:val="000000" w:themeColor="text1" w:themeTint="FF" w:themeShade="FF"/>
+          <w:lang w:val="es-ES"/>
+        </w:rPr>
+        <w:t xml:space="preserve"> No permite la instalación es escritorio, ni en versión móvil.</w:t>
       </w:r>
     </w:p>
     <w:p>
@@ -13287,8 +13242,8 @@
           </mc:Choice>
           <mc:Fallback>
             <w:pict>
-              <v:shape w14:anchorId="49C9EC35" id="Cuadro de texto 15" o:spid="_x0000_s1036" type="#_x0000_t202" style="width:2in;height:2in;visibility:visible;mso-wrap-style:none;mso-left-percent:-10001;mso-top-percent:-10001;mso-position-horizontal:absolute;mso-position-horizontal-relative:char;mso-position-vertical:absolute;mso-position-vertical-relative:line;mso-left-percent:-10001;mso-top-percent:-10001;v-text-anchor:top" o:gfxdata="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" fillcolor="#c0504d [3205]" strokecolor="white [3201]" strokeweight="3pt">
-                <v:shadow on="t" color="black" opacity="24903f" origin=",.5" offset="0,.55556mm"/>
+              <v:shape id="Cuadro de texto 15" style="width:2in;height:2in;visibility:visible;mso-wrap-style:none;mso-left-percent:-10001;mso-top-percent:-10001;mso-position-horizontal:absolute;mso-position-horizontal-relative:char;mso-position-vertical:absolute;mso-position-vertical-relative:line;mso-left-percent:-10001;mso-top-percent:-10001;v-text-anchor:top" o:spid="_x0000_s1036" fillcolor="#c0504d [3205]" strokecolor="white [3201]" strokeweight="3pt" type="#_x0000_t202" o:gfxdata="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" w14:anchorId="49C9EC35">
+                <v:shadow on="t" color="black" opacity="24903f" offset="0,.55556mm" origin=",.5"/>
                 <v:textbox style="mso-fit-shape-to-text:t">
                   <w:txbxContent>
                     <w:p>
@@ -13421,7 +13376,7 @@
         <w:jc w:val="both"/>
         <w:textAlignment w:val="baseline"/>
         <w:rPr>
-          <w:rFonts w:ascii="Segoe UI" w:eastAsia="Times New Roman" w:hAnsi="Segoe UI" w:cs="Segoe UI"/>
+          <w:rFonts w:ascii="Segoe UI" w:hAnsi="Segoe UI" w:eastAsia="Times New Roman" w:cs="Segoe UI"/>
           <w:sz w:val="18"/>
           <w:szCs w:val="18"/>
         </w:rPr>
@@ -13493,7 +13448,7 @@
         <w:jc w:val="both"/>
         <w:textAlignment w:val="baseline"/>
         <w:rPr>
-          <w:rFonts w:ascii="Segoe UI" w:eastAsia="Times New Roman" w:hAnsi="Segoe UI" w:cs="Segoe UI"/>
+          <w:rFonts w:ascii="Segoe UI" w:hAnsi="Segoe UI" w:eastAsia="Times New Roman" w:cs="Segoe UI"/>
           <w:sz w:val="18"/>
           <w:szCs w:val="18"/>
         </w:rPr>
@@ -13520,8 +13475,8 @@
           <w:lang w:val="es-ES_tradnl"/>
         </w:rPr>
       </w:pPr>
-      <w:bookmarkStart w:id="31" w:name="_Toc213713950"/>
-      <w:bookmarkStart w:id="32" w:name="_Toc213964860"/>
+      <w:bookmarkStart w:name="_Toc213713950" w:id="31"/>
+      <w:bookmarkStart w:name="_Toc213964860" w:id="32"/>
       <w:r>
         <w:rPr>
           <w:b/>
@@ -13704,7 +13659,7 @@
           </mc:Choice>
           <mc:Fallback>
             <w:pict>
-              <v:shape w14:anchorId="3F2FC5A2" id="Cuadro de texto 50" o:spid="_x0000_s1037" type="#_x0000_t202" style="position:absolute;margin-left:210.3pt;margin-top:163.2pt;width:48.75pt;height:20.25pt;z-index:251868160;visibility:visible;mso-wrap-style:square;mso-width-percent:0;mso-height-percent:0;mso-wrap-distance-left:9pt;mso-wrap-distance-top:0;mso-wrap-distance-right:9pt;mso-wrap-distance-bottom:0;mso-position-horizontal:absolute;mso-position-horizontal-relative:margin;mso-position-vertical:absolute;mso-position-vertical-relative:text;mso-width-percent:0;mso-height-percent:0;mso-width-relative:margin;mso-height-relative:margin;v-text-anchor:top" o:gfxdata="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" fillcolor="white [3201]" stroked="f" strokeweight=".5pt">
+              <v:shape id="Cuadro de texto 50" style="position:absolute;margin-left:210.3pt;margin-top:163.2pt;width:48.75pt;height:20.25pt;z-index:251868160;visibility:visible;mso-wrap-style:square;mso-width-percent:0;mso-height-percent:0;mso-wrap-distance-left:9pt;mso-wrap-distance-top:0;mso-wrap-distance-right:9pt;mso-wrap-distance-bottom:0;mso-position-horizontal:absolute;mso-position-horizontal-relative:margin;mso-position-vertical:absolute;mso-position-vertical-relative:text;mso-width-percent:0;mso-height-percent:0;mso-width-relative:margin;mso-height-relative:margin;v-text-anchor:top" o:spid="_x0000_s1037" fillcolor="white [3201]" stroked="f" strokeweight=".5pt" type="#_x0000_t202" o:gfxdata="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" w14:anchorId="3F2FC5A2">
                 <v:textbox>
                   <w:txbxContent>
                     <w:p>
@@ -13817,7 +13772,7 @@
           </mc:Choice>
           <mc:Fallback>
             <w:pict>
-              <v:shape w14:anchorId="0F5D3EA8" id="Cuadro de texto 51" o:spid="_x0000_s1038" type="#_x0000_t202" style="position:absolute;margin-left:384.3pt;margin-top:160.95pt;width:42.75pt;height:20.25pt;z-index:251869184;visibility:visible;mso-wrap-style:square;mso-width-percent:0;mso-height-percent:0;mso-wrap-distance-left:9pt;mso-wrap-distance-top:0;mso-wrap-distance-right:9pt;mso-wrap-distance-bottom:0;mso-position-horizontal:absolute;mso-position-horizontal-relative:margin;mso-position-vertical:absolute;mso-position-vertical-relative:text;mso-width-percent:0;mso-height-percent:0;mso-width-relative:margin;mso-height-relative:margin;v-text-anchor:top" o:gfxdata="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" fillcolor="white [3201]" stroked="f" strokeweight=".5pt">
+              <v:shape id="Cuadro de texto 51" style="position:absolute;margin-left:384.3pt;margin-top:160.95pt;width:42.75pt;height:20.25pt;z-index:251869184;visibility:visible;mso-wrap-style:square;mso-width-percent:0;mso-height-percent:0;mso-wrap-distance-left:9pt;mso-wrap-distance-top:0;mso-wrap-distance-right:9pt;mso-wrap-distance-bottom:0;mso-position-horizontal:absolute;mso-position-horizontal-relative:margin;mso-position-vertical:absolute;mso-position-vertical-relative:text;mso-width-percent:0;mso-height-percent:0;mso-width-relative:margin;mso-height-relative:margin;v-text-anchor:top" o:spid="_x0000_s1038" fillcolor="white [3201]" stroked="f" strokeweight=".5pt" type="#_x0000_t202" o:gfxdata="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" w14:anchorId="0F5D3EA8">
                 <v:textbox>
                   <w:txbxContent>
                     <w:p>
@@ -13930,7 +13885,7 @@
           </mc:Choice>
           <mc:Fallback>
             <w:pict>
-              <v:shape w14:anchorId="55C9CB4F" id="Cuadro de texto 35" o:spid="_x0000_s1039" type="#_x0000_t202" style="position:absolute;margin-left:142.05pt;margin-top:163.2pt;width:60pt;height:20.25pt;z-index:251867136;visibility:visible;mso-wrap-style:square;mso-width-percent:0;mso-height-percent:0;mso-wrap-distance-left:9pt;mso-wrap-distance-top:0;mso-wrap-distance-right:9pt;mso-wrap-distance-bottom:0;mso-position-horizontal:absolute;mso-position-horizontal-relative:margin;mso-position-vertical:absolute;mso-position-vertical-relative:text;mso-width-percent:0;mso-height-percent:0;mso-width-relative:margin;mso-height-relative:margin;v-text-anchor:top" o:gfxdata="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" fillcolor="white [3201]" stroked="f" strokeweight=".5pt">
+              <v:shape id="Cuadro de texto 35" style="position:absolute;margin-left:142.05pt;margin-top:163.2pt;width:60pt;height:20.25pt;z-index:251867136;visibility:visible;mso-wrap-style:square;mso-width-percent:0;mso-height-percent:0;mso-wrap-distance-left:9pt;mso-wrap-distance-top:0;mso-wrap-distance-right:9pt;mso-wrap-distance-bottom:0;mso-position-horizontal:absolute;mso-position-horizontal-relative:margin;mso-position-vertical:absolute;mso-position-vertical-relative:text;mso-width-percent:0;mso-height-percent:0;mso-width-relative:margin;mso-height-relative:margin;v-text-anchor:top" o:spid="_x0000_s1039" fillcolor="white [3201]" stroked="f" strokeweight=".5pt" type="#_x0000_t202" o:gfxdata="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" w14:anchorId="55C9CB4F">
                 <v:textbox>
                   <w:txbxContent>
                     <w:p>
@@ -14043,7 +13998,7 @@
           </mc:Choice>
           <mc:Fallback>
             <w:pict>
-              <v:shape w14:anchorId="69FBA21F" id="Cuadro de texto 43" o:spid="_x0000_s1040" type="#_x0000_t202" style="position:absolute;margin-left:83.55pt;margin-top:162.45pt;width:63pt;height:20.25pt;z-index:251866112;visibility:visible;mso-wrap-style:square;mso-width-percent:0;mso-height-percent:0;mso-wrap-distance-left:9pt;mso-wrap-distance-top:0;mso-wrap-distance-right:9pt;mso-wrap-distance-bottom:0;mso-position-horizontal:absolute;mso-position-horizontal-relative:margin;mso-position-vertical:absolute;mso-position-vertical-relative:text;mso-width-percent:0;mso-height-percent:0;mso-width-relative:margin;mso-height-relative:margin;v-text-anchor:top" o:gfxdata="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" fillcolor="white [3201]" stroked="f" strokeweight=".5pt">
+              <v:shape id="Cuadro de texto 43" style="position:absolute;margin-left:83.55pt;margin-top:162.45pt;width:63pt;height:20.25pt;z-index:251866112;visibility:visible;mso-wrap-style:square;mso-width-percent:0;mso-height-percent:0;mso-wrap-distance-left:9pt;mso-wrap-distance-top:0;mso-wrap-distance-right:9pt;mso-wrap-distance-bottom:0;mso-position-horizontal:absolute;mso-position-horizontal-relative:margin;mso-position-vertical:absolute;mso-position-vertical-relative:text;mso-width-percent:0;mso-height-percent:0;mso-width-relative:margin;mso-height-relative:margin;v-text-anchor:top" o:spid="_x0000_s1040" fillcolor="white [3201]" stroked="f" strokeweight=".5pt" type="#_x0000_t202" o:gfxdata="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" w14:anchorId="69FBA21F">
                 <v:textbox>
                   <w:txbxContent>
                     <w:p>
@@ -14156,7 +14111,7 @@
           </mc:Choice>
           <mc:Fallback>
             <w:pict>
-              <v:shape w14:anchorId="6532A373" id="Cuadro de texto 45" o:spid="_x0000_s1041" type="#_x0000_t202" style="position:absolute;margin-left:-33.45pt;margin-top:160.95pt;width:63pt;height:20.25pt;z-index:251865088;visibility:visible;mso-wrap-style:square;mso-width-percent:0;mso-height-percent:0;mso-wrap-distance-left:9pt;mso-wrap-distance-top:0;mso-wrap-distance-right:9pt;mso-wrap-distance-bottom:0;mso-position-horizontal:absolute;mso-position-horizontal-relative:margin;mso-position-vertical:absolute;mso-position-vertical-relative:text;mso-width-percent:0;mso-height-percent:0;mso-width-relative:margin;mso-height-relative:margin;v-text-anchor:top" o:gfxdata="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" fillcolor="white [3201]" stroked="f" strokeweight=".5pt">
+              <v:shape id="Cuadro de texto 45" style="position:absolute;margin-left:-33.45pt;margin-top:160.95pt;width:63pt;height:20.25pt;z-index:251865088;visibility:visible;mso-wrap-style:square;mso-width-percent:0;mso-height-percent:0;mso-wrap-distance-left:9pt;mso-wrap-distance-top:0;mso-wrap-distance-right:9pt;mso-wrap-distance-bottom:0;mso-position-horizontal:absolute;mso-position-horizontal-relative:margin;mso-position-vertical:absolute;mso-position-vertical-relative:text;mso-width-percent:0;mso-height-percent:0;mso-width-relative:margin;mso-height-relative:margin;v-text-anchor:top" o:spid="_x0000_s1041" fillcolor="white [3201]" stroked="f" strokeweight=".5pt" type="#_x0000_t202" o:gfxdata="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" w14:anchorId="6532A373">
                 <v:textbox>
                   <w:txbxContent>
                     <w:p>
@@ -14270,7 +14225,7 @@
           </mc:Choice>
           <mc:Fallback>
             <w:pict>
-              <v:shape w14:anchorId="64D82690" id="Cuadro de texto 41" o:spid="_x0000_s1042" type="#_x0000_t202" style="position:absolute;margin-left:165.3pt;margin-top:76.95pt;width:135.75pt;height:20.25pt;z-index:251864064;visibility:visible;mso-wrap-style:square;mso-width-percent:0;mso-height-percent:0;mso-wrap-distance-left:9pt;mso-wrap-distance-top:0;mso-wrap-distance-right:9pt;mso-wrap-distance-bottom:0;mso-position-horizontal:absolute;mso-position-horizontal-relative:margin;mso-position-vertical:absolute;mso-position-vertical-relative:text;mso-width-percent:0;mso-height-percent:0;mso-width-relative:margin;mso-height-relative:margin;v-text-anchor:top" o:gfxdata="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" fillcolor="white [3201]" stroked="f" strokeweight=".5pt">
+              <v:shape id="Cuadro de texto 41" style="position:absolute;margin-left:165.3pt;margin-top:76.95pt;width:135.75pt;height:20.25pt;z-index:251864064;visibility:visible;mso-wrap-style:square;mso-width-percent:0;mso-height-percent:0;mso-wrap-distance-left:9pt;mso-wrap-distance-top:0;mso-wrap-distance-right:9pt;mso-wrap-distance-bottom:0;mso-position-horizontal:absolute;mso-position-horizontal-relative:margin;mso-position-vertical:absolute;mso-position-vertical-relative:text;mso-width-percent:0;mso-height-percent:0;mso-width-relative:margin;mso-height-relative:margin;v-text-anchor:top" o:spid="_x0000_s1042" fillcolor="white [3201]" stroked="f" strokeweight=".5pt" type="#_x0000_t202" o:gfxdata="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" w14:anchorId="64D82690">
                 <v:textbox>
                   <w:txbxContent>
                     <w:p>
@@ -14360,7 +14315,7 @@
           <w:lang w:val="es-ES_tradnl"/>
         </w:rPr>
       </w:pPr>
-      <w:bookmarkStart w:id="34" w:name="_Toc213964861"/>
+      <w:bookmarkStart w:name="_Toc213964861" w:id="34"/>
       <w:r>
         <w:rPr>
           <w:b/>
@@ -14406,12 +14361,12 @@
         <w:tblW w:w="0" w:type="auto"/>
         <w:tblInd w:w="421" w:type="dxa"/>
         <w:tblBorders>
-          <w:top w:val="single" w:sz="4" w:space="0" w:color="000000"/>
-          <w:left w:val="single" w:sz="4" w:space="0" w:color="000000"/>
-          <w:bottom w:val="single" w:sz="4" w:space="0" w:color="000000"/>
-          <w:right w:val="single" w:sz="4" w:space="0" w:color="000000"/>
-          <w:insideH w:val="single" w:sz="4" w:space="0" w:color="000000"/>
-          <w:insideV w:val="single" w:sz="4" w:space="0" w:color="000000"/>
+          <w:top w:val="single" w:color="000000" w:sz="4" w:space="0"/>
+          <w:left w:val="single" w:color="000000" w:sz="4" w:space="0"/>
+          <w:bottom w:val="single" w:color="000000" w:sz="4" w:space="0"/>
+          <w:right w:val="single" w:color="000000" w:sz="4" w:space="0"/>
+          <w:insideH w:val="single" w:color="000000" w:sz="4" w:space="0"/>
+          <w:insideV w:val="single" w:color="000000" w:sz="4" w:space="0"/>
         </w:tblBorders>
         <w:tblLook w:val="0400" w:firstRow="0" w:lastRow="0" w:firstColumn="0" w:lastColumn="0" w:noHBand="0" w:noVBand="1"/>
       </w:tblPr>
@@ -14775,7 +14730,7 @@
           <w:lang w:val="es-ES_tradnl"/>
         </w:rPr>
       </w:pPr>
-      <w:bookmarkStart w:id="35" w:name="_Toc213964862"/>
+      <w:bookmarkStart w:name="_Toc213964862" w:id="35"/>
       <w:r>
         <w:rPr>
           <w:b/>
@@ -14809,12 +14764,12 @@
       <w:tblPr>
         <w:tblW w:w="10072" w:type="dxa"/>
         <w:tblBorders>
-          <w:top w:val="single" w:sz="4" w:space="0" w:color="000000"/>
-          <w:left w:val="single" w:sz="4" w:space="0" w:color="000000"/>
-          <w:bottom w:val="single" w:sz="4" w:space="0" w:color="000000"/>
-          <w:right w:val="single" w:sz="4" w:space="0" w:color="000000"/>
-          <w:insideH w:val="single" w:sz="4" w:space="0" w:color="000000"/>
-          <w:insideV w:val="single" w:sz="4" w:space="0" w:color="000000"/>
+          <w:top w:val="single" w:color="000000" w:sz="4" w:space="0"/>
+          <w:left w:val="single" w:color="000000" w:sz="4" w:space="0"/>
+          <w:bottom w:val="single" w:color="000000" w:sz="4" w:space="0"/>
+          <w:right w:val="single" w:color="000000" w:sz="4" w:space="0"/>
+          <w:insideH w:val="single" w:color="000000" w:sz="4" w:space="0"/>
+          <w:insideV w:val="single" w:color="000000" w:sz="4" w:space="0"/>
         </w:tblBorders>
         <w:tblLayout w:type="fixed"/>
         <w:tblCellMar>
@@ -14837,10 +14792,10 @@
           <w:tcPr>
             <w:tcW w:w="2517" w:type="dxa"/>
             <w:tcBorders>
-              <w:top w:val="single" w:sz="4" w:space="0" w:color="000000" w:themeColor="text1"/>
-              <w:left w:val="single" w:sz="4" w:space="0" w:color="000000" w:themeColor="text1"/>
-              <w:bottom w:val="single" w:sz="4" w:space="0" w:color="000000" w:themeColor="text1"/>
-              <w:right w:val="single" w:sz="4" w:space="0" w:color="000000" w:themeColor="text1"/>
+              <w:top w:val="single" w:color="000000" w:themeColor="text1" w:sz="4" w:space="0"/>
+              <w:left w:val="single" w:color="000000" w:themeColor="text1" w:sz="4" w:space="0"/>
+              <w:bottom w:val="single" w:color="000000" w:themeColor="text1" w:sz="4" w:space="0"/>
+              <w:right w:val="single" w:color="000000" w:themeColor="text1" w:sz="4" w:space="0"/>
             </w:tcBorders>
             <w:shd w:val="clear" w:color="auto" w:fill="000000" w:themeFill="text1"/>
             <w:tcMar>
@@ -14872,10 +14827,10 @@
           <w:tcPr>
             <w:tcW w:w="2517" w:type="dxa"/>
             <w:tcBorders>
-              <w:top w:val="single" w:sz="4" w:space="0" w:color="000000" w:themeColor="text1"/>
-              <w:left w:val="single" w:sz="4" w:space="0" w:color="000000" w:themeColor="text1"/>
-              <w:bottom w:val="single" w:sz="4" w:space="0" w:color="000000" w:themeColor="text1"/>
-              <w:right w:val="single" w:sz="4" w:space="0" w:color="000000" w:themeColor="text1"/>
+              <w:top w:val="single" w:color="000000" w:themeColor="text1" w:sz="4" w:space="0"/>
+              <w:left w:val="single" w:color="000000" w:themeColor="text1" w:sz="4" w:space="0"/>
+              <w:bottom w:val="single" w:color="000000" w:themeColor="text1" w:sz="4" w:space="0"/>
+              <w:right w:val="single" w:color="000000" w:themeColor="text1" w:sz="4" w:space="0"/>
             </w:tcBorders>
             <w:shd w:val="clear" w:color="auto" w:fill="000000" w:themeFill="text1"/>
             <w:tcMar>
@@ -14907,10 +14862,10 @@
           <w:tcPr>
             <w:tcW w:w="2519" w:type="dxa"/>
             <w:tcBorders>
-              <w:top w:val="single" w:sz="4" w:space="0" w:color="000000" w:themeColor="text1"/>
-              <w:left w:val="single" w:sz="4" w:space="0" w:color="000000" w:themeColor="text1"/>
-              <w:bottom w:val="single" w:sz="4" w:space="0" w:color="000000" w:themeColor="text1"/>
-              <w:right w:val="single" w:sz="4" w:space="0" w:color="000000" w:themeColor="text1"/>
+              <w:top w:val="single" w:color="000000" w:themeColor="text1" w:sz="4" w:space="0"/>
+              <w:left w:val="single" w:color="000000" w:themeColor="text1" w:sz="4" w:space="0"/>
+              <w:bottom w:val="single" w:color="000000" w:themeColor="text1" w:sz="4" w:space="0"/>
+              <w:right w:val="single" w:color="000000" w:themeColor="text1" w:sz="4" w:space="0"/>
             </w:tcBorders>
             <w:shd w:val="clear" w:color="auto" w:fill="000000" w:themeFill="text1"/>
             <w:tcMar>
@@ -14959,8 +14914,8 @@
             <w:tcW w:w="2519" w:type="dxa"/>
             <w:tcBorders>
               <w:top w:val="nil"/>
-              <w:left w:val="single" w:sz="4" w:space="0" w:color="000000" w:themeColor="text1"/>
-              <w:bottom w:val="single" w:sz="4" w:space="0" w:color="000000" w:themeColor="text1"/>
+              <w:left w:val="single" w:color="000000" w:themeColor="text1" w:sz="4" w:space="0"/>
+              <w:bottom w:val="single" w:color="000000" w:themeColor="text1" w:sz="4" w:space="0"/>
               <w:right w:val="nil"/>
             </w:tcBorders>
             <w:shd w:val="clear" w:color="auto" w:fill="000000" w:themeFill="text1"/>
@@ -15014,7 +14969,7 @@
           <w:tcPr>
             <w:tcW w:w="2517" w:type="dxa"/>
             <w:tcBorders>
-              <w:top w:val="single" w:sz="4" w:space="0" w:color="000000" w:themeColor="text1"/>
+              <w:top w:val="single" w:color="000000" w:themeColor="text1" w:sz="4" w:space="0"/>
             </w:tcBorders>
             <w:tcMar>
               <w:top w:w="100" w:type="dxa"/>
@@ -15056,7 +15011,7 @@
           <w:tcPr>
             <w:tcW w:w="2517" w:type="dxa"/>
             <w:tcBorders>
-              <w:top w:val="single" w:sz="4" w:space="0" w:color="000000" w:themeColor="text1"/>
+              <w:top w:val="single" w:color="000000" w:themeColor="text1" w:sz="4" w:space="0"/>
             </w:tcBorders>
             <w:tcMar>
               <w:top w:w="100" w:type="dxa"/>
@@ -15180,7 +15135,7 @@
               </w:rPr>
               <w:t xml:space="preserve">(MOPECE). </w:t>
             </w:r>
-            <w:hyperlink r:id="rId33" w:history="1">
+            <w:hyperlink w:history="1" r:id="rId33">
               <w:r>
                 <w:rPr>
                   <w:rStyle w:val="Hipervnculo"/>
@@ -15197,7 +15152,7 @@
           <w:tcPr>
             <w:tcW w:w="2519" w:type="dxa"/>
             <w:tcBorders>
-              <w:top w:val="single" w:sz="4" w:space="0" w:color="000000" w:themeColor="text1"/>
+              <w:top w:val="single" w:color="000000" w:themeColor="text1" w:sz="4" w:space="0"/>
             </w:tcBorders>
             <w:tcMar>
               <w:top w:w="100" w:type="dxa"/>
@@ -15229,7 +15184,7 @@
           <w:tcPr>
             <w:tcW w:w="2519" w:type="dxa"/>
             <w:tcBorders>
-              <w:top w:val="single" w:sz="4" w:space="0" w:color="000000" w:themeColor="text1"/>
+              <w:top w:val="single" w:color="000000" w:themeColor="text1" w:sz="4" w:space="0"/>
             </w:tcBorders>
             <w:tcMar>
               <w:top w:w="100" w:type="dxa"/>
@@ -15246,7 +15201,7 @@
                 <w:lang w:val="es-ES_tradnl"/>
               </w:rPr>
             </w:pPr>
-            <w:hyperlink r:id="rId34" w:history="1">
+            <w:hyperlink w:history="1" r:id="rId34">
               <w:r>
                 <w:rPr>
                   <w:rStyle w:val="Hipervnculo"/>
@@ -15277,7 +15232,7 @@
           <w:tcPr>
             <w:tcW w:w="2517" w:type="dxa"/>
             <w:tcBorders>
-              <w:top w:val="single" w:sz="4" w:space="0" w:color="000000" w:themeColor="text1"/>
+              <w:top w:val="single" w:color="000000" w:themeColor="text1" w:sz="4" w:space="0"/>
             </w:tcBorders>
             <w:tcMar>
               <w:top w:w="100" w:type="dxa"/>
@@ -15320,7 +15275,7 @@
           <w:tcPr>
             <w:tcW w:w="2517" w:type="dxa"/>
             <w:tcBorders>
-              <w:top w:val="single" w:sz="4" w:space="0" w:color="000000" w:themeColor="text1"/>
+              <w:top w:val="single" w:color="000000" w:themeColor="text1" w:sz="4" w:space="0"/>
             </w:tcBorders>
             <w:tcMar>
               <w:top w:w="100" w:type="dxa"/>
@@ -15421,7 +15376,7 @@
               </w:rPr>
               <w:t xml:space="preserve"> </w:t>
             </w:r>
-            <w:hyperlink r:id="rId35" w:history="1">
+            <w:hyperlink w:history="1" r:id="rId35">
               <w:r>
                 <w:rPr>
                   <w:rStyle w:val="Hipervnculo"/>
@@ -15445,7 +15400,7 @@
           <w:tcPr>
             <w:tcW w:w="2519" w:type="dxa"/>
             <w:tcBorders>
-              <w:top w:val="single" w:sz="4" w:space="0" w:color="000000" w:themeColor="text1"/>
+              <w:top w:val="single" w:color="000000" w:themeColor="text1" w:sz="4" w:space="0"/>
             </w:tcBorders>
             <w:tcMar>
               <w:top w:w="100" w:type="dxa"/>
@@ -15479,7 +15434,7 @@
           <w:tcPr>
             <w:tcW w:w="2519" w:type="dxa"/>
             <w:tcBorders>
-              <w:top w:val="single" w:sz="4" w:space="0" w:color="000000" w:themeColor="text1"/>
+              <w:top w:val="single" w:color="000000" w:themeColor="text1" w:sz="4" w:space="0"/>
             </w:tcBorders>
             <w:tcMar>
               <w:top w:w="100" w:type="dxa"/>
@@ -15498,7 +15453,7 @@
                 <w:lang w:val="es-ES_tradnl"/>
               </w:rPr>
             </w:pPr>
-            <w:hyperlink r:id="rId36" w:history="1">
+            <w:hyperlink w:history="1" r:id="rId36">
               <w:r>
                 <w:rPr>
                   <w:rStyle w:val="Hipervnculo"/>
@@ -15645,7 +15600,7 @@
             <w:r>
               <w:t xml:space="preserve"> </w:t>
             </w:r>
-            <w:hyperlink r:id="rId37" w:history="1">
+            <w:hyperlink w:history="1" r:id="rId37">
               <w:r>
                 <w:rPr>
                   <w:rStyle w:val="Hipervnculo"/>
@@ -15709,7 +15664,7 @@
                 <w:lang w:val="es-ES_tradnl"/>
               </w:rPr>
             </w:pPr>
-            <w:hyperlink r:id="rId38" w:history="1">
+            <w:hyperlink w:history="1" r:id="rId38">
               <w:r>
                 <w:rPr>
                   <w:rStyle w:val="Hipervnculo"/>
@@ -15747,7 +15702,7 @@
           <w:lang w:val="es-ES_tradnl"/>
         </w:rPr>
       </w:pPr>
-      <w:bookmarkStart w:id="36" w:name="_Toc213964863"/>
+      <w:bookmarkStart w:name="_Toc213964863" w:id="36"/>
       <w:r>
         <w:rPr>
           <w:b/>
@@ -15790,12 +15745,12 @@
       <w:tblPr>
         <w:tblW w:w="9962" w:type="dxa"/>
         <w:tblBorders>
-          <w:top w:val="single" w:sz="4" w:space="0" w:color="000000"/>
-          <w:left w:val="single" w:sz="4" w:space="0" w:color="000000"/>
-          <w:bottom w:val="single" w:sz="4" w:space="0" w:color="000000"/>
-          <w:right w:val="single" w:sz="4" w:space="0" w:color="000000"/>
-          <w:insideH w:val="single" w:sz="4" w:space="0" w:color="000000"/>
-          <w:insideV w:val="single" w:sz="4" w:space="0" w:color="000000"/>
+          <w:top w:val="single" w:color="000000" w:sz="4" w:space="0"/>
+          <w:left w:val="single" w:color="000000" w:sz="4" w:space="0"/>
+          <w:bottom w:val="single" w:color="000000" w:sz="4" w:space="0"/>
+          <w:right w:val="single" w:color="000000" w:sz="4" w:space="0"/>
+          <w:insideH w:val="single" w:color="000000" w:sz="4" w:space="0"/>
+          <w:insideV w:val="single" w:color="000000" w:sz="4" w:space="0"/>
         </w:tblBorders>
         <w:tblLayout w:type="fixed"/>
         <w:tblCellMar>
@@ -16075,8 +16030,6 @@
             </w:r>
             <w:r>
               <w:rPr>
-                <w:i/>
-                <w:iCs/>
                 <w:color w:val="000000" w:themeColor="text1"/>
                 <w:spacing w:val="1"/>
                 <w:szCs w:val="20"/>
@@ -17332,20 +17285,24 @@
     </w:p>
     <w:sdt>
       <w:sdtPr>
-        <w:rPr>
-          <w:color w:val="000000"/>
-          <w:szCs w:val="20"/>
-          <w:lang w:val="es-ES_tradnl"/>
-        </w:rPr>
         <w:tag w:val="MENDELEY_BIBLIOGRAPHY"/>
         <w:id w:val="-1553149256"/>
         <w:placeholder>
           <w:docPart w:val="DefaultPlaceholder_-1854013440"/>
         </w:placeholder>
+        <w:rPr>
+          <w:color w:val="000000"/>
+          <w:lang w:val="es-ES"/>
+        </w:rPr>
       </w:sdtPr>
-      <w:sdtEndPr/>
+      <w:sdtEndPr>
+        <w:rPr>
+          <w:color w:val="000000" w:themeColor="text1" w:themeTint="FF" w:themeShade="FF"/>
+          <w:lang w:val="es-ES"/>
+        </w:rPr>
+      </w:sdtEndPr>
       <w:sdtContent>
-        <w:p>
+        <w:p w14:noSpellErr="1">
           <w:pPr>
             <w:autoSpaceDE w:val="0"/>
             <w:autoSpaceDN w:val="0"/>
@@ -17354,58 +17311,52 @@
             <w:rPr>
               <w:rFonts w:eastAsia="Times New Roman"/>
               <w:color w:val="000000"/>
-              <w:szCs w:val="20"/>
-              <w:lang w:val="es-ES_tradnl"/>
+              <w:lang w:val="es-ES"/>
             </w:rPr>
           </w:pPr>
           <w:r>
             <w:rPr>
               <w:rFonts w:eastAsia="Times New Roman"/>
-              <w:color w:val="000000"/>
-              <w:szCs w:val="20"/>
-              <w:lang w:val="es-ES_tradnl"/>
+              <w:color w:val="000000" w:themeColor="text1" w:themeTint="FF" w:themeShade="FF"/>
+              <w:lang w:val="es-ES"/>
             </w:rPr>
             <w:t xml:space="preserve">Federación Internacional de Sociedades de la Cruz Roja y de la Media Luna Roja. (2019). </w:t>
           </w:r>
           <w:r>
             <w:rPr>
               <w:rFonts w:eastAsia="Times New Roman"/>
-              <w:i/>
-              <w:iCs/>
-              <w:color w:val="000000"/>
-              <w:szCs w:val="20"/>
-              <w:lang w:val="es-ES_tradnl"/>
+              <w:i w:val="1"/>
+              <w:iCs w:val="1"/>
+              <w:color w:val="000000" w:themeColor="text1" w:themeTint="FF" w:themeShade="FF"/>
+              <w:lang w:val="es-ES"/>
             </w:rPr>
             <w:t>Vigilancia Basada en la Comunidad</w:t>
           </w:r>
           <w:r>
             <w:rPr>
               <w:rFonts w:eastAsia="Times New Roman"/>
-              <w:i/>
-              <w:iCs/>
-              <w:color w:val="000000"/>
-              <w:szCs w:val="20"/>
-              <w:lang w:val="es-ES_tradnl"/>
+              <w:i w:val="1"/>
+              <w:iCs w:val="1"/>
+              <w:color w:val="000000" w:themeColor="text1" w:themeTint="FF" w:themeShade="FF"/>
+              <w:lang w:val="es-ES"/>
             </w:rPr>
             <w:t>.</w:t>
           </w:r>
           <w:r>
             <w:rPr>
               <w:rFonts w:eastAsia="Times New Roman"/>
-              <w:i/>
-              <w:iCs/>
-              <w:color w:val="000000"/>
-              <w:szCs w:val="20"/>
-              <w:lang w:val="es-ES_tradnl"/>
+              <w:i w:val="1"/>
+              <w:iCs w:val="1"/>
+              <w:color w:val="000000" w:themeColor="text1" w:themeTint="FF" w:themeShade="FF"/>
+              <w:lang w:val="es-ES"/>
             </w:rPr>
             <w:t xml:space="preserve"> Herramienta de evaluación</w:t>
           </w:r>
           <w:r>
             <w:rPr>
               <w:rFonts w:eastAsia="Times New Roman"/>
-              <w:color w:val="000000"/>
-              <w:szCs w:val="20"/>
-              <w:lang w:val="es-ES_tradnl"/>
+              <w:color w:val="000000" w:themeColor="text1" w:themeTint="FF" w:themeShade="FF"/>
+              <w:lang w:val="es-ES"/>
             </w:rPr>
             <w:t xml:space="preserve"> (pp. 53–54).</w:t>
           </w:r>
@@ -17768,7 +17719,7 @@
             </w:rPr>
             <w:t xml:space="preserve">. </w:t>
           </w:r>
-          <w:hyperlink r:id="rId39" w:history="1">
+          <w:hyperlink w:history="1" r:id="rId39">
             <w:r>
               <w:rPr>
                 <w:rStyle w:val="Hipervnculo"/>
@@ -17899,7 +17850,7 @@
             </w:rPr>
             <w:t xml:space="preserve">. </w:t>
           </w:r>
-          <w:hyperlink r:id="rId40" w:history="1">
+          <w:hyperlink w:history="1" r:id="rId40">
             <w:r>
               <w:rPr>
                 <w:rStyle w:val="Hipervnculo"/>
@@ -17945,7 +17896,7 @@
           <w:r>
             <w:t xml:space="preserve">. Por medio del cual se expide el Decreto Único Reglamentario del Sector Salud y Protección Social. </w:t>
           </w:r>
-          <w:hyperlink r:id="rId41" w:history="1">
+          <w:hyperlink w:history="1" r:id="rId41">
             <w:r>
               <w:rPr>
                 <w:rStyle w:val="Hipervnculo"/>
@@ -17966,124 +17917,143 @@
             <w:rPr>
               <w:rFonts w:eastAsia="Times New Roman"/>
               <w:color w:val="000000"/>
-              <w:szCs w:val="20"/>
-              <w:lang w:val="es-ES_tradnl"/>
+              <w:lang w:val="es-ES"/>
             </w:rPr>
           </w:pPr>
           <w:r>
             <w:rPr>
               <w:rFonts w:eastAsia="Times New Roman"/>
-              <w:color w:val="000000"/>
-              <w:szCs w:val="20"/>
-              <w:lang w:val="es-ES_tradnl"/>
+              <w:color w:val="000000" w:themeColor="text1" w:themeTint="FF" w:themeShade="FF"/>
+              <w:lang w:val="es-ES"/>
             </w:rPr>
-            <w:t>Paz Tovar, C., León Arce, M., Van Brussel, E., Torres Díaz, A., Pérez Vázquez, F.</w:t>
+            <w:t xml:space="preserve">Paz Tovar, C., León Arce, M., Van </w:t>
           </w:r>
           <w:r>
             <w:rPr>
               <w:rFonts w:eastAsia="Times New Roman"/>
-              <w:color w:val="000000"/>
-              <w:szCs w:val="20"/>
-              <w:lang w:val="es-ES_tradnl"/>
+              <w:color w:val="000000" w:themeColor="text1" w:themeTint="FF" w:themeShade="FF"/>
+              <w:lang w:val="es-ES"/>
+            </w:rPr>
+            <w:t>Brussel</w:t>
+          </w:r>
+          <w:r>
+            <w:rPr>
+              <w:rFonts w:eastAsia="Times New Roman"/>
+              <w:color w:val="000000" w:themeColor="text1" w:themeTint="FF" w:themeShade="FF"/>
+              <w:lang w:val="es-ES"/>
+            </w:rPr>
+            <w:t>, E., Torres Díaz, A., Pérez Vázquez, F.</w:t>
+          </w:r>
+          <w:r>
+            <w:rPr>
+              <w:rFonts w:eastAsia="Times New Roman"/>
+              <w:color w:val="000000" w:themeColor="text1" w:themeTint="FF" w:themeShade="FF"/>
+              <w:lang w:val="es-ES"/>
             </w:rPr>
             <w:t xml:space="preserve">, Flores Ramírez, R., García Sepúlveda, C. A., Comas García, C. A., Espinosa Reyes, G., Mendoza Pérez, K., Carrizales Yanes, L. &amp; Díaz Barriga, F. </w:t>
           </w:r>
           <w:r>
             <w:rPr>
               <w:rFonts w:eastAsia="Times New Roman"/>
-              <w:color w:val="000000"/>
-              <w:szCs w:val="20"/>
-              <w:lang w:val="es-ES_tradnl"/>
+              <w:color w:val="000000" w:themeColor="text1" w:themeTint="FF" w:themeShade="FF"/>
+              <w:lang w:val="es-ES"/>
             </w:rPr>
             <w:t xml:space="preserve">(2022). Revista de Salud Ambiental. </w:t>
           </w:r>
           <w:r>
             <w:rPr>
               <w:rFonts w:eastAsia="Times New Roman"/>
-              <w:color w:val="000000"/>
-              <w:szCs w:val="20"/>
-              <w:lang w:val="es-ES_tradnl"/>
+              <w:color w:val="000000" w:themeColor="text1" w:themeTint="FF" w:themeShade="FF"/>
+              <w:lang w:val="es-ES"/>
             </w:rPr>
-            <w:t>Sistema de Vigilancia Integrada para Comunidades Contaminadas: una fuerza de tarea para riesgos sindémicos de salud</w:t>
+            <w:t xml:space="preserve">Sistema de Vigilancia Integrada para Comunidades Contaminadas: una fuerza de tarea para riesgos </w:t>
           </w:r>
           <w:r>
             <w:rPr>
               <w:rFonts w:eastAsia="Times New Roman"/>
-              <w:color w:val="000000"/>
-              <w:szCs w:val="20"/>
-              <w:lang w:val="es-ES_tradnl"/>
+              <w:color w:val="000000" w:themeColor="text1" w:themeTint="FF" w:themeShade="FF"/>
+              <w:lang w:val="es-ES"/>
+            </w:rPr>
+            <w:t>sindémicos</w:t>
+          </w:r>
+          <w:r>
+            <w:rPr>
+              <w:rFonts w:eastAsia="Times New Roman"/>
+              <w:color w:val="000000" w:themeColor="text1" w:themeTint="FF" w:themeShade="FF"/>
+              <w:lang w:val="es-ES"/>
+            </w:rPr>
+            <w:t xml:space="preserve"> de salud</w:t>
+          </w:r>
+          <w:r>
+            <w:rPr>
+              <w:rFonts w:eastAsia="Times New Roman"/>
+              <w:color w:val="000000" w:themeColor="text1" w:themeTint="FF" w:themeShade="FF"/>
+              <w:lang w:val="es-ES"/>
             </w:rPr>
             <w:t xml:space="preserve">. </w:t>
           </w:r>
           <w:r>
             <w:rPr>
               <w:rFonts w:eastAsia="Times New Roman"/>
-              <w:i/>
-              <w:iCs/>
-              <w:color w:val="000000"/>
-              <w:szCs w:val="20"/>
-              <w:lang w:val="es-ES_tradnl"/>
+              <w:i w:val="1"/>
+              <w:iCs w:val="1"/>
+              <w:color w:val="000000" w:themeColor="text1" w:themeTint="FF" w:themeShade="FF"/>
+              <w:lang w:val="es-ES"/>
             </w:rPr>
             <w:t xml:space="preserve">Revista </w:t>
           </w:r>
           <w:r>
             <w:rPr>
               <w:rFonts w:eastAsia="Times New Roman"/>
-              <w:i/>
-              <w:iCs/>
-              <w:color w:val="000000"/>
-              <w:szCs w:val="20"/>
-              <w:lang w:val="es-ES_tradnl"/>
+              <w:i w:val="1"/>
+              <w:iCs w:val="1"/>
+              <w:color w:val="000000" w:themeColor="text1" w:themeTint="FF" w:themeShade="FF"/>
+              <w:lang w:val="es-ES"/>
             </w:rPr>
             <w:t xml:space="preserve">de </w:t>
           </w:r>
           <w:r>
             <w:rPr>
               <w:rFonts w:eastAsia="Times New Roman"/>
-              <w:i/>
-              <w:iCs/>
-              <w:color w:val="000000"/>
-              <w:szCs w:val="20"/>
-              <w:lang w:val="es-ES_tradnl"/>
+              <w:i w:val="1"/>
+              <w:iCs w:val="1"/>
+              <w:color w:val="000000" w:themeColor="text1" w:themeTint="FF" w:themeShade="FF"/>
+              <w:lang w:val="es-ES"/>
             </w:rPr>
             <w:t>Salud Ambiental</w:t>
           </w:r>
           <w:r>
             <w:rPr>
               <w:rFonts w:eastAsia="Times New Roman"/>
-              <w:color w:val="000000"/>
-              <w:szCs w:val="20"/>
-              <w:lang w:val="es-ES_tradnl"/>
+              <w:color w:val="000000" w:themeColor="text1" w:themeTint="FF" w:themeShade="FF"/>
+              <w:lang w:val="es-ES"/>
             </w:rPr>
             <w:t xml:space="preserve">, </w:t>
           </w:r>
           <w:r>
             <w:rPr>
               <w:rFonts w:eastAsia="Times New Roman"/>
-              <w:i/>
-              <w:iCs/>
-              <w:color w:val="000000"/>
-              <w:szCs w:val="20"/>
-              <w:lang w:val="es-ES_tradnl"/>
+              <w:i w:val="1"/>
+              <w:iCs w:val="1"/>
+              <w:color w:val="000000" w:themeColor="text1" w:themeTint="FF" w:themeShade="FF"/>
+              <w:lang w:val="es-ES"/>
             </w:rPr>
             <w:t>22</w:t>
           </w:r>
           <w:r>
             <w:rPr>
               <w:rFonts w:eastAsia="Times New Roman"/>
-              <w:color w:val="000000"/>
-              <w:szCs w:val="20"/>
-              <w:lang w:val="es-ES_tradnl"/>
+              <w:color w:val="000000" w:themeColor="text1" w:themeTint="FF" w:themeShade="FF"/>
+              <w:lang w:val="es-ES"/>
             </w:rPr>
             <w:t xml:space="preserve">. </w:t>
           </w:r>
-          <w:hyperlink r:id="rId42" w:history="1">
+          <w:hyperlink r:id="R79c72b6d0f7d406c">
             <w:r>
               <w:rPr>
                 <w:rStyle w:val="Hipervnculo"/>
                 <w:rFonts w:eastAsia="Times New Roman"/>
-                <w:szCs w:val="20"/>
-                <w:lang w:val="es-ES_tradnl"/>
+                <w:lang w:val="es-ES"/>
               </w:rPr>
               <w:t>https://www.ojs.diffundit.com/index.php/rsa/article/view/1143</w:t>
             </w:r>
@@ -18091,9 +18061,8 @@
           <w:r>
             <w:rPr>
               <w:rFonts w:eastAsia="Times New Roman"/>
-              <w:color w:val="000000"/>
-              <w:szCs w:val="20"/>
-              <w:lang w:val="es-ES_tradnl"/>
+              <w:color w:val="000000" w:themeColor="text1" w:themeTint="FF" w:themeShade="FF"/>
+              <w:lang w:val="es-ES"/>
             </w:rPr>
             <w:t xml:space="preserve"> </w:t>
           </w:r>
@@ -18218,8 +18187,29 @@
               <w:szCs w:val="20"/>
               <w:lang w:val="es-ES_tradnl"/>
             </w:rPr>
-            <w:t xml:space="preserve">., Angamarca-Iguago, J., </w:t>
+            <w:t>., Angamarca-</w:t>
           </w:r>
+          <w:proofErr w:type="spellStart"/>
+          <w:r>
+            <w:rPr>
+              <w:rFonts w:eastAsia="Times New Roman"/>
+              <w:color w:val="000000"/>
+              <w:szCs w:val="20"/>
+              <w:lang w:val="es-ES_tradnl"/>
+            </w:rPr>
+            <w:t>Iguago</w:t>
+          </w:r>
+          <w:proofErr w:type="spellEnd"/>
+          <w:r>
+            <w:rPr>
+              <w:rFonts w:eastAsia="Times New Roman"/>
+              <w:color w:val="000000"/>
+              <w:szCs w:val="20"/>
+              <w:lang w:val="es-ES_tradnl"/>
+            </w:rPr>
+            <w:t xml:space="preserve">, J., </w:t>
+          </w:r>
+          <w:proofErr w:type="spellStart"/>
           <w:r>
             <w:rPr>
               <w:rFonts w:eastAsia="Times New Roman"/>
@@ -18229,6 +18219,7 @@
             </w:rPr>
             <w:t>Hualpa</w:t>
           </w:r>
+          <w:proofErr w:type="spellEnd"/>
           <w:r>
             <w:rPr>
               <w:rFonts w:eastAsia="Times New Roman"/>
@@ -18245,7 +18236,27 @@
               <w:szCs w:val="20"/>
               <w:lang w:val="es-ES_tradnl"/>
             </w:rPr>
-            <w:t xml:space="preserve">Arcos-Villacís, N., Simancas-Racines, D. &amp; Escobar-Naranjo, M. (2023). </w:t>
+            <w:t>Arcos-Villacís, N., Simancas-</w:t>
+          </w:r>
+          <w:proofErr w:type="spellStart"/>
+          <w:r>
+            <w:rPr>
+              <w:rFonts w:eastAsia="Times New Roman"/>
+              <w:color w:val="000000"/>
+              <w:szCs w:val="20"/>
+              <w:lang w:val="es-ES_tradnl"/>
+            </w:rPr>
+            <w:t>Racines</w:t>
+          </w:r>
+          <w:proofErr w:type="spellEnd"/>
+          <w:r>
+            <w:rPr>
+              <w:rFonts w:eastAsia="Times New Roman"/>
+              <w:color w:val="000000"/>
+              <w:szCs w:val="20"/>
+              <w:lang w:val="es-ES_tradnl"/>
+            </w:rPr>
+            <w:t xml:space="preserve">, D. &amp; Escobar-Naranjo, M. (2023). </w:t>
           </w:r>
           <w:r>
             <w:rPr>
@@ -18301,7 +18312,7 @@
             </w:rPr>
             <w:t xml:space="preserve">(3). </w:t>
           </w:r>
-          <w:hyperlink r:id="rId43" w:history="1">
+          <w:hyperlink w:history="1" r:id="rId43">
             <w:r>
               <w:rPr>
                 <w:rStyle w:val="Hipervnculo"/>
@@ -18396,12 +18407,12 @@
       <w:tblPr>
         <w:tblW w:w="9967" w:type="dxa"/>
         <w:tblBorders>
-          <w:top w:val="single" w:sz="4" w:space="0" w:color="000000" w:themeColor="text1"/>
-          <w:left w:val="single" w:sz="4" w:space="0" w:color="000000" w:themeColor="text1"/>
-          <w:bottom w:val="single" w:sz="4" w:space="0" w:color="000000" w:themeColor="text1"/>
-          <w:right w:val="single" w:sz="4" w:space="0" w:color="000000" w:themeColor="text1"/>
-          <w:insideH w:val="single" w:sz="4" w:space="0" w:color="000000" w:themeColor="text1"/>
-          <w:insideV w:val="single" w:sz="4" w:space="0" w:color="000000" w:themeColor="text1"/>
+          <w:top w:val="single" w:color="000000" w:themeColor="text1" w:sz="4" w:space="0"/>
+          <w:left w:val="single" w:color="000000" w:themeColor="text1" w:sz="4" w:space="0"/>
+          <w:bottom w:val="single" w:color="000000" w:themeColor="text1" w:sz="4" w:space="0"/>
+          <w:right w:val="single" w:color="000000" w:themeColor="text1" w:sz="4" w:space="0"/>
+          <w:insideH w:val="single" w:color="000000" w:themeColor="text1" w:sz="4" w:space="0"/>
+          <w:insideV w:val="single" w:color="000000" w:themeColor="text1" w:sz="4" w:space="0"/>
         </w:tblBorders>
         <w:tblLayout w:type="fixed"/>
         <w:tblCellMar>
@@ -19552,7 +19563,7 @@
           <w:lang w:val="es-ES_tradnl"/>
         </w:rPr>
       </w:pPr>
-      <w:bookmarkStart w:id="37" w:name="_Toc213964864"/>
+      <w:bookmarkStart w:name="_Toc213964864" w:id="37"/>
       <w:r>
         <w:rPr>
           <w:b/>
@@ -19615,12 +19626,12 @@
       <w:tblPr>
         <w:tblW w:w="9967" w:type="dxa"/>
         <w:tblBorders>
-          <w:top w:val="single" w:sz="4" w:space="0" w:color="000000"/>
-          <w:left w:val="single" w:sz="4" w:space="0" w:color="000000"/>
-          <w:bottom w:val="single" w:sz="4" w:space="0" w:color="000000"/>
-          <w:right w:val="single" w:sz="4" w:space="0" w:color="000000"/>
-          <w:insideH w:val="single" w:sz="4" w:space="0" w:color="000000"/>
-          <w:insideV w:val="single" w:sz="4" w:space="0" w:color="000000"/>
+          <w:top w:val="single" w:color="000000" w:sz="4" w:space="0"/>
+          <w:left w:val="single" w:color="000000" w:sz="4" w:space="0"/>
+          <w:bottom w:val="single" w:color="000000" w:sz="4" w:space="0"/>
+          <w:right w:val="single" w:color="000000" w:sz="4" w:space="0"/>
+          <w:insideH w:val="single" w:color="000000" w:sz="4" w:space="0"/>
+          <w:insideV w:val="single" w:color="000000" w:sz="4" w:space="0"/>
         </w:tblBorders>
         <w:tblLayout w:type="fixed"/>
         <w:tblCellMar>
@@ -19892,7 +19903,7 @@
     <w:sectPr>
       <w:headerReference w:type="default" r:id="rId44"/>
       <w:footerReference w:type="default" r:id="rId45"/>
-      <w:pgSz w:w="12240" w:h="15840"/>
+      <w:pgSz w:w="12240" w:h="15840" w:orient="portrait"/>
       <w:pgMar w:top="1701" w:right="1134" w:bottom="1134" w:left="1134" w:header="720" w:footer="0" w:gutter="0"/>
       <w:pgNumType w:start="1"/>
       <w:cols w:space="720"/>
@@ -19903,7 +19914,7 @@
 
 <file path=word/comments.xml><?xml version="1.0" encoding="utf-8"?>
 <w:comments xmlns:wpc="http://schemas.microsoft.com/office/word/2010/wordprocessingCanvas" xmlns:cx="http://schemas.microsoft.com/office/drawing/2014/chartex" xmlns:cx1="http://schemas.microsoft.com/office/drawing/2015/9/8/chartex" xmlns:cx2="http://schemas.microsoft.com/office/drawing/2015/10/21/chartex" xmlns:cx3="http://schemas.microsoft.com/office/drawing/2016/5/9/chartex" xmlns:cx4="http://schemas.microsoft.com/office/drawing/2016/5/10/chartex" xmlns:cx5="http://schemas.microsoft.com/office/drawing/2016/5/11/chartex" xmlns:cx6="http://schemas.microsoft.com/office/drawing/2016/5/12/chartex" xmlns:cx7="http://schemas.microsoft.com/office/drawing/2016/5/13/chartex" xmlns:cx8="http://schemas.microsoft.com/office/drawing/2016/5/14/chartex" xmlns:mc="http://schemas.openxmlformats.org/markup-compatibility/2006" xmlns:aink="http://schemas.microsoft.com/office/drawing/2016/ink" xmlns:am3d="http://schemas.microsoft.com/office/drawing/2017/model3d" xmlns:o="urn:schemas-microsoft-com:office:office" xmlns:r="http://schemas.openxmlformats.org/officeDocument/2006/relationships" xmlns:m="http://schemas.openxmlformats.org/officeDocument/2006/math" xmlns:v="urn:schemas-microsoft-com:vml" xmlns:wp14="http://schemas.microsoft.com/office/word/2010/wordprocessingDrawing" xmlns:wp="http://schemas.openxmlformats.org/drawingml/2006/wordprocessingDrawing" xmlns:w10="urn:schemas-microsoft-com:office:word" xmlns:w="http://schemas.openxmlformats.org/wordprocessingml/2006/main" xmlns:w14="http://schemas.microsoft.com/office/word/2010/wordml" xmlns:w15="http://schemas.microsoft.com/office/word/2012/wordml" xmlns:w16cex="http://schemas.microsoft.com/office/word/2018/wordml/cex" xmlns:w16cid="http://schemas.microsoft.com/office/word/2016/wordml/cid" xmlns:w16="http://schemas.microsoft.com/office/word/2018/wordml" xmlns:w16sdtdh="http://schemas.microsoft.com/office/word/2020/wordml/sdtdatahash" xmlns:w16se="http://schemas.microsoft.com/office/word/2015/wordml/symex" xmlns:wpg="http://schemas.microsoft.com/office/word/2010/wordprocessingGroup" xmlns:wpi="http://schemas.microsoft.com/office/word/2010/wordprocessingInk" xmlns:wne="http://schemas.microsoft.com/office/word/2006/wordml" xmlns:wps="http://schemas.microsoft.com/office/word/2010/wordprocessingShape" mc:Ignorable="w14 w15 w16se w16cid w16 w16cex w16sdtdh wp14">
-  <w:comment w:id="3" w:author="Andrés Felipe Velandia Espitia" w:date="2025-11-11T14:42:00Z" w:initials="AFVE">
+  <w:comment w:initials="AFVE" w:author="Andrés Felipe Velandia Espitia" w:date="2025-11-11T14:42:00Z" w:id="3">
     <w:p>
       <w:pPr>
         <w:pStyle w:val="Textocomentario"/>
@@ -19954,7 +19965,7 @@
       <w:r>
         <w:t xml:space="preserve"> </w:t>
       </w:r>
-      <w:hyperlink r:id="rId1" w:history="1">
+      <w:hyperlink w:history="1" r:id="rId1">
         <w:r>
           <w:rPr>
             <w:rStyle w:val="Hipervnculo"/>
@@ -19981,7 +19992,7 @@
       <w:r>
         <w:t xml:space="preserve"> </w:t>
       </w:r>
-      <w:hyperlink r:id="rId2" w:history="1">
+      <w:hyperlink w:history="1" r:id="rId2">
         <w:r>
           <w:rPr>
             <w:rStyle w:val="Hipervnculo"/>
@@ -20005,7 +20016,7 @@
       <w:r>
         <w:t xml:space="preserve">Personas: </w:t>
       </w:r>
-      <w:hyperlink r:id="rId3" w:history="1">
+      <w:hyperlink w:history="1" r:id="rId3">
         <w:r>
           <w:rPr>
             <w:rStyle w:val="Hipervnculo"/>
@@ -20018,7 +20029,7 @@
       </w:r>
     </w:p>
   </w:comment>
-  <w:comment w:id="4" w:author="Andrés Felipe Velandia Espitia" w:date="2025-11-11T14:46:00Z" w:initials="AFVE">
+  <w:comment w:initials="AFVE" w:author="Andrés Felipe Velandia Espitia" w:date="2025-11-11T14:46:00Z" w:id="4">
     <w:p>
       <w:pPr>
         <w:pStyle w:val="Textocomentario"/>
@@ -20042,7 +20053,7 @@
       </w:r>
     </w:p>
   </w:comment>
-  <w:comment w:id="7" w:author="Andrés Felipe Velandia Espitia" w:date="2025-11-11T17:42:00Z" w:initials="AFVE">
+  <w:comment w:initials="AFVE" w:author="Andrés Felipe Velandia Espitia" w:date="2025-11-11T17:42:00Z" w:id="7">
     <w:p>
       <w:pPr>
         <w:pStyle w:val="Textocomentario"/>
@@ -20053,7 +20064,7 @@
         </w:rPr>
         <w:annotationRef/>
       </w:r>
-      <w:hyperlink r:id="rId4" w:anchor="fromView=search&amp;page=1&amp;position=23&amp;uuid=ed914089-8c60-468a-91ff-a2b1535ee973&amp;query=vigilancia+salud" w:history="1">
+      <w:hyperlink w:history="1" w:anchor="fromView=search&amp;page=1&amp;position=23&amp;uuid=ed914089-8c60-468a-91ff-a2b1535ee973&amp;query=vigilancia+salud" r:id="rId4">
         <w:r>
           <w:rPr>
             <w:rStyle w:val="Hipervnculo"/>
@@ -20066,7 +20077,7 @@
       </w:r>
     </w:p>
   </w:comment>
-  <w:comment w:id="9" w:author="Andrés Felipe Velandia Espitia" w:date="2025-11-11T17:56:00Z" w:initials="AFVE">
+  <w:comment w:initials="AFVE" w:author="Andrés Felipe Velandia Espitia" w:date="2025-11-11T17:56:00Z" w:id="9">
     <w:p>
       <w:pPr>
         <w:pStyle w:val="Textocomentario"/>
@@ -20109,7 +20120,7 @@
       <w:r>
         <w:t xml:space="preserve">Quiénes: </w:t>
       </w:r>
-      <w:hyperlink r:id="rId5" w:history="1">
+      <w:hyperlink w:history="1" r:id="rId5">
         <w:r>
           <w:rPr>
             <w:rStyle w:val="Hipervnculo"/>
@@ -20133,7 +20144,7 @@
       <w:r>
         <w:t xml:space="preserve">Dónde: </w:t>
       </w:r>
-      <w:hyperlink r:id="rId6" w:history="1">
+      <w:hyperlink w:history="1" r:id="rId6">
         <w:r>
           <w:rPr>
             <w:rStyle w:val="Hipervnculo"/>
@@ -20154,10 +20165,15 @@
       <w:pPr>
         <w:pStyle w:val="Textocomentario"/>
       </w:pPr>
-      <w:r>
-        <w:t xml:space="preserve">Cuándo: </w:t>
-      </w:r>
-      <w:hyperlink r:id="rId7" w:history="1">
+      <w:proofErr w:type="gramStart"/>
+      <w:r>
+        <w:t>Cuándo</w:t>
+      </w:r>
+      <w:proofErr w:type="gramEnd"/>
+      <w:r>
+        <w:t xml:space="preserve">: </w:t>
+      </w:r>
+      <w:hyperlink w:history="1" r:id="rId7">
         <w:r>
           <w:rPr>
             <w:rStyle w:val="Hipervnculo"/>
@@ -20170,7 +20186,7 @@
       </w:r>
     </w:p>
   </w:comment>
-  <w:comment w:id="10" w:author="Andrés Felipe Velandia Espitia" w:date="2025-11-11T18:00:00Z" w:initials="AFVE">
+  <w:comment w:initials="AFVE" w:author="Andrés Felipe Velandia Espitia" w:date="2025-11-11T18:00:00Z" w:id="10">
     <w:p>
       <w:pPr>
         <w:pStyle w:val="Textocomentario"/>
@@ -20216,7 +20232,7 @@
       <w:r>
         <w:t xml:space="preserve"> </w:t>
       </w:r>
-      <w:hyperlink r:id="rId8" w:anchor="fromView=search&amp;page=1&amp;position=10&amp;uuid=9534fb30-2742-4919-b127-f3bc3a62fc73&amp;query=calendario+salud" w:history="1">
+      <w:hyperlink w:history="1" w:anchor="fromView=search&amp;page=1&amp;position=10&amp;uuid=9534fb30-2742-4919-b127-f3bc3a62fc73&amp;query=calendario+salud" r:id="rId8">
         <w:r>
           <w:rPr>
             <w:rStyle w:val="Hipervnculo"/>
@@ -20237,7 +20253,7 @@
       <w:r>
         <w:t xml:space="preserve">Lugar: </w:t>
       </w:r>
-      <w:hyperlink r:id="rId9" w:anchor="fromView=search&amp;page=1&amp;position=6&amp;uuid=3a818065-8423-4712-8f1d-d835a902adaa&amp;query=%C3%A1rea+geogr%C3%A1fica" w:history="1">
+      <w:hyperlink w:history="1" w:anchor="fromView=search&amp;page=1&amp;position=6&amp;uuid=3a818065-8423-4712-8f1d-d835a902adaa&amp;query=%C3%A1rea+geogr%C3%A1fica" r:id="rId9">
         <w:r>
           <w:rPr>
             <w:rStyle w:val="Hipervnculo"/>
@@ -20258,7 +20274,7 @@
       <w:r>
         <w:t xml:space="preserve">Persona: </w:t>
       </w:r>
-      <w:hyperlink r:id="rId10" w:anchor="fromView=search&amp;page=1&amp;position=20&amp;uuid=bf5a3019-eaa6-4d1d-b440-bfce7ffc7eae&amp;query=varias+personas+enfermas" w:history="1">
+      <w:hyperlink w:history="1" w:anchor="fromView=search&amp;page=1&amp;position=20&amp;uuid=bf5a3019-eaa6-4d1d-b440-bfce7ffc7eae&amp;query=varias+personas+enfermas" r:id="rId10">
         <w:r>
           <w:rPr>
             <w:rStyle w:val="Hipervnculo"/>
@@ -20271,7 +20287,7 @@
       </w:r>
     </w:p>
   </w:comment>
-  <w:comment w:id="12" w:author="Andrés Felipe Velandia Espitia" w:date="2025-11-11T20:36:00Z" w:initials="AFVE">
+  <w:comment w:initials="AFVE" w:author="Andrés Felipe Velandia Espitia" w:date="2025-11-11T20:36:00Z" w:id="12">
     <w:p>
       <w:pPr>
         <w:pStyle w:val="Textocomentario"/>
@@ -20295,7 +20311,7 @@
       </w:r>
     </w:p>
   </w:comment>
-  <w:comment w:id="14" w:author="Andrés Felipe Velandia Espitia" w:date="2025-11-11T20:49:00Z" w:initials="AFVE">
+  <w:comment w:initials="AFVE" w:author="Andrés Felipe Velandia Espitia" w:date="2025-11-11T20:49:00Z" w:id="14">
     <w:p>
       <w:pPr>
         <w:pStyle w:val="Textocomentario"/>
@@ -20319,7 +20335,7 @@
       </w:r>
     </w:p>
   </w:comment>
-  <w:comment w:id="15" w:author="Andrés Felipe Velandia Espitia" w:date="2025-11-11T20:54:00Z" w:initials="AFVE">
+  <w:comment w:initials="AFVE" w:author="Andrés Felipe Velandia Espitia" w:date="2025-11-11T20:54:00Z" w:id="15">
     <w:p>
       <w:pPr>
         <w:pStyle w:val="Textocomentario"/>
@@ -20362,7 +20378,7 @@
       <w:r>
         <w:t xml:space="preserve">Participativo: </w:t>
       </w:r>
-      <w:hyperlink r:id="rId11" w:history="1">
+      <w:hyperlink w:history="1" r:id="rId11">
         <w:r>
           <w:rPr>
             <w:rStyle w:val="Hipervnculo"/>
@@ -20383,7 +20399,7 @@
       <w:r>
         <w:t xml:space="preserve">Sensores: </w:t>
       </w:r>
-      <w:hyperlink r:id="rId12" w:history="1">
+      <w:hyperlink w:history="1" r:id="rId12">
         <w:r>
           <w:rPr>
             <w:rStyle w:val="Hipervnculo"/>
@@ -20404,7 +20420,7 @@
       <w:r>
         <w:t xml:space="preserve">Centinela: </w:t>
       </w:r>
-      <w:hyperlink r:id="rId13" w:history="1">
+      <w:hyperlink w:history="1" r:id="rId13">
         <w:r>
           <w:rPr>
             <w:rStyle w:val="Hipervnculo"/>
@@ -20417,7 +20433,7 @@
       </w:r>
     </w:p>
   </w:comment>
-  <w:comment w:id="17" w:author="Andrés Felipe Velandia Espitia" w:date="2025-11-11T20:57:00Z" w:initials="AFVE">
+  <w:comment w:initials="AFVE" w:author="Andrés Felipe Velandia Espitia" w:date="2025-11-11T20:57:00Z" w:id="17">
     <w:p>
       <w:pPr>
         <w:pStyle w:val="Textocomentario"/>
@@ -20465,7 +20481,7 @@
       <w:r>
         <w:t xml:space="preserve">Factores: </w:t>
       </w:r>
-      <w:hyperlink r:id="rId14" w:anchor="fromView=search&amp;page=1&amp;position=1&amp;uuid=3444b6ab-6878-4e2d-addc-c1636ed62e67&amp;query=contaminaci%C3%B3n+agua" w:history="1">
+      <w:hyperlink w:history="1" w:anchor="fromView=search&amp;page=1&amp;position=1&amp;uuid=3444b6ab-6878-4e2d-addc-c1636ed62e67&amp;query=contaminaci%C3%B3n+agua" r:id="rId14">
         <w:r>
           <w:rPr>
             <w:rStyle w:val="Hipervnculo"/>
@@ -20486,7 +20502,7 @@
       <w:r>
         <w:t xml:space="preserve">Situaciones: </w:t>
       </w:r>
-      <w:hyperlink r:id="rId15" w:anchor="fromView=search&amp;page=1&amp;position=16&amp;uuid=373722d5-da22-4925-b9ec-86a1994d0350&amp;query=animales+muertos" w:history="1">
+      <w:hyperlink w:history="1" w:anchor="fromView=search&amp;page=1&amp;position=16&amp;uuid=373722d5-da22-4925-b9ec-86a1994d0350&amp;query=animales+muertos" r:id="rId15">
         <w:r>
           <w:rPr>
             <w:rStyle w:val="Hipervnculo"/>
@@ -20507,7 +20523,7 @@
       <w:r>
         <w:t xml:space="preserve">Síndromes: </w:t>
       </w:r>
-      <w:hyperlink r:id="rId16" w:anchor="fromView=search&amp;page=1&amp;position=39&amp;uuid=98810508-452e-47f8-b5e6-5007ecb9d4d1&amp;query=brotes+en+la+piel" w:history="1">
+      <w:hyperlink w:history="1" w:anchor="fromView=search&amp;page=1&amp;position=39&amp;uuid=98810508-452e-47f8-b5e6-5007ecb9d4d1&amp;query=brotes+en+la+piel" r:id="rId16">
         <w:r>
           <w:rPr>
             <w:rStyle w:val="Hipervnculo"/>
@@ -20528,7 +20544,7 @@
       <w:r>
         <w:t xml:space="preserve">Casos: </w:t>
       </w:r>
-      <w:hyperlink r:id="rId17" w:anchor="fromView=search&amp;page=1&amp;position=6&amp;uuid=6bbc5de4-89fe-4812-857c-3c81587f8314&amp;query=cuidado+personas" w:history="1">
+      <w:hyperlink w:history="1" w:anchor="fromView=search&amp;page=1&amp;position=6&amp;uuid=6bbc5de4-89fe-4812-857c-3c81587f8314&amp;query=cuidado+personas" r:id="rId17">
         <w:r>
           <w:rPr>
             <w:rStyle w:val="Hipervnculo"/>
@@ -20549,7 +20565,7 @@
       <w:r>
         <w:t xml:space="preserve">Muertes: </w:t>
       </w:r>
-      <w:hyperlink r:id="rId18" w:anchor="fromView=search&amp;page=2&amp;position=13&amp;uuid=1b29287e-9373-45ed-aacf-75e1670aec8e&amp;query=muerte+covid" w:history="1">
+      <w:hyperlink w:history="1" w:anchor="fromView=search&amp;page=2&amp;position=13&amp;uuid=1b29287e-9373-45ed-aacf-75e1670aec8e&amp;query=muerte+covid" r:id="rId18">
         <w:r>
           <w:rPr>
             <w:rStyle w:val="Hipervnculo"/>
@@ -20570,7 +20586,7 @@
       <w:r>
         <w:t xml:space="preserve">Conglomerados: </w:t>
       </w:r>
-      <w:hyperlink r:id="rId19" w:anchor="fromView=search&amp;page=1&amp;position=19&amp;uuid=acbc7064-44d7-4ec5-b2c7-56600d4a59a5&amp;query=personas+enfermas" w:history="1">
+      <w:hyperlink w:history="1" w:anchor="fromView=search&amp;page=1&amp;position=19&amp;uuid=acbc7064-44d7-4ec5-b2c7-56600d4a59a5&amp;query=personas+enfermas" r:id="rId19">
         <w:r>
           <w:rPr>
             <w:rStyle w:val="Hipervnculo"/>
@@ -20593,7 +20609,7 @@
       </w:pPr>
     </w:p>
   </w:comment>
-  <w:comment w:id="19" w:author="Andrés Felipe Velandia Espitia" w:date="2025-11-11T21:08:00Z" w:initials="AFVE">
+  <w:comment w:initials="AFVE" w:author="Andrés Felipe Velandia Espitia" w:date="2025-11-11T21:08:00Z" w:id="19">
     <w:p>
       <w:pPr>
         <w:pStyle w:val="Textocomentario"/>
@@ -20625,7 +20641,7 @@
       </w:r>
     </w:p>
   </w:comment>
-  <w:comment w:id="20" w:author="Andrés Felipe Velandia Espitia" w:date="2025-11-11T21:15:00Z" w:initials="AFVE">
+  <w:comment w:initials="AFVE" w:author="Andrés Felipe Velandia Espitia" w:date="2025-11-11T21:15:00Z" w:id="20">
     <w:p>
       <w:pPr>
         <w:pStyle w:val="Textocomentario"/>
@@ -20711,7 +20727,7 @@
       </w:r>
     </w:p>
   </w:comment>
-  <w:comment w:id="21" w:author="Andrés Felipe Velandia Espitia" w:date="2025-11-11T21:11:00Z" w:initials="AFVE">
+  <w:comment w:initials="AFVE" w:author="Andrés Felipe Velandia Espitia" w:date="2025-11-11T21:11:00Z" w:id="21">
     <w:p>
       <w:pPr>
         <w:pStyle w:val="Textocomentario"/>
@@ -20893,7 +20909,7 @@
       </w:pPr>
     </w:p>
   </w:comment>
-  <w:comment w:id="23" w:author="Andrés Felipe Velandia Espitia" w:date="2025-11-11T22:06:00Z" w:initials="AFVE">
+  <w:comment w:initials="AFVE" w:author="Andrés Felipe Velandia Espitia" w:date="2025-11-11T22:06:00Z" w:id="23">
     <w:p>
       <w:pPr>
         <w:pStyle w:val="Textocomentario"/>
@@ -20907,12 +20923,14 @@
       <w:r>
         <w:t xml:space="preserve">Al hacer clic mostrar de los Anexos el documento: </w:t>
       </w:r>
+      <w:proofErr w:type="spellStart"/>
       <w:r>
         <w:t>Ficha_de_reporte_individual</w:t>
       </w:r>
+      <w:proofErr w:type="spellEnd"/>
     </w:p>
   </w:comment>
-  <w:comment w:id="24" w:author="Andrés Felipe Velandia Espitia" w:date="2025-11-11T22:06:00Z" w:initials="AFVE">
+  <w:comment w:initials="AFVE" w:author="Andrés Felipe Velandia Espitia" w:date="2025-11-11T22:06:00Z" w:id="24">
     <w:p>
       <w:pPr>
         <w:pStyle w:val="Textocomentario"/>
@@ -20932,15 +20950,17 @@
       <w:r>
         <w:t xml:space="preserve">Al hacer clic mostrar de los Anexos el documento: </w:t>
       </w:r>
+      <w:proofErr w:type="spellStart"/>
       <w:r>
         <w:t>Ficha_de_reporte_</w:t>
       </w:r>
       <w:r>
         <w:t>colectuvo</w:t>
       </w:r>
+      <w:proofErr w:type="spellEnd"/>
     </w:p>
   </w:comment>
-  <w:comment w:id="27" w:author="Andrés Felipe Velandia Espitia" w:date="2025-11-13T22:03:00Z" w:initials="AFVE">
+  <w:comment w:initials="AFVE" w:author="Andrés Felipe Velandia Espitia" w:date="2025-11-13T22:03:00Z" w:id="27">
     <w:p>
       <w:pPr>
         <w:pStyle w:val="Textocomentario"/>
@@ -20969,6 +20989,7 @@
       <w:r>
         <w:t xml:space="preserve">encuentra en Anexos / </w:t>
       </w:r>
+      <w:proofErr w:type="spellStart"/>
       <w:r>
         <w:rPr>
           <w:color w:val="000000" w:themeColor="text1"/>
@@ -20976,9 +20997,10 @@
         </w:rPr>
         <w:t>Ingreso_aplicativo_VBC</w:t>
       </w:r>
+      <w:proofErr w:type="spellEnd"/>
     </w:p>
   </w:comment>
-  <w:comment w:id="28" w:author="Andrés Felipe Velandia Espitia" w:date="2025-11-11T22:30:00Z" w:initials="AFVE">
+  <w:comment w:initials="AFVE" w:author="Andrés Felipe Velandia Espitia" w:date="2025-11-11T22:30:00Z" w:id="28">
     <w:p>
       <w:pPr>
         <w:pStyle w:val="Textocomentario"/>
@@ -21002,7 +21024,7 @@
       </w:r>
     </w:p>
   </w:comment>
-  <w:comment w:id="29" w:author="Andrés Felipe Velandia Espitia" w:date="2025-11-13T22:03:00Z" w:initials="AFVE">
+  <w:comment w:initials="AFVE" w:author="Andrés Felipe Velandia Espitia" w:date="2025-11-13T22:03:00Z" w:id="29">
     <w:p>
       <w:pPr>
         <w:pStyle w:val="Textocomentario"/>
@@ -21016,6 +21038,7 @@
       <w:r>
         <w:t xml:space="preserve">Al hacer clic en este botón, se debe cargar el PDF que hará el equipo de diseño. El documento base se encuentra en Anexos / </w:t>
       </w:r>
+      <w:proofErr w:type="spellStart"/>
       <w:r>
         <w:rPr>
           <w:color w:val="000000" w:themeColor="text1"/>
@@ -21030,16 +21053,17 @@
         </w:rPr>
         <w:t>_aplicativo_VBC</w:t>
       </w:r>
+      <w:proofErr w:type="spellEnd"/>
     </w:p>
   </w:comment>
-  <w:comment w:id="30" w:author="Andrés Felipe Velandia Espitia" w:date="2025-11-26T10:33:00Z" w:initials="AFVE">
+  <w:comment w:initials="AFVE" w:author="Andrés Felipe Velandia Espitia" w:date="2025-11-26T10:33:00Z" w:id="30">
     <w:p>
       <w:pPr>
         <w:spacing w:line="240" w:lineRule="auto"/>
         <w:jc w:val="center"/>
         <w:textAlignment w:val="baseline"/>
         <w:rPr>
-          <w:rFonts w:ascii="Segoe UI" w:eastAsia="Times New Roman" w:hAnsi="Segoe UI" w:cs="Segoe UI"/>
+          <w:rFonts w:ascii="Segoe UI" w:hAnsi="Segoe UI" w:eastAsia="Times New Roman" w:cs="Segoe UI"/>
           <w:sz w:val="18"/>
           <w:szCs w:val="18"/>
         </w:rPr>
@@ -21121,7 +21145,7 @@
           <w:color w:val="FF0000"/>
           <w:szCs w:val="20"/>
         </w:rPr>
-        <w:t>Reporte</w:t>
+        <w:t>C</w:t>
       </w:r>
       <w:r>
         <w:rPr>
@@ -21131,7 +21155,7 @@
           <w:color w:val="FF0000"/>
           <w:szCs w:val="20"/>
         </w:rPr>
-        <w:t>_</w:t>
+        <w:t>o</w:t>
       </w:r>
       <w:r>
         <w:rPr>
@@ -21141,7 +21165,7 @@
           <w:color w:val="FF0000"/>
           <w:szCs w:val="20"/>
         </w:rPr>
-        <w:t>de</w:t>
+        <w:t>mo</w:t>
       </w:r>
       <w:r>
         <w:rPr>
@@ -21161,7 +21185,7 @@
           <w:color w:val="FF0000"/>
           <w:szCs w:val="20"/>
         </w:rPr>
-        <w:t>situaciones</w:t>
+        <w:t>reportar</w:t>
       </w:r>
       <w:r>
         <w:rPr>
@@ -21181,7 +21205,7 @@
           <w:color w:val="FF0000"/>
           <w:szCs w:val="20"/>
         </w:rPr>
-        <w:t>de</w:t>
+        <w:t>situaciones</w:t>
       </w:r>
       <w:r>
         <w:rPr>
@@ -21201,7 +21225,7 @@
           <w:color w:val="FF0000"/>
           <w:szCs w:val="20"/>
         </w:rPr>
-        <w:t>inter</w:t>
+        <w:t>de</w:t>
       </w:r>
       <w:r>
         <w:rPr>
@@ -21211,7 +21235,7 @@
           <w:color w:val="FF0000"/>
           <w:szCs w:val="20"/>
         </w:rPr>
-        <w:t>e</w:t>
+        <w:t>_</w:t>
       </w:r>
       <w:r>
         <w:rPr>
@@ -21221,7 +21245,7 @@
           <w:color w:val="FF0000"/>
           <w:szCs w:val="20"/>
         </w:rPr>
-        <w:t>s</w:t>
+        <w:t>inter</w:t>
       </w:r>
       <w:r>
         <w:rPr>
@@ -21231,7 +21255,7 @@
           <w:color w:val="FF0000"/>
           <w:szCs w:val="20"/>
         </w:rPr>
-        <w:t>_</w:t>
+        <w:t>e</w:t>
       </w:r>
       <w:r>
         <w:rPr>
@@ -21241,7 +21265,7 @@
           <w:color w:val="FF0000"/>
           <w:szCs w:val="20"/>
         </w:rPr>
-        <w:t>en</w:t>
+        <w:t>s</w:t>
       </w:r>
       <w:r>
         <w:rPr>
@@ -21261,7 +21285,7 @@
           <w:color w:val="FF0000"/>
           <w:szCs w:val="20"/>
         </w:rPr>
-        <w:t>salud</w:t>
+        <w:t>en</w:t>
       </w:r>
       <w:r>
         <w:rPr>
@@ -21281,7 +21305,7 @@
           <w:color w:val="FF0000"/>
           <w:szCs w:val="20"/>
         </w:rPr>
-        <w:t>p</w:t>
+        <w:t>salud</w:t>
       </w:r>
       <w:r>
         <w:rPr>
@@ -21291,7 +21315,7 @@
           <w:color w:val="FF0000"/>
           <w:szCs w:val="20"/>
         </w:rPr>
-        <w:t>u</w:t>
+        <w:t>_</w:t>
       </w:r>
       <w:r>
         <w:rPr>
@@ -21301,8 +21325,108 @@
           <w:color w:val="FF0000"/>
           <w:szCs w:val="20"/>
         </w:rPr>
+        <w:t>p</w:t>
+      </w:r>
+      <w:r>
+        <w:rPr>
+          <w:rFonts w:eastAsia="Times New Roman"/>
+          <w:b/>
+          <w:bCs/>
+          <w:color w:val="FF0000"/>
+          <w:szCs w:val="20"/>
+        </w:rPr>
+        <w:t>u</w:t>
+      </w:r>
+      <w:r>
+        <w:rPr>
+          <w:rFonts w:eastAsia="Times New Roman"/>
+          <w:b/>
+          <w:bCs/>
+          <w:color w:val="FF0000"/>
+          <w:szCs w:val="20"/>
+        </w:rPr>
         <w:t>blica</w:t>
       </w:r>
+      <w:r>
+        <w:rPr>
+          <w:rFonts w:eastAsia="Times New Roman"/>
+          <w:b/>
+          <w:bCs/>
+          <w:color w:val="FF0000"/>
+          <w:szCs w:val="20"/>
+        </w:rPr>
+        <w:t>_</w:t>
+      </w:r>
+      <w:r>
+        <w:rPr>
+          <w:rFonts w:eastAsia="Times New Roman"/>
+          <w:b/>
+          <w:bCs/>
+          <w:color w:val="FF0000"/>
+          <w:szCs w:val="20"/>
+        </w:rPr>
+        <w:t>en</w:t>
+      </w:r>
+      <w:r>
+        <w:rPr>
+          <w:rFonts w:eastAsia="Times New Roman"/>
+          <w:b/>
+          <w:bCs/>
+          <w:color w:val="FF0000"/>
+          <w:szCs w:val="20"/>
+        </w:rPr>
+        <w:t>_</w:t>
+      </w:r>
+      <w:r>
+        <w:rPr>
+          <w:rFonts w:eastAsia="Times New Roman"/>
+          <w:b/>
+          <w:bCs/>
+          <w:color w:val="FF0000"/>
+          <w:szCs w:val="20"/>
+        </w:rPr>
+        <w:t>la</w:t>
+      </w:r>
+      <w:r>
+        <w:rPr>
+          <w:rFonts w:eastAsia="Times New Roman"/>
+          <w:b/>
+          <w:bCs/>
+          <w:color w:val="FF0000"/>
+          <w:szCs w:val="20"/>
+        </w:rPr>
+        <w:t>_</w:t>
+      </w:r>
+      <w:r>
+        <w:rPr>
+          <w:rFonts w:eastAsia="Times New Roman"/>
+          <w:b/>
+          <w:bCs/>
+          <w:color w:val="FF0000"/>
+          <w:szCs w:val="20"/>
+        </w:rPr>
+        <w:t>estrategia</w:t>
+      </w:r>
+      <w:r>
+        <w:rPr>
+          <w:rFonts w:eastAsia="Times New Roman"/>
+          <w:b/>
+          <w:bCs/>
+          <w:color w:val="FF0000"/>
+          <w:szCs w:val="20"/>
+        </w:rPr>
+        <w:t>_</w:t>
+      </w:r>
+      <w:r>
+        <w:rPr>
+          <w:rFonts w:eastAsia="Times New Roman"/>
+          <w:b/>
+          <w:bCs/>
+          <w:color w:val="FF0000"/>
+          <w:szCs w:val="20"/>
+        </w:rPr>
+        <w:t>VBC</w:t>
+      </w:r>
     </w:p>
     <w:p>
       <w:pPr>
@@ -21310,7 +21434,7 @@
       </w:pPr>
     </w:p>
   </w:comment>
-  <w:comment w:id="33" w:author="Andrés Felipe Velandia Espitia" w:date="2025-10-22T00:38:00Z" w:initials="AFVE">
+  <w:comment w:initials="AFVE" w:author="Andrés Felipe Velandia Espitia" w:date="2025-10-22T00:38:00Z" w:id="33">
     <w:p>
       <w:pPr>
         <w:pStyle w:val="Textocomentario"/>
@@ -21500,7 +21624,7 @@
       <w:ind w:left="-2" w:hanging="2"/>
       <w:jc w:val="right"/>
       <w:rPr>
-        <w:rFonts w:ascii="Times New Roman" w:eastAsia="Times New Roman" w:hAnsi="Times New Roman" w:cs="Times New Roman"/>
+        <w:rFonts w:ascii="Times New Roman" w:hAnsi="Times New Roman" w:eastAsia="Times New Roman" w:cs="Times New Roman"/>
         <w:sz w:val="24"/>
         <w:szCs w:val="24"/>
       </w:rPr>
@@ -21510,7 +21634,7 @@
     <w:pPr>
       <w:spacing w:line="240" w:lineRule="auto"/>
       <w:rPr>
-        <w:rFonts w:ascii="Times New Roman" w:eastAsia="Times New Roman" w:hAnsi="Times New Roman" w:cs="Times New Roman"/>
+        <w:rFonts w:ascii="Times New Roman" w:hAnsi="Times New Roman" w:eastAsia="Times New Roman" w:cs="Times New Roman"/>
         <w:sz w:val="24"/>
         <w:szCs w:val="24"/>
       </w:rPr>
@@ -21600,7 +21724,7 @@
 </file>
 
 <file path=word/header1.xml><?xml version="1.0" encoding="utf-8"?>
-<w:hdr xmlns:wpc="http://schemas.microsoft.com/office/word/2010/wordprocessingCanvas" xmlns:cx="http://schemas.microsoft.com/office/drawing/2014/chartex" xmlns:cx1="http://schemas.microsoft.com/office/drawing/2015/9/8/chartex" xmlns:cx2="http://schemas.microsoft.com/office/drawing/2015/10/21/chartex" xmlns:cx3="http://schemas.microsoft.com/office/drawing/2016/5/9/chartex" xmlns:cx4="http://schemas.microsoft.com/office/drawing/2016/5/10/chartex" xmlns:cx5="http://schemas.microsoft.com/office/drawing/2016/5/11/chartex" xmlns:cx6="http://schemas.microsoft.com/office/drawing/2016/5/12/chartex" xmlns:cx7="http://schemas.microsoft.com/office/drawing/2016/5/13/chartex" xmlns:cx8="http://schemas.microsoft.com/office/drawing/2016/5/14/chartex" xmlns:mc="http://schemas.openxmlformats.org/markup-compatibility/2006" xmlns:aink="http://schemas.microsoft.com/office/drawing/2016/ink" xmlns:am3d="http://schemas.microsoft.com/office/drawing/2017/model3d" xmlns:o="urn:schemas-microsoft-com:office:office" xmlns:r="http://schemas.openxmlformats.org/officeDocument/2006/relationships" xmlns:m="http://schemas.openxmlformats.org/officeDocument/2006/math" xmlns:v="urn:schemas-microsoft-com:vml" xmlns:wp14="http://schemas.microsoft.com/office/word/2010/wordprocessingDrawing" xmlns:wp="http://schemas.openxmlformats.org/drawingml/2006/wordprocessingDrawing" xmlns:w10="urn:schemas-microsoft-com:office:word" xmlns:w="http://schemas.openxmlformats.org/wordprocessingml/2006/main" xmlns:w14="http://schemas.microsoft.com/office/word/2010/wordml" xmlns:w15="http://schemas.microsoft.com/office/word/2012/wordml" xmlns:w16cex="http://schemas.microsoft.com/office/word/2018/wordml/cex" xmlns:w16cid="http://schemas.microsoft.com/office/word/2016/wordml/cid" xmlns:w16="http://schemas.microsoft.com/office/word/2018/wordml" xmlns:w16sdtdh="http://schemas.microsoft.com/office/word/2020/wordml/sdtdatahash" xmlns:w16se="http://schemas.microsoft.com/office/word/2015/wordml/symex" xmlns:wpg="http://schemas.microsoft.com/office/word/2010/wordprocessingGroup" xmlns:wpi="http://schemas.microsoft.com/office/word/2010/wordprocessingInk" xmlns:wne="http://schemas.microsoft.com/office/word/2006/wordml" xmlns:wps="http://schemas.microsoft.com/office/word/2010/wordprocessingShape" mc:Ignorable="w14 w15 w16se w16cid w16 w16cex w16sdtdh wp14">
+<w:hdr xmlns:wpc="http://schemas.microsoft.com/office/word/2010/wordprocessingCanvas" xmlns:cx="http://schemas.microsoft.com/office/drawing/2014/chartex" xmlns:cx1="http://schemas.microsoft.com/office/drawing/2015/9/8/chartex" xmlns:cx2="http://schemas.microsoft.com/office/drawing/2015/10/21/chartex" xmlns:cx3="http://schemas.microsoft.com/office/drawing/2016/5/9/chartex" xmlns:cx4="http://schemas.microsoft.com/office/drawing/2016/5/10/chartex" xmlns:cx5="http://schemas.microsoft.com/office/drawing/2016/5/11/chartex" xmlns:cx6="http://schemas.microsoft.com/office/drawing/2016/5/12/chartex" xmlns:cx7="http://schemas.microsoft.com/office/drawing/2016/5/13/chartex" xmlns:cx8="http://schemas.microsoft.com/office/drawing/2016/5/14/chartex" xmlns:mc="http://schemas.openxmlformats.org/markup-compatibility/2006" xmlns:aink="http://schemas.microsoft.com/office/drawing/2016/ink" xmlns:am3d="http://schemas.microsoft.com/office/drawing/2017/model3d" xmlns:o="urn:schemas-microsoft-com:office:office" xmlns:r="http://schemas.openxmlformats.org/officeDocument/2006/relationships" xmlns:m="http://schemas.openxmlformats.org/officeDocument/2006/math" xmlns:v="urn:schemas-microsoft-com:vml" xmlns:wp14="http://schemas.microsoft.com/office/word/2010/wordprocessingDrawing" xmlns:wp="http://schemas.openxmlformats.org/drawingml/2006/wordprocessingDrawing" xmlns:w10="urn:schemas-microsoft-com:office:word" xmlns:w="http://schemas.openxmlformats.org/wordprocessingml/2006/main" xmlns:w14="http://schemas.microsoft.com/office/word/2010/wordml" xmlns:w15="http://schemas.microsoft.com/office/word/2012/wordml" xmlns:w16cex="http://schemas.microsoft.com/office/word/2018/wordml/cex" xmlns:w16cid="http://schemas.microsoft.com/office/word/2016/wordml/cid" xmlns:w16="http://schemas.microsoft.com/office/word/2018/wordml" xmlns:w16sdtdh="http://schemas.microsoft.com/office/word/2020/wordml/sdtdatahash" xmlns:w16se="http://schemas.microsoft.com/office/word/2015/wordml/symex" xmlns:wpg="http://schemas.microsoft.com/office/word/2010/wordprocessingGroup" xmlns:wpi="http://schemas.microsoft.com/office/word/2010/wordprocessingInk" xmlns:wne="http://schemas.microsoft.com/office/word/2006/wordml" xmlns:wps="http://schemas.microsoft.com/office/word/2010/wordprocessingShape" xmlns:a="http://schemas.openxmlformats.org/drawingml/2006/main" xmlns:adec="http://schemas.microsoft.com/office/drawing/2017/decorative" xmlns:pic="http://schemas.openxmlformats.org/drawingml/2006/picture" xmlns:a14="http://schemas.microsoft.com/office/drawing/2010/main" mc:Ignorable="w14 w15 w16se w16cid w16 w16cex w16sdtdh wp14">
   <w:p>
     <w:pPr>
       <w:pBdr>
@@ -21759,7 +21883,7 @@
         <w:ind w:left="720" w:hanging="360"/>
       </w:pPr>
       <w:rPr>
-        <w:rFonts w:ascii="Wingdings" w:hAnsi="Wingdings" w:hint="default"/>
+        <w:rFonts w:hint="default" w:ascii="Wingdings" w:hAnsi="Wingdings"/>
       </w:rPr>
     </w:lvl>
     <w:lvl w:ilvl="1" w:tplc="240A0003" w:tentative="1">
@@ -21771,7 +21895,7 @@
         <w:ind w:left="1440" w:hanging="360"/>
       </w:pPr>
       <w:rPr>
-        <w:rFonts w:ascii="Courier New" w:hAnsi="Courier New" w:cs="Courier New" w:hint="default"/>
+        <w:rFonts w:hint="default" w:ascii="Courier New" w:hAnsi="Courier New" w:cs="Courier New"/>
       </w:rPr>
     </w:lvl>
     <w:lvl w:ilvl="2" w:tplc="240A0005" w:tentative="1">
@@ -21783,7 +21907,7 @@
         <w:ind w:left="2160" w:hanging="360"/>
       </w:pPr>
       <w:rPr>
-        <w:rFonts w:ascii="Wingdings" w:hAnsi="Wingdings" w:hint="default"/>
+        <w:rFonts w:hint="default" w:ascii="Wingdings" w:hAnsi="Wingdings"/>
       </w:rPr>
     </w:lvl>
     <w:lvl w:ilvl="3" w:tplc="240A0001" w:tentative="1">
@@ -21795,7 +21919,7 @@
         <w:ind w:left="2880" w:hanging="360"/>
       </w:pPr>
       <w:rPr>
-        <w:rFonts w:ascii="Symbol" w:hAnsi="Symbol" w:hint="default"/>
+        <w:rFonts w:hint="default" w:ascii="Symbol" w:hAnsi="Symbol"/>
       </w:rPr>
     </w:lvl>
     <w:lvl w:ilvl="4" w:tplc="240A0003" w:tentative="1">
@@ -21807,7 +21931,7 @@
         <w:ind w:left="3600" w:hanging="360"/>
       </w:pPr>
       <w:rPr>
-        <w:rFonts w:ascii="Courier New" w:hAnsi="Courier New" w:cs="Courier New" w:hint="default"/>
+        <w:rFonts w:hint="default" w:ascii="Courier New" w:hAnsi="Courier New" w:cs="Courier New"/>
       </w:rPr>
     </w:lvl>
     <w:lvl w:ilvl="5" w:tplc="240A0005" w:tentative="1">
@@ -21819,7 +21943,7 @@
         <w:ind w:left="4320" w:hanging="360"/>
       </w:pPr>
       <w:rPr>
-        <w:rFonts w:ascii="Wingdings" w:hAnsi="Wingdings" w:hint="default"/>
+        <w:rFonts w:hint="default" w:ascii="Wingdings" w:hAnsi="Wingdings"/>
       </w:rPr>
     </w:lvl>
     <w:lvl w:ilvl="6" w:tplc="240A0001" w:tentative="1">
@@ -21831,7 +21955,7 @@
         <w:ind w:left="5040" w:hanging="360"/>
       </w:pPr>
       <w:rPr>
-        <w:rFonts w:ascii="Symbol" w:hAnsi="Symbol" w:hint="default"/>
+        <w:rFonts w:hint="default" w:ascii="Symbol" w:hAnsi="Symbol"/>
       </w:rPr>
     </w:lvl>
     <w:lvl w:ilvl="7" w:tplc="240A0003" w:tentative="1">
@@ -21843,7 +21967,7 @@
         <w:ind w:left="5760" w:hanging="360"/>
       </w:pPr>
       <w:rPr>
-        <w:rFonts w:ascii="Courier New" w:hAnsi="Courier New" w:cs="Courier New" w:hint="default"/>
+        <w:rFonts w:hint="default" w:ascii="Courier New" w:hAnsi="Courier New" w:cs="Courier New"/>
       </w:rPr>
     </w:lvl>
     <w:lvl w:ilvl="8" w:tplc="240A0005" w:tentative="1">
@@ -21855,7 +21979,7 @@
         <w:ind w:left="6480" w:hanging="360"/>
       </w:pPr>
       <w:rPr>
-        <w:rFonts w:ascii="Wingdings" w:hAnsi="Wingdings" w:hint="default"/>
+        <w:rFonts w:hint="default" w:ascii="Wingdings" w:hAnsi="Wingdings"/>
       </w:rPr>
     </w:lvl>
   </w:abstractNum>
@@ -21872,7 +21996,7 @@
         <w:ind w:left="720" w:hanging="360"/>
       </w:pPr>
       <w:rPr>
-        <w:rFonts w:ascii="Wingdings" w:hAnsi="Wingdings" w:hint="default"/>
+        <w:rFonts w:hint="default" w:ascii="Wingdings" w:hAnsi="Wingdings"/>
       </w:rPr>
     </w:lvl>
     <w:lvl w:ilvl="1" w:tplc="240A0003" w:tentative="1">
@@ -21884,7 +22008,7 @@
         <w:ind w:left="1440" w:hanging="360"/>
       </w:pPr>
       <w:rPr>
-        <w:rFonts w:ascii="Courier New" w:hAnsi="Courier New" w:cs="Courier New" w:hint="default"/>
+        <w:rFonts w:hint="default" w:ascii="Courier New" w:hAnsi="Courier New" w:cs="Courier New"/>
       </w:rPr>
     </w:lvl>
     <w:lvl w:ilvl="2" w:tplc="240A0005" w:tentative="1">
@@ -21896,7 +22020,7 @@
         <w:ind w:left="2160" w:hanging="360"/>
       </w:pPr>
       <w:rPr>
-        <w:rFonts w:ascii="Wingdings" w:hAnsi="Wingdings" w:hint="default"/>
+        <w:rFonts w:hint="default" w:ascii="Wingdings" w:hAnsi="Wingdings"/>
       </w:rPr>
     </w:lvl>
     <w:lvl w:ilvl="3" w:tplc="240A0001" w:tentative="1">
@@ -21908,7 +22032,7 @@
         <w:ind w:left="2880" w:hanging="360"/>
       </w:pPr>
       <w:rPr>
-        <w:rFonts w:ascii="Symbol" w:hAnsi="Symbol" w:hint="default"/>
+        <w:rFonts w:hint="default" w:ascii="Symbol" w:hAnsi="Symbol"/>
       </w:rPr>
     </w:lvl>
     <w:lvl w:ilvl="4" w:tplc="240A0003" w:tentative="1">
@@ -21920,7 +22044,7 @@
         <w:ind w:left="3600" w:hanging="360"/>
       </w:pPr>
       <w:rPr>
-        <w:rFonts w:ascii="Courier New" w:hAnsi="Courier New" w:cs="Courier New" w:hint="default"/>
+        <w:rFonts w:hint="default" w:ascii="Courier New" w:hAnsi="Courier New" w:cs="Courier New"/>
       </w:rPr>
     </w:lvl>
     <w:lvl w:ilvl="5" w:tplc="240A0005" w:tentative="1">
@@ -21932,7 +22056,7 @@
         <w:ind w:left="4320" w:hanging="360"/>
       </w:pPr>
       <w:rPr>
-        <w:rFonts w:ascii="Wingdings" w:hAnsi="Wingdings" w:hint="default"/>
+        <w:rFonts w:hint="default" w:ascii="Wingdings" w:hAnsi="Wingdings"/>
       </w:rPr>
     </w:lvl>
     <w:lvl w:ilvl="6" w:tplc="240A0001" w:tentative="1">
@@ -21944,7 +22068,7 @@
         <w:ind w:left="5040" w:hanging="360"/>
       </w:pPr>
       <w:rPr>
-        <w:rFonts w:ascii="Symbol" w:hAnsi="Symbol" w:hint="default"/>
+        <w:rFonts w:hint="default" w:ascii="Symbol" w:hAnsi="Symbol"/>
       </w:rPr>
     </w:lvl>
     <w:lvl w:ilvl="7" w:tplc="240A0003" w:tentative="1">
@@ -21956,7 +22080,7 @@
         <w:ind w:left="5760" w:hanging="360"/>
       </w:pPr>
       <w:rPr>
-        <w:rFonts w:ascii="Courier New" w:hAnsi="Courier New" w:cs="Courier New" w:hint="default"/>
+        <w:rFonts w:hint="default" w:ascii="Courier New" w:hAnsi="Courier New" w:cs="Courier New"/>
       </w:rPr>
     </w:lvl>
     <w:lvl w:ilvl="8" w:tplc="240A0005" w:tentative="1">
@@ -21968,7 +22092,7 @@
         <w:ind w:left="6480" w:hanging="360"/>
       </w:pPr>
       <w:rPr>
-        <w:rFonts w:ascii="Wingdings" w:hAnsi="Wingdings" w:hint="default"/>
+        <w:rFonts w:hint="default" w:ascii="Wingdings" w:hAnsi="Wingdings"/>
       </w:rPr>
     </w:lvl>
   </w:abstractNum>
@@ -21985,7 +22109,7 @@
         <w:ind w:left="720" w:hanging="360"/>
       </w:pPr>
       <w:rPr>
-        <w:rFonts w:ascii="Wingdings" w:hAnsi="Wingdings" w:hint="default"/>
+        <w:rFonts w:hint="default" w:ascii="Wingdings" w:hAnsi="Wingdings"/>
       </w:rPr>
     </w:lvl>
     <w:lvl w:ilvl="1" w:tplc="240A0003" w:tentative="1">
@@ -21997,7 +22121,7 @@
         <w:ind w:left="1440" w:hanging="360"/>
       </w:pPr>
       <w:rPr>
-        <w:rFonts w:ascii="Courier New" w:hAnsi="Courier New" w:cs="Courier New" w:hint="default"/>
+        <w:rFonts w:hint="default" w:ascii="Courier New" w:hAnsi="Courier New" w:cs="Courier New"/>
       </w:rPr>
     </w:lvl>
     <w:lvl w:ilvl="2" w:tplc="240A0005" w:tentative="1">
@@ -22009,7 +22133,7 @@
         <w:ind w:left="2160" w:hanging="360"/>
       </w:pPr>
       <w:rPr>
-        <w:rFonts w:ascii="Wingdings" w:hAnsi="Wingdings" w:hint="default"/>
+        <w:rFonts w:hint="default" w:ascii="Wingdings" w:hAnsi="Wingdings"/>
       </w:rPr>
     </w:lvl>
     <w:lvl w:ilvl="3" w:tplc="240A0001" w:tentative="1">
@@ -22021,7 +22145,7 @@
         <w:ind w:left="2880" w:hanging="360"/>
       </w:pPr>
       <w:rPr>
-        <w:rFonts w:ascii="Symbol" w:hAnsi="Symbol" w:hint="default"/>
+        <w:rFonts w:hint="default" w:ascii="Symbol" w:hAnsi="Symbol"/>
       </w:rPr>
     </w:lvl>
     <w:lvl w:ilvl="4" w:tplc="240A0003" w:tentative="1">
@@ -22033,7 +22157,7 @@
         <w:ind w:left="3600" w:hanging="360"/>
       </w:pPr>
       <w:rPr>
-        <w:rFonts w:ascii="Courier New" w:hAnsi="Courier New" w:cs="Courier New" w:hint="default"/>
+        <w:rFonts w:hint="default" w:ascii="Courier New" w:hAnsi="Courier New" w:cs="Courier New"/>
       </w:rPr>
     </w:lvl>
     <w:lvl w:ilvl="5" w:tplc="240A0005" w:tentative="1">
@@ -22045,7 +22169,7 @@
         <w:ind w:left="4320" w:hanging="360"/>
       </w:pPr>
       <w:rPr>
-        <w:rFonts w:ascii="Wingdings" w:hAnsi="Wingdings" w:hint="default"/>
+        <w:rFonts w:hint="default" w:ascii="Wingdings" w:hAnsi="Wingdings"/>
       </w:rPr>
     </w:lvl>
     <w:lvl w:ilvl="6" w:tplc="240A0001" w:tentative="1">
@@ -22057,7 +22181,7 @@
         <w:ind w:left="5040" w:hanging="360"/>
       </w:pPr>
       <w:rPr>
-        <w:rFonts w:ascii="Symbol" w:hAnsi="Symbol" w:hint="default"/>
+        <w:rFonts w:hint="default" w:ascii="Symbol" w:hAnsi="Symbol"/>
       </w:rPr>
     </w:lvl>
     <w:lvl w:ilvl="7" w:tplc="240A0003" w:tentative="1">
@@ -22069,7 +22193,7 @@
         <w:ind w:left="5760" w:hanging="360"/>
       </w:pPr>
       <w:rPr>
-        <w:rFonts w:ascii="Courier New" w:hAnsi="Courier New" w:cs="Courier New" w:hint="default"/>
+        <w:rFonts w:hint="default" w:ascii="Courier New" w:hAnsi="Courier New" w:cs="Courier New"/>
       </w:rPr>
     </w:lvl>
     <w:lvl w:ilvl="8" w:tplc="240A0005" w:tentative="1">
@@ -22081,7 +22205,7 @@
         <w:ind w:left="6480" w:hanging="360"/>
       </w:pPr>
       <w:rPr>
-        <w:rFonts w:ascii="Wingdings" w:hAnsi="Wingdings" w:hint="default"/>
+        <w:rFonts w:hint="default" w:ascii="Wingdings" w:hAnsi="Wingdings"/>
       </w:rPr>
     </w:lvl>
   </w:abstractNum>
@@ -22098,7 +22222,7 @@
         <w:ind w:left="720" w:hanging="360"/>
       </w:pPr>
       <w:rPr>
-        <w:rFonts w:ascii="Wingdings" w:hAnsi="Wingdings" w:hint="default"/>
+        <w:rFonts w:hint="default" w:ascii="Wingdings" w:hAnsi="Wingdings"/>
       </w:rPr>
     </w:lvl>
     <w:lvl w:ilvl="1" w:tplc="240A0003" w:tentative="1">
@@ -22110,7 +22234,7 @@
         <w:ind w:left="1440" w:hanging="360"/>
       </w:pPr>
       <w:rPr>
-        <w:rFonts w:ascii="Courier New" w:hAnsi="Courier New" w:cs="Courier New" w:hint="default"/>
+        <w:rFonts w:hint="default" w:ascii="Courier New" w:hAnsi="Courier New" w:cs="Courier New"/>
       </w:rPr>
     </w:lvl>
     <w:lvl w:ilvl="2" w:tplc="240A000D">
@@ -22122,7 +22246,7 @@
         <w:ind w:left="2160" w:hanging="360"/>
       </w:pPr>
       <w:rPr>
-        <w:rFonts w:ascii="Wingdings" w:hAnsi="Wingdings" w:hint="default"/>
+        <w:rFonts w:hint="default" w:ascii="Wingdings" w:hAnsi="Wingdings"/>
       </w:rPr>
     </w:lvl>
     <w:lvl w:ilvl="3" w:tplc="240A0001" w:tentative="1">
@@ -22134,7 +22258,7 @@
         <w:ind w:left="2880" w:hanging="360"/>
       </w:pPr>
       <w:rPr>
-        <w:rFonts w:ascii="Symbol" w:hAnsi="Symbol" w:hint="default"/>
+        <w:rFonts w:hint="default" w:ascii="Symbol" w:hAnsi="Symbol"/>
       </w:rPr>
     </w:lvl>
     <w:lvl w:ilvl="4" w:tplc="240A0003" w:tentative="1">
@@ -22146,7 +22270,7 @@
         <w:ind w:left="3600" w:hanging="360"/>
       </w:pPr>
       <w:rPr>
-        <w:rFonts w:ascii="Courier New" w:hAnsi="Courier New" w:cs="Courier New" w:hint="default"/>
+        <w:rFonts w:hint="default" w:ascii="Courier New" w:hAnsi="Courier New" w:cs="Courier New"/>
       </w:rPr>
     </w:lvl>
     <w:lvl w:ilvl="5" w:tplc="240A0005" w:tentative="1">
@@ -22158,7 +22282,7 @@
         <w:ind w:left="4320" w:hanging="360"/>
       </w:pPr>
       <w:rPr>
-        <w:rFonts w:ascii="Wingdings" w:hAnsi="Wingdings" w:hint="default"/>
+        <w:rFonts w:hint="default" w:ascii="Wingdings" w:hAnsi="Wingdings"/>
       </w:rPr>
     </w:lvl>
     <w:lvl w:ilvl="6" w:tplc="240A0001" w:tentative="1">
@@ -22170,7 +22294,7 @@
         <w:ind w:left="5040" w:hanging="360"/>
       </w:pPr>
       <w:rPr>
-        <w:rFonts w:ascii="Symbol" w:hAnsi="Symbol" w:hint="default"/>
+        <w:rFonts w:hint="default" w:ascii="Symbol" w:hAnsi="Symbol"/>
       </w:rPr>
     </w:lvl>
     <w:lvl w:ilvl="7" w:tplc="240A0003" w:tentative="1">
@@ -22182,7 +22306,7 @@
         <w:ind w:left="5760" w:hanging="360"/>
       </w:pPr>
       <w:rPr>
-        <w:rFonts w:ascii="Courier New" w:hAnsi="Courier New" w:cs="Courier New" w:hint="default"/>
+        <w:rFonts w:hint="default" w:ascii="Courier New" w:hAnsi="Courier New" w:cs="Courier New"/>
       </w:rPr>
     </w:lvl>
     <w:lvl w:ilvl="8" w:tplc="240A0005" w:tentative="1">
@@ -22194,7 +22318,7 @@
         <w:ind w:left="6480" w:hanging="360"/>
       </w:pPr>
       <w:rPr>
-        <w:rFonts w:ascii="Wingdings" w:hAnsi="Wingdings" w:hint="default"/>
+        <w:rFonts w:hint="default" w:ascii="Wingdings" w:hAnsi="Wingdings"/>
       </w:rPr>
     </w:lvl>
   </w:abstractNum>
@@ -22211,7 +22335,7 @@
         <w:ind w:left="720" w:hanging="360"/>
       </w:pPr>
       <w:rPr>
-        <w:rFonts w:ascii="Wingdings" w:hAnsi="Wingdings" w:hint="default"/>
+        <w:rFonts w:hint="default" w:ascii="Wingdings" w:hAnsi="Wingdings"/>
       </w:rPr>
     </w:lvl>
     <w:lvl w:ilvl="1" w:tplc="240A0003" w:tentative="1">
@@ -22223,7 +22347,7 @@
         <w:ind w:left="1440" w:hanging="360"/>
       </w:pPr>
       <w:rPr>
-        <w:rFonts w:ascii="Courier New" w:hAnsi="Courier New" w:cs="Courier New" w:hint="default"/>
+        <w:rFonts w:hint="default" w:ascii="Courier New" w:hAnsi="Courier New" w:cs="Courier New"/>
       </w:rPr>
     </w:lvl>
     <w:lvl w:ilvl="2" w:tplc="240A0005" w:tentative="1">
@@ -22235,7 +22359,7 @@
         <w:ind w:left="2160" w:hanging="360"/>
       </w:pPr>
       <w:rPr>
-        <w:rFonts w:ascii="Wingdings" w:hAnsi="Wingdings" w:hint="default"/>
+        <w:rFonts w:hint="default" w:ascii="Wingdings" w:hAnsi="Wingdings"/>
       </w:rPr>
     </w:lvl>
     <w:lvl w:ilvl="3" w:tplc="240A0001" w:tentative="1">
@@ -22247,7 +22371,7 @@
         <w:ind w:left="2880" w:hanging="360"/>
       </w:pPr>
       <w:rPr>
-        <w:rFonts w:ascii="Symbol" w:hAnsi="Symbol" w:hint="default"/>
+        <w:rFonts w:hint="default" w:ascii="Symbol" w:hAnsi="Symbol"/>
       </w:rPr>
     </w:lvl>
     <w:lvl w:ilvl="4" w:tplc="240A0003" w:tentative="1">
@@ -22259,7 +22383,7 @@
         <w:ind w:left="3600" w:hanging="360"/>
       </w:pPr>
       <w:rPr>
-        <w:rFonts w:ascii="Courier New" w:hAnsi="Courier New" w:cs="Courier New" w:hint="default"/>
+        <w:rFonts w:hint="default" w:ascii="Courier New" w:hAnsi="Courier New" w:cs="Courier New"/>
       </w:rPr>
     </w:lvl>
     <w:lvl w:ilvl="5" w:tplc="240A0005" w:tentative="1">
@@ -22271,7 +22395,7 @@
         <w:ind w:left="4320" w:hanging="360"/>
       </w:pPr>
       <w:rPr>
-        <w:rFonts w:ascii="Wingdings" w:hAnsi="Wingdings" w:hint="default"/>
+        <w:rFonts w:hint="default" w:ascii="Wingdings" w:hAnsi="Wingdings"/>
       </w:rPr>
     </w:lvl>
     <w:lvl w:ilvl="6" w:tplc="240A0001" w:tentative="1">
@@ -22283,7 +22407,7 @@
         <w:ind w:left="5040" w:hanging="360"/>
       </w:pPr>
       <w:rPr>
-        <w:rFonts w:ascii="Symbol" w:hAnsi="Symbol" w:hint="default"/>
+        <w:rFonts w:hint="default" w:ascii="Symbol" w:hAnsi="Symbol"/>
       </w:rPr>
     </w:lvl>
     <w:lvl w:ilvl="7" w:tplc="240A0003" w:tentative="1">
@@ -22295,7 +22419,7 @@
         <w:ind w:left="5760" w:hanging="360"/>
       </w:pPr>
       <w:rPr>
-        <w:rFonts w:ascii="Courier New" w:hAnsi="Courier New" w:cs="Courier New" w:hint="default"/>
+        <w:rFonts w:hint="default" w:ascii="Courier New" w:hAnsi="Courier New" w:cs="Courier New"/>
       </w:rPr>
     </w:lvl>
     <w:lvl w:ilvl="8" w:tplc="240A0005" w:tentative="1">
@@ -22307,7 +22431,7 @@
         <w:ind w:left="6480" w:hanging="360"/>
       </w:pPr>
       <w:rPr>
-        <w:rFonts w:ascii="Wingdings" w:hAnsi="Wingdings" w:hint="default"/>
+        <w:rFonts w:hint="default" w:ascii="Wingdings" w:hAnsi="Wingdings"/>
       </w:rPr>
     </w:lvl>
   </w:abstractNum>
@@ -22324,7 +22448,7 @@
         <w:ind w:left="720" w:hanging="360"/>
       </w:pPr>
       <w:rPr>
-        <w:rFonts w:ascii="Symbol" w:hAnsi="Symbol" w:hint="default"/>
+        <w:rFonts w:hint="default" w:ascii="Symbol" w:hAnsi="Symbol"/>
       </w:rPr>
     </w:lvl>
     <w:lvl w:ilvl="1" w:tplc="240A0003" w:tentative="1">
@@ -22336,7 +22460,7 @@
         <w:ind w:left="1440" w:hanging="360"/>
       </w:pPr>
       <w:rPr>
-        <w:rFonts w:ascii="Courier New" w:hAnsi="Courier New" w:cs="Courier New" w:hint="default"/>
+        <w:rFonts w:hint="default" w:ascii="Courier New" w:hAnsi="Courier New" w:cs="Courier New"/>
       </w:rPr>
     </w:lvl>
     <w:lvl w:ilvl="2" w:tplc="240A0005" w:tentative="1">
@@ -22348,7 +22472,7 @@
         <w:ind w:left="2160" w:hanging="360"/>
       </w:pPr>
       <w:rPr>
-        <w:rFonts w:ascii="Wingdings" w:hAnsi="Wingdings" w:hint="default"/>
+        <w:rFonts w:hint="default" w:ascii="Wingdings" w:hAnsi="Wingdings"/>
       </w:rPr>
     </w:lvl>
     <w:lvl w:ilvl="3" w:tplc="240A0001" w:tentative="1">
@@ -22360,7 +22484,7 @@
         <w:ind w:left="2880" w:hanging="360"/>
       </w:pPr>
       <w:rPr>
-        <w:rFonts w:ascii="Symbol" w:hAnsi="Symbol" w:hint="default"/>
+        <w:rFonts w:hint="default" w:ascii="Symbol" w:hAnsi="Symbol"/>
       </w:rPr>
     </w:lvl>
     <w:lvl w:ilvl="4" w:tplc="240A0003" w:tentative="1">
@@ -22372,7 +22496,7 @@
         <w:ind w:left="3600" w:hanging="360"/>
       </w:pPr>
       <w:rPr>
-        <w:rFonts w:ascii="Courier New" w:hAnsi="Courier New" w:cs="Courier New" w:hint="default"/>
+        <w:rFonts w:hint="default" w:ascii="Courier New" w:hAnsi="Courier New" w:cs="Courier New"/>
       </w:rPr>
     </w:lvl>
     <w:lvl w:ilvl="5" w:tplc="240A0005" w:tentative="1">
@@ -22384,7 +22508,7 @@
         <w:ind w:left="4320" w:hanging="360"/>
       </w:pPr>
       <w:rPr>
-        <w:rFonts w:ascii="Wingdings" w:hAnsi="Wingdings" w:hint="default"/>
+        <w:rFonts w:hint="default" w:ascii="Wingdings" w:hAnsi="Wingdings"/>
       </w:rPr>
     </w:lvl>
     <w:lvl w:ilvl="6" w:tplc="240A0001" w:tentative="1">
@@ -22396,7 +22520,7 @@
         <w:ind w:left="5040" w:hanging="360"/>
       </w:pPr>
       <w:rPr>
-        <w:rFonts w:ascii="Symbol" w:hAnsi="Symbol" w:hint="default"/>
+        <w:rFonts w:hint="default" w:ascii="Symbol" w:hAnsi="Symbol"/>
       </w:rPr>
     </w:lvl>
     <w:lvl w:ilvl="7" w:tplc="240A0003" w:tentative="1">
@@ -22408,7 +22532,7 @@
         <w:ind w:left="5760" w:hanging="360"/>
       </w:pPr>
       <w:rPr>
-        <w:rFonts w:ascii="Courier New" w:hAnsi="Courier New" w:cs="Courier New" w:hint="default"/>
+        <w:rFonts w:hint="default" w:ascii="Courier New" w:hAnsi="Courier New" w:cs="Courier New"/>
       </w:rPr>
     </w:lvl>
     <w:lvl w:ilvl="8" w:tplc="240A0005" w:tentative="1">
@@ -22420,7 +22544,7 @@
         <w:ind w:left="6480" w:hanging="360"/>
       </w:pPr>
       <w:rPr>
-        <w:rFonts w:ascii="Wingdings" w:hAnsi="Wingdings" w:hint="default"/>
+        <w:rFonts w:hint="default" w:ascii="Wingdings" w:hAnsi="Wingdings"/>
       </w:rPr>
     </w:lvl>
   </w:abstractNum>
@@ -22558,7 +22682,7 @@
         <w:ind w:left="720" w:hanging="360"/>
       </w:pPr>
       <w:rPr>
-        <w:rFonts w:ascii="Symbol" w:hAnsi="Symbol" w:hint="default"/>
+        <w:rFonts w:hint="default" w:ascii="Symbol" w:hAnsi="Symbol"/>
       </w:rPr>
     </w:lvl>
     <w:lvl w:ilvl="1" w:tplc="240A0003" w:tentative="1">
@@ -22570,7 +22694,7 @@
         <w:ind w:left="1440" w:hanging="360"/>
       </w:pPr>
       <w:rPr>
-        <w:rFonts w:ascii="Courier New" w:hAnsi="Courier New" w:cs="Courier New" w:hint="default"/>
+        <w:rFonts w:hint="default" w:ascii="Courier New" w:hAnsi="Courier New" w:cs="Courier New"/>
       </w:rPr>
     </w:lvl>
     <w:lvl w:ilvl="2" w:tplc="240A0005" w:tentative="1">
@@ -22582,7 +22706,7 @@
         <w:ind w:left="2160" w:hanging="360"/>
       </w:pPr>
       <w:rPr>
-        <w:rFonts w:ascii="Wingdings" w:hAnsi="Wingdings" w:hint="default"/>
+        <w:rFonts w:hint="default" w:ascii="Wingdings" w:hAnsi="Wingdings"/>
       </w:rPr>
     </w:lvl>
     <w:lvl w:ilvl="3" w:tplc="240A0001" w:tentative="1">
@@ -22594,7 +22718,7 @@
         <w:ind w:left="2880" w:hanging="360"/>
       </w:pPr>
       <w:rPr>
-        <w:rFonts w:ascii="Symbol" w:hAnsi="Symbol" w:hint="default"/>
+        <w:rFonts w:hint="default" w:ascii="Symbol" w:hAnsi="Symbol"/>
       </w:rPr>
     </w:lvl>
     <w:lvl w:ilvl="4" w:tplc="240A0003" w:tentative="1">
@@ -22606,7 +22730,7 @@
         <w:ind w:left="3600" w:hanging="360"/>
       </w:pPr>
       <w:rPr>
-        <w:rFonts w:ascii="Courier New" w:hAnsi="Courier New" w:cs="Courier New" w:hint="default"/>
+        <w:rFonts w:hint="default" w:ascii="Courier New" w:hAnsi="Courier New" w:cs="Courier New"/>
       </w:rPr>
     </w:lvl>
     <w:lvl w:ilvl="5" w:tplc="240A0005" w:tentative="1">
@@ -22618,7 +22742,7 @@
         <w:ind w:left="4320" w:hanging="360"/>
       </w:pPr>
       <w:rPr>
-        <w:rFonts w:ascii="Wingdings" w:hAnsi="Wingdings" w:hint="default"/>
+        <w:rFonts w:hint="default" w:ascii="Wingdings" w:hAnsi="Wingdings"/>
       </w:rPr>
     </w:lvl>
     <w:lvl w:ilvl="6" w:tplc="240A0001" w:tentative="1">
@@ -22630,7 +22754,7 @@
         <w:ind w:left="5040" w:hanging="360"/>
       </w:pPr>
       <w:rPr>
-        <w:rFonts w:ascii="Symbol" w:hAnsi="Symbol" w:hint="default"/>
+        <w:rFonts w:hint="default" w:ascii="Symbol" w:hAnsi="Symbol"/>
       </w:rPr>
     </w:lvl>
     <w:lvl w:ilvl="7" w:tplc="240A0003" w:tentative="1">
@@ -22642,7 +22766,7 @@
         <w:ind w:left="5760" w:hanging="360"/>
       </w:pPr>
       <w:rPr>
-        <w:rFonts w:ascii="Courier New" w:hAnsi="Courier New" w:cs="Courier New" w:hint="default"/>
+        <w:rFonts w:hint="default" w:ascii="Courier New" w:hAnsi="Courier New" w:cs="Courier New"/>
       </w:rPr>
     </w:lvl>
     <w:lvl w:ilvl="8" w:tplc="240A0005" w:tentative="1">
@@ -22654,7 +22778,7 @@
         <w:ind w:left="6480" w:hanging="360"/>
       </w:pPr>
       <w:rPr>
-        <w:rFonts w:ascii="Wingdings" w:hAnsi="Wingdings" w:hint="default"/>
+        <w:rFonts w:hint="default" w:ascii="Wingdings" w:hAnsi="Wingdings"/>
       </w:rPr>
     </w:lvl>
   </w:abstractNum>
@@ -22671,7 +22795,7 @@
         <w:ind w:left="720" w:hanging="360"/>
       </w:pPr>
       <w:rPr>
-        <w:rFonts w:ascii="Wingdings" w:hAnsi="Wingdings" w:hint="default"/>
+        <w:rFonts w:hint="default" w:ascii="Wingdings" w:hAnsi="Wingdings"/>
       </w:rPr>
     </w:lvl>
     <w:lvl w:ilvl="1" w:tplc="240A0003" w:tentative="1">
@@ -22683,7 +22807,7 @@
         <w:ind w:left="1440" w:hanging="360"/>
       </w:pPr>
       <w:rPr>
-        <w:rFonts w:ascii="Courier New" w:hAnsi="Courier New" w:cs="Courier New" w:hint="default"/>
+        <w:rFonts w:hint="default" w:ascii="Courier New" w:hAnsi="Courier New" w:cs="Courier New"/>
       </w:rPr>
     </w:lvl>
     <w:lvl w:ilvl="2" w:tplc="240A0005" w:tentative="1">
@@ -22695,7 +22819,7 @@
         <w:ind w:left="2160" w:hanging="360"/>
       </w:pPr>
       <w:rPr>
-        <w:rFonts w:ascii="Wingdings" w:hAnsi="Wingdings" w:hint="default"/>
+        <w:rFonts w:hint="default" w:ascii="Wingdings" w:hAnsi="Wingdings"/>
       </w:rPr>
     </w:lvl>
     <w:lvl w:ilvl="3" w:tplc="240A0001" w:tentative="1">
@@ -22707,7 +22831,7 @@
         <w:ind w:left="2880" w:hanging="360"/>
       </w:pPr>
       <w:rPr>
-        <w:rFonts w:ascii="Symbol" w:hAnsi="Symbol" w:hint="default"/>
+        <w:rFonts w:hint="default" w:ascii="Symbol" w:hAnsi="Symbol"/>
       </w:rPr>
     </w:lvl>
     <w:lvl w:ilvl="4" w:tplc="240A0003" w:tentative="1">
@@ -22719,7 +22843,7 @@
         <w:ind w:left="3600" w:hanging="360"/>
       </w:pPr>
       <w:rPr>
-        <w:rFonts w:ascii="Courier New" w:hAnsi="Courier New" w:cs="Courier New" w:hint="default"/>
+        <w:rFonts w:hint="default" w:ascii="Courier New" w:hAnsi="Courier New" w:cs="Courier New"/>
       </w:rPr>
     </w:lvl>
     <w:lvl w:ilvl="5" w:tplc="240A0005" w:tentative="1">
@@ -22731,7 +22855,7 @@
         <w:ind w:left="4320" w:hanging="360"/>
       </w:pPr>
       <w:rPr>
-        <w:rFonts w:ascii="Wingdings" w:hAnsi="Wingdings" w:hint="default"/>
+        <w:rFonts w:hint="default" w:ascii="Wingdings" w:hAnsi="Wingdings"/>
       </w:rPr>
     </w:lvl>
     <w:lvl w:ilvl="6" w:tplc="240A0001" w:tentative="1">
@@ -22743,7 +22867,7 @@
         <w:ind w:left="5040" w:hanging="360"/>
       </w:pPr>
       <w:rPr>
-        <w:rFonts w:ascii="Symbol" w:hAnsi="Symbol" w:hint="default"/>
+        <w:rFonts w:hint="default" w:ascii="Symbol" w:hAnsi="Symbol"/>
       </w:rPr>
     </w:lvl>
     <w:lvl w:ilvl="7" w:tplc="240A0003" w:tentative="1">
@@ -22755,7 +22879,7 @@
         <w:ind w:left="5760" w:hanging="360"/>
       </w:pPr>
       <w:rPr>
-        <w:rFonts w:ascii="Courier New" w:hAnsi="Courier New" w:cs="Courier New" w:hint="default"/>
+        <w:rFonts w:hint="default" w:ascii="Courier New" w:hAnsi="Courier New" w:cs="Courier New"/>
       </w:rPr>
     </w:lvl>
     <w:lvl w:ilvl="8" w:tplc="240A0005" w:tentative="1">
@@ -22767,7 +22891,7 @@
         <w:ind w:left="6480" w:hanging="360"/>
       </w:pPr>
       <w:rPr>
-        <w:rFonts w:ascii="Wingdings" w:hAnsi="Wingdings" w:hint="default"/>
+        <w:rFonts w:hint="default" w:ascii="Wingdings" w:hAnsi="Wingdings"/>
       </w:rPr>
     </w:lvl>
   </w:abstractNum>
@@ -22873,7 +22997,7 @@
         <w:ind w:left="720" w:hanging="360"/>
       </w:pPr>
       <w:rPr>
-        <w:rFonts w:ascii="Symbol" w:hAnsi="Symbol" w:hint="default"/>
+        <w:rFonts w:hint="default" w:ascii="Symbol" w:hAnsi="Symbol"/>
       </w:rPr>
     </w:lvl>
     <w:lvl w:ilvl="1" w:tplc="240A0003" w:tentative="1">
@@ -22885,7 +23009,7 @@
         <w:ind w:left="1440" w:hanging="360"/>
       </w:pPr>
       <w:rPr>
-        <w:rFonts w:ascii="Courier New" w:hAnsi="Courier New" w:cs="Courier New" w:hint="default"/>
+        <w:rFonts w:hint="default" w:ascii="Courier New" w:hAnsi="Courier New" w:cs="Courier New"/>
       </w:rPr>
     </w:lvl>
     <w:lvl w:ilvl="2" w:tplc="240A0005" w:tentative="1">
@@ -22897,7 +23021,7 @@
         <w:ind w:left="2160" w:hanging="360"/>
       </w:pPr>
       <w:rPr>
-        <w:rFonts w:ascii="Wingdings" w:hAnsi="Wingdings" w:hint="default"/>
+        <w:rFonts w:hint="default" w:ascii="Wingdings" w:hAnsi="Wingdings"/>
       </w:rPr>
     </w:lvl>
     <w:lvl w:ilvl="3" w:tplc="240A0001" w:tentative="1">
@@ -22909,7 +23033,7 @@
         <w:ind w:left="2880" w:hanging="360"/>
       </w:pPr>
       <w:rPr>
-        <w:rFonts w:ascii="Symbol" w:hAnsi="Symbol" w:hint="default"/>
+        <w:rFonts w:hint="default" w:ascii="Symbol" w:hAnsi="Symbol"/>
       </w:rPr>
     </w:lvl>
     <w:lvl w:ilvl="4" w:tplc="240A0003" w:tentative="1">
@@ -22921,7 +23045,7 @@
         <w:ind w:left="3600" w:hanging="360"/>
       </w:pPr>
       <w:rPr>
-        <w:rFonts w:ascii="Courier New" w:hAnsi="Courier New" w:cs="Courier New" w:hint="default"/>
+        <w:rFonts w:hint="default" w:ascii="Courier New" w:hAnsi="Courier New" w:cs="Courier New"/>
       </w:rPr>
     </w:lvl>
     <w:lvl w:ilvl="5" w:tplc="240A0005" w:tentative="1">
@@ -22933,7 +23057,7 @@
         <w:ind w:left="4320" w:hanging="360"/>
       </w:pPr>
       <w:rPr>
-        <w:rFonts w:ascii="Wingdings" w:hAnsi="Wingdings" w:hint="default"/>
+        <w:rFonts w:hint="default" w:ascii="Wingdings" w:hAnsi="Wingdings"/>
       </w:rPr>
     </w:lvl>
     <w:lvl w:ilvl="6" w:tplc="240A0001" w:tentative="1">
@@ -22945,7 +23069,7 @@
         <w:ind w:left="5040" w:hanging="360"/>
       </w:pPr>
       <w:rPr>
-        <w:rFonts w:ascii="Symbol" w:hAnsi="Symbol" w:hint="default"/>
+        <w:rFonts w:hint="default" w:ascii="Symbol" w:hAnsi="Symbol"/>
       </w:rPr>
     </w:lvl>
     <w:lvl w:ilvl="7" w:tplc="240A0003" w:tentative="1">
@@ -22957,7 +23081,7 @@
         <w:ind w:left="5760" w:hanging="360"/>
       </w:pPr>
       <w:rPr>
-        <w:rFonts w:ascii="Courier New" w:hAnsi="Courier New" w:cs="Courier New" w:hint="default"/>
+        <w:rFonts w:hint="default" w:ascii="Courier New" w:hAnsi="Courier New" w:cs="Courier New"/>
       </w:rPr>
     </w:lvl>
     <w:lvl w:ilvl="8" w:tplc="240A0005" w:tentative="1">
@@ -22969,7 +23093,7 @@
         <w:ind w:left="6480" w:hanging="360"/>
       </w:pPr>
       <w:rPr>
-        <w:rFonts w:ascii="Wingdings" w:hAnsi="Wingdings" w:hint="default"/>
+        <w:rFonts w:hint="default" w:ascii="Wingdings" w:hAnsi="Wingdings"/>
       </w:rPr>
     </w:lvl>
   </w:abstractNum>
@@ -22986,7 +23110,7 @@
         <w:ind w:left="720" w:hanging="360"/>
       </w:pPr>
       <w:rPr>
-        <w:rFonts w:ascii="Symbol" w:hAnsi="Symbol" w:hint="default"/>
+        <w:rFonts w:hint="default" w:ascii="Symbol" w:hAnsi="Symbol"/>
       </w:rPr>
     </w:lvl>
     <w:lvl w:ilvl="1" w:tplc="240A0003" w:tentative="1">
@@ -22998,7 +23122,7 @@
         <w:ind w:left="1440" w:hanging="360"/>
       </w:pPr>
       <w:rPr>
-        <w:rFonts w:ascii="Courier New" w:hAnsi="Courier New" w:cs="Courier New" w:hint="default"/>
+        <w:rFonts w:hint="default" w:ascii="Courier New" w:hAnsi="Courier New" w:cs="Courier New"/>
       </w:rPr>
     </w:lvl>
     <w:lvl w:ilvl="2" w:tplc="240A0005" w:tentative="1">
@@ -23010,7 +23134,7 @@
         <w:ind w:left="2160" w:hanging="360"/>
       </w:pPr>
       <w:rPr>
-        <w:rFonts w:ascii="Wingdings" w:hAnsi="Wingdings" w:hint="default"/>
+        <w:rFonts w:hint="default" w:ascii="Wingdings" w:hAnsi="Wingdings"/>
       </w:rPr>
     </w:lvl>
     <w:lvl w:ilvl="3" w:tplc="240A0001" w:tentative="1">
@@ -23022,7 +23146,7 @@
         <w:ind w:left="2880" w:hanging="360"/>
       </w:pPr>
       <w:rPr>
-        <w:rFonts w:ascii="Symbol" w:hAnsi="Symbol" w:hint="default"/>
+        <w:rFonts w:hint="default" w:ascii="Symbol" w:hAnsi="Symbol"/>
       </w:rPr>
     </w:lvl>
     <w:lvl w:ilvl="4" w:tplc="240A0003" w:tentative="1">
@@ -23034,7 +23158,7 @@
         <w:ind w:left="3600" w:hanging="360"/>
       </w:pPr>
       <w:rPr>
-        <w:rFonts w:ascii="Courier New" w:hAnsi="Courier New" w:cs="Courier New" w:hint="default"/>
+        <w:rFonts w:hint="default" w:ascii="Courier New" w:hAnsi="Courier New" w:cs="Courier New"/>
       </w:rPr>
     </w:lvl>
     <w:lvl w:ilvl="5" w:tplc="240A0005" w:tentative="1">
@@ -23046,7 +23170,7 @@
         <w:ind w:left="4320" w:hanging="360"/>
       </w:pPr>
       <w:rPr>
-        <w:rFonts w:ascii="Wingdings" w:hAnsi="Wingdings" w:hint="default"/>
+        <w:rFonts w:hint="default" w:ascii="Wingdings" w:hAnsi="Wingdings"/>
       </w:rPr>
     </w:lvl>
     <w:lvl w:ilvl="6" w:tplc="240A0001" w:tentative="1">
@@ -23058,7 +23182,7 @@
         <w:ind w:left="5040" w:hanging="360"/>
       </w:pPr>
       <w:rPr>
-        <w:rFonts w:ascii="Symbol" w:hAnsi="Symbol" w:hint="default"/>
+        <w:rFonts w:hint="default" w:ascii="Symbol" w:hAnsi="Symbol"/>
       </w:rPr>
     </w:lvl>
     <w:lvl w:ilvl="7" w:tplc="240A0003" w:tentative="1">
@@ -23070,7 +23194,7 @@
         <w:ind w:left="5760" w:hanging="360"/>
       </w:pPr>
       <w:rPr>
-        <w:rFonts w:ascii="Courier New" w:hAnsi="Courier New" w:cs="Courier New" w:hint="default"/>
+        <w:rFonts w:hint="default" w:ascii="Courier New" w:hAnsi="Courier New" w:cs="Courier New"/>
       </w:rPr>
     </w:lvl>
     <w:lvl w:ilvl="8" w:tplc="240A0005" w:tentative="1">
@@ -23082,7 +23206,7 @@
         <w:ind w:left="6480" w:hanging="360"/>
       </w:pPr>
       <w:rPr>
-        <w:rFonts w:ascii="Wingdings" w:hAnsi="Wingdings" w:hint="default"/>
+        <w:rFonts w:hint="default" w:ascii="Wingdings" w:hAnsi="Wingdings"/>
       </w:rPr>
     </w:lvl>
   </w:abstractNum>
@@ -23099,7 +23223,7 @@
         <w:ind w:left="720" w:hanging="360"/>
       </w:pPr>
       <w:rPr>
-        <w:rFonts w:ascii="Wingdings" w:hAnsi="Wingdings" w:hint="default"/>
+        <w:rFonts w:hint="default" w:ascii="Wingdings" w:hAnsi="Wingdings"/>
       </w:rPr>
     </w:lvl>
     <w:lvl w:ilvl="1" w:tplc="240A0003" w:tentative="1">
@@ -23111,7 +23235,7 @@
         <w:ind w:left="1440" w:hanging="360"/>
       </w:pPr>
       <w:rPr>
-        <w:rFonts w:ascii="Courier New" w:hAnsi="Courier New" w:cs="Courier New" w:hint="default"/>
+        <w:rFonts w:hint="default" w:ascii="Courier New" w:hAnsi="Courier New" w:cs="Courier New"/>
       </w:rPr>
     </w:lvl>
     <w:lvl w:ilvl="2" w:tplc="240A0005" w:tentative="1">
@@ -23123,7 +23247,7 @@
         <w:ind w:left="2160" w:hanging="360"/>
       </w:pPr>
       <w:rPr>
-        <w:rFonts w:ascii="Wingdings" w:hAnsi="Wingdings" w:hint="default"/>
+        <w:rFonts w:hint="default" w:ascii="Wingdings" w:hAnsi="Wingdings"/>
       </w:rPr>
     </w:lvl>
     <w:lvl w:ilvl="3" w:tplc="240A0001" w:tentative="1">
@@ -23135,7 +23259,7 @@
         <w:ind w:left="2880" w:hanging="360"/>
       </w:pPr>
       <w:rPr>
-        <w:rFonts w:ascii="Symbol" w:hAnsi="Symbol" w:hint="default"/>
+        <w:rFonts w:hint="default" w:ascii="Symbol" w:hAnsi="Symbol"/>
       </w:rPr>
     </w:lvl>
     <w:lvl w:ilvl="4" w:tplc="240A0003" w:tentative="1">
@@ -23147,7 +23271,7 @@
         <w:ind w:left="3600" w:hanging="360"/>
       </w:pPr>
       <w:rPr>
-        <w:rFonts w:ascii="Courier New" w:hAnsi="Courier New" w:cs="Courier New" w:hint="default"/>
+        <w:rFonts w:hint="default" w:ascii="Courier New" w:hAnsi="Courier New" w:cs="Courier New"/>
       </w:rPr>
     </w:lvl>
     <w:lvl w:ilvl="5" w:tplc="240A0005" w:tentative="1">
@@ -23159,7 +23283,7 @@
         <w:ind w:left="4320" w:hanging="360"/>
       </w:pPr>
       <w:rPr>
-        <w:rFonts w:ascii="Wingdings" w:hAnsi="Wingdings" w:hint="default"/>
+        <w:rFonts w:hint="default" w:ascii="Wingdings" w:hAnsi="Wingdings"/>
       </w:rPr>
     </w:lvl>
     <w:lvl w:ilvl="6" w:tplc="240A0001" w:tentative="1">
@@ -23171,7 +23295,7 @@
         <w:ind w:left="5040" w:hanging="360"/>
       </w:pPr>
       <w:rPr>
-        <w:rFonts w:ascii="Symbol" w:hAnsi="Symbol" w:hint="default"/>
+        <w:rFonts w:hint="default" w:ascii="Symbol" w:hAnsi="Symbol"/>
       </w:rPr>
     </w:lvl>
     <w:lvl w:ilvl="7" w:tplc="240A0003" w:tentative="1">
@@ -23183,7 +23307,7 @@
         <w:ind w:left="5760" w:hanging="360"/>
       </w:pPr>
       <w:rPr>
-        <w:rFonts w:ascii="Courier New" w:hAnsi="Courier New" w:cs="Courier New" w:hint="default"/>
+        <w:rFonts w:hint="default" w:ascii="Courier New" w:hAnsi="Courier New" w:cs="Courier New"/>
       </w:rPr>
     </w:lvl>
     <w:lvl w:ilvl="8" w:tplc="240A0005" w:tentative="1">
@@ -23195,7 +23319,7 @@
         <w:ind w:left="6480" w:hanging="360"/>
       </w:pPr>
       <w:rPr>
-        <w:rFonts w:ascii="Wingdings" w:hAnsi="Wingdings" w:hint="default"/>
+        <w:rFonts w:hint="default" w:ascii="Wingdings" w:hAnsi="Wingdings"/>
       </w:rPr>
     </w:lvl>
   </w:abstractNum>
@@ -23303,7 +23427,7 @@
         <w:ind w:left="720" w:hanging="360"/>
       </w:pPr>
       <w:rPr>
-        <w:rFonts w:ascii="Wingdings" w:hAnsi="Wingdings" w:hint="default"/>
+        <w:rFonts w:hint="default" w:ascii="Wingdings" w:hAnsi="Wingdings"/>
       </w:rPr>
     </w:lvl>
     <w:lvl w:ilvl="1" w:tplc="240A0003" w:tentative="1">
@@ -23315,7 +23439,7 @@
         <w:ind w:left="1440" w:hanging="360"/>
       </w:pPr>
       <w:rPr>
-        <w:rFonts w:ascii="Courier New" w:hAnsi="Courier New" w:cs="Courier New" w:hint="default"/>
+        <w:rFonts w:hint="default" w:ascii="Courier New" w:hAnsi="Courier New" w:cs="Courier New"/>
       </w:rPr>
     </w:lvl>
     <w:lvl w:ilvl="2" w:tplc="240A0005" w:tentative="1">
@@ -23327,7 +23451,7 @@
         <w:ind w:left="2160" w:hanging="360"/>
       </w:pPr>
       <w:rPr>
-        <w:rFonts w:ascii="Wingdings" w:hAnsi="Wingdings" w:hint="default"/>
+        <w:rFonts w:hint="default" w:ascii="Wingdings" w:hAnsi="Wingdings"/>
       </w:rPr>
     </w:lvl>
     <w:lvl w:ilvl="3" w:tplc="240A0001" w:tentative="1">
@@ -23339,7 +23463,7 @@
         <w:ind w:left="2880" w:hanging="360"/>
       </w:pPr>
       <w:rPr>
-        <w:rFonts w:ascii="Symbol" w:hAnsi="Symbol" w:hint="default"/>
+        <w:rFonts w:hint="default" w:ascii="Symbol" w:hAnsi="Symbol"/>
       </w:rPr>
     </w:lvl>
     <w:lvl w:ilvl="4" w:tplc="240A0003" w:tentative="1">
@@ -23351,7 +23475,7 @@
         <w:ind w:left="3600" w:hanging="360"/>
       </w:pPr>
       <w:rPr>
-        <w:rFonts w:ascii="Courier New" w:hAnsi="Courier New" w:cs="Courier New" w:hint="default"/>
+        <w:rFonts w:hint="default" w:ascii="Courier New" w:hAnsi="Courier New" w:cs="Courier New"/>
       </w:rPr>
     </w:lvl>
     <w:lvl w:ilvl="5" w:tplc="240A0005" w:tentative="1">
@@ -23363,7 +23487,7 @@
         <w:ind w:left="4320" w:hanging="360"/>
       </w:pPr>
       <w:rPr>
-        <w:rFonts w:ascii="Wingdings" w:hAnsi="Wingdings" w:hint="default"/>
+        <w:rFonts w:hint="default" w:ascii="Wingdings" w:hAnsi="Wingdings"/>
       </w:rPr>
     </w:lvl>
     <w:lvl w:ilvl="6" w:tplc="240A0001" w:tentative="1">
@@ -23375,7 +23499,7 @@
         <w:ind w:left="5040" w:hanging="360"/>
       </w:pPr>
       <w:rPr>
-        <w:rFonts w:ascii="Symbol" w:hAnsi="Symbol" w:hint="default"/>
+        <w:rFonts w:hint="default" w:ascii="Symbol" w:hAnsi="Symbol"/>
       </w:rPr>
     </w:lvl>
     <w:lvl w:ilvl="7" w:tplc="240A0003" w:tentative="1">
@@ -23387,7 +23511,7 @@
         <w:ind w:left="5760" w:hanging="360"/>
       </w:pPr>
       <w:rPr>
-        <w:rFonts w:ascii="Courier New" w:hAnsi="Courier New" w:cs="Courier New" w:hint="default"/>
+        <w:rFonts w:hint="default" w:ascii="Courier New" w:hAnsi="Courier New" w:cs="Courier New"/>
       </w:rPr>
     </w:lvl>
     <w:lvl w:ilvl="8" w:tplc="240A0005" w:tentative="1">
@@ -23399,7 +23523,7 @@
         <w:ind w:left="6480" w:hanging="360"/>
       </w:pPr>
       <w:rPr>
-        <w:rFonts w:ascii="Wingdings" w:hAnsi="Wingdings" w:hint="default"/>
+        <w:rFonts w:hint="default" w:ascii="Wingdings" w:hAnsi="Wingdings"/>
       </w:rPr>
     </w:lvl>
   </w:abstractNum>
@@ -23416,7 +23540,7 @@
         <w:ind w:left="720" w:hanging="360"/>
       </w:pPr>
       <w:rPr>
-        <w:rFonts w:ascii="Symbol" w:hAnsi="Symbol" w:hint="default"/>
+        <w:rFonts w:hint="default" w:ascii="Symbol" w:hAnsi="Symbol"/>
       </w:rPr>
     </w:lvl>
     <w:lvl w:ilvl="1" w:tplc="240A0003" w:tentative="1">
@@ -23428,7 +23552,7 @@
         <w:ind w:left="1440" w:hanging="360"/>
       </w:pPr>
       <w:rPr>
-        <w:rFonts w:ascii="Courier New" w:hAnsi="Courier New" w:cs="Courier New" w:hint="default"/>
+        <w:rFonts w:hint="default" w:ascii="Courier New" w:hAnsi="Courier New" w:cs="Courier New"/>
       </w:rPr>
     </w:lvl>
     <w:lvl w:ilvl="2" w:tplc="240A0005" w:tentative="1">
@@ -23440,7 +23564,7 @@
         <w:ind w:left="2160" w:hanging="360"/>
       </w:pPr>
       <w:rPr>
-        <w:rFonts w:ascii="Wingdings" w:hAnsi="Wingdings" w:hint="default"/>
+        <w:rFonts w:hint="default" w:ascii="Wingdings" w:hAnsi="Wingdings"/>
       </w:rPr>
     </w:lvl>
     <w:lvl w:ilvl="3" w:tplc="240A0001" w:tentative="1">
@@ -23452,7 +23576,7 @@
         <w:ind w:left="2880" w:hanging="360"/>
       </w:pPr>
       <w:rPr>
-        <w:rFonts w:ascii="Symbol" w:hAnsi="Symbol" w:hint="default"/>
+        <w:rFonts w:hint="default" w:ascii="Symbol" w:hAnsi="Symbol"/>
       </w:rPr>
     </w:lvl>
     <w:lvl w:ilvl="4" w:tplc="240A0003" w:tentative="1">
@@ -23464,7 +23588,7 @@
         <w:ind w:left="3600" w:hanging="360"/>
       </w:pPr>
       <w:rPr>
-        <w:rFonts w:ascii="Courier New" w:hAnsi="Courier New" w:cs="Courier New" w:hint="default"/>
+        <w:rFonts w:hint="default" w:ascii="Courier New" w:hAnsi="Courier New" w:cs="Courier New"/>
       </w:rPr>
     </w:lvl>
     <w:lvl w:ilvl="5" w:tplc="240A0005" w:tentative="1">
@@ -23476,7 +23600,7 @@
         <w:ind w:left="4320" w:hanging="360"/>
       </w:pPr>
       <w:rPr>
-        <w:rFonts w:ascii="Wingdings" w:hAnsi="Wingdings" w:hint="default"/>
+        <w:rFonts w:hint="default" w:ascii="Wingdings" w:hAnsi="Wingdings"/>
       </w:rPr>
     </w:lvl>
     <w:lvl w:ilvl="6" w:tplc="240A0001" w:tentative="1">
@@ -23488,7 +23612,7 @@
         <w:ind w:left="5040" w:hanging="360"/>
       </w:pPr>
       <w:rPr>
-        <w:rFonts w:ascii="Symbol" w:hAnsi="Symbol" w:hint="default"/>
+        <w:rFonts w:hint="default" w:ascii="Symbol" w:hAnsi="Symbol"/>
       </w:rPr>
     </w:lvl>
     <w:lvl w:ilvl="7" w:tplc="240A0003" w:tentative="1">
@@ -23500,7 +23624,7 @@
         <w:ind w:left="5760" w:hanging="360"/>
       </w:pPr>
       <w:rPr>
-        <w:rFonts w:ascii="Courier New" w:hAnsi="Courier New" w:cs="Courier New" w:hint="default"/>
+        <w:rFonts w:hint="default" w:ascii="Courier New" w:hAnsi="Courier New" w:cs="Courier New"/>
       </w:rPr>
     </w:lvl>
     <w:lvl w:ilvl="8" w:tplc="240A0005" w:tentative="1">
@@ -23512,7 +23636,7 @@
         <w:ind w:left="6480" w:hanging="360"/>
       </w:pPr>
       <w:rPr>
-        <w:rFonts w:ascii="Wingdings" w:hAnsi="Wingdings" w:hint="default"/>
+        <w:rFonts w:hint="default" w:ascii="Wingdings" w:hAnsi="Wingdings"/>
       </w:rPr>
     </w:lvl>
   </w:abstractNum>
@@ -23581,7 +23705,7 @@
   <w:docDefaults>
     <w:rPrDefault>
       <w:rPr>
-        <w:rFonts w:ascii="Arial" w:eastAsia="Arial" w:hAnsi="Arial" w:cs="Arial"/>
+        <w:rFonts w:ascii="Arial" w:hAnsi="Arial" w:eastAsia="Arial" w:cs="Arial"/>
         <w:sz w:val="22"/>
         <w:szCs w:val="22"/>
         <w:lang w:val="es-CO" w:eastAsia="es-CO" w:bidi="ar-SA"/>
@@ -23596,14 +23720,14 @@
   <w:latentStyles w:defLockedState="0" w:defUIPriority="99" w:defSemiHidden="0" w:defUnhideWhenUsed="0" w:defQFormat="0" w:count="376">
     <w:lsdException w:name="Normal" w:uiPriority="0" w:qFormat="1"/>
     <w:lsdException w:name="heading 1" w:uiPriority="9" w:qFormat="1"/>
-    <w:lsdException w:name="heading 2" w:semiHidden="1" w:uiPriority="9" w:unhideWhenUsed="1" w:qFormat="1"/>
-    <w:lsdException w:name="heading 3" w:semiHidden="1" w:uiPriority="9" w:unhideWhenUsed="1" w:qFormat="1"/>
-    <w:lsdException w:name="heading 4" w:semiHidden="1" w:uiPriority="9" w:unhideWhenUsed="1" w:qFormat="1"/>
-    <w:lsdException w:name="heading 5" w:semiHidden="1" w:uiPriority="9" w:unhideWhenUsed="1" w:qFormat="1"/>
-    <w:lsdException w:name="heading 6" w:semiHidden="1" w:uiPriority="9" w:unhideWhenUsed="1" w:qFormat="1"/>
-    <w:lsdException w:name="heading 7" w:semiHidden="1" w:uiPriority="9" w:unhideWhenUsed="1" w:qFormat="1"/>
-    <w:lsdException w:name="heading 8" w:semiHidden="1" w:uiPriority="9" w:unhideWhenUsed="1" w:qFormat="1"/>
-    <w:lsdException w:name="heading 9" w:semiHidden="1" w:uiPriority="9" w:unhideWhenUsed="1" w:qFormat="1"/>
+    <w:lsdException w:name="heading 2" w:uiPriority="9" w:semiHidden="1" w:unhideWhenUsed="1" w:qFormat="1"/>
+    <w:lsdException w:name="heading 3" w:uiPriority="9" w:semiHidden="1" w:unhideWhenUsed="1" w:qFormat="1"/>
+    <w:lsdException w:name="heading 4" w:uiPriority="9" w:semiHidden="1" w:unhideWhenUsed="1" w:qFormat="1"/>
+    <w:lsdException w:name="heading 5" w:uiPriority="9" w:semiHidden="1" w:unhideWhenUsed="1" w:qFormat="1"/>
+    <w:lsdException w:name="heading 6" w:uiPriority="9" w:semiHidden="1" w:unhideWhenUsed="1" w:qFormat="1"/>
+    <w:lsdException w:name="heading 7" w:uiPriority="9" w:semiHidden="1" w:unhideWhenUsed="1" w:qFormat="1"/>
+    <w:lsdException w:name="heading 8" w:uiPriority="9" w:semiHidden="1" w:unhideWhenUsed="1" w:qFormat="1"/>
+    <w:lsdException w:name="heading 9" w:uiPriority="9" w:semiHidden="1" w:unhideWhenUsed="1" w:qFormat="1"/>
     <w:lsdException w:name="index 1" w:semiHidden="1" w:unhideWhenUsed="1"/>
     <w:lsdException w:name="index 2" w:semiHidden="1" w:unhideWhenUsed="1"/>
     <w:lsdException w:name="index 3" w:semiHidden="1" w:unhideWhenUsed="1"/>
@@ -23613,22 +23737,22 @@
     <w:lsdException w:name="index 7" w:semiHidden="1" w:unhideWhenUsed="1"/>
     <w:lsdException w:name="index 8" w:semiHidden="1" w:unhideWhenUsed="1"/>
     <w:lsdException w:name="index 9" w:semiHidden="1" w:unhideWhenUsed="1"/>
-    <w:lsdException w:name="toc 1" w:semiHidden="1" w:uiPriority="39" w:unhideWhenUsed="1"/>
-    <w:lsdException w:name="toc 2" w:semiHidden="1" w:uiPriority="39" w:unhideWhenUsed="1"/>
-    <w:lsdException w:name="toc 3" w:semiHidden="1" w:uiPriority="39" w:unhideWhenUsed="1"/>
-    <w:lsdException w:name="toc 4" w:semiHidden="1" w:uiPriority="39" w:unhideWhenUsed="1"/>
-    <w:lsdException w:name="toc 5" w:semiHidden="1" w:uiPriority="39" w:unhideWhenUsed="1"/>
-    <w:lsdException w:name="toc 6" w:semiHidden="1" w:uiPriority="39" w:unhideWhenUsed="1"/>
-    <w:lsdException w:name="toc 7" w:semiHidden="1" w:uiPriority="39" w:unhideWhenUsed="1"/>
-    <w:lsdException w:name="toc 8" w:semiHidden="1" w:uiPriority="39" w:unhideWhenUsed="1"/>
-    <w:lsdException w:name="toc 9" w:semiHidden="1" w:uiPriority="39" w:unhideWhenUsed="1"/>
+    <w:lsdException w:name="toc 1" w:uiPriority="39" w:semiHidden="1" w:unhideWhenUsed="1"/>
+    <w:lsdException w:name="toc 2" w:uiPriority="39" w:semiHidden="1" w:unhideWhenUsed="1"/>
+    <w:lsdException w:name="toc 3" w:uiPriority="39" w:semiHidden="1" w:unhideWhenUsed="1"/>
+    <w:lsdException w:name="toc 4" w:uiPriority="39" w:semiHidden="1" w:unhideWhenUsed="1"/>
+    <w:lsdException w:name="toc 5" w:uiPriority="39" w:semiHidden="1" w:unhideWhenUsed="1"/>
+    <w:lsdException w:name="toc 6" w:uiPriority="39" w:semiHidden="1" w:unhideWhenUsed="1"/>
+    <w:lsdException w:name="toc 7" w:uiPriority="39" w:semiHidden="1" w:unhideWhenUsed="1"/>
+    <w:lsdException w:name="toc 8" w:uiPriority="39" w:semiHidden="1" w:unhideWhenUsed="1"/>
+    <w:lsdException w:name="toc 9" w:uiPriority="39" w:semiHidden="1" w:unhideWhenUsed="1"/>
     <w:lsdException w:name="Normal Indent" w:semiHidden="1" w:unhideWhenUsed="1"/>
     <w:lsdException w:name="footnote text" w:semiHidden="1" w:unhideWhenUsed="1"/>
     <w:lsdException w:name="annotation text" w:semiHidden="1" w:unhideWhenUsed="1"/>
     <w:lsdException w:name="header" w:semiHidden="1" w:unhideWhenUsed="1"/>
     <w:lsdException w:name="footer" w:semiHidden="1" w:unhideWhenUsed="1"/>
     <w:lsdException w:name="index heading" w:semiHidden="1" w:unhideWhenUsed="1"/>
-    <w:lsdException w:name="caption" w:semiHidden="1" w:uiPriority="35" w:unhideWhenUsed="1" w:qFormat="1"/>
+    <w:lsdException w:name="caption" w:uiPriority="35" w:semiHidden="1" w:unhideWhenUsed="1" w:qFormat="1"/>
     <w:lsdException w:name="table of figures" w:semiHidden="1" w:unhideWhenUsed="1"/>
     <w:lsdException w:name="envelope address" w:semiHidden="1" w:unhideWhenUsed="1"/>
     <w:lsdException w:name="envelope return" w:semiHidden="1" w:unhideWhenUsed="1"/>
@@ -23659,7 +23783,7 @@
     <w:lsdException w:name="Title" w:uiPriority="10" w:qFormat="1"/>
     <w:lsdException w:name="Closing" w:semiHidden="1" w:unhideWhenUsed="1"/>
     <w:lsdException w:name="Signature" w:semiHidden="1" w:unhideWhenUsed="1"/>
-    <w:lsdException w:name="Default Paragraph Font" w:semiHidden="1" w:uiPriority="1" w:unhideWhenUsed="1"/>
+    <w:lsdException w:name="Default Paragraph Font" w:uiPriority="1" w:semiHidden="1" w:unhideWhenUsed="1"/>
     <w:lsdException w:name="Body Text" w:semiHidden="1" w:unhideWhenUsed="1"/>
     <w:lsdException w:name="Body Text Indent" w:semiHidden="1" w:unhideWhenUsed="1"/>
     <w:lsdException w:name="List Continue" w:semiHidden="1" w:unhideWhenUsed="1"/>
@@ -23859,8 +23983,8 @@
     <w:lsdException w:name="Subtle Reference" w:uiPriority="31" w:qFormat="1"/>
     <w:lsdException w:name="Intense Reference" w:uiPriority="32" w:qFormat="1"/>
     <w:lsdException w:name="Book Title" w:uiPriority="33" w:qFormat="1"/>
-    <w:lsdException w:name="Bibliography" w:semiHidden="1" w:uiPriority="37" w:unhideWhenUsed="1"/>
-    <w:lsdException w:name="TOC Heading" w:semiHidden="1" w:uiPriority="39" w:unhideWhenUsed="1" w:qFormat="1"/>
+    <w:lsdException w:name="Bibliography" w:uiPriority="37" w:semiHidden="1" w:unhideWhenUsed="1"/>
+    <w:lsdException w:name="TOC Heading" w:uiPriority="39" w:semiHidden="1" w:unhideWhenUsed="1" w:qFormat="1"/>
     <w:lsdException w:name="Plain Table 1" w:uiPriority="41"/>
     <w:lsdException w:name="Plain Table 2" w:uiPriority="42"/>
     <w:lsdException w:name="Plain Table 3" w:uiPriority="43"/>
@@ -23971,7 +24095,7 @@
     <w:lsdException w:name="Unresolved Mention" w:semiHidden="1" w:unhideWhenUsed="1"/>
     <w:lsdException w:name="Smart Link" w:semiHidden="1" w:unhideWhenUsed="1"/>
   </w:latentStyles>
-  <w:style w:type="paragraph" w:default="1" w:styleId="Normal">
+  <w:style w:type="paragraph" w:styleId="Normal" w:default="1">
     <w:name w:val="Normal"/>
     <w:qFormat/>
     <w:rsid w:val="00915910"/>
@@ -24094,13 +24218,13 @@
       <w:color w:val="666666"/>
     </w:rPr>
   </w:style>
-  <w:style w:type="character" w:default="1" w:styleId="Fuentedeprrafopredeter">
+  <w:style w:type="character" w:styleId="Fuentedeprrafopredeter" w:default="1">
     <w:name w:val="Default Paragraph Font"/>
     <w:uiPriority w:val="1"/>
     <w:semiHidden/>
     <w:unhideWhenUsed/>
   </w:style>
-  <w:style w:type="table" w:default="1" w:styleId="Tablanormal">
+  <w:style w:type="table" w:styleId="Tablanormal" w:default="1">
     <w:name w:val="Normal Table"/>
     <w:uiPriority w:val="99"/>
     <w:semiHidden/>
@@ -24115,13 +24239,13 @@
       </w:tblCellMar>
     </w:tblPr>
   </w:style>
-  <w:style w:type="numbering" w:default="1" w:styleId="Sinlista">
+  <w:style w:type="numbering" w:styleId="Sinlista" w:default="1">
     <w:name w:val="No List"/>
     <w:uiPriority w:val="99"/>
     <w:semiHidden/>
     <w:unhideWhenUsed/>
   </w:style>
-  <w:style w:type="table" w:customStyle="1" w:styleId="TableNormal1">
+  <w:style w:type="table" w:styleId="TableNormal1" w:customStyle="1">
     <w:name w:val="Table Normal1"/>
     <w:tblPr>
       <w:tblCellMar>
@@ -24148,7 +24272,7 @@
       <w:szCs w:val="52"/>
     </w:rPr>
   </w:style>
-  <w:style w:type="table" w:customStyle="1" w:styleId="TableNormal2">
+  <w:style w:type="table" w:styleId="TableNormal2" w:customStyle="1">
     <w:name w:val="Table Normal2"/>
     <w:tblPr>
       <w:tblCellMar>
@@ -24176,7 +24300,7 @@
       <w:szCs w:val="30"/>
     </w:rPr>
   </w:style>
-  <w:style w:type="table" w:customStyle="1" w:styleId="a">
+  <w:style w:type="table" w:styleId="a" w:customStyle="1">
     <w:basedOn w:val="Tablanormal"/>
     <w:tblPr>
       <w:tblStyleRowBandSize w:val="1"/>
@@ -24189,7 +24313,7 @@
       </w:tblCellMar>
     </w:tblPr>
   </w:style>
-  <w:style w:type="table" w:customStyle="1" w:styleId="a0">
+  <w:style w:type="table" w:styleId="a0" w:customStyle="1">
     <w:basedOn w:val="Tablanormal"/>
     <w:tblPr>
       <w:tblStyleRowBandSize w:val="1"/>
@@ -24202,7 +24326,7 @@
       </w:tblCellMar>
     </w:tblPr>
   </w:style>
-  <w:style w:type="table" w:customStyle="1" w:styleId="a1">
+  <w:style w:type="table" w:styleId="a1" w:customStyle="1">
     <w:basedOn w:val="Tablanormal"/>
     <w:tblPr>
       <w:tblStyleRowBandSize w:val="1"/>
@@ -24225,12 +24349,12 @@
     </w:pPr>
     <w:tblPr>
       <w:tblBorders>
-        <w:top w:val="single" w:sz="4" w:space="0" w:color="auto"/>
-        <w:left w:val="single" w:sz="4" w:space="0" w:color="auto"/>
-        <w:bottom w:val="single" w:sz="4" w:space="0" w:color="auto"/>
-        <w:right w:val="single" w:sz="4" w:space="0" w:color="auto"/>
-        <w:insideH w:val="single" w:sz="4" w:space="0" w:color="auto"/>
-        <w:insideV w:val="single" w:sz="4" w:space="0" w:color="auto"/>
+        <w:top w:val="single" w:color="auto" w:sz="4" w:space="0"/>
+        <w:left w:val="single" w:color="auto" w:sz="4" w:space="0"/>
+        <w:bottom w:val="single" w:color="auto" w:sz="4" w:space="0"/>
+        <w:right w:val="single" w:color="auto" w:sz="4" w:space="0"/>
+        <w:insideH w:val="single" w:color="auto" w:sz="4" w:space="0"/>
+        <w:insideV w:val="single" w:color="auto" w:sz="4" w:space="0"/>
       </w:tblBorders>
     </w:tblPr>
   </w:style>
@@ -24249,7 +24373,7 @@
       <w:spacing w:line="240" w:lineRule="auto"/>
     </w:pPr>
   </w:style>
-  <w:style w:type="character" w:customStyle="1" w:styleId="EncabezadoCar">
+  <w:style w:type="character" w:styleId="EncabezadoCar" w:customStyle="1">
     <w:name w:val="Encabezado Car"/>
     <w:basedOn w:val="Fuentedeprrafopredeter"/>
     <w:link w:val="Encabezado"/>
@@ -24271,7 +24395,7 @@
       <w:spacing w:line="240" w:lineRule="auto"/>
     </w:pPr>
   </w:style>
-  <w:style w:type="character" w:customStyle="1" w:styleId="PiedepginaCar">
+  <w:style w:type="character" w:styleId="PiedepginaCar" w:customStyle="1">
     <w:name w:val="Pie de página Car"/>
     <w:basedOn w:val="Fuentedeprrafopredeter"/>
     <w:link w:val="Piedepgina"/>
@@ -24289,12 +24413,12 @@
       <w:spacing w:before="100" w:beforeAutospacing="1" w:after="100" w:afterAutospacing="1" w:line="240" w:lineRule="auto"/>
     </w:pPr>
     <w:rPr>
-      <w:rFonts w:ascii="Times New Roman" w:eastAsia="Times New Roman" w:hAnsi="Times New Roman" w:cs="Times New Roman"/>
+      <w:rFonts w:ascii="Times New Roman" w:hAnsi="Times New Roman" w:eastAsia="Times New Roman" w:cs="Times New Roman"/>
       <w:sz w:val="24"/>
       <w:szCs w:val="24"/>
     </w:rPr>
   </w:style>
-  <w:style w:type="character" w:customStyle="1" w:styleId="Listavistosa-nfasis1Car">
+  <w:style w:type="character" w:styleId="Listavistosa-nfasis1Car" w:customStyle="1">
     <w:name w:val="Lista vistosa - Énfasis 1 Car"/>
     <w:link w:val="Listavistosa-nfasis1"/>
     <w:uiPriority w:val="34"/>
@@ -24335,7 +24459,7 @@
       <w:tblPr/>
       <w:tcPr>
         <w:tcBorders>
-          <w:bottom w:val="single" w:sz="12" w:space="0" w:color="FFFFFF" w:themeColor="background1"/>
+          <w:bottom w:val="single" w:color="FFFFFF" w:themeColor="background1" w:sz="12" w:space="0"/>
         </w:tcBorders>
         <w:shd w:val="clear" w:color="auto" w:fill="9E3A38" w:themeFill="accent2" w:themeFillShade="CC"/>
       </w:tcPr>
@@ -24344,7 +24468,7 @@
       <w:tblPr/>
       <w:tcPr>
         <w:tcBorders>
-          <w:top w:val="single" w:sz="12" w:space="0" w:color="000000" w:themeColor="text1"/>
+          <w:top w:val="single" w:color="000000" w:themeColor="text1" w:sz="12" w:space="0"/>
         </w:tcBorders>
         <w:shd w:val="clear" w:color="auto" w:fill="FFFFFF" w:themeFill="background1"/>
       </w:tcPr>
@@ -24392,7 +24516,7 @@
       <w:u w:val="single"/>
     </w:rPr>
   </w:style>
-  <w:style w:type="character" w:customStyle="1" w:styleId="Mencinsinresolver1">
+  <w:style w:type="character" w:styleId="Mencinsinresolver1" w:customStyle="1">
     <w:name w:val="Mención sin resolver1"/>
     <w:basedOn w:val="Fuentedeprrafopredeter"/>
     <w:uiPriority w:val="99"/>
@@ -24433,7 +24557,7 @@
       <w:szCs w:val="18"/>
     </w:rPr>
   </w:style>
-  <w:style w:type="character" w:customStyle="1" w:styleId="TextodegloboCar">
+  <w:style w:type="character" w:styleId="TextodegloboCar" w:customStyle="1">
     <w:name w:val="Texto de globo Car"/>
     <w:basedOn w:val="Fuentedeprrafopredeter"/>
     <w:link w:val="Textodeglobo"/>
@@ -24472,7 +24596,7 @@
       <w:szCs w:val="20"/>
     </w:rPr>
   </w:style>
-  <w:style w:type="character" w:customStyle="1" w:styleId="TextocomentarioCar">
+  <w:style w:type="character" w:styleId="TextocomentarioCar" w:customStyle="1">
     <w:name w:val="Texto comentario Car"/>
     <w:basedOn w:val="Fuentedeprrafopredeter"/>
     <w:link w:val="Textocomentario"/>
@@ -24497,7 +24621,7 @@
       <w:bCs/>
     </w:rPr>
   </w:style>
-  <w:style w:type="character" w:customStyle="1" w:styleId="AsuntodelcomentarioCar">
+  <w:style w:type="character" w:styleId="AsuntodelcomentarioCar" w:customStyle="1">
     <w:name w:val="Asunto del comentario Car"/>
     <w:basedOn w:val="TextocomentarioCar"/>
     <w:link w:val="Asuntodelcomentario"/>
@@ -24511,7 +24635,7 @@
       <w:szCs w:val="20"/>
     </w:rPr>
   </w:style>
-  <w:style w:type="table" w:customStyle="1" w:styleId="a2">
+  <w:style w:type="table" w:styleId="a2" w:customStyle="1">
     <w:basedOn w:val="TableNormal2"/>
     <w:pPr>
       <w:spacing w:line="240" w:lineRule="auto"/>
@@ -24533,7 +24657,7 @@
       <w:shd w:val="clear" w:color="auto" w:fill="EDF2F8"/>
     </w:tcPr>
   </w:style>
-  <w:style w:type="table" w:customStyle="1" w:styleId="a3">
+  <w:style w:type="table" w:styleId="a3" w:customStyle="1">
     <w:basedOn w:val="TableNormal2"/>
     <w:pPr>
       <w:spacing w:line="240" w:lineRule="auto"/>
@@ -24555,7 +24679,7 @@
       <w:shd w:val="clear" w:color="auto" w:fill="EDF2F8"/>
     </w:tcPr>
   </w:style>
-  <w:style w:type="table" w:customStyle="1" w:styleId="a4">
+  <w:style w:type="table" w:styleId="a4" w:customStyle="1">
     <w:basedOn w:val="TableNormal2"/>
     <w:pPr>
       <w:spacing w:line="240" w:lineRule="auto"/>
@@ -24577,7 +24701,7 @@
       <w:shd w:val="clear" w:color="auto" w:fill="EDF2F8"/>
     </w:tcPr>
   </w:style>
-  <w:style w:type="table" w:customStyle="1" w:styleId="a5">
+  <w:style w:type="table" w:styleId="a5" w:customStyle="1">
     <w:basedOn w:val="TableNormal2"/>
     <w:pPr>
       <w:spacing w:line="240" w:lineRule="auto"/>
@@ -24599,7 +24723,7 @@
       <w:shd w:val="clear" w:color="auto" w:fill="EDF2F8"/>
     </w:tcPr>
   </w:style>
-  <w:style w:type="table" w:customStyle="1" w:styleId="a6">
+  <w:style w:type="table" w:styleId="a6" w:customStyle="1">
     <w:basedOn w:val="TableNormal2"/>
     <w:tblPr>
       <w:tblStyleRowBandSize w:val="1"/>
@@ -24610,7 +24734,7 @@
       </w:tblCellMar>
     </w:tblPr>
   </w:style>
-  <w:style w:type="table" w:customStyle="1" w:styleId="a7">
+  <w:style w:type="table" w:styleId="a7" w:customStyle="1">
     <w:basedOn w:val="TableNormal2"/>
     <w:tblPr>
       <w:tblStyleRowBandSize w:val="1"/>
@@ -24623,7 +24747,7 @@
       </w:tblCellMar>
     </w:tblPr>
   </w:style>
-  <w:style w:type="table" w:customStyle="1" w:styleId="a8">
+  <w:style w:type="table" w:styleId="a8" w:customStyle="1">
     <w:basedOn w:val="TableNormal2"/>
     <w:tblPr>
       <w:tblStyleRowBandSize w:val="1"/>
@@ -24636,7 +24760,7 @@
       </w:tblCellMar>
     </w:tblPr>
   </w:style>
-  <w:style w:type="table" w:customStyle="1" w:styleId="a9">
+  <w:style w:type="table" w:styleId="a9" w:customStyle="1">
     <w:basedOn w:val="TableNormal2"/>
     <w:tblPr>
       <w:tblStyleRowBandSize w:val="1"/>
@@ -24647,7 +24771,7 @@
       </w:tblCellMar>
     </w:tblPr>
   </w:style>
-  <w:style w:type="table" w:customStyle="1" w:styleId="aa">
+  <w:style w:type="table" w:styleId="aa" w:customStyle="1">
     <w:basedOn w:val="TableNormal2"/>
     <w:tblPr>
       <w:tblStyleRowBandSize w:val="1"/>
@@ -24658,7 +24782,7 @@
       </w:tblCellMar>
     </w:tblPr>
   </w:style>
-  <w:style w:type="table" w:customStyle="1" w:styleId="ab">
+  <w:style w:type="table" w:styleId="ab" w:customStyle="1">
     <w:basedOn w:val="TableNormal2"/>
     <w:pPr>
       <w:spacing w:line="240" w:lineRule="auto"/>
@@ -24680,7 +24804,7 @@
       <w:shd w:val="clear" w:color="auto" w:fill="EDF2F8"/>
     </w:tcPr>
   </w:style>
-  <w:style w:type="table" w:customStyle="1" w:styleId="ac">
+  <w:style w:type="table" w:styleId="ac" w:customStyle="1">
     <w:basedOn w:val="TableNormal2"/>
     <w:pPr>
       <w:spacing w:line="240" w:lineRule="auto"/>
@@ -24702,7 +24826,7 @@
       <w:shd w:val="clear" w:color="auto" w:fill="EDF2F8"/>
     </w:tcPr>
   </w:style>
-  <w:style w:type="table" w:customStyle="1" w:styleId="ad">
+  <w:style w:type="table" w:styleId="ad" w:customStyle="1">
     <w:basedOn w:val="TableNormal2"/>
     <w:pPr>
       <w:spacing w:line="240" w:lineRule="auto"/>
@@ -24724,7 +24848,7 @@
       <w:shd w:val="clear" w:color="auto" w:fill="EDF2F8"/>
     </w:tcPr>
   </w:style>
-  <w:style w:type="table" w:customStyle="1" w:styleId="ae">
+  <w:style w:type="table" w:styleId="ae" w:customStyle="1">
     <w:basedOn w:val="TableNormal2"/>
     <w:pPr>
       <w:spacing w:line="240" w:lineRule="auto"/>
@@ -24746,7 +24870,7 @@
       <w:shd w:val="clear" w:color="auto" w:fill="EDF2F8"/>
     </w:tcPr>
   </w:style>
-  <w:style w:type="table" w:customStyle="1" w:styleId="af">
+  <w:style w:type="table" w:styleId="af" w:customStyle="1">
     <w:basedOn w:val="TableNormal2"/>
     <w:pPr>
       <w:spacing w:line="240" w:lineRule="auto"/>
@@ -24768,7 +24892,7 @@
       <w:shd w:val="clear" w:color="auto" w:fill="EDF2F8"/>
     </w:tcPr>
   </w:style>
-  <w:style w:type="table" w:customStyle="1" w:styleId="af0">
+  <w:style w:type="table" w:styleId="af0" w:customStyle="1">
     <w:basedOn w:val="TableNormal2"/>
     <w:pPr>
       <w:spacing w:line="240" w:lineRule="auto"/>
@@ -24790,7 +24914,7 @@
       <w:shd w:val="clear" w:color="auto" w:fill="EDF2F8"/>
     </w:tcPr>
   </w:style>
-  <w:style w:type="table" w:customStyle="1" w:styleId="af1">
+  <w:style w:type="table" w:styleId="af1" w:customStyle="1">
     <w:basedOn w:val="TableNormal2"/>
     <w:pPr>
       <w:spacing w:line="240" w:lineRule="auto"/>
@@ -24812,7 +24936,7 @@
       <w:shd w:val="clear" w:color="auto" w:fill="EDF2F8"/>
     </w:tcPr>
   </w:style>
-  <w:style w:type="table" w:customStyle="1" w:styleId="af2">
+  <w:style w:type="table" w:styleId="af2" w:customStyle="1">
     <w:basedOn w:val="TableNormal2"/>
     <w:pPr>
       <w:spacing w:line="240" w:lineRule="auto"/>
@@ -24834,7 +24958,7 @@
       <w:shd w:val="clear" w:color="auto" w:fill="EDF2F8"/>
     </w:tcPr>
   </w:style>
-  <w:style w:type="table" w:customStyle="1" w:styleId="af3">
+  <w:style w:type="table" w:styleId="af3" w:customStyle="1">
     <w:basedOn w:val="TableNormal2"/>
     <w:pPr>
       <w:spacing w:line="240" w:lineRule="auto"/>
@@ -24868,7 +24992,7 @@
       <w:shd w:val="clear" w:color="auto" w:fill="E1DFDD"/>
     </w:rPr>
   </w:style>
-  <w:style w:type="paragraph" w:customStyle="1" w:styleId="Default">
+  <w:style w:type="paragraph" w:styleId="Default" w:customStyle="1">
     <w:name w:val="Default"/>
     <w:rsid w:val="009614BB"/>
     <w:pPr>
@@ -24912,7 +25036,7 @@
       <w:spacing w:line="240" w:lineRule="auto"/>
     </w:pPr>
   </w:style>
-  <w:style w:type="paragraph" w:customStyle="1" w:styleId="paragraph">
+  <w:style w:type="paragraph" w:styleId="paragraph" w:customStyle="1">
     <w:name w:val="paragraph"/>
     <w:basedOn w:val="Normal"/>
     <w:rsid w:val="00553FC3"/>
@@ -24920,22 +25044,22 @@
       <w:spacing w:before="100" w:beforeAutospacing="1" w:after="100" w:afterAutospacing="1" w:line="240" w:lineRule="auto"/>
     </w:pPr>
     <w:rPr>
-      <w:rFonts w:ascii="Times New Roman" w:eastAsia="Times New Roman" w:hAnsi="Times New Roman" w:cs="Times New Roman"/>
+      <w:rFonts w:ascii="Times New Roman" w:hAnsi="Times New Roman" w:eastAsia="Times New Roman" w:cs="Times New Roman"/>
       <w:sz w:val="24"/>
       <w:szCs w:val="24"/>
     </w:rPr>
   </w:style>
-  <w:style w:type="character" w:customStyle="1" w:styleId="normaltextrun">
+  <w:style w:type="character" w:styleId="normaltextrun" w:customStyle="1">
     <w:name w:val="normaltextrun"/>
     <w:basedOn w:val="Fuentedeprrafopredeter"/>
     <w:rsid w:val="00553FC3"/>
   </w:style>
-  <w:style w:type="character" w:customStyle="1" w:styleId="eop">
+  <w:style w:type="character" w:styleId="eop" w:customStyle="1">
     <w:name w:val="eop"/>
     <w:basedOn w:val="Fuentedeprrafopredeter"/>
     <w:rsid w:val="00553FC3"/>
   </w:style>
-  <w:style w:type="paragraph" w:customStyle="1" w:styleId="my-2">
+  <w:style w:type="paragraph" w:styleId="my-2" w:customStyle="1">
     <w:name w:val="my-2"/>
     <w:basedOn w:val="Normal"/>
     <w:rsid w:val="007256A9"/>
@@ -24943,7 +25067,7 @@
       <w:spacing w:before="100" w:beforeAutospacing="1" w:after="100" w:afterAutospacing="1" w:line="240" w:lineRule="auto"/>
     </w:pPr>
     <w:rPr>
-      <w:rFonts w:ascii="Times New Roman" w:eastAsia="Times New Roman" w:hAnsi="Times New Roman" w:cs="Times New Roman"/>
+      <w:rFonts w:ascii="Times New Roman" w:hAnsi="Times New Roman" w:eastAsia="Times New Roman" w:cs="Times New Roman"/>
       <w:sz w:val="24"/>
       <w:szCs w:val="24"/>
     </w:rPr>
@@ -24961,7 +25085,7 @@
       <w:outlineLvl w:val="9"/>
     </w:pPr>
     <w:rPr>
-      <w:rFonts w:asciiTheme="majorHAnsi" w:eastAsiaTheme="majorEastAsia" w:hAnsiTheme="majorHAnsi" w:cstheme="majorBidi"/>
+      <w:rFonts w:asciiTheme="majorHAnsi" w:hAnsiTheme="majorHAnsi" w:eastAsiaTheme="majorEastAsia" w:cstheme="majorBidi"/>
       <w:color w:val="365F91" w:themeColor="accent1" w:themeShade="BF"/>
       <w:sz w:val="32"/>
       <w:szCs w:val="32"/>
@@ -25016,7 +25140,7 @@
       <w:bCs/>
     </w:rPr>
   </w:style>
-  <w:style w:type="character" w:customStyle="1" w:styleId="Ttulo1Car">
+  <w:style w:type="character" w:styleId="Ttulo1Car" w:customStyle="1">
     <w:name w:val="Título 1 Car"/>
     <w:basedOn w:val="Fuentedeprrafopredeter"/>
     <w:link w:val="Ttulo1"/>
@@ -35253,11 +35377,13 @@
     <w:rsid w:val="00AB418B"/>
     <w:rsid w:val="00CB3CC1"/>
     <w:rsid w:val="00CC6F53"/>
+    <w:rsid w:val="00CD167A"/>
     <w:rsid w:val="00DD0677"/>
     <w:rsid w:val="00DF6AC7"/>
     <w:rsid w:val="00E21251"/>
     <w:rsid w:val="00F676A1"/>
     <w:rsid w:val="00F72EF8"/>
+    <w:rsid w:val="00FF77FA"/>
   </w:rsids>
   <m:mathPr>
     <m:mathFont m:val="Cambria Math"/>
@@ -36076,227 +36202,6 @@
 </file>
 
 <file path=customXml/item1.xml><?xml version="1.0" encoding="utf-8"?>
-<p:properties xmlns:p="http://schemas.microsoft.com/office/2006/metadata/properties" xmlns:xsi="http://www.w3.org/2001/XMLSchema-instance" xmlns:pc="http://schemas.microsoft.com/office/infopath/2007/PartnerControls">
-  <documentManagement>
-    <TaxCatchAll xmlns="2c0ff4f8-6664-4eb8-8bb0-965f2536cb1b" xsi:nil="true"/>
-    <lcf76f155ced4ddcb4097134ff3c332f xmlns="2b6b437a-5846-4934-ac66-7de06297595b">
-      <Terms xmlns="http://schemas.microsoft.com/office/infopath/2007/PartnerControls"/>
-    </lcf76f155ced4ddcb4097134ff3c332f>
-  </documentManagement>
-</p:properties>
-</file>
-
-<file path=customXml/item2.xml><?xml version="1.0" encoding="utf-8"?>
-<?mso-contentType ?>
-<FormTemplates xmlns="http://schemas.microsoft.com/sharepoint/v3/contenttype/forms">
-  <Display>DocumentLibraryForm</Display>
-  <Edit>DocumentLibraryForm</Edit>
-  <New>DocumentLibraryForm</New>
-</FormTemplates>
-</file>
-
-<file path=customXml/item3.xml><?xml version="1.0" encoding="utf-8"?>
-<ct:contentTypeSchema xmlns:ct="http://schemas.microsoft.com/office/2006/metadata/contentType" xmlns:ma="http://schemas.microsoft.com/office/2006/metadata/properties/metaAttributes" ct:_="" ma:_="" ma:contentTypeName="Documento" ma:contentTypeID="0x010100FD531872C7CE554584EF00C37E403D8B" ma:contentTypeVersion="12" ma:contentTypeDescription="Crear nuevo documento." ma:contentTypeScope="" ma:versionID="31ec82868ee9b6bc1821db441fdafaf4">
-  <xsd:schema xmlns:xsd="http://www.w3.org/2001/XMLSchema" xmlns:xs="http://www.w3.org/2001/XMLSchema" xmlns:p="http://schemas.microsoft.com/office/2006/metadata/properties" xmlns:ns2="2b6b437a-5846-4934-ac66-7de06297595b" xmlns:ns3="2c0ff4f8-6664-4eb8-8bb0-965f2536cb1b" targetNamespace="http://schemas.microsoft.com/office/2006/metadata/properties" ma:root="true" ma:fieldsID="dfd02cd6e973274cdf3c9f2822ea5e9d" ns2:_="" ns3:_="">
-    <xsd:import namespace="2b6b437a-5846-4934-ac66-7de06297595b"/>
-    <xsd:import namespace="2c0ff4f8-6664-4eb8-8bb0-965f2536cb1b"/>
-    <xsd:element name="properties">
-      <xsd:complexType>
-        <xsd:sequence>
-          <xsd:element name="documentManagement">
-            <xsd:complexType>
-              <xsd:all>
-                <xsd:element ref="ns2:MediaServiceMetadata" minOccurs="0"/>
-                <xsd:element ref="ns2:MediaServiceFastMetadata" minOccurs="0"/>
-                <xsd:element ref="ns2:MediaServiceSearchProperties" minOccurs="0"/>
-                <xsd:element ref="ns2:MediaServiceDateTaken" minOccurs="0"/>
-                <xsd:element ref="ns2:lcf76f155ced4ddcb4097134ff3c332f" minOccurs="0"/>
-                <xsd:element ref="ns3:TaxCatchAll" minOccurs="0"/>
-                <xsd:element ref="ns2:MediaServiceOCR" minOccurs="0"/>
-                <xsd:element ref="ns2:MediaServiceGenerationTime" minOccurs="0"/>
-                <xsd:element ref="ns2:MediaServiceEventHashCode" minOccurs="0"/>
-                <xsd:element ref="ns2:MediaLengthInSeconds" minOccurs="0"/>
-                <xsd:element ref="ns2:MediaServiceLocation" minOccurs="0"/>
-              </xsd:all>
-            </xsd:complexType>
-          </xsd:element>
-        </xsd:sequence>
-      </xsd:complexType>
-    </xsd:element>
-  </xsd:schema>
-  <xsd:schema xmlns:xsd="http://www.w3.org/2001/XMLSchema" xmlns:xs="http://www.w3.org/2001/XMLSchema" xmlns:dms="http://schemas.microsoft.com/office/2006/documentManagement/types" xmlns:pc="http://schemas.microsoft.com/office/infopath/2007/PartnerControls" targetNamespace="2b6b437a-5846-4934-ac66-7de06297595b" elementFormDefault="qualified">
-    <xsd:import namespace="http://schemas.microsoft.com/office/2006/documentManagement/types"/>
-    <xsd:import namespace="http://schemas.microsoft.com/office/infopath/2007/PartnerControls"/>
-    <xsd:element name="MediaServiceMetadata" ma:index="8" nillable="true" ma:displayName="MediaServiceMetadata" ma:hidden="true" ma:internalName="MediaServiceMetadata" ma:readOnly="true">
-      <xsd:simpleType>
-        <xsd:restriction base="dms:Note"/>
-      </xsd:simpleType>
-    </xsd:element>
-    <xsd:element name="MediaServiceFastMetadata" ma:index="9" nillable="true" ma:displayName="MediaServiceFastMetadata" ma:hidden="true" ma:internalName="MediaServiceFastMetadata" ma:readOnly="true">
-      <xsd:simpleType>
-        <xsd:restriction base="dms:Note"/>
-      </xsd:simpleType>
-    </xsd:element>
-    <xsd:element name="MediaServiceSearchProperties" ma:index="10" nillable="true" ma:displayName="MediaServiceSearchProperties" ma:hidden="true" ma:internalName="MediaServiceSearchProperties" ma:readOnly="true">
-      <xsd:simpleType>
-        <xsd:restriction base="dms:Note"/>
-      </xsd:simpleType>
-    </xsd:element>
-    <xsd:element name="MediaServiceDateTaken" ma:index="11" nillable="true" ma:displayName="MediaServiceDateTaken" ma:hidden="true" ma:indexed="true" ma:internalName="MediaServiceDateTaken" ma:readOnly="true">
-      <xsd:simpleType>
-        <xsd:restriction base="dms:Text"/>
-      </xsd:simpleType>
-    </xsd:element>
-    <xsd:element name="lcf76f155ced4ddcb4097134ff3c332f" ma:index="13" nillable="true" ma:taxonomy="true" ma:internalName="lcf76f155ced4ddcb4097134ff3c332f" ma:taxonomyFieldName="MediaServiceImageTags" ma:displayName="Etiquetas de imagen" ma:readOnly="false" ma:fieldId="{5cf76f15-5ced-4ddc-b409-7134ff3c332f}" ma:taxonomyMulti="true" ma:sspId="d33c8c81-5745-4931-bcc4-c2aeafe86780" ma:termSetId="09814cd3-568e-fe90-9814-8d621ff8fb84" ma:anchorId="fba54fb3-c3e1-fe81-a776-ca4b69148c4d" ma:open="true" ma:isKeyword="false">
-      <xsd:complexType>
-        <xsd:sequence>
-          <xsd:element ref="pc:Terms" minOccurs="0" maxOccurs="1"/>
-        </xsd:sequence>
-      </xsd:complexType>
-    </xsd:element>
-    <xsd:element name="MediaServiceOCR" ma:index="15" nillable="true" ma:displayName="Extracted Text" ma:internalName="MediaServiceOCR" ma:readOnly="true">
-      <xsd:simpleType>
-        <xsd:restriction base="dms:Note">
-          <xsd:maxLength value="255"/>
-        </xsd:restriction>
-      </xsd:simpleType>
-    </xsd:element>
-    <xsd:element name="MediaServiceGenerationTime" ma:index="16" nillable="true" ma:displayName="MediaServiceGenerationTime" ma:hidden="true" ma:internalName="MediaServiceGenerationTime" ma:readOnly="true">
-      <xsd:simpleType>
-        <xsd:restriction base="dms:Text"/>
-      </xsd:simpleType>
-    </xsd:element>
-    <xsd:element name="MediaServiceEventHashCode" ma:index="17" nillable="true" ma:displayName="MediaServiceEventHashCode" ma:hidden="true" ma:internalName="MediaServiceEventHashCode" ma:readOnly="true">
-      <xsd:simpleType>
-        <xsd:restriction base="dms:Text"/>
-      </xsd:simpleType>
-    </xsd:element>
-    <xsd:element name="MediaLengthInSeconds" ma:index="18" nillable="true" ma:displayName="MediaLengthInSeconds" ma:hidden="true" ma:internalName="MediaLengthInSeconds" ma:readOnly="true">
-      <xsd:simpleType>
-        <xsd:restriction base="dms:Unknown"/>
-      </xsd:simpleType>
-    </xsd:element>
-    <xsd:element name="MediaServiceLocation" ma:index="19" nillable="true" ma:displayName="Location" ma:indexed="true" ma:internalName="MediaServiceLocation" ma:readOnly="true">
-      <xsd:simpleType>
-        <xsd:restriction base="dms:Text"/>
-      </xsd:simpleType>
-    </xsd:element>
-  </xsd:schema>
-  <xsd:schema xmlns:xsd="http://www.w3.org/2001/XMLSchema" xmlns:xs="http://www.w3.org/2001/XMLSchema" xmlns:dms="http://schemas.microsoft.com/office/2006/documentManagement/types" xmlns:pc="http://schemas.microsoft.com/office/infopath/2007/PartnerControls" targetNamespace="2c0ff4f8-6664-4eb8-8bb0-965f2536cb1b" elementFormDefault="qualified">
-    <xsd:import namespace="http://schemas.microsoft.com/office/2006/documentManagement/types"/>
-    <xsd:import namespace="http://schemas.microsoft.com/office/infopath/2007/PartnerControls"/>
-    <xsd:element name="TaxCatchAll" ma:index="14" nillable="true" ma:displayName="Taxonomy Catch All Column" ma:hidden="true" ma:list="{b1b51f16-9315-4d91-a842-b6a7513aaa38}" ma:internalName="TaxCatchAll" ma:showField="CatchAllData" ma:web="2c0ff4f8-6664-4eb8-8bb0-965f2536cb1b">
-      <xsd:complexType>
-        <xsd:complexContent>
-          <xsd:extension base="dms:MultiChoiceLookup">
-            <xsd:sequence>
-              <xsd:element name="Value" type="dms:Lookup" maxOccurs="unbounded" minOccurs="0" nillable="true"/>
-            </xsd:sequence>
-          </xsd:extension>
-        </xsd:complexContent>
-      </xsd:complexType>
-    </xsd:element>
-  </xsd:schema>
-  <xsd:schema xmlns="http://schemas.openxmlformats.org/package/2006/metadata/core-properties" xmlns:xsd="http://www.w3.org/2001/XMLSchema" xmlns:xsi="http://www.w3.org/2001/XMLSchema-instance" xmlns:dc="http://purl.org/dc/elements/1.1/" xmlns:dcterms="http://purl.org/dc/terms/" xmlns:odoc="http://schemas.microsoft.com/internal/obd" targetNamespace="http://schemas.openxmlformats.org/package/2006/metadata/core-properties" elementFormDefault="qualified" attributeFormDefault="unqualified" blockDefault="#all">
-    <xsd:import namespace="http://purl.org/dc/elements/1.1/" schemaLocation="http://dublincore.org/schemas/xmls/qdc/2003/04/02/dc.xsd"/>
-    <xsd:import namespace="http://purl.org/dc/terms/" schemaLocation="http://dublincore.org/schemas/xmls/qdc/2003/04/02/dcterms.xsd"/>
-    <xsd:element name="coreProperties" type="CT_coreProperties"/>
-    <xsd:complexType name="CT_coreProperties">
-      <xsd:all>
-        <xsd:element ref="dc:creator" minOccurs="0" maxOccurs="1"/>
-        <xsd:element ref="dcterms:created" minOccurs="0" maxOccurs="1"/>
-        <xsd:element ref="dc:identifier" minOccurs="0" maxOccurs="1"/>
-        <xsd:element name="contentType" minOccurs="0" maxOccurs="1" type="xsd:string" ma:index="0" ma:displayName="Tipo de contenido"/>
-        <xsd:element ref="dc:title" minOccurs="0" maxOccurs="1" ma:index="4" ma:displayName="Título"/>
-        <xsd:element ref="dc:subject" minOccurs="0" maxOccurs="1"/>
-        <xsd:element ref="dc:description" minOccurs="0" maxOccurs="1"/>
-        <xsd:element name="keywords" minOccurs="0" maxOccurs="1" type="xsd:string"/>
-        <xsd:element ref="dc:language" minOccurs="0" maxOccurs="1"/>
-        <xsd:element name="category" minOccurs="0" maxOccurs="1" type="xsd:string"/>
-        <xsd:element name="version" minOccurs="0" maxOccurs="1" type="xsd:string"/>
-        <xsd:element name="revision" minOccurs="0" maxOccurs="1" type="xsd:string">
-          <xsd:annotation>
-            <xsd:documentation>
-                        This value indicates the number of saves or revisions. The application is responsible for updating this value after each revision.
-                    </xsd:documentation>
-          </xsd:annotation>
-        </xsd:element>
-        <xsd:element name="lastModifiedBy" minOccurs="0" maxOccurs="1" type="xsd:string"/>
-        <xsd:element ref="dcterms:modified" minOccurs="0" maxOccurs="1"/>
-        <xsd:element name="contentStatus" minOccurs="0" maxOccurs="1" type="xsd:string"/>
-      </xsd:all>
-    </xsd:complexType>
-  </xsd:schema>
-  <xs:schema xmlns:pc="http://schemas.microsoft.com/office/infopath/2007/PartnerControls" xmlns:xs="http://www.w3.org/2001/XMLSchema" targetNamespace="http://schemas.microsoft.com/office/infopath/2007/PartnerControls" elementFormDefault="qualified" attributeFormDefault="unqualified">
-    <xs:element name="Person">
-      <xs:complexType>
-        <xs:sequence>
-          <xs:element ref="pc:DisplayName" minOccurs="0"/>
-          <xs:element ref="pc:AccountId" minOccurs="0"/>
-          <xs:element ref="pc:AccountType" minOccurs="0"/>
-        </xs:sequence>
-      </xs:complexType>
-    </xs:element>
-    <xs:element name="DisplayName" type="xs:string"/>
-    <xs:element name="AccountId" type="xs:string"/>
-    <xs:element name="AccountType" type="xs:string"/>
-    <xs:element name="BDCAssociatedEntity">
-      <xs:complexType>
-        <xs:sequence>
-          <xs:element ref="pc:BDCEntity" minOccurs="0" maxOccurs="unbounded"/>
-        </xs:sequence>
-        <xs:attribute ref="pc:EntityNamespace"/>
-        <xs:attribute ref="pc:EntityName"/>
-        <xs:attribute ref="pc:SystemInstanceName"/>
-        <xs:attribute ref="pc:AssociationName"/>
-      </xs:complexType>
-    </xs:element>
-    <xs:attribute name="EntityNamespace" type="xs:string"/>
-    <xs:attribute name="EntityName" type="xs:string"/>
-    <xs:attribute name="SystemInstanceName" type="xs:string"/>
-    <xs:attribute name="AssociationName" type="xs:string"/>
-    <xs:element name="BDCEntity">
-      <xs:complexType>
-        <xs:sequence>
-          <xs:element ref="pc:EntityDisplayName" minOccurs="0"/>
-          <xs:element ref="pc:EntityInstanceReference" minOccurs="0"/>
-          <xs:element ref="pc:EntityId1" minOccurs="0"/>
-          <xs:element ref="pc:EntityId2" minOccurs="0"/>
-          <xs:element ref="pc:EntityId3" minOccurs="0"/>
-          <xs:element ref="pc:EntityId4" minOccurs="0"/>
-          <xs:element ref="pc:EntityId5" minOccurs="0"/>
-        </xs:sequence>
-      </xs:complexType>
-    </xs:element>
-    <xs:element name="EntityDisplayName" type="xs:string"/>
-    <xs:element name="EntityInstanceReference" type="xs:string"/>
-    <xs:element name="EntityId1" type="xs:string"/>
-    <xs:element name="EntityId2" type="xs:string"/>
-    <xs:element name="EntityId3" type="xs:string"/>
-    <xs:element name="EntityId4" type="xs:string"/>
-    <xs:element name="EntityId5" type="xs:string"/>
-    <xs:element name="Terms">
-      <xs:complexType>
-        <xs:sequence>
-          <xs:element ref="pc:TermInfo" minOccurs="0" maxOccurs="unbounded"/>
-        </xs:sequence>
-      </xs:complexType>
-    </xs:element>
-    <xs:element name="TermInfo">
-      <xs:complexType>
-        <xs:sequence>
-          <xs:element ref="pc:TermName" minOccurs="0"/>
-          <xs:element ref="pc:TermId" minOccurs="0"/>
-        </xs:sequence>
-      </xs:complexType>
-    </xs:element>
-    <xs:element name="TermName" type="xs:string"/>
-    <xs:element name="TermId" type="xs:string"/>
-  </xs:schema>
-</ct:contentTypeSchema>
-</file>
-
-<file path=customXml/item4.xml><?xml version="1.0" encoding="utf-8"?>
 <b:Sources xmlns:b="http://schemas.openxmlformats.org/officeDocument/2006/bibliography" xmlns="http://schemas.openxmlformats.org/officeDocument/2006/bibliography" SelectedStyle="\APASixthEditionOfficeOnline.xsl" StyleName="APA" Version="6">
   <b:Source>
     <b:Tag>Nic01</b:Tag>
@@ -36641,6 +36546,227 @@
 </b:Sources>
 </file>
 
+<file path=customXml/item2.xml><?xml version="1.0" encoding="utf-8"?>
+<?mso-contentType ?>
+<FormTemplates xmlns="http://schemas.microsoft.com/sharepoint/v3/contenttype/forms">
+  <Display>DocumentLibraryForm</Display>
+  <Edit>DocumentLibraryForm</Edit>
+  <New>DocumentLibraryForm</New>
+</FormTemplates>
+</file>
+
+<file path=customXml/item3.xml><?xml version="1.0" encoding="utf-8"?>
+<p:properties xmlns:p="http://schemas.microsoft.com/office/2006/metadata/properties" xmlns:xsi="http://www.w3.org/2001/XMLSchema-instance" xmlns:pc="http://schemas.microsoft.com/office/infopath/2007/PartnerControls">
+  <documentManagement>
+    <TaxCatchAll xmlns="2c0ff4f8-6664-4eb8-8bb0-965f2536cb1b" xsi:nil="true"/>
+    <lcf76f155ced4ddcb4097134ff3c332f xmlns="2b6b437a-5846-4934-ac66-7de06297595b">
+      <Terms xmlns="http://schemas.microsoft.com/office/infopath/2007/PartnerControls"/>
+    </lcf76f155ced4ddcb4097134ff3c332f>
+  </documentManagement>
+</p:properties>
+</file>
+
+<file path=customXml/item4.xml><?xml version="1.0" encoding="utf-8"?>
+<ct:contentTypeSchema xmlns:ct="http://schemas.microsoft.com/office/2006/metadata/contentType" xmlns:ma="http://schemas.microsoft.com/office/2006/metadata/properties/metaAttributes" ct:_="" ma:_="" ma:contentTypeName="Documento" ma:contentTypeID="0x010100FD531872C7CE554584EF00C37E403D8B" ma:contentTypeVersion="12" ma:contentTypeDescription="Crear nuevo documento." ma:contentTypeScope="" ma:versionID="31ec82868ee9b6bc1821db441fdafaf4">
+  <xsd:schema xmlns:xsd="http://www.w3.org/2001/XMLSchema" xmlns:xs="http://www.w3.org/2001/XMLSchema" xmlns:p="http://schemas.microsoft.com/office/2006/metadata/properties" xmlns:ns2="2b6b437a-5846-4934-ac66-7de06297595b" xmlns:ns3="2c0ff4f8-6664-4eb8-8bb0-965f2536cb1b" targetNamespace="http://schemas.microsoft.com/office/2006/metadata/properties" ma:root="true" ma:fieldsID="dfd02cd6e973274cdf3c9f2822ea5e9d" ns2:_="" ns3:_="">
+    <xsd:import namespace="2b6b437a-5846-4934-ac66-7de06297595b"/>
+    <xsd:import namespace="2c0ff4f8-6664-4eb8-8bb0-965f2536cb1b"/>
+    <xsd:element name="properties">
+      <xsd:complexType>
+        <xsd:sequence>
+          <xsd:element name="documentManagement">
+            <xsd:complexType>
+              <xsd:all>
+                <xsd:element ref="ns2:MediaServiceMetadata" minOccurs="0"/>
+                <xsd:element ref="ns2:MediaServiceFastMetadata" minOccurs="0"/>
+                <xsd:element ref="ns2:MediaServiceSearchProperties" minOccurs="0"/>
+                <xsd:element ref="ns2:MediaServiceDateTaken" minOccurs="0"/>
+                <xsd:element ref="ns2:lcf76f155ced4ddcb4097134ff3c332f" minOccurs="0"/>
+                <xsd:element ref="ns3:TaxCatchAll" minOccurs="0"/>
+                <xsd:element ref="ns2:MediaServiceOCR" minOccurs="0"/>
+                <xsd:element ref="ns2:MediaServiceGenerationTime" minOccurs="0"/>
+                <xsd:element ref="ns2:MediaServiceEventHashCode" minOccurs="0"/>
+                <xsd:element ref="ns2:MediaLengthInSeconds" minOccurs="0"/>
+                <xsd:element ref="ns2:MediaServiceLocation" minOccurs="0"/>
+              </xsd:all>
+            </xsd:complexType>
+          </xsd:element>
+        </xsd:sequence>
+      </xsd:complexType>
+    </xsd:element>
+  </xsd:schema>
+  <xsd:schema xmlns:xsd="http://www.w3.org/2001/XMLSchema" xmlns:xs="http://www.w3.org/2001/XMLSchema" xmlns:dms="http://schemas.microsoft.com/office/2006/documentManagement/types" xmlns:pc="http://schemas.microsoft.com/office/infopath/2007/PartnerControls" targetNamespace="2b6b437a-5846-4934-ac66-7de06297595b" elementFormDefault="qualified">
+    <xsd:import namespace="http://schemas.microsoft.com/office/2006/documentManagement/types"/>
+    <xsd:import namespace="http://schemas.microsoft.com/office/infopath/2007/PartnerControls"/>
+    <xsd:element name="MediaServiceMetadata" ma:index="8" nillable="true" ma:displayName="MediaServiceMetadata" ma:hidden="true" ma:internalName="MediaServiceMetadata" ma:readOnly="true">
+      <xsd:simpleType>
+        <xsd:restriction base="dms:Note"/>
+      </xsd:simpleType>
+    </xsd:element>
+    <xsd:element name="MediaServiceFastMetadata" ma:index="9" nillable="true" ma:displayName="MediaServiceFastMetadata" ma:hidden="true" ma:internalName="MediaServiceFastMetadata" ma:readOnly="true">
+      <xsd:simpleType>
+        <xsd:restriction base="dms:Note"/>
+      </xsd:simpleType>
+    </xsd:element>
+    <xsd:element name="MediaServiceSearchProperties" ma:index="10" nillable="true" ma:displayName="MediaServiceSearchProperties" ma:hidden="true" ma:internalName="MediaServiceSearchProperties" ma:readOnly="true">
+      <xsd:simpleType>
+        <xsd:restriction base="dms:Note"/>
+      </xsd:simpleType>
+    </xsd:element>
+    <xsd:element name="MediaServiceDateTaken" ma:index="11" nillable="true" ma:displayName="MediaServiceDateTaken" ma:hidden="true" ma:indexed="true" ma:internalName="MediaServiceDateTaken" ma:readOnly="true">
+      <xsd:simpleType>
+        <xsd:restriction base="dms:Text"/>
+      </xsd:simpleType>
+    </xsd:element>
+    <xsd:element name="lcf76f155ced4ddcb4097134ff3c332f" ma:index="13" nillable="true" ma:taxonomy="true" ma:internalName="lcf76f155ced4ddcb4097134ff3c332f" ma:taxonomyFieldName="MediaServiceImageTags" ma:displayName="Etiquetas de imagen" ma:readOnly="false" ma:fieldId="{5cf76f15-5ced-4ddc-b409-7134ff3c332f}" ma:taxonomyMulti="true" ma:sspId="d33c8c81-5745-4931-bcc4-c2aeafe86780" ma:termSetId="09814cd3-568e-fe90-9814-8d621ff8fb84" ma:anchorId="fba54fb3-c3e1-fe81-a776-ca4b69148c4d" ma:open="true" ma:isKeyword="false">
+      <xsd:complexType>
+        <xsd:sequence>
+          <xsd:element ref="pc:Terms" minOccurs="0" maxOccurs="1"/>
+        </xsd:sequence>
+      </xsd:complexType>
+    </xsd:element>
+    <xsd:element name="MediaServiceOCR" ma:index="15" nillable="true" ma:displayName="Extracted Text" ma:internalName="MediaServiceOCR" ma:readOnly="true">
+      <xsd:simpleType>
+        <xsd:restriction base="dms:Note">
+          <xsd:maxLength value="255"/>
+        </xsd:restriction>
+      </xsd:simpleType>
+    </xsd:element>
+    <xsd:element name="MediaServiceGenerationTime" ma:index="16" nillable="true" ma:displayName="MediaServiceGenerationTime" ma:hidden="true" ma:internalName="MediaServiceGenerationTime" ma:readOnly="true">
+      <xsd:simpleType>
+        <xsd:restriction base="dms:Text"/>
+      </xsd:simpleType>
+    </xsd:element>
+    <xsd:element name="MediaServiceEventHashCode" ma:index="17" nillable="true" ma:displayName="MediaServiceEventHashCode" ma:hidden="true" ma:internalName="MediaServiceEventHashCode" ma:readOnly="true">
+      <xsd:simpleType>
+        <xsd:restriction base="dms:Text"/>
+      </xsd:simpleType>
+    </xsd:element>
+    <xsd:element name="MediaLengthInSeconds" ma:index="18" nillable="true" ma:displayName="MediaLengthInSeconds" ma:hidden="true" ma:internalName="MediaLengthInSeconds" ma:readOnly="true">
+      <xsd:simpleType>
+        <xsd:restriction base="dms:Unknown"/>
+      </xsd:simpleType>
+    </xsd:element>
+    <xsd:element name="MediaServiceLocation" ma:index="19" nillable="true" ma:displayName="Location" ma:indexed="true" ma:internalName="MediaServiceLocation" ma:readOnly="true">
+      <xsd:simpleType>
+        <xsd:restriction base="dms:Text"/>
+      </xsd:simpleType>
+    </xsd:element>
+  </xsd:schema>
+  <xsd:schema xmlns:xsd="http://www.w3.org/2001/XMLSchema" xmlns:xs="http://www.w3.org/2001/XMLSchema" xmlns:dms="http://schemas.microsoft.com/office/2006/documentManagement/types" xmlns:pc="http://schemas.microsoft.com/office/infopath/2007/PartnerControls" targetNamespace="2c0ff4f8-6664-4eb8-8bb0-965f2536cb1b" elementFormDefault="qualified">
+    <xsd:import namespace="http://schemas.microsoft.com/office/2006/documentManagement/types"/>
+    <xsd:import namespace="http://schemas.microsoft.com/office/infopath/2007/PartnerControls"/>
+    <xsd:element name="TaxCatchAll" ma:index="14" nillable="true" ma:displayName="Taxonomy Catch All Column" ma:hidden="true" ma:list="{b1b51f16-9315-4d91-a842-b6a7513aaa38}" ma:internalName="TaxCatchAll" ma:showField="CatchAllData" ma:web="2c0ff4f8-6664-4eb8-8bb0-965f2536cb1b">
+      <xsd:complexType>
+        <xsd:complexContent>
+          <xsd:extension base="dms:MultiChoiceLookup">
+            <xsd:sequence>
+              <xsd:element name="Value" type="dms:Lookup" maxOccurs="unbounded" minOccurs="0" nillable="true"/>
+            </xsd:sequence>
+          </xsd:extension>
+        </xsd:complexContent>
+      </xsd:complexType>
+    </xsd:element>
+  </xsd:schema>
+  <xsd:schema xmlns="http://schemas.openxmlformats.org/package/2006/metadata/core-properties" xmlns:xsd="http://www.w3.org/2001/XMLSchema" xmlns:xsi="http://www.w3.org/2001/XMLSchema-instance" xmlns:dc="http://purl.org/dc/elements/1.1/" xmlns:dcterms="http://purl.org/dc/terms/" xmlns:odoc="http://schemas.microsoft.com/internal/obd" targetNamespace="http://schemas.openxmlformats.org/package/2006/metadata/core-properties" elementFormDefault="qualified" attributeFormDefault="unqualified" blockDefault="#all">
+    <xsd:import namespace="http://purl.org/dc/elements/1.1/" schemaLocation="http://dublincore.org/schemas/xmls/qdc/2003/04/02/dc.xsd"/>
+    <xsd:import namespace="http://purl.org/dc/terms/" schemaLocation="http://dublincore.org/schemas/xmls/qdc/2003/04/02/dcterms.xsd"/>
+    <xsd:element name="coreProperties" type="CT_coreProperties"/>
+    <xsd:complexType name="CT_coreProperties">
+      <xsd:all>
+        <xsd:element ref="dc:creator" minOccurs="0" maxOccurs="1"/>
+        <xsd:element ref="dcterms:created" minOccurs="0" maxOccurs="1"/>
+        <xsd:element ref="dc:identifier" minOccurs="0" maxOccurs="1"/>
+        <xsd:element name="contentType" minOccurs="0" maxOccurs="1" type="xsd:string" ma:index="0" ma:displayName="Tipo de contenido"/>
+        <xsd:element ref="dc:title" minOccurs="0" maxOccurs="1" ma:index="4" ma:displayName="Título"/>
+        <xsd:element ref="dc:subject" minOccurs="0" maxOccurs="1"/>
+        <xsd:element ref="dc:description" minOccurs="0" maxOccurs="1"/>
+        <xsd:element name="keywords" minOccurs="0" maxOccurs="1" type="xsd:string"/>
+        <xsd:element ref="dc:language" minOccurs="0" maxOccurs="1"/>
+        <xsd:element name="category" minOccurs="0" maxOccurs="1" type="xsd:string"/>
+        <xsd:element name="version" minOccurs="0" maxOccurs="1" type="xsd:string"/>
+        <xsd:element name="revision" minOccurs="0" maxOccurs="1" type="xsd:string">
+          <xsd:annotation>
+            <xsd:documentation>
+                        This value indicates the number of saves or revisions. The application is responsible for updating this value after each revision.
+                    </xsd:documentation>
+          </xsd:annotation>
+        </xsd:element>
+        <xsd:element name="lastModifiedBy" minOccurs="0" maxOccurs="1" type="xsd:string"/>
+        <xsd:element ref="dcterms:modified" minOccurs="0" maxOccurs="1"/>
+        <xsd:element name="contentStatus" minOccurs="0" maxOccurs="1" type="xsd:string"/>
+      </xsd:all>
+    </xsd:complexType>
+  </xsd:schema>
+  <xs:schema xmlns:pc="http://schemas.microsoft.com/office/infopath/2007/PartnerControls" xmlns:xs="http://www.w3.org/2001/XMLSchema" targetNamespace="http://schemas.microsoft.com/office/infopath/2007/PartnerControls" elementFormDefault="qualified" attributeFormDefault="unqualified">
+    <xs:element name="Person">
+      <xs:complexType>
+        <xs:sequence>
+          <xs:element ref="pc:DisplayName" minOccurs="0"/>
+          <xs:element ref="pc:AccountId" minOccurs="0"/>
+          <xs:element ref="pc:AccountType" minOccurs="0"/>
+        </xs:sequence>
+      </xs:complexType>
+    </xs:element>
+    <xs:element name="DisplayName" type="xs:string"/>
+    <xs:element name="AccountId" type="xs:string"/>
+    <xs:element name="AccountType" type="xs:string"/>
+    <xs:element name="BDCAssociatedEntity">
+      <xs:complexType>
+        <xs:sequence>
+          <xs:element ref="pc:BDCEntity" minOccurs="0" maxOccurs="unbounded"/>
+        </xs:sequence>
+        <xs:attribute ref="pc:EntityNamespace"/>
+        <xs:attribute ref="pc:EntityName"/>
+        <xs:attribute ref="pc:SystemInstanceName"/>
+        <xs:attribute ref="pc:AssociationName"/>
+      </xs:complexType>
+    </xs:element>
+    <xs:attribute name="EntityNamespace" type="xs:string"/>
+    <xs:attribute name="EntityName" type="xs:string"/>
+    <xs:attribute name="SystemInstanceName" type="xs:string"/>
+    <xs:attribute name="AssociationName" type="xs:string"/>
+    <xs:element name="BDCEntity">
+      <xs:complexType>
+        <xs:sequence>
+          <xs:element ref="pc:EntityDisplayName" minOccurs="0"/>
+          <xs:element ref="pc:EntityInstanceReference" minOccurs="0"/>
+          <xs:element ref="pc:EntityId1" minOccurs="0"/>
+          <xs:element ref="pc:EntityId2" minOccurs="0"/>
+          <xs:element ref="pc:EntityId3" minOccurs="0"/>
+          <xs:element ref="pc:EntityId4" minOccurs="0"/>
+          <xs:element ref="pc:EntityId5" minOccurs="0"/>
+        </xs:sequence>
+      </xs:complexType>
+    </xs:element>
+    <xs:element name="EntityDisplayName" type="xs:string"/>
+    <xs:element name="EntityInstanceReference" type="xs:string"/>
+    <xs:element name="EntityId1" type="xs:string"/>
+    <xs:element name="EntityId2" type="xs:string"/>
+    <xs:element name="EntityId3" type="xs:string"/>
+    <xs:element name="EntityId4" type="xs:string"/>
+    <xs:element name="EntityId5" type="xs:string"/>
+    <xs:element name="Terms">
+      <xs:complexType>
+        <xs:sequence>
+          <xs:element ref="pc:TermInfo" minOccurs="0" maxOccurs="unbounded"/>
+        </xs:sequence>
+      </xs:complexType>
+    </xs:element>
+    <xs:element name="TermInfo">
+      <xs:complexType>
+        <xs:sequence>
+          <xs:element ref="pc:TermName" minOccurs="0"/>
+          <xs:element ref="pc:TermId" minOccurs="0"/>
+        </xs:sequence>
+      </xs:complexType>
+    </xs:element>
+    <xs:element name="TermName" type="xs:string"/>
+    <xs:element name="TermId" type="xs:string"/>
+  </xs:schema>
+</ct:contentTypeSchema>
+</file>
+
 <file path=customXml/item5.xml><?xml version="1.0" encoding="utf-8"?>
 <go:gDocsCustomXmlDataStorage xmlns:go="http://customooxmlschemas.google.com/" xmlns:r="http://schemas.openxmlformats.org/officeDocument/2006/relationships">
   <go:docsCustomData xmlns:go="http://customooxmlschemas.google.com/" roundtripDataSignature="AMtx7mgVwfTnThMJ3osM2v0+q+LoagmeAQ==">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</go:docsCustomData>
@@ -36648,12 +36774,9 @@
 </file>
 
 <file path=customXml/itemProps1.xml><?xml version="1.0" encoding="utf-8"?>
-<ds:datastoreItem xmlns:ds="http://schemas.openxmlformats.org/officeDocument/2006/customXml" ds:itemID="{F37F9110-465B-45DF-8B3C-CE0F643F750C}">
+<ds:datastoreItem xmlns:ds="http://schemas.openxmlformats.org/officeDocument/2006/customXml" ds:itemID="{50BFD668-58A9-4E64-95FE-8214F47983FB}">
   <ds:schemaRefs>
-    <ds:schemaRef ds:uri="http://schemas.microsoft.com/office/2006/metadata/properties"/>
-    <ds:schemaRef ds:uri="http://schemas.microsoft.com/office/infopath/2007/PartnerControls"/>
-    <ds:schemaRef ds:uri="2c0ff4f8-6664-4eb8-8bb0-965f2536cb1b"/>
-    <ds:schemaRef ds:uri="2b6b437a-5846-4934-ac66-7de06297595b"/>
+    <ds:schemaRef ds:uri="http://schemas.openxmlformats.org/officeDocument/2006/bibliography"/>
   </ds:schemaRefs>
 </ds:datastoreItem>
 </file>
@@ -36667,15 +36790,18 @@
 </file>
 
 <file path=customXml/itemProps3.xml><?xml version="1.0" encoding="utf-8"?>
-<ds:datastoreItem xmlns:ds="http://schemas.openxmlformats.org/officeDocument/2006/customXml" ds:itemID="{12832630-0364-4712-B480-03826AB078AA}"/>
+<ds:datastoreItem xmlns:ds="http://schemas.openxmlformats.org/officeDocument/2006/customXml" ds:itemID="{F37F9110-465B-45DF-8B3C-CE0F643F750C}">
+  <ds:schemaRefs>
+    <ds:schemaRef ds:uri="http://schemas.microsoft.com/office/2006/metadata/properties"/>
+    <ds:schemaRef ds:uri="http://schemas.microsoft.com/office/infopath/2007/PartnerControls"/>
+    <ds:schemaRef ds:uri="2c0ff4f8-6664-4eb8-8bb0-965f2536cb1b"/>
+    <ds:schemaRef ds:uri="2b6b437a-5846-4934-ac66-7de06297595b"/>
+  </ds:schemaRefs>
+</ds:datastoreItem>
 </file>
 
 <file path=customXml/itemProps4.xml><?xml version="1.0" encoding="utf-8"?>
-<ds:datastoreItem xmlns:ds="http://schemas.openxmlformats.org/officeDocument/2006/customXml" ds:itemID="{50BFD668-58A9-4E64-95FE-8214F47983FB}">
-  <ds:schemaRefs>
-    <ds:schemaRef ds:uri="http://schemas.openxmlformats.org/officeDocument/2006/bibliography"/>
-  </ds:schemaRefs>
-</ds:datastoreItem>
+<ds:datastoreItem xmlns:ds="http://schemas.openxmlformats.org/officeDocument/2006/customXml" ds:itemID="{75D55563-DA38-486F-BA1E-C0F4645BD66D}"/>
 </file>
 
 <file path=customXml/itemProps5.xml><?xml version="1.0" encoding="utf-8"?>

--- a/fuentes/CF_03_33130244.docx
+++ b/fuentes/CF_03_33130244.docx
@@ -1,6 +1,6 @@
 
 <file path=word/document.xml><?xml version="1.0" encoding="utf-8"?>
-<w:document xmlns:wpc="http://schemas.microsoft.com/office/word/2010/wordprocessingCanvas" xmlns:cx="http://schemas.microsoft.com/office/drawing/2014/chartex" xmlns:cx1="http://schemas.microsoft.com/office/drawing/2015/9/8/chartex" xmlns:cx2="http://schemas.microsoft.com/office/drawing/2015/10/21/chartex" xmlns:cx3="http://schemas.microsoft.com/office/drawing/2016/5/9/chartex" xmlns:cx4="http://schemas.microsoft.com/office/drawing/2016/5/10/chartex" xmlns:cx5="http://schemas.microsoft.com/office/drawing/2016/5/11/chartex" xmlns:cx6="http://schemas.microsoft.com/office/drawing/2016/5/12/chartex" xmlns:cx7="http://schemas.microsoft.com/office/drawing/2016/5/13/chartex" xmlns:cx8="http://schemas.microsoft.com/office/drawing/2016/5/14/chartex" xmlns:mc="http://schemas.openxmlformats.org/markup-compatibility/2006" xmlns:aink="http://schemas.microsoft.com/office/drawing/2016/ink" xmlns:am3d="http://schemas.microsoft.com/office/drawing/2017/model3d" xmlns:o="urn:schemas-microsoft-com:office:office" xmlns:r="http://schemas.openxmlformats.org/officeDocument/2006/relationships" xmlns:m="http://schemas.openxmlformats.org/officeDocument/2006/math" xmlns:v="urn:schemas-microsoft-com:vml" xmlns:wp14="http://schemas.microsoft.com/office/word/2010/wordprocessingDrawing" xmlns:wp="http://schemas.openxmlformats.org/drawingml/2006/wordprocessingDrawing" xmlns:w10="urn:schemas-microsoft-com:office:word" xmlns:w="http://schemas.openxmlformats.org/wordprocessingml/2006/main" xmlns:w14="http://schemas.microsoft.com/office/word/2010/wordml" xmlns:w15="http://schemas.microsoft.com/office/word/2012/wordml" xmlns:w16cex="http://schemas.microsoft.com/office/word/2018/wordml/cex" xmlns:w16cid="http://schemas.microsoft.com/office/word/2016/wordml/cid" xmlns:w16="http://schemas.microsoft.com/office/word/2018/wordml" xmlns:w16sdtdh="http://schemas.microsoft.com/office/word/2020/wordml/sdtdatahash" xmlns:w16se="http://schemas.microsoft.com/office/word/2015/wordml/symex" xmlns:wpg="http://schemas.microsoft.com/office/word/2010/wordprocessingGroup" xmlns:wpi="http://schemas.microsoft.com/office/word/2010/wordprocessingInk" xmlns:wne="http://schemas.microsoft.com/office/word/2006/wordml" xmlns:wps="http://schemas.microsoft.com/office/word/2010/wordprocessingShape" xmlns:a="http://schemas.openxmlformats.org/drawingml/2006/main" xmlns:dgm="http://schemas.openxmlformats.org/drawingml/2006/diagram" xmlns:pic="http://schemas.openxmlformats.org/drawingml/2006/picture" mc:Ignorable="w14 w15 w16se w16cid w16 w16cex w16sdtdh wp14">
+<w:document xmlns:wpc="http://schemas.microsoft.com/office/word/2010/wordprocessingCanvas" xmlns:cx="http://schemas.microsoft.com/office/drawing/2014/chartex" xmlns:cx1="http://schemas.microsoft.com/office/drawing/2015/9/8/chartex" xmlns:cx2="http://schemas.microsoft.com/office/drawing/2015/10/21/chartex" xmlns:cx3="http://schemas.microsoft.com/office/drawing/2016/5/9/chartex" xmlns:cx4="http://schemas.microsoft.com/office/drawing/2016/5/10/chartex" xmlns:cx5="http://schemas.microsoft.com/office/drawing/2016/5/11/chartex" xmlns:cx6="http://schemas.microsoft.com/office/drawing/2016/5/12/chartex" xmlns:cx7="http://schemas.microsoft.com/office/drawing/2016/5/13/chartex" xmlns:cx8="http://schemas.microsoft.com/office/drawing/2016/5/14/chartex" xmlns:mc="http://schemas.openxmlformats.org/markup-compatibility/2006" xmlns:aink="http://schemas.microsoft.com/office/drawing/2016/ink" xmlns:am3d="http://schemas.microsoft.com/office/drawing/2017/model3d" xmlns:o="urn:schemas-microsoft-com:office:office" xmlns:r="http://schemas.openxmlformats.org/officeDocument/2006/relationships" xmlns:m="http://schemas.openxmlformats.org/officeDocument/2006/math" xmlns:v="urn:schemas-microsoft-com:vml" xmlns:wp14="http://schemas.microsoft.com/office/word/2010/wordprocessingDrawing" xmlns:wp="http://schemas.openxmlformats.org/drawingml/2006/wordprocessingDrawing" xmlns:w10="urn:schemas-microsoft-com:office:word" xmlns:w="http://schemas.openxmlformats.org/wordprocessingml/2006/main" xmlns:w14="http://schemas.microsoft.com/office/word/2010/wordml" xmlns:w15="http://schemas.microsoft.com/office/word/2012/wordml" xmlns:w16cex="http://schemas.microsoft.com/office/word/2018/wordml/cex" xmlns:w16cid="http://schemas.microsoft.com/office/word/2016/wordml/cid" xmlns:w16="http://schemas.microsoft.com/office/word/2018/wordml" xmlns:w16sdtdh="http://schemas.microsoft.com/office/word/2020/wordml/sdtdatahash" xmlns:w16se="http://schemas.microsoft.com/office/word/2015/wordml/symex" xmlns:wpg="http://schemas.microsoft.com/office/word/2010/wordprocessingGroup" xmlns:wpi="http://schemas.microsoft.com/office/word/2010/wordprocessingInk" xmlns:wne="http://schemas.microsoft.com/office/word/2006/wordml" xmlns:wps="http://schemas.microsoft.com/office/word/2010/wordprocessingShape" mc:Ignorable="w14 w15 w16se w16cid w16 w16cex w16sdtdh wp14">
   <w:body>
     <w:p>
       <w:pPr>
@@ -59,12 +59,12 @@
       <w:tblPr>
         <w:tblW w:w="9962" w:type="dxa"/>
         <w:tblBorders>
-          <w:top w:val="single" w:color="000000" w:sz="4" w:space="0"/>
-          <w:left w:val="single" w:color="000000" w:sz="4" w:space="0"/>
-          <w:bottom w:val="single" w:color="000000" w:sz="4" w:space="0"/>
-          <w:right w:val="single" w:color="000000" w:sz="4" w:space="0"/>
-          <w:insideH w:val="single" w:color="000000" w:sz="4" w:space="0"/>
-          <w:insideV w:val="single" w:color="000000" w:sz="4" w:space="0"/>
+          <w:top w:val="single" w:sz="4" w:space="0" w:color="000000"/>
+          <w:left w:val="single" w:sz="4" w:space="0" w:color="000000"/>
+          <w:bottom w:val="single" w:sz="4" w:space="0" w:color="000000"/>
+          <w:right w:val="single" w:sz="4" w:space="0" w:color="000000"/>
+          <w:insideH w:val="single" w:sz="4" w:space="0" w:color="000000"/>
+          <w:insideV w:val="single" w:sz="4" w:space="0" w:color="000000"/>
         </w:tblBorders>
         <w:tblLayout w:type="fixed"/>
         <w:tblCellMar>
@@ -146,12 +146,12 @@
       <w:tblPr>
         <w:tblW w:w="9962" w:type="dxa"/>
         <w:tblBorders>
-          <w:top w:val="single" w:color="000000" w:sz="4" w:space="0"/>
-          <w:left w:val="single" w:color="000000" w:sz="4" w:space="0"/>
-          <w:bottom w:val="single" w:color="000000" w:sz="4" w:space="0"/>
-          <w:right w:val="single" w:color="000000" w:sz="4" w:space="0"/>
-          <w:insideH w:val="single" w:color="000000" w:sz="4" w:space="0"/>
-          <w:insideV w:val="single" w:color="000000" w:sz="4" w:space="0"/>
+          <w:top w:val="single" w:sz="4" w:space="0" w:color="000000"/>
+          <w:left w:val="single" w:sz="4" w:space="0" w:color="000000"/>
+          <w:bottom w:val="single" w:sz="4" w:space="0" w:color="000000"/>
+          <w:right w:val="single" w:sz="4" w:space="0" w:color="000000"/>
+          <w:insideH w:val="single" w:sz="4" w:space="0" w:color="000000"/>
+          <w:insideV w:val="single" w:sz="4" w:space="0" w:color="000000"/>
         </w:tblBorders>
         <w:tblLayout w:type="fixed"/>
         <w:tblCellMar>
@@ -308,12 +308,12 @@
       <w:tblPr>
         <w:tblW w:w="9962" w:type="dxa"/>
         <w:tblBorders>
-          <w:top w:val="single" w:color="000000" w:sz="4" w:space="0"/>
-          <w:left w:val="single" w:color="000000" w:sz="4" w:space="0"/>
-          <w:bottom w:val="single" w:color="000000" w:sz="4" w:space="0"/>
-          <w:right w:val="single" w:color="000000" w:sz="4" w:space="0"/>
-          <w:insideH w:val="single" w:color="000000" w:sz="4" w:space="0"/>
-          <w:insideV w:val="single" w:color="000000" w:sz="4" w:space="0"/>
+          <w:top w:val="single" w:sz="4" w:space="0" w:color="000000"/>
+          <w:left w:val="single" w:sz="4" w:space="0" w:color="000000"/>
+          <w:bottom w:val="single" w:sz="4" w:space="0" w:color="000000"/>
+          <w:right w:val="single" w:sz="4" w:space="0" w:color="000000"/>
+          <w:insideH w:val="single" w:sz="4" w:space="0" w:color="000000"/>
+          <w:insideV w:val="single" w:sz="4" w:space="0" w:color="000000"/>
         </w:tblBorders>
         <w:tblLayout w:type="fixed"/>
         <w:tblCellMar>
@@ -632,12 +632,12 @@
       <w:tblPr>
         <w:tblW w:w="9962" w:type="dxa"/>
         <w:tblBorders>
-          <w:top w:val="single" w:color="000000" w:sz="4" w:space="0"/>
-          <w:left w:val="single" w:color="000000" w:sz="4" w:space="0"/>
-          <w:bottom w:val="single" w:color="000000" w:sz="4" w:space="0"/>
-          <w:right w:val="single" w:color="000000" w:sz="4" w:space="0"/>
-          <w:insideH w:val="single" w:color="000000" w:sz="4" w:space="0"/>
-          <w:insideV w:val="single" w:color="000000" w:sz="4" w:space="0"/>
+          <w:top w:val="single" w:sz="4" w:space="0" w:color="000000"/>
+          <w:left w:val="single" w:sz="4" w:space="0" w:color="000000"/>
+          <w:bottom w:val="single" w:sz="4" w:space="0" w:color="000000"/>
+          <w:right w:val="single" w:sz="4" w:space="0" w:color="000000"/>
+          <w:insideH w:val="single" w:sz="4" w:space="0" w:color="000000"/>
+          <w:insideV w:val="single" w:sz="4" w:space="0" w:color="000000"/>
         </w:tblBorders>
         <w:tblLayout w:type="fixed"/>
         <w:tblCellMar>
@@ -900,7 +900,7 @@
           <w:lang w:val="es-ES_tradnl"/>
         </w:rPr>
       </w:pPr>
-      <w:bookmarkStart w:name="_Toc213964849" w:id="0"/>
+      <w:bookmarkStart w:id="0" w:name="_Toc213964849"/>
       <w:r>
         <w:rPr>
           <w:b/>
@@ -926,28 +926,23 @@
     </w:p>
     <w:sdt>
       <w:sdtPr>
+        <w:rPr>
+          <w:rFonts w:ascii="Arial" w:eastAsia="Arial" w:hAnsi="Arial" w:cs="Arial"/>
+          <w:color w:val="000000" w:themeColor="text1"/>
+          <w:sz w:val="20"/>
+          <w:szCs w:val="20"/>
+          <w:lang w:val="es-ES_tradnl"/>
+        </w:rPr>
         <w:id w:val="921366254"/>
         <w:docPartObj>
           <w:docPartGallery w:val="Table of Contents"/>
           <w:docPartUnique/>
         </w:docPartObj>
-        <w:rPr>
-          <w:rFonts w:ascii="Arial" w:hAnsi="Arial" w:eastAsia="Arial" w:cs="Arial"/>
-          <w:color w:val="000000" w:themeColor="text1"/>
-          <w:sz w:val="20"/>
-          <w:szCs w:val="20"/>
-          <w:lang w:val="es-ES"/>
-        </w:rPr>
       </w:sdtPr>
       <w:sdtEndPr>
         <w:rPr>
-          <w:rFonts w:ascii="Arial" w:hAnsi="Arial" w:eastAsia="Arial" w:cs="Arial"/>
-          <w:b w:val="1"/>
-          <w:bCs w:val="1"/>
-          <w:color w:val="000000" w:themeColor="text1" w:themeTint="FF" w:themeShade="FF"/>
-          <w:sz w:val="20"/>
-          <w:szCs w:val="20"/>
-          <w:lang w:val="es-ES"/>
+          <w:b/>
+          <w:bCs/>
         </w:rPr>
       </w:sdtEndPr>
       <w:sdtContent>
@@ -964,7 +959,7 @@
             </w:rPr>
           </w:pPr>
         </w:p>
-        <w:bookmarkStart w:name="_Hlk213764326" w:id="1"/>
+        <w:bookmarkStart w:id="1" w:name="_Hlk213764326"/>
         <w:p>
           <w:pPr>
             <w:pStyle w:val="TDC1"/>
@@ -973,7 +968,7 @@
               <w:tab w:val="right" w:leader="dot" w:pos="9962"/>
             </w:tabs>
             <w:rPr>
-              <w:rFonts w:asciiTheme="minorHAnsi" w:hAnsiTheme="minorHAnsi" w:eastAsiaTheme="minorEastAsia" w:cstheme="minorBidi"/>
+              <w:rFonts w:asciiTheme="minorHAnsi" w:eastAsiaTheme="minorEastAsia" w:hAnsiTheme="minorHAnsi" w:cstheme="minorBidi"/>
               <w:noProof/>
               <w:sz w:val="22"/>
             </w:rPr>
@@ -1008,7 +1003,7 @@
             </w:rPr>
             <w:fldChar w:fldCharType="separate"/>
           </w:r>
-          <w:hyperlink w:history="1" w:anchor="_Toc213964849">
+          <w:hyperlink w:anchor="_Toc213964849" w:history="1">
             <w:r>
               <w:rPr>
                 <w:rStyle w:val="Hipervnculo"/>
@@ -1021,7 +1016,7 @@
             </w:r>
             <w:r>
               <w:rPr>
-                <w:rFonts w:asciiTheme="minorHAnsi" w:hAnsiTheme="minorHAnsi" w:eastAsiaTheme="minorEastAsia" w:cstheme="minorBidi"/>
+                <w:rFonts w:asciiTheme="minorHAnsi" w:eastAsiaTheme="minorEastAsia" w:hAnsiTheme="minorHAnsi" w:cstheme="minorBidi"/>
                 <w:noProof/>
                 <w:sz w:val="22"/>
               </w:rPr>
@@ -1095,12 +1090,12 @@
               <w:tab w:val="right" w:leader="dot" w:pos="9962"/>
             </w:tabs>
             <w:rPr>
-              <w:rFonts w:asciiTheme="minorHAnsi" w:hAnsiTheme="minorHAnsi" w:eastAsiaTheme="minorEastAsia" w:cstheme="minorBidi"/>
+              <w:rFonts w:asciiTheme="minorHAnsi" w:eastAsiaTheme="minorEastAsia" w:hAnsiTheme="minorHAnsi" w:cstheme="minorBidi"/>
               <w:noProof/>
               <w:sz w:val="22"/>
             </w:rPr>
           </w:pPr>
-          <w:hyperlink w:history="1" w:anchor="_Toc213964850">
+          <w:hyperlink w:anchor="_Toc213964850" w:history="1">
             <w:r>
               <w:rPr>
                 <w:rStyle w:val="Hipervnculo"/>
@@ -1113,7 +1108,7 @@
             </w:r>
             <w:r>
               <w:rPr>
-                <w:rFonts w:asciiTheme="minorHAnsi" w:hAnsiTheme="minorHAnsi" w:eastAsiaTheme="minorEastAsia" w:cstheme="minorBidi"/>
+                <w:rFonts w:asciiTheme="minorHAnsi" w:eastAsiaTheme="minorEastAsia" w:hAnsiTheme="minorHAnsi" w:cstheme="minorBidi"/>
                 <w:noProof/>
                 <w:sz w:val="22"/>
               </w:rPr>
@@ -1187,12 +1182,12 @@
               <w:tab w:val="right" w:leader="dot" w:pos="9962"/>
             </w:tabs>
             <w:rPr>
-              <w:rFonts w:asciiTheme="minorHAnsi" w:hAnsiTheme="minorHAnsi" w:eastAsiaTheme="minorEastAsia" w:cstheme="minorBidi"/>
+              <w:rFonts w:asciiTheme="minorHAnsi" w:eastAsiaTheme="minorEastAsia" w:hAnsiTheme="minorHAnsi" w:cstheme="minorBidi"/>
               <w:noProof/>
               <w:sz w:val="22"/>
             </w:rPr>
           </w:pPr>
-          <w:hyperlink w:history="1" w:anchor="_Toc213964851">
+          <w:hyperlink w:anchor="_Toc213964851" w:history="1">
             <w:r>
               <w:rPr>
                 <w:rStyle w:val="Hipervnculo"/>
@@ -1205,7 +1200,7 @@
             </w:r>
             <w:r>
               <w:rPr>
-                <w:rFonts w:asciiTheme="minorHAnsi" w:hAnsiTheme="minorHAnsi" w:eastAsiaTheme="minorEastAsia" w:cstheme="minorBidi"/>
+                <w:rFonts w:asciiTheme="minorHAnsi" w:eastAsiaTheme="minorEastAsia" w:hAnsiTheme="minorHAnsi" w:cstheme="minorBidi"/>
                 <w:noProof/>
                 <w:sz w:val="22"/>
               </w:rPr>
@@ -1279,12 +1274,12 @@
               <w:tab w:val="right" w:leader="dot" w:pos="9962"/>
             </w:tabs>
             <w:rPr>
-              <w:rFonts w:asciiTheme="minorHAnsi" w:hAnsiTheme="minorHAnsi" w:eastAsiaTheme="minorEastAsia" w:cstheme="minorBidi"/>
+              <w:rFonts w:asciiTheme="minorHAnsi" w:eastAsiaTheme="minorEastAsia" w:hAnsiTheme="minorHAnsi" w:cstheme="minorBidi"/>
               <w:noProof/>
               <w:sz w:val="22"/>
             </w:rPr>
           </w:pPr>
-          <w:hyperlink w:history="1" w:anchor="_Toc213964852">
+          <w:hyperlink w:anchor="_Toc213964852" w:history="1">
             <w:r>
               <w:rPr>
                 <w:rStyle w:val="Hipervnculo"/>
@@ -1297,7 +1292,7 @@
             </w:r>
             <w:r>
               <w:rPr>
-                <w:rFonts w:asciiTheme="minorHAnsi" w:hAnsiTheme="minorHAnsi" w:eastAsiaTheme="minorEastAsia" w:cstheme="minorBidi"/>
+                <w:rFonts w:asciiTheme="minorHAnsi" w:eastAsiaTheme="minorEastAsia" w:hAnsiTheme="minorHAnsi" w:cstheme="minorBidi"/>
                 <w:noProof/>
                 <w:sz w:val="22"/>
               </w:rPr>
@@ -1370,12 +1365,12 @@
               <w:tab w:val="right" w:leader="dot" w:pos="9962"/>
             </w:tabs>
             <w:rPr>
-              <w:rFonts w:asciiTheme="minorHAnsi" w:hAnsiTheme="minorHAnsi" w:eastAsiaTheme="minorEastAsia" w:cstheme="minorBidi"/>
+              <w:rFonts w:asciiTheme="minorHAnsi" w:eastAsiaTheme="minorEastAsia" w:hAnsiTheme="minorHAnsi" w:cstheme="minorBidi"/>
               <w:noProof/>
               <w:sz w:val="22"/>
             </w:rPr>
           </w:pPr>
-          <w:hyperlink w:history="1" w:anchor="_Toc213964853">
+          <w:hyperlink w:anchor="_Toc213964853" w:history="1">
             <w:r>
               <w:rPr>
                 <w:rStyle w:val="Hipervnculo"/>
@@ -1441,12 +1436,12 @@
               <w:tab w:val="right" w:leader="dot" w:pos="9962"/>
             </w:tabs>
             <w:rPr>
-              <w:rFonts w:asciiTheme="minorHAnsi" w:hAnsiTheme="minorHAnsi" w:eastAsiaTheme="minorEastAsia" w:cstheme="minorBidi"/>
+              <w:rFonts w:asciiTheme="minorHAnsi" w:eastAsiaTheme="minorEastAsia" w:hAnsiTheme="minorHAnsi" w:cstheme="minorBidi"/>
               <w:noProof/>
               <w:sz w:val="22"/>
             </w:rPr>
           </w:pPr>
-          <w:hyperlink w:history="1" w:anchor="_Toc213964854">
+          <w:hyperlink w:anchor="_Toc213964854" w:history="1">
             <w:r>
               <w:rPr>
                 <w:rStyle w:val="Hipervnculo"/>
@@ -1512,12 +1507,12 @@
               <w:tab w:val="right" w:leader="dot" w:pos="9962"/>
             </w:tabs>
             <w:rPr>
-              <w:rFonts w:asciiTheme="minorHAnsi" w:hAnsiTheme="minorHAnsi" w:eastAsiaTheme="minorEastAsia" w:cstheme="minorBidi"/>
+              <w:rFonts w:asciiTheme="minorHAnsi" w:eastAsiaTheme="minorEastAsia" w:hAnsiTheme="minorHAnsi" w:cstheme="minorBidi"/>
               <w:noProof/>
               <w:sz w:val="22"/>
             </w:rPr>
           </w:pPr>
-          <w:hyperlink w:history="1" w:anchor="_Toc213964855">
+          <w:hyperlink w:anchor="_Toc213964855" w:history="1">
             <w:r>
               <w:rPr>
                 <w:rStyle w:val="Hipervnculo"/>
@@ -1583,12 +1578,12 @@
               <w:tab w:val="right" w:leader="dot" w:pos="9962"/>
             </w:tabs>
             <w:rPr>
-              <w:rFonts w:asciiTheme="minorHAnsi" w:hAnsiTheme="minorHAnsi" w:eastAsiaTheme="minorEastAsia" w:cstheme="minorBidi"/>
+              <w:rFonts w:asciiTheme="minorHAnsi" w:eastAsiaTheme="minorEastAsia" w:hAnsiTheme="minorHAnsi" w:cstheme="minorBidi"/>
               <w:noProof/>
               <w:sz w:val="22"/>
             </w:rPr>
           </w:pPr>
-          <w:hyperlink w:history="1" w:anchor="_Toc213964856">
+          <w:hyperlink w:anchor="_Toc213964856" w:history="1">
             <w:r>
               <w:rPr>
                 <w:rStyle w:val="Hipervnculo"/>
@@ -1654,12 +1649,12 @@
               <w:tab w:val="right" w:leader="dot" w:pos="9962"/>
             </w:tabs>
             <w:rPr>
-              <w:rFonts w:asciiTheme="minorHAnsi" w:hAnsiTheme="minorHAnsi" w:eastAsiaTheme="minorEastAsia" w:cstheme="minorBidi"/>
+              <w:rFonts w:asciiTheme="minorHAnsi" w:eastAsiaTheme="minorEastAsia" w:hAnsiTheme="minorHAnsi" w:cstheme="minorBidi"/>
               <w:noProof/>
               <w:sz w:val="22"/>
             </w:rPr>
           </w:pPr>
-          <w:hyperlink w:history="1" w:anchor="_Toc213964857">
+          <w:hyperlink w:anchor="_Toc213964857" w:history="1">
             <w:r>
               <w:rPr>
                 <w:rStyle w:val="Hipervnculo"/>
@@ -1725,12 +1720,12 @@
               <w:tab w:val="right" w:leader="dot" w:pos="9962"/>
             </w:tabs>
             <w:rPr>
-              <w:rFonts w:asciiTheme="minorHAnsi" w:hAnsiTheme="minorHAnsi" w:eastAsiaTheme="minorEastAsia" w:cstheme="minorBidi"/>
+              <w:rFonts w:asciiTheme="minorHAnsi" w:eastAsiaTheme="minorEastAsia" w:hAnsiTheme="minorHAnsi" w:cstheme="minorBidi"/>
               <w:noProof/>
               <w:sz w:val="22"/>
             </w:rPr>
           </w:pPr>
-          <w:hyperlink w:history="1" w:anchor="_Toc213964858">
+          <w:hyperlink w:anchor="_Toc213964858" w:history="1">
             <w:r>
               <w:rPr>
                 <w:rStyle w:val="Hipervnculo"/>
@@ -1796,12 +1791,12 @@
               <w:tab w:val="right" w:leader="dot" w:pos="9962"/>
             </w:tabs>
             <w:rPr>
-              <w:rFonts w:asciiTheme="minorHAnsi" w:hAnsiTheme="minorHAnsi" w:eastAsiaTheme="minorEastAsia" w:cstheme="minorBidi"/>
+              <w:rFonts w:asciiTheme="minorHAnsi" w:eastAsiaTheme="minorEastAsia" w:hAnsiTheme="minorHAnsi" w:cstheme="minorBidi"/>
               <w:noProof/>
               <w:sz w:val="22"/>
             </w:rPr>
           </w:pPr>
-          <w:hyperlink w:history="1" w:anchor="_Toc213964859">
+          <w:hyperlink w:anchor="_Toc213964859" w:history="1">
             <w:r>
               <w:rPr>
                 <w:rStyle w:val="Hipervnculo"/>
@@ -1868,12 +1863,12 @@
               <w:tab w:val="right" w:leader="dot" w:pos="9962"/>
             </w:tabs>
             <w:rPr>
-              <w:rFonts w:asciiTheme="minorHAnsi" w:hAnsiTheme="minorHAnsi" w:eastAsiaTheme="minorEastAsia" w:cstheme="minorBidi"/>
+              <w:rFonts w:asciiTheme="minorHAnsi" w:eastAsiaTheme="minorEastAsia" w:hAnsiTheme="minorHAnsi" w:cstheme="minorBidi"/>
               <w:noProof/>
               <w:sz w:val="22"/>
             </w:rPr>
           </w:pPr>
-          <w:hyperlink w:history="1" w:anchor="_Toc213964860">
+          <w:hyperlink w:anchor="_Toc213964860" w:history="1">
             <w:r>
               <w:rPr>
                 <w:rStyle w:val="Hipervnculo"/>
@@ -1886,7 +1881,7 @@
             </w:r>
             <w:r>
               <w:rPr>
-                <w:rFonts w:asciiTheme="minorHAnsi" w:hAnsiTheme="minorHAnsi" w:eastAsiaTheme="minorEastAsia" w:cstheme="minorBidi"/>
+                <w:rFonts w:asciiTheme="minorHAnsi" w:eastAsiaTheme="minorEastAsia" w:hAnsiTheme="minorHAnsi" w:cstheme="minorBidi"/>
                 <w:noProof/>
                 <w:sz w:val="22"/>
               </w:rPr>
@@ -1960,12 +1955,12 @@
               <w:tab w:val="right" w:leader="dot" w:pos="9962"/>
             </w:tabs>
             <w:rPr>
-              <w:rFonts w:asciiTheme="minorHAnsi" w:hAnsiTheme="minorHAnsi" w:eastAsiaTheme="minorEastAsia" w:cstheme="minorBidi"/>
+              <w:rFonts w:asciiTheme="minorHAnsi" w:eastAsiaTheme="minorEastAsia" w:hAnsiTheme="minorHAnsi" w:cstheme="minorBidi"/>
               <w:noProof/>
               <w:sz w:val="22"/>
             </w:rPr>
           </w:pPr>
-          <w:hyperlink w:history="1" w:anchor="_Toc213964861">
+          <w:hyperlink w:anchor="_Toc213964861" w:history="1">
             <w:r>
               <w:rPr>
                 <w:rStyle w:val="Hipervnculo"/>
@@ -1978,7 +1973,7 @@
             </w:r>
             <w:r>
               <w:rPr>
-                <w:rFonts w:asciiTheme="minorHAnsi" w:hAnsiTheme="minorHAnsi" w:eastAsiaTheme="minorEastAsia" w:cstheme="minorBidi"/>
+                <w:rFonts w:asciiTheme="minorHAnsi" w:eastAsiaTheme="minorEastAsia" w:hAnsiTheme="minorHAnsi" w:cstheme="minorBidi"/>
                 <w:noProof/>
                 <w:sz w:val="22"/>
               </w:rPr>
@@ -2052,12 +2047,12 @@
               <w:tab w:val="right" w:leader="dot" w:pos="9962"/>
             </w:tabs>
             <w:rPr>
-              <w:rFonts w:asciiTheme="minorHAnsi" w:hAnsiTheme="minorHAnsi" w:eastAsiaTheme="minorEastAsia" w:cstheme="minorBidi"/>
+              <w:rFonts w:asciiTheme="minorHAnsi" w:eastAsiaTheme="minorEastAsia" w:hAnsiTheme="minorHAnsi" w:cstheme="minorBidi"/>
               <w:noProof/>
               <w:sz w:val="22"/>
             </w:rPr>
           </w:pPr>
-          <w:hyperlink w:history="1" w:anchor="_Toc213964862">
+          <w:hyperlink w:anchor="_Toc213964862" w:history="1">
             <w:r>
               <w:rPr>
                 <w:rStyle w:val="Hipervnculo"/>
@@ -2070,7 +2065,7 @@
             </w:r>
             <w:r>
               <w:rPr>
-                <w:rFonts w:asciiTheme="minorHAnsi" w:hAnsiTheme="minorHAnsi" w:eastAsiaTheme="minorEastAsia" w:cstheme="minorBidi"/>
+                <w:rFonts w:asciiTheme="minorHAnsi" w:eastAsiaTheme="minorEastAsia" w:hAnsiTheme="minorHAnsi" w:cstheme="minorBidi"/>
                 <w:noProof/>
                 <w:sz w:val="22"/>
               </w:rPr>
@@ -2144,12 +2139,12 @@
               <w:tab w:val="right" w:leader="dot" w:pos="9962"/>
             </w:tabs>
             <w:rPr>
-              <w:rFonts w:asciiTheme="minorHAnsi" w:hAnsiTheme="minorHAnsi" w:eastAsiaTheme="minorEastAsia" w:cstheme="minorBidi"/>
+              <w:rFonts w:asciiTheme="minorHAnsi" w:eastAsiaTheme="minorEastAsia" w:hAnsiTheme="minorHAnsi" w:cstheme="minorBidi"/>
               <w:noProof/>
               <w:sz w:val="22"/>
             </w:rPr>
           </w:pPr>
-          <w:hyperlink w:history="1" w:anchor="_Toc213964863">
+          <w:hyperlink w:anchor="_Toc213964863" w:history="1">
             <w:r>
               <w:rPr>
                 <w:rStyle w:val="Hipervnculo"/>
@@ -2162,7 +2157,7 @@
             </w:r>
             <w:r>
               <w:rPr>
-                <w:rFonts w:asciiTheme="minorHAnsi" w:hAnsiTheme="minorHAnsi" w:eastAsiaTheme="minorEastAsia" w:cstheme="minorBidi"/>
+                <w:rFonts w:asciiTheme="minorHAnsi" w:eastAsiaTheme="minorEastAsia" w:hAnsiTheme="minorHAnsi" w:cstheme="minorBidi"/>
                 <w:noProof/>
                 <w:sz w:val="22"/>
               </w:rPr>
@@ -2235,12 +2230,12 @@
               <w:tab w:val="right" w:leader="dot" w:pos="9962"/>
             </w:tabs>
             <w:rPr>
-              <w:rFonts w:asciiTheme="minorHAnsi" w:hAnsiTheme="minorHAnsi" w:eastAsiaTheme="minorEastAsia" w:cstheme="minorBidi"/>
+              <w:rFonts w:asciiTheme="minorHAnsi" w:eastAsiaTheme="minorEastAsia" w:hAnsiTheme="minorHAnsi" w:cstheme="minorBidi"/>
               <w:noProof/>
               <w:sz w:val="22"/>
             </w:rPr>
           </w:pPr>
-          <w:hyperlink w:history="1" w:anchor="_Toc213964864">
+          <w:hyperlink w:anchor="_Toc213964864" w:history="1">
             <w:r>
               <w:rPr>
                 <w:rStyle w:val="Hipervnculo"/>
@@ -2253,7 +2248,7 @@
             </w:r>
             <w:r>
               <w:rPr>
-                <w:rFonts w:asciiTheme="minorHAnsi" w:hAnsiTheme="minorHAnsi" w:eastAsiaTheme="minorEastAsia" w:cstheme="minorBidi"/>
+                <w:rFonts w:asciiTheme="minorHAnsi" w:eastAsiaTheme="minorEastAsia" w:hAnsiTheme="minorHAnsi" w:cstheme="minorBidi"/>
                 <w:noProof/>
                 <w:sz w:val="22"/>
               </w:rPr>
@@ -2340,7 +2335,7 @@
         </w:p>
       </w:sdtContent>
     </w:sdt>
-    <w:bookmarkEnd w:displacedByCustomXml="prev" w:id="1"/>
+    <w:bookmarkEnd w:id="1" w:displacedByCustomXml="prev"/>
     <w:p>
       <w:pPr>
         <w:pBdr>
@@ -2615,6 +2610,74 @@
     </w:p>
     <w:p>
       <w:pPr>
+        <w:pBdr>
+          <w:top w:val="nil"/>
+          <w:left w:val="nil"/>
+          <w:bottom w:val="nil"/>
+          <w:right w:val="nil"/>
+          <w:between w:val="nil"/>
+        </w:pBdr>
+        <w:rPr>
+          <w:b/>
+          <w:color w:val="000000" w:themeColor="text1"/>
+          <w:szCs w:val="20"/>
+          <w:lang w:val="es-ES_tradnl"/>
+        </w:rPr>
+      </w:pPr>
+    </w:p>
+    <w:p>
+      <w:pPr>
+        <w:pBdr>
+          <w:top w:val="nil"/>
+          <w:left w:val="nil"/>
+          <w:bottom w:val="nil"/>
+          <w:right w:val="nil"/>
+          <w:between w:val="nil"/>
+        </w:pBdr>
+        <w:rPr>
+          <w:b/>
+          <w:color w:val="000000" w:themeColor="text1"/>
+          <w:szCs w:val="20"/>
+          <w:lang w:val="es-ES_tradnl"/>
+        </w:rPr>
+      </w:pPr>
+    </w:p>
+    <w:p>
+      <w:pPr>
+        <w:pBdr>
+          <w:top w:val="nil"/>
+          <w:left w:val="nil"/>
+          <w:bottom w:val="nil"/>
+          <w:right w:val="nil"/>
+          <w:between w:val="nil"/>
+        </w:pBdr>
+        <w:rPr>
+          <w:b/>
+          <w:color w:val="000000" w:themeColor="text1"/>
+          <w:szCs w:val="20"/>
+          <w:lang w:val="es-ES_tradnl"/>
+        </w:rPr>
+      </w:pPr>
+    </w:p>
+    <w:p>
+      <w:pPr>
+        <w:pBdr>
+          <w:top w:val="nil"/>
+          <w:left w:val="nil"/>
+          <w:bottom w:val="nil"/>
+          <w:right w:val="nil"/>
+          <w:between w:val="nil"/>
+        </w:pBdr>
+        <w:rPr>
+          <w:b/>
+          <w:color w:val="000000" w:themeColor="text1"/>
+          <w:szCs w:val="20"/>
+          <w:lang w:val="es-ES_tradnl"/>
+        </w:rPr>
+      </w:pPr>
+    </w:p>
+    <w:p>
+      <w:pPr>
         <w:pStyle w:val="Ttulo1"/>
         <w:numPr>
           <w:ilvl w:val="0"/>
@@ -2628,7 +2691,7 @@
           <w:lang w:val="es-ES_tradnl"/>
         </w:rPr>
       </w:pPr>
-      <w:bookmarkStart w:name="_Toc213964850" w:id="2"/>
+      <w:bookmarkStart w:id="2" w:name="_Toc213964850"/>
       <w:r>
         <w:rPr>
           <w:b/>
@@ -2766,24 +2829,7 @@
           <w:szCs w:val="20"/>
           <w:lang w:val="es-ES_tradnl"/>
         </w:rPr>
-        <w:t xml:space="preserve">El reporte dentro de la VBC es el principal mecanismo de comunicación entre la comunidad y las autoridades sanitarias, facilitando la detección de eventos oportunos, el seguimiento de factores de riesgo y la implementación de medidas preventivas y de control. Para que el reporte sea epidemiológicamente útil, debe describir de manera clara </w:t>
-      </w:r>
-      <w:commentRangeStart w:id="3"/>
-      <w:r>
-        <w:rPr>
-          <w:color w:val="000000" w:themeColor="text1"/>
-          <w:spacing w:val="1"/>
-          <w:szCs w:val="20"/>
-          <w:lang w:val="es-ES_tradnl"/>
-        </w:rPr>
-        <w:t xml:space="preserve">tres aspectos esenciales: </w:t>
-      </w:r>
-      <w:commentRangeEnd w:id="3"/>
-      <w:r>
-        <w:rPr>
-          <w:rStyle w:val="Refdecomentario"/>
-        </w:rPr>
-        <w:commentReference w:id="3"/>
+        <w:t xml:space="preserve">El reporte dentro de la VBC es el principal mecanismo de comunicación entre la comunidad y las autoridades sanitarias, facilitando la detección de eventos oportunos, el seguimiento de factores de riesgo y la implementación de medidas preventivas y de control. Para que el reporte sea epidemiológicamente útil, debe describir de manera clara tres aspectos esenciales: </w:t>
       </w:r>
     </w:p>
     <w:p>
@@ -2851,28 +2897,30 @@
         <w:t>iempo</w:t>
       </w:r>
     </w:p>
-    <w:p w14:noSpellErr="1">
+    <w:p>
       <w:pPr>
         <w:pStyle w:val="Prrafodelista"/>
         <w:pBdr>
-          <w:top w:val="nil" w:color="FF000000" w:sz="0" w:space="0"/>
-          <w:left w:val="nil" w:color="FF000000" w:sz="0" w:space="0"/>
-          <w:bottom w:val="nil" w:color="FF000000" w:sz="0" w:space="0"/>
-          <w:right w:val="nil" w:color="FF000000" w:sz="0" w:space="0"/>
-          <w:between w:val="nil" w:color="FF000000" w:sz="0" w:space="0"/>
+          <w:top w:val="nil"/>
+          <w:left w:val="nil"/>
+          <w:bottom w:val="nil"/>
+          <w:right w:val="nil"/>
+          <w:between w:val="nil"/>
         </w:pBdr>
         <w:jc w:val="both"/>
         <w:rPr>
           <w:color w:val="000000" w:themeColor="text1"/>
           <w:spacing w:val="1"/>
-          <w:lang w:val="es-ES"/>
+          <w:szCs w:val="20"/>
+          <w:lang w:val="es-ES_tradnl"/>
         </w:rPr>
       </w:pPr>
       <w:r>
         <w:rPr>
           <w:color w:val="000000" w:themeColor="text1"/>
           <w:spacing w:val="1"/>
-          <w:lang w:val="es-ES"/>
+          <w:szCs w:val="20"/>
+          <w:lang w:val="es-ES_tradnl"/>
         </w:rPr>
         <w:t>C</w:t>
       </w:r>
@@ -2880,15 +2928,17 @@
         <w:rPr>
           <w:color w:val="000000" w:themeColor="text1"/>
           <w:spacing w:val="1"/>
-          <w:lang w:val="es-ES"/>
-        </w:rPr>
-        <w:t>uándo</w:t>
+          <w:szCs w:val="20"/>
+          <w:lang w:val="es-ES_tradnl"/>
+        </w:rPr>
+        <w:t>uando</w:t>
       </w:r>
       <w:r>
         <w:rPr>
           <w:color w:val="000000" w:themeColor="text1"/>
           <w:spacing w:val="1"/>
-          <w:lang w:val="es-ES"/>
+          <w:szCs w:val="20"/>
+          <w:lang w:val="es-ES_tradnl"/>
         </w:rPr>
         <w:t xml:space="preserve"> ocurre la situación</w:t>
       </w:r>
@@ -2896,7 +2946,8 @@
         <w:rPr>
           <w:color w:val="000000" w:themeColor="text1"/>
           <w:spacing w:val="1"/>
-          <w:lang w:val="es-ES"/>
+          <w:szCs w:val="20"/>
+          <w:lang w:val="es-ES_tradnl"/>
         </w:rPr>
         <w:t>.</w:t>
       </w:r>
@@ -3208,12 +3259,12 @@
           </mc:Choice>
           <mc:Fallback>
             <w:pict>
-              <v:shapetype id="_x0000_t202" coordsize="21600,21600" o:spt="202" path="m,l,21600r21600,l21600,xe" w14:anchorId="3435DDAB">
+              <v:shapetype w14:anchorId="3435DDAB" id="_x0000_t202" coordsize="21600,21600" o:spt="202" path="m,l,21600r21600,l21600,xe">
                 <v:stroke joinstyle="miter"/>
                 <v:path gradientshapeok="t" o:connecttype="rect"/>
               </v:shapetype>
-              <v:shape id="Cuadro de texto 9" style="width:2in;height:2in;visibility:visible;mso-wrap-style:none;mso-left-percent:-10001;mso-top-percent:-10001;mso-position-horizontal:absolute;mso-position-horizontal-relative:char;mso-position-vertical:absolute;mso-position-vertical-relative:line;mso-left-percent:-10001;mso-top-percent:-10001;v-text-anchor:top" o:spid="_x0000_s1026" fillcolor="#4bacc6 [3208]" strokecolor="white [3201]" strokeweight="3pt" type="#_x0000_t202" o:gfxdata="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">
-                <v:shadow on="t" color="black" opacity="24903f" offset="0,.55556mm" origin=",.5"/>
+              <v:shape id="Cuadro de texto 9" o:spid="_x0000_s1026" type="#_x0000_t202" style="width:2in;height:2in;visibility:visible;mso-wrap-style:none;mso-left-percent:-10001;mso-top-percent:-10001;mso-position-horizontal:absolute;mso-position-horizontal-relative:char;mso-position-vertical:absolute;mso-position-vertical-relative:line;mso-left-percent:-10001;mso-top-percent:-10001;v-text-anchor:top" o:gfxdata="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" fillcolor="#4bacc6 [3208]" strokecolor="white [3201]" strokeweight="3pt">
+                <v:shadow on="t" color="black" opacity="24903f" origin=",.5" offset="0,.55556mm"/>
                 <v:textbox style="mso-fit-shape-to-text:t">
                   <w:txbxContent>
                     <w:p>
@@ -3294,9 +3345,8 @@
           <w:szCs w:val="20"/>
           <w:lang w:val="es-ES_tradnl"/>
         </w:rPr>
-        <w:t xml:space="preserve">La diversidad de reportes, </w:t>
-      </w:r>
-      <w:commentRangeStart w:id="4"/>
+        <w:t>La diversidad de reportes, ya sean</w:t>
+      </w:r>
       <w:r>
         <w:rPr>
           <w:color w:val="000000" w:themeColor="text1"/>
@@ -3304,23 +3354,7 @@
           <w:szCs w:val="20"/>
           <w:lang w:val="es-ES_tradnl"/>
         </w:rPr>
-        <w:t>ya sean</w:t>
-      </w:r>
-      <w:r>
-        <w:rPr>
-          <w:color w:val="000000" w:themeColor="text1"/>
-          <w:spacing w:val="1"/>
-          <w:szCs w:val="20"/>
-          <w:lang w:val="es-ES_tradnl"/>
-        </w:rPr>
         <w:t>:</w:t>
-      </w:r>
-      <w:commentRangeEnd w:id="4"/>
-      <w:r>
-        <w:rPr>
-          <w:rStyle w:val="Refdecomentario"/>
-        </w:rPr>
-        <w:commentReference w:id="4"/>
       </w:r>
     </w:p>
     <w:p>
@@ -3451,8 +3485,8 @@
           </mc:Choice>
           <mc:Fallback>
             <w:pict>
-              <v:shape id="Cuadro de texto 10" style="position:absolute;left:0;text-align:left;margin-left:119.55pt;margin-top:8.8pt;width:2in;height:2in;z-index:251862016;visibility:visible;mso-wrap-style:none;mso-wrap-distance-left:9pt;mso-wrap-distance-top:0;mso-wrap-distance-right:9pt;mso-wrap-distance-bottom:0;mso-position-horizontal:absolute;mso-position-horizontal-relative:text;mso-position-vertical:absolute;mso-position-vertical-relative:text;v-text-anchor:top" o:spid="_x0000_s1027" fillcolor="#4bacc6 [3208]" strokecolor="white [3201]" strokeweight="3pt" type="#_x0000_t202" o:gfxdata="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" w14:anchorId="5DAF3C5B">
-                <v:shadow on="t" color="black" opacity="24903f" offset="0,.55556mm" origin=",.5"/>
+              <v:shape w14:anchorId="5DAF3C5B" id="Cuadro de texto 10" o:spid="_x0000_s1027" type="#_x0000_t202" style="position:absolute;left:0;text-align:left;margin-left:119.55pt;margin-top:8.8pt;width:2in;height:2in;z-index:251862016;visibility:visible;mso-wrap-style:none;mso-wrap-distance-left:9pt;mso-wrap-distance-top:0;mso-wrap-distance-right:9pt;mso-wrap-distance-bottom:0;mso-position-horizontal:absolute;mso-position-horizontal-relative:text;mso-position-vertical:absolute;mso-position-vertical-relative:text;v-text-anchor:top" o:gfxdata="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" fillcolor="#4bacc6 [3208]" strokecolor="white [3201]" strokeweight="3pt">
+                <v:shadow on="t" color="black" opacity="24903f" origin=",.5" offset="0,.55556mm"/>
                 <v:textbox style="mso-fit-shape-to-text:t">
                   <w:txbxContent>
                     <w:p>
@@ -3582,8 +3616,8 @@
           </mc:Choice>
           <mc:Fallback>
             <w:pict>
-              <v:shape id="Cuadro de texto 7" style="position:absolute;left:0;text-align:left;margin-left:40.8pt;margin-top:9.55pt;width:2in;height:2in;z-index:251859968;visibility:visible;mso-wrap-style:none;mso-wrap-distance-left:9pt;mso-wrap-distance-top:0;mso-wrap-distance-right:9pt;mso-wrap-distance-bottom:0;mso-position-horizontal:absolute;mso-position-horizontal-relative:text;mso-position-vertical:absolute;mso-position-vertical-relative:text;v-text-anchor:top" o:spid="_x0000_s1028" fillcolor="#4bacc6 [3208]" strokecolor="white [3201]" strokeweight="3pt" type="#_x0000_t202" o:gfxdata="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" w14:anchorId="51C019A6">
-                <v:shadow on="t" color="black" opacity="24903f" offset="0,.55556mm" origin=",.5"/>
+              <v:shape w14:anchorId="51C019A6" id="Cuadro de texto 7" o:spid="_x0000_s1028" type="#_x0000_t202" style="position:absolute;left:0;text-align:left;margin-left:40.8pt;margin-top:9.55pt;width:2in;height:2in;z-index:251859968;visibility:visible;mso-wrap-style:none;mso-wrap-distance-left:9pt;mso-wrap-distance-top:0;mso-wrap-distance-right:9pt;mso-wrap-distance-bottom:0;mso-position-horizontal:absolute;mso-position-horizontal-relative:text;mso-position-vertical:absolute;mso-position-vertical-relative:text;v-text-anchor:top" o:gfxdata="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" fillcolor="#4bacc6 [3208]" strokecolor="white [3201]" strokeweight="3pt">
+                <v:shadow on="t" color="black" opacity="24903f" origin=",.5" offset="0,.55556mm"/>
                 <v:textbox style="mso-fit-shape-to-text:t">
                   <w:txbxContent>
                     <w:p>
@@ -3636,7 +3670,7 @@
             <wp:cNvGraphicFramePr/>
             <a:graphic xmlns:a="http://schemas.openxmlformats.org/drawingml/2006/main">
               <a:graphicData uri="http://schemas.openxmlformats.org/drawingml/2006/diagram">
-                <dgm:relIds xmlns:dgm="http://schemas.openxmlformats.org/drawingml/2006/diagram" xmlns:r="http://schemas.openxmlformats.org/officeDocument/2006/relationships" r:dm="rId16" r:lo="rId17" r:qs="rId18" r:cs="rId19"/>
+                <dgm:relIds xmlns:dgm="http://schemas.openxmlformats.org/drawingml/2006/diagram" xmlns:r="http://schemas.openxmlformats.org/officeDocument/2006/relationships" r:dm="rId12" r:lo="rId13" r:qs="rId14" r:cs="rId15"/>
               </a:graphicData>
             </a:graphic>
           </wp:inline>
@@ -3781,8 +3815,8 @@
           </mc:Choice>
           <mc:Fallback>
             <w:pict>
-              <v:shape id="Cuadro de texto 11" style="width:2in;height:2in;visibility:visible;mso-wrap-style:none;mso-left-percent:-10001;mso-top-percent:-10001;mso-position-horizontal:absolute;mso-position-horizontal-relative:char;mso-position-vertical:absolute;mso-position-vertical-relative:line;mso-left-percent:-10001;mso-top-percent:-10001;v-text-anchor:top" o:spid="_x0000_s1029" fillcolor="#4bacc6 [3208]" strokecolor="white [3201]" strokeweight="3pt" type="#_x0000_t202" o:gfxdata="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" w14:anchorId="5CD46A6C">
-                <v:shadow on="t" color="black" opacity="24903f" offset="0,.55556mm" origin=",.5"/>
+              <v:shape w14:anchorId="5CD46A6C" id="Cuadro de texto 11" o:spid="_x0000_s1029" type="#_x0000_t202" style="width:2in;height:2in;visibility:visible;mso-wrap-style:none;mso-left-percent:-10001;mso-top-percent:-10001;mso-position-horizontal:absolute;mso-position-horizontal-relative:char;mso-position-vertical:absolute;mso-position-vertical-relative:line;mso-left-percent:-10001;mso-top-percent:-10001;v-text-anchor:top" o:gfxdata="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" fillcolor="#4bacc6 [3208]" strokecolor="white [3201]" strokeweight="3pt">
+                <v:shadow on="t" color="black" opacity="24903f" origin=",.5" offset="0,.55556mm"/>
                 <v:textbox style="mso-fit-shape-to-text:t">
                   <w:txbxContent>
                     <w:p>
@@ -4045,8 +4079,8 @@
           </mc:Choice>
           <mc:Fallback>
             <w:pict>
-              <v:rect id="Rectángulo 1" style="width:426.15pt;height:57.65pt;visibility:visible;mso-wrap-style:square;mso-left-percent:-10001;mso-top-percent:-10001;mso-position-horizontal:absolute;mso-position-horizontal-relative:char;mso-position-vertical:absolute;mso-position-vertical-relative:line;mso-left-percent:-10001;mso-top-percent:-10001;v-text-anchor:middle" o:spid="_x0000_s1030" fillcolor="#39a900" strokecolor="#42719b" strokeweight="1pt" w14:anchorId="24A2986B" o:gfxdata="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">
-                <v:stroke miterlimit="5243f" startarrowwidth="narrow" startarrowlength="short" endarrowwidth="narrow" endarrowlength="short"/>
+              <v:rect w14:anchorId="24A2986B" id="Rectángulo 1" o:spid="_x0000_s1030" style="width:426.15pt;height:57.65pt;visibility:visible;mso-wrap-style:square;mso-left-percent:-10001;mso-top-percent:-10001;mso-position-horizontal:absolute;mso-position-horizontal-relative:char;mso-position-vertical:absolute;mso-position-vertical-relative:line;mso-left-percent:-10001;mso-top-percent:-10001;v-text-anchor:middle" o:gfxdata="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" fillcolor="#39a900" strokecolor="#42719b" strokeweight="1pt">
+                <v:stroke startarrowwidth="narrow" startarrowlength="short" endarrowwidth="narrow" endarrowlength="short" miterlimit="5243f"/>
                 <v:path arrowok="t"/>
                 <v:textbox inset="2.53958mm,1.2694mm,2.53958mm,1.2694mm">
                   <w:txbxContent>
@@ -4104,7 +4138,7 @@
           <w:lang w:val="es-ES_tradnl"/>
         </w:rPr>
       </w:pPr>
-      <w:bookmarkStart w:name="_Toc213964851" w:id="5"/>
+      <w:bookmarkStart w:id="3" w:name="_Toc213964851"/>
       <w:r>
         <w:rPr>
           <w:b/>
@@ -4115,7 +4149,7 @@
         </w:rPr>
         <w:t>DESARROLLO DE CONTENIDOS</w:t>
       </w:r>
-      <w:bookmarkEnd w:id="5"/>
+      <w:bookmarkEnd w:id="3"/>
       <w:r>
         <w:rPr>
           <w:b/>
@@ -4142,7 +4176,7 @@
           <w:lang w:val="es-ES_tradnl"/>
         </w:rPr>
       </w:pPr>
-      <w:bookmarkStart w:name="_Toc213964852" w:id="6"/>
+      <w:bookmarkStart w:id="4" w:name="_Toc213964852"/>
       <w:r>
         <w:rPr>
           <w:b/>
@@ -4193,7 +4227,7 @@
         </w:rPr>
         <w:t xml:space="preserve"> la Estrategia de Vigilancia Basada en Comunidad (VBC)</w:t>
       </w:r>
-      <w:bookmarkEnd w:id="6"/>
+      <w:bookmarkEnd w:id="4"/>
     </w:p>
     <w:p>
       <w:pPr>
@@ -4227,19 +4261,31 @@
           <w:lang w:val="es-ES_tradnl"/>
         </w:rPr>
       </w:pPr>
-      <w:commentRangeStart w:id="7"/>
+      <w:commentRangeStart w:id="5"/>
+      <w:commentRangeStart w:id="6"/>
+      <w:commentRangeEnd w:id="5"/>
+      <w:r>
+        <w:rPr>
+          <w:rStyle w:val="Refdecomentario"/>
+        </w:rPr>
+        <w:commentReference w:id="5"/>
+      </w:r>
+      <w:commentRangeEnd w:id="6"/>
+      <w:r>
+        <w:rPr>
+          <w:rStyle w:val="Refdecomentario"/>
+        </w:rPr>
+        <w:commentReference w:id="6"/>
+      </w:r>
       <w:r>
         <w:rPr>
           <w:noProof/>
-          <w:color w:val="000000" w:themeColor="text1"/>
-          <w:szCs w:val="20"/>
-          <w:lang w:val="es-ES_tradnl"/>
         </w:rPr>
         <w:drawing>
-          <wp:inline distT="0" distB="0" distL="0" distR="0" wp14:anchorId="520A118A" wp14:editId="59CC2295">
-            <wp:extent cx="3992264" cy="2228850"/>
-            <wp:effectExtent l="0" t="0" r="8255" b="0"/>
-            <wp:docPr id="12" name="Imagen 12"/>
+          <wp:inline distT="0" distB="0" distL="0" distR="0" wp14:anchorId="6E7B341E" wp14:editId="682336A0">
+            <wp:extent cx="4864872" cy="1952625"/>
+            <wp:effectExtent l="0" t="0" r="0" b="0"/>
+            <wp:docPr id="4" name="Imagen 4"/>
             <wp:cNvGraphicFramePr>
               <a:graphicFrameLocks xmlns:a="http://schemas.openxmlformats.org/drawingml/2006/main" noChangeAspect="1"/>
             </wp:cNvGraphicFramePr>
@@ -4259,7 +4305,7 @@
                   <pic:spPr>
                     <a:xfrm>
                       <a:off x="0" y="0"/>
-                      <a:ext cx="3999481" cy="2232879"/>
+                      <a:ext cx="4927713" cy="1977848"/>
                     </a:xfrm>
                     <a:prstGeom prst="rect">
                       <a:avLst/>
@@ -4270,13 +4316,6 @@
             </a:graphic>
           </wp:inline>
         </w:drawing>
-      </w:r>
-      <w:commentRangeEnd w:id="7"/>
-      <w:r>
-        <w:rPr>
-          <w:rStyle w:val="Refdecomentario"/>
-        </w:rPr>
-        <w:commentReference w:id="7"/>
       </w:r>
     </w:p>
     <w:p>
@@ -4551,77 +4590,6 @@
         </w:rPr>
       </w:pPr>
     </w:p>
-    <w:p w14:noSpellErr="1">
-      <w:pPr>
-        <w:pBdr>
-          <w:top w:val="nil" w:color="FF000000" w:sz="0" w:space="0"/>
-          <w:left w:val="nil" w:color="FF000000" w:sz="0" w:space="0"/>
-          <w:bottom w:val="nil" w:color="FF000000" w:sz="0" w:space="0"/>
-          <w:right w:val="nil" w:color="FF000000" w:sz="0" w:space="0"/>
-          <w:between w:val="nil" w:color="FF000000" w:sz="0" w:space="0"/>
-        </w:pBdr>
-        <w:rPr>
-          <w:color w:val="000000" w:themeColor="text1"/>
-          <w:lang w:val="es-ES"/>
-        </w:rPr>
-      </w:pPr>
-      <w:r>
-        <w:rPr>
-          <w:color w:val="000000" w:themeColor="text1" w:themeTint="FF" w:themeShade="FF"/>
-          <w:lang w:val="es-ES"/>
-        </w:rPr>
-        <w:t xml:space="preserve">Un sistema de recolección disminuye la probabilidad de errores en el procesamiento, debido a que la recolección manual de datos es susceptible a inconsistencias. El sistema garantizaría estandarización de la información y trazabilidad desde la fuente comunitaria (vigías y gestores) hasta los sistemas </w:t>
-      </w:r>
-      <w:r>
-        <w:rPr>
-          <w:color w:val="000000" w:themeColor="text1" w:themeTint="FF" w:themeShade="FF"/>
-          <w:lang w:val="es-ES"/>
-        </w:rPr>
-        <w:t>nacionales</w:t>
-      </w:r>
-      <w:sdt>
-        <w:sdtPr>
-          <w:id w:val="1737055921"/>
-          <w:tag w:val="MENDELEY_CITATION_v3_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"/>
-          <w:placeholder>
-            <w:docPart w:val="DefaultPlaceholder_-1854013440"/>
-          </w:placeholder>
-          <w:rPr>
-            <w:color w:val="000000" w:themeColor="text1" w:themeTint="FF" w:themeShade="FF"/>
-            <w:lang w:val="es-ES"/>
-          </w:rPr>
-        </w:sdtPr>
-        <w:sdtContent>
-          <w:r>
-            <w:rPr>
-              <w:color w:val="000000" w:themeColor="text1" w:themeTint="FF" w:themeShade="FF"/>
-              <w:lang w:val="es-ES"/>
-            </w:rPr>
-            <w:t>(</w:t>
-          </w:r>
-          <w:r>
-            <w:rPr>
-              <w:color w:val="000000" w:themeColor="text1" w:themeTint="FF" w:themeShade="FF"/>
-              <w:lang w:val="es-ES"/>
-            </w:rPr>
-            <w:t>Instituto Nacional de Salud, 2006)</w:t>
-          </w:r>
-        </w:sdtContent>
-        <w:sdtEndPr>
-          <w:rPr>
-            <w:color w:val="000000" w:themeColor="text1" w:themeTint="FF" w:themeShade="FF"/>
-            <w:lang w:val="es-ES"/>
-          </w:rPr>
-        </w:sdtEndPr>
-      </w:sdt>
-      <w:r>
-        <w:rPr>
-          <w:color w:val="000000" w:themeColor="text1" w:themeTint="FF" w:themeShade="FF"/>
-          <w:lang w:val="es-ES"/>
-        </w:rPr>
-        <w:t>.</w:t>
-      </w:r>
-    </w:p>
     <w:p>
       <w:pPr>
         <w:pBdr>
@@ -4632,12 +4600,92 @@
           <w:between w:val="nil"/>
         </w:pBdr>
         <w:rPr>
-          <w:bCs/>
-          <w:color w:val="000000" w:themeColor="text1"/>
-          <w:szCs w:val="20"/>
-          <w:lang w:val="es-ES_tradnl"/>
-        </w:rPr>
-      </w:pPr>
+          <w:color w:val="000000" w:themeColor="text1"/>
+          <w:szCs w:val="20"/>
+          <w:lang w:val="es-ES_tradnl"/>
+        </w:rPr>
+      </w:pPr>
+      <w:r>
+        <w:rPr>
+          <w:color w:val="000000" w:themeColor="text1"/>
+          <w:szCs w:val="20"/>
+          <w:lang w:val="es-ES_tradnl"/>
+        </w:rPr>
+        <w:t xml:space="preserve">Un sistema de recolección disminuye la probabilidad de errores en el procesamiento, debido a que la recolección manual de datos es susceptible a inconsistencias. El sistema garantizaría estandarización de la información y trazabilidad desde la fuente comunitaria (vigías y gestores) hasta los sistemas </w:t>
+      </w:r>
+      <w:commentRangeStart w:id="7"/>
+      <w:commentRangeStart w:id="8"/>
+      <w:r>
+        <w:rPr>
+          <w:color w:val="000000" w:themeColor="text1"/>
+          <w:szCs w:val="20"/>
+          <w:lang w:val="es-ES_tradnl"/>
+        </w:rPr>
+        <w:t>nacionales</w:t>
+      </w:r>
+      <w:sdt>
+        <w:sdtPr>
+          <w:rPr>
+            <w:color w:val="000000"/>
+            <w:szCs w:val="20"/>
+            <w:lang w:val="es-ES_tradnl"/>
+          </w:rPr>
+          <w:tag w:val="MENDELEY_CITATION_v3_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"/>
+          <w:id w:val="1737055921"/>
+          <w:placeholder>
+            <w:docPart w:val="DefaultPlaceholder_-1854013440"/>
+          </w:placeholder>
+        </w:sdtPr>
+        <w:sdtEndPr/>
+        <w:sdtContent>
+          <w:r>
+            <w:rPr>
+              <w:color w:val="000000"/>
+              <w:szCs w:val="20"/>
+              <w:lang w:val="es-ES_tradnl"/>
+            </w:rPr>
+            <w:t xml:space="preserve"> </w:t>
+          </w:r>
+          <w:r>
+            <w:rPr>
+              <w:color w:val="000000"/>
+              <w:szCs w:val="20"/>
+              <w:lang w:val="es-ES_tradnl"/>
+            </w:rPr>
+            <w:t xml:space="preserve">(Instituto </w:t>
+          </w:r>
+          <w:commentRangeEnd w:id="7"/>
+          <w:r>
+            <w:rPr>
+              <w:rStyle w:val="Refdecomentario"/>
+            </w:rPr>
+            <w:commentReference w:id="7"/>
+          </w:r>
+          <w:commentRangeEnd w:id="8"/>
+          <w:r>
+            <w:rPr>
+              <w:rStyle w:val="Refdecomentario"/>
+            </w:rPr>
+            <w:commentReference w:id="8"/>
+          </w:r>
+          <w:r>
+            <w:rPr>
+              <w:color w:val="000000"/>
+              <w:szCs w:val="20"/>
+              <w:lang w:val="es-ES_tradnl"/>
+            </w:rPr>
+            <w:t>Nacional de Salud, 2006)</w:t>
+          </w:r>
+        </w:sdtContent>
+      </w:sdt>
+      <w:r>
+        <w:rPr>
+          <w:color w:val="000000" w:themeColor="text1"/>
+          <w:szCs w:val="20"/>
+          <w:lang w:val="es-ES_tradnl"/>
+        </w:rPr>
+        <w:t>.</w:t>
+      </w:r>
     </w:p>
     <w:p>
       <w:pPr>
@@ -4649,68 +4697,12 @@
           <w:between w:val="nil"/>
         </w:pBdr>
         <w:rPr>
-          <w:color w:val="000000" w:themeColor="text1"/>
-          <w:szCs w:val="20"/>
-          <w:lang w:val="es-ES_tradnl"/>
-        </w:rPr>
-      </w:pPr>
-      <w:r>
-        <w:rPr>
-          <w:color w:val="000000" w:themeColor="text1"/>
-          <w:szCs w:val="20"/>
-          <w:lang w:val="es-ES_tradnl"/>
-        </w:rPr>
-        <w:lastRenderedPageBreak/>
-        <w:t>De igual manera</w:t>
-      </w:r>
-      <w:r>
-        <w:rPr>
-          <w:color w:val="000000" w:themeColor="text1"/>
-          <w:szCs w:val="20"/>
-          <w:lang w:val="es-ES_tradnl"/>
-        </w:rPr>
-        <w:t>,</w:t>
-      </w:r>
-      <w:r>
-        <w:rPr>
-          <w:color w:val="000000" w:themeColor="text1"/>
-          <w:szCs w:val="20"/>
-          <w:lang w:val="es-ES_tradnl"/>
-        </w:rPr>
-        <w:t xml:space="preserve"> la </w:t>
-      </w:r>
-      <w:r>
-        <w:rPr>
-          <w:color w:val="000000" w:themeColor="text1"/>
-          <w:szCs w:val="20"/>
-          <w:lang w:val="es-ES_tradnl"/>
-        </w:rPr>
-        <w:t>c</w:t>
-      </w:r>
-      <w:r>
-        <w:rPr>
-          <w:color w:val="000000" w:themeColor="text1"/>
-          <w:szCs w:val="20"/>
-          <w:lang w:val="es-ES_tradnl"/>
-        </w:rPr>
-        <w:t>entralización y articulación de datos, permite integrar los reportes de la VBC al SIVIGILA y al SAT, se asegura una única fuente de información consolidada, mejorando la coordinación entre niveles municipal, departamental y nacional para la coordinación de acciones con la comunidad.</w:t>
-      </w:r>
-      <w:r>
-        <w:rPr>
-          <w:color w:val="000000" w:themeColor="text1"/>
-          <w:szCs w:val="20"/>
-          <w:lang w:val="es-ES_tradnl"/>
-        </w:rPr>
-        <w:t xml:space="preserve"> </w:t>
-      </w:r>
-      <w:r>
-        <w:rPr>
-          <w:color w:val="000000" w:themeColor="text1"/>
-          <w:szCs w:val="20"/>
-          <w:lang w:val="es-ES_tradnl"/>
-        </w:rPr>
-        <w:t>También, se fortalece la participación comunitaria porque los agentes comunitarios tendrán una herramienta accesible, sencilla y confiable para notificar, recibir retroalimentación y mejorar su rol en la vigilancia. Esto, favorece la motivación y la eficacia de la estrategia.</w:t>
-      </w:r>
+          <w:bCs/>
+          <w:color w:val="000000" w:themeColor="text1"/>
+          <w:szCs w:val="20"/>
+          <w:lang w:val="es-ES_tradnl"/>
+        </w:rPr>
+      </w:pPr>
     </w:p>
     <w:p>
       <w:pPr>
@@ -4727,6 +4719,71 @@
           <w:lang w:val="es-ES_tradnl"/>
         </w:rPr>
       </w:pPr>
+      <w:r>
+        <w:rPr>
+          <w:color w:val="000000" w:themeColor="text1"/>
+          <w:szCs w:val="20"/>
+          <w:lang w:val="es-ES_tradnl"/>
+        </w:rPr>
+        <w:t>De igual manera</w:t>
+      </w:r>
+      <w:r>
+        <w:rPr>
+          <w:color w:val="000000" w:themeColor="text1"/>
+          <w:szCs w:val="20"/>
+          <w:lang w:val="es-ES_tradnl"/>
+        </w:rPr>
+        <w:t>,</w:t>
+      </w:r>
+      <w:r>
+        <w:rPr>
+          <w:color w:val="000000" w:themeColor="text1"/>
+          <w:szCs w:val="20"/>
+          <w:lang w:val="es-ES_tradnl"/>
+        </w:rPr>
+        <w:t xml:space="preserve"> la </w:t>
+      </w:r>
+      <w:r>
+        <w:rPr>
+          <w:color w:val="000000" w:themeColor="text1"/>
+          <w:szCs w:val="20"/>
+          <w:lang w:val="es-ES_tradnl"/>
+        </w:rPr>
+        <w:t>c</w:t>
+      </w:r>
+      <w:r>
+        <w:rPr>
+          <w:color w:val="000000" w:themeColor="text1"/>
+          <w:szCs w:val="20"/>
+          <w:lang w:val="es-ES_tradnl"/>
+        </w:rPr>
+        <w:t xml:space="preserve">entralización y articulación de datos, permite integrar los reportes de la VBC al SIVIGILA y al SAT, se asegura una única fuente de información consolidada, mejorando la coordinación entre niveles </w:t>
+      </w:r>
+      <w:r>
+        <w:rPr>
+          <w:color w:val="000000" w:themeColor="text1"/>
+          <w:szCs w:val="20"/>
+          <w:lang w:val="es-ES_tradnl"/>
+        </w:rPr>
+        <w:lastRenderedPageBreak/>
+        <w:t>municipal, departamental y nacional para la coordinación de acciones con la comunidad.</w:t>
+      </w:r>
+      <w:r>
+        <w:rPr>
+          <w:color w:val="000000" w:themeColor="text1"/>
+          <w:szCs w:val="20"/>
+          <w:lang w:val="es-ES_tradnl"/>
+        </w:rPr>
+        <w:t xml:space="preserve"> </w:t>
+      </w:r>
+      <w:r>
+        <w:rPr>
+          <w:color w:val="000000" w:themeColor="text1"/>
+          <w:szCs w:val="20"/>
+          <w:lang w:val="es-ES_tradnl"/>
+        </w:rPr>
+        <w:t>También, se fortalece la participación comunitaria porque los agentes comunitarios tendrán una herramienta accesible, sencilla y confiable para notificar, recibir retroalimentación y mejorar su rol en la vigilancia. Esto, favorece la motivación y la eficacia de la estrategia.</w:t>
+      </w:r>
     </w:p>
     <w:p>
       <w:pPr>
@@ -4743,102 +4800,6 @@
           <w:lang w:val="es-ES_tradnl"/>
         </w:rPr>
       </w:pPr>
-      <w:r>
-        <w:rPr>
-          <w:color w:val="000000" w:themeColor="text1"/>
-          <w:szCs w:val="20"/>
-          <w:lang w:val="es-ES_tradnl"/>
-        </w:rPr>
-        <w:t>Contar con una herramienta</w:t>
-      </w:r>
-      <w:r>
-        <w:rPr>
-          <w:color w:val="000000" w:themeColor="text1"/>
-          <w:szCs w:val="20"/>
-          <w:lang w:val="es-ES_tradnl"/>
-        </w:rPr>
-        <w:t xml:space="preserve"> </w:t>
-      </w:r>
-      <w:r>
-        <w:rPr>
-          <w:color w:val="000000" w:themeColor="text1"/>
-          <w:szCs w:val="20"/>
-          <w:lang w:val="es-ES_tradnl"/>
-        </w:rPr>
-        <w:t xml:space="preserve">de recolección </w:t>
-      </w:r>
-      <w:r>
-        <w:rPr>
-          <w:color w:val="000000" w:themeColor="text1"/>
-          <w:szCs w:val="20"/>
-          <w:lang w:val="es-ES_tradnl"/>
-        </w:rPr>
-        <w:t>fomenta la o</w:t>
-      </w:r>
-      <w:r>
-        <w:rPr>
-          <w:color w:val="000000" w:themeColor="text1"/>
-          <w:szCs w:val="20"/>
-          <w:lang w:val="es-ES_tradnl"/>
-        </w:rPr>
-        <w:t>ptimización de recursos humanos y logísticos</w:t>
-      </w:r>
-      <w:r>
-        <w:rPr>
-          <w:color w:val="000000" w:themeColor="text1"/>
-          <w:szCs w:val="20"/>
-          <w:lang w:val="es-ES_tradnl"/>
-        </w:rPr>
-        <w:t xml:space="preserve">, </w:t>
-      </w:r>
-      <w:r>
-        <w:rPr>
-          <w:color w:val="000000" w:themeColor="text1"/>
-          <w:szCs w:val="20"/>
-          <w:lang w:val="es-ES_tradnl"/>
-        </w:rPr>
-        <w:t>reduc</w:t>
-      </w:r>
-      <w:r>
-        <w:rPr>
-          <w:color w:val="000000" w:themeColor="text1"/>
-          <w:szCs w:val="20"/>
-          <w:lang w:val="es-ES_tradnl"/>
-        </w:rPr>
-        <w:t>iendo</w:t>
-      </w:r>
-      <w:r>
-        <w:rPr>
-          <w:color w:val="000000" w:themeColor="text1"/>
-          <w:szCs w:val="20"/>
-          <w:lang w:val="es-ES_tradnl"/>
-        </w:rPr>
-        <w:t xml:space="preserve"> los tiempos de gestión administrativa y se liberan capacidades para las funciones analíticas y operativas de salud pública</w:t>
-      </w:r>
-      <w:r>
-        <w:rPr>
-          <w:color w:val="000000" w:themeColor="text1"/>
-          <w:szCs w:val="20"/>
-          <w:lang w:val="es-ES_tradnl"/>
-        </w:rPr>
-        <w:t>.</w:t>
-      </w:r>
-      <w:r>
-        <w:rPr>
-          <w:color w:val="000000" w:themeColor="text1"/>
-          <w:szCs w:val="20"/>
-          <w:lang w:val="es-ES_tradnl"/>
-        </w:rPr>
-        <w:t xml:space="preserve"> Además, </w:t>
-      </w:r>
-      <w:r>
-        <w:rPr>
-          <w:color w:val="000000" w:themeColor="text1"/>
-          <w:szCs w:val="20"/>
-          <w:lang w:val="es-ES_tradnl"/>
-        </w:rPr>
-        <w:t>permite la visibilidad y seguimiento en tiempo real, para que el sistema pueda construir tableros de control, flujos de casos y reportes automáticos que fortalezcan la toma de decisiones, la rendición de cuentas y la transparencia del proceso.</w:t>
-      </w:r>
     </w:p>
     <w:p>
       <w:pPr>
@@ -4855,152 +4816,283 @@
           <w:lang w:val="es-ES_tradnl"/>
         </w:rPr>
       </w:pPr>
+      <w:r>
+        <w:rPr>
+          <w:color w:val="000000" w:themeColor="text1"/>
+          <w:szCs w:val="20"/>
+          <w:lang w:val="es-ES_tradnl"/>
+        </w:rPr>
+        <w:t>Contar con una herramienta</w:t>
+      </w:r>
+      <w:r>
+        <w:rPr>
+          <w:color w:val="000000" w:themeColor="text1"/>
+          <w:szCs w:val="20"/>
+          <w:lang w:val="es-ES_tradnl"/>
+        </w:rPr>
+        <w:t xml:space="preserve"> </w:t>
+      </w:r>
+      <w:r>
+        <w:rPr>
+          <w:color w:val="000000" w:themeColor="text1"/>
+          <w:szCs w:val="20"/>
+          <w:lang w:val="es-ES_tradnl"/>
+        </w:rPr>
+        <w:t xml:space="preserve">de recolección </w:t>
+      </w:r>
+      <w:r>
+        <w:rPr>
+          <w:color w:val="000000" w:themeColor="text1"/>
+          <w:szCs w:val="20"/>
+          <w:lang w:val="es-ES_tradnl"/>
+        </w:rPr>
+        <w:t>fomenta la o</w:t>
+      </w:r>
+      <w:r>
+        <w:rPr>
+          <w:color w:val="000000" w:themeColor="text1"/>
+          <w:szCs w:val="20"/>
+          <w:lang w:val="es-ES_tradnl"/>
+        </w:rPr>
+        <w:t>ptimización de recursos humanos y logísticos</w:t>
+      </w:r>
+      <w:r>
+        <w:rPr>
+          <w:color w:val="000000" w:themeColor="text1"/>
+          <w:szCs w:val="20"/>
+          <w:lang w:val="es-ES_tradnl"/>
+        </w:rPr>
+        <w:t xml:space="preserve">, </w:t>
+      </w:r>
+      <w:r>
+        <w:rPr>
+          <w:color w:val="000000" w:themeColor="text1"/>
+          <w:szCs w:val="20"/>
+          <w:lang w:val="es-ES_tradnl"/>
+        </w:rPr>
+        <w:t>reduc</w:t>
+      </w:r>
+      <w:r>
+        <w:rPr>
+          <w:color w:val="000000" w:themeColor="text1"/>
+          <w:szCs w:val="20"/>
+          <w:lang w:val="es-ES_tradnl"/>
+        </w:rPr>
+        <w:t>iendo</w:t>
+      </w:r>
+      <w:r>
+        <w:rPr>
+          <w:color w:val="000000" w:themeColor="text1"/>
+          <w:szCs w:val="20"/>
+          <w:lang w:val="es-ES_tradnl"/>
+        </w:rPr>
+        <w:t xml:space="preserve"> los tiempos de gestión administrativa y se liberan capacidades para las funciones analíticas y operativas de salud pública</w:t>
+      </w:r>
+      <w:r>
+        <w:rPr>
+          <w:color w:val="000000" w:themeColor="text1"/>
+          <w:szCs w:val="20"/>
+          <w:lang w:val="es-ES_tradnl"/>
+        </w:rPr>
+        <w:t>.</w:t>
+      </w:r>
+      <w:r>
+        <w:rPr>
+          <w:color w:val="000000" w:themeColor="text1"/>
+          <w:szCs w:val="20"/>
+          <w:lang w:val="es-ES_tradnl"/>
+        </w:rPr>
+        <w:t xml:space="preserve"> Además, </w:t>
+      </w:r>
+      <w:r>
+        <w:rPr>
+          <w:color w:val="000000" w:themeColor="text1"/>
+          <w:szCs w:val="20"/>
+          <w:lang w:val="es-ES_tradnl"/>
+        </w:rPr>
+        <w:t>permite la visibilidad y seguimiento en tiempo real, para que el sistema pueda construir tableros de control, flujos de casos y reportes automáticos que fortalezcan la toma de decisiones, la rendición de cuentas y la transparencia del proceso.</w:t>
+      </w:r>
     </w:p>
     <w:p>
       <w:pPr>
         <w:pBdr>
-          <w:top w:val="nil" w:color="FF000000" w:sz="0" w:space="0"/>
-          <w:left w:val="nil" w:color="FF000000" w:sz="0" w:space="0"/>
-          <w:bottom w:val="nil" w:color="FF000000" w:sz="0" w:space="0"/>
-          <w:right w:val="nil" w:color="FF000000" w:sz="0" w:space="0"/>
-          <w:between w:val="nil" w:color="FF000000" w:sz="0" w:space="0"/>
+          <w:top w:val="nil"/>
+          <w:left w:val="nil"/>
+          <w:bottom w:val="nil"/>
+          <w:right w:val="nil"/>
+          <w:between w:val="nil"/>
         </w:pBdr>
         <w:rPr>
           <w:color w:val="000000" w:themeColor="text1"/>
-          <w:lang w:val="es-ES"/>
-        </w:rPr>
-      </w:pPr>
-      <w:r>
-        <w:rPr>
-          <w:color w:val="000000" w:themeColor="text1" w:themeTint="FF" w:themeShade="FF"/>
-          <w:lang w:val="es-ES"/>
+          <w:szCs w:val="20"/>
+          <w:lang w:val="es-ES_tradnl"/>
+        </w:rPr>
+      </w:pPr>
+    </w:p>
+    <w:p>
+      <w:pPr>
+        <w:pBdr>
+          <w:top w:val="nil"/>
+          <w:left w:val="nil"/>
+          <w:bottom w:val="nil"/>
+          <w:right w:val="nil"/>
+          <w:between w:val="nil"/>
+        </w:pBdr>
+        <w:rPr>
+          <w:color w:val="000000" w:themeColor="text1"/>
+          <w:szCs w:val="20"/>
+          <w:lang w:val="es-ES_tradnl"/>
+        </w:rPr>
+      </w:pPr>
+      <w:r>
+        <w:rPr>
+          <w:color w:val="000000" w:themeColor="text1"/>
+          <w:szCs w:val="20"/>
+          <w:lang w:val="es-ES_tradnl"/>
         </w:rPr>
         <w:t xml:space="preserve">La </w:t>
       </w:r>
       <w:r>
         <w:rPr>
-          <w:color w:val="000000" w:themeColor="text1" w:themeTint="FF" w:themeShade="FF"/>
-          <w:lang w:val="es-ES"/>
+          <w:color w:val="000000" w:themeColor="text1"/>
+          <w:szCs w:val="20"/>
+          <w:lang w:val="es-ES_tradnl"/>
         </w:rPr>
         <w:t>prom</w:t>
       </w:r>
       <w:r>
         <w:rPr>
-          <w:color w:val="000000" w:themeColor="text1" w:themeTint="FF" w:themeShade="FF"/>
-          <w:lang w:val="es-ES"/>
+          <w:color w:val="000000" w:themeColor="text1"/>
+          <w:szCs w:val="20"/>
+          <w:lang w:val="es-ES_tradnl"/>
         </w:rPr>
         <w:t>oción de</w:t>
       </w:r>
       <w:r>
         <w:rPr>
-          <w:color w:val="000000" w:themeColor="text1" w:themeTint="FF" w:themeShade="FF"/>
-          <w:lang w:val="es-ES"/>
+          <w:color w:val="000000" w:themeColor="text1"/>
+          <w:szCs w:val="20"/>
+          <w:lang w:val="es-ES_tradnl"/>
         </w:rPr>
         <w:t xml:space="preserve"> </w:t>
       </w:r>
       <w:r>
         <w:rPr>
-          <w:color w:val="000000" w:themeColor="text1" w:themeTint="FF" w:themeShade="FF"/>
-          <w:lang w:val="es-ES"/>
+          <w:color w:val="000000" w:themeColor="text1"/>
+          <w:szCs w:val="20"/>
+          <w:lang w:val="es-ES_tradnl"/>
         </w:rPr>
         <w:t xml:space="preserve">un </w:t>
       </w:r>
       <w:r>
         <w:rPr>
-          <w:color w:val="000000" w:themeColor="text1" w:themeTint="FF" w:themeShade="FF"/>
-          <w:lang w:val="es-ES"/>
+          <w:color w:val="000000" w:themeColor="text1"/>
+          <w:szCs w:val="20"/>
+          <w:lang w:val="es-ES_tradnl"/>
         </w:rPr>
         <w:t>instrumento de captura</w:t>
       </w:r>
       <w:r>
         <w:rPr>
-          <w:color w:val="000000" w:themeColor="text1" w:themeTint="FF" w:themeShade="FF"/>
-          <w:lang w:val="es-ES"/>
+          <w:color w:val="000000" w:themeColor="text1"/>
+          <w:szCs w:val="20"/>
+          <w:lang w:val="es-ES_tradnl"/>
         </w:rPr>
         <w:t xml:space="preserve"> garantiza que exista</w:t>
       </w:r>
       <w:r>
         <w:rPr>
-          <w:color w:val="000000" w:themeColor="text1" w:themeTint="FF" w:themeShade="FF"/>
-          <w:lang w:val="es-ES"/>
+          <w:color w:val="000000" w:themeColor="text1"/>
+          <w:szCs w:val="20"/>
+          <w:lang w:val="es-ES_tradnl"/>
         </w:rPr>
         <w:t xml:space="preserve"> la adaptabilidad a diversos contextos debido a la multiplicidad de los canales de comunicación como los móvil, </w:t>
       </w:r>
       <w:r>
         <w:rPr>
-          <w:i w:val="1"/>
-          <w:iCs w:val="1"/>
-          <w:color w:val="000000" w:themeColor="text1" w:themeTint="FF" w:themeShade="FF"/>
-          <w:lang w:val="es-ES"/>
+          <w:i/>
+          <w:iCs/>
+          <w:color w:val="000000" w:themeColor="text1"/>
+          <w:szCs w:val="20"/>
+          <w:lang w:val="es-ES_tradnl"/>
         </w:rPr>
         <w:t>web</w:t>
       </w:r>
       <w:r>
         <w:rPr>
-          <w:color w:val="000000" w:themeColor="text1" w:themeTint="FF" w:themeShade="FF"/>
-          <w:lang w:val="es-ES"/>
+          <w:color w:val="000000" w:themeColor="text1"/>
+          <w:szCs w:val="20"/>
+          <w:lang w:val="es-ES_tradnl"/>
         </w:rPr>
         <w:t xml:space="preserve">, </w:t>
       </w:r>
       <w:r>
         <w:rPr>
-          <w:i w:val="1"/>
-          <w:iCs w:val="1"/>
-          <w:color w:val="000000" w:themeColor="text1" w:themeTint="FF" w:themeShade="FF"/>
-          <w:lang w:val="es-ES"/>
+          <w:i/>
+          <w:iCs/>
+          <w:color w:val="000000" w:themeColor="text1"/>
+          <w:szCs w:val="20"/>
+          <w:lang w:val="es-ES_tradnl"/>
         </w:rPr>
         <w:t>offline</w:t>
       </w:r>
       <w:r>
         <w:rPr>
-          <w:color w:val="000000" w:themeColor="text1" w:themeTint="FF" w:themeShade="FF"/>
-          <w:lang w:val="es-ES"/>
+          <w:color w:val="000000" w:themeColor="text1"/>
+          <w:szCs w:val="20"/>
+          <w:lang w:val="es-ES_tradnl"/>
         </w:rPr>
         <w:t xml:space="preserve"> y canales alternativos entre los que pueden ser </w:t>
       </w:r>
       <w:r>
         <w:rPr>
-          <w:i w:val="1"/>
-          <w:iCs w:val="1"/>
-          <w:color w:val="000000" w:themeColor="text1" w:themeTint="FF" w:themeShade="FF"/>
-          <w:lang w:val="es-ES"/>
+          <w:i/>
+          <w:iCs/>
+          <w:color w:val="000000" w:themeColor="text1"/>
+          <w:szCs w:val="20"/>
+          <w:lang w:val="es-ES_tradnl"/>
         </w:rPr>
         <w:t>chatbot</w:t>
       </w:r>
       <w:r>
         <w:rPr>
-          <w:color w:val="000000" w:themeColor="text1" w:themeTint="FF" w:themeShade="FF"/>
-          <w:lang w:val="es-ES"/>
+          <w:color w:val="000000" w:themeColor="text1"/>
+          <w:szCs w:val="20"/>
+          <w:lang w:val="es-ES_tradnl"/>
         </w:rPr>
         <w:t xml:space="preserve">, </w:t>
       </w:r>
       <w:r>
         <w:rPr>
-          <w:color w:val="000000" w:themeColor="text1" w:themeTint="FF" w:themeShade="FF"/>
-          <w:lang w:val="es-ES"/>
+          <w:color w:val="000000" w:themeColor="text1"/>
+          <w:szCs w:val="20"/>
+          <w:lang w:val="es-ES_tradnl"/>
         </w:rPr>
         <w:t>WhatsApp</w:t>
       </w:r>
       <w:r>
         <w:rPr>
-          <w:color w:val="000000" w:themeColor="text1" w:themeTint="FF" w:themeShade="FF"/>
-          <w:lang w:val="es-ES"/>
+          <w:color w:val="000000" w:themeColor="text1"/>
+          <w:szCs w:val="20"/>
+          <w:lang w:val="es-ES_tradnl"/>
         </w:rPr>
         <w:t xml:space="preserve">, formularios </w:t>
       </w:r>
       <w:r>
         <w:rPr>
-          <w:i w:val="1"/>
-          <w:iCs w:val="1"/>
-          <w:color w:val="000000" w:themeColor="text1" w:themeTint="FF" w:themeShade="FF"/>
-          <w:lang w:val="es-ES"/>
+          <w:i/>
+          <w:iCs/>
+          <w:color w:val="000000" w:themeColor="text1"/>
+          <w:szCs w:val="20"/>
+          <w:lang w:val="es-ES_tradnl"/>
         </w:rPr>
         <w:t>web</w:t>
       </w:r>
       <w:r>
         <w:rPr>
-          <w:color w:val="000000" w:themeColor="text1" w:themeTint="FF" w:themeShade="FF"/>
-          <w:lang w:val="es-ES"/>
+          <w:color w:val="000000" w:themeColor="text1"/>
+          <w:szCs w:val="20"/>
+          <w:lang w:val="es-ES_tradnl"/>
         </w:rPr>
         <w:t>, se garantiza que incluso comunidades rurales o aisladas puedan reportar sin barreras de conectividad.</w:t>
       </w:r>
@@ -5191,7 +5283,7 @@
           <w:lang w:val="es-ES_tradnl"/>
         </w:rPr>
       </w:pPr>
-      <w:bookmarkStart w:name="_Toc213964853" w:id="8"/>
+      <w:bookmarkStart w:id="9" w:name="_Toc213964853"/>
       <w:r>
         <w:rPr>
           <w:color w:val="000000" w:themeColor="text1"/>
@@ -5216,7 +5308,7 @@
         </w:rPr>
         <w:t>Reporte</w:t>
       </w:r>
-      <w:bookmarkEnd w:id="8"/>
+      <w:bookmarkEnd w:id="9"/>
       <w:r>
         <w:rPr>
           <w:color w:val="000000" w:themeColor="text1"/>
@@ -5388,16 +5480,7 @@
           <w:szCs w:val="20"/>
           <w:lang w:val="es-ES_tradnl"/>
         </w:rPr>
-        <w:t xml:space="preserve">l se requiere definir algunas </w:t>
-      </w:r>
-      <w:commentRangeStart w:id="9"/>
-      <w:r>
-        <w:rPr>
-          <w:color w:val="000000" w:themeColor="text1"/>
-          <w:szCs w:val="20"/>
-          <w:lang w:val="es-ES_tradnl"/>
-        </w:rPr>
-        <w:t>características que corresponden a</w:t>
+        <w:t>l se requiere definir algunas características que corresponden a</w:t>
       </w:r>
       <w:r>
         <w:rPr>
@@ -5406,13 +5489,6 @@
           <w:lang w:val="es-ES_tradnl"/>
         </w:rPr>
         <w:t>:</w:t>
-      </w:r>
-      <w:commentRangeEnd w:id="9"/>
-      <w:r>
-        <w:rPr>
-          <w:rStyle w:val="Refdecomentario"/>
-        </w:rPr>
-        <w:commentReference w:id="9"/>
       </w:r>
     </w:p>
     <w:p>
@@ -5453,7 +5529,7 @@
           <w:szCs w:val="20"/>
           <w:lang w:val="es-ES_tradnl"/>
         </w:rPr>
-        <w:t>Q</w:t>
+        <w:t>A Q</w:t>
       </w:r>
       <w:r>
         <w:rPr>
@@ -5463,7 +5539,37 @@
           <w:szCs w:val="20"/>
           <w:lang w:val="es-ES_tradnl"/>
         </w:rPr>
-        <w:t>uienes está afectando</w:t>
+        <w:t>ui</w:t>
+      </w:r>
+      <w:r>
+        <w:rPr>
+          <w:b/>
+          <w:bCs/>
+          <w:color w:val="000000" w:themeColor="text1"/>
+          <w:szCs w:val="20"/>
+          <w:lang w:val="es-ES_tradnl"/>
+        </w:rPr>
+        <w:t>é</w:t>
+      </w:r>
+      <w:r>
+        <w:rPr>
+          <w:b/>
+          <w:bCs/>
+          <w:color w:val="000000" w:themeColor="text1"/>
+          <w:szCs w:val="20"/>
+          <w:lang w:val="es-ES_tradnl"/>
+        </w:rPr>
+        <w:t>nes</w:t>
+      </w:r>
+      <w:r>
+        <w:rPr>
+          <w:b/>
+          <w:bCs/>
+          <w:color w:val="000000" w:themeColor="text1"/>
+          <w:szCs w:val="20"/>
+          <w:lang w:val="es-ES_tradnl"/>
+        </w:rPr>
+        <w:t xml:space="preserve"> está afectando</w:t>
       </w:r>
     </w:p>
     <w:p>
@@ -5603,7 +5709,7 @@
         <w:t>.</w:t>
       </w:r>
     </w:p>
-    <w:p w14:noSpellErr="1">
+    <w:p>
       <w:pPr>
         <w:pStyle w:val="Prrafodelista"/>
         <w:numPr>
@@ -5614,90 +5720,90 @@
         <w:autoSpaceDN w:val="0"/>
         <w:adjustRightInd w:val="0"/>
         <w:rPr>
-          <w:b w:val="1"/>
-          <w:bCs w:val="1"/>
-          <w:color w:val="000000" w:themeColor="text1"/>
-          <w:lang w:val="es-ES"/>
-        </w:rPr>
-      </w:pPr>
-      <w:r>
-        <w:rPr>
-          <w:b w:val="1"/>
-          <w:bCs w:val="1"/>
-          <w:color w:val="000000" w:themeColor="text1" w:themeTint="FF" w:themeShade="FF"/>
-          <w:lang w:val="es-ES"/>
+          <w:b/>
+          <w:bCs/>
+          <w:color w:val="000000" w:themeColor="text1"/>
+          <w:szCs w:val="20"/>
+          <w:lang w:val="es-ES_tradnl"/>
+        </w:rPr>
+      </w:pPr>
+      <w:r>
+        <w:rPr>
+          <w:b/>
+          <w:bCs/>
+          <w:color w:val="000000" w:themeColor="text1"/>
+          <w:szCs w:val="20"/>
+          <w:lang w:val="es-ES_tradnl"/>
         </w:rPr>
         <w:t>C</w:t>
       </w:r>
       <w:r>
         <w:rPr>
-          <w:b w:val="1"/>
-          <w:bCs w:val="1"/>
-          <w:color w:val="000000" w:themeColor="text1" w:themeTint="FF" w:themeShade="FF"/>
-          <w:lang w:val="es-ES"/>
+          <w:b/>
+          <w:bCs/>
+          <w:color w:val="000000" w:themeColor="text1"/>
+          <w:szCs w:val="20"/>
+          <w:lang w:val="es-ES_tradnl"/>
         </w:rPr>
         <w:t>u</w:t>
       </w:r>
       <w:r>
         <w:rPr>
-          <w:b w:val="1"/>
-          <w:bCs w:val="1"/>
-          <w:color w:val="000000" w:themeColor="text1" w:themeTint="FF" w:themeShade="FF"/>
-          <w:lang w:val="es-ES"/>
+          <w:b/>
+          <w:bCs/>
+          <w:color w:val="000000" w:themeColor="text1"/>
+          <w:szCs w:val="20"/>
+          <w:lang w:val="es-ES_tradnl"/>
         </w:rPr>
         <w:t>á</w:t>
       </w:r>
       <w:r>
         <w:rPr>
-          <w:b w:val="1"/>
-          <w:bCs w:val="1"/>
-          <w:color w:val="000000" w:themeColor="text1" w:themeTint="FF" w:themeShade="FF"/>
-          <w:lang w:val="es-ES"/>
-        </w:rPr>
-        <w:t>ndo</w:t>
-      </w:r>
-      <w:r>
-        <w:rPr>
-          <w:b w:val="1"/>
-          <w:bCs w:val="1"/>
-          <w:color w:val="000000" w:themeColor="text1" w:themeTint="FF" w:themeShade="FF"/>
-          <w:lang w:val="es-ES"/>
-        </w:rPr>
-        <w:t xml:space="preserve"> sucedió o </w:t>
-      </w:r>
-      <w:r>
-        <w:rPr>
-          <w:b w:val="1"/>
-          <w:bCs w:val="1"/>
-          <w:color w:val="000000" w:themeColor="text1" w:themeTint="FF" w:themeShade="FF"/>
-          <w:lang w:val="es-ES"/>
+          <w:b/>
+          <w:bCs/>
+          <w:color w:val="000000" w:themeColor="text1"/>
+          <w:szCs w:val="20"/>
+          <w:lang w:val="es-ES_tradnl"/>
+        </w:rPr>
+        <w:t xml:space="preserve">ndo sucedió o </w:t>
+      </w:r>
+      <w:r>
+        <w:rPr>
+          <w:b/>
+          <w:bCs/>
+          <w:color w:val="000000" w:themeColor="text1"/>
+          <w:szCs w:val="20"/>
+          <w:lang w:val="es-ES_tradnl"/>
         </w:rPr>
         <w:t>e</w:t>
       </w:r>
       <w:r>
         <w:rPr>
-          <w:b w:val="1"/>
-          <w:bCs w:val="1"/>
-          <w:color w:val="000000" w:themeColor="text1" w:themeTint="FF" w:themeShade="FF"/>
-          <w:lang w:val="es-ES"/>
+          <w:b/>
+          <w:bCs/>
+          <w:color w:val="000000" w:themeColor="text1"/>
+          <w:szCs w:val="20"/>
+          <w:lang w:val="es-ES_tradnl"/>
         </w:rPr>
         <w:t>st</w:t>
       </w:r>
       <w:r>
         <w:rPr>
-          <w:b w:val="1"/>
-          <w:bCs w:val="1"/>
-          <w:color w:val="000000" w:themeColor="text1" w:themeTint="FF" w:themeShade="FF"/>
-          <w:lang w:val="es-ES"/>
+          <w:b/>
+          <w:bCs/>
+          <w:color w:val="000000" w:themeColor="text1"/>
+          <w:szCs w:val="20"/>
+          <w:lang w:val="es-ES_tradnl"/>
         </w:rPr>
         <w:t>á</w:t>
       </w:r>
       <w:r>
         <w:rPr>
-          <w:b w:val="1"/>
-          <w:bCs w:val="1"/>
-          <w:color w:val="000000" w:themeColor="text1" w:themeTint="FF" w:themeShade="FF"/>
-          <w:lang w:val="es-ES"/>
+          <w:b/>
+          <w:bCs/>
+          <w:color w:val="000000" w:themeColor="text1"/>
+          <w:szCs w:val="20"/>
+          <w:lang w:val="es-ES_tradnl"/>
         </w:rPr>
         <w:t xml:space="preserve"> sucediendo</w:t>
       </w:r>
@@ -5720,7 +5826,6 @@
           <w:szCs w:val="20"/>
           <w:lang w:val="es-ES_tradnl"/>
         </w:rPr>
-        <w:lastRenderedPageBreak/>
         <w:t>H</w:t>
       </w:r>
       <w:r>
@@ -5761,6 +5866,7 @@
           <w:szCs w:val="20"/>
           <w:lang w:val="es-ES_tradnl"/>
         </w:rPr>
+        <w:lastRenderedPageBreak/>
         <w:t>E</w:t>
       </w:r>
       <w:r>
@@ -5874,16 +5980,7 @@
           <w:szCs w:val="20"/>
           <w:lang w:val="es-ES_tradnl"/>
         </w:rPr>
-        <w:t xml:space="preserve"> y a continuación se </w:t>
-      </w:r>
-      <w:commentRangeStart w:id="10"/>
-      <w:r>
-        <w:rPr>
-          <w:color w:val="000000" w:themeColor="text1"/>
-          <w:szCs w:val="20"/>
-          <w:lang w:val="es-ES_tradnl"/>
-        </w:rPr>
-        <w:t>explica cada una</w:t>
+        <w:t xml:space="preserve"> y a continuación se explica cada una</w:t>
       </w:r>
       <w:r>
         <w:rPr>
@@ -5892,13 +5989,6 @@
           <w:lang w:val="es-ES_tradnl"/>
         </w:rPr>
         <w:t>:</w:t>
-      </w:r>
-      <w:commentRangeEnd w:id="10"/>
-      <w:r>
-        <w:rPr>
-          <w:rStyle w:val="Refdecomentario"/>
-        </w:rPr>
-        <w:commentReference w:id="10"/>
       </w:r>
     </w:p>
     <w:p>
@@ -5931,6 +6021,7 @@
           <w:lang w:val="es-ES_tradnl"/>
         </w:rPr>
       </w:pPr>
+      <w:commentRangeStart w:id="10"/>
       <w:r>
         <w:rPr>
           <w:b/>
@@ -5939,6 +6030,13 @@
           <w:lang w:val="es-ES_tradnl"/>
         </w:rPr>
         <w:t>Tiempo</w:t>
+      </w:r>
+      <w:commentRangeEnd w:id="10"/>
+      <w:r>
+        <w:rPr>
+          <w:rStyle w:val="Refdecomentario"/>
+        </w:rPr>
+        <w:commentReference w:id="10"/>
       </w:r>
     </w:p>
     <w:p>
@@ -6075,6 +6173,7 @@
           <w:lang w:val="es-ES_tradnl"/>
         </w:rPr>
       </w:pPr>
+      <w:commentRangeStart w:id="11"/>
       <w:r>
         <w:rPr>
           <w:b/>
@@ -6083,6 +6182,13 @@
           <w:lang w:val="es-ES_tradnl"/>
         </w:rPr>
         <w:t>Persona</w:t>
+      </w:r>
+      <w:commentRangeEnd w:id="11"/>
+      <w:r>
+        <w:rPr>
+          <w:rStyle w:val="Refdecomentario"/>
+        </w:rPr>
+        <w:commentReference w:id="11"/>
       </w:r>
     </w:p>
     <w:p>
@@ -6217,8 +6323,8 @@
           </mc:Choice>
           <mc:Fallback>
             <w:pict>
-              <v:shape id="Cuadro de texto 13" style="width:2in;height:2in;visibility:visible;mso-wrap-style:none;mso-left-percent:-10001;mso-top-percent:-10001;mso-position-horizontal:absolute;mso-position-horizontal-relative:char;mso-position-vertical:absolute;mso-position-vertical-relative:line;mso-left-percent:-10001;mso-top-percent:-10001;v-text-anchor:top" o:spid="_x0000_s1031" fillcolor="#4f81bd [3204]" strokecolor="white [3201]" strokeweight="3pt" type="#_x0000_t202" o:gfxdata="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" w14:anchorId="2C350E97">
-                <v:shadow on="t" color="black" opacity="24903f" offset="0,.55556mm" origin=",.5"/>
+              <v:shape w14:anchorId="2C350E97" id="Cuadro de texto 13" o:spid="_x0000_s1031" type="#_x0000_t202" style="width:2in;height:2in;visibility:visible;mso-wrap-style:none;mso-left-percent:-10001;mso-top-percent:-10001;mso-position-horizontal:absolute;mso-position-horizontal-relative:char;mso-position-vertical:absolute;mso-position-vertical-relative:line;mso-left-percent:-10001;mso-top-percent:-10001;v-text-anchor:top" o:gfxdata="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" fillcolor="#4f81bd [3204]" strokecolor="white [3201]" strokeweight="3pt">
+                <v:shadow on="t" color="black" opacity="24903f" origin=",.5" offset="0,.55556mm"/>
                 <v:textbox style="mso-fit-shape-to-text:t">
                   <w:txbxContent>
                     <w:p>
@@ -6262,7 +6368,7 @@
           <w:lang w:val="es-ES_tradnl"/>
         </w:rPr>
       </w:pPr>
-      <w:bookmarkStart w:name="_Toc213964854" w:id="11"/>
+      <w:bookmarkStart w:id="12" w:name="_Toc213964854"/>
       <w:r>
         <w:rPr>
           <w:color w:val="000000" w:themeColor="text1"/>
@@ -6303,7 +6409,7 @@
         </w:rPr>
         <w:t>s</w:t>
       </w:r>
-      <w:bookmarkEnd w:id="11"/>
+      <w:bookmarkEnd w:id="12"/>
     </w:p>
     <w:p>
       <w:pPr>
@@ -6504,23 +6610,7 @@
           <w:szCs w:val="20"/>
           <w:lang w:val="es-ES_tradnl"/>
         </w:rPr>
-        <w:t xml:space="preserve">A continuación, se explican </w:t>
-      </w:r>
-      <w:commentRangeStart w:id="12"/>
-      <w:r>
-        <w:rPr>
-          <w:color w:val="000000" w:themeColor="text1"/>
-          <w:szCs w:val="20"/>
-          <w:lang w:val="es-ES_tradnl"/>
-        </w:rPr>
-        <w:t>estos dos reportes:</w:t>
-      </w:r>
-      <w:commentRangeEnd w:id="12"/>
-      <w:r>
-        <w:rPr>
-          <w:rStyle w:val="Refdecomentario"/>
-        </w:rPr>
-        <w:commentReference w:id="12"/>
+        <w:t>A continuación, se explican estos dos reportes:</w:t>
       </w:r>
     </w:p>
     <w:p>
@@ -6566,6 +6656,8 @@
           <w:lang w:val="es-ES_tradnl"/>
         </w:rPr>
       </w:pPr>
+      <w:commentRangeStart w:id="13"/>
+      <w:commentRangeStart w:id="14"/>
       <w:r>
         <w:rPr>
           <w:bCs/>
@@ -6582,7 +6674,30 @@
           <w:szCs w:val="20"/>
           <w:lang w:val="es-ES_tradnl"/>
         </w:rPr>
-        <w:t>omunican la presencia de casos sospechosos, conglomerados, muertes no atendidas por el sistema de salud, signos y síntomas compatibles con eventos bajo vigilancia o factores ambientales de riesgo (ejemplo: brotes de enfermedades, aumento de vectores, contaminación del agua).</w:t>
+        <w:t>omunica</w:t>
+      </w:r>
+      <w:commentRangeEnd w:id="13"/>
+      <w:r>
+        <w:rPr>
+          <w:rStyle w:val="Refdecomentario"/>
+        </w:rPr>
+        <w:commentReference w:id="13"/>
+      </w:r>
+      <w:commentRangeEnd w:id="14"/>
+      <w:r>
+        <w:rPr>
+          <w:rStyle w:val="Refdecomentario"/>
+        </w:rPr>
+        <w:commentReference w:id="14"/>
+      </w:r>
+      <w:r>
+        <w:rPr>
+          <w:bCs/>
+          <w:color w:val="000000" w:themeColor="text1"/>
+          <w:szCs w:val="20"/>
+          <w:lang w:val="es-ES_tradnl"/>
+        </w:rPr>
+        <w:t xml:space="preserve"> la presencia de casos sospechosos, conglomerados, muertes no atendidas por el sistema de salud, signos y síntomas compatibles con eventos bajo vigilancia o factores ambientales de riesgo (ejemplo: brotes de enfermedades, aumento de vectores, contaminación del agua).</w:t>
       </w:r>
     </w:p>
     <w:p>
@@ -6610,16 +6725,24 @@
           <w:szCs w:val="20"/>
           <w:lang w:val="es-ES_tradnl"/>
         </w:rPr>
+        <w:t>Un reporte positivo implica que se ha detectado y comunicado la presencia de casos, conglomerados, muertes, síntomas compatibles con enfermedades bajo vigilancia o factores ambientales de riesgo en la comunidad. Estos reportes son fundamentales para la acción</w:t>
+      </w:r>
+      <w:r>
+        <w:rPr>
+          <w:color w:val="000000" w:themeColor="text1"/>
+          <w:szCs w:val="20"/>
+          <w:lang w:val="es-ES_tradnl"/>
+        </w:rPr>
+        <w:t xml:space="preserve"> porque permiten iniciar procesos de </w:t>
+      </w:r>
+      <w:r>
+        <w:rPr>
+          <w:color w:val="000000" w:themeColor="text1"/>
+          <w:szCs w:val="20"/>
+          <w:lang w:val="es-ES_tradnl"/>
+        </w:rPr>
         <w:lastRenderedPageBreak/>
-        <w:t>Un reporte positivo implica que se ha detectado y comunicado la presencia de casos, conglomerados, muertes, síntomas compatibles con enfermedades bajo vigilancia o factores ambientales de riesgo en la comunidad. Estos reportes son fundamentales para la acción</w:t>
-      </w:r>
-      <w:r>
-        <w:rPr>
-          <w:color w:val="000000" w:themeColor="text1"/>
-          <w:szCs w:val="20"/>
-          <w:lang w:val="es-ES_tradnl"/>
-        </w:rPr>
-        <w:t xml:space="preserve"> porque permiten iniciar procesos de verificación, investigación epidemiológica y atención, además</w:t>
+        <w:t>verificación, investigación epidemiológica y atención, además</w:t>
       </w:r>
       <w:r>
         <w:rPr>
@@ -6643,7 +6766,39 @@
           <w:szCs w:val="20"/>
           <w:lang w:val="es-ES_tradnl"/>
         </w:rPr>
-        <w:t xml:space="preserve"> insumos para la activación de rutas de respuestas y gestión del riesgo local.</w:t>
+        <w:t xml:space="preserve"> insumos para la activación de rutas de </w:t>
+      </w:r>
+      <w:commentRangeStart w:id="15"/>
+      <w:commentRangeStart w:id="16"/>
+      <w:r>
+        <w:rPr>
+          <w:color w:val="000000" w:themeColor="text1"/>
+          <w:szCs w:val="20"/>
+          <w:lang w:val="es-ES_tradnl"/>
+        </w:rPr>
+        <w:t>respuesta</w:t>
+      </w:r>
+      <w:commentRangeEnd w:id="15"/>
+      <w:r>
+        <w:rPr>
+          <w:rStyle w:val="Refdecomentario"/>
+        </w:rPr>
+        <w:commentReference w:id="15"/>
+      </w:r>
+      <w:commentRangeEnd w:id="16"/>
+      <w:r>
+        <w:rPr>
+          <w:rStyle w:val="Refdecomentario"/>
+        </w:rPr>
+        <w:commentReference w:id="16"/>
+      </w:r>
+      <w:r>
+        <w:rPr>
+          <w:color w:val="000000" w:themeColor="text1"/>
+          <w:szCs w:val="20"/>
+          <w:lang w:val="es-ES_tradnl"/>
+        </w:rPr>
+        <w:t xml:space="preserve"> y gestión del riesgo local.</w:t>
       </w:r>
     </w:p>
     <w:p>
@@ -7702,7 +7857,7 @@
           <w:lang w:val="es-ES_tradnl"/>
         </w:rPr>
       </w:pPr>
-      <w:bookmarkStart w:name="_Toc213964855" w:id="13"/>
+      <w:bookmarkStart w:id="17" w:name="_Toc213964855"/>
       <w:r>
         <w:rPr>
           <w:szCs w:val="20"/>
@@ -7724,7 +7879,7 @@
         </w:rPr>
         <w:t>Reportes por tipo de vigilancia</w:t>
       </w:r>
-      <w:bookmarkEnd w:id="13"/>
+      <w:bookmarkEnd w:id="17"/>
     </w:p>
     <w:p>
       <w:pPr>
@@ -7745,9 +7900,8 @@
           <w:szCs w:val="20"/>
           <w:lang w:val="es-ES_tradnl"/>
         </w:rPr>
-        <w:t xml:space="preserve">Los reportes pueden ser realizados </w:t>
-      </w:r>
-      <w:commentRangeStart w:id="14"/>
+        <w:t>Los reportes pueden ser realizados bajo modalidades</w:t>
+      </w:r>
       <w:r>
         <w:rPr>
           <w:color w:val="000000" w:themeColor="text1"/>
@@ -7755,23 +7909,7 @@
           <w:szCs w:val="20"/>
           <w:lang w:val="es-ES_tradnl"/>
         </w:rPr>
-        <w:t>bajo modalidades</w:t>
-      </w:r>
-      <w:r>
-        <w:rPr>
-          <w:color w:val="000000" w:themeColor="text1"/>
-          <w:spacing w:val="1"/>
-          <w:szCs w:val="20"/>
-          <w:lang w:val="es-ES_tradnl"/>
-        </w:rPr>
         <w:t>:</w:t>
-      </w:r>
-      <w:commentRangeEnd w:id="14"/>
-      <w:r>
-        <w:rPr>
-          <w:rStyle w:val="Refdecomentario"/>
-        </w:rPr>
-        <w:commentReference w:id="14"/>
       </w:r>
     </w:p>
     <w:p>
@@ -8058,21 +8196,8 @@
         <w:rPr>
           <w:lang w:val="es-ES_tradnl"/>
         </w:rPr>
-        <w:t xml:space="preserve">Los reportes según </w:t>
-      </w:r>
-      <w:commentRangeStart w:id="15"/>
-      <w:r>
-        <w:rPr>
-          <w:lang w:val="es-ES_tradnl"/>
-        </w:rPr>
-        <w:t>la fuente pueden ser:</w:t>
-      </w:r>
-      <w:commentRangeEnd w:id="15"/>
-      <w:r>
-        <w:rPr>
-          <w:rStyle w:val="Refdecomentario"/>
-        </w:rPr>
-        <w:commentReference w:id="15"/>
+        <w:lastRenderedPageBreak/>
+        <w:t>Los reportes según la fuente pueden ser:</w:t>
       </w:r>
     </w:p>
     <w:p>
@@ -8118,12 +8243,20 @@
           <w:bCs/>
         </w:rPr>
       </w:pPr>
+      <w:commentRangeStart w:id="18"/>
       <w:r>
         <w:rPr>
           <w:b/>
           <w:bCs/>
         </w:rPr>
         <w:t>Mediante sensores</w:t>
+      </w:r>
+      <w:commentRangeEnd w:id="18"/>
+      <w:r>
+        <w:rPr>
+          <w:rStyle w:val="Refdecomentario"/>
+        </w:rPr>
+        <w:commentReference w:id="18"/>
       </w:r>
     </w:p>
     <w:p>
@@ -8149,6 +8282,7 @@
           <w:bCs/>
         </w:rPr>
       </w:pPr>
+      <w:commentRangeStart w:id="19"/>
       <w:r>
         <w:rPr>
           <w:b/>
@@ -8156,6 +8290,13 @@
         </w:rPr>
         <w:t>Centinela</w:t>
       </w:r>
+      <w:commentRangeEnd w:id="19"/>
+      <w:r>
+        <w:rPr>
+          <w:rStyle w:val="Refdecomentario"/>
+        </w:rPr>
+        <w:commentReference w:id="19"/>
+      </w:r>
     </w:p>
     <w:p>
       <w:pPr>
@@ -8176,7 +8317,7 @@
           <w:lang w:val="es-ES_tradnl"/>
         </w:rPr>
       </w:pPr>
-      <w:bookmarkStart w:name="_Toc213964856" w:id="16"/>
+      <w:bookmarkStart w:id="20" w:name="_Toc213964856"/>
       <w:r>
         <w:rPr>
           <w:szCs w:val="20"/>
@@ -8205,7 +8346,7 @@
         </w:rPr>
         <w:t>. Tipos de información</w:t>
       </w:r>
-      <w:bookmarkEnd w:id="16"/>
+      <w:bookmarkEnd w:id="20"/>
     </w:p>
     <w:p>
       <w:pPr>
@@ -8266,24 +8407,7 @@
           <w:szCs w:val="20"/>
           <w:lang w:val="es-ES_tradnl"/>
         </w:rPr>
-        <w:t xml:space="preserve">os tipos de información que aborda la vigilancia basada en comunidad corresponde a las situaciones de interés en </w:t>
-      </w:r>
-      <w:commentRangeStart w:id="17"/>
-      <w:r>
-        <w:rPr>
-          <w:bCs/>
-          <w:color w:val="000000" w:themeColor="text1"/>
-          <w:szCs w:val="20"/>
-          <w:lang w:val="es-ES_tradnl"/>
-        </w:rPr>
-        <w:t>salud pública, las cuales son:</w:t>
-      </w:r>
-      <w:commentRangeEnd w:id="17"/>
-      <w:r>
-        <w:rPr>
-          <w:rStyle w:val="Refdecomentario"/>
-        </w:rPr>
-        <w:commentReference w:id="17"/>
+        <w:t>os tipos de información que aborda la vigilancia basada en comunidad corresponde a las situaciones de interés en salud pública, las cuales son:</w:t>
       </w:r>
     </w:p>
     <w:p>
@@ -8334,6 +8458,8 @@
           <w:bCs/>
         </w:rPr>
       </w:pPr>
+      <w:commentRangeStart w:id="21"/>
+      <w:commentRangeStart w:id="22"/>
       <w:r>
         <w:rPr>
           <w:bCs/>
@@ -8341,7 +8467,57 @@
           <w:szCs w:val="20"/>
           <w:lang w:val="es-ES_tradnl"/>
         </w:rPr>
-        <w:t>Situaciones ambientales que podrían contribuir a generar casos de eventos de interés en salud</w:t>
+        <w:t>Situaciones ambientales</w:t>
+      </w:r>
+      <w:r>
+        <w:rPr>
+          <w:bCs/>
+          <w:color w:val="000000" w:themeColor="text1"/>
+          <w:szCs w:val="20"/>
+          <w:lang w:val="es-ES_tradnl"/>
+        </w:rPr>
+        <w:t>,</w:t>
+      </w:r>
+      <w:r>
+        <w:rPr>
+          <w:bCs/>
+          <w:color w:val="000000" w:themeColor="text1"/>
+          <w:szCs w:val="20"/>
+          <w:lang w:val="es-ES_tradnl"/>
+        </w:rPr>
+        <w:t xml:space="preserve"> </w:t>
+      </w:r>
+      <w:commentRangeEnd w:id="21"/>
+      <w:r>
+        <w:rPr>
+          <w:rStyle w:val="Refdecomentario"/>
+        </w:rPr>
+        <w:commentReference w:id="21"/>
+      </w:r>
+      <w:commentRangeEnd w:id="22"/>
+      <w:r>
+        <w:rPr>
+          <w:rStyle w:val="Refdecomentario"/>
+        </w:rPr>
+        <w:commentReference w:id="22"/>
+      </w:r>
+      <w:r>
+        <w:rPr>
+          <w:bCs/>
+          <w:color w:val="000000" w:themeColor="text1"/>
+          <w:szCs w:val="20"/>
+          <w:lang w:val="es-ES_tradnl"/>
+        </w:rPr>
+        <w:t xml:space="preserve">fenómenos naturales y sociales que </w:t>
+      </w:r>
+      <w:r>
+        <w:rPr>
+          <w:bCs/>
+          <w:color w:val="000000" w:themeColor="text1"/>
+          <w:szCs w:val="20"/>
+          <w:lang w:val="es-ES_tradnl"/>
+        </w:rPr>
+        <w:t>podrían contribuir a generar casos de eventos de interés en salud</w:t>
       </w:r>
       <w:r>
         <w:rPr>
@@ -8484,6 +8660,54 @@
     </w:p>
     <w:p>
       <w:pPr>
+        <w:pStyle w:val="Prrafodelista"/>
+        <w:numPr>
+          <w:ilvl w:val="0"/>
+          <w:numId w:val="9"/>
+        </w:numPr>
+        <w:pBdr>
+          <w:top w:val="nil"/>
+          <w:left w:val="nil"/>
+          <w:bottom w:val="nil"/>
+          <w:right w:val="nil"/>
+          <w:between w:val="nil"/>
+        </w:pBdr>
+        <w:ind w:left="1134"/>
+        <w:rPr>
+          <w:bCs/>
+          <w:color w:val="000000" w:themeColor="text1"/>
+          <w:szCs w:val="20"/>
+          <w:lang w:val="es-ES_tradnl"/>
+        </w:rPr>
+      </w:pPr>
+      <w:commentRangeStart w:id="23"/>
+      <w:commentRangeStart w:id="24"/>
+      <w:commentRangeEnd w:id="23"/>
+      <w:r>
+        <w:rPr>
+          <w:rStyle w:val="Refdecomentario"/>
+        </w:rPr>
+        <w:commentReference w:id="23"/>
+      </w:r>
+      <w:commentRangeEnd w:id="24"/>
+      <w:r>
+        <w:rPr>
+          <w:rStyle w:val="Refdecomentario"/>
+        </w:rPr>
+        <w:commentReference w:id="24"/>
+      </w:r>
+      <w:r>
+        <w:rPr>
+          <w:bCs/>
+          <w:color w:val="000000" w:themeColor="text1"/>
+          <w:szCs w:val="20"/>
+          <w:lang w:val="es-ES_tradnl"/>
+        </w:rPr>
+        <w:t>Protestas sociales.</w:t>
+      </w:r>
+    </w:p>
+    <w:p>
+      <w:pPr>
         <w:pBdr>
           <w:top w:val="nil"/>
           <w:left w:val="nil"/>
@@ -8931,7 +9155,6 @@
           <w:b/>
           <w:bCs/>
         </w:rPr>
-        <w:lastRenderedPageBreak/>
         <w:t xml:space="preserve">Muertes en comunidad </w:t>
       </w:r>
     </w:p>
@@ -8955,6 +9178,7 @@
           <w:szCs w:val="20"/>
           <w:lang w:val="es-ES_tradnl"/>
         </w:rPr>
+        <w:lastRenderedPageBreak/>
         <w:t>D</w:t>
       </w:r>
       <w:r>
@@ -9065,7 +9289,7 @@
           <w:lang w:val="es-ES_tradnl"/>
         </w:rPr>
       </w:pPr>
-      <w:bookmarkStart w:name="_Toc213964857" w:id="18"/>
+      <w:bookmarkStart w:id="25" w:name="_Toc213964857"/>
       <w:r>
         <w:rPr>
           <w:rStyle w:val="Ttulo1Car"/>
@@ -9121,7 +9345,7 @@
         </w:rPr>
         <w:t xml:space="preserve"> información</w:t>
       </w:r>
-      <w:bookmarkEnd w:id="18"/>
+      <w:bookmarkEnd w:id="25"/>
       <w:r>
         <w:rPr>
           <w:szCs w:val="20"/>
@@ -9398,7 +9622,6 @@
           <w:lang w:val="es-ES_tradnl"/>
         </w:rPr>
       </w:pPr>
-      <w:commentRangeStart w:id="19"/>
       <w:r>
         <w:rPr>
           <w:noProof/>
@@ -9512,8 +9735,8 @@
           </mc:Choice>
           <mc:Fallback>
             <w:pict>
-              <v:shape id="Cuadro de texto 20" style="width:2in;height:2in;visibility:visible;mso-wrap-style:none;mso-left-percent:-10001;mso-top-percent:-10001;mso-position-horizontal:absolute;mso-position-horizontal-relative:char;mso-position-vertical:absolute;mso-position-vertical-relative:line;mso-left-percent:-10001;mso-top-percent:-10001;v-text-anchor:top" o:spid="_x0000_s1032" fillcolor="#4f81bd [3204]" strokecolor="white [3201]" strokeweight="3pt" type="#_x0000_t202" o:gfxdata="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" w14:anchorId="53F55F0E">
-                <v:shadow on="t" color="black" opacity="24903f" offset="0,.55556mm" origin=",.5"/>
+              <v:shape w14:anchorId="53F55F0E" id="Cuadro de texto 20" o:spid="_x0000_s1032" type="#_x0000_t202" style="width:2in;height:2in;visibility:visible;mso-wrap-style:none;mso-left-percent:-10001;mso-top-percent:-10001;mso-position-horizontal:absolute;mso-position-horizontal-relative:char;mso-position-vertical:absolute;mso-position-vertical-relative:line;mso-left-percent:-10001;mso-top-percent:-10001;v-text-anchor:top" o:gfxdata="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" fillcolor="#4f81bd [3204]" strokecolor="white [3201]" strokeweight="3pt">
+                <v:shadow on="t" color="black" opacity="24903f" origin=",.5" offset="0,.55556mm"/>
                 <v:textbox style="mso-fit-shape-to-text:t">
                   <w:txbxContent>
                     <w:p>
@@ -9579,13 +9802,6 @@
           </mc:Fallback>
         </mc:AlternateContent>
       </w:r>
-      <w:commentRangeEnd w:id="19"/>
-      <w:r>
-        <w:rPr>
-          <w:rStyle w:val="Refdecomentario"/>
-        </w:rPr>
-        <w:commentReference w:id="19"/>
-      </w:r>
     </w:p>
     <w:p>
       <w:pPr>
@@ -9988,23 +10204,17 @@
         </w:rPr>
       </w:pPr>
     </w:p>
-    <w:p w14:noSpellErr="1">
-      <w:pPr>
-        <w:rPr>
-          <w:lang w:val="es-ES"/>
-        </w:rPr>
-      </w:pPr>
-      <w:r>
-        <w:rPr>
-          <w:lang w:val="es-ES"/>
-        </w:rPr>
-        <w:t>De acuerdo a</w:t>
-      </w:r>
-      <w:r>
-        <w:rPr>
-          <w:lang w:val="es-ES"/>
-        </w:rPr>
-        <w:t xml:space="preserve"> lo anterior, a continuación, se relaciona la estructura de este flujo:</w:t>
+    <w:p>
+      <w:pPr>
+        <w:rPr>
+          <w:lang w:val="es-ES_tradnl"/>
+        </w:rPr>
+      </w:pPr>
+      <w:r>
+        <w:rPr>
+          <w:lang w:val="es-ES_tradnl"/>
+        </w:rPr>
+        <w:t>De acuerdo a lo anterior, a continuación, se relaciona la estructura de este flujo:</w:t>
       </w:r>
     </w:p>
     <w:p>
@@ -10120,8 +10330,6 @@
           <w:lang w:val="es-ES_tradnl"/>
         </w:rPr>
       </w:pPr>
-      <w:commentRangeStart w:id="20"/>
-      <w:commentRangeStart w:id="21"/>
       <w:r>
         <w:rPr>
           <w:noProof/>
@@ -10165,26 +10373,6 @@
           </wp:inline>
         </w:drawing>
       </w:r>
-      <w:commentRangeEnd w:id="20"/>
-      <w:r>
-        <w:rPr>
-          <w:rStyle w:val="Refdecomentario"/>
-          <w:i w:val="0"/>
-          <w:iCs w:val="0"/>
-          <w:color w:val="auto"/>
-        </w:rPr>
-        <w:commentReference w:id="20"/>
-      </w:r>
-      <w:commentRangeEnd w:id="21"/>
-      <w:r>
-        <w:rPr>
-          <w:rStyle w:val="Refdecomentario"/>
-          <w:i w:val="0"/>
-          <w:iCs w:val="0"/>
-          <w:color w:val="auto"/>
-        </w:rPr>
-        <w:commentReference w:id="21"/>
-      </w:r>
     </w:p>
     <w:p>
       <w:pPr>
@@ -10412,7 +10600,7 @@
         </w:rPr>
         <w:t xml:space="preserve">A </w:t>
       </w:r>
-      <w:bookmarkStart w:name="_Int_oKXPa0q7" w:id="22"/>
+      <w:bookmarkStart w:id="26" w:name="_Int_oKXPa0q7"/>
       <w:r>
         <w:rPr>
           <w:color w:val="000000" w:themeColor="text1"/>
@@ -10421,7 +10609,7 @@
         </w:rPr>
         <w:t>continuación</w:t>
       </w:r>
-      <w:bookmarkEnd w:id="22"/>
+      <w:bookmarkEnd w:id="26"/>
       <w:r>
         <w:rPr>
           <w:color w:val="000000" w:themeColor="text1"/>
@@ -10495,7 +10683,6 @@
           <w:lang w:val="es-ES_tradnl"/>
         </w:rPr>
       </w:pPr>
-      <w:commentRangeStart w:id="23"/>
       <w:r>
         <w:rPr>
           <w:noProof/>
@@ -10578,8 +10765,8 @@
           </mc:Choice>
           <mc:Fallback>
             <w:pict>
-              <v:shape id="Cuadro de texto 21" style="width:2in;height:2in;visibility:visible;mso-wrap-style:none;mso-left-percent:-10001;mso-top-percent:-10001;mso-position-horizontal:absolute;mso-position-horizontal-relative:char;mso-position-vertical:absolute;mso-position-vertical-relative:line;mso-left-percent:-10001;mso-top-percent:-10001;v-text-anchor:top" o:spid="_x0000_s1033" fillcolor="#c0504d [3205]" strokecolor="white [3201]" strokeweight="3pt" type="#_x0000_t202" o:gfxdata="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" w14:anchorId="69D6B02E">
-                <v:shadow on="t" color="black" opacity="24903f" offset="0,.55556mm" origin=",.5"/>
+              <v:shape w14:anchorId="69D6B02E" id="Cuadro de texto 21" o:spid="_x0000_s1033" type="#_x0000_t202" style="width:2in;height:2in;visibility:visible;mso-wrap-style:none;mso-left-percent:-10001;mso-top-percent:-10001;mso-position-horizontal:absolute;mso-position-horizontal-relative:char;mso-position-vertical:absolute;mso-position-vertical-relative:line;mso-left-percent:-10001;mso-top-percent:-10001;v-text-anchor:top" o:gfxdata="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" fillcolor="#c0504d [3205]" strokecolor="white [3201]" strokeweight="3pt">
+                <v:shadow on="t" color="black" opacity="24903f" origin=",.5" offset="0,.55556mm"/>
                 <v:textbox style="mso-fit-shape-to-text:t">
                   <w:txbxContent>
                     <w:p>
@@ -10614,13 +10801,6 @@
           </mc:Fallback>
         </mc:AlternateContent>
       </w:r>
-      <w:commentRangeEnd w:id="23"/>
-      <w:r>
-        <w:rPr>
-          <w:rStyle w:val="Refdecomentario"/>
-        </w:rPr>
-        <w:commentReference w:id="23"/>
-      </w:r>
       <w:r>
         <w:rPr>
           <w:color w:val="000000" w:themeColor="text1"/>
@@ -10629,7 +10809,6 @@
         </w:rPr>
         <w:t xml:space="preserve">    </w:t>
       </w:r>
-      <w:commentRangeStart w:id="24"/>
       <w:r>
         <w:rPr>
           <w:noProof/>
@@ -10722,8 +10901,8 @@
           </mc:Choice>
           <mc:Fallback>
             <w:pict>
-              <v:shape id="Cuadro de texto 22" style="width:2in;height:2in;visibility:visible;mso-wrap-style:none;mso-left-percent:-10001;mso-top-percent:-10001;mso-position-horizontal:absolute;mso-position-horizontal-relative:char;mso-position-vertical:absolute;mso-position-vertical-relative:line;mso-left-percent:-10001;mso-top-percent:-10001;v-text-anchor:top" o:spid="_x0000_s1034" fillcolor="#c0504d [3205]" strokecolor="white [3201]" strokeweight="3pt" type="#_x0000_t202" o:gfxdata="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" w14:anchorId="45F42D4A">
-                <v:shadow on="t" color="black" opacity="24903f" offset="0,.55556mm" origin=",.5"/>
+              <v:shape w14:anchorId="45F42D4A" id="Cuadro de texto 22" o:spid="_x0000_s1034" type="#_x0000_t202" style="width:2in;height:2in;visibility:visible;mso-wrap-style:none;mso-left-percent:-10001;mso-top-percent:-10001;mso-position-horizontal:absolute;mso-position-horizontal-relative:char;mso-position-vertical:absolute;mso-position-vertical-relative:line;mso-left-percent:-10001;mso-top-percent:-10001;v-text-anchor:top" o:gfxdata="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" fillcolor="#c0504d [3205]" strokecolor="white [3201]" strokeweight="3pt">
+                <v:shadow on="t" color="black" opacity="24903f" origin=",.5" offset="0,.55556mm"/>
                 <v:textbox style="mso-fit-shape-to-text:t">
                   <w:txbxContent>
                     <w:p>
@@ -10768,13 +10947,6 @@
           </mc:Fallback>
         </mc:AlternateContent>
       </w:r>
-      <w:commentRangeEnd w:id="24"/>
-      <w:r>
-        <w:rPr>
-          <w:rStyle w:val="Refdecomentario"/>
-        </w:rPr>
-        <w:commentReference w:id="24"/>
-      </w:r>
     </w:p>
     <w:p>
       <w:pPr>
@@ -10874,173 +11046,149 @@
     <w:p>
       <w:pPr>
         <w:pBdr>
-          <w:top w:val="nil" w:color="FF000000" w:sz="0" w:space="0"/>
-          <w:left w:val="nil" w:color="FF000000" w:sz="0" w:space="0"/>
-          <w:bottom w:val="nil" w:color="FF000000" w:sz="0" w:space="0"/>
-          <w:right w:val="nil" w:color="FF000000" w:sz="0" w:space="0"/>
-          <w:between w:val="nil" w:color="FF000000" w:sz="0" w:space="0"/>
+          <w:top w:val="nil"/>
+          <w:left w:val="nil"/>
+          <w:bottom w:val="nil"/>
+          <w:right w:val="nil"/>
+          <w:between w:val="nil"/>
         </w:pBdr>
         <w:autoSpaceDE w:val="0"/>
         <w:autoSpaceDN w:val="0"/>
         <w:adjustRightInd w:val="0"/>
         <w:rPr>
           <w:color w:val="000000" w:themeColor="text1"/>
-          <w:lang w:val="es-ES"/>
-        </w:rPr>
-      </w:pPr>
-      <w:r>
-        <w:rPr>
-          <w:color w:val="000000" w:themeColor="text1" w:themeTint="FF" w:themeShade="FF"/>
-          <w:lang w:val="es-ES"/>
+          <w:szCs w:val="20"/>
+          <w:lang w:val="es-ES_tradnl"/>
+        </w:rPr>
+      </w:pPr>
+      <w:r>
+        <w:rPr>
+          <w:color w:val="000000" w:themeColor="text1"/>
+          <w:szCs w:val="20"/>
+          <w:lang w:val="es-ES_tradnl"/>
         </w:rPr>
         <w:t>Asimismo,</w:t>
       </w:r>
       <w:r>
         <w:rPr>
-          <w:color w:val="000000" w:themeColor="text1" w:themeTint="FF" w:themeShade="FF"/>
-          <w:lang w:val="es-ES"/>
+          <w:color w:val="000000" w:themeColor="text1"/>
+          <w:szCs w:val="20"/>
+          <w:lang w:val="es-ES_tradnl"/>
         </w:rPr>
         <w:t xml:space="preserve"> </w:t>
       </w:r>
       <w:r>
         <w:rPr>
-          <w:color w:val="000000" w:themeColor="text1" w:themeTint="FF" w:themeShade="FF"/>
-          <w:lang w:val="es-ES"/>
+          <w:color w:val="000000" w:themeColor="text1"/>
+          <w:szCs w:val="20"/>
+          <w:lang w:val="es-ES_tradnl"/>
         </w:rPr>
         <w:t xml:space="preserve">cuando el reporte corresponde a una persona este debe hacerse en el formato de </w:t>
       </w:r>
       <w:r>
         <w:rPr>
-          <w:color w:val="000000" w:themeColor="text1" w:themeTint="FF" w:themeShade="FF"/>
-          <w:lang w:val="es-ES"/>
+          <w:color w:val="000000" w:themeColor="text1"/>
+          <w:szCs w:val="20"/>
+          <w:lang w:val="es-ES_tradnl"/>
         </w:rPr>
         <w:t>f</w:t>
       </w:r>
       <w:r>
         <w:rPr>
-          <w:color w:val="000000" w:themeColor="text1" w:themeTint="FF" w:themeShade="FF"/>
-          <w:lang w:val="es-ES"/>
+          <w:color w:val="000000" w:themeColor="text1"/>
+          <w:szCs w:val="20"/>
+          <w:lang w:val="es-ES_tradnl"/>
         </w:rPr>
         <w:t>icha de situación en salud pública individual.</w:t>
       </w:r>
       <w:r>
         <w:rPr>
-          <w:color w:val="000000" w:themeColor="text1" w:themeTint="FF" w:themeShade="FF"/>
-          <w:lang w:val="es-ES"/>
+          <w:color w:val="000000" w:themeColor="text1"/>
+          <w:szCs w:val="20"/>
+          <w:lang w:val="es-ES_tradnl"/>
         </w:rPr>
         <w:t xml:space="preserve"> </w:t>
       </w:r>
       <w:r>
         <w:rPr>
-          <w:color w:val="000000" w:themeColor="text1" w:themeTint="FF" w:themeShade="FF"/>
-          <w:lang w:val="es-ES"/>
+          <w:color w:val="000000" w:themeColor="text1"/>
+          <w:szCs w:val="20"/>
+          <w:lang w:val="es-ES_tradnl"/>
         </w:rPr>
         <w:t xml:space="preserve">Estos instrumentos pueden ser dispuestos en diversas herramientas de captura dentro de las cuales </w:t>
       </w:r>
       <w:r>
         <w:rPr>
-          <w:color w:val="000000" w:themeColor="text1" w:themeTint="FF" w:themeShade="FF"/>
-          <w:lang w:val="es-ES"/>
+          <w:color w:val="000000" w:themeColor="text1"/>
+          <w:szCs w:val="20"/>
+          <w:lang w:val="es-ES_tradnl"/>
         </w:rPr>
         <w:t xml:space="preserve">están </w:t>
       </w:r>
       <w:r>
         <w:rPr>
-          <w:color w:val="000000" w:themeColor="text1" w:themeTint="FF" w:themeShade="FF"/>
-          <w:lang w:val="es-ES"/>
+          <w:color w:val="000000" w:themeColor="text1"/>
+          <w:szCs w:val="20"/>
+          <w:lang w:val="es-ES_tradnl"/>
         </w:rPr>
         <w:t xml:space="preserve">los formularios de Google </w:t>
       </w:r>
       <w:r>
         <w:rPr>
-          <w:color w:val="000000" w:themeColor="text1" w:themeTint="FF" w:themeShade="FF"/>
-          <w:lang w:val="es-ES"/>
+          <w:color w:val="000000" w:themeColor="text1"/>
+          <w:szCs w:val="20"/>
+          <w:lang w:val="es-ES_tradnl"/>
         </w:rPr>
         <w:t>F</w:t>
       </w:r>
       <w:r>
         <w:rPr>
-          <w:color w:val="000000" w:themeColor="text1" w:themeTint="FF" w:themeShade="FF"/>
-          <w:lang w:val="es-ES"/>
-        </w:rPr>
-        <w:t>orm</w:t>
-      </w:r>
-      <w:r>
-        <w:rPr>
-          <w:color w:val="000000" w:themeColor="text1" w:themeTint="FF" w:themeShade="FF"/>
-          <w:lang w:val="es-ES"/>
-        </w:rPr>
-        <w:t>, Microsoft, entre otros; aplicativos c</w:t>
-      </w:r>
-      <w:r>
-        <w:rPr>
-          <w:color w:val="000000" w:themeColor="text1" w:themeTint="FF" w:themeShade="FF"/>
-          <w:lang w:val="es-ES"/>
+          <w:color w:val="000000" w:themeColor="text1"/>
+          <w:szCs w:val="20"/>
+          <w:lang w:val="es-ES_tradnl"/>
+        </w:rPr>
+        <w:t>orm, Microsoft, entre otros; aplicativos c</w:t>
+      </w:r>
+      <w:r>
+        <w:rPr>
+          <w:color w:val="000000" w:themeColor="text1"/>
+          <w:szCs w:val="20"/>
+          <w:lang w:val="es-ES_tradnl"/>
         </w:rPr>
         <w:t>o</w:t>
       </w:r>
       <w:r>
         <w:rPr>
-          <w:color w:val="000000" w:themeColor="text1" w:themeTint="FF" w:themeShade="FF"/>
-          <w:lang w:val="es-ES"/>
-        </w:rPr>
-        <w:t xml:space="preserve">mo el </w:t>
-      </w:r>
-      <w:r>
-        <w:rPr>
-          <w:color w:val="000000" w:themeColor="text1" w:themeTint="FF" w:themeShade="FF"/>
-          <w:lang w:val="es-ES"/>
-        </w:rPr>
-        <w:t>RedCap</w:t>
-      </w:r>
-      <w:r>
-        <w:rPr>
-          <w:color w:val="000000" w:themeColor="text1" w:themeTint="FF" w:themeShade="FF"/>
-          <w:lang w:val="es-ES"/>
-        </w:rPr>
-        <w:t xml:space="preserve"> o </w:t>
-      </w:r>
-      <w:r>
-        <w:rPr>
-          <w:color w:val="000000" w:themeColor="text1" w:themeTint="FF" w:themeShade="FF"/>
-          <w:lang w:val="es-ES"/>
-        </w:rPr>
-        <w:t>Epicollect</w:t>
-      </w:r>
-      <w:r>
-        <w:rPr>
-          <w:color w:val="000000" w:themeColor="text1" w:themeTint="FF" w:themeShade="FF"/>
-          <w:lang w:val="es-ES"/>
-        </w:rPr>
-        <w:t xml:space="preserve"> </w:t>
+          <w:color w:val="000000" w:themeColor="text1"/>
+          <w:szCs w:val="20"/>
+          <w:lang w:val="es-ES_tradnl"/>
+        </w:rPr>
+        <w:t xml:space="preserve">mo el RedCap o Epicollect </w:t>
       </w:r>
       <w:sdt>
         <w:sdtPr>
+          <w:rPr>
+            <w:color w:val="000000"/>
+            <w:szCs w:val="20"/>
+            <w:lang w:val="es-ES_tradnl"/>
+          </w:rPr>
+          <w:tag w:val="MENDELEY_CITATION_v3_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"/>
           <w:id w:val="1455134131"/>
-          <w:tag w:val="MENDELEY_CITATION_v3_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"/>
           <w:placeholder>
             <w:docPart w:val="DefaultPlaceholder_-1854013440"/>
           </w:placeholder>
-          <w:rPr>
-            <w:color w:val="000000" w:themeColor="text1" w:themeTint="FF" w:themeShade="FF"/>
-            <w:lang w:val="es-ES"/>
-          </w:rPr>
         </w:sdtPr>
+        <w:sdtEndPr/>
         <w:sdtContent>
           <w:r>
             <w:rPr>
-              <w:color w:val="000000" w:themeColor="text1" w:themeTint="FF" w:themeShade="FF"/>
-              <w:lang w:val="es-ES"/>
+              <w:color w:val="000000"/>
+              <w:szCs w:val="20"/>
+              <w:lang w:val="es-ES_tradnl"/>
             </w:rPr>
             <w:t>(Instituto Nacional de Salud, 2023).</w:t>
           </w:r>
         </w:sdtContent>
-        <w:sdtEndPr>
-          <w:rPr>
-            <w:color w:val="000000" w:themeColor="text1" w:themeTint="FF" w:themeShade="FF"/>
-            <w:lang w:val="es-ES"/>
-          </w:rPr>
-        </w:sdtEndPr>
       </w:sdt>
     </w:p>
     <w:p>
@@ -11107,137 +11255,155 @@
     <w:p>
       <w:pPr>
         <w:pBdr>
-          <w:top w:val="nil" w:color="FF000000" w:sz="0" w:space="0"/>
-          <w:left w:val="nil" w:color="FF000000" w:sz="0" w:space="0"/>
-          <w:bottom w:val="nil" w:color="FF000000" w:sz="0" w:space="0"/>
-          <w:right w:val="nil" w:color="FF000000" w:sz="0" w:space="0"/>
-          <w:between w:val="nil" w:color="FF000000" w:sz="0" w:space="0"/>
+          <w:top w:val="nil"/>
+          <w:left w:val="nil"/>
+          <w:bottom w:val="nil"/>
+          <w:right w:val="nil"/>
+          <w:between w:val="nil"/>
         </w:pBdr>
         <w:rPr>
           <w:color w:val="000000" w:themeColor="text1"/>
-          <w:lang w:val="es-ES"/>
-        </w:rPr>
-      </w:pPr>
-      <w:r>
-        <w:rPr>
-          <w:color w:val="000000" w:themeColor="text1" w:themeTint="FF" w:themeShade="FF"/>
-          <w:lang w:val="es-ES"/>
+          <w:szCs w:val="20"/>
+          <w:lang w:val="es-ES_tradnl"/>
+        </w:rPr>
+      </w:pPr>
+      <w:r>
+        <w:rPr>
+          <w:color w:val="000000" w:themeColor="text1"/>
+          <w:szCs w:val="20"/>
+          <w:lang w:val="es-ES_tradnl"/>
         </w:rPr>
         <w:t xml:space="preserve">Los canales de reporte a emplear dependen de lo establecido en </w:t>
       </w:r>
       <w:r>
         <w:rPr>
-          <w:color w:val="000000" w:themeColor="text1" w:themeTint="FF" w:themeShade="FF"/>
-          <w:lang w:val="es-ES"/>
+          <w:color w:val="000000" w:themeColor="text1"/>
+          <w:szCs w:val="20"/>
+          <w:lang w:val="es-ES_tradnl"/>
         </w:rPr>
         <w:t>la</w:t>
       </w:r>
       <w:r>
         <w:rPr>
-          <w:color w:val="000000" w:themeColor="text1" w:themeTint="FF" w:themeShade="FF"/>
-          <w:lang w:val="es-ES"/>
+          <w:color w:val="000000" w:themeColor="text1"/>
+          <w:szCs w:val="20"/>
+          <w:lang w:val="es-ES_tradnl"/>
         </w:rPr>
         <w:t xml:space="preserve"> </w:t>
       </w:r>
       <w:r>
         <w:rPr>
-          <w:color w:val="000000" w:themeColor="text1" w:themeTint="FF" w:themeShade="FF"/>
-          <w:lang w:val="es-ES"/>
+          <w:color w:val="000000" w:themeColor="text1"/>
+          <w:szCs w:val="20"/>
+          <w:lang w:val="es-ES_tradnl"/>
         </w:rPr>
         <w:t xml:space="preserve">REVCOM </w:t>
       </w:r>
       <w:r>
         <w:rPr>
-          <w:color w:val="000000" w:themeColor="text1" w:themeTint="FF" w:themeShade="FF"/>
-          <w:lang w:val="es-ES"/>
+          <w:color w:val="000000" w:themeColor="text1"/>
+          <w:szCs w:val="20"/>
+          <w:lang w:val="es-ES_tradnl"/>
         </w:rPr>
         <w:t>y la institucionalidad, con base en las facilidades de conexión en el territorio</w:t>
       </w:r>
       <w:r>
         <w:rPr>
-          <w:color w:val="000000" w:themeColor="text1" w:themeTint="FF" w:themeShade="FF"/>
-          <w:lang w:val="es-ES"/>
+          <w:color w:val="000000" w:themeColor="text1"/>
+          <w:szCs w:val="20"/>
+          <w:lang w:val="es-ES_tradnl"/>
         </w:rPr>
         <w:t xml:space="preserve"> entre las redes y las instituciones</w:t>
       </w:r>
       <w:r>
         <w:rPr>
-          <w:color w:val="000000" w:themeColor="text1" w:themeTint="FF" w:themeShade="FF"/>
-          <w:lang w:val="es-ES"/>
+          <w:color w:val="000000" w:themeColor="text1"/>
+          <w:szCs w:val="20"/>
+          <w:lang w:val="es-ES_tradnl"/>
         </w:rPr>
         <w:t xml:space="preserve">. Estos pueden ser diversos </w:t>
       </w:r>
       <w:r>
         <w:rPr>
-          <w:color w:val="000000" w:themeColor="text1" w:themeTint="FF" w:themeShade="FF"/>
-          <w:lang w:val="es-ES"/>
+          <w:color w:val="000000" w:themeColor="text1"/>
+          <w:szCs w:val="20"/>
+          <w:lang w:val="es-ES_tradnl"/>
         </w:rPr>
         <w:t>según</w:t>
       </w:r>
       <w:r>
         <w:rPr>
-          <w:color w:val="000000" w:themeColor="text1" w:themeTint="FF" w:themeShade="FF"/>
-          <w:lang w:val="es-ES"/>
+          <w:color w:val="000000" w:themeColor="text1"/>
+          <w:szCs w:val="20"/>
+          <w:lang w:val="es-ES_tradnl"/>
         </w:rPr>
         <w:t xml:space="preserve"> los medios tecnológicos (aplicaciones móviles, plataformas </w:t>
       </w:r>
       <w:r>
         <w:rPr>
-          <w:i w:val="1"/>
-          <w:iCs w:val="1"/>
-          <w:color w:val="000000" w:themeColor="text1" w:themeTint="FF" w:themeShade="FF"/>
-          <w:lang w:val="es-ES"/>
+          <w:i/>
+          <w:iCs/>
+          <w:color w:val="000000" w:themeColor="text1"/>
+          <w:szCs w:val="20"/>
+          <w:lang w:val="es-ES_tradnl"/>
         </w:rPr>
         <w:t>web</w:t>
       </w:r>
       <w:r>
         <w:rPr>
-          <w:color w:val="000000" w:themeColor="text1" w:themeTint="FF" w:themeShade="FF"/>
-          <w:lang w:val="es-ES"/>
+          <w:color w:val="000000" w:themeColor="text1"/>
+          <w:szCs w:val="20"/>
+          <w:lang w:val="es-ES_tradnl"/>
         </w:rPr>
         <w:t xml:space="preserve">, </w:t>
       </w:r>
       <w:r>
         <w:rPr>
-          <w:i w:val="1"/>
-          <w:iCs w:val="1"/>
-          <w:color w:val="000000" w:themeColor="text1" w:themeTint="FF" w:themeShade="FF"/>
-          <w:lang w:val="es-ES"/>
+          <w:i/>
+          <w:iCs/>
+          <w:color w:val="000000" w:themeColor="text1"/>
+          <w:szCs w:val="20"/>
+          <w:lang w:val="es-ES_tradnl"/>
         </w:rPr>
         <w:t>bots</w:t>
       </w:r>
       <w:r>
         <w:rPr>
-          <w:color w:val="000000" w:themeColor="text1" w:themeTint="FF" w:themeShade="FF"/>
-          <w:lang w:val="es-ES"/>
+          <w:color w:val="000000" w:themeColor="text1"/>
+          <w:szCs w:val="20"/>
+          <w:lang w:val="es-ES_tradnl"/>
         </w:rPr>
         <w:t>), mensajería celular, llamadas telefónicas, radio</w:t>
       </w:r>
       <w:r>
         <w:rPr>
-          <w:color w:val="000000" w:themeColor="text1" w:themeTint="FF" w:themeShade="FF"/>
-          <w:lang w:val="es-ES"/>
+          <w:color w:val="000000" w:themeColor="text1"/>
+          <w:szCs w:val="20"/>
+          <w:lang w:val="es-ES_tradnl"/>
         </w:rPr>
         <w:t xml:space="preserve"> </w:t>
       </w:r>
       <w:r>
         <w:rPr>
-          <w:color w:val="000000" w:themeColor="text1" w:themeTint="FF" w:themeShade="FF"/>
-          <w:lang w:val="es-ES"/>
+          <w:color w:val="000000" w:themeColor="text1"/>
+          <w:szCs w:val="20"/>
+          <w:lang w:val="es-ES_tradnl"/>
         </w:rPr>
         <w:t>-</w:t>
       </w:r>
       <w:r>
         <w:rPr>
-          <w:color w:val="000000" w:themeColor="text1" w:themeTint="FF" w:themeShade="FF"/>
-          <w:lang w:val="es-ES"/>
+          <w:color w:val="000000" w:themeColor="text1"/>
+          <w:szCs w:val="20"/>
+          <w:lang w:val="es-ES_tradnl"/>
         </w:rPr>
         <w:t xml:space="preserve"> </w:t>
       </w:r>
       <w:r>
         <w:rPr>
-          <w:color w:val="000000" w:themeColor="text1" w:themeTint="FF" w:themeShade="FF"/>
-          <w:lang w:val="es-ES"/>
+          <w:color w:val="000000" w:themeColor="text1"/>
+          <w:szCs w:val="20"/>
+          <w:lang w:val="es-ES_tradnl"/>
         </w:rPr>
         <w:t xml:space="preserve">comunicación, emisoras comunitarias y voz a voz. </w:t>
       </w:r>
@@ -11452,7 +11618,7 @@
           <w:lang w:val="es-ES_tradnl"/>
         </w:rPr>
       </w:pPr>
-      <w:bookmarkStart w:name="_Toc213964858" w:id="25"/>
+      <w:bookmarkStart w:id="27" w:name="_Toc213964858"/>
       <w:r>
         <w:rPr>
           <w:szCs w:val="20"/>
@@ -11488,7 +11654,7 @@
         </w:rPr>
         <w:t xml:space="preserve"> el reporte</w:t>
       </w:r>
-      <w:bookmarkEnd w:id="25"/>
+      <w:bookmarkEnd w:id="27"/>
     </w:p>
     <w:p>
       <w:pPr>
@@ -11512,7 +11678,47 @@
           <w:szCs w:val="20"/>
           <w:lang w:val="es-ES_tradnl"/>
         </w:rPr>
-        <w:t xml:space="preserve">Los actores involucrados en la comunicación de las situaciones de interés en salud pública son la </w:t>
+        <w:t xml:space="preserve">Los actores involucrados en la comunicación de las situaciones de interés en salud pública </w:t>
+      </w:r>
+      <w:r>
+        <w:rPr>
+          <w:color w:val="000000" w:themeColor="text1"/>
+          <w:szCs w:val="20"/>
+          <w:lang w:val="es-ES_tradnl"/>
+        </w:rPr>
+        <w:t>conforma</w:t>
+      </w:r>
+      <w:commentRangeStart w:id="28"/>
+      <w:commentRangeStart w:id="29"/>
+      <w:r>
+        <w:rPr>
+          <w:color w:val="000000" w:themeColor="text1"/>
+          <w:szCs w:val="20"/>
+          <w:lang w:val="es-ES_tradnl"/>
+        </w:rPr>
+        <w:t>n</w:t>
+      </w:r>
+      <w:commentRangeEnd w:id="28"/>
+      <w:r>
+        <w:rPr>
+          <w:rStyle w:val="Refdecomentario"/>
+        </w:rPr>
+        <w:commentReference w:id="28"/>
+      </w:r>
+      <w:commentRangeEnd w:id="29"/>
+      <w:r>
+        <w:rPr>
+          <w:rStyle w:val="Refdecomentario"/>
+        </w:rPr>
+        <w:commentReference w:id="29"/>
+      </w:r>
+      <w:r>
+        <w:rPr>
+          <w:color w:val="000000" w:themeColor="text1"/>
+          <w:szCs w:val="20"/>
+          <w:lang w:val="es-ES_tradnl"/>
+        </w:rPr>
+        <w:t xml:space="preserve"> la </w:t>
       </w:r>
       <w:r>
         <w:rPr>
@@ -11694,7 +11900,7 @@
           <w:lang w:val="es-ES_tradnl"/>
         </w:rPr>
       </w:pPr>
-      <w:bookmarkStart w:name="_Toc213964859" w:id="26"/>
+      <w:bookmarkStart w:id="30" w:name="_Toc213964859"/>
       <w:r>
         <w:rPr>
           <w:szCs w:val="20"/>
@@ -11723,7 +11929,7 @@
         </w:rPr>
         <w:t>de la Red de Vigilancia Epidemiológica Comunitaria</w:t>
       </w:r>
-      <w:bookmarkEnd w:id="26"/>
+      <w:bookmarkEnd w:id="30"/>
     </w:p>
     <w:p>
       <w:pPr>
@@ -11889,8 +12095,9 @@
         </w:rPr>
       </w:pPr>
     </w:p>
+    <w:commentRangeStart w:id="31"/>
+    <w:commentRangeStart w:id="32"/>
     <w:p>
-      <w:commentRangeStart w:id="27"/>
       <w:r>
         <w:rPr>
           <w:noProof/>
@@ -12020,8 +12227,8 @@
           </mc:Choice>
           <mc:Fallback>
             <w:pict>
-              <v:shape id="Cuadro de texto 14" style="width:2in;height:2in;visibility:visible;mso-wrap-style:none;mso-left-percent:-10001;mso-top-percent:-10001;mso-position-horizontal:absolute;mso-position-horizontal-relative:char;mso-position-vertical:absolute;mso-position-vertical-relative:line;mso-left-percent:-10001;mso-top-percent:-10001;v-text-anchor:top" o:spid="_x0000_s1035" fillcolor="#c0504d [3205]" strokecolor="white [3201]" strokeweight="3pt" type="#_x0000_t202" o:gfxdata="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" w14:anchorId="4E6983A2">
-                <v:shadow on="t" color="black" opacity="24903f" offset="0,.55556mm" origin=",.5"/>
+              <v:shape w14:anchorId="4E6983A2" id="Cuadro de texto 14" o:spid="_x0000_s1035" type="#_x0000_t202" style="width:2in;height:2in;visibility:visible;mso-wrap-style:none;mso-left-percent:-10001;mso-top-percent:-10001;mso-position-horizontal:absolute;mso-position-horizontal-relative:char;mso-position-vertical:absolute;mso-position-vertical-relative:line;mso-left-percent:-10001;mso-top-percent:-10001;v-text-anchor:top" o:gfxdata="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" fillcolor="#c0504d [3205]" strokecolor="white [3201]" strokeweight="3pt">
+                <v:shadow on="t" color="black" opacity="24903f" origin=",.5" offset="0,.55556mm"/>
                 <v:textbox style="mso-fit-shape-to-text:t">
                   <w:txbxContent>
                     <w:p>
@@ -12103,12 +12310,19 @@
           </mc:Fallback>
         </mc:AlternateContent>
       </w:r>
-      <w:commentRangeEnd w:id="27"/>
+      <w:commentRangeEnd w:id="31"/>
+      <w:commentRangeEnd w:id="32"/>
       <w:r>
         <w:rPr>
           <w:rStyle w:val="Refdecomentario"/>
         </w:rPr>
-        <w:commentReference w:id="27"/>
+        <w:commentReference w:id="32"/>
+      </w:r>
+      <w:r>
+        <w:rPr>
+          <w:rStyle w:val="Refdecomentario"/>
+        </w:rPr>
+        <w:commentReference w:id="31"/>
       </w:r>
     </w:p>
     <w:p>
@@ -12204,102 +12418,81 @@
         </w:rPr>
       </w:pPr>
     </w:p>
-    <w:p w14:noSpellErr="1">
+    <w:p>
       <w:pPr>
         <w:pBdr>
-          <w:top w:val="nil" w:color="FF000000" w:sz="0" w:space="0"/>
-          <w:left w:val="nil" w:color="FF000000" w:sz="0" w:space="0"/>
-          <w:bottom w:val="nil" w:color="FF000000" w:sz="0" w:space="0"/>
-          <w:right w:val="nil" w:color="FF000000" w:sz="0" w:space="0"/>
-          <w:between w:val="nil" w:color="FF000000" w:sz="0" w:space="0"/>
+          <w:top w:val="nil"/>
+          <w:left w:val="nil"/>
+          <w:bottom w:val="nil"/>
+          <w:right w:val="nil"/>
+          <w:between w:val="nil"/>
         </w:pBdr>
         <w:jc w:val="both"/>
         <w:rPr>
           <w:color w:val="000000" w:themeColor="text1"/>
-          <w:lang w:val="es-ES"/>
-        </w:rPr>
-      </w:pPr>
-      <w:r>
-        <w:rPr>
-          <w:color w:val="000000" w:themeColor="text1" w:themeTint="FF" w:themeShade="FF"/>
-          <w:lang w:val="es-ES"/>
+          <w:szCs w:val="20"/>
+          <w:lang w:val="es-ES_tradnl"/>
+        </w:rPr>
+      </w:pPr>
+      <w:r>
+        <w:rPr>
+          <w:color w:val="000000" w:themeColor="text1"/>
+          <w:szCs w:val="20"/>
+          <w:lang w:val="es-ES_tradnl"/>
         </w:rPr>
         <w:t>Cuando no se cuenta con acceso a internet el reporte es posible realizarlo teniendo en cuenta los siguientes exploradores</w:t>
       </w:r>
       <w:r>
         <w:rPr>
-          <w:color w:val="000000" w:themeColor="text1" w:themeTint="FF" w:themeShade="FF"/>
-          <w:lang w:val="es-ES"/>
-        </w:rPr>
-        <w:t xml:space="preserve">, </w:t>
-      </w:r>
-      <w:r>
-        <w:rPr>
-          <w:color w:val="000000" w:themeColor="text1" w:themeTint="FF" w:themeShade="FF"/>
-          <w:lang w:val="es-ES"/>
-        </w:rPr>
-        <w:t>de acuerdo a</w:t>
-      </w:r>
-      <w:r>
-        <w:rPr>
-          <w:color w:val="000000" w:themeColor="text1" w:themeTint="FF" w:themeShade="FF"/>
-          <w:lang w:val="es-ES"/>
-        </w:rPr>
-        <w:t xml:space="preserve"> lo expuesto </w:t>
-      </w:r>
-      <w:commentRangeStart w:id="28"/>
-      <w:r>
-        <w:rPr>
-          <w:color w:val="000000" w:themeColor="text1" w:themeTint="FF" w:themeShade="FF"/>
-          <w:lang w:val="es-ES"/>
-        </w:rPr>
-        <w:t xml:space="preserve">por </w:t>
+          <w:color w:val="000000" w:themeColor="text1"/>
+          <w:szCs w:val="20"/>
+          <w:lang w:val="es-ES_tradnl"/>
+        </w:rPr>
+        <w:t xml:space="preserve">, de acuerdo a lo expuesto por </w:t>
       </w:r>
       <w:r>
         <w:rPr>
           <w:rFonts w:eastAsia="Times New Roman"/>
-          <w:color w:val="000000" w:themeColor="text1" w:themeTint="FF" w:themeShade="FF"/>
-          <w:lang w:val="es-ES"/>
+          <w:color w:val="000000"/>
+          <w:szCs w:val="20"/>
+          <w:lang w:val="es-ES_tradnl"/>
         </w:rPr>
         <w:t>ICONOI</w:t>
       </w:r>
       <w:r>
         <w:rPr>
           <w:rFonts w:eastAsia="Times New Roman"/>
-          <w:color w:val="000000" w:themeColor="text1" w:themeTint="FF" w:themeShade="FF"/>
-          <w:lang w:val="es-ES"/>
+          <w:color w:val="000000"/>
+          <w:szCs w:val="20"/>
+          <w:lang w:val="es-ES_tradnl"/>
         </w:rPr>
         <w:t xml:space="preserve"> (</w:t>
       </w:r>
       <w:r>
         <w:rPr>
           <w:rFonts w:eastAsia="Times New Roman"/>
-          <w:color w:val="000000" w:themeColor="text1" w:themeTint="FF" w:themeShade="FF"/>
-          <w:lang w:val="es-ES"/>
+          <w:color w:val="000000"/>
+          <w:szCs w:val="20"/>
+          <w:lang w:val="es-ES_tradnl"/>
         </w:rPr>
         <w:t>2025</w:t>
       </w:r>
       <w:r>
         <w:rPr>
           <w:rFonts w:eastAsia="Times New Roman"/>
-          <w:color w:val="000000" w:themeColor="text1" w:themeTint="FF" w:themeShade="FF"/>
-          <w:lang w:val="es-ES"/>
+          <w:color w:val="000000"/>
+          <w:szCs w:val="20"/>
+          <w:lang w:val="es-ES_tradnl"/>
         </w:rPr>
         <w:t>)</w:t>
       </w:r>
       <w:r>
         <w:rPr>
-          <w:color w:val="000000" w:themeColor="text1" w:themeTint="FF" w:themeShade="FF"/>
-          <w:lang w:val="es-ES"/>
+          <w:color w:val="000000" w:themeColor="text1"/>
+          <w:szCs w:val="20"/>
+          <w:lang w:val="es-ES_tradnl"/>
         </w:rPr>
         <w:t xml:space="preserve">: </w:t>
-      </w:r>
-      <w:commentRangeEnd w:id="28"/>
-      <w:r>
-        <w:rPr>
-          <w:rStyle w:val="CommentReference"/>
-        </w:rPr>
-        <w:commentReference w:id="28"/>
       </w:r>
     </w:p>
     <w:p>
@@ -12471,7 +12664,23 @@
           <w:szCs w:val="20"/>
           <w:lang w:val="es-ES_tradnl"/>
         </w:rPr>
-        <w:t>De la versión 70+ en adelante, la versión más actualizada es la 134. Permite instalación es escritorio y en versiones móviles.</w:t>
+        <w:t xml:space="preserve">De la versión 70+ en adelante, la versión más actualizada es la </w:t>
+      </w:r>
+      <w:r>
+        <w:rPr>
+          <w:color w:val="000000" w:themeColor="text1"/>
+          <w:szCs w:val="20"/>
+          <w:lang w:val="es-ES_tradnl"/>
+        </w:rPr>
+        <w:t>145</w:t>
+      </w:r>
+      <w:r>
+        <w:rPr>
+          <w:color w:val="000000" w:themeColor="text1"/>
+          <w:szCs w:val="20"/>
+          <w:lang w:val="es-ES_tradnl"/>
+        </w:rPr>
+        <w:t>. Permite instalación es escritorio y en versiones móviles.</w:t>
       </w:r>
     </w:p>
     <w:p>
@@ -12608,7 +12817,47 @@
           <w:szCs w:val="20"/>
           <w:lang w:val="es-ES_tradnl"/>
         </w:rPr>
-        <w:t>De la versión 79 en adelante, la versión más actualizada es la 135. Permite instalación es escritorio y en versiones móviles.</w:t>
+        <w:t xml:space="preserve">De la versión 79 en adelante, la versión más actualizada es la 135. Permite instalación </w:t>
+      </w:r>
+      <w:commentRangeStart w:id="33"/>
+      <w:commentRangeStart w:id="34"/>
+      <w:r>
+        <w:rPr>
+          <w:color w:val="000000" w:themeColor="text1"/>
+          <w:szCs w:val="20"/>
+          <w:lang w:val="es-ES_tradnl"/>
+        </w:rPr>
+        <w:t>e</w:t>
+      </w:r>
+      <w:commentRangeEnd w:id="33"/>
+      <w:r>
+        <w:rPr>
+          <w:rStyle w:val="Refdecomentario"/>
+        </w:rPr>
+        <w:commentReference w:id="33"/>
+      </w:r>
+      <w:commentRangeEnd w:id="34"/>
+      <w:r>
+        <w:rPr>
+          <w:rStyle w:val="Refdecomentario"/>
+        </w:rPr>
+        <w:commentReference w:id="34"/>
+      </w:r>
+      <w:r>
+        <w:rPr>
+          <w:color w:val="000000" w:themeColor="text1"/>
+          <w:szCs w:val="20"/>
+          <w:lang w:val="es-ES_tradnl"/>
+        </w:rPr>
+        <w:t>n</w:t>
+      </w:r>
+      <w:r>
+        <w:rPr>
+          <w:color w:val="000000" w:themeColor="text1"/>
+          <w:szCs w:val="20"/>
+          <w:lang w:val="es-ES_tradnl"/>
+        </w:rPr>
+        <w:t xml:space="preserve"> escritorio y en versiones móviles.</w:t>
       </w:r>
     </w:p>
     <w:p>
@@ -12745,7 +12994,47 @@
           <w:szCs w:val="20"/>
           <w:lang w:val="es-ES_tradnl"/>
         </w:rPr>
-        <w:t>De la versión 11.3 a la 18.x. No permite la instalación es escritorio, en versión móvil sí.</w:t>
+        <w:t xml:space="preserve">De la versión 11.3 a la 18.x. No permite la instalación </w:t>
+      </w:r>
+      <w:commentRangeStart w:id="35"/>
+      <w:commentRangeStart w:id="36"/>
+      <w:r>
+        <w:rPr>
+          <w:color w:val="000000" w:themeColor="text1"/>
+          <w:szCs w:val="20"/>
+          <w:lang w:val="es-ES_tradnl"/>
+        </w:rPr>
+        <w:t>e</w:t>
+      </w:r>
+      <w:commentRangeEnd w:id="35"/>
+      <w:r>
+        <w:rPr>
+          <w:rStyle w:val="Refdecomentario"/>
+        </w:rPr>
+        <w:commentReference w:id="35"/>
+      </w:r>
+      <w:commentRangeEnd w:id="36"/>
+      <w:r>
+        <w:rPr>
+          <w:rStyle w:val="Refdecomentario"/>
+        </w:rPr>
+        <w:commentReference w:id="36"/>
+      </w:r>
+      <w:r>
+        <w:rPr>
+          <w:color w:val="000000" w:themeColor="text1"/>
+          <w:szCs w:val="20"/>
+          <w:lang w:val="es-ES_tradnl"/>
+        </w:rPr>
+        <w:t>n</w:t>
+      </w:r>
+      <w:r>
+        <w:rPr>
+          <w:color w:val="000000" w:themeColor="text1"/>
+          <w:szCs w:val="20"/>
+          <w:lang w:val="es-ES_tradnl"/>
+        </w:rPr>
+        <w:t xml:space="preserve"> escritorio, en versión móvil sí.</w:t>
       </w:r>
     </w:p>
     <w:p>
@@ -12876,35 +13165,70 @@
         </w:drawing>
       </w:r>
     </w:p>
-    <w:p w14:noSpellErr="1">
+    <w:p>
       <w:pPr>
         <w:pStyle w:val="Prrafodelista"/>
         <w:pBdr>
-          <w:top w:val="nil" w:color="FF000000" w:sz="0" w:space="0"/>
-          <w:left w:val="nil" w:color="FF000000" w:sz="0" w:space="0"/>
-          <w:bottom w:val="nil" w:color="FF000000" w:sz="0" w:space="0"/>
-          <w:right w:val="nil" w:color="FF000000" w:sz="0" w:space="0"/>
-          <w:between w:val="nil" w:color="FF000000" w:sz="0" w:space="0"/>
+          <w:top w:val="nil"/>
+          <w:left w:val="nil"/>
+          <w:bottom w:val="nil"/>
+          <w:right w:val="nil"/>
+          <w:between w:val="nil"/>
         </w:pBdr>
         <w:jc w:val="both"/>
         <w:rPr>
           <w:color w:val="000000" w:themeColor="text1"/>
-          <w:lang w:val="es-ES"/>
-        </w:rPr>
-      </w:pPr>
-      <w:r>
-        <w:rPr>
-          <w:color w:val="000000" w:themeColor="text1" w:themeTint="FF" w:themeShade="FF"/>
-          <w:lang w:val="es-ES"/>
-        </w:rPr>
-        <w:t>De la versión 79 en adelante, la versión más actualizada es la 136.</w:t>
-      </w:r>
-      <w:r>
-        <w:rPr>
-          <w:color w:val="000000" w:themeColor="text1" w:themeTint="FF" w:themeShade="FF"/>
-          <w:lang w:val="es-ES"/>
-        </w:rPr>
-        <w:t xml:space="preserve"> No permite la instalación es escritorio, ni en versión móvil.</w:t>
+          <w:szCs w:val="20"/>
+          <w:lang w:val="es-ES_tradnl"/>
+        </w:rPr>
+      </w:pPr>
+      <w:r>
+        <w:rPr>
+          <w:color w:val="000000" w:themeColor="text1"/>
+          <w:szCs w:val="20"/>
+          <w:lang w:val="es-ES_tradnl"/>
+        </w:rPr>
+        <w:t xml:space="preserve">De la versión 79 en adelante, la versión más actualizada es la 136. No permite la instalación </w:t>
+      </w:r>
+      <w:commentRangeStart w:id="37"/>
+      <w:commentRangeStart w:id="38"/>
+      <w:r>
+        <w:rPr>
+          <w:color w:val="000000" w:themeColor="text1"/>
+          <w:szCs w:val="20"/>
+          <w:lang w:val="es-ES_tradnl"/>
+        </w:rPr>
+        <w:t>e</w:t>
+      </w:r>
+      <w:commentRangeEnd w:id="37"/>
+      <w:r>
+        <w:rPr>
+          <w:rStyle w:val="Refdecomentario"/>
+        </w:rPr>
+        <w:commentReference w:id="37"/>
+      </w:r>
+      <w:commentRangeEnd w:id="38"/>
+      <w:r>
+        <w:rPr>
+          <w:rStyle w:val="Refdecomentario"/>
+        </w:rPr>
+        <w:commentReference w:id="38"/>
+      </w:r>
+      <w:r>
+        <w:rPr>
+          <w:color w:val="000000" w:themeColor="text1"/>
+          <w:szCs w:val="20"/>
+          <w:lang w:val="es-ES_tradnl"/>
+        </w:rPr>
+        <w:t>n</w:t>
+      </w:r>
+      <w:r>
+        <w:rPr>
+          <w:color w:val="000000" w:themeColor="text1"/>
+          <w:szCs w:val="20"/>
+          <w:lang w:val="es-ES_tradnl"/>
+        </w:rPr>
+        <w:t xml:space="preserve"> escritorio, ni en versión móvil.</w:t>
       </w:r>
     </w:p>
     <w:p>
@@ -13048,7 +13372,47 @@
           <w:szCs w:val="20"/>
           <w:lang w:val="es-ES_tradnl"/>
         </w:rPr>
-        <w:t>Permite instalación es escritorio y en versiones móviles</w:t>
+        <w:t xml:space="preserve">Permite instalación </w:t>
+      </w:r>
+      <w:commentRangeStart w:id="39"/>
+      <w:commentRangeStart w:id="40"/>
+      <w:r>
+        <w:rPr>
+          <w:color w:val="000000" w:themeColor="text1"/>
+          <w:szCs w:val="20"/>
+          <w:lang w:val="es-ES_tradnl"/>
+        </w:rPr>
+        <w:t>e</w:t>
+      </w:r>
+      <w:commentRangeEnd w:id="39"/>
+      <w:r>
+        <w:rPr>
+          <w:rStyle w:val="Refdecomentario"/>
+        </w:rPr>
+        <w:commentReference w:id="39"/>
+      </w:r>
+      <w:commentRangeEnd w:id="40"/>
+      <w:r>
+        <w:rPr>
+          <w:rStyle w:val="Refdecomentario"/>
+        </w:rPr>
+        <w:commentReference w:id="40"/>
+      </w:r>
+      <w:r>
+        <w:rPr>
+          <w:color w:val="000000" w:themeColor="text1"/>
+          <w:szCs w:val="20"/>
+          <w:lang w:val="es-ES_tradnl"/>
+        </w:rPr>
+        <w:t>n</w:t>
+      </w:r>
+      <w:r>
+        <w:rPr>
+          <w:color w:val="000000" w:themeColor="text1"/>
+          <w:szCs w:val="20"/>
+          <w:lang w:val="es-ES_tradnl"/>
+        </w:rPr>
+        <w:t xml:space="preserve"> escritorio y en versiones móviles</w:t>
       </w:r>
       <w:r>
         <w:rPr>
@@ -13086,7 +13450,6 @@
       </w:pPr>
     </w:p>
     <w:p>
-      <w:commentRangeStart w:id="29"/>
       <w:r>
         <w:rPr>
           <w:noProof/>
@@ -13242,8 +13605,8 @@
           </mc:Choice>
           <mc:Fallback>
             <w:pict>
-              <v:shape id="Cuadro de texto 15" style="width:2in;height:2in;visibility:visible;mso-wrap-style:none;mso-left-percent:-10001;mso-top-percent:-10001;mso-position-horizontal:absolute;mso-position-horizontal-relative:char;mso-position-vertical:absolute;mso-position-vertical-relative:line;mso-left-percent:-10001;mso-top-percent:-10001;v-text-anchor:top" o:spid="_x0000_s1036" fillcolor="#c0504d [3205]" strokecolor="white [3201]" strokeweight="3pt" type="#_x0000_t202" o:gfxdata="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" w14:anchorId="49C9EC35">
-                <v:shadow on="t" color="black" opacity="24903f" offset="0,.55556mm" origin=",.5"/>
+              <v:shape w14:anchorId="49C9EC35" id="Cuadro de texto 15" o:spid="_x0000_s1036" type="#_x0000_t202" style="width:2in;height:2in;visibility:visible;mso-wrap-style:none;mso-left-percent:-10001;mso-top-percent:-10001;mso-position-horizontal:absolute;mso-position-horizontal-relative:char;mso-position-vertical:absolute;mso-position-vertical-relative:line;mso-left-percent:-10001;mso-top-percent:-10001;v-text-anchor:top" o:gfxdata="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" fillcolor="#c0504d [3205]" strokecolor="white [3201]" strokeweight="3pt">
+                <v:shadow on="t" color="black" opacity="24903f" origin=",.5" offset="0,.55556mm"/>
                 <v:textbox style="mso-fit-shape-to-text:t">
                   <w:txbxContent>
                     <w:p>
@@ -13351,13 +13714,6 @@
           </mc:Fallback>
         </mc:AlternateContent>
       </w:r>
-      <w:commentRangeEnd w:id="29"/>
-      <w:r>
-        <w:rPr>
-          <w:rStyle w:val="Refdecomentario"/>
-        </w:rPr>
-        <w:commentReference w:id="29"/>
-      </w:r>
     </w:p>
     <w:p>
       <w:pPr>
@@ -13376,12 +13732,11 @@
         <w:jc w:val="both"/>
         <w:textAlignment w:val="baseline"/>
         <w:rPr>
-          <w:rFonts w:ascii="Segoe UI" w:hAnsi="Segoe UI" w:eastAsia="Times New Roman" w:cs="Segoe UI"/>
+          <w:rFonts w:ascii="Segoe UI" w:eastAsia="Times New Roman" w:hAnsi="Segoe UI" w:cs="Segoe UI"/>
           <w:sz w:val="18"/>
           <w:szCs w:val="18"/>
         </w:rPr>
       </w:pPr>
-      <w:commentRangeStart w:id="30"/>
       <w:r>
         <w:rPr>
           <w:rFonts w:eastAsia="Times New Roman"/>
@@ -13433,13 +13788,6 @@
           <w:szCs w:val="20"/>
         </w:rPr>
         <w:t> </w:t>
-      </w:r>
-      <w:commentRangeEnd w:id="30"/>
-      <w:r>
-        <w:rPr>
-          <w:rStyle w:val="Refdecomentario"/>
-        </w:rPr>
-        <w:commentReference w:id="30"/>
       </w:r>
     </w:p>
     <w:p>
@@ -13448,7 +13796,7 @@
         <w:jc w:val="both"/>
         <w:textAlignment w:val="baseline"/>
         <w:rPr>
-          <w:rFonts w:ascii="Segoe UI" w:hAnsi="Segoe UI" w:eastAsia="Times New Roman" w:cs="Segoe UI"/>
+          <w:rFonts w:ascii="Segoe UI" w:eastAsia="Times New Roman" w:hAnsi="Segoe UI" w:cs="Segoe UI"/>
           <w:sz w:val="18"/>
           <w:szCs w:val="18"/>
         </w:rPr>
@@ -13475,8 +13823,8 @@
           <w:lang w:val="es-ES_tradnl"/>
         </w:rPr>
       </w:pPr>
-      <w:bookmarkStart w:name="_Toc213713950" w:id="31"/>
-      <w:bookmarkStart w:name="_Toc213964860" w:id="32"/>
+      <w:bookmarkStart w:id="41" w:name="_Toc213713950"/>
+      <w:bookmarkStart w:id="42" w:name="_Toc213964860"/>
       <w:r>
         <w:rPr>
           <w:b/>
@@ -13486,8 +13834,8 @@
         <w:lastRenderedPageBreak/>
         <w:t>SÍNTESIS</w:t>
       </w:r>
-      <w:bookmarkEnd w:id="31"/>
-      <w:bookmarkEnd w:id="32"/>
+      <w:bookmarkEnd w:id="41"/>
+      <w:bookmarkEnd w:id="42"/>
       <w:r>
         <w:rPr>
           <w:b/>
@@ -13659,7 +14007,7 @@
           </mc:Choice>
           <mc:Fallback>
             <w:pict>
-              <v:shape id="Cuadro de texto 50" style="position:absolute;margin-left:210.3pt;margin-top:163.2pt;width:48.75pt;height:20.25pt;z-index:251868160;visibility:visible;mso-wrap-style:square;mso-width-percent:0;mso-height-percent:0;mso-wrap-distance-left:9pt;mso-wrap-distance-top:0;mso-wrap-distance-right:9pt;mso-wrap-distance-bottom:0;mso-position-horizontal:absolute;mso-position-horizontal-relative:margin;mso-position-vertical:absolute;mso-position-vertical-relative:text;mso-width-percent:0;mso-height-percent:0;mso-width-relative:margin;mso-height-relative:margin;v-text-anchor:top" o:spid="_x0000_s1037" fillcolor="white [3201]" stroked="f" strokeweight=".5pt" type="#_x0000_t202" o:gfxdata="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" w14:anchorId="3F2FC5A2">
+              <v:shape w14:anchorId="3F2FC5A2" id="Cuadro de texto 50" o:spid="_x0000_s1037" type="#_x0000_t202" style="position:absolute;margin-left:210.3pt;margin-top:163.2pt;width:48.75pt;height:20.25pt;z-index:251868160;visibility:visible;mso-wrap-style:square;mso-width-percent:0;mso-height-percent:0;mso-wrap-distance-left:9pt;mso-wrap-distance-top:0;mso-wrap-distance-right:9pt;mso-wrap-distance-bottom:0;mso-position-horizontal:absolute;mso-position-horizontal-relative:margin;mso-position-vertical:absolute;mso-position-vertical-relative:text;mso-width-percent:0;mso-height-percent:0;mso-width-relative:margin;mso-height-relative:margin;v-text-anchor:top" o:gfxdata="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" fillcolor="white [3201]" stroked="f" strokeweight=".5pt">
                 <v:textbox>
                   <w:txbxContent>
                     <w:p>
@@ -13772,7 +14120,7 @@
           </mc:Choice>
           <mc:Fallback>
             <w:pict>
-              <v:shape id="Cuadro de texto 51" style="position:absolute;margin-left:384.3pt;margin-top:160.95pt;width:42.75pt;height:20.25pt;z-index:251869184;visibility:visible;mso-wrap-style:square;mso-width-percent:0;mso-height-percent:0;mso-wrap-distance-left:9pt;mso-wrap-distance-top:0;mso-wrap-distance-right:9pt;mso-wrap-distance-bottom:0;mso-position-horizontal:absolute;mso-position-horizontal-relative:margin;mso-position-vertical:absolute;mso-position-vertical-relative:text;mso-width-percent:0;mso-height-percent:0;mso-width-relative:margin;mso-height-relative:margin;v-text-anchor:top" o:spid="_x0000_s1038" fillcolor="white [3201]" stroked="f" strokeweight=".5pt" type="#_x0000_t202" o:gfxdata="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" w14:anchorId="0F5D3EA8">
+              <v:shape w14:anchorId="0F5D3EA8" id="Cuadro de texto 51" o:spid="_x0000_s1038" type="#_x0000_t202" style="position:absolute;margin-left:384.3pt;margin-top:160.95pt;width:42.75pt;height:20.25pt;z-index:251869184;visibility:visible;mso-wrap-style:square;mso-width-percent:0;mso-height-percent:0;mso-wrap-distance-left:9pt;mso-wrap-distance-top:0;mso-wrap-distance-right:9pt;mso-wrap-distance-bottom:0;mso-position-horizontal:absolute;mso-position-horizontal-relative:margin;mso-position-vertical:absolute;mso-position-vertical-relative:text;mso-width-percent:0;mso-height-percent:0;mso-width-relative:margin;mso-height-relative:margin;v-text-anchor:top" o:gfxdata="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" fillcolor="white [3201]" stroked="f" strokeweight=".5pt">
                 <v:textbox>
                   <w:txbxContent>
                     <w:p>
@@ -13885,7 +14233,7 @@
           </mc:Choice>
           <mc:Fallback>
             <w:pict>
-              <v:shape id="Cuadro de texto 35" style="position:absolute;margin-left:142.05pt;margin-top:163.2pt;width:60pt;height:20.25pt;z-index:251867136;visibility:visible;mso-wrap-style:square;mso-width-percent:0;mso-height-percent:0;mso-wrap-distance-left:9pt;mso-wrap-distance-top:0;mso-wrap-distance-right:9pt;mso-wrap-distance-bottom:0;mso-position-horizontal:absolute;mso-position-horizontal-relative:margin;mso-position-vertical:absolute;mso-position-vertical-relative:text;mso-width-percent:0;mso-height-percent:0;mso-width-relative:margin;mso-height-relative:margin;v-text-anchor:top" o:spid="_x0000_s1039" fillcolor="white [3201]" stroked="f" strokeweight=".5pt" type="#_x0000_t202" o:gfxdata="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" w14:anchorId="55C9CB4F">
+              <v:shape w14:anchorId="55C9CB4F" id="Cuadro de texto 35" o:spid="_x0000_s1039" type="#_x0000_t202" style="position:absolute;margin-left:142.05pt;margin-top:163.2pt;width:60pt;height:20.25pt;z-index:251867136;visibility:visible;mso-wrap-style:square;mso-width-percent:0;mso-height-percent:0;mso-wrap-distance-left:9pt;mso-wrap-distance-top:0;mso-wrap-distance-right:9pt;mso-wrap-distance-bottom:0;mso-position-horizontal:absolute;mso-position-horizontal-relative:margin;mso-position-vertical:absolute;mso-position-vertical-relative:text;mso-width-percent:0;mso-height-percent:0;mso-width-relative:margin;mso-height-relative:margin;v-text-anchor:top" o:gfxdata="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" fillcolor="white [3201]" stroked="f" strokeweight=".5pt">
                 <v:textbox>
                   <w:txbxContent>
                     <w:p>
@@ -13998,7 +14346,7 @@
           </mc:Choice>
           <mc:Fallback>
             <w:pict>
-              <v:shape id="Cuadro de texto 43" style="position:absolute;margin-left:83.55pt;margin-top:162.45pt;width:63pt;height:20.25pt;z-index:251866112;visibility:visible;mso-wrap-style:square;mso-width-percent:0;mso-height-percent:0;mso-wrap-distance-left:9pt;mso-wrap-distance-top:0;mso-wrap-distance-right:9pt;mso-wrap-distance-bottom:0;mso-position-horizontal:absolute;mso-position-horizontal-relative:margin;mso-position-vertical:absolute;mso-position-vertical-relative:text;mso-width-percent:0;mso-height-percent:0;mso-width-relative:margin;mso-height-relative:margin;v-text-anchor:top" o:spid="_x0000_s1040" fillcolor="white [3201]" stroked="f" strokeweight=".5pt" type="#_x0000_t202" o:gfxdata="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" w14:anchorId="69FBA21F">
+              <v:shape w14:anchorId="69FBA21F" id="Cuadro de texto 43" o:spid="_x0000_s1040" type="#_x0000_t202" style="position:absolute;margin-left:83.55pt;margin-top:162.45pt;width:63pt;height:20.25pt;z-index:251866112;visibility:visible;mso-wrap-style:square;mso-width-percent:0;mso-height-percent:0;mso-wrap-distance-left:9pt;mso-wrap-distance-top:0;mso-wrap-distance-right:9pt;mso-wrap-distance-bottom:0;mso-position-horizontal:absolute;mso-position-horizontal-relative:margin;mso-position-vertical:absolute;mso-position-vertical-relative:text;mso-width-percent:0;mso-height-percent:0;mso-width-relative:margin;mso-height-relative:margin;v-text-anchor:top" o:gfxdata="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" fillcolor="white [3201]" stroked="f" strokeweight=".5pt">
                 <v:textbox>
                   <w:txbxContent>
                     <w:p>
@@ -14111,7 +14459,7 @@
           </mc:Choice>
           <mc:Fallback>
             <w:pict>
-              <v:shape id="Cuadro de texto 45" style="position:absolute;margin-left:-33.45pt;margin-top:160.95pt;width:63pt;height:20.25pt;z-index:251865088;visibility:visible;mso-wrap-style:square;mso-width-percent:0;mso-height-percent:0;mso-wrap-distance-left:9pt;mso-wrap-distance-top:0;mso-wrap-distance-right:9pt;mso-wrap-distance-bottom:0;mso-position-horizontal:absolute;mso-position-horizontal-relative:margin;mso-position-vertical:absolute;mso-position-vertical-relative:text;mso-width-percent:0;mso-height-percent:0;mso-width-relative:margin;mso-height-relative:margin;v-text-anchor:top" o:spid="_x0000_s1041" fillcolor="white [3201]" stroked="f" strokeweight=".5pt" type="#_x0000_t202" o:gfxdata="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" w14:anchorId="6532A373">
+              <v:shape w14:anchorId="6532A373" id="Cuadro de texto 45" o:spid="_x0000_s1041" type="#_x0000_t202" style="position:absolute;margin-left:-33.45pt;margin-top:160.95pt;width:63pt;height:20.25pt;z-index:251865088;visibility:visible;mso-wrap-style:square;mso-width-percent:0;mso-height-percent:0;mso-wrap-distance-left:9pt;mso-wrap-distance-top:0;mso-wrap-distance-right:9pt;mso-wrap-distance-bottom:0;mso-position-horizontal:absolute;mso-position-horizontal-relative:margin;mso-position-vertical:absolute;mso-position-vertical-relative:text;mso-width-percent:0;mso-height-percent:0;mso-width-relative:margin;mso-height-relative:margin;v-text-anchor:top" o:gfxdata="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" fillcolor="white [3201]" stroked="f" strokeweight=".5pt">
                 <v:textbox>
                   <w:txbxContent>
                     <w:p>
@@ -14225,7 +14573,7 @@
           </mc:Choice>
           <mc:Fallback>
             <w:pict>
-              <v:shape id="Cuadro de texto 41" style="position:absolute;margin-left:165.3pt;margin-top:76.95pt;width:135.75pt;height:20.25pt;z-index:251864064;visibility:visible;mso-wrap-style:square;mso-width-percent:0;mso-height-percent:0;mso-wrap-distance-left:9pt;mso-wrap-distance-top:0;mso-wrap-distance-right:9pt;mso-wrap-distance-bottom:0;mso-position-horizontal:absolute;mso-position-horizontal-relative:margin;mso-position-vertical:absolute;mso-position-vertical-relative:text;mso-width-percent:0;mso-height-percent:0;mso-width-relative:margin;mso-height-relative:margin;v-text-anchor:top" o:spid="_x0000_s1042" fillcolor="white [3201]" stroked="f" strokeweight=".5pt" type="#_x0000_t202" o:gfxdata="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" w14:anchorId="64D82690">
+              <v:shape w14:anchorId="64D82690" id="Cuadro de texto 41" o:spid="_x0000_s1042" type="#_x0000_t202" style="position:absolute;margin-left:165.3pt;margin-top:76.95pt;width:135.75pt;height:20.25pt;z-index:251864064;visibility:visible;mso-wrap-style:square;mso-width-percent:0;mso-height-percent:0;mso-wrap-distance-left:9pt;mso-wrap-distance-top:0;mso-wrap-distance-right:9pt;mso-wrap-distance-bottom:0;mso-position-horizontal:absolute;mso-position-horizontal-relative:margin;mso-position-vertical:absolute;mso-position-vertical-relative:text;mso-width-percent:0;mso-height-percent:0;mso-width-relative:margin;mso-height-relative:margin;v-text-anchor:top" o:gfxdata="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" fillcolor="white [3201]" stroked="f" strokeweight=".5pt">
                 <v:textbox>
                   <w:txbxContent>
                     <w:p>
@@ -14256,7 +14604,6 @@
           </mc:Fallback>
         </mc:AlternateContent>
       </w:r>
-      <w:commentRangeStart w:id="33"/>
       <w:r>
         <w:rPr>
           <w:noProof/>
@@ -14276,13 +14623,6 @@
           </wp:inline>
         </w:drawing>
       </w:r>
-      <w:commentRangeEnd w:id="33"/>
-      <w:r>
-        <w:rPr>
-          <w:rStyle w:val="Refdecomentario"/>
-        </w:rPr>
-        <w:commentReference w:id="33"/>
-      </w:r>
     </w:p>
     <w:p>
       <w:pPr>
@@ -14315,7 +14655,7 @@
           <w:lang w:val="es-ES_tradnl"/>
         </w:rPr>
       </w:pPr>
-      <w:bookmarkStart w:name="_Toc213964861" w:id="34"/>
+      <w:bookmarkStart w:id="43" w:name="_Toc213964861"/>
       <w:r>
         <w:rPr>
           <w:b/>
@@ -14327,7 +14667,7 @@
         <w:lastRenderedPageBreak/>
         <w:t>ACTIVIDADES DIDÁCTICAS</w:t>
       </w:r>
-      <w:bookmarkEnd w:id="34"/>
+      <w:bookmarkEnd w:id="43"/>
       <w:r>
         <w:rPr>
           <w:b/>
@@ -14361,12 +14701,12 @@
         <w:tblW w:w="0" w:type="auto"/>
         <w:tblInd w:w="421" w:type="dxa"/>
         <w:tblBorders>
-          <w:top w:val="single" w:color="000000" w:sz="4" w:space="0"/>
-          <w:left w:val="single" w:color="000000" w:sz="4" w:space="0"/>
-          <w:bottom w:val="single" w:color="000000" w:sz="4" w:space="0"/>
-          <w:right w:val="single" w:color="000000" w:sz="4" w:space="0"/>
-          <w:insideH w:val="single" w:color="000000" w:sz="4" w:space="0"/>
-          <w:insideV w:val="single" w:color="000000" w:sz="4" w:space="0"/>
+          <w:top w:val="single" w:sz="4" w:space="0" w:color="000000"/>
+          <w:left w:val="single" w:sz="4" w:space="0" w:color="000000"/>
+          <w:bottom w:val="single" w:sz="4" w:space="0" w:color="000000"/>
+          <w:right w:val="single" w:sz="4" w:space="0" w:color="000000"/>
+          <w:insideH w:val="single" w:sz="4" w:space="0" w:color="000000"/>
+          <w:insideV w:val="single" w:sz="4" w:space="0" w:color="000000"/>
         </w:tblBorders>
         <w:tblLook w:val="0400" w:firstRow="0" w:lastRow="0" w:firstColumn="0" w:lastColumn="0" w:noHBand="0" w:noVBand="1"/>
       </w:tblPr>
@@ -14730,7 +15070,7 @@
           <w:lang w:val="es-ES_tradnl"/>
         </w:rPr>
       </w:pPr>
-      <w:bookmarkStart w:name="_Toc213964862" w:id="35"/>
+      <w:bookmarkStart w:id="44" w:name="_Toc213964862"/>
       <w:r>
         <w:rPr>
           <w:b/>
@@ -14741,7 +15081,7 @@
         </w:rPr>
         <w:t>MATERIAL COMPLEMENTARIO</w:t>
       </w:r>
-      <w:bookmarkEnd w:id="35"/>
+      <w:bookmarkEnd w:id="44"/>
     </w:p>
     <w:p>
       <w:pPr>
@@ -14764,12 +15104,12 @@
       <w:tblPr>
         <w:tblW w:w="10072" w:type="dxa"/>
         <w:tblBorders>
-          <w:top w:val="single" w:color="000000" w:sz="4" w:space="0"/>
-          <w:left w:val="single" w:color="000000" w:sz="4" w:space="0"/>
-          <w:bottom w:val="single" w:color="000000" w:sz="4" w:space="0"/>
-          <w:right w:val="single" w:color="000000" w:sz="4" w:space="0"/>
-          <w:insideH w:val="single" w:color="000000" w:sz="4" w:space="0"/>
-          <w:insideV w:val="single" w:color="000000" w:sz="4" w:space="0"/>
+          <w:top w:val="single" w:sz="4" w:space="0" w:color="000000"/>
+          <w:left w:val="single" w:sz="4" w:space="0" w:color="000000"/>
+          <w:bottom w:val="single" w:sz="4" w:space="0" w:color="000000"/>
+          <w:right w:val="single" w:sz="4" w:space="0" w:color="000000"/>
+          <w:insideH w:val="single" w:sz="4" w:space="0" w:color="000000"/>
+          <w:insideV w:val="single" w:sz="4" w:space="0" w:color="000000"/>
         </w:tblBorders>
         <w:tblLayout w:type="fixed"/>
         <w:tblCellMar>
@@ -14792,10 +15132,10 @@
           <w:tcPr>
             <w:tcW w:w="2517" w:type="dxa"/>
             <w:tcBorders>
-              <w:top w:val="single" w:color="000000" w:themeColor="text1" w:sz="4" w:space="0"/>
-              <w:left w:val="single" w:color="000000" w:themeColor="text1" w:sz="4" w:space="0"/>
-              <w:bottom w:val="single" w:color="000000" w:themeColor="text1" w:sz="4" w:space="0"/>
-              <w:right w:val="single" w:color="000000" w:themeColor="text1" w:sz="4" w:space="0"/>
+              <w:top w:val="single" w:sz="4" w:space="0" w:color="000000" w:themeColor="text1"/>
+              <w:left w:val="single" w:sz="4" w:space="0" w:color="000000" w:themeColor="text1"/>
+              <w:bottom w:val="single" w:sz="4" w:space="0" w:color="000000" w:themeColor="text1"/>
+              <w:right w:val="single" w:sz="4" w:space="0" w:color="000000" w:themeColor="text1"/>
             </w:tcBorders>
             <w:shd w:val="clear" w:color="auto" w:fill="000000" w:themeFill="text1"/>
             <w:tcMar>
@@ -14827,10 +15167,10 @@
           <w:tcPr>
             <w:tcW w:w="2517" w:type="dxa"/>
             <w:tcBorders>
-              <w:top w:val="single" w:color="000000" w:themeColor="text1" w:sz="4" w:space="0"/>
-              <w:left w:val="single" w:color="000000" w:themeColor="text1" w:sz="4" w:space="0"/>
-              <w:bottom w:val="single" w:color="000000" w:themeColor="text1" w:sz="4" w:space="0"/>
-              <w:right w:val="single" w:color="000000" w:themeColor="text1" w:sz="4" w:space="0"/>
+              <w:top w:val="single" w:sz="4" w:space="0" w:color="000000" w:themeColor="text1"/>
+              <w:left w:val="single" w:sz="4" w:space="0" w:color="000000" w:themeColor="text1"/>
+              <w:bottom w:val="single" w:sz="4" w:space="0" w:color="000000" w:themeColor="text1"/>
+              <w:right w:val="single" w:sz="4" w:space="0" w:color="000000" w:themeColor="text1"/>
             </w:tcBorders>
             <w:shd w:val="clear" w:color="auto" w:fill="000000" w:themeFill="text1"/>
             <w:tcMar>
@@ -14862,10 +15202,10 @@
           <w:tcPr>
             <w:tcW w:w="2519" w:type="dxa"/>
             <w:tcBorders>
-              <w:top w:val="single" w:color="000000" w:themeColor="text1" w:sz="4" w:space="0"/>
-              <w:left w:val="single" w:color="000000" w:themeColor="text1" w:sz="4" w:space="0"/>
-              <w:bottom w:val="single" w:color="000000" w:themeColor="text1" w:sz="4" w:space="0"/>
-              <w:right w:val="single" w:color="000000" w:themeColor="text1" w:sz="4" w:space="0"/>
+              <w:top w:val="single" w:sz="4" w:space="0" w:color="000000" w:themeColor="text1"/>
+              <w:left w:val="single" w:sz="4" w:space="0" w:color="000000" w:themeColor="text1"/>
+              <w:bottom w:val="single" w:sz="4" w:space="0" w:color="000000" w:themeColor="text1"/>
+              <w:right w:val="single" w:sz="4" w:space="0" w:color="000000" w:themeColor="text1"/>
             </w:tcBorders>
             <w:shd w:val="clear" w:color="auto" w:fill="000000" w:themeFill="text1"/>
             <w:tcMar>
@@ -14914,8 +15254,8 @@
             <w:tcW w:w="2519" w:type="dxa"/>
             <w:tcBorders>
               <w:top w:val="nil"/>
-              <w:left w:val="single" w:color="000000" w:themeColor="text1" w:sz="4" w:space="0"/>
-              <w:bottom w:val="single" w:color="000000" w:themeColor="text1" w:sz="4" w:space="0"/>
+              <w:left w:val="single" w:sz="4" w:space="0" w:color="000000" w:themeColor="text1"/>
+              <w:bottom w:val="single" w:sz="4" w:space="0" w:color="000000" w:themeColor="text1"/>
               <w:right w:val="nil"/>
             </w:tcBorders>
             <w:shd w:val="clear" w:color="auto" w:fill="000000" w:themeFill="text1"/>
@@ -14969,7 +15309,7 @@
           <w:tcPr>
             <w:tcW w:w="2517" w:type="dxa"/>
             <w:tcBorders>
-              <w:top w:val="single" w:color="000000" w:themeColor="text1" w:sz="4" w:space="0"/>
+              <w:top w:val="single" w:sz="4" w:space="0" w:color="000000" w:themeColor="text1"/>
             </w:tcBorders>
             <w:tcMar>
               <w:top w:w="100" w:type="dxa"/>
@@ -14987,6 +15327,8 @@
                 <w:lang w:val="es-ES_tradnl"/>
               </w:rPr>
             </w:pPr>
+            <w:commentRangeStart w:id="45"/>
+            <w:commentRangeStart w:id="46"/>
             <w:r>
               <w:rPr>
                 <w:bCs/>
@@ -15004,6 +15346,20 @@
                 <w:lang w:val="es-ES_tradnl"/>
               </w:rPr>
               <w:t>Importancia del reporte en la Estrategia de Vigilancia Basada en Comunidad (VBC)</w:t>
+            </w:r>
+            <w:commentRangeEnd w:id="45"/>
+            <w:r>
+              <w:rPr>
+                <w:rStyle w:val="Refdecomentario"/>
+              </w:rPr>
+              <w:commentReference w:id="45"/>
+            </w:r>
+            <w:commentRangeEnd w:id="46"/>
+            <w:r>
+              <w:rPr>
+                <w:rStyle w:val="Refdecomentario"/>
+              </w:rPr>
+              <w:commentReference w:id="46"/>
             </w:r>
           </w:p>
         </w:tc>
@@ -15011,7 +15367,7 @@
           <w:tcPr>
             <w:tcW w:w="2517" w:type="dxa"/>
             <w:tcBorders>
-              <w:top w:val="single" w:color="000000" w:themeColor="text1" w:sz="4" w:space="0"/>
+              <w:top w:val="single" w:sz="4" w:space="0" w:color="000000" w:themeColor="text1"/>
             </w:tcBorders>
             <w:tcMar>
               <w:top w:w="100" w:type="dxa"/>
@@ -15135,7 +15491,7 @@
               </w:rPr>
               <w:t xml:space="preserve">(MOPECE). </w:t>
             </w:r>
-            <w:hyperlink w:history="1" r:id="rId33">
+            <w:hyperlink r:id="rId33" w:history="1">
               <w:r>
                 <w:rPr>
                   <w:rStyle w:val="Hipervnculo"/>
@@ -15152,7 +15508,7 @@
           <w:tcPr>
             <w:tcW w:w="2519" w:type="dxa"/>
             <w:tcBorders>
-              <w:top w:val="single" w:color="000000" w:themeColor="text1" w:sz="4" w:space="0"/>
+              <w:top w:val="single" w:sz="4" w:space="0" w:color="000000" w:themeColor="text1"/>
             </w:tcBorders>
             <w:tcMar>
               <w:top w:w="100" w:type="dxa"/>
@@ -15184,7 +15540,7 @@
           <w:tcPr>
             <w:tcW w:w="2519" w:type="dxa"/>
             <w:tcBorders>
-              <w:top w:val="single" w:color="000000" w:themeColor="text1" w:sz="4" w:space="0"/>
+              <w:top w:val="single" w:sz="4" w:space="0" w:color="000000" w:themeColor="text1"/>
             </w:tcBorders>
             <w:tcMar>
               <w:top w:w="100" w:type="dxa"/>
@@ -15201,7 +15557,7 @@
                 <w:lang w:val="es-ES_tradnl"/>
               </w:rPr>
             </w:pPr>
-            <w:hyperlink w:history="1" r:id="rId34">
+            <w:hyperlink r:id="rId34" w:history="1">
               <w:r>
                 <w:rPr>
                   <w:rStyle w:val="Hipervnculo"/>
@@ -15232,7 +15588,7 @@
           <w:tcPr>
             <w:tcW w:w="2517" w:type="dxa"/>
             <w:tcBorders>
-              <w:top w:val="single" w:color="000000" w:themeColor="text1" w:sz="4" w:space="0"/>
+              <w:top w:val="single" w:sz="4" w:space="0" w:color="000000" w:themeColor="text1"/>
             </w:tcBorders>
             <w:tcMar>
               <w:top w:w="100" w:type="dxa"/>
@@ -15250,6 +15606,8 @@
                 <w:lang w:val="es-ES_tradnl"/>
               </w:rPr>
             </w:pPr>
+            <w:commentRangeStart w:id="47"/>
+            <w:commentRangeStart w:id="48"/>
             <w:r>
               <w:rPr>
                 <w:bCs/>
@@ -15268,6 +15626,20 @@
                 <w:lang w:val="es-ES_tradnl"/>
               </w:rPr>
               <w:t>Importancia del reporte en la Estrategia de Vigilancia Basada en Comunidad (VBC)</w:t>
+            </w:r>
+            <w:commentRangeEnd w:id="47"/>
+            <w:r>
+              <w:rPr>
+                <w:rStyle w:val="Refdecomentario"/>
+              </w:rPr>
+              <w:commentReference w:id="47"/>
+            </w:r>
+            <w:commentRangeEnd w:id="48"/>
+            <w:r>
+              <w:rPr>
+                <w:rStyle w:val="Refdecomentario"/>
+              </w:rPr>
+              <w:commentReference w:id="48"/>
             </w:r>
           </w:p>
         </w:tc>
@@ -15275,7 +15647,7 @@
           <w:tcPr>
             <w:tcW w:w="2517" w:type="dxa"/>
             <w:tcBorders>
-              <w:top w:val="single" w:color="000000" w:themeColor="text1" w:sz="4" w:space="0"/>
+              <w:top w:val="single" w:sz="4" w:space="0" w:color="000000" w:themeColor="text1"/>
             </w:tcBorders>
             <w:tcMar>
               <w:top w:w="100" w:type="dxa"/>
@@ -15376,7 +15748,7 @@
               </w:rPr>
               <w:t xml:space="preserve"> </w:t>
             </w:r>
-            <w:hyperlink w:history="1" r:id="rId35">
+            <w:hyperlink r:id="rId35" w:history="1">
               <w:r>
                 <w:rPr>
                   <w:rStyle w:val="Hipervnculo"/>
@@ -15400,7 +15772,7 @@
           <w:tcPr>
             <w:tcW w:w="2519" w:type="dxa"/>
             <w:tcBorders>
-              <w:top w:val="single" w:color="000000" w:themeColor="text1" w:sz="4" w:space="0"/>
+              <w:top w:val="single" w:sz="4" w:space="0" w:color="000000" w:themeColor="text1"/>
             </w:tcBorders>
             <w:tcMar>
               <w:top w:w="100" w:type="dxa"/>
@@ -15434,7 +15806,7 @@
           <w:tcPr>
             <w:tcW w:w="2519" w:type="dxa"/>
             <w:tcBorders>
-              <w:top w:val="single" w:color="000000" w:themeColor="text1" w:sz="4" w:space="0"/>
+              <w:top w:val="single" w:sz="4" w:space="0" w:color="000000" w:themeColor="text1"/>
             </w:tcBorders>
             <w:tcMar>
               <w:top w:w="100" w:type="dxa"/>
@@ -15453,7 +15825,7 @@
                 <w:lang w:val="es-ES_tradnl"/>
               </w:rPr>
             </w:pPr>
-            <w:hyperlink w:history="1" r:id="rId36">
+            <w:hyperlink r:id="rId36" w:history="1">
               <w:r>
                 <w:rPr>
                   <w:rStyle w:val="Hipervnculo"/>
@@ -15491,6 +15863,8 @@
                 <w:lang w:val="es-ES_tradnl"/>
               </w:rPr>
             </w:pPr>
+            <w:commentRangeStart w:id="49"/>
+            <w:commentRangeStart w:id="50"/>
             <w:r>
               <w:rPr>
                 <w:bCs/>
@@ -15508,6 +15882,20 @@
                 <w:lang w:val="es-ES_tradnl"/>
               </w:rPr>
               <w:t>Importancia del reporte en la Estrategia de Vigilancia Basada en Comunidad (VBC)</w:t>
+            </w:r>
+            <w:commentRangeEnd w:id="49"/>
+            <w:r>
+              <w:rPr>
+                <w:rStyle w:val="Refdecomentario"/>
+              </w:rPr>
+              <w:commentReference w:id="49"/>
+            </w:r>
+            <w:commentRangeEnd w:id="50"/>
+            <w:r>
+              <w:rPr>
+                <w:rStyle w:val="Refdecomentario"/>
+              </w:rPr>
+              <w:commentReference w:id="50"/>
             </w:r>
           </w:p>
         </w:tc>
@@ -15600,7 +15988,7 @@
             <w:r>
               <w:t xml:space="preserve"> </w:t>
             </w:r>
-            <w:hyperlink w:history="1" r:id="rId37">
+            <w:hyperlink r:id="rId37" w:history="1">
               <w:r>
                 <w:rPr>
                   <w:rStyle w:val="Hipervnculo"/>
@@ -15664,7 +16052,7 @@
                 <w:lang w:val="es-ES_tradnl"/>
               </w:rPr>
             </w:pPr>
-            <w:hyperlink w:history="1" r:id="rId38">
+            <w:hyperlink r:id="rId38" w:history="1">
               <w:r>
                 <w:rPr>
                   <w:rStyle w:val="Hipervnculo"/>
@@ -15702,7 +16090,7 @@
           <w:lang w:val="es-ES_tradnl"/>
         </w:rPr>
       </w:pPr>
-      <w:bookmarkStart w:name="_Toc213964863" w:id="36"/>
+      <w:bookmarkStart w:id="51" w:name="_Toc213964863"/>
       <w:r>
         <w:rPr>
           <w:b/>
@@ -15712,7 +16100,7 @@
         </w:rPr>
         <w:t>GLOSARIO:</w:t>
       </w:r>
-      <w:bookmarkEnd w:id="36"/>
+      <w:bookmarkEnd w:id="51"/>
       <w:r>
         <w:rPr>
           <w:b/>
@@ -15745,12 +16133,12 @@
       <w:tblPr>
         <w:tblW w:w="9962" w:type="dxa"/>
         <w:tblBorders>
-          <w:top w:val="single" w:color="000000" w:sz="4" w:space="0"/>
-          <w:left w:val="single" w:color="000000" w:sz="4" w:space="0"/>
-          <w:bottom w:val="single" w:color="000000" w:sz="4" w:space="0"/>
-          <w:right w:val="single" w:color="000000" w:sz="4" w:space="0"/>
-          <w:insideH w:val="single" w:color="000000" w:sz="4" w:space="0"/>
-          <w:insideV w:val="single" w:color="000000" w:sz="4" w:space="0"/>
+          <w:top w:val="single" w:sz="4" w:space="0" w:color="000000"/>
+          <w:left w:val="single" w:sz="4" w:space="0" w:color="000000"/>
+          <w:bottom w:val="single" w:sz="4" w:space="0" w:color="000000"/>
+          <w:right w:val="single" w:sz="4" w:space="0" w:color="000000"/>
+          <w:insideH w:val="single" w:sz="4" w:space="0" w:color="000000"/>
+          <w:insideV w:val="single" w:sz="4" w:space="0" w:color="000000"/>
         </w:tblBorders>
         <w:tblLayout w:type="fixed"/>
         <w:tblCellMar>
@@ -17285,24 +17673,20 @@
     </w:p>
     <w:sdt>
       <w:sdtPr>
+        <w:rPr>
+          <w:color w:val="000000"/>
+          <w:szCs w:val="20"/>
+          <w:lang w:val="es-ES_tradnl"/>
+        </w:rPr>
         <w:tag w:val="MENDELEY_BIBLIOGRAPHY"/>
         <w:id w:val="-1553149256"/>
         <w:placeholder>
           <w:docPart w:val="DefaultPlaceholder_-1854013440"/>
         </w:placeholder>
-        <w:rPr>
-          <w:color w:val="000000"/>
-          <w:lang w:val="es-ES"/>
-        </w:rPr>
       </w:sdtPr>
-      <w:sdtEndPr>
-        <w:rPr>
-          <w:color w:val="000000" w:themeColor="text1" w:themeTint="FF" w:themeShade="FF"/>
-          <w:lang w:val="es-ES"/>
-        </w:rPr>
-      </w:sdtEndPr>
+      <w:sdtEndPr/>
       <w:sdtContent>
-        <w:p w14:noSpellErr="1">
+        <w:p>
           <w:pPr>
             <w:autoSpaceDE w:val="0"/>
             <w:autoSpaceDN w:val="0"/>
@@ -17311,52 +17695,58 @@
             <w:rPr>
               <w:rFonts w:eastAsia="Times New Roman"/>
               <w:color w:val="000000"/>
-              <w:lang w:val="es-ES"/>
+              <w:szCs w:val="20"/>
+              <w:lang w:val="es-ES_tradnl"/>
             </w:rPr>
           </w:pPr>
           <w:r>
             <w:rPr>
               <w:rFonts w:eastAsia="Times New Roman"/>
-              <w:color w:val="000000" w:themeColor="text1" w:themeTint="FF" w:themeShade="FF"/>
-              <w:lang w:val="es-ES"/>
+              <w:color w:val="000000"/>
+              <w:szCs w:val="20"/>
+              <w:lang w:val="es-ES_tradnl"/>
             </w:rPr>
             <w:t xml:space="preserve">Federación Internacional de Sociedades de la Cruz Roja y de la Media Luna Roja. (2019). </w:t>
           </w:r>
           <w:r>
             <w:rPr>
               <w:rFonts w:eastAsia="Times New Roman"/>
-              <w:i w:val="1"/>
-              <w:iCs w:val="1"/>
-              <w:color w:val="000000" w:themeColor="text1" w:themeTint="FF" w:themeShade="FF"/>
-              <w:lang w:val="es-ES"/>
+              <w:i/>
+              <w:iCs/>
+              <w:color w:val="000000"/>
+              <w:szCs w:val="20"/>
+              <w:lang w:val="es-ES_tradnl"/>
             </w:rPr>
             <w:t>Vigilancia Basada en la Comunidad</w:t>
           </w:r>
           <w:r>
             <w:rPr>
               <w:rFonts w:eastAsia="Times New Roman"/>
-              <w:i w:val="1"/>
-              <w:iCs w:val="1"/>
-              <w:color w:val="000000" w:themeColor="text1" w:themeTint="FF" w:themeShade="FF"/>
-              <w:lang w:val="es-ES"/>
+              <w:i/>
+              <w:iCs/>
+              <w:color w:val="000000"/>
+              <w:szCs w:val="20"/>
+              <w:lang w:val="es-ES_tradnl"/>
             </w:rPr>
             <w:t>.</w:t>
           </w:r>
           <w:r>
             <w:rPr>
               <w:rFonts w:eastAsia="Times New Roman"/>
-              <w:i w:val="1"/>
-              <w:iCs w:val="1"/>
-              <w:color w:val="000000" w:themeColor="text1" w:themeTint="FF" w:themeShade="FF"/>
-              <w:lang w:val="es-ES"/>
+              <w:i/>
+              <w:iCs/>
+              <w:color w:val="000000"/>
+              <w:szCs w:val="20"/>
+              <w:lang w:val="es-ES_tradnl"/>
             </w:rPr>
             <w:t xml:space="preserve"> Herramienta de evaluación</w:t>
           </w:r>
           <w:r>
             <w:rPr>
               <w:rFonts w:eastAsia="Times New Roman"/>
-              <w:color w:val="000000" w:themeColor="text1" w:themeTint="FF" w:themeShade="FF"/>
-              <w:lang w:val="es-ES"/>
+              <w:color w:val="000000"/>
+              <w:szCs w:val="20"/>
+              <w:lang w:val="es-ES_tradnl"/>
             </w:rPr>
             <w:t xml:space="preserve"> (pp. 53–54).</w:t>
           </w:r>
@@ -17719,7 +18109,7 @@
             </w:rPr>
             <w:t xml:space="preserve">. </w:t>
           </w:r>
-          <w:hyperlink w:history="1" r:id="rId39">
+          <w:hyperlink r:id="rId39" w:history="1">
             <w:r>
               <w:rPr>
                 <w:rStyle w:val="Hipervnculo"/>
@@ -17850,7 +18240,7 @@
             </w:rPr>
             <w:t xml:space="preserve">. </w:t>
           </w:r>
-          <w:hyperlink w:history="1" r:id="rId40">
+          <w:hyperlink r:id="rId40" w:history="1">
             <w:r>
               <w:rPr>
                 <w:rStyle w:val="Hipervnculo"/>
@@ -17896,7 +18286,7 @@
           <w:r>
             <w:t xml:space="preserve">. Por medio del cual se expide el Decreto Único Reglamentario del Sector Salud y Protección Social. </w:t>
           </w:r>
-          <w:hyperlink w:history="1" r:id="rId41">
+          <w:hyperlink r:id="rId41" w:history="1">
             <w:r>
               <w:rPr>
                 <w:rStyle w:val="Hipervnculo"/>
@@ -17917,143 +18307,124 @@
             <w:rPr>
               <w:rFonts w:eastAsia="Times New Roman"/>
               <w:color w:val="000000"/>
-              <w:lang w:val="es-ES"/>
+              <w:szCs w:val="20"/>
+              <w:lang w:val="es-ES_tradnl"/>
             </w:rPr>
           </w:pPr>
           <w:r>
             <w:rPr>
               <w:rFonts w:eastAsia="Times New Roman"/>
-              <w:color w:val="000000" w:themeColor="text1" w:themeTint="FF" w:themeShade="FF"/>
-              <w:lang w:val="es-ES"/>
+              <w:color w:val="000000"/>
+              <w:szCs w:val="20"/>
+              <w:lang w:val="es-ES_tradnl"/>
             </w:rPr>
-            <w:t xml:space="preserve">Paz Tovar, C., León Arce, M., Van </w:t>
+            <w:t>Paz Tovar, C., León Arce, M., Van Brussel, E., Torres Díaz, A., Pérez Vázquez, F.</w:t>
           </w:r>
           <w:r>
             <w:rPr>
               <w:rFonts w:eastAsia="Times New Roman"/>
-              <w:color w:val="000000" w:themeColor="text1" w:themeTint="FF" w:themeShade="FF"/>
-              <w:lang w:val="es-ES"/>
-            </w:rPr>
-            <w:t>Brussel</w:t>
-          </w:r>
-          <w:r>
-            <w:rPr>
-              <w:rFonts w:eastAsia="Times New Roman"/>
-              <w:color w:val="000000" w:themeColor="text1" w:themeTint="FF" w:themeShade="FF"/>
-              <w:lang w:val="es-ES"/>
-            </w:rPr>
-            <w:t>, E., Torres Díaz, A., Pérez Vázquez, F.</w:t>
-          </w:r>
-          <w:r>
-            <w:rPr>
-              <w:rFonts w:eastAsia="Times New Roman"/>
-              <w:color w:val="000000" w:themeColor="text1" w:themeTint="FF" w:themeShade="FF"/>
-              <w:lang w:val="es-ES"/>
+              <w:color w:val="000000"/>
+              <w:szCs w:val="20"/>
+              <w:lang w:val="es-ES_tradnl"/>
             </w:rPr>
             <w:t xml:space="preserve">, Flores Ramírez, R., García Sepúlveda, C. A., Comas García, C. A., Espinosa Reyes, G., Mendoza Pérez, K., Carrizales Yanes, L. &amp; Díaz Barriga, F. </w:t>
           </w:r>
           <w:r>
             <w:rPr>
               <w:rFonts w:eastAsia="Times New Roman"/>
-              <w:color w:val="000000" w:themeColor="text1" w:themeTint="FF" w:themeShade="FF"/>
-              <w:lang w:val="es-ES"/>
+              <w:color w:val="000000"/>
+              <w:szCs w:val="20"/>
+              <w:lang w:val="es-ES_tradnl"/>
             </w:rPr>
             <w:t xml:space="preserve">(2022). Revista de Salud Ambiental. </w:t>
           </w:r>
           <w:r>
             <w:rPr>
               <w:rFonts w:eastAsia="Times New Roman"/>
-              <w:color w:val="000000" w:themeColor="text1" w:themeTint="FF" w:themeShade="FF"/>
-              <w:lang w:val="es-ES"/>
+              <w:color w:val="000000"/>
+              <w:szCs w:val="20"/>
+              <w:lang w:val="es-ES_tradnl"/>
             </w:rPr>
-            <w:t xml:space="preserve">Sistema de Vigilancia Integrada para Comunidades Contaminadas: una fuerza de tarea para riesgos </w:t>
+            <w:t>Sistema de Vigilancia Integrada para Comunidades Contaminadas: una fuerza de tarea para riesgos sindémicos de salud</w:t>
           </w:r>
           <w:r>
             <w:rPr>
               <w:rFonts w:eastAsia="Times New Roman"/>
-              <w:color w:val="000000" w:themeColor="text1" w:themeTint="FF" w:themeShade="FF"/>
-              <w:lang w:val="es-ES"/>
-            </w:rPr>
-            <w:t>sindémicos</w:t>
-          </w:r>
-          <w:r>
-            <w:rPr>
-              <w:rFonts w:eastAsia="Times New Roman"/>
-              <w:color w:val="000000" w:themeColor="text1" w:themeTint="FF" w:themeShade="FF"/>
-              <w:lang w:val="es-ES"/>
-            </w:rPr>
-            <w:t xml:space="preserve"> de salud</w:t>
-          </w:r>
-          <w:r>
-            <w:rPr>
-              <w:rFonts w:eastAsia="Times New Roman"/>
-              <w:color w:val="000000" w:themeColor="text1" w:themeTint="FF" w:themeShade="FF"/>
-              <w:lang w:val="es-ES"/>
+              <w:color w:val="000000"/>
+              <w:szCs w:val="20"/>
+              <w:lang w:val="es-ES_tradnl"/>
             </w:rPr>
             <w:t xml:space="preserve">. </w:t>
           </w:r>
           <w:r>
             <w:rPr>
               <w:rFonts w:eastAsia="Times New Roman"/>
-              <w:i w:val="1"/>
-              <w:iCs w:val="1"/>
-              <w:color w:val="000000" w:themeColor="text1" w:themeTint="FF" w:themeShade="FF"/>
-              <w:lang w:val="es-ES"/>
+              <w:i/>
+              <w:iCs/>
+              <w:color w:val="000000"/>
+              <w:szCs w:val="20"/>
+              <w:lang w:val="es-ES_tradnl"/>
             </w:rPr>
             <w:t xml:space="preserve">Revista </w:t>
           </w:r>
           <w:r>
             <w:rPr>
               <w:rFonts w:eastAsia="Times New Roman"/>
-              <w:i w:val="1"/>
-              <w:iCs w:val="1"/>
-              <w:color w:val="000000" w:themeColor="text1" w:themeTint="FF" w:themeShade="FF"/>
-              <w:lang w:val="es-ES"/>
+              <w:i/>
+              <w:iCs/>
+              <w:color w:val="000000"/>
+              <w:szCs w:val="20"/>
+              <w:lang w:val="es-ES_tradnl"/>
             </w:rPr>
             <w:t xml:space="preserve">de </w:t>
           </w:r>
           <w:r>
             <w:rPr>
               <w:rFonts w:eastAsia="Times New Roman"/>
-              <w:i w:val="1"/>
-              <w:iCs w:val="1"/>
-              <w:color w:val="000000" w:themeColor="text1" w:themeTint="FF" w:themeShade="FF"/>
-              <w:lang w:val="es-ES"/>
+              <w:i/>
+              <w:iCs/>
+              <w:color w:val="000000"/>
+              <w:szCs w:val="20"/>
+              <w:lang w:val="es-ES_tradnl"/>
             </w:rPr>
             <w:t>Salud Ambiental</w:t>
           </w:r>
           <w:r>
             <w:rPr>
               <w:rFonts w:eastAsia="Times New Roman"/>
-              <w:color w:val="000000" w:themeColor="text1" w:themeTint="FF" w:themeShade="FF"/>
-              <w:lang w:val="es-ES"/>
+              <w:color w:val="000000"/>
+              <w:szCs w:val="20"/>
+              <w:lang w:val="es-ES_tradnl"/>
             </w:rPr>
             <w:t xml:space="preserve">, </w:t>
           </w:r>
           <w:r>
             <w:rPr>
               <w:rFonts w:eastAsia="Times New Roman"/>
-              <w:i w:val="1"/>
-              <w:iCs w:val="1"/>
-              <w:color w:val="000000" w:themeColor="text1" w:themeTint="FF" w:themeShade="FF"/>
-              <w:lang w:val="es-ES"/>
+              <w:i/>
+              <w:iCs/>
+              <w:color w:val="000000"/>
+              <w:szCs w:val="20"/>
+              <w:lang w:val="es-ES_tradnl"/>
             </w:rPr>
             <w:t>22</w:t>
           </w:r>
           <w:r>
             <w:rPr>
               <w:rFonts w:eastAsia="Times New Roman"/>
-              <w:color w:val="000000" w:themeColor="text1" w:themeTint="FF" w:themeShade="FF"/>
-              <w:lang w:val="es-ES"/>
+              <w:color w:val="000000"/>
+              <w:szCs w:val="20"/>
+              <w:lang w:val="es-ES_tradnl"/>
             </w:rPr>
             <w:t xml:space="preserve">. </w:t>
           </w:r>
-          <w:hyperlink r:id="R79c72b6d0f7d406c">
+          <w:hyperlink r:id="rId42" w:history="1">
             <w:r>
               <w:rPr>
                 <w:rStyle w:val="Hipervnculo"/>
                 <w:rFonts w:eastAsia="Times New Roman"/>
-                <w:lang w:val="es-ES"/>
+                <w:szCs w:val="20"/>
+                <w:lang w:val="es-ES_tradnl"/>
               </w:rPr>
               <w:t>https://www.ojs.diffundit.com/index.php/rsa/article/view/1143</w:t>
             </w:r>
@@ -18061,8 +18432,9 @@
           <w:r>
             <w:rPr>
               <w:rFonts w:eastAsia="Times New Roman"/>
-              <w:color w:val="000000" w:themeColor="text1" w:themeTint="FF" w:themeShade="FF"/>
-              <w:lang w:val="es-ES"/>
+              <w:color w:val="000000"/>
+              <w:szCs w:val="20"/>
+              <w:lang w:val="es-ES_tradnl"/>
             </w:rPr>
             <w:t xml:space="preserve"> </w:t>
           </w:r>
@@ -18187,29 +18559,8 @@
               <w:szCs w:val="20"/>
               <w:lang w:val="es-ES_tradnl"/>
             </w:rPr>
-            <w:t>., Angamarca-</w:t>
+            <w:t xml:space="preserve">., Angamarca-Iguago, J., </w:t>
           </w:r>
-          <w:proofErr w:type="spellStart"/>
-          <w:r>
-            <w:rPr>
-              <w:rFonts w:eastAsia="Times New Roman"/>
-              <w:color w:val="000000"/>
-              <w:szCs w:val="20"/>
-              <w:lang w:val="es-ES_tradnl"/>
-            </w:rPr>
-            <w:t>Iguago</w:t>
-          </w:r>
-          <w:proofErr w:type="spellEnd"/>
-          <w:r>
-            <w:rPr>
-              <w:rFonts w:eastAsia="Times New Roman"/>
-              <w:color w:val="000000"/>
-              <w:szCs w:val="20"/>
-              <w:lang w:val="es-ES_tradnl"/>
-            </w:rPr>
-            <w:t xml:space="preserve">, J., </w:t>
-          </w:r>
-          <w:proofErr w:type="spellStart"/>
           <w:r>
             <w:rPr>
               <w:rFonts w:eastAsia="Times New Roman"/>
@@ -18219,7 +18570,6 @@
             </w:rPr>
             <w:t>Hualpa</w:t>
           </w:r>
-          <w:proofErr w:type="spellEnd"/>
           <w:r>
             <w:rPr>
               <w:rFonts w:eastAsia="Times New Roman"/>
@@ -18236,27 +18586,7 @@
               <w:szCs w:val="20"/>
               <w:lang w:val="es-ES_tradnl"/>
             </w:rPr>
-            <w:t>Arcos-Villacís, N., Simancas-</w:t>
-          </w:r>
-          <w:proofErr w:type="spellStart"/>
-          <w:r>
-            <w:rPr>
-              <w:rFonts w:eastAsia="Times New Roman"/>
-              <w:color w:val="000000"/>
-              <w:szCs w:val="20"/>
-              <w:lang w:val="es-ES_tradnl"/>
-            </w:rPr>
-            <w:t>Racines</w:t>
-          </w:r>
-          <w:proofErr w:type="spellEnd"/>
-          <w:r>
-            <w:rPr>
-              <w:rFonts w:eastAsia="Times New Roman"/>
-              <w:color w:val="000000"/>
-              <w:szCs w:val="20"/>
-              <w:lang w:val="es-ES_tradnl"/>
-            </w:rPr>
-            <w:t xml:space="preserve">, D. &amp; Escobar-Naranjo, M. (2023). </w:t>
+            <w:t xml:space="preserve">Arcos-Villacís, N., Simancas-Racines, D. &amp; Escobar-Naranjo, M. (2023). </w:t>
           </w:r>
           <w:r>
             <w:rPr>
@@ -18312,22 +18642,15 @@
             </w:rPr>
             <w:t xml:space="preserve">(3). </w:t>
           </w:r>
-          <w:hyperlink w:history="1" r:id="rId43">
+          <w:hyperlink r:id="rId43" w:history="1">
             <w:r>
               <w:rPr>
                 <w:rStyle w:val="Hipervnculo"/>
-                <w:rFonts w:eastAsia="Times New Roman"/>
-                <w:szCs w:val="20"/>
-              </w:rPr>
-              <w:t>https://practicafamiliarrural.org/pfr/article/download/291/415?inline=1</w:t>
+              </w:rPr>
+              <w:t>https://dialnet.unirioja.es/servlet/articulo?codigo=9223796</w:t>
             </w:r>
           </w:hyperlink>
           <w:r>
-            <w:rPr>
-              <w:rFonts w:eastAsia="Times New Roman"/>
-              <w:color w:val="000000"/>
-              <w:szCs w:val="20"/>
-            </w:rPr>
             <w:t xml:space="preserve"> </w:t>
           </w:r>
         </w:p>
@@ -18407,12 +18730,12 @@
       <w:tblPr>
         <w:tblW w:w="9967" w:type="dxa"/>
         <w:tblBorders>
-          <w:top w:val="single" w:color="000000" w:themeColor="text1" w:sz="4" w:space="0"/>
-          <w:left w:val="single" w:color="000000" w:themeColor="text1" w:sz="4" w:space="0"/>
-          <w:bottom w:val="single" w:color="000000" w:themeColor="text1" w:sz="4" w:space="0"/>
-          <w:right w:val="single" w:color="000000" w:themeColor="text1" w:sz="4" w:space="0"/>
-          <w:insideH w:val="single" w:color="000000" w:themeColor="text1" w:sz="4" w:space="0"/>
-          <w:insideV w:val="single" w:color="000000" w:themeColor="text1" w:sz="4" w:space="0"/>
+          <w:top w:val="single" w:sz="4" w:space="0" w:color="000000" w:themeColor="text1"/>
+          <w:left w:val="single" w:sz="4" w:space="0" w:color="000000" w:themeColor="text1"/>
+          <w:bottom w:val="single" w:sz="4" w:space="0" w:color="000000" w:themeColor="text1"/>
+          <w:right w:val="single" w:sz="4" w:space="0" w:color="000000" w:themeColor="text1"/>
+          <w:insideH w:val="single" w:sz="4" w:space="0" w:color="000000" w:themeColor="text1"/>
+          <w:insideV w:val="single" w:sz="4" w:space="0" w:color="000000" w:themeColor="text1"/>
         </w:tblBorders>
         <w:tblLayout w:type="fixed"/>
         <w:tblCellMar>
@@ -19563,7 +19886,7 @@
           <w:lang w:val="es-ES_tradnl"/>
         </w:rPr>
       </w:pPr>
-      <w:bookmarkStart w:name="_Toc213964864" w:id="37"/>
+      <w:bookmarkStart w:id="52" w:name="_Toc213964864"/>
       <w:r>
         <w:rPr>
           <w:b/>
@@ -19574,7 +19897,7 @@
         </w:rPr>
         <w:t>CONTROL DE CAMBIOS</w:t>
       </w:r>
-      <w:bookmarkEnd w:id="37"/>
+      <w:bookmarkEnd w:id="52"/>
       <w:r>
         <w:rPr>
           <w:b/>
@@ -19626,12 +19949,12 @@
       <w:tblPr>
         <w:tblW w:w="9967" w:type="dxa"/>
         <w:tblBorders>
-          <w:top w:val="single" w:color="000000" w:sz="4" w:space="0"/>
-          <w:left w:val="single" w:color="000000" w:sz="4" w:space="0"/>
-          <w:bottom w:val="single" w:color="000000" w:sz="4" w:space="0"/>
-          <w:right w:val="single" w:color="000000" w:sz="4" w:space="0"/>
-          <w:insideH w:val="single" w:color="000000" w:sz="4" w:space="0"/>
-          <w:insideV w:val="single" w:color="000000" w:sz="4" w:space="0"/>
+          <w:top w:val="single" w:sz="4" w:space="0" w:color="000000"/>
+          <w:left w:val="single" w:sz="4" w:space="0" w:color="000000"/>
+          <w:bottom w:val="single" w:sz="4" w:space="0" w:color="000000"/>
+          <w:right w:val="single" w:sz="4" w:space="0" w:color="000000"/>
+          <w:insideH w:val="single" w:sz="4" w:space="0" w:color="000000"/>
+          <w:insideV w:val="single" w:sz="4" w:space="0" w:color="000000"/>
         </w:tblBorders>
         <w:tblLayout w:type="fixed"/>
         <w:tblCellMar>
@@ -19903,7 +20226,7 @@
     <w:sectPr>
       <w:headerReference w:type="default" r:id="rId44"/>
       <w:footerReference w:type="default" r:id="rId45"/>
-      <w:pgSz w:w="12240" w:h="15840" w:orient="portrait"/>
+      <w:pgSz w:w="12240" w:h="15840"/>
       <w:pgMar w:top="1701" w:right="1134" w:bottom="1134" w:left="1134" w:header="720" w:footer="0" w:gutter="0"/>
       <w:pgNumType w:start="1"/>
       <w:cols w:space="720"/>
@@ -19914,7 +20237,7 @@
 
 <file path=word/comments.xml><?xml version="1.0" encoding="utf-8"?>
 <w:comments xmlns:wpc="http://schemas.microsoft.com/office/word/2010/wordprocessingCanvas" xmlns:cx="http://schemas.microsoft.com/office/drawing/2014/chartex" xmlns:cx1="http://schemas.microsoft.com/office/drawing/2015/9/8/chartex" xmlns:cx2="http://schemas.microsoft.com/office/drawing/2015/10/21/chartex" xmlns:cx3="http://schemas.microsoft.com/office/drawing/2016/5/9/chartex" xmlns:cx4="http://schemas.microsoft.com/office/drawing/2016/5/10/chartex" xmlns:cx5="http://schemas.microsoft.com/office/drawing/2016/5/11/chartex" xmlns:cx6="http://schemas.microsoft.com/office/drawing/2016/5/12/chartex" xmlns:cx7="http://schemas.microsoft.com/office/drawing/2016/5/13/chartex" xmlns:cx8="http://schemas.microsoft.com/office/drawing/2016/5/14/chartex" xmlns:mc="http://schemas.openxmlformats.org/markup-compatibility/2006" xmlns:aink="http://schemas.microsoft.com/office/drawing/2016/ink" xmlns:am3d="http://schemas.microsoft.com/office/drawing/2017/model3d" xmlns:o="urn:schemas-microsoft-com:office:office" xmlns:r="http://schemas.openxmlformats.org/officeDocument/2006/relationships" xmlns:m="http://schemas.openxmlformats.org/officeDocument/2006/math" xmlns:v="urn:schemas-microsoft-com:vml" xmlns:wp14="http://schemas.microsoft.com/office/word/2010/wordprocessingDrawing" xmlns:wp="http://schemas.openxmlformats.org/drawingml/2006/wordprocessingDrawing" xmlns:w10="urn:schemas-microsoft-com:office:word" xmlns:w="http://schemas.openxmlformats.org/wordprocessingml/2006/main" xmlns:w14="http://schemas.microsoft.com/office/word/2010/wordml" xmlns:w15="http://schemas.microsoft.com/office/word/2012/wordml" xmlns:w16cex="http://schemas.microsoft.com/office/word/2018/wordml/cex" xmlns:w16cid="http://schemas.microsoft.com/office/word/2016/wordml/cid" xmlns:w16="http://schemas.microsoft.com/office/word/2018/wordml" xmlns:w16sdtdh="http://schemas.microsoft.com/office/word/2020/wordml/sdtdatahash" xmlns:w16se="http://schemas.microsoft.com/office/word/2015/wordml/symex" xmlns:wpg="http://schemas.microsoft.com/office/word/2010/wordprocessingGroup" xmlns:wpi="http://schemas.microsoft.com/office/word/2010/wordprocessingInk" xmlns:wne="http://schemas.microsoft.com/office/word/2006/wordml" xmlns:wps="http://schemas.microsoft.com/office/word/2010/wordprocessingShape" mc:Ignorable="w14 w15 w16se w16cid w16 w16cex w16sdtdh wp14">
-  <w:comment w:initials="AFVE" w:author="Andrés Felipe Velandia Espitia" w:date="2025-11-11T14:42:00Z" w:id="3">
+  <w:comment w:id="5" w:author="PERSONAL" w:date="2026-05-08T16:42:00Z" w:initials="P">
     <w:p>
       <w:pPr>
         <w:pStyle w:val="Textocomentario"/>
@@ -19926,56 +20249,21 @@
         <w:annotationRef/>
       </w:r>
       <w:r>
-        <w:t>Recurso DI:</w:t>
+        <w:t>Se requiere cambiar imagen así:</w:t>
       </w:r>
     </w:p>
     <w:p>
       <w:pPr>
         <w:pStyle w:val="Textocomentario"/>
       </w:pPr>
-      <w:r>
-        <w:t>Tarjetas Avatar.</w:t>
-      </w:r>
-    </w:p>
-    <w:p>
-      <w:pPr>
-        <w:pStyle w:val="Textocomentario"/>
-      </w:pPr>
-    </w:p>
-    <w:p>
-      <w:pPr>
-        <w:pStyle w:val="Textocomentario"/>
-      </w:pPr>
-      <w:r>
-        <w:t>Íconos de apoyo:</w:t>
-      </w:r>
-    </w:p>
-    <w:p>
-      <w:pPr>
-        <w:pStyle w:val="Textocomentario"/>
-      </w:pPr>
-    </w:p>
-    <w:p>
-      <w:pPr>
-        <w:pStyle w:val="Textocomentario"/>
-      </w:pPr>
-      <w:r>
-        <w:t>Tiempo:</w:t>
-      </w:r>
-      <w:r>
-        <w:t xml:space="preserve"> </w:t>
-      </w:r>
-      <w:hyperlink w:history="1" r:id="rId1">
+      <w:hyperlink r:id="rId1" w:history="1">
         <w:r>
           <w:rPr>
             <w:rStyle w:val="Hipervnculo"/>
           </w:rPr>
-          <w:t>https://www.flaticon.es/icono-gratis/calendario_3652191?term=calendario&amp;page=1&amp;position=5&amp;origin=search&amp;related_id=3652191</w:t>
+          <w:t>https://es.slideshare.net/slideshow/flash-card-vigilancia-basada-en-la-comunidad/283344178?utm_source=clipboard_share_button&amp;utm_campaign=slideshare_make_sharing_viral_v2&amp;utm_variation=control&amp;utm_medium=share</w:t>
         </w:r>
       </w:hyperlink>
-      <w:r>
-        <w:t xml:space="preserve"> </w:t>
-      </w:r>
     </w:p>
     <w:p>
       <w:pPr>
@@ -19987,17 +20275,120 @@
         <w:pStyle w:val="Textocomentario"/>
       </w:pPr>
       <w:r>
-        <w:t>Lugar:</w:t>
-      </w:r>
-      <w:r>
-        <w:t xml:space="preserve"> </w:t>
-      </w:r>
-      <w:hyperlink w:history="1" r:id="rId2">
+        <w:rPr>
+          <w:noProof/>
+        </w:rPr>
+        <w:drawing>
+          <wp:inline distT="0" distB="0" distL="0" distR="0" wp14:anchorId="3D19BB52" wp14:editId="177DA66A">
+            <wp:extent cx="2760792" cy="1108105"/>
+            <wp:effectExtent l="0" t="0" r="1905" b="0"/>
+            <wp:docPr id="1" name="Imagen 1"/>
+            <wp:cNvGraphicFramePr>
+              <a:graphicFrameLocks xmlns:a="http://schemas.openxmlformats.org/drawingml/2006/main" noChangeAspect="1"/>
+            </wp:cNvGraphicFramePr>
+            <a:graphic xmlns:a="http://schemas.openxmlformats.org/drawingml/2006/main">
+              <a:graphicData uri="http://schemas.openxmlformats.org/drawingml/2006/picture">
+                <pic:pic xmlns:pic="http://schemas.openxmlformats.org/drawingml/2006/picture">
+                  <pic:nvPicPr>
+                    <pic:cNvPr id="1" name=""/>
+                    <pic:cNvPicPr/>
+                  </pic:nvPicPr>
+                  <pic:blipFill>
+                    <a:blip r:embed="rId2"/>
+                    <a:stretch>
+                      <a:fillRect/>
+                    </a:stretch>
+                  </pic:blipFill>
+                  <pic:spPr>
+                    <a:xfrm>
+                      <a:off x="0" y="0"/>
+                      <a:ext cx="2788180" cy="1119098"/>
+                    </a:xfrm>
+                    <a:prstGeom prst="rect">
+                      <a:avLst/>
+                    </a:prstGeom>
+                  </pic:spPr>
+                </pic:pic>
+              </a:graphicData>
+            </a:graphic>
+          </wp:inline>
+        </w:drawing>
+      </w:r>
+    </w:p>
+  </w:comment>
+  <w:comment w:id="6" w:author="Andrés Felipe Velandia Espitia" w:date="2026-05-12T22:52:00Z" w:initials="AFVE">
+    <w:p>
+      <w:pPr>
+        <w:pStyle w:val="Textocomentario"/>
+      </w:pPr>
+      <w:r>
+        <w:rPr>
+          <w:rStyle w:val="Refdecomentario"/>
+        </w:rPr>
+        <w:annotationRef/>
+      </w:r>
+      <w:r>
+        <w:t>Ajustado.</w:t>
+      </w:r>
+    </w:p>
+  </w:comment>
+  <w:comment w:id="7" w:author="PERSONAL" w:date="2026-05-08T16:46:00Z" w:initials="P">
+    <w:p>
+      <w:pPr>
+        <w:pStyle w:val="Textocomentario"/>
+      </w:pPr>
+      <w:r>
+        <w:rPr>
+          <w:rStyle w:val="Refdecomentario"/>
+        </w:rPr>
+        <w:annotationRef/>
+      </w:r>
+      <w:r>
+        <w:t>Re requiere separar la palabra nacionales del paréntesis</w:t>
+      </w:r>
+    </w:p>
+  </w:comment>
+  <w:comment w:id="8" w:author="Andrés Felipe Velandia Espitia" w:date="2026-05-12T22:53:00Z" w:initials="AFVE">
+    <w:p>
+      <w:pPr>
+        <w:pStyle w:val="Textocomentario"/>
+      </w:pPr>
+      <w:r>
+        <w:rPr>
+          <w:rStyle w:val="Refdecomentario"/>
+        </w:rPr>
+        <w:annotationRef/>
+      </w:r>
+      <w:r>
+        <w:t>Ajustado.</w:t>
+      </w:r>
+    </w:p>
+  </w:comment>
+  <w:comment w:id="10" w:author="PERSONAL" w:date="2026-05-08T17:03:00Z" w:initials="P">
+    <w:p>
+      <w:pPr>
+        <w:pStyle w:val="Textocomentario"/>
+      </w:pPr>
+      <w:r>
+        <w:rPr>
+          <w:rStyle w:val="Refdecomentario"/>
+        </w:rPr>
+        <w:annotationRef/>
+      </w:r>
+      <w:r>
+        <w:t>Se requiere cambiar imagen por algo similar:</w:t>
+      </w:r>
+    </w:p>
+    <w:p>
+      <w:pPr>
+        <w:pStyle w:val="Textocomentario"/>
+      </w:pPr>
+      <w:hyperlink r:id="rId3" w:history="1">
         <w:r>
           <w:rPr>
             <w:rStyle w:val="Hipervnculo"/>
           </w:rPr>
-          <w:t>https://www.flaticon.es/icono-gratis/punto-de-alfiler_10781305?term=lugar&amp;page=1&amp;position=16&amp;origin=search&amp;related_id=10781305</w:t>
+          <w:t>https://linaresnevadopsicologos.com/wp-content/uploads/2024/11/Cronofobia_-El-miedo-al-paso-del-tiempo-Linares-Nevado-5-690x345.png</w:t>
         </w:r>
       </w:hyperlink>
       <w:r>
@@ -20014,46 +20405,134 @@
         <w:pStyle w:val="Textocomentario"/>
       </w:pPr>
       <w:r>
-        <w:t xml:space="preserve">Personas: </w:t>
-      </w:r>
-      <w:hyperlink w:history="1" r:id="rId3">
+        <w:rPr>
+          <w:noProof/>
+        </w:rPr>
+        <w:drawing>
+          <wp:inline distT="0" distB="0" distL="0" distR="0" wp14:anchorId="2015D048" wp14:editId="2BB0981C">
+            <wp:extent cx="2543911" cy="1279354"/>
+            <wp:effectExtent l="0" t="0" r="0" b="0"/>
+            <wp:docPr id="3" name="Imagen 3"/>
+            <wp:cNvGraphicFramePr>
+              <a:graphicFrameLocks xmlns:a="http://schemas.openxmlformats.org/drawingml/2006/main" noChangeAspect="1"/>
+            </wp:cNvGraphicFramePr>
+            <a:graphic xmlns:a="http://schemas.openxmlformats.org/drawingml/2006/main">
+              <a:graphicData uri="http://schemas.openxmlformats.org/drawingml/2006/picture">
+                <pic:pic xmlns:pic="http://schemas.openxmlformats.org/drawingml/2006/picture">
+                  <pic:nvPicPr>
+                    <pic:cNvPr id="1" name=""/>
+                    <pic:cNvPicPr/>
+                  </pic:nvPicPr>
+                  <pic:blipFill>
+                    <a:blip r:embed="rId4"/>
+                    <a:stretch>
+                      <a:fillRect/>
+                    </a:stretch>
+                  </pic:blipFill>
+                  <pic:spPr>
+                    <a:xfrm>
+                      <a:off x="0" y="0"/>
+                      <a:ext cx="2554794" cy="1284827"/>
+                    </a:xfrm>
+                    <a:prstGeom prst="rect">
+                      <a:avLst/>
+                    </a:prstGeom>
+                  </pic:spPr>
+                </pic:pic>
+              </a:graphicData>
+            </a:graphic>
+          </wp:inline>
+        </w:drawing>
+      </w:r>
+    </w:p>
+  </w:comment>
+  <w:comment w:id="11" w:author="PERSONAL" w:date="2026-05-08T16:56:00Z" w:initials="P">
+    <w:p>
+      <w:pPr>
+        <w:pStyle w:val="Textocomentario"/>
+      </w:pPr>
+      <w:r>
+        <w:rPr>
+          <w:rStyle w:val="Refdecomentario"/>
+        </w:rPr>
+        <w:annotationRef/>
+      </w:r>
+      <w:r>
+        <w:t xml:space="preserve">La imagen sugerida para persona </w:t>
+      </w:r>
+      <w:r>
+        <w:t xml:space="preserve">debe ser cambiada por algo similar (población vulnerable de zonas rurales de </w:t>
+      </w:r>
+      <w:r>
+        <w:t>C</w:t>
+      </w:r>
+      <w:r>
+        <w:t xml:space="preserve">olombia: </w:t>
+      </w:r>
+      <w:hyperlink r:id="rId5" w:history="1">
         <w:r>
           <w:rPr>
             <w:rStyle w:val="Hipervnculo"/>
           </w:rPr>
-          <w:t>https://www.flaticon.es/icono-gratis/humano_2640788?term=personas&amp;page=1&amp;position=27&amp;origin=search&amp;related_id=2640788</w:t>
+          <w:t>https://cloudfront-us-east-1.images.arcpublishing.com/semana/FJYDZMLIJJH25PGQFWNCTJVALU.jpg</w:t>
         </w:r>
       </w:hyperlink>
       <w:r>
         <w:t xml:space="preserve"> </w:t>
       </w:r>
     </w:p>
-  </w:comment>
-  <w:comment w:initials="AFVE" w:author="Andrés Felipe Velandia Espitia" w:date="2025-11-11T14:46:00Z" w:id="4">
     <w:p>
       <w:pPr>
         <w:pStyle w:val="Textocomentario"/>
       </w:pPr>
-      <w:r>
-        <w:rPr>
-          <w:rStyle w:val="Refdecomentario"/>
-        </w:rPr>
-        <w:annotationRef/>
-      </w:r>
-      <w:r>
-        <w:t>Recurso DI:</w:t>
-      </w:r>
     </w:p>
     <w:p>
       <w:pPr>
         <w:pStyle w:val="Textocomentario"/>
       </w:pPr>
       <w:r>
-        <w:t>Puntos calientes.</w:t>
+        <w:rPr>
+          <w:noProof/>
+        </w:rPr>
+        <w:drawing>
+          <wp:inline distT="0" distB="0" distL="0" distR="0" wp14:anchorId="464B29C2" wp14:editId="6A65C7BB">
+            <wp:extent cx="2288741" cy="1323421"/>
+            <wp:effectExtent l="0" t="0" r="0" b="0"/>
+            <wp:docPr id="2" name="Imagen 2"/>
+            <wp:cNvGraphicFramePr>
+              <a:graphicFrameLocks xmlns:a="http://schemas.openxmlformats.org/drawingml/2006/main" noChangeAspect="1"/>
+            </wp:cNvGraphicFramePr>
+            <a:graphic xmlns:a="http://schemas.openxmlformats.org/drawingml/2006/main">
+              <a:graphicData uri="http://schemas.openxmlformats.org/drawingml/2006/picture">
+                <pic:pic xmlns:pic="http://schemas.openxmlformats.org/drawingml/2006/picture">
+                  <pic:nvPicPr>
+                    <pic:cNvPr id="1" name=""/>
+                    <pic:cNvPicPr/>
+                  </pic:nvPicPr>
+                  <pic:blipFill>
+                    <a:blip r:embed="rId6"/>
+                    <a:stretch>
+                      <a:fillRect/>
+                    </a:stretch>
+                  </pic:blipFill>
+                  <pic:spPr>
+                    <a:xfrm>
+                      <a:off x="0" y="0"/>
+                      <a:ext cx="2301771" cy="1330955"/>
+                    </a:xfrm>
+                    <a:prstGeom prst="rect">
+                      <a:avLst/>
+                    </a:prstGeom>
+                  </pic:spPr>
+                </pic:pic>
+              </a:graphicData>
+            </a:graphic>
+          </wp:inline>
+        </w:drawing>
       </w:r>
     </w:p>
   </w:comment>
-  <w:comment w:initials="AFVE" w:author="Andrés Felipe Velandia Espitia" w:date="2025-11-11T17:42:00Z" w:id="7">
+  <w:comment w:id="13" w:author="PERSONAL" w:date="2026-05-08T17:06:00Z" w:initials="P">
     <w:p>
       <w:pPr>
         <w:pStyle w:val="Textocomentario"/>
@@ -20064,12 +20543,90 @@
         </w:rPr>
         <w:annotationRef/>
       </w:r>
-      <w:hyperlink w:history="1" w:anchor="fromView=search&amp;page=1&amp;position=23&amp;uuid=ed914089-8c60-468a-91ff-a2b1535ee973&amp;query=vigilancia+salud" r:id="rId4">
+      <w:r>
+        <w:t>Se requiere ajustar: Comunica</w:t>
+      </w:r>
+    </w:p>
+  </w:comment>
+  <w:comment w:id="14" w:author="Andrés Felipe Velandia Espitia" w:date="2026-05-12T22:53:00Z" w:initials="AFVE">
+    <w:p>
+      <w:pPr>
+        <w:pStyle w:val="Textocomentario"/>
+      </w:pPr>
+      <w:r>
+        <w:rPr>
+          <w:rStyle w:val="Refdecomentario"/>
+        </w:rPr>
+        <w:annotationRef/>
+      </w:r>
+      <w:r>
+        <w:t>Ajustado.</w:t>
+      </w:r>
+    </w:p>
+  </w:comment>
+  <w:comment w:id="15" w:author="PERSONAL" w:date="2026-05-08T17:08:00Z" w:initials="P">
+    <w:p>
+      <w:pPr>
+        <w:pStyle w:val="Textocomentario"/>
+      </w:pPr>
+      <w:r>
+        <w:rPr>
+          <w:rStyle w:val="Refdecomentario"/>
+        </w:rPr>
+        <w:annotationRef/>
+      </w:r>
+      <w:r>
+        <w:t>Se requiere ajustar: respuesta</w:t>
+      </w:r>
+    </w:p>
+  </w:comment>
+  <w:comment w:id="16" w:author="Andrés Felipe Velandia Espitia" w:date="2026-05-12T22:54:00Z" w:initials="AFVE">
+    <w:p>
+      <w:pPr>
+        <w:pStyle w:val="Textocomentario"/>
+      </w:pPr>
+      <w:r>
+        <w:rPr>
+          <w:rStyle w:val="Refdecomentario"/>
+        </w:rPr>
+        <w:annotationRef/>
+      </w:r>
+      <w:r>
+        <w:t>Ajustado.</w:t>
+      </w:r>
+    </w:p>
+  </w:comment>
+  <w:comment w:id="18" w:author="PERSONAL" w:date="2026-05-08T17:14:00Z" w:initials="P">
+    <w:p>
+      <w:pPr>
+        <w:pStyle w:val="Textocomentario"/>
+      </w:pPr>
+      <w:r>
+        <w:rPr>
+          <w:rStyle w:val="Refdecomentario"/>
+        </w:rPr>
+        <w:annotationRef/>
+      </w:r>
+      <w:r>
+        <w:t xml:space="preserve">Se requiere </w:t>
+      </w:r>
+      <w:r>
+        <w:t>cambiar</w:t>
+      </w:r>
+      <w:r>
+        <w:t xml:space="preserve"> ícono: Mediante sensores</w:t>
+      </w:r>
+    </w:p>
+    <w:p>
+      <w:pPr>
+        <w:pStyle w:val="Textocomentario"/>
+      </w:pPr>
+      <w:hyperlink r:id="rId7" w:history="1">
         <w:r>
           <w:rPr>
             <w:rStyle w:val="Hipervnculo"/>
           </w:rPr>
-          <w:t>https://www.freepik.es/foto-gratis/estandarte-medico-medico-sosteniendo-estetoscopio_30555912.htm#fromView=search&amp;page=1&amp;position=23&amp;uuid=ed914089-8c60-468a-91ff-a2b1535ee973&amp;query=vigilancia+salud</w:t>
+          <w:t>https://cdn-icons-png.flaticon.com/128/4893/4893471.png</w:t>
         </w:r>
       </w:hyperlink>
       <w:r>
@@ -20077,7 +20634,7 @@
       </w:r>
     </w:p>
   </w:comment>
-  <w:comment w:initials="AFVE" w:author="Andrés Felipe Velandia Espitia" w:date="2025-11-11T17:56:00Z" w:id="9">
+  <w:comment w:id="19" w:author="PERSONAL" w:date="2026-05-08T17:17:00Z" w:initials="P">
     <w:p>
       <w:pPr>
         <w:pStyle w:val="Textocomentario"/>
@@ -20089,71 +20646,232 @@
         <w:annotationRef/>
       </w:r>
       <w:r>
-        <w:t>Recurso DI:</w:t>
+        <w:t>Se requ</w:t>
+      </w:r>
+      <w:r>
+        <w:t>iere cambiar ícono de centinela:</w:t>
       </w:r>
     </w:p>
     <w:p>
       <w:pPr>
         <w:pStyle w:val="Textocomentario"/>
       </w:pPr>
-      <w:r>
-        <w:t>Tarjetas conectadas.</w:t>
-      </w:r>
-    </w:p>
-    <w:p>
-      <w:pPr>
-        <w:pStyle w:val="Textocomentario"/>
-      </w:pPr>
-    </w:p>
-    <w:p>
-      <w:pPr>
-        <w:pStyle w:val="Textocomentario"/>
-      </w:pPr>
-      <w:r>
-        <w:t xml:space="preserve">Íconos de apoyo: </w:t>
-      </w:r>
-    </w:p>
-    <w:p>
-      <w:pPr>
-        <w:pStyle w:val="Textocomentario"/>
-      </w:pPr>
-      <w:r>
-        <w:t xml:space="preserve">Quiénes: </w:t>
-      </w:r>
-      <w:hyperlink w:history="1" r:id="rId5">
+      <w:hyperlink r:id="rId8" w:history="1">
         <w:r>
           <w:rPr>
             <w:rStyle w:val="Hipervnculo"/>
           </w:rPr>
-          <w:t>https://www.flaticon.es/icono-gratis/entrenador_5775237?term=personas+y+animales&amp;page=2&amp;position=17&amp;origin=search&amp;related_id=5775237</w:t>
+          <w:t>https://cdn-icons-png.flaticon.com/128/3438/3438041.png</w:t>
         </w:r>
       </w:hyperlink>
       <w:r>
         <w:t xml:space="preserve"> </w:t>
       </w:r>
     </w:p>
+  </w:comment>
+  <w:comment w:id="21" w:author="PERSONAL" w:date="2026-05-08T17:21:00Z" w:initials="P">
     <w:p>
       <w:pPr>
         <w:pStyle w:val="Textocomentario"/>
       </w:pPr>
+      <w:r>
+        <w:rPr>
+          <w:rStyle w:val="Refdecomentario"/>
+        </w:rPr>
+        <w:annotationRef/>
+      </w:r>
+      <w:r>
+        <w:t>Añadir texto así:</w:t>
+      </w:r>
     </w:p>
     <w:p>
       <w:pPr>
         <w:pStyle w:val="Textocomentario"/>
       </w:pPr>
       <w:r>
-        <w:t xml:space="preserve">Dónde: </w:t>
-      </w:r>
-      <w:hyperlink w:history="1" r:id="rId6">
-        <w:r>
-          <w:rPr>
-            <w:rStyle w:val="Hipervnculo"/>
-          </w:rPr>
-          <w:t>https://www.flaticon.es/icono-gratis/mapa-de-colombia_15840472?term=mapa&amp;page=1&amp;position=2&amp;origin=search&amp;related_id=15840472</w:t>
-        </w:r>
-      </w:hyperlink>
-      <w:r>
-        <w:t xml:space="preserve"> </w:t>
+        <w:t>Situaciones ambientales, fenómenos naturales y sociales que…</w:t>
+      </w:r>
+    </w:p>
+  </w:comment>
+  <w:comment w:id="22" w:author="Andrés Felipe Velandia Espitia" w:date="2026-05-12T22:54:00Z" w:initials="AFVE">
+    <w:p>
+      <w:pPr>
+        <w:pStyle w:val="Textocomentario"/>
+      </w:pPr>
+      <w:r>
+        <w:rPr>
+          <w:rStyle w:val="Refdecomentario"/>
+        </w:rPr>
+        <w:annotationRef/>
+      </w:r>
+      <w:r>
+        <w:t>Ajustado.</w:t>
+      </w:r>
+    </w:p>
+  </w:comment>
+  <w:comment w:id="23" w:author="PERSONAL" w:date="2026-05-08T17:22:00Z" w:initials="P">
+    <w:p>
+      <w:pPr>
+        <w:pStyle w:val="Textocomentario"/>
+      </w:pPr>
+      <w:r>
+        <w:rPr>
+          <w:rStyle w:val="Refdecomentario"/>
+        </w:rPr>
+        <w:annotationRef/>
+      </w:r>
+      <w:r>
+        <w:t>Añadir texto: protestas sociales</w:t>
+      </w:r>
+    </w:p>
+  </w:comment>
+  <w:comment w:id="24" w:author="Andrés Felipe Velandia Espitia" w:date="2026-05-12T22:55:00Z" w:initials="AFVE">
+    <w:p>
+      <w:pPr>
+        <w:pStyle w:val="Textocomentario"/>
+      </w:pPr>
+      <w:r>
+        <w:rPr>
+          <w:rStyle w:val="Refdecomentario"/>
+        </w:rPr>
+        <w:annotationRef/>
+      </w:r>
+      <w:r>
+        <w:t>Ajustado.</w:t>
+      </w:r>
+    </w:p>
+  </w:comment>
+  <w:comment w:id="28" w:author="PERSONAL" w:date="2026-05-08T17:33:00Z" w:initials="P">
+    <w:p>
+      <w:pPr>
+        <w:pStyle w:val="Textocomentario"/>
+      </w:pPr>
+      <w:r>
+        <w:rPr>
+          <w:rStyle w:val="Refdecomentario"/>
+        </w:rPr>
+        <w:annotationRef/>
+      </w:r>
+      <w:r>
+        <w:t>Se requiere ajustar: cambiar la palabra son por conforman</w:t>
+      </w:r>
+    </w:p>
+  </w:comment>
+  <w:comment w:id="29" w:author="Andrés Felipe Velandia Espitia" w:date="2026-05-12T22:56:00Z" w:initials="AFVE">
+    <w:p>
+      <w:pPr>
+        <w:pStyle w:val="Textocomentario"/>
+      </w:pPr>
+      <w:r>
+        <w:rPr>
+          <w:rStyle w:val="Refdecomentario"/>
+        </w:rPr>
+        <w:annotationRef/>
+      </w:r>
+      <w:r>
+        <w:t>Ajustado.</w:t>
+      </w:r>
+    </w:p>
+  </w:comment>
+  <w:comment w:id="32" w:author="Andrés Felipe Velandia Espitia" w:date="2026-05-13T15:31:00Z" w:initials="AFVE">
+    <w:p>
+      <w:pPr>
+        <w:pStyle w:val="Textocomentario"/>
+      </w:pPr>
+      <w:r>
+        <w:rPr>
+          <w:rStyle w:val="Refdecomentario"/>
+        </w:rPr>
+        <w:annotationRef/>
+      </w:r>
+      <w:r>
+        <w:t>El PDF está incompleto, no está como el Word.</w:t>
+      </w:r>
+    </w:p>
+  </w:comment>
+  <w:comment w:id="31" w:author="PERSONAL" w:date="2026-05-08T17:35:00Z" w:initials="P">
+    <w:p>
+      <w:pPr>
+        <w:pStyle w:val="Textocomentario"/>
+      </w:pPr>
+      <w:r>
+        <w:rPr>
+          <w:rStyle w:val="Refdecomentario"/>
+        </w:rPr>
+        <w:annotationRef/>
+      </w:r>
+      <w:r>
+        <w:t>Se requiere completar el instructivo de ingreso al aplicativo VBC según documento plano enviado de este componente</w:t>
+      </w:r>
+    </w:p>
+  </w:comment>
+  <w:comment w:id="33" w:author="PERSONAL" w:date="2026-05-08T17:41:00Z" w:initials="P">
+    <w:p>
+      <w:pPr>
+        <w:pStyle w:val="Textocomentario"/>
+      </w:pPr>
+      <w:r>
+        <w:rPr>
+          <w:rStyle w:val="Refdecomentario"/>
+        </w:rPr>
+        <w:annotationRef/>
+      </w:r>
+      <w:r>
+        <w:t>Se requiere ajustar: en</w:t>
+      </w:r>
+    </w:p>
+  </w:comment>
+  <w:comment w:id="34" w:author="Andrés Felipe Velandia Espitia" w:date="2026-05-12T22:58:00Z" w:initials="AFVE">
+    <w:p>
+      <w:pPr>
+        <w:pStyle w:val="Textocomentario"/>
+      </w:pPr>
+      <w:r>
+        <w:rPr>
+          <w:rStyle w:val="Refdecomentario"/>
+        </w:rPr>
+        <w:annotationRef/>
+      </w:r>
+      <w:r>
+        <w:t>Ajustado.</w:t>
+      </w:r>
+    </w:p>
+  </w:comment>
+  <w:comment w:id="35" w:author="PERSONAL" w:date="2026-05-08T17:42:00Z" w:initials="P">
+    <w:p>
+      <w:pPr>
+        <w:pStyle w:val="Textocomentario"/>
+      </w:pPr>
+      <w:r>
+        <w:rPr>
+          <w:rStyle w:val="Refdecomentario"/>
+        </w:rPr>
+        <w:annotationRef/>
+      </w:r>
+      <w:r>
+        <w:t>Se requiere ajustar: en</w:t>
+      </w:r>
+    </w:p>
+  </w:comment>
+  <w:comment w:id="36" w:author="Andrés Felipe Velandia Espitia" w:date="2026-05-12T22:59:00Z" w:initials="AFVE">
+    <w:p>
+      <w:pPr>
+        <w:pStyle w:val="Textocomentario"/>
+      </w:pPr>
+      <w:r>
+        <w:rPr>
+          <w:rStyle w:val="Refdecomentario"/>
+        </w:rPr>
+        <w:annotationRef/>
+      </w:r>
+      <w:r>
+        <w:rPr>
+          <w:rStyle w:val="Refdecomentario"/>
+        </w:rPr>
+        <w:annotationRef/>
+      </w:r>
+      <w:r>
+        <w:t>Ajustado.</w:t>
       </w:r>
     </w:p>
     <w:p>
@@ -20161,32 +20879,24 @@
         <w:pStyle w:val="Textocomentario"/>
       </w:pPr>
     </w:p>
+  </w:comment>
+  <w:comment w:id="37" w:author="PERSONAL" w:date="2026-05-08T17:42:00Z" w:initials="P">
     <w:p>
       <w:pPr>
         <w:pStyle w:val="Textocomentario"/>
       </w:pPr>
-      <w:proofErr w:type="gramStart"/>
-      <w:r>
-        <w:t>Cuándo</w:t>
-      </w:r>
-      <w:proofErr w:type="gramEnd"/>
-      <w:r>
-        <w:t xml:space="preserve">: </w:t>
-      </w:r>
-      <w:hyperlink w:history="1" r:id="rId7">
-        <w:r>
-          <w:rPr>
-            <w:rStyle w:val="Hipervnculo"/>
-          </w:rPr>
-          <w:t>https://www.flaticon.es/icono-gratis/calendario_2858416?term=calendario&amp;page=1&amp;position=3&amp;origin=search&amp;related_id=2858416</w:t>
-        </w:r>
-      </w:hyperlink>
-      <w:r>
-        <w:t xml:space="preserve"> </w:t>
+      <w:r>
+        <w:rPr>
+          <w:rStyle w:val="Refdecomentario"/>
+        </w:rPr>
+        <w:annotationRef/>
+      </w:r>
+      <w:r>
+        <w:t>Se requiere ajustar: en</w:t>
       </w:r>
     </w:p>
   </w:comment>
-  <w:comment w:initials="AFVE" w:author="Andrés Felipe Velandia Espitia" w:date="2025-11-11T18:00:00Z" w:id="10">
+  <w:comment w:id="38" w:author="Andrés Felipe Velandia Espitia" w:date="2026-05-12T22:59:00Z" w:initials="AFVE">
     <w:p>
       <w:pPr>
         <w:pStyle w:val="Textocomentario"/>
@@ -20198,15 +20908,56 @@
         <w:annotationRef/>
       </w:r>
       <w:r>
-        <w:t>Recurso DI:</w:t>
+        <w:rPr>
+          <w:rStyle w:val="Refdecomentario"/>
+        </w:rPr>
+        <w:annotationRef/>
+      </w:r>
+      <w:r>
+        <w:t>Ajustado.</w:t>
       </w:r>
     </w:p>
     <w:p>
       <w:pPr>
         <w:pStyle w:val="Textocomentario"/>
       </w:pPr>
-      <w:r>
-        <w:t>Slider de diapositivas:</w:t>
+    </w:p>
+  </w:comment>
+  <w:comment w:id="39" w:author="PERSONAL" w:date="2026-05-08T17:42:00Z" w:initials="P">
+    <w:p>
+      <w:pPr>
+        <w:pStyle w:val="Textocomentario"/>
+      </w:pPr>
+      <w:r>
+        <w:rPr>
+          <w:rStyle w:val="Refdecomentario"/>
+        </w:rPr>
+        <w:annotationRef/>
+      </w:r>
+      <w:r>
+        <w:t>Se requiere ajustar: en</w:t>
+      </w:r>
+    </w:p>
+  </w:comment>
+  <w:comment w:id="40" w:author="Andrés Felipe Velandia Espitia" w:date="2026-05-12T22:59:00Z" w:initials="AFVE">
+    <w:p>
+      <w:pPr>
+        <w:pStyle w:val="Textocomentario"/>
+      </w:pPr>
+      <w:r>
+        <w:rPr>
+          <w:rStyle w:val="Refdecomentario"/>
+        </w:rPr>
+        <w:annotationRef/>
+      </w:r>
+      <w:r>
+        <w:rPr>
+          <w:rStyle w:val="Refdecomentario"/>
+        </w:rPr>
+        <w:annotationRef/>
+      </w:r>
+      <w:r>
+        <w:t>Ajustado.</w:t>
       </w:r>
     </w:p>
     <w:p>
@@ -20214,12 +20965,20 @@
         <w:pStyle w:val="Textocomentario"/>
       </w:pPr>
     </w:p>
+  </w:comment>
+  <w:comment w:id="45" w:author="PERSONAL" w:date="2026-05-08T17:49:00Z" w:initials="P">
     <w:p>
       <w:pPr>
         <w:pStyle w:val="Textocomentario"/>
       </w:pPr>
       <w:r>
-        <w:t>Imágenes de apoyo:</w:t>
+        <w:rPr>
+          <w:rStyle w:val="Refdecomentario"/>
+        </w:rPr>
+        <w:annotationRef/>
+      </w:r>
+      <w:r>
+        <w:t>Se requiere ajustar el texto así:</w:t>
       </w:r>
     </w:p>
     <w:p>
@@ -20227,67 +20986,65 @@
         <w:pStyle w:val="Textocomentario"/>
       </w:pPr>
       <w:r>
-        <w:t>Tiempo:</w:t>
-      </w:r>
-      <w:r>
-        <w:t xml:space="preserve"> </w:t>
-      </w:r>
-      <w:hyperlink w:history="1" w:anchor="fromView=search&amp;page=1&amp;position=10&amp;uuid=9534fb30-2742-4919-b127-f3bc3a62fc73&amp;query=calendario+salud" r:id="rId8">
-        <w:r>
-          <w:rPr>
-            <w:rStyle w:val="Hipervnculo"/>
-          </w:rPr>
-          <w:t>https://www.freepik.es/fotos-premium/vista-angulo-alto-texto-papel_99947830.htm#fromView=search&amp;page=1&amp;position=10&amp;uuid=9534fb30-2742-4919-b127-f3bc3a62fc73&amp;query=calendario+salud</w:t>
-        </w:r>
-      </w:hyperlink>
+        <w:rPr>
+          <w:color w:val="000000" w:themeColor="text1"/>
+          <w:lang w:val="es-ES_tradnl"/>
+        </w:rPr>
+        <w:t>Principios de epidemiología para el control de enfermedades</w:t>
+      </w:r>
     </w:p>
     <w:p>
       <w:pPr>
         <w:pStyle w:val="Textocomentario"/>
       </w:pPr>
     </w:p>
+  </w:comment>
+  <w:comment w:id="46" w:author="Andrés Felipe Velandia Espitia" w:date="2026-05-12T22:59:00Z" w:initials="AFVE">
     <w:p>
       <w:pPr>
         <w:pStyle w:val="Textocomentario"/>
       </w:pPr>
       <w:r>
-        <w:t xml:space="preserve">Lugar: </w:t>
-      </w:r>
-      <w:hyperlink w:history="1" w:anchor="fromView=search&amp;page=1&amp;position=6&amp;uuid=3a818065-8423-4712-8f1d-d835a902adaa&amp;query=%C3%A1rea+geogr%C3%A1fica" r:id="rId9">
-        <w:r>
-          <w:rPr>
-            <w:rStyle w:val="Hipervnculo"/>
-          </w:rPr>
-          <w:t>https://www.freepik.es/foto-gratis/simbolos-ubicacion-naturaleza_32879777.htm#fromView=search&amp;page=1&amp;position=6&amp;uuid=3a818065-8423-4712-8f1d-d835a902adaa&amp;query=%C3%A1rea+geogr%C3%A1fica</w:t>
-        </w:r>
-      </w:hyperlink>
+        <w:rPr>
+          <w:rStyle w:val="Refdecomentario"/>
+        </w:rPr>
+        <w:annotationRef/>
+      </w:r>
+      <w:r>
+        <w:t>No aplica, acá va el título de la tabla de contenido asociado al contenido donde tiene relación.</w:t>
+      </w:r>
+    </w:p>
+  </w:comment>
+  <w:comment w:id="47" w:author="PERSONAL" w:date="2026-05-08T17:50:00Z" w:initials="P">
+    <w:p>
+      <w:pPr>
+        <w:pStyle w:val="Textocomentario"/>
+      </w:pPr>
+      <w:r>
+        <w:rPr>
+          <w:rStyle w:val="Refdecomentario"/>
+        </w:rPr>
+        <w:annotationRef/>
+      </w:r>
+      <w:r>
+        <w:t>Se requiere ajustar el texto así:</w:t>
+      </w:r>
     </w:p>
     <w:p>
       <w:pPr>
-        <w:pStyle w:val="Textocomentario"/>
-      </w:pPr>
+        <w:pStyle w:val="NormalWeb"/>
+      </w:pPr>
+      <w:r>
+        <w:t>Herramientas para la gestión del riesgo colectivo en brotes, epidemias y eventos de interés en salud pública</w:t>
+      </w:r>
     </w:p>
     <w:p>
       <w:pPr>
         <w:pStyle w:val="Textocomentario"/>
       </w:pPr>
-      <w:r>
-        <w:t xml:space="preserve">Persona: </w:t>
-      </w:r>
-      <w:hyperlink w:history="1" w:anchor="fromView=search&amp;page=1&amp;position=20&amp;uuid=bf5a3019-eaa6-4d1d-b440-bfce7ffc7eae&amp;query=varias+personas+enfermas" r:id="rId10">
-        <w:r>
-          <w:rPr>
-            <w:rStyle w:val="Hipervnculo"/>
-          </w:rPr>
-          <w:t>https://www.freepik.es/foto-gratis/diversos-empresarios-inicio-mascaras-nueva-normalidad_15474163.htm#fromView=search&amp;page=1&amp;position=20&amp;uuid=bf5a3019-eaa6-4d1d-b440-bfce7ffc7eae&amp;query=varias+personas+enfermas</w:t>
-        </w:r>
-      </w:hyperlink>
-      <w:r>
-        <w:t xml:space="preserve"> </w:t>
-      </w:r>
     </w:p>
   </w:comment>
-  <w:comment w:initials="AFVE" w:author="Andrés Felipe Velandia Espitia" w:date="2025-11-11T20:36:00Z" w:id="12">
+  <w:comment w:id="48" w:author="Andrés Felipe Velandia Espitia" w:date="2026-05-12T23:00:00Z" w:initials="AFVE">
     <w:p>
       <w:pPr>
         <w:pStyle w:val="Textocomentario"/>
@@ -20299,7 +21056,23 @@
         <w:annotationRef/>
       </w:r>
       <w:r>
-        <w:t>Recurso DI:</w:t>
+        <w:t>No aplica.</w:t>
+      </w:r>
+    </w:p>
+  </w:comment>
+  <w:comment w:id="49" w:author="PERSONAL" w:date="2026-05-08T17:51:00Z" w:initials="P">
+    <w:p>
+      <w:pPr>
+        <w:pStyle w:val="Textocomentario"/>
+      </w:pPr>
+      <w:r>
+        <w:rPr>
+          <w:rStyle w:val="Refdecomentario"/>
+        </w:rPr>
+        <w:annotationRef/>
+      </w:r>
+      <w:r>
+        <w:t>Se requiere ajustar el texto así:</w:t>
       </w:r>
     </w:p>
     <w:p>
@@ -20307,11 +21080,16 @@
         <w:pStyle w:val="Textocomentario"/>
       </w:pPr>
       <w:r>
-        <w:t>Acordeón.</w:t>
+        <w:rPr>
+          <w:bCs/>
+          <w:color w:val="000000" w:themeColor="text1"/>
+          <w:lang w:val="es-ES_tradnl"/>
+        </w:rPr>
+        <w:t>Lineamientos para la Vigilancia Basada en la Comunidad</w:t>
       </w:r>
     </w:p>
   </w:comment>
-  <w:comment w:initials="AFVE" w:author="Andrés Felipe Velandia Espitia" w:date="2025-11-11T20:49:00Z" w:id="14">
+  <w:comment w:id="50" w:author="Andrés Felipe Velandia Espitia" w:date="2026-05-12T23:00:00Z" w:initials="AFVE">
     <w:p>
       <w:pPr>
         <w:pStyle w:val="Textocomentario"/>
@@ -20323,1166 +21101,7 @@
         <w:annotationRef/>
       </w:r>
       <w:r>
-        <w:t>Recurso DI:</w:t>
-      </w:r>
-    </w:p>
-    <w:p>
-      <w:pPr>
-        <w:pStyle w:val="Textocomentario"/>
-      </w:pPr>
-      <w:r>
-        <w:t>Tarjetas.</w:t>
-      </w:r>
-    </w:p>
-  </w:comment>
-  <w:comment w:initials="AFVE" w:author="Andrés Felipe Velandia Espitia" w:date="2025-11-11T20:54:00Z" w:id="15">
-    <w:p>
-      <w:pPr>
-        <w:pStyle w:val="Textocomentario"/>
-      </w:pPr>
-      <w:r>
-        <w:rPr>
-          <w:rStyle w:val="Refdecomentario"/>
-        </w:rPr>
-        <w:annotationRef/>
-      </w:r>
-      <w:r>
-        <w:t>Recurso DI:</w:t>
-      </w:r>
-    </w:p>
-    <w:p>
-      <w:pPr>
-        <w:pStyle w:val="Textocomentario"/>
-      </w:pPr>
-      <w:r>
-        <w:t>Tarjetas.</w:t>
-      </w:r>
-    </w:p>
-    <w:p>
-      <w:pPr>
-        <w:pStyle w:val="Textocomentario"/>
-      </w:pPr>
-    </w:p>
-    <w:p>
-      <w:pPr>
-        <w:pStyle w:val="Textocomentario"/>
-      </w:pPr>
-      <w:r>
-        <w:t>Íconos de apoyo:</w:t>
-      </w:r>
-    </w:p>
-    <w:p>
-      <w:pPr>
-        <w:pStyle w:val="Textocomentario"/>
-      </w:pPr>
-      <w:r>
-        <w:t xml:space="preserve">Participativo: </w:t>
-      </w:r>
-      <w:hyperlink w:history="1" r:id="rId11">
-        <w:r>
-          <w:rPr>
-            <w:rStyle w:val="Hipervnculo"/>
-          </w:rPr>
-          <w:t>https://www.flaticon.es/icono-gratis/levantar-la-mano_6308261?term=participativo&amp;page=1&amp;position=1&amp;origin=search&amp;related_id=6308261</w:t>
-        </w:r>
-      </w:hyperlink>
-    </w:p>
-    <w:p>
-      <w:pPr>
-        <w:pStyle w:val="Textocomentario"/>
-      </w:pPr>
-    </w:p>
-    <w:p>
-      <w:pPr>
-        <w:pStyle w:val="Textocomentario"/>
-      </w:pPr>
-      <w:r>
-        <w:t xml:space="preserve">Sensores: </w:t>
-      </w:r>
-      <w:hyperlink w:history="1" r:id="rId12">
-        <w:r>
-          <w:rPr>
-            <w:rStyle w:val="Hipervnculo"/>
-          </w:rPr>
-          <w:t>https://www.flaticon.es/icono-gratis/apuntes-de-clase_78686?term=apuntar&amp;page=1&amp;position=1&amp;origin=search&amp;related_id=78686</w:t>
-        </w:r>
-      </w:hyperlink>
-    </w:p>
-    <w:p>
-      <w:pPr>
-        <w:pStyle w:val="Textocomentario"/>
-      </w:pPr>
-    </w:p>
-    <w:p>
-      <w:pPr>
-        <w:pStyle w:val="Textocomentario"/>
-      </w:pPr>
-      <w:r>
-        <w:t xml:space="preserve">Centinela: </w:t>
-      </w:r>
-      <w:hyperlink w:history="1" r:id="rId13">
-        <w:r>
-          <w:rPr>
-            <w:rStyle w:val="Hipervnculo"/>
-          </w:rPr>
-          <w:t>https://www.flaticon.es/icono-gratis/ciencia-social_18024841?term=lupa+comunidad&amp;page=1&amp;position=17&amp;origin=search&amp;related_id=18024841</w:t>
-        </w:r>
-      </w:hyperlink>
-      <w:r>
-        <w:t xml:space="preserve"> </w:t>
-      </w:r>
-    </w:p>
-  </w:comment>
-  <w:comment w:initials="AFVE" w:author="Andrés Felipe Velandia Espitia" w:date="2025-11-11T20:57:00Z" w:id="17">
-    <w:p>
-      <w:pPr>
-        <w:pStyle w:val="Textocomentario"/>
-      </w:pPr>
-      <w:r>
-        <w:rPr>
-          <w:rStyle w:val="Refdecomentario"/>
-        </w:rPr>
-        <w:annotationRef/>
-      </w:r>
-      <w:r>
-        <w:t>Recurso DI:</w:t>
-      </w:r>
-    </w:p>
-    <w:p>
-      <w:pPr>
-        <w:pStyle w:val="Textocomentario"/>
-      </w:pPr>
-      <w:r>
-        <w:t>Pestañas.</w:t>
-      </w:r>
-    </w:p>
-    <w:p>
-      <w:pPr>
-        <w:pStyle w:val="Textocomentario"/>
-      </w:pPr>
-    </w:p>
-    <w:p>
-      <w:pPr>
-        <w:pStyle w:val="Textocomentario"/>
-      </w:pPr>
-      <w:r>
-        <w:t xml:space="preserve">Imágenes de apoyo: </w:t>
-      </w:r>
-    </w:p>
-    <w:p>
-      <w:pPr>
-        <w:pStyle w:val="Textocomentario"/>
-      </w:pPr>
-    </w:p>
-    <w:p>
-      <w:pPr>
-        <w:pStyle w:val="Textocomentario"/>
-      </w:pPr>
-      <w:r>
-        <w:t xml:space="preserve">Factores: </w:t>
-      </w:r>
-      <w:hyperlink w:history="1" w:anchor="fromView=search&amp;page=1&amp;position=1&amp;uuid=3444b6ab-6878-4e2d-addc-c1636ed62e67&amp;query=contaminaci%C3%B3n+agua" r:id="rId14">
-        <w:r>
-          <w:rPr>
-            <w:rStyle w:val="Hipervnculo"/>
-          </w:rPr>
-          <w:t>https://www.freepik.es/foto-gratis/concepto-contaminacion-agua-basura_18267972.htm#fromView=search&amp;page=1&amp;position=1&amp;uuid=3444b6ab-6878-4e2d-addc-c1636ed62e67&amp;query=contaminaci%C3%B3n+agua</w:t>
-        </w:r>
-      </w:hyperlink>
-    </w:p>
-    <w:p>
-      <w:pPr>
-        <w:pStyle w:val="Textocomentario"/>
-      </w:pPr>
-    </w:p>
-    <w:p>
-      <w:pPr>
-        <w:pStyle w:val="Textocomentario"/>
-      </w:pPr>
-      <w:r>
-        <w:t xml:space="preserve">Situaciones: </w:t>
-      </w:r>
-      <w:hyperlink w:history="1" w:anchor="fromView=search&amp;page=1&amp;position=16&amp;uuid=373722d5-da22-4925-b9ec-86a1994d0350&amp;query=animales+muertos" r:id="rId15">
-        <w:r>
-          <w:rPr>
-            <w:rStyle w:val="Hipervnculo"/>
-          </w:rPr>
-          <w:t>https://www.freepik.es/foto-gratis/disparo-enfoque-selectivo-escala-grises-craneo-animal-parte-superior-ramitas_10303144.htm#fromView=search&amp;page=1&amp;position=16&amp;uuid=373722d5-da22-4925-b9ec-86a1994d0350&amp;query=animales+muertos</w:t>
-        </w:r>
-      </w:hyperlink>
-    </w:p>
-    <w:p>
-      <w:pPr>
-        <w:pStyle w:val="Textocomentario"/>
-      </w:pPr>
-    </w:p>
-    <w:p>
-      <w:pPr>
-        <w:pStyle w:val="Textocomentario"/>
-      </w:pPr>
-      <w:r>
-        <w:t xml:space="preserve">Síndromes: </w:t>
-      </w:r>
-      <w:hyperlink w:history="1" w:anchor="fromView=search&amp;page=1&amp;position=39&amp;uuid=98810508-452e-47f8-b5e6-5007ecb9d4d1&amp;query=brotes+en+la+piel" r:id="rId16">
-        <w:r>
-          <w:rPr>
-            <w:rStyle w:val="Hipervnculo"/>
-          </w:rPr>
-          <w:t>https://www.freepik.es/foto-gratis/vista-antebrazo-psoriasis_31023225.htm#fromView=search&amp;page=1&amp;position=39&amp;uuid=98810508-452e-47f8-b5e6-5007ecb9d4d1&amp;query=brotes+en+la+piel</w:t>
-        </w:r>
-      </w:hyperlink>
-    </w:p>
-    <w:p>
-      <w:pPr>
-        <w:pStyle w:val="Textocomentario"/>
-      </w:pPr>
-    </w:p>
-    <w:p>
-      <w:pPr>
-        <w:pStyle w:val="Textocomentario"/>
-      </w:pPr>
-      <w:r>
-        <w:t xml:space="preserve">Casos: </w:t>
-      </w:r>
-      <w:hyperlink w:history="1" w:anchor="fromView=search&amp;page=1&amp;position=6&amp;uuid=6bbc5de4-89fe-4812-857c-3c81587f8314&amp;query=cuidado+personas" r:id="rId17">
-        <w:r>
-          <w:rPr>
-            <w:rStyle w:val="Hipervnculo"/>
-          </w:rPr>
-          <w:t>https://www.freepik.es/foto-gratis/madre-adoptiva-pasando-tiempo-su-hija_29015778.htm#fromView=search&amp;page=1&amp;position=6&amp;uuid=6bbc5de4-89fe-4812-857c-3c81587f8314&amp;query=cuidado+personas</w:t>
-        </w:r>
-      </w:hyperlink>
-    </w:p>
-    <w:p>
-      <w:pPr>
-        <w:pStyle w:val="Textocomentario"/>
-      </w:pPr>
-    </w:p>
-    <w:p>
-      <w:pPr>
-        <w:pStyle w:val="Textocomentario"/>
-      </w:pPr>
-      <w:r>
-        <w:t xml:space="preserve">Muertes: </w:t>
-      </w:r>
-      <w:hyperlink w:history="1" w:anchor="fromView=search&amp;page=2&amp;position=13&amp;uuid=1b29287e-9373-45ed-aacf-75e1670aec8e&amp;query=muerte+covid" r:id="rId18">
-        <w:r>
-          <w:rPr>
-            <w:rStyle w:val="Hipervnculo"/>
-          </w:rPr>
-          <w:t>https://www.freepik.es/fotos-premium/mascara-medica-sucia-suelo_14948690.htm#fromView=search&amp;page=2&amp;position=13&amp;uuid=1b29287e-9373-45ed-aacf-75e1670aec8e&amp;query=muerte+covid</w:t>
-        </w:r>
-      </w:hyperlink>
-    </w:p>
-    <w:p>
-      <w:pPr>
-        <w:pStyle w:val="Textocomentario"/>
-      </w:pPr>
-    </w:p>
-    <w:p>
-      <w:pPr>
-        <w:pStyle w:val="Textocomentario"/>
-      </w:pPr>
-      <w:r>
-        <w:t xml:space="preserve">Conglomerados: </w:t>
-      </w:r>
-      <w:hyperlink w:history="1" w:anchor="fromView=search&amp;page=1&amp;position=19&amp;uuid=acbc7064-44d7-4ec5-b2c7-56600d4a59a5&amp;query=personas+enfermas" r:id="rId19">
-        <w:r>
-          <w:rPr>
-            <w:rStyle w:val="Hipervnculo"/>
-          </w:rPr>
-          <w:t>https://www.freepik.es/foto-gratis/cerrar-mujer-triste-mascara_13360935.htm#fromView=search&amp;page=1&amp;position=19&amp;uuid=acbc7064-44d7-4ec5-b2c7-56600d4a59a5&amp;query=personas+enfermas</w:t>
-        </w:r>
-      </w:hyperlink>
-      <w:r>
-        <w:t xml:space="preserve"> </w:t>
-      </w:r>
-    </w:p>
-    <w:p>
-      <w:pPr>
-        <w:pStyle w:val="Textocomentario"/>
-      </w:pPr>
-    </w:p>
-    <w:p>
-      <w:pPr>
-        <w:pStyle w:val="Textocomentario"/>
-      </w:pPr>
-    </w:p>
-  </w:comment>
-  <w:comment w:initials="AFVE" w:author="Andrés Felipe Velandia Espitia" w:date="2025-11-11T21:08:00Z" w:id="19">
-    <w:p>
-      <w:pPr>
-        <w:pStyle w:val="Textocomentario"/>
-      </w:pPr>
-      <w:r>
-        <w:rPr>
-          <w:rStyle w:val="Refdecomentario"/>
-        </w:rPr>
-        <w:annotationRef/>
-      </w:r>
-      <w:r>
-        <w:t>Recurso DI:</w:t>
-      </w:r>
-    </w:p>
-    <w:p>
-      <w:pPr>
-        <w:pStyle w:val="Textocomentario"/>
-      </w:pPr>
-      <w:r>
-        <w:t xml:space="preserve">Modal. </w:t>
-      </w:r>
-    </w:p>
-    <w:p>
-      <w:pPr>
-        <w:pStyle w:val="Textocomentario"/>
-      </w:pPr>
-      <w:r>
-        <w:t>Hacer clic en Ejemplo y mostrar el contenido.</w:t>
-      </w:r>
-    </w:p>
-  </w:comment>
-  <w:comment w:initials="AFVE" w:author="Andrés Felipe Velandia Espitia" w:date="2025-11-11T21:15:00Z" w:id="20">
-    <w:p>
-      <w:pPr>
-        <w:pStyle w:val="Textocomentario"/>
-      </w:pPr>
-      <w:r>
-        <w:rPr>
-          <w:rStyle w:val="Refdecomentario"/>
-        </w:rPr>
-        <w:annotationRef/>
-      </w:r>
-      <w:r>
-        <w:t>Texto alternativo:</w:t>
-      </w:r>
-    </w:p>
-    <w:p>
-      <w:pPr>
-        <w:pStyle w:val="Textocomentario"/>
-      </w:pPr>
-      <w:r>
-        <w:t xml:space="preserve">La figura 1 relaciona el flujo y los elementos del reporte de vigilancia basada en comunidad. Inicia con la </w:t>
-      </w:r>
-      <w:r>
-        <w:rPr>
-          <w:rStyle w:val="Textoennegrita"/>
-        </w:rPr>
-        <w:t>comunidad</w:t>
-      </w:r>
-      <w:r>
-        <w:t xml:space="preserve">, donde se identifican aspectos como el lugar donde ocurre el evento, el número de personas afectadas, sus características y el tiempo de ocurrencia. También se incluye una breve descripción del evento o situación de interés en salud pública. </w:t>
-      </w:r>
-      <w:r>
-        <w:t xml:space="preserve">Estos datos conforman los </w:t>
-      </w:r>
-      <w:r>
-        <w:rPr>
-          <w:rStyle w:val="Textoennegrita"/>
-          <w:b w:val="0"/>
-          <w:bCs w:val="0"/>
-        </w:rPr>
-        <w:t>elementos del reporte comunitario</w:t>
-      </w:r>
-      <w:r>
-        <w:rPr>
-          <w:b/>
-          <w:bCs/>
-        </w:rPr>
-        <w:t xml:space="preserve">, </w:t>
-      </w:r>
-      <w:r>
-        <w:t>que son recogidos por</w:t>
-      </w:r>
-      <w:r>
-        <w:rPr>
-          <w:b/>
-          <w:bCs/>
-        </w:rPr>
-        <w:t xml:space="preserve"> </w:t>
-      </w:r>
-      <w:r>
-        <w:rPr>
-          <w:rStyle w:val="Textoennegrita"/>
-          <w:b w:val="0"/>
-          <w:bCs w:val="0"/>
-        </w:rPr>
-        <w:t>vigías y gestores</w:t>
-      </w:r>
-      <w:r>
-        <w:rPr>
-          <w:rStyle w:val="Textoennegrita"/>
-        </w:rPr>
-        <w:t xml:space="preserve"> </w:t>
-      </w:r>
-      <w:r>
-        <w:rPr>
-          <w:rStyle w:val="Textoennegrita"/>
-          <w:b w:val="0"/>
-          <w:bCs w:val="0"/>
-        </w:rPr>
-        <w:t>comunitarios</w:t>
-      </w:r>
-      <w:r>
-        <w:t>.</w:t>
-      </w:r>
-    </w:p>
-  </w:comment>
-  <w:comment w:initials="AFVE" w:author="Andrés Felipe Velandia Espitia" w:date="2025-11-11T21:11:00Z" w:id="21">
-    <w:p>
-      <w:pPr>
-        <w:pStyle w:val="Textocomentario"/>
-      </w:pPr>
-      <w:r>
-        <w:rPr>
-          <w:rStyle w:val="Refdecomentario"/>
-        </w:rPr>
-        <w:annotationRef/>
-      </w:r>
-      <w:r>
-        <w:t>Textos trascritos:</w:t>
-      </w:r>
-    </w:p>
-    <w:p>
-      <w:pPr>
-        <w:pStyle w:val="Textocomentario"/>
-        <w:rPr>
-          <w:b/>
-          <w:bCs/>
-        </w:rPr>
-      </w:pPr>
-      <w:r>
-        <w:rPr>
-          <w:b/>
-          <w:bCs/>
-        </w:rPr>
-        <w:t>Comunidad</w:t>
-      </w:r>
-    </w:p>
-    <w:p>
-      <w:pPr>
-        <w:pStyle w:val="Textocomentario"/>
-      </w:pPr>
-      <w:r>
-        <w:t>¿Dónde ocurre?</w:t>
-      </w:r>
-    </w:p>
-    <w:p>
-      <w:pPr>
-        <w:pStyle w:val="Textocomentario"/>
-      </w:pPr>
-      <w:r>
-        <w:t>¿En cuántas personas?</w:t>
-      </w:r>
-    </w:p>
-    <w:p>
-      <w:pPr>
-        <w:pStyle w:val="Textocomentario"/>
-      </w:pPr>
-      <w:r>
-        <w:t>Características de las personas afectadas</w:t>
-      </w:r>
-      <w:r>
-        <w:t xml:space="preserve"> </w:t>
-      </w:r>
-      <w:r>
-        <w:t>(ciclo vital, edad, sexo, etc</w:t>
-      </w:r>
-      <w:r>
-        <w:t>.</w:t>
-      </w:r>
-      <w:r>
-        <w:t>)</w:t>
-      </w:r>
-      <w:r>
-        <w:t>.</w:t>
-      </w:r>
-    </w:p>
-    <w:p>
-      <w:pPr>
-        <w:pStyle w:val="Textocomentario"/>
-      </w:pPr>
-      <w:r>
-        <w:t>Hace cuánto tiempo se presenta el evento o situación</w:t>
-      </w:r>
-      <w:r>
-        <w:t>.</w:t>
-      </w:r>
-    </w:p>
-    <w:p>
-      <w:pPr>
-        <w:pStyle w:val="Textocomentario"/>
-      </w:pPr>
-      <w:r>
-        <w:t xml:space="preserve">Breve descripción del evento o situación de interés en </w:t>
-      </w:r>
-      <w:r>
-        <w:t>s</w:t>
-      </w:r>
-      <w:r>
-        <w:t xml:space="preserve">alud </w:t>
-      </w:r>
-      <w:r>
-        <w:t>p</w:t>
-      </w:r>
-      <w:r>
-        <w:t>ública</w:t>
-      </w:r>
-      <w:r>
-        <w:t>.</w:t>
-      </w:r>
-    </w:p>
-    <w:p>
-      <w:pPr>
-        <w:rPr>
-          <w:b/>
-          <w:bCs/>
-        </w:rPr>
-      </w:pPr>
-      <w:r>
-        <w:rPr>
-          <w:b/>
-          <w:bCs/>
-        </w:rPr>
-        <w:t>Elementos del reporte comunitario</w:t>
-      </w:r>
-    </w:p>
-    <w:p>
-      <w:pPr>
-        <w:rPr>
-          <w:sz w:val="24"/>
-          <w:szCs w:val="24"/>
-        </w:rPr>
-      </w:pPr>
-      <w:r>
-        <w:rPr>
-          <w:sz w:val="24"/>
-          <w:szCs w:val="24"/>
-        </w:rPr>
-        <w:t>Vigías y gestores</w:t>
-      </w:r>
-    </w:p>
-    <w:p>
-      <w:pPr>
-        <w:jc w:val="center"/>
-      </w:pPr>
-      <w:r>
-        <w:t>Entidad</w:t>
-      </w:r>
-    </w:p>
-    <w:p>
-      <w:pPr>
-        <w:rPr>
-          <w:sz w:val="24"/>
-          <w:szCs w:val="24"/>
-        </w:rPr>
-      </w:pPr>
-      <w:r>
-        <w:rPr>
-          <w:sz w:val="24"/>
-          <w:szCs w:val="24"/>
-        </w:rPr>
-        <w:t>Reporte de señal</w:t>
-      </w:r>
-    </w:p>
-    <w:p>
-      <w:pPr>
-        <w:rPr>
-          <w:sz w:val="24"/>
-          <w:szCs w:val="24"/>
-        </w:rPr>
-      </w:pPr>
-      <w:r>
-        <w:rPr>
-          <w:sz w:val="24"/>
-          <w:szCs w:val="24"/>
-        </w:rPr>
-        <w:t>Recepción de señal</w:t>
-      </w:r>
-    </w:p>
-    <w:p>
-      <w:pPr>
-        <w:pStyle w:val="Textocomentario"/>
-        <w:rPr>
-          <w:b/>
-          <w:bCs/>
-        </w:rPr>
-      </w:pPr>
-    </w:p>
-  </w:comment>
-  <w:comment w:initials="AFVE" w:author="Andrés Felipe Velandia Espitia" w:date="2025-11-11T22:06:00Z" w:id="23">
-    <w:p>
-      <w:pPr>
-        <w:pStyle w:val="Textocomentario"/>
-      </w:pPr>
-      <w:r>
-        <w:rPr>
-          <w:rStyle w:val="Refdecomentario"/>
-        </w:rPr>
-        <w:annotationRef/>
-      </w:r>
-      <w:r>
-        <w:t xml:space="preserve">Al hacer clic mostrar de los Anexos el documento: </w:t>
-      </w:r>
-      <w:proofErr w:type="spellStart"/>
-      <w:r>
-        <w:t>Ficha_de_reporte_individual</w:t>
-      </w:r>
-      <w:proofErr w:type="spellEnd"/>
-    </w:p>
-  </w:comment>
-  <w:comment w:initials="AFVE" w:author="Andrés Felipe Velandia Espitia" w:date="2025-11-11T22:06:00Z" w:id="24">
-    <w:p>
-      <w:pPr>
-        <w:pStyle w:val="Textocomentario"/>
-      </w:pPr>
-      <w:r>
-        <w:rPr>
-          <w:rStyle w:val="Refdecomentario"/>
-        </w:rPr>
-        <w:annotationRef/>
-      </w:r>
-      <w:r>
-        <w:rPr>
-          <w:rStyle w:val="Refdecomentario"/>
-        </w:rPr>
-        <w:annotationRef/>
-      </w:r>
-      <w:r>
-        <w:t xml:space="preserve">Al hacer clic mostrar de los Anexos el documento: </w:t>
-      </w:r>
-      <w:proofErr w:type="spellStart"/>
-      <w:r>
-        <w:t>Ficha_de_reporte_</w:t>
-      </w:r>
-      <w:r>
-        <w:t>colectuvo</w:t>
-      </w:r>
-      <w:proofErr w:type="spellEnd"/>
-    </w:p>
-  </w:comment>
-  <w:comment w:initials="AFVE" w:author="Andrés Felipe Velandia Espitia" w:date="2025-11-13T22:03:00Z" w:id="27">
-    <w:p>
-      <w:pPr>
-        <w:pStyle w:val="Textocomentario"/>
-      </w:pPr>
-      <w:r>
-        <w:rPr>
-          <w:rStyle w:val="Refdecomentario"/>
-        </w:rPr>
-        <w:annotationRef/>
-      </w:r>
-      <w:r>
-        <w:t xml:space="preserve">Al hacer clic en este </w:t>
-      </w:r>
-      <w:r>
-        <w:t>botón</w:t>
-      </w:r>
-      <w:r>
-        <w:t xml:space="preserve">, se debe cargar el PDF que hará el equipo de diseño. El documento </w:t>
-      </w:r>
-      <w:r>
-        <w:t xml:space="preserve">base </w:t>
-      </w:r>
-      <w:r>
-        <w:t xml:space="preserve">se </w:t>
-      </w:r>
-      <w:r>
-        <w:t xml:space="preserve">encuentra en Anexos / </w:t>
-      </w:r>
-      <w:proofErr w:type="spellStart"/>
-      <w:r>
-        <w:rPr>
-          <w:color w:val="000000" w:themeColor="text1"/>
-          <w:lang w:val="es-ES_tradnl"/>
-        </w:rPr>
-        <w:t>Ingreso_aplicativo_VBC</w:t>
-      </w:r>
-      <w:proofErr w:type="spellEnd"/>
-    </w:p>
-  </w:comment>
-  <w:comment w:initials="AFVE" w:author="Andrés Felipe Velandia Espitia" w:date="2025-11-11T22:30:00Z" w:id="28">
-    <w:p>
-      <w:pPr>
-        <w:pStyle w:val="Textocomentario"/>
-      </w:pPr>
-      <w:r>
-        <w:rPr>
-          <w:rStyle w:val="Refdecomentario"/>
-        </w:rPr>
-        <w:annotationRef/>
-      </w:r>
-      <w:r>
-        <w:t>Recurso DI:</w:t>
-      </w:r>
-    </w:p>
-    <w:p>
-      <w:pPr>
-        <w:pStyle w:val="Textocomentario"/>
-      </w:pPr>
-      <w:r>
-        <w:t>Pestañas.</w:t>
-      </w:r>
-    </w:p>
-  </w:comment>
-  <w:comment w:initials="AFVE" w:author="Andrés Felipe Velandia Espitia" w:date="2025-11-13T22:03:00Z" w:id="29">
-    <w:p>
-      <w:pPr>
-        <w:pStyle w:val="Textocomentario"/>
-      </w:pPr>
-      <w:r>
-        <w:rPr>
-          <w:rStyle w:val="Refdecomentario"/>
-        </w:rPr>
-        <w:annotationRef/>
-      </w:r>
-      <w:r>
-        <w:t xml:space="preserve">Al hacer clic en este botón, se debe cargar el PDF que hará el equipo de diseño. El documento base se encuentra en Anexos / </w:t>
-      </w:r>
-      <w:proofErr w:type="spellStart"/>
-      <w:r>
-        <w:rPr>
-          <w:color w:val="000000" w:themeColor="text1"/>
-          <w:lang w:val="es-ES_tradnl"/>
-        </w:rPr>
-        <w:t>Instalcion</w:t>
-      </w:r>
-      <w:r>
-        <w:rPr>
-          <w:color w:val="000000" w:themeColor="text1"/>
-          <w:lang w:val="es-ES_tradnl"/>
-        </w:rPr>
-        <w:t>_aplicativo_VBC</w:t>
-      </w:r>
-      <w:proofErr w:type="spellEnd"/>
-    </w:p>
-  </w:comment>
-  <w:comment w:initials="AFVE" w:author="Andrés Felipe Velandia Espitia" w:date="2025-11-26T10:33:00Z" w:id="30">
-    <w:p>
-      <w:pPr>
-        <w:spacing w:line="240" w:lineRule="auto"/>
-        <w:jc w:val="center"/>
-        <w:textAlignment w:val="baseline"/>
-        <w:rPr>
-          <w:rFonts w:ascii="Segoe UI" w:hAnsi="Segoe UI" w:eastAsia="Times New Roman" w:cs="Segoe UI"/>
-          <w:sz w:val="18"/>
-          <w:szCs w:val="18"/>
-        </w:rPr>
-      </w:pPr>
-      <w:r>
-        <w:rPr>
-          <w:rStyle w:val="Refdecomentario"/>
-        </w:rPr>
-        <w:annotationRef/>
-      </w:r>
-      <w:r>
-        <w:t xml:space="preserve">Insertar video: </w:t>
-      </w:r>
-      <w:r>
-        <w:rPr>
-          <w:rFonts w:eastAsia="Times New Roman"/>
-          <w:b/>
-          <w:bCs/>
-          <w:color w:val="FF0000"/>
-          <w:szCs w:val="20"/>
-        </w:rPr>
-        <w:t>Guion_V</w:t>
-      </w:r>
-      <w:r>
-        <w:rPr>
-          <w:rFonts w:eastAsia="Times New Roman"/>
-          <w:b/>
-          <w:bCs/>
-          <w:color w:val="FF0000"/>
-          <w:szCs w:val="20"/>
-        </w:rPr>
-        <w:t>i</w:t>
-      </w:r>
-      <w:r>
-        <w:rPr>
-          <w:rFonts w:eastAsia="Times New Roman"/>
-          <w:b/>
-          <w:bCs/>
-          <w:color w:val="FF0000"/>
-          <w:szCs w:val="20"/>
-        </w:rPr>
-        <w:t>deo</w:t>
-      </w:r>
-      <w:r>
-        <w:rPr>
-          <w:rFonts w:eastAsia="Times New Roman"/>
-          <w:b/>
-          <w:bCs/>
-          <w:color w:val="FF0000"/>
-          <w:szCs w:val="20"/>
-        </w:rPr>
-        <w:t>_e</w:t>
-      </w:r>
-      <w:r>
-        <w:rPr>
-          <w:rFonts w:eastAsia="Times New Roman"/>
-          <w:b/>
-          <w:bCs/>
-          <w:color w:val="FF0000"/>
-          <w:szCs w:val="20"/>
-        </w:rPr>
-        <w:t>xplicativo</w:t>
-      </w:r>
-      <w:r>
-        <w:rPr>
-          <w:rFonts w:eastAsia="Times New Roman"/>
-          <w:b/>
-          <w:bCs/>
-          <w:color w:val="FF0000"/>
-          <w:szCs w:val="20"/>
-        </w:rPr>
-        <w:t>_</w:t>
-      </w:r>
-      <w:r>
-        <w:rPr>
-          <w:rFonts w:eastAsia="Times New Roman"/>
-          <w:b/>
-          <w:bCs/>
-          <w:color w:val="FF0000"/>
-          <w:szCs w:val="20"/>
-        </w:rPr>
-        <w:t>C</w:t>
-      </w:r>
-      <w:r>
-        <w:rPr>
-          <w:rFonts w:eastAsia="Times New Roman"/>
-          <w:b/>
-          <w:bCs/>
-          <w:color w:val="FF0000"/>
-          <w:szCs w:val="20"/>
-        </w:rPr>
-        <w:t>o</w:t>
-      </w:r>
-      <w:r>
-        <w:rPr>
-          <w:rFonts w:eastAsia="Times New Roman"/>
-          <w:b/>
-          <w:bCs/>
-          <w:color w:val="FF0000"/>
-          <w:szCs w:val="20"/>
-        </w:rPr>
-        <w:t>mo</w:t>
-      </w:r>
-      <w:r>
-        <w:rPr>
-          <w:rFonts w:eastAsia="Times New Roman"/>
-          <w:b/>
-          <w:bCs/>
-          <w:color w:val="FF0000"/>
-          <w:szCs w:val="20"/>
-        </w:rPr>
-        <w:t>_</w:t>
-      </w:r>
-      <w:r>
-        <w:rPr>
-          <w:rFonts w:eastAsia="Times New Roman"/>
-          <w:b/>
-          <w:bCs/>
-          <w:color w:val="FF0000"/>
-          <w:szCs w:val="20"/>
-        </w:rPr>
-        <w:t>reportar</w:t>
-      </w:r>
-      <w:r>
-        <w:rPr>
-          <w:rFonts w:eastAsia="Times New Roman"/>
-          <w:b/>
-          <w:bCs/>
-          <w:color w:val="FF0000"/>
-          <w:szCs w:val="20"/>
-        </w:rPr>
-        <w:t>_</w:t>
-      </w:r>
-      <w:r>
-        <w:rPr>
-          <w:rFonts w:eastAsia="Times New Roman"/>
-          <w:b/>
-          <w:bCs/>
-          <w:color w:val="FF0000"/>
-          <w:szCs w:val="20"/>
-        </w:rPr>
-        <w:t>situaciones</w:t>
-      </w:r>
-      <w:r>
-        <w:rPr>
-          <w:rFonts w:eastAsia="Times New Roman"/>
-          <w:b/>
-          <w:bCs/>
-          <w:color w:val="FF0000"/>
-          <w:szCs w:val="20"/>
-        </w:rPr>
-        <w:t>_</w:t>
-      </w:r>
-      <w:r>
-        <w:rPr>
-          <w:rFonts w:eastAsia="Times New Roman"/>
-          <w:b/>
-          <w:bCs/>
-          <w:color w:val="FF0000"/>
-          <w:szCs w:val="20"/>
-        </w:rPr>
-        <w:t>de</w:t>
-      </w:r>
-      <w:r>
-        <w:rPr>
-          <w:rFonts w:eastAsia="Times New Roman"/>
-          <w:b/>
-          <w:bCs/>
-          <w:color w:val="FF0000"/>
-          <w:szCs w:val="20"/>
-        </w:rPr>
-        <w:t>_</w:t>
-      </w:r>
-      <w:r>
-        <w:rPr>
-          <w:rFonts w:eastAsia="Times New Roman"/>
-          <w:b/>
-          <w:bCs/>
-          <w:color w:val="FF0000"/>
-          <w:szCs w:val="20"/>
-        </w:rPr>
-        <w:t>inter</w:t>
-      </w:r>
-      <w:r>
-        <w:rPr>
-          <w:rFonts w:eastAsia="Times New Roman"/>
-          <w:b/>
-          <w:bCs/>
-          <w:color w:val="FF0000"/>
-          <w:szCs w:val="20"/>
-        </w:rPr>
-        <w:t>e</w:t>
-      </w:r>
-      <w:r>
-        <w:rPr>
-          <w:rFonts w:eastAsia="Times New Roman"/>
-          <w:b/>
-          <w:bCs/>
-          <w:color w:val="FF0000"/>
-          <w:szCs w:val="20"/>
-        </w:rPr>
-        <w:t>s</w:t>
-      </w:r>
-      <w:r>
-        <w:rPr>
-          <w:rFonts w:eastAsia="Times New Roman"/>
-          <w:b/>
-          <w:bCs/>
-          <w:color w:val="FF0000"/>
-          <w:szCs w:val="20"/>
-        </w:rPr>
-        <w:t>_</w:t>
-      </w:r>
-      <w:r>
-        <w:rPr>
-          <w:rFonts w:eastAsia="Times New Roman"/>
-          <w:b/>
-          <w:bCs/>
-          <w:color w:val="FF0000"/>
-          <w:szCs w:val="20"/>
-        </w:rPr>
-        <w:t>en</w:t>
-      </w:r>
-      <w:r>
-        <w:rPr>
-          <w:rFonts w:eastAsia="Times New Roman"/>
-          <w:b/>
-          <w:bCs/>
-          <w:color w:val="FF0000"/>
-          <w:szCs w:val="20"/>
-        </w:rPr>
-        <w:t>_</w:t>
-      </w:r>
-      <w:r>
-        <w:rPr>
-          <w:rFonts w:eastAsia="Times New Roman"/>
-          <w:b/>
-          <w:bCs/>
-          <w:color w:val="FF0000"/>
-          <w:szCs w:val="20"/>
-        </w:rPr>
-        <w:t>salud</w:t>
-      </w:r>
-      <w:r>
-        <w:rPr>
-          <w:rFonts w:eastAsia="Times New Roman"/>
-          <w:b/>
-          <w:bCs/>
-          <w:color w:val="FF0000"/>
-          <w:szCs w:val="20"/>
-        </w:rPr>
-        <w:t>_</w:t>
-      </w:r>
-      <w:r>
-        <w:rPr>
-          <w:rFonts w:eastAsia="Times New Roman"/>
-          <w:b/>
-          <w:bCs/>
-          <w:color w:val="FF0000"/>
-          <w:szCs w:val="20"/>
-        </w:rPr>
-        <w:t>p</w:t>
-      </w:r>
-      <w:r>
-        <w:rPr>
-          <w:rFonts w:eastAsia="Times New Roman"/>
-          <w:b/>
-          <w:bCs/>
-          <w:color w:val="FF0000"/>
-          <w:szCs w:val="20"/>
-        </w:rPr>
-        <w:t>u</w:t>
-      </w:r>
-      <w:r>
-        <w:rPr>
-          <w:rFonts w:eastAsia="Times New Roman"/>
-          <w:b/>
-          <w:bCs/>
-          <w:color w:val="FF0000"/>
-          <w:szCs w:val="20"/>
-        </w:rPr>
-        <w:t>blica</w:t>
-      </w:r>
-      <w:r>
-        <w:rPr>
-          <w:rFonts w:eastAsia="Times New Roman"/>
-          <w:b/>
-          <w:bCs/>
-          <w:color w:val="FF0000"/>
-          <w:szCs w:val="20"/>
-        </w:rPr>
-        <w:t>_</w:t>
-      </w:r>
-      <w:r>
-        <w:rPr>
-          <w:rFonts w:eastAsia="Times New Roman"/>
-          <w:b/>
-          <w:bCs/>
-          <w:color w:val="FF0000"/>
-          <w:szCs w:val="20"/>
-        </w:rPr>
-        <w:t>en</w:t>
-      </w:r>
-      <w:r>
-        <w:rPr>
-          <w:rFonts w:eastAsia="Times New Roman"/>
-          <w:b/>
-          <w:bCs/>
-          <w:color w:val="FF0000"/>
-          <w:szCs w:val="20"/>
-        </w:rPr>
-        <w:t>_</w:t>
-      </w:r>
-      <w:r>
-        <w:rPr>
-          <w:rFonts w:eastAsia="Times New Roman"/>
-          <w:b/>
-          <w:bCs/>
-          <w:color w:val="FF0000"/>
-          <w:szCs w:val="20"/>
-        </w:rPr>
-        <w:t>la</w:t>
-      </w:r>
-      <w:r>
-        <w:rPr>
-          <w:rFonts w:eastAsia="Times New Roman"/>
-          <w:b/>
-          <w:bCs/>
-          <w:color w:val="FF0000"/>
-          <w:szCs w:val="20"/>
-        </w:rPr>
-        <w:t>_</w:t>
-      </w:r>
-      <w:r>
-        <w:rPr>
-          <w:rFonts w:eastAsia="Times New Roman"/>
-          <w:b/>
-          <w:bCs/>
-          <w:color w:val="FF0000"/>
-          <w:szCs w:val="20"/>
-        </w:rPr>
-        <w:t>estrategia</w:t>
-      </w:r>
-      <w:r>
-        <w:rPr>
-          <w:rFonts w:eastAsia="Times New Roman"/>
-          <w:b/>
-          <w:bCs/>
-          <w:color w:val="FF0000"/>
-          <w:szCs w:val="20"/>
-        </w:rPr>
-        <w:t>_</w:t>
-      </w:r>
-      <w:r>
-        <w:rPr>
-          <w:rFonts w:eastAsia="Times New Roman"/>
-          <w:b/>
-          <w:bCs/>
-          <w:color w:val="FF0000"/>
-          <w:szCs w:val="20"/>
-        </w:rPr>
-        <w:t>VBC</w:t>
-      </w:r>
-    </w:p>
-    <w:p>
-      <w:pPr>
-        <w:pStyle w:val="Textocomentario"/>
-      </w:pPr>
-    </w:p>
-  </w:comment>
-  <w:comment w:initials="AFVE" w:author="Andrés Felipe Velandia Espitia" w:date="2025-10-22T00:38:00Z" w:id="33">
-    <w:p>
-      <w:pPr>
-        <w:pStyle w:val="Textocomentario"/>
-      </w:pPr>
-      <w:r>
-        <w:rPr>
-          <w:rStyle w:val="Refdecomentario"/>
-        </w:rPr>
-        <w:annotationRef/>
-      </w:r>
-      <w:r>
-        <w:t>Texto alternativo</w:t>
-      </w:r>
-      <w:r>
-        <w:t xml:space="preserve">: </w:t>
-      </w:r>
-    </w:p>
-    <w:p>
-      <w:pPr>
-        <w:pStyle w:val="Textocomentario"/>
-      </w:pPr>
-      <w:r>
-        <w:t xml:space="preserve">La síntesis del componente formativo </w:t>
-      </w:r>
-      <w:r>
-        <w:rPr>
-          <w:b/>
-          <w:bCs/>
-        </w:rPr>
-        <w:t>Reporte de situaciones de interés en salud pública</w:t>
-      </w:r>
-      <w:r>
-        <w:t>,</w:t>
-      </w:r>
-      <w:r>
-        <w:t xml:space="preserve"> presenta el desarrollo de contenidos orientados a comprender el proceso mediante el cual se comunican, registran y transmiten los eventos identificados en la comunidad. Se revisan los diferentes tipos de reportes y fuentes de información que alimentan el sistema de vigilancia, así como los canales y flujos que garantizan su adecuada recepción y análisis</w:t>
-      </w:r>
-      <w:r>
-        <w:t>, así no se tenga conexión a internet</w:t>
-      </w:r>
-      <w:r>
-        <w:t>. También se abordan los actores responsables del reporte</w:t>
-      </w:r>
-      <w:r>
-        <w:t xml:space="preserve"> y los procesos para acceder al aplicativo de la Red de Vigilancia Epidemiológica Comunitaria</w:t>
-      </w:r>
-      <w:r>
-        <w:t xml:space="preserve">. </w:t>
+        <w:t>No aplica.</w:t>
       </w:r>
     </w:p>
   </w:comment>
@@ -21491,73 +21110,118 @@
 
 <file path=word/commentsExtended.xml><?xml version="1.0" encoding="utf-8"?>
 <w15:commentsEx xmlns:wpc="http://schemas.microsoft.com/office/word/2010/wordprocessingCanvas" xmlns:cx="http://schemas.microsoft.com/office/drawing/2014/chartex" xmlns:cx1="http://schemas.microsoft.com/office/drawing/2015/9/8/chartex" xmlns:cx2="http://schemas.microsoft.com/office/drawing/2015/10/21/chartex" xmlns:cx3="http://schemas.microsoft.com/office/drawing/2016/5/9/chartex" xmlns:cx4="http://schemas.microsoft.com/office/drawing/2016/5/10/chartex" xmlns:cx5="http://schemas.microsoft.com/office/drawing/2016/5/11/chartex" xmlns:cx6="http://schemas.microsoft.com/office/drawing/2016/5/12/chartex" xmlns:cx7="http://schemas.microsoft.com/office/drawing/2016/5/13/chartex" xmlns:cx8="http://schemas.microsoft.com/office/drawing/2016/5/14/chartex" xmlns:mc="http://schemas.openxmlformats.org/markup-compatibility/2006" xmlns:aink="http://schemas.microsoft.com/office/drawing/2016/ink" xmlns:am3d="http://schemas.microsoft.com/office/drawing/2017/model3d" xmlns:o="urn:schemas-microsoft-com:office:office" xmlns:r="http://schemas.openxmlformats.org/officeDocument/2006/relationships" xmlns:m="http://schemas.openxmlformats.org/officeDocument/2006/math" xmlns:v="urn:schemas-microsoft-com:vml" xmlns:wp14="http://schemas.microsoft.com/office/word/2010/wordprocessingDrawing" xmlns:wp="http://schemas.openxmlformats.org/drawingml/2006/wordprocessingDrawing" xmlns:w10="urn:schemas-microsoft-com:office:word" xmlns:w="http://schemas.openxmlformats.org/wordprocessingml/2006/main" xmlns:w14="http://schemas.microsoft.com/office/word/2010/wordml" xmlns:w15="http://schemas.microsoft.com/office/word/2012/wordml" xmlns:w16cex="http://schemas.microsoft.com/office/word/2018/wordml/cex" xmlns:w16cid="http://schemas.microsoft.com/office/word/2016/wordml/cid" xmlns:w16="http://schemas.microsoft.com/office/word/2018/wordml" xmlns:w16sdtdh="http://schemas.microsoft.com/office/word/2020/wordml/sdtdatahash" xmlns:w16se="http://schemas.microsoft.com/office/word/2015/wordml/symex" xmlns:wpg="http://schemas.microsoft.com/office/word/2010/wordprocessingGroup" xmlns:wpi="http://schemas.microsoft.com/office/word/2010/wordprocessingInk" xmlns:wne="http://schemas.microsoft.com/office/word/2006/wordml" xmlns:wps="http://schemas.microsoft.com/office/word/2010/wordprocessingShape" mc:Ignorable="w14 w15 w16se w16cid w16 w16cex w16sdtdh wp14">
-  <w15:commentEx w15:paraId="02964000" w15:done="0"/>
-  <w15:commentEx w15:paraId="7F6D2882" w15:done="0"/>
-  <w15:commentEx w15:paraId="075795C2" w15:done="0"/>
-  <w15:commentEx w15:paraId="23752E4B" w15:done="0"/>
-  <w15:commentEx w15:paraId="2E16DA60" w15:done="0"/>
-  <w15:commentEx w15:paraId="1E479DB4" w15:done="0"/>
-  <w15:commentEx w15:paraId="70A6E223" w15:done="0"/>
-  <w15:commentEx w15:paraId="0EB87F53" w15:done="0"/>
-  <w15:commentEx w15:paraId="3A474043" w15:done="0"/>
-  <w15:commentEx w15:paraId="13FF7370" w15:done="0"/>
-  <w15:commentEx w15:paraId="7CE55F2C" w15:done="0"/>
-  <w15:commentEx w15:paraId="2DCFF33A" w15:done="0"/>
-  <w15:commentEx w15:paraId="6ECFE280" w15:done="0"/>
-  <w15:commentEx w15:paraId="6F33688F" w15:done="0"/>
-  <w15:commentEx w15:paraId="67F7ED74" w15:done="0"/>
-  <w15:commentEx w15:paraId="1BB9A6B9" w15:done="0"/>
-  <w15:commentEx w15:paraId="1D5E62B7" w15:done="0"/>
-  <w15:commentEx w15:paraId="37EA63FD" w15:done="0"/>
-  <w15:commentEx w15:paraId="06C6A263" w15:done="0"/>
+  <w15:commentEx w15:paraId="41CD3C3A" w15:done="0"/>
+  <w15:commentEx w15:paraId="02D48E66" w15:paraIdParent="41CD3C3A" w15:done="0"/>
+  <w15:commentEx w15:paraId="0710EEAF" w15:done="0"/>
+  <w15:commentEx w15:paraId="5A0B4E5D" w15:paraIdParent="0710EEAF" w15:done="0"/>
+  <w15:commentEx w15:paraId="7C8F6577" w15:done="0"/>
+  <w15:commentEx w15:paraId="563BED5F" w15:done="0"/>
+  <w15:commentEx w15:paraId="4F7AEE42" w15:done="0"/>
+  <w15:commentEx w15:paraId="7E01A6E8" w15:paraIdParent="4F7AEE42" w15:done="0"/>
+  <w15:commentEx w15:paraId="2A1A45C9" w15:done="0"/>
+  <w15:commentEx w15:paraId="21788CFD" w15:paraIdParent="2A1A45C9" w15:done="0"/>
+  <w15:commentEx w15:paraId="79DCBE68" w15:done="0"/>
+  <w15:commentEx w15:paraId="49CE600A" w15:done="0"/>
+  <w15:commentEx w15:paraId="1B10A4B7" w15:done="1"/>
+  <w15:commentEx w15:paraId="0AEBF7E5" w15:paraIdParent="1B10A4B7" w15:done="0"/>
+  <w15:commentEx w15:paraId="577F7954" w15:done="0"/>
+  <w15:commentEx w15:paraId="5CF4CD34" w15:paraIdParent="577F7954" w15:done="0"/>
+  <w15:commentEx w15:paraId="6B76FBA7" w15:done="0"/>
+  <w15:commentEx w15:paraId="4FAE565B" w15:paraIdParent="6B76FBA7" w15:done="0"/>
+  <w15:commentEx w15:paraId="5E1B3F23" w15:done="0"/>
+  <w15:commentEx w15:paraId="6F3B065D" w15:done="0"/>
+  <w15:commentEx w15:paraId="6CD57D65" w15:done="0"/>
+  <w15:commentEx w15:paraId="63E2E6BF" w15:paraIdParent="6CD57D65" w15:done="0"/>
+  <w15:commentEx w15:paraId="68441623" w15:done="0"/>
+  <w15:commentEx w15:paraId="57DEE7E3" w15:paraIdParent="68441623" w15:done="0"/>
+  <w15:commentEx w15:paraId="68CD4DC9" w15:done="0"/>
+  <w15:commentEx w15:paraId="2401B1A1" w15:paraIdParent="68CD4DC9" w15:done="0"/>
+  <w15:commentEx w15:paraId="5E5A749C" w15:done="0"/>
+  <w15:commentEx w15:paraId="2EC0A0D5" w15:paraIdParent="5E5A749C" w15:done="0"/>
+  <w15:commentEx w15:paraId="756AED15" w15:done="0"/>
+  <w15:commentEx w15:paraId="2A817B59" w15:paraIdParent="756AED15" w15:done="0"/>
+  <w15:commentEx w15:paraId="22BB2614" w15:done="0"/>
+  <w15:commentEx w15:paraId="76E6C028" w15:paraIdParent="22BB2614" w15:done="0"/>
+  <w15:commentEx w15:paraId="4EC833B2" w15:done="0"/>
+  <w15:commentEx w15:paraId="05CEF753" w15:paraIdParent="4EC833B2" w15:done="0"/>
 </w15:commentsEx>
 </file>
 
 <file path=word/commentsExtensible.xml><?xml version="1.0" encoding="utf-8"?>
 <w16cex:commentsExtensible xmlns:wpc="http://schemas.microsoft.com/office/word/2010/wordprocessingCanvas" xmlns:cx="http://schemas.microsoft.com/office/drawing/2014/chartex" xmlns:cx1="http://schemas.microsoft.com/office/drawing/2015/9/8/chartex" xmlns:cx2="http://schemas.microsoft.com/office/drawing/2015/10/21/chartex" xmlns:cx3="http://schemas.microsoft.com/office/drawing/2016/5/9/chartex" xmlns:cx4="http://schemas.microsoft.com/office/drawing/2016/5/10/chartex" xmlns:cx5="http://schemas.microsoft.com/office/drawing/2016/5/11/chartex" xmlns:cx6="http://schemas.microsoft.com/office/drawing/2016/5/12/chartex" xmlns:cx7="http://schemas.microsoft.com/office/drawing/2016/5/13/chartex" xmlns:cx8="http://schemas.microsoft.com/office/drawing/2016/5/14/chartex" xmlns:mc="http://schemas.openxmlformats.org/markup-compatibility/2006" xmlns:aink="http://schemas.microsoft.com/office/drawing/2016/ink" xmlns:am3d="http://schemas.microsoft.com/office/drawing/2017/model3d" xmlns:o="urn:schemas-microsoft-com:office:office" xmlns:r="http://schemas.openxmlformats.org/officeDocument/2006/relationships" xmlns:m="http://schemas.openxmlformats.org/officeDocument/2006/math" xmlns:v="urn:schemas-microsoft-com:vml" xmlns:wp14="http://schemas.microsoft.com/office/word/2010/wordprocessingDrawing" xmlns:wp="http://schemas.openxmlformats.org/drawingml/2006/wordprocessingDrawing" xmlns:w10="urn:schemas-microsoft-com:office:word" xmlns:w="http://schemas.openxmlformats.org/wordprocessingml/2006/main" xmlns:w14="http://schemas.microsoft.com/office/word/2010/wordml" xmlns:w15="http://schemas.microsoft.com/office/word/2012/wordml" xmlns:w16cex="http://schemas.microsoft.com/office/word/2018/wordml/cex" xmlns:w16cid="http://schemas.microsoft.com/office/word/2016/wordml/cid" xmlns:w16="http://schemas.microsoft.com/office/word/2018/wordml" xmlns:w16sdtdh="http://schemas.microsoft.com/office/word/2020/wordml/sdtdatahash" xmlns:w16se="http://schemas.microsoft.com/office/word/2015/wordml/symex" xmlns:wpg="http://schemas.microsoft.com/office/word/2010/wordprocessingGroup" xmlns:wpi="http://schemas.microsoft.com/office/word/2010/wordprocessingInk" xmlns:wne="http://schemas.microsoft.com/office/word/2006/wordml" xmlns:wps="http://schemas.microsoft.com/office/word/2010/wordprocessingShape" mc:Ignorable="w14 w15 w16se w16cid w16 w16cex w16sdtdh wp14">
-  <w16cex:commentExtensible w16cex:durableId="2CBDC9CB" w16cex:dateUtc="2025-11-11T19:42:00Z"/>
-  <w16cex:commentExtensible w16cex:durableId="2CBDCAB1" w16cex:dateUtc="2025-11-11T19:46:00Z"/>
-  <w16cex:commentExtensible w16cex:durableId="2CBDF3F1" w16cex:dateUtc="2025-11-11T22:42:00Z"/>
-  <w16cex:commentExtensible w16cex:durableId="2CBDF758" w16cex:dateUtc="2025-11-11T22:56:00Z"/>
-  <w16cex:commentExtensible w16cex:durableId="2CBDF838" w16cex:dateUtc="2025-11-11T23:00:00Z"/>
-  <w16cex:commentExtensible w16cex:durableId="2CBE1CBB" w16cex:dateUtc="2025-11-12T01:36:00Z"/>
-  <w16cex:commentExtensible w16cex:durableId="2CBE1FC6" w16cex:dateUtc="2025-11-12T01:49:00Z"/>
-  <w16cex:commentExtensible w16cex:durableId="2CBE2117" w16cex:dateUtc="2025-11-12T01:54:00Z"/>
-  <w16cex:commentExtensible w16cex:durableId="2CBE219E" w16cex:dateUtc="2025-11-12T01:57:00Z"/>
-  <w16cex:commentExtensible w16cex:durableId="2CBE243D" w16cex:dateUtc="2025-11-12T02:08:00Z"/>
-  <w16cex:commentExtensible w16cex:durableId="2CBE260B" w16cex:dateUtc="2025-11-12T02:15:00Z"/>
-  <w16cex:commentExtensible w16cex:durableId="2CBE251D" w16cex:dateUtc="2025-11-12T02:11:00Z"/>
-  <w16cex:commentExtensible w16cex:durableId="2CBE31DF" w16cex:dateUtc="2025-11-12T03:06:00Z"/>
-  <w16cex:commentExtensible w16cex:durableId="2CBE3201" w16cex:dateUtc="2025-11-12T03:06:00Z"/>
-  <w16cex:commentExtensible w16cex:durableId="2CC0D41E" w16cex:dateUtc="2025-11-14T03:03:00Z"/>
-  <w16cex:commentExtensible w16cex:durableId="2CBE3781" w16cex:dateUtc="2025-11-12T03:30:00Z"/>
-  <w16cex:commentExtensible w16cex:durableId="2CC0D666" w16cex:dateUtc="2025-11-14T03:03:00Z"/>
-  <w16cex:commentExtensible w16cex:durableId="2CD155DC" w16cex:dateUtc="2025-11-26T15:33:00Z"/>
-  <w16cex:commentExtensible w16cex:durableId="2CA2A623" w16cex:dateUtc="2025-10-22T05:38:00Z"/>
+  <w16cex:commentExtensible w16cex:durableId="2DA89108" w16cex:dateUtc="2026-05-08T21:42:00Z"/>
+  <w16cex:commentExtensible w16cex:durableId="2DAE2DDC" w16cex:dateUtc="2026-05-13T03:52:00Z"/>
+  <w16cex:commentExtensible w16cex:durableId="2DA891EE" w16cex:dateUtc="2026-05-08T21:46:00Z"/>
+  <w16cex:commentExtensible w16cex:durableId="2DAE2DE6" w16cex:dateUtc="2026-05-13T03:53:00Z"/>
+  <w16cex:commentExtensible w16cex:durableId="2DA895E0" w16cex:dateUtc="2026-05-08T22:03:00Z"/>
+  <w16cex:commentExtensible w16cex:durableId="2DA89420" w16cex:dateUtc="2026-05-08T21:56:00Z"/>
+  <w16cex:commentExtensible w16cex:durableId="2DA89698" w16cex:dateUtc="2026-05-08T22:06:00Z"/>
+  <w16cex:commentExtensible w16cex:durableId="2DAE2E04" w16cex:dateUtc="2026-05-13T03:53:00Z"/>
+  <w16cex:commentExtensible w16cex:durableId="2DA89705" w16cex:dateUtc="2026-05-08T22:08:00Z"/>
+  <w16cex:commentExtensible w16cex:durableId="2DAE2E12" w16cex:dateUtc="2026-05-13T03:54:00Z"/>
+  <w16cex:commentExtensible w16cex:durableId="2DA89883" w16cex:dateUtc="2026-05-08T22:14:00Z"/>
+  <w16cex:commentExtensible w16cex:durableId="2DA89925" w16cex:dateUtc="2026-05-08T22:17:00Z"/>
+  <w16cex:commentExtensible w16cex:durableId="2DA89A12" w16cex:dateUtc="2026-05-08T22:21:00Z"/>
+  <w16cex:commentExtensible w16cex:durableId="2DAE2E2D" w16cex:dateUtc="2026-05-13T03:54:00Z"/>
+  <w16cex:commentExtensible w16cex:durableId="2DA89A66" w16cex:dateUtc="2026-05-08T22:22:00Z"/>
+  <w16cex:commentExtensible w16cex:durableId="2DAE2E62" w16cex:dateUtc="2026-05-13T03:55:00Z"/>
+  <w16cex:commentExtensible w16cex:durableId="2DA89CD9" w16cex:dateUtc="2026-05-08T22:33:00Z"/>
+  <w16cex:commentExtensible w16cex:durableId="2DAE2E9B" w16cex:dateUtc="2026-05-13T03:56:00Z"/>
+  <w16cex:commentExtensible w16cex:durableId="2DAF17CF" w16cex:dateUtc="2026-05-13T20:31:00Z"/>
+  <w16cex:commentExtensible w16cex:durableId="2DA89D47" w16cex:dateUtc="2026-05-08T22:35:00Z"/>
+  <w16cex:commentExtensible w16cex:durableId="2DA89ED9" w16cex:dateUtc="2026-05-08T22:41:00Z"/>
+  <w16cex:commentExtensible w16cex:durableId="2DAE2F2C" w16cex:dateUtc="2026-05-13T03:58:00Z"/>
+  <w16cex:commentExtensible w16cex:durableId="2DA89F03" w16cex:dateUtc="2026-05-08T22:42:00Z"/>
+  <w16cex:commentExtensible w16cex:durableId="2DAE2F34" w16cex:dateUtc="2026-05-13T03:59:00Z"/>
+  <w16cex:commentExtensible w16cex:durableId="2DA89F10" w16cex:dateUtc="2026-05-08T22:42:00Z"/>
+  <w16cex:commentExtensible w16cex:durableId="2DAE2F36" w16cex:dateUtc="2026-05-13T03:59:00Z"/>
+  <w16cex:commentExtensible w16cex:durableId="2DA89F1E" w16cex:dateUtc="2026-05-08T22:42:00Z"/>
+  <w16cex:commentExtensible w16cex:durableId="2DAE2F38" w16cex:dateUtc="2026-05-13T03:59:00Z"/>
+  <w16cex:commentExtensible w16cex:durableId="2DA8A08E" w16cex:dateUtc="2026-05-08T22:49:00Z"/>
+  <w16cex:commentExtensible w16cex:durableId="2DAE2F5E" w16cex:dateUtc="2026-05-13T03:59:00Z"/>
+  <w16cex:commentExtensible w16cex:durableId="2DA8A0FE" w16cex:dateUtc="2026-05-08T22:50:00Z"/>
+  <w16cex:commentExtensible w16cex:durableId="2DAE2F93" w16cex:dateUtc="2026-05-13T04:00:00Z"/>
+  <w16cex:commentExtensible w16cex:durableId="2DA8A11F" w16cex:dateUtc="2026-05-08T22:51:00Z"/>
+  <w16cex:commentExtensible w16cex:durableId="2DAE2F9B" w16cex:dateUtc="2026-05-13T04:00:00Z"/>
 </w16cex:commentsExtensible>
 </file>
 
 <file path=word/commentsIds.xml><?xml version="1.0" encoding="utf-8"?>
 <w16cid:commentsIds xmlns:wpc="http://schemas.microsoft.com/office/word/2010/wordprocessingCanvas" xmlns:cx="http://schemas.microsoft.com/office/drawing/2014/chartex" xmlns:cx1="http://schemas.microsoft.com/office/drawing/2015/9/8/chartex" xmlns:cx2="http://schemas.microsoft.com/office/drawing/2015/10/21/chartex" xmlns:cx3="http://schemas.microsoft.com/office/drawing/2016/5/9/chartex" xmlns:cx4="http://schemas.microsoft.com/office/drawing/2016/5/10/chartex" xmlns:cx5="http://schemas.microsoft.com/office/drawing/2016/5/11/chartex" xmlns:cx6="http://schemas.microsoft.com/office/drawing/2016/5/12/chartex" xmlns:cx7="http://schemas.microsoft.com/office/drawing/2016/5/13/chartex" xmlns:cx8="http://schemas.microsoft.com/office/drawing/2016/5/14/chartex" xmlns:mc="http://schemas.openxmlformats.org/markup-compatibility/2006" xmlns:aink="http://schemas.microsoft.com/office/drawing/2016/ink" xmlns:am3d="http://schemas.microsoft.com/office/drawing/2017/model3d" xmlns:o="urn:schemas-microsoft-com:office:office" xmlns:r="http://schemas.openxmlformats.org/officeDocument/2006/relationships" xmlns:m="http://schemas.openxmlformats.org/officeDocument/2006/math" xmlns:v="urn:schemas-microsoft-com:vml" xmlns:wp14="http://schemas.microsoft.com/office/word/2010/wordprocessingDrawing" xmlns:wp="http://schemas.openxmlformats.org/drawingml/2006/wordprocessingDrawing" xmlns:w10="urn:schemas-microsoft-com:office:word" xmlns:w="http://schemas.openxmlformats.org/wordprocessingml/2006/main" xmlns:w14="http://schemas.microsoft.com/office/word/2010/wordml" xmlns:w15="http://schemas.microsoft.com/office/word/2012/wordml" xmlns:w16cex="http://schemas.microsoft.com/office/word/2018/wordml/cex" xmlns:w16cid="http://schemas.microsoft.com/office/word/2016/wordml/cid" xmlns:w16="http://schemas.microsoft.com/office/word/2018/wordml" xmlns:w16sdtdh="http://schemas.microsoft.com/office/word/2020/wordml/sdtdatahash" xmlns:w16se="http://schemas.microsoft.com/office/word/2015/wordml/symex" xmlns:wpg="http://schemas.microsoft.com/office/word/2010/wordprocessingGroup" xmlns:wpi="http://schemas.microsoft.com/office/word/2010/wordprocessingInk" xmlns:wne="http://schemas.microsoft.com/office/word/2006/wordml" xmlns:wps="http://schemas.microsoft.com/office/word/2010/wordprocessingShape" mc:Ignorable="w14 w15 w16se w16cid w16 w16cex w16sdtdh wp14">
-  <w16cid:commentId w16cid:paraId="02964000" w16cid:durableId="2CBDC9CB"/>
-  <w16cid:commentId w16cid:paraId="7F6D2882" w16cid:durableId="2CBDCAB1"/>
-  <w16cid:commentId w16cid:paraId="075795C2" w16cid:durableId="2CBDF3F1"/>
-  <w16cid:commentId w16cid:paraId="23752E4B" w16cid:durableId="2CBDF758"/>
-  <w16cid:commentId w16cid:paraId="2E16DA60" w16cid:durableId="2CBDF838"/>
-  <w16cid:commentId w16cid:paraId="1E479DB4" w16cid:durableId="2CBE1CBB"/>
-  <w16cid:commentId w16cid:paraId="70A6E223" w16cid:durableId="2CBE1FC6"/>
-  <w16cid:commentId w16cid:paraId="0EB87F53" w16cid:durableId="2CBE2117"/>
-  <w16cid:commentId w16cid:paraId="3A474043" w16cid:durableId="2CBE219E"/>
-  <w16cid:commentId w16cid:paraId="13FF7370" w16cid:durableId="2CBE243D"/>
-  <w16cid:commentId w16cid:paraId="7CE55F2C" w16cid:durableId="2CBE260B"/>
-  <w16cid:commentId w16cid:paraId="2DCFF33A" w16cid:durableId="2CBE251D"/>
-  <w16cid:commentId w16cid:paraId="6ECFE280" w16cid:durableId="2CBE31DF"/>
-  <w16cid:commentId w16cid:paraId="6F33688F" w16cid:durableId="2CBE3201"/>
-  <w16cid:commentId w16cid:paraId="67F7ED74" w16cid:durableId="2CC0D41E"/>
-  <w16cid:commentId w16cid:paraId="1BB9A6B9" w16cid:durableId="2CBE3781"/>
-  <w16cid:commentId w16cid:paraId="1D5E62B7" w16cid:durableId="2CC0D666"/>
-  <w16cid:commentId w16cid:paraId="37EA63FD" w16cid:durableId="2CD155DC"/>
-  <w16cid:commentId w16cid:paraId="06C6A263" w16cid:durableId="2CA2A623"/>
+  <w16cid:commentId w16cid:paraId="41CD3C3A" w16cid:durableId="2DA89108"/>
+  <w16cid:commentId w16cid:paraId="02D48E66" w16cid:durableId="2DAE2DDC"/>
+  <w16cid:commentId w16cid:paraId="0710EEAF" w16cid:durableId="2DA891EE"/>
+  <w16cid:commentId w16cid:paraId="5A0B4E5D" w16cid:durableId="2DAE2DE6"/>
+  <w16cid:commentId w16cid:paraId="7C8F6577" w16cid:durableId="2DA895E0"/>
+  <w16cid:commentId w16cid:paraId="563BED5F" w16cid:durableId="2DA89420"/>
+  <w16cid:commentId w16cid:paraId="4F7AEE42" w16cid:durableId="2DA89698"/>
+  <w16cid:commentId w16cid:paraId="7E01A6E8" w16cid:durableId="2DAE2E04"/>
+  <w16cid:commentId w16cid:paraId="2A1A45C9" w16cid:durableId="2DA89705"/>
+  <w16cid:commentId w16cid:paraId="21788CFD" w16cid:durableId="2DAE2E12"/>
+  <w16cid:commentId w16cid:paraId="79DCBE68" w16cid:durableId="2DA89883"/>
+  <w16cid:commentId w16cid:paraId="49CE600A" w16cid:durableId="2DA89925"/>
+  <w16cid:commentId w16cid:paraId="1B10A4B7" w16cid:durableId="2DA89A12"/>
+  <w16cid:commentId w16cid:paraId="0AEBF7E5" w16cid:durableId="2DAE2E2D"/>
+  <w16cid:commentId w16cid:paraId="577F7954" w16cid:durableId="2DA89A66"/>
+  <w16cid:commentId w16cid:paraId="5CF4CD34" w16cid:durableId="2DAE2E62"/>
+  <w16cid:commentId w16cid:paraId="6B76FBA7" w16cid:durableId="2DA89CD9"/>
+  <w16cid:commentId w16cid:paraId="4FAE565B" w16cid:durableId="2DAE2E9B"/>
+  <w16cid:commentId w16cid:paraId="5E1B3F23" w16cid:durableId="2DAF17CF"/>
+  <w16cid:commentId w16cid:paraId="6F3B065D" w16cid:durableId="2DA89D47"/>
+  <w16cid:commentId w16cid:paraId="6CD57D65" w16cid:durableId="2DA89ED9"/>
+  <w16cid:commentId w16cid:paraId="63E2E6BF" w16cid:durableId="2DAE2F2C"/>
+  <w16cid:commentId w16cid:paraId="68441623" w16cid:durableId="2DA89F03"/>
+  <w16cid:commentId w16cid:paraId="57DEE7E3" w16cid:durableId="2DAE2F34"/>
+  <w16cid:commentId w16cid:paraId="68CD4DC9" w16cid:durableId="2DA89F10"/>
+  <w16cid:commentId w16cid:paraId="2401B1A1" w16cid:durableId="2DAE2F36"/>
+  <w16cid:commentId w16cid:paraId="5E5A749C" w16cid:durableId="2DA89F1E"/>
+  <w16cid:commentId w16cid:paraId="2EC0A0D5" w16cid:durableId="2DAE2F38"/>
+  <w16cid:commentId w16cid:paraId="756AED15" w16cid:durableId="2DA8A08E"/>
+  <w16cid:commentId w16cid:paraId="2A817B59" w16cid:durableId="2DAE2F5E"/>
+  <w16cid:commentId w16cid:paraId="22BB2614" w16cid:durableId="2DA8A0FE"/>
+  <w16cid:commentId w16cid:paraId="76E6C028" w16cid:durableId="2DAE2F93"/>
+  <w16cid:commentId w16cid:paraId="4EC833B2" w16cid:durableId="2DA8A11F"/>
+  <w16cid:commentId w16cid:paraId="05CEF753" w16cid:durableId="2DAE2F9B"/>
 </w16cid:commentsIds>
 </file>
 
@@ -21624,7 +21288,7 @@
       <w:ind w:left="-2" w:hanging="2"/>
       <w:jc w:val="right"/>
       <w:rPr>
-        <w:rFonts w:ascii="Times New Roman" w:hAnsi="Times New Roman" w:eastAsia="Times New Roman" w:cs="Times New Roman"/>
+        <w:rFonts w:ascii="Times New Roman" w:eastAsia="Times New Roman" w:hAnsi="Times New Roman" w:cs="Times New Roman"/>
         <w:sz w:val="24"/>
         <w:szCs w:val="24"/>
       </w:rPr>
@@ -21634,7 +21298,7 @@
     <w:pPr>
       <w:spacing w:line="240" w:lineRule="auto"/>
       <w:rPr>
-        <w:rFonts w:ascii="Times New Roman" w:hAnsi="Times New Roman" w:eastAsia="Times New Roman" w:cs="Times New Roman"/>
+        <w:rFonts w:ascii="Times New Roman" w:eastAsia="Times New Roman" w:hAnsi="Times New Roman" w:cs="Times New Roman"/>
         <w:sz w:val="24"/>
         <w:szCs w:val="24"/>
       </w:rPr>
@@ -21724,7 +21388,7 @@
 </file>
 
 <file path=word/header1.xml><?xml version="1.0" encoding="utf-8"?>
-<w:hdr xmlns:wpc="http://schemas.microsoft.com/office/word/2010/wordprocessingCanvas" xmlns:cx="http://schemas.microsoft.com/office/drawing/2014/chartex" xmlns:cx1="http://schemas.microsoft.com/office/drawing/2015/9/8/chartex" xmlns:cx2="http://schemas.microsoft.com/office/drawing/2015/10/21/chartex" xmlns:cx3="http://schemas.microsoft.com/office/drawing/2016/5/9/chartex" xmlns:cx4="http://schemas.microsoft.com/office/drawing/2016/5/10/chartex" xmlns:cx5="http://schemas.microsoft.com/office/drawing/2016/5/11/chartex" xmlns:cx6="http://schemas.microsoft.com/office/drawing/2016/5/12/chartex" xmlns:cx7="http://schemas.microsoft.com/office/drawing/2016/5/13/chartex" xmlns:cx8="http://schemas.microsoft.com/office/drawing/2016/5/14/chartex" xmlns:mc="http://schemas.openxmlformats.org/markup-compatibility/2006" xmlns:aink="http://schemas.microsoft.com/office/drawing/2016/ink" xmlns:am3d="http://schemas.microsoft.com/office/drawing/2017/model3d" xmlns:o="urn:schemas-microsoft-com:office:office" xmlns:r="http://schemas.openxmlformats.org/officeDocument/2006/relationships" xmlns:m="http://schemas.openxmlformats.org/officeDocument/2006/math" xmlns:v="urn:schemas-microsoft-com:vml" xmlns:wp14="http://schemas.microsoft.com/office/word/2010/wordprocessingDrawing" xmlns:wp="http://schemas.openxmlformats.org/drawingml/2006/wordprocessingDrawing" xmlns:w10="urn:schemas-microsoft-com:office:word" xmlns:w="http://schemas.openxmlformats.org/wordprocessingml/2006/main" xmlns:w14="http://schemas.microsoft.com/office/word/2010/wordml" xmlns:w15="http://schemas.microsoft.com/office/word/2012/wordml" xmlns:w16cex="http://schemas.microsoft.com/office/word/2018/wordml/cex" xmlns:w16cid="http://schemas.microsoft.com/office/word/2016/wordml/cid" xmlns:w16="http://schemas.microsoft.com/office/word/2018/wordml" xmlns:w16sdtdh="http://schemas.microsoft.com/office/word/2020/wordml/sdtdatahash" xmlns:w16se="http://schemas.microsoft.com/office/word/2015/wordml/symex" xmlns:wpg="http://schemas.microsoft.com/office/word/2010/wordprocessingGroup" xmlns:wpi="http://schemas.microsoft.com/office/word/2010/wordprocessingInk" xmlns:wne="http://schemas.microsoft.com/office/word/2006/wordml" xmlns:wps="http://schemas.microsoft.com/office/word/2010/wordprocessingShape" xmlns:a="http://schemas.openxmlformats.org/drawingml/2006/main" xmlns:adec="http://schemas.microsoft.com/office/drawing/2017/decorative" xmlns:pic="http://schemas.openxmlformats.org/drawingml/2006/picture" xmlns:a14="http://schemas.microsoft.com/office/drawing/2010/main" mc:Ignorable="w14 w15 w16se w16cid w16 w16cex w16sdtdh wp14">
+<w:hdr xmlns:wpc="http://schemas.microsoft.com/office/word/2010/wordprocessingCanvas" xmlns:cx="http://schemas.microsoft.com/office/drawing/2014/chartex" xmlns:cx1="http://schemas.microsoft.com/office/drawing/2015/9/8/chartex" xmlns:cx2="http://schemas.microsoft.com/office/drawing/2015/10/21/chartex" xmlns:cx3="http://schemas.microsoft.com/office/drawing/2016/5/9/chartex" xmlns:cx4="http://schemas.microsoft.com/office/drawing/2016/5/10/chartex" xmlns:cx5="http://schemas.microsoft.com/office/drawing/2016/5/11/chartex" xmlns:cx6="http://schemas.microsoft.com/office/drawing/2016/5/12/chartex" xmlns:cx7="http://schemas.microsoft.com/office/drawing/2016/5/13/chartex" xmlns:cx8="http://schemas.microsoft.com/office/drawing/2016/5/14/chartex" xmlns:mc="http://schemas.openxmlformats.org/markup-compatibility/2006" xmlns:aink="http://schemas.microsoft.com/office/drawing/2016/ink" xmlns:am3d="http://schemas.microsoft.com/office/drawing/2017/model3d" xmlns:o="urn:schemas-microsoft-com:office:office" xmlns:r="http://schemas.openxmlformats.org/officeDocument/2006/relationships" xmlns:m="http://schemas.openxmlformats.org/officeDocument/2006/math" xmlns:v="urn:schemas-microsoft-com:vml" xmlns:wp14="http://schemas.microsoft.com/office/word/2010/wordprocessingDrawing" xmlns:wp="http://schemas.openxmlformats.org/drawingml/2006/wordprocessingDrawing" xmlns:w10="urn:schemas-microsoft-com:office:word" xmlns:w="http://schemas.openxmlformats.org/wordprocessingml/2006/main" xmlns:w14="http://schemas.microsoft.com/office/word/2010/wordml" xmlns:w15="http://schemas.microsoft.com/office/word/2012/wordml" xmlns:w16cex="http://schemas.microsoft.com/office/word/2018/wordml/cex" xmlns:w16cid="http://schemas.microsoft.com/office/word/2016/wordml/cid" xmlns:w16="http://schemas.microsoft.com/office/word/2018/wordml" xmlns:w16sdtdh="http://schemas.microsoft.com/office/word/2020/wordml/sdtdatahash" xmlns:w16se="http://schemas.microsoft.com/office/word/2015/wordml/symex" xmlns:wpg="http://schemas.microsoft.com/office/word/2010/wordprocessingGroup" xmlns:wpi="http://schemas.microsoft.com/office/word/2010/wordprocessingInk" xmlns:wne="http://schemas.microsoft.com/office/word/2006/wordml" xmlns:wps="http://schemas.microsoft.com/office/word/2010/wordprocessingShape" mc:Ignorable="w14 w15 w16se w16cid w16 w16cex w16sdtdh wp14">
   <w:p>
     <w:pPr>
       <w:pBdr>
@@ -21883,7 +21547,7 @@
         <w:ind w:left="720" w:hanging="360"/>
       </w:pPr>
       <w:rPr>
-        <w:rFonts w:hint="default" w:ascii="Wingdings" w:hAnsi="Wingdings"/>
+        <w:rFonts w:ascii="Wingdings" w:hAnsi="Wingdings" w:hint="default"/>
       </w:rPr>
     </w:lvl>
     <w:lvl w:ilvl="1" w:tplc="240A0003" w:tentative="1">
@@ -21895,7 +21559,7 @@
         <w:ind w:left="1440" w:hanging="360"/>
       </w:pPr>
       <w:rPr>
-        <w:rFonts w:hint="default" w:ascii="Courier New" w:hAnsi="Courier New" w:cs="Courier New"/>
+        <w:rFonts w:ascii="Courier New" w:hAnsi="Courier New" w:cs="Courier New" w:hint="default"/>
       </w:rPr>
     </w:lvl>
     <w:lvl w:ilvl="2" w:tplc="240A0005" w:tentative="1">
@@ -21907,7 +21571,7 @@
         <w:ind w:left="2160" w:hanging="360"/>
       </w:pPr>
       <w:rPr>
-        <w:rFonts w:hint="default" w:ascii="Wingdings" w:hAnsi="Wingdings"/>
+        <w:rFonts w:ascii="Wingdings" w:hAnsi="Wingdings" w:hint="default"/>
       </w:rPr>
     </w:lvl>
     <w:lvl w:ilvl="3" w:tplc="240A0001" w:tentative="1">
@@ -21919,7 +21583,7 @@
         <w:ind w:left="2880" w:hanging="360"/>
       </w:pPr>
       <w:rPr>
-        <w:rFonts w:hint="default" w:ascii="Symbol" w:hAnsi="Symbol"/>
+        <w:rFonts w:ascii="Symbol" w:hAnsi="Symbol" w:hint="default"/>
       </w:rPr>
     </w:lvl>
     <w:lvl w:ilvl="4" w:tplc="240A0003" w:tentative="1">
@@ -21931,7 +21595,7 @@
         <w:ind w:left="3600" w:hanging="360"/>
       </w:pPr>
       <w:rPr>
-        <w:rFonts w:hint="default" w:ascii="Courier New" w:hAnsi="Courier New" w:cs="Courier New"/>
+        <w:rFonts w:ascii="Courier New" w:hAnsi="Courier New" w:cs="Courier New" w:hint="default"/>
       </w:rPr>
     </w:lvl>
     <w:lvl w:ilvl="5" w:tplc="240A0005" w:tentative="1">
@@ -21943,7 +21607,7 @@
         <w:ind w:left="4320" w:hanging="360"/>
       </w:pPr>
       <w:rPr>
-        <w:rFonts w:hint="default" w:ascii="Wingdings" w:hAnsi="Wingdings"/>
+        <w:rFonts w:ascii="Wingdings" w:hAnsi="Wingdings" w:hint="default"/>
       </w:rPr>
     </w:lvl>
     <w:lvl w:ilvl="6" w:tplc="240A0001" w:tentative="1">
@@ -21955,7 +21619,7 @@
         <w:ind w:left="5040" w:hanging="360"/>
       </w:pPr>
       <w:rPr>
-        <w:rFonts w:hint="default" w:ascii="Symbol" w:hAnsi="Symbol"/>
+        <w:rFonts w:ascii="Symbol" w:hAnsi="Symbol" w:hint="default"/>
       </w:rPr>
     </w:lvl>
     <w:lvl w:ilvl="7" w:tplc="240A0003" w:tentative="1">
@@ -21967,7 +21631,7 @@
         <w:ind w:left="5760" w:hanging="360"/>
       </w:pPr>
       <w:rPr>
-        <w:rFonts w:hint="default" w:ascii="Courier New" w:hAnsi="Courier New" w:cs="Courier New"/>
+        <w:rFonts w:ascii="Courier New" w:hAnsi="Courier New" w:cs="Courier New" w:hint="default"/>
       </w:rPr>
     </w:lvl>
     <w:lvl w:ilvl="8" w:tplc="240A0005" w:tentative="1">
@@ -21979,7 +21643,7 @@
         <w:ind w:left="6480" w:hanging="360"/>
       </w:pPr>
       <w:rPr>
-        <w:rFonts w:hint="default" w:ascii="Wingdings" w:hAnsi="Wingdings"/>
+        <w:rFonts w:ascii="Wingdings" w:hAnsi="Wingdings" w:hint="default"/>
       </w:rPr>
     </w:lvl>
   </w:abstractNum>
@@ -21996,7 +21660,7 @@
         <w:ind w:left="720" w:hanging="360"/>
       </w:pPr>
       <w:rPr>
-        <w:rFonts w:hint="default" w:ascii="Wingdings" w:hAnsi="Wingdings"/>
+        <w:rFonts w:ascii="Wingdings" w:hAnsi="Wingdings" w:hint="default"/>
       </w:rPr>
     </w:lvl>
     <w:lvl w:ilvl="1" w:tplc="240A0003" w:tentative="1">
@@ -22008,7 +21672,7 @@
         <w:ind w:left="1440" w:hanging="360"/>
       </w:pPr>
       <w:rPr>
-        <w:rFonts w:hint="default" w:ascii="Courier New" w:hAnsi="Courier New" w:cs="Courier New"/>
+        <w:rFonts w:ascii="Courier New" w:hAnsi="Courier New" w:cs="Courier New" w:hint="default"/>
       </w:rPr>
     </w:lvl>
     <w:lvl w:ilvl="2" w:tplc="240A0005" w:tentative="1">
@@ -22020,7 +21684,7 @@
         <w:ind w:left="2160" w:hanging="360"/>
       </w:pPr>
       <w:rPr>
-        <w:rFonts w:hint="default" w:ascii="Wingdings" w:hAnsi="Wingdings"/>
+        <w:rFonts w:ascii="Wingdings" w:hAnsi="Wingdings" w:hint="default"/>
       </w:rPr>
     </w:lvl>
     <w:lvl w:ilvl="3" w:tplc="240A0001" w:tentative="1">
@@ -22032,7 +21696,7 @@
         <w:ind w:left="2880" w:hanging="360"/>
       </w:pPr>
       <w:rPr>
-        <w:rFonts w:hint="default" w:ascii="Symbol" w:hAnsi="Symbol"/>
+        <w:rFonts w:ascii="Symbol" w:hAnsi="Symbol" w:hint="default"/>
       </w:rPr>
     </w:lvl>
     <w:lvl w:ilvl="4" w:tplc="240A0003" w:tentative="1">
@@ -22044,7 +21708,7 @@
         <w:ind w:left="3600" w:hanging="360"/>
       </w:pPr>
       <w:rPr>
-        <w:rFonts w:hint="default" w:ascii="Courier New" w:hAnsi="Courier New" w:cs="Courier New"/>
+        <w:rFonts w:ascii="Courier New" w:hAnsi="Courier New" w:cs="Courier New" w:hint="default"/>
       </w:rPr>
     </w:lvl>
     <w:lvl w:ilvl="5" w:tplc="240A0005" w:tentative="1">
@@ -22056,7 +21720,7 @@
         <w:ind w:left="4320" w:hanging="360"/>
       </w:pPr>
       <w:rPr>
-        <w:rFonts w:hint="default" w:ascii="Wingdings" w:hAnsi="Wingdings"/>
+        <w:rFonts w:ascii="Wingdings" w:hAnsi="Wingdings" w:hint="default"/>
       </w:rPr>
     </w:lvl>
     <w:lvl w:ilvl="6" w:tplc="240A0001" w:tentative="1">
@@ -22068,7 +21732,7 @@
         <w:ind w:left="5040" w:hanging="360"/>
       </w:pPr>
       <w:rPr>
-        <w:rFonts w:hint="default" w:ascii="Symbol" w:hAnsi="Symbol"/>
+        <w:rFonts w:ascii="Symbol" w:hAnsi="Symbol" w:hint="default"/>
       </w:rPr>
     </w:lvl>
     <w:lvl w:ilvl="7" w:tplc="240A0003" w:tentative="1">
@@ -22080,7 +21744,7 @@
         <w:ind w:left="5760" w:hanging="360"/>
       </w:pPr>
       <w:rPr>
-        <w:rFonts w:hint="default" w:ascii="Courier New" w:hAnsi="Courier New" w:cs="Courier New"/>
+        <w:rFonts w:ascii="Courier New" w:hAnsi="Courier New" w:cs="Courier New" w:hint="default"/>
       </w:rPr>
     </w:lvl>
     <w:lvl w:ilvl="8" w:tplc="240A0005" w:tentative="1">
@@ -22092,7 +21756,7 @@
         <w:ind w:left="6480" w:hanging="360"/>
       </w:pPr>
       <w:rPr>
-        <w:rFonts w:hint="default" w:ascii="Wingdings" w:hAnsi="Wingdings"/>
+        <w:rFonts w:ascii="Wingdings" w:hAnsi="Wingdings" w:hint="default"/>
       </w:rPr>
     </w:lvl>
   </w:abstractNum>
@@ -22109,7 +21773,7 @@
         <w:ind w:left="720" w:hanging="360"/>
       </w:pPr>
       <w:rPr>
-        <w:rFonts w:hint="default" w:ascii="Wingdings" w:hAnsi="Wingdings"/>
+        <w:rFonts w:ascii="Wingdings" w:hAnsi="Wingdings" w:hint="default"/>
       </w:rPr>
     </w:lvl>
     <w:lvl w:ilvl="1" w:tplc="240A0003" w:tentative="1">
@@ -22121,7 +21785,7 @@
         <w:ind w:left="1440" w:hanging="360"/>
       </w:pPr>
       <w:rPr>
-        <w:rFonts w:hint="default" w:ascii="Courier New" w:hAnsi="Courier New" w:cs="Courier New"/>
+        <w:rFonts w:ascii="Courier New" w:hAnsi="Courier New" w:cs="Courier New" w:hint="default"/>
       </w:rPr>
     </w:lvl>
     <w:lvl w:ilvl="2" w:tplc="240A0005" w:tentative="1">
@@ -22133,7 +21797,7 @@
         <w:ind w:left="2160" w:hanging="360"/>
       </w:pPr>
       <w:rPr>
-        <w:rFonts w:hint="default" w:ascii="Wingdings" w:hAnsi="Wingdings"/>
+        <w:rFonts w:ascii="Wingdings" w:hAnsi="Wingdings" w:hint="default"/>
       </w:rPr>
     </w:lvl>
     <w:lvl w:ilvl="3" w:tplc="240A0001" w:tentative="1">
@@ -22145,7 +21809,7 @@
         <w:ind w:left="2880" w:hanging="360"/>
       </w:pPr>
       <w:rPr>
-        <w:rFonts w:hint="default" w:ascii="Symbol" w:hAnsi="Symbol"/>
+        <w:rFonts w:ascii="Symbol" w:hAnsi="Symbol" w:hint="default"/>
       </w:rPr>
     </w:lvl>
     <w:lvl w:ilvl="4" w:tplc="240A0003" w:tentative="1">
@@ -22157,7 +21821,7 @@
         <w:ind w:left="3600" w:hanging="360"/>
       </w:pPr>
       <w:rPr>
-        <w:rFonts w:hint="default" w:ascii="Courier New" w:hAnsi="Courier New" w:cs="Courier New"/>
+        <w:rFonts w:ascii="Courier New" w:hAnsi="Courier New" w:cs="Courier New" w:hint="default"/>
       </w:rPr>
     </w:lvl>
     <w:lvl w:ilvl="5" w:tplc="240A0005" w:tentative="1">
@@ -22169,7 +21833,7 @@
         <w:ind w:left="4320" w:hanging="360"/>
       </w:pPr>
       <w:rPr>
-        <w:rFonts w:hint="default" w:ascii="Wingdings" w:hAnsi="Wingdings"/>
+        <w:rFonts w:ascii="Wingdings" w:hAnsi="Wingdings" w:hint="default"/>
       </w:rPr>
     </w:lvl>
     <w:lvl w:ilvl="6" w:tplc="240A0001" w:tentative="1">
@@ -22181,7 +21845,7 @@
         <w:ind w:left="5040" w:hanging="360"/>
       </w:pPr>
       <w:rPr>
-        <w:rFonts w:hint="default" w:ascii="Symbol" w:hAnsi="Symbol"/>
+        <w:rFonts w:ascii="Symbol" w:hAnsi="Symbol" w:hint="default"/>
       </w:rPr>
     </w:lvl>
     <w:lvl w:ilvl="7" w:tplc="240A0003" w:tentative="1">
@@ -22193,7 +21857,7 @@
         <w:ind w:left="5760" w:hanging="360"/>
       </w:pPr>
       <w:rPr>
-        <w:rFonts w:hint="default" w:ascii="Courier New" w:hAnsi="Courier New" w:cs="Courier New"/>
+        <w:rFonts w:ascii="Courier New" w:hAnsi="Courier New" w:cs="Courier New" w:hint="default"/>
       </w:rPr>
     </w:lvl>
     <w:lvl w:ilvl="8" w:tplc="240A0005" w:tentative="1">
@@ -22205,7 +21869,7 @@
         <w:ind w:left="6480" w:hanging="360"/>
       </w:pPr>
       <w:rPr>
-        <w:rFonts w:hint="default" w:ascii="Wingdings" w:hAnsi="Wingdings"/>
+        <w:rFonts w:ascii="Wingdings" w:hAnsi="Wingdings" w:hint="default"/>
       </w:rPr>
     </w:lvl>
   </w:abstractNum>
@@ -22222,7 +21886,7 @@
         <w:ind w:left="720" w:hanging="360"/>
       </w:pPr>
       <w:rPr>
-        <w:rFonts w:hint="default" w:ascii="Wingdings" w:hAnsi="Wingdings"/>
+        <w:rFonts w:ascii="Wingdings" w:hAnsi="Wingdings" w:hint="default"/>
       </w:rPr>
     </w:lvl>
     <w:lvl w:ilvl="1" w:tplc="240A0003" w:tentative="1">
@@ -22234,7 +21898,7 @@
         <w:ind w:left="1440" w:hanging="360"/>
       </w:pPr>
       <w:rPr>
-        <w:rFonts w:hint="default" w:ascii="Courier New" w:hAnsi="Courier New" w:cs="Courier New"/>
+        <w:rFonts w:ascii="Courier New" w:hAnsi="Courier New" w:cs="Courier New" w:hint="default"/>
       </w:rPr>
     </w:lvl>
     <w:lvl w:ilvl="2" w:tplc="240A000D">
@@ -22246,7 +21910,7 @@
         <w:ind w:left="2160" w:hanging="360"/>
       </w:pPr>
       <w:rPr>
-        <w:rFonts w:hint="default" w:ascii="Wingdings" w:hAnsi="Wingdings"/>
+        <w:rFonts w:ascii="Wingdings" w:hAnsi="Wingdings" w:hint="default"/>
       </w:rPr>
     </w:lvl>
     <w:lvl w:ilvl="3" w:tplc="240A0001" w:tentative="1">
@@ -22258,7 +21922,7 @@
         <w:ind w:left="2880" w:hanging="360"/>
       </w:pPr>
       <w:rPr>
-        <w:rFonts w:hint="default" w:ascii="Symbol" w:hAnsi="Symbol"/>
+        <w:rFonts w:ascii="Symbol" w:hAnsi="Symbol" w:hint="default"/>
       </w:rPr>
     </w:lvl>
     <w:lvl w:ilvl="4" w:tplc="240A0003" w:tentative="1">
@@ -22270,7 +21934,7 @@
         <w:ind w:left="3600" w:hanging="360"/>
       </w:pPr>
       <w:rPr>
-        <w:rFonts w:hint="default" w:ascii="Courier New" w:hAnsi="Courier New" w:cs="Courier New"/>
+        <w:rFonts w:ascii="Courier New" w:hAnsi="Courier New" w:cs="Courier New" w:hint="default"/>
       </w:rPr>
     </w:lvl>
     <w:lvl w:ilvl="5" w:tplc="240A0005" w:tentative="1">
@@ -22282,7 +21946,7 @@
         <w:ind w:left="4320" w:hanging="360"/>
       </w:pPr>
       <w:rPr>
-        <w:rFonts w:hint="default" w:ascii="Wingdings" w:hAnsi="Wingdings"/>
+        <w:rFonts w:ascii="Wingdings" w:hAnsi="Wingdings" w:hint="default"/>
       </w:rPr>
     </w:lvl>
     <w:lvl w:ilvl="6" w:tplc="240A0001" w:tentative="1">
@@ -22294,7 +21958,7 @@
         <w:ind w:left="5040" w:hanging="360"/>
       </w:pPr>
       <w:rPr>
-        <w:rFonts w:hint="default" w:ascii="Symbol" w:hAnsi="Symbol"/>
+        <w:rFonts w:ascii="Symbol" w:hAnsi="Symbol" w:hint="default"/>
       </w:rPr>
     </w:lvl>
     <w:lvl w:ilvl="7" w:tplc="240A0003" w:tentative="1">
@@ -22306,7 +21970,7 @@
         <w:ind w:left="5760" w:hanging="360"/>
       </w:pPr>
       <w:rPr>
-        <w:rFonts w:hint="default" w:ascii="Courier New" w:hAnsi="Courier New" w:cs="Courier New"/>
+        <w:rFonts w:ascii="Courier New" w:hAnsi="Courier New" w:cs="Courier New" w:hint="default"/>
       </w:rPr>
     </w:lvl>
     <w:lvl w:ilvl="8" w:tplc="240A0005" w:tentative="1">
@@ -22318,7 +21982,7 @@
         <w:ind w:left="6480" w:hanging="360"/>
       </w:pPr>
       <w:rPr>
-        <w:rFonts w:hint="default" w:ascii="Wingdings" w:hAnsi="Wingdings"/>
+        <w:rFonts w:ascii="Wingdings" w:hAnsi="Wingdings" w:hint="default"/>
       </w:rPr>
     </w:lvl>
   </w:abstractNum>
@@ -22335,7 +21999,7 @@
         <w:ind w:left="720" w:hanging="360"/>
       </w:pPr>
       <w:rPr>
-        <w:rFonts w:hint="default" w:ascii="Wingdings" w:hAnsi="Wingdings"/>
+        <w:rFonts w:ascii="Wingdings" w:hAnsi="Wingdings" w:hint="default"/>
       </w:rPr>
     </w:lvl>
     <w:lvl w:ilvl="1" w:tplc="240A0003" w:tentative="1">
@@ -22347,7 +22011,7 @@
         <w:ind w:left="1440" w:hanging="360"/>
       </w:pPr>
       <w:rPr>
-        <w:rFonts w:hint="default" w:ascii="Courier New" w:hAnsi="Courier New" w:cs="Courier New"/>
+        <w:rFonts w:ascii="Courier New" w:hAnsi="Courier New" w:cs="Courier New" w:hint="default"/>
       </w:rPr>
     </w:lvl>
     <w:lvl w:ilvl="2" w:tplc="240A0005" w:tentative="1">
@@ -22359,7 +22023,7 @@
         <w:ind w:left="2160" w:hanging="360"/>
       </w:pPr>
       <w:rPr>
-        <w:rFonts w:hint="default" w:ascii="Wingdings" w:hAnsi="Wingdings"/>
+        <w:rFonts w:ascii="Wingdings" w:hAnsi="Wingdings" w:hint="default"/>
       </w:rPr>
     </w:lvl>
     <w:lvl w:ilvl="3" w:tplc="240A0001" w:tentative="1">
@@ -22371,7 +22035,7 @@
         <w:ind w:left="2880" w:hanging="360"/>
       </w:pPr>
       <w:rPr>
-        <w:rFonts w:hint="default" w:ascii="Symbol" w:hAnsi="Symbol"/>
+        <w:rFonts w:ascii="Symbol" w:hAnsi="Symbol" w:hint="default"/>
       </w:rPr>
     </w:lvl>
     <w:lvl w:ilvl="4" w:tplc="240A0003" w:tentative="1">
@@ -22383,7 +22047,7 @@
         <w:ind w:left="3600" w:hanging="360"/>
       </w:pPr>
       <w:rPr>
-        <w:rFonts w:hint="default" w:ascii="Courier New" w:hAnsi="Courier New" w:cs="Courier New"/>
+        <w:rFonts w:ascii="Courier New" w:hAnsi="Courier New" w:cs="Courier New" w:hint="default"/>
       </w:rPr>
     </w:lvl>
     <w:lvl w:ilvl="5" w:tplc="240A0005" w:tentative="1">
@@ -22395,7 +22059,7 @@
         <w:ind w:left="4320" w:hanging="360"/>
       </w:pPr>
       <w:rPr>
-        <w:rFonts w:hint="default" w:ascii="Wingdings" w:hAnsi="Wingdings"/>
+        <w:rFonts w:ascii="Wingdings" w:hAnsi="Wingdings" w:hint="default"/>
       </w:rPr>
     </w:lvl>
     <w:lvl w:ilvl="6" w:tplc="240A0001" w:tentative="1">
@@ -22407,7 +22071,7 @@
         <w:ind w:left="5040" w:hanging="360"/>
       </w:pPr>
       <w:rPr>
-        <w:rFonts w:hint="default" w:ascii="Symbol" w:hAnsi="Symbol"/>
+        <w:rFonts w:ascii="Symbol" w:hAnsi="Symbol" w:hint="default"/>
       </w:rPr>
     </w:lvl>
     <w:lvl w:ilvl="7" w:tplc="240A0003" w:tentative="1">
@@ -22419,7 +22083,7 @@
         <w:ind w:left="5760" w:hanging="360"/>
       </w:pPr>
       <w:rPr>
-        <w:rFonts w:hint="default" w:ascii="Courier New" w:hAnsi="Courier New" w:cs="Courier New"/>
+        <w:rFonts w:ascii="Courier New" w:hAnsi="Courier New" w:cs="Courier New" w:hint="default"/>
       </w:rPr>
     </w:lvl>
     <w:lvl w:ilvl="8" w:tplc="240A0005" w:tentative="1">
@@ -22431,7 +22095,7 @@
         <w:ind w:left="6480" w:hanging="360"/>
       </w:pPr>
       <w:rPr>
-        <w:rFonts w:hint="default" w:ascii="Wingdings" w:hAnsi="Wingdings"/>
+        <w:rFonts w:ascii="Wingdings" w:hAnsi="Wingdings" w:hint="default"/>
       </w:rPr>
     </w:lvl>
   </w:abstractNum>
@@ -22448,7 +22112,7 @@
         <w:ind w:left="720" w:hanging="360"/>
       </w:pPr>
       <w:rPr>
-        <w:rFonts w:hint="default" w:ascii="Symbol" w:hAnsi="Symbol"/>
+        <w:rFonts w:ascii="Symbol" w:hAnsi="Symbol" w:hint="default"/>
       </w:rPr>
     </w:lvl>
     <w:lvl w:ilvl="1" w:tplc="240A0003" w:tentative="1">
@@ -22460,7 +22124,7 @@
         <w:ind w:left="1440" w:hanging="360"/>
       </w:pPr>
       <w:rPr>
-        <w:rFonts w:hint="default" w:ascii="Courier New" w:hAnsi="Courier New" w:cs="Courier New"/>
+        <w:rFonts w:ascii="Courier New" w:hAnsi="Courier New" w:cs="Courier New" w:hint="default"/>
       </w:rPr>
     </w:lvl>
     <w:lvl w:ilvl="2" w:tplc="240A0005" w:tentative="1">
@@ -22472,7 +22136,7 @@
         <w:ind w:left="2160" w:hanging="360"/>
       </w:pPr>
       <w:rPr>
-        <w:rFonts w:hint="default" w:ascii="Wingdings" w:hAnsi="Wingdings"/>
+        <w:rFonts w:ascii="Wingdings" w:hAnsi="Wingdings" w:hint="default"/>
       </w:rPr>
     </w:lvl>
     <w:lvl w:ilvl="3" w:tplc="240A0001" w:tentative="1">
@@ -22484,7 +22148,7 @@
         <w:ind w:left="2880" w:hanging="360"/>
       </w:pPr>
       <w:rPr>
-        <w:rFonts w:hint="default" w:ascii="Symbol" w:hAnsi="Symbol"/>
+        <w:rFonts w:ascii="Symbol" w:hAnsi="Symbol" w:hint="default"/>
       </w:rPr>
     </w:lvl>
     <w:lvl w:ilvl="4" w:tplc="240A0003" w:tentative="1">
@@ -22496,7 +22160,7 @@
         <w:ind w:left="3600" w:hanging="360"/>
       </w:pPr>
       <w:rPr>
-        <w:rFonts w:hint="default" w:ascii="Courier New" w:hAnsi="Courier New" w:cs="Courier New"/>
+        <w:rFonts w:ascii="Courier New" w:hAnsi="Courier New" w:cs="Courier New" w:hint="default"/>
       </w:rPr>
     </w:lvl>
     <w:lvl w:ilvl="5" w:tplc="240A0005" w:tentative="1">
@@ -22508,7 +22172,7 @@
         <w:ind w:left="4320" w:hanging="360"/>
       </w:pPr>
       <w:rPr>
-        <w:rFonts w:hint="default" w:ascii="Wingdings" w:hAnsi="Wingdings"/>
+        <w:rFonts w:ascii="Wingdings" w:hAnsi="Wingdings" w:hint="default"/>
       </w:rPr>
     </w:lvl>
     <w:lvl w:ilvl="6" w:tplc="240A0001" w:tentative="1">
@@ -22520,7 +22184,7 @@
         <w:ind w:left="5040" w:hanging="360"/>
       </w:pPr>
       <w:rPr>
-        <w:rFonts w:hint="default" w:ascii="Symbol" w:hAnsi="Symbol"/>
+        <w:rFonts w:ascii="Symbol" w:hAnsi="Symbol" w:hint="default"/>
       </w:rPr>
     </w:lvl>
     <w:lvl w:ilvl="7" w:tplc="240A0003" w:tentative="1">
@@ -22532,7 +22196,7 @@
         <w:ind w:left="5760" w:hanging="360"/>
       </w:pPr>
       <w:rPr>
-        <w:rFonts w:hint="default" w:ascii="Courier New" w:hAnsi="Courier New" w:cs="Courier New"/>
+        <w:rFonts w:ascii="Courier New" w:hAnsi="Courier New" w:cs="Courier New" w:hint="default"/>
       </w:rPr>
     </w:lvl>
     <w:lvl w:ilvl="8" w:tplc="240A0005" w:tentative="1">
@@ -22544,7 +22208,7 @@
         <w:ind w:left="6480" w:hanging="360"/>
       </w:pPr>
       <w:rPr>
-        <w:rFonts w:hint="default" w:ascii="Wingdings" w:hAnsi="Wingdings"/>
+        <w:rFonts w:ascii="Wingdings" w:hAnsi="Wingdings" w:hint="default"/>
       </w:rPr>
     </w:lvl>
   </w:abstractNum>
@@ -22682,7 +22346,7 @@
         <w:ind w:left="720" w:hanging="360"/>
       </w:pPr>
       <w:rPr>
-        <w:rFonts w:hint="default" w:ascii="Symbol" w:hAnsi="Symbol"/>
+        <w:rFonts w:ascii="Symbol" w:hAnsi="Symbol" w:hint="default"/>
       </w:rPr>
     </w:lvl>
     <w:lvl w:ilvl="1" w:tplc="240A0003" w:tentative="1">
@@ -22694,7 +22358,7 @@
         <w:ind w:left="1440" w:hanging="360"/>
       </w:pPr>
       <w:rPr>
-        <w:rFonts w:hint="default" w:ascii="Courier New" w:hAnsi="Courier New" w:cs="Courier New"/>
+        <w:rFonts w:ascii="Courier New" w:hAnsi="Courier New" w:cs="Courier New" w:hint="default"/>
       </w:rPr>
     </w:lvl>
     <w:lvl w:ilvl="2" w:tplc="240A0005" w:tentative="1">
@@ -22706,7 +22370,7 @@
         <w:ind w:left="2160" w:hanging="360"/>
       </w:pPr>
       <w:rPr>
-        <w:rFonts w:hint="default" w:ascii="Wingdings" w:hAnsi="Wingdings"/>
+        <w:rFonts w:ascii="Wingdings" w:hAnsi="Wingdings" w:hint="default"/>
       </w:rPr>
     </w:lvl>
     <w:lvl w:ilvl="3" w:tplc="240A0001" w:tentative="1">
@@ -22718,7 +22382,7 @@
         <w:ind w:left="2880" w:hanging="360"/>
       </w:pPr>
       <w:rPr>
-        <w:rFonts w:hint="default" w:ascii="Symbol" w:hAnsi="Symbol"/>
+        <w:rFonts w:ascii="Symbol" w:hAnsi="Symbol" w:hint="default"/>
       </w:rPr>
     </w:lvl>
     <w:lvl w:ilvl="4" w:tplc="240A0003" w:tentative="1">
@@ -22730,7 +22394,7 @@
         <w:ind w:left="3600" w:hanging="360"/>
       </w:pPr>
       <w:rPr>
-        <w:rFonts w:hint="default" w:ascii="Courier New" w:hAnsi="Courier New" w:cs="Courier New"/>
+        <w:rFonts w:ascii="Courier New" w:hAnsi="Courier New" w:cs="Courier New" w:hint="default"/>
       </w:rPr>
     </w:lvl>
     <w:lvl w:ilvl="5" w:tplc="240A0005" w:tentative="1">
@@ -22742,7 +22406,7 @@
         <w:ind w:left="4320" w:hanging="360"/>
       </w:pPr>
       <w:rPr>
-        <w:rFonts w:hint="default" w:ascii="Wingdings" w:hAnsi="Wingdings"/>
+        <w:rFonts w:ascii="Wingdings" w:hAnsi="Wingdings" w:hint="default"/>
       </w:rPr>
     </w:lvl>
     <w:lvl w:ilvl="6" w:tplc="240A0001" w:tentative="1">
@@ -22754,7 +22418,7 @@
         <w:ind w:left="5040" w:hanging="360"/>
       </w:pPr>
       <w:rPr>
-        <w:rFonts w:hint="default" w:ascii="Symbol" w:hAnsi="Symbol"/>
+        <w:rFonts w:ascii="Symbol" w:hAnsi="Symbol" w:hint="default"/>
       </w:rPr>
     </w:lvl>
     <w:lvl w:ilvl="7" w:tplc="240A0003" w:tentative="1">
@@ -22766,7 +22430,7 @@
         <w:ind w:left="5760" w:hanging="360"/>
       </w:pPr>
       <w:rPr>
-        <w:rFonts w:hint="default" w:ascii="Courier New" w:hAnsi="Courier New" w:cs="Courier New"/>
+        <w:rFonts w:ascii="Courier New" w:hAnsi="Courier New" w:cs="Courier New" w:hint="default"/>
       </w:rPr>
     </w:lvl>
     <w:lvl w:ilvl="8" w:tplc="240A0005" w:tentative="1">
@@ -22778,7 +22442,7 @@
         <w:ind w:left="6480" w:hanging="360"/>
       </w:pPr>
       <w:rPr>
-        <w:rFonts w:hint="default" w:ascii="Wingdings" w:hAnsi="Wingdings"/>
+        <w:rFonts w:ascii="Wingdings" w:hAnsi="Wingdings" w:hint="default"/>
       </w:rPr>
     </w:lvl>
   </w:abstractNum>
@@ -22795,7 +22459,7 @@
         <w:ind w:left="720" w:hanging="360"/>
       </w:pPr>
       <w:rPr>
-        <w:rFonts w:hint="default" w:ascii="Wingdings" w:hAnsi="Wingdings"/>
+        <w:rFonts w:ascii="Wingdings" w:hAnsi="Wingdings" w:hint="default"/>
       </w:rPr>
     </w:lvl>
     <w:lvl w:ilvl="1" w:tplc="240A0003" w:tentative="1">
@@ -22807,7 +22471,7 @@
         <w:ind w:left="1440" w:hanging="360"/>
       </w:pPr>
       <w:rPr>
-        <w:rFonts w:hint="default" w:ascii="Courier New" w:hAnsi="Courier New" w:cs="Courier New"/>
+        <w:rFonts w:ascii="Courier New" w:hAnsi="Courier New" w:cs="Courier New" w:hint="default"/>
       </w:rPr>
     </w:lvl>
     <w:lvl w:ilvl="2" w:tplc="240A0005" w:tentative="1">
@@ -22819,7 +22483,7 @@
         <w:ind w:left="2160" w:hanging="360"/>
       </w:pPr>
       <w:rPr>
-        <w:rFonts w:hint="default" w:ascii="Wingdings" w:hAnsi="Wingdings"/>
+        <w:rFonts w:ascii="Wingdings" w:hAnsi="Wingdings" w:hint="default"/>
       </w:rPr>
     </w:lvl>
     <w:lvl w:ilvl="3" w:tplc="240A0001" w:tentative="1">
@@ -22831,7 +22495,7 @@
         <w:ind w:left="2880" w:hanging="360"/>
       </w:pPr>
       <w:rPr>
-        <w:rFonts w:hint="default" w:ascii="Symbol" w:hAnsi="Symbol"/>
+        <w:rFonts w:ascii="Symbol" w:hAnsi="Symbol" w:hint="default"/>
       </w:rPr>
     </w:lvl>
     <w:lvl w:ilvl="4" w:tplc="240A0003" w:tentative="1">
@@ -22843,7 +22507,7 @@
         <w:ind w:left="3600" w:hanging="360"/>
       </w:pPr>
       <w:rPr>
-        <w:rFonts w:hint="default" w:ascii="Courier New" w:hAnsi="Courier New" w:cs="Courier New"/>
+        <w:rFonts w:ascii="Courier New" w:hAnsi="Courier New" w:cs="Courier New" w:hint="default"/>
       </w:rPr>
     </w:lvl>
     <w:lvl w:ilvl="5" w:tplc="240A0005" w:tentative="1">
@@ -22855,7 +22519,7 @@
         <w:ind w:left="4320" w:hanging="360"/>
       </w:pPr>
       <w:rPr>
-        <w:rFonts w:hint="default" w:ascii="Wingdings" w:hAnsi="Wingdings"/>
+        <w:rFonts w:ascii="Wingdings" w:hAnsi="Wingdings" w:hint="default"/>
       </w:rPr>
     </w:lvl>
     <w:lvl w:ilvl="6" w:tplc="240A0001" w:tentative="1">
@@ -22867,7 +22531,7 @@
         <w:ind w:left="5040" w:hanging="360"/>
       </w:pPr>
       <w:rPr>
-        <w:rFonts w:hint="default" w:ascii="Symbol" w:hAnsi="Symbol"/>
+        <w:rFonts w:ascii="Symbol" w:hAnsi="Symbol" w:hint="default"/>
       </w:rPr>
     </w:lvl>
     <w:lvl w:ilvl="7" w:tplc="240A0003" w:tentative="1">
@@ -22879,7 +22543,7 @@
         <w:ind w:left="5760" w:hanging="360"/>
       </w:pPr>
       <w:rPr>
-        <w:rFonts w:hint="default" w:ascii="Courier New" w:hAnsi="Courier New" w:cs="Courier New"/>
+        <w:rFonts w:ascii="Courier New" w:hAnsi="Courier New" w:cs="Courier New" w:hint="default"/>
       </w:rPr>
     </w:lvl>
     <w:lvl w:ilvl="8" w:tplc="240A0005" w:tentative="1">
@@ -22891,7 +22555,7 @@
         <w:ind w:left="6480" w:hanging="360"/>
       </w:pPr>
       <w:rPr>
-        <w:rFonts w:hint="default" w:ascii="Wingdings" w:hAnsi="Wingdings"/>
+        <w:rFonts w:ascii="Wingdings" w:hAnsi="Wingdings" w:hint="default"/>
       </w:rPr>
     </w:lvl>
   </w:abstractNum>
@@ -22997,7 +22661,7 @@
         <w:ind w:left="720" w:hanging="360"/>
       </w:pPr>
       <w:rPr>
-        <w:rFonts w:hint="default" w:ascii="Symbol" w:hAnsi="Symbol"/>
+        <w:rFonts w:ascii="Symbol" w:hAnsi="Symbol" w:hint="default"/>
       </w:rPr>
     </w:lvl>
     <w:lvl w:ilvl="1" w:tplc="240A0003" w:tentative="1">
@@ -23009,7 +22673,7 @@
         <w:ind w:left="1440" w:hanging="360"/>
       </w:pPr>
       <w:rPr>
-        <w:rFonts w:hint="default" w:ascii="Courier New" w:hAnsi="Courier New" w:cs="Courier New"/>
+        <w:rFonts w:ascii="Courier New" w:hAnsi="Courier New" w:cs="Courier New" w:hint="default"/>
       </w:rPr>
     </w:lvl>
     <w:lvl w:ilvl="2" w:tplc="240A0005" w:tentative="1">
@@ -23021,7 +22685,7 @@
         <w:ind w:left="2160" w:hanging="360"/>
       </w:pPr>
       <w:rPr>
-        <w:rFonts w:hint="default" w:ascii="Wingdings" w:hAnsi="Wingdings"/>
+        <w:rFonts w:ascii="Wingdings" w:hAnsi="Wingdings" w:hint="default"/>
       </w:rPr>
     </w:lvl>
     <w:lvl w:ilvl="3" w:tplc="240A0001" w:tentative="1">
@@ -23033,7 +22697,7 @@
         <w:ind w:left="2880" w:hanging="360"/>
       </w:pPr>
       <w:rPr>
-        <w:rFonts w:hint="default" w:ascii="Symbol" w:hAnsi="Symbol"/>
+        <w:rFonts w:ascii="Symbol" w:hAnsi="Symbol" w:hint="default"/>
       </w:rPr>
     </w:lvl>
     <w:lvl w:ilvl="4" w:tplc="240A0003" w:tentative="1">
@@ -23045,7 +22709,7 @@
         <w:ind w:left="3600" w:hanging="360"/>
       </w:pPr>
       <w:rPr>
-        <w:rFonts w:hint="default" w:ascii="Courier New" w:hAnsi="Courier New" w:cs="Courier New"/>
+        <w:rFonts w:ascii="Courier New" w:hAnsi="Courier New" w:cs="Courier New" w:hint="default"/>
       </w:rPr>
     </w:lvl>
     <w:lvl w:ilvl="5" w:tplc="240A0005" w:tentative="1">
@@ -23057,7 +22721,7 @@
         <w:ind w:left="4320" w:hanging="360"/>
       </w:pPr>
       <w:rPr>
-        <w:rFonts w:hint="default" w:ascii="Wingdings" w:hAnsi="Wingdings"/>
+        <w:rFonts w:ascii="Wingdings" w:hAnsi="Wingdings" w:hint="default"/>
       </w:rPr>
     </w:lvl>
     <w:lvl w:ilvl="6" w:tplc="240A0001" w:tentative="1">
@@ -23069,7 +22733,7 @@
         <w:ind w:left="5040" w:hanging="360"/>
       </w:pPr>
       <w:rPr>
-        <w:rFonts w:hint="default" w:ascii="Symbol" w:hAnsi="Symbol"/>
+        <w:rFonts w:ascii="Symbol" w:hAnsi="Symbol" w:hint="default"/>
       </w:rPr>
     </w:lvl>
     <w:lvl w:ilvl="7" w:tplc="240A0003" w:tentative="1">
@@ -23081,7 +22745,7 @@
         <w:ind w:left="5760" w:hanging="360"/>
       </w:pPr>
       <w:rPr>
-        <w:rFonts w:hint="default" w:ascii="Courier New" w:hAnsi="Courier New" w:cs="Courier New"/>
+        <w:rFonts w:ascii="Courier New" w:hAnsi="Courier New" w:cs="Courier New" w:hint="default"/>
       </w:rPr>
     </w:lvl>
     <w:lvl w:ilvl="8" w:tplc="240A0005" w:tentative="1">
@@ -23093,7 +22757,7 @@
         <w:ind w:left="6480" w:hanging="360"/>
       </w:pPr>
       <w:rPr>
-        <w:rFonts w:hint="default" w:ascii="Wingdings" w:hAnsi="Wingdings"/>
+        <w:rFonts w:ascii="Wingdings" w:hAnsi="Wingdings" w:hint="default"/>
       </w:rPr>
     </w:lvl>
   </w:abstractNum>
@@ -23110,7 +22774,7 @@
         <w:ind w:left="720" w:hanging="360"/>
       </w:pPr>
       <w:rPr>
-        <w:rFonts w:hint="default" w:ascii="Symbol" w:hAnsi="Symbol"/>
+        <w:rFonts w:ascii="Symbol" w:hAnsi="Symbol" w:hint="default"/>
       </w:rPr>
     </w:lvl>
     <w:lvl w:ilvl="1" w:tplc="240A0003" w:tentative="1">
@@ -23122,7 +22786,7 @@
         <w:ind w:left="1440" w:hanging="360"/>
       </w:pPr>
       <w:rPr>
-        <w:rFonts w:hint="default" w:ascii="Courier New" w:hAnsi="Courier New" w:cs="Courier New"/>
+        <w:rFonts w:ascii="Courier New" w:hAnsi="Courier New" w:cs="Courier New" w:hint="default"/>
       </w:rPr>
     </w:lvl>
     <w:lvl w:ilvl="2" w:tplc="240A0005" w:tentative="1">
@@ -23134,7 +22798,7 @@
         <w:ind w:left="2160" w:hanging="360"/>
       </w:pPr>
       <w:rPr>
-        <w:rFonts w:hint="default" w:ascii="Wingdings" w:hAnsi="Wingdings"/>
+        <w:rFonts w:ascii="Wingdings" w:hAnsi="Wingdings" w:hint="default"/>
       </w:rPr>
     </w:lvl>
     <w:lvl w:ilvl="3" w:tplc="240A0001" w:tentative="1">
@@ -23146,7 +22810,7 @@
         <w:ind w:left="2880" w:hanging="360"/>
       </w:pPr>
       <w:rPr>
-        <w:rFonts w:hint="default" w:ascii="Symbol" w:hAnsi="Symbol"/>
+        <w:rFonts w:ascii="Symbol" w:hAnsi="Symbol" w:hint="default"/>
       </w:rPr>
     </w:lvl>
     <w:lvl w:ilvl="4" w:tplc="240A0003" w:tentative="1">
@@ -23158,7 +22822,7 @@
         <w:ind w:left="3600" w:hanging="360"/>
       </w:pPr>
       <w:rPr>
-        <w:rFonts w:hint="default" w:ascii="Courier New" w:hAnsi="Courier New" w:cs="Courier New"/>
+        <w:rFonts w:ascii="Courier New" w:hAnsi="Courier New" w:cs="Courier New" w:hint="default"/>
       </w:rPr>
     </w:lvl>
     <w:lvl w:ilvl="5" w:tplc="240A0005" w:tentative="1">
@@ -23170,7 +22834,7 @@
         <w:ind w:left="4320" w:hanging="360"/>
       </w:pPr>
       <w:rPr>
-        <w:rFonts w:hint="default" w:ascii="Wingdings" w:hAnsi="Wingdings"/>
+        <w:rFonts w:ascii="Wingdings" w:hAnsi="Wingdings" w:hint="default"/>
       </w:rPr>
     </w:lvl>
     <w:lvl w:ilvl="6" w:tplc="240A0001" w:tentative="1">
@@ -23182,7 +22846,7 @@
         <w:ind w:left="5040" w:hanging="360"/>
       </w:pPr>
       <w:rPr>
-        <w:rFonts w:hint="default" w:ascii="Symbol" w:hAnsi="Symbol"/>
+        <w:rFonts w:ascii="Symbol" w:hAnsi="Symbol" w:hint="default"/>
       </w:rPr>
     </w:lvl>
     <w:lvl w:ilvl="7" w:tplc="240A0003" w:tentative="1">
@@ -23194,7 +22858,7 @@
         <w:ind w:left="5760" w:hanging="360"/>
       </w:pPr>
       <w:rPr>
-        <w:rFonts w:hint="default" w:ascii="Courier New" w:hAnsi="Courier New" w:cs="Courier New"/>
+        <w:rFonts w:ascii="Courier New" w:hAnsi="Courier New" w:cs="Courier New" w:hint="default"/>
       </w:rPr>
     </w:lvl>
     <w:lvl w:ilvl="8" w:tplc="240A0005" w:tentative="1">
@@ -23206,7 +22870,7 @@
         <w:ind w:left="6480" w:hanging="360"/>
       </w:pPr>
       <w:rPr>
-        <w:rFonts w:hint="default" w:ascii="Wingdings" w:hAnsi="Wingdings"/>
+        <w:rFonts w:ascii="Wingdings" w:hAnsi="Wingdings" w:hint="default"/>
       </w:rPr>
     </w:lvl>
   </w:abstractNum>
@@ -23223,7 +22887,7 @@
         <w:ind w:left="720" w:hanging="360"/>
       </w:pPr>
       <w:rPr>
-        <w:rFonts w:hint="default" w:ascii="Wingdings" w:hAnsi="Wingdings"/>
+        <w:rFonts w:ascii="Wingdings" w:hAnsi="Wingdings" w:hint="default"/>
       </w:rPr>
     </w:lvl>
     <w:lvl w:ilvl="1" w:tplc="240A0003" w:tentative="1">
@@ -23235,7 +22899,7 @@
         <w:ind w:left="1440" w:hanging="360"/>
       </w:pPr>
       <w:rPr>
-        <w:rFonts w:hint="default" w:ascii="Courier New" w:hAnsi="Courier New" w:cs="Courier New"/>
+        <w:rFonts w:ascii="Courier New" w:hAnsi="Courier New" w:cs="Courier New" w:hint="default"/>
       </w:rPr>
     </w:lvl>
     <w:lvl w:ilvl="2" w:tplc="240A0005" w:tentative="1">
@@ -23247,7 +22911,7 @@
         <w:ind w:left="2160" w:hanging="360"/>
       </w:pPr>
       <w:rPr>
-        <w:rFonts w:hint="default" w:ascii="Wingdings" w:hAnsi="Wingdings"/>
+        <w:rFonts w:ascii="Wingdings" w:hAnsi="Wingdings" w:hint="default"/>
       </w:rPr>
     </w:lvl>
     <w:lvl w:ilvl="3" w:tplc="240A0001" w:tentative="1">
@@ -23259,7 +22923,7 @@
         <w:ind w:left="2880" w:hanging="360"/>
       </w:pPr>
       <w:rPr>
-        <w:rFonts w:hint="default" w:ascii="Symbol" w:hAnsi="Symbol"/>
+        <w:rFonts w:ascii="Symbol" w:hAnsi="Symbol" w:hint="default"/>
       </w:rPr>
     </w:lvl>
     <w:lvl w:ilvl="4" w:tplc="240A0003" w:tentative="1">
@@ -23271,7 +22935,7 @@
         <w:ind w:left="3600" w:hanging="360"/>
       </w:pPr>
       <w:rPr>
-        <w:rFonts w:hint="default" w:ascii="Courier New" w:hAnsi="Courier New" w:cs="Courier New"/>
+        <w:rFonts w:ascii="Courier New" w:hAnsi="Courier New" w:cs="Courier New" w:hint="default"/>
       </w:rPr>
     </w:lvl>
     <w:lvl w:ilvl="5" w:tplc="240A0005" w:tentative="1">
@@ -23283,7 +22947,7 @@
         <w:ind w:left="4320" w:hanging="360"/>
       </w:pPr>
       <w:rPr>
-        <w:rFonts w:hint="default" w:ascii="Wingdings" w:hAnsi="Wingdings"/>
+        <w:rFonts w:ascii="Wingdings" w:hAnsi="Wingdings" w:hint="default"/>
       </w:rPr>
     </w:lvl>
     <w:lvl w:ilvl="6" w:tplc="240A0001" w:tentative="1">
@@ -23295,7 +22959,7 @@
         <w:ind w:left="5040" w:hanging="360"/>
       </w:pPr>
       <w:rPr>
-        <w:rFonts w:hint="default" w:ascii="Symbol" w:hAnsi="Symbol"/>
+        <w:rFonts w:ascii="Symbol" w:hAnsi="Symbol" w:hint="default"/>
       </w:rPr>
     </w:lvl>
     <w:lvl w:ilvl="7" w:tplc="240A0003" w:tentative="1">
@@ -23307,7 +22971,7 @@
         <w:ind w:left="5760" w:hanging="360"/>
       </w:pPr>
       <w:rPr>
-        <w:rFonts w:hint="default" w:ascii="Courier New" w:hAnsi="Courier New" w:cs="Courier New"/>
+        <w:rFonts w:ascii="Courier New" w:hAnsi="Courier New" w:cs="Courier New" w:hint="default"/>
       </w:rPr>
     </w:lvl>
     <w:lvl w:ilvl="8" w:tplc="240A0005" w:tentative="1">
@@ -23319,7 +22983,7 @@
         <w:ind w:left="6480" w:hanging="360"/>
       </w:pPr>
       <w:rPr>
-        <w:rFonts w:hint="default" w:ascii="Wingdings" w:hAnsi="Wingdings"/>
+        <w:rFonts w:ascii="Wingdings" w:hAnsi="Wingdings" w:hint="default"/>
       </w:rPr>
     </w:lvl>
   </w:abstractNum>
@@ -23427,7 +23091,7 @@
         <w:ind w:left="720" w:hanging="360"/>
       </w:pPr>
       <w:rPr>
-        <w:rFonts w:hint="default" w:ascii="Wingdings" w:hAnsi="Wingdings"/>
+        <w:rFonts w:ascii="Wingdings" w:hAnsi="Wingdings" w:hint="default"/>
       </w:rPr>
     </w:lvl>
     <w:lvl w:ilvl="1" w:tplc="240A0003" w:tentative="1">
@@ -23439,7 +23103,7 @@
         <w:ind w:left="1440" w:hanging="360"/>
       </w:pPr>
       <w:rPr>
-        <w:rFonts w:hint="default" w:ascii="Courier New" w:hAnsi="Courier New" w:cs="Courier New"/>
+        <w:rFonts w:ascii="Courier New" w:hAnsi="Courier New" w:cs="Courier New" w:hint="default"/>
       </w:rPr>
     </w:lvl>
     <w:lvl w:ilvl="2" w:tplc="240A0005" w:tentative="1">
@@ -23451,7 +23115,7 @@
         <w:ind w:left="2160" w:hanging="360"/>
       </w:pPr>
       <w:rPr>
-        <w:rFonts w:hint="default" w:ascii="Wingdings" w:hAnsi="Wingdings"/>
+        <w:rFonts w:ascii="Wingdings" w:hAnsi="Wingdings" w:hint="default"/>
       </w:rPr>
     </w:lvl>
     <w:lvl w:ilvl="3" w:tplc="240A0001" w:tentative="1">
@@ -23463,7 +23127,7 @@
         <w:ind w:left="2880" w:hanging="360"/>
       </w:pPr>
       <w:rPr>
-        <w:rFonts w:hint="default" w:ascii="Symbol" w:hAnsi="Symbol"/>
+        <w:rFonts w:ascii="Symbol" w:hAnsi="Symbol" w:hint="default"/>
       </w:rPr>
     </w:lvl>
     <w:lvl w:ilvl="4" w:tplc="240A0003" w:tentative="1">
@@ -23475,7 +23139,7 @@
         <w:ind w:left="3600" w:hanging="360"/>
       </w:pPr>
       <w:rPr>
-        <w:rFonts w:hint="default" w:ascii="Courier New" w:hAnsi="Courier New" w:cs="Courier New"/>
+        <w:rFonts w:ascii="Courier New" w:hAnsi="Courier New" w:cs="Courier New" w:hint="default"/>
       </w:rPr>
     </w:lvl>
     <w:lvl w:ilvl="5" w:tplc="240A0005" w:tentative="1">
@@ -23487,7 +23151,7 @@
         <w:ind w:left="4320" w:hanging="360"/>
       </w:pPr>
       <w:rPr>
-        <w:rFonts w:hint="default" w:ascii="Wingdings" w:hAnsi="Wingdings"/>
+        <w:rFonts w:ascii="Wingdings" w:hAnsi="Wingdings" w:hint="default"/>
       </w:rPr>
     </w:lvl>
     <w:lvl w:ilvl="6" w:tplc="240A0001" w:tentative="1">
@@ -23499,7 +23163,7 @@
         <w:ind w:left="5040" w:hanging="360"/>
       </w:pPr>
       <w:rPr>
-        <w:rFonts w:hint="default" w:ascii="Symbol" w:hAnsi="Symbol"/>
+        <w:rFonts w:ascii="Symbol" w:hAnsi="Symbol" w:hint="default"/>
       </w:rPr>
     </w:lvl>
     <w:lvl w:ilvl="7" w:tplc="240A0003" w:tentative="1">
@@ -23511,7 +23175,7 @@
         <w:ind w:left="5760" w:hanging="360"/>
       </w:pPr>
       <w:rPr>
-        <w:rFonts w:hint="default" w:ascii="Courier New" w:hAnsi="Courier New" w:cs="Courier New"/>
+        <w:rFonts w:ascii="Courier New" w:hAnsi="Courier New" w:cs="Courier New" w:hint="default"/>
       </w:rPr>
     </w:lvl>
     <w:lvl w:ilvl="8" w:tplc="240A0005" w:tentative="1">
@@ -23523,7 +23187,7 @@
         <w:ind w:left="6480" w:hanging="360"/>
       </w:pPr>
       <w:rPr>
-        <w:rFonts w:hint="default" w:ascii="Wingdings" w:hAnsi="Wingdings"/>
+        <w:rFonts w:ascii="Wingdings" w:hAnsi="Wingdings" w:hint="default"/>
       </w:rPr>
     </w:lvl>
   </w:abstractNum>
@@ -23540,7 +23204,7 @@
         <w:ind w:left="720" w:hanging="360"/>
       </w:pPr>
       <w:rPr>
-        <w:rFonts w:hint="default" w:ascii="Symbol" w:hAnsi="Symbol"/>
+        <w:rFonts w:ascii="Symbol" w:hAnsi="Symbol" w:hint="default"/>
       </w:rPr>
     </w:lvl>
     <w:lvl w:ilvl="1" w:tplc="240A0003" w:tentative="1">
@@ -23552,7 +23216,7 @@
         <w:ind w:left="1440" w:hanging="360"/>
       </w:pPr>
       <w:rPr>
-        <w:rFonts w:hint="default" w:ascii="Courier New" w:hAnsi="Courier New" w:cs="Courier New"/>
+        <w:rFonts w:ascii="Courier New" w:hAnsi="Courier New" w:cs="Courier New" w:hint="default"/>
       </w:rPr>
     </w:lvl>
     <w:lvl w:ilvl="2" w:tplc="240A0005" w:tentative="1">
@@ -23564,7 +23228,7 @@
         <w:ind w:left="2160" w:hanging="360"/>
       </w:pPr>
       <w:rPr>
-        <w:rFonts w:hint="default" w:ascii="Wingdings" w:hAnsi="Wingdings"/>
+        <w:rFonts w:ascii="Wingdings" w:hAnsi="Wingdings" w:hint="default"/>
       </w:rPr>
     </w:lvl>
     <w:lvl w:ilvl="3" w:tplc="240A0001" w:tentative="1">
@@ -23576,7 +23240,7 @@
         <w:ind w:left="2880" w:hanging="360"/>
       </w:pPr>
       <w:rPr>
-        <w:rFonts w:hint="default" w:ascii="Symbol" w:hAnsi="Symbol"/>
+        <w:rFonts w:ascii="Symbol" w:hAnsi="Symbol" w:hint="default"/>
       </w:rPr>
     </w:lvl>
     <w:lvl w:ilvl="4" w:tplc="240A0003" w:tentative="1">
@@ -23588,7 +23252,7 @@
         <w:ind w:left="3600" w:hanging="360"/>
       </w:pPr>
       <w:rPr>
-        <w:rFonts w:hint="default" w:ascii="Courier New" w:hAnsi="Courier New" w:cs="Courier New"/>
+        <w:rFonts w:ascii="Courier New" w:hAnsi="Courier New" w:cs="Courier New" w:hint="default"/>
       </w:rPr>
     </w:lvl>
     <w:lvl w:ilvl="5" w:tplc="240A0005" w:tentative="1">
@@ -23600,7 +23264,7 @@
         <w:ind w:left="4320" w:hanging="360"/>
       </w:pPr>
       <w:rPr>
-        <w:rFonts w:hint="default" w:ascii="Wingdings" w:hAnsi="Wingdings"/>
+        <w:rFonts w:ascii="Wingdings" w:hAnsi="Wingdings" w:hint="default"/>
       </w:rPr>
     </w:lvl>
     <w:lvl w:ilvl="6" w:tplc="240A0001" w:tentative="1">
@@ -23612,7 +23276,7 @@
         <w:ind w:left="5040" w:hanging="360"/>
       </w:pPr>
       <w:rPr>
-        <w:rFonts w:hint="default" w:ascii="Symbol" w:hAnsi="Symbol"/>
+        <w:rFonts w:ascii="Symbol" w:hAnsi="Symbol" w:hint="default"/>
       </w:rPr>
     </w:lvl>
     <w:lvl w:ilvl="7" w:tplc="240A0003" w:tentative="1">
@@ -23624,7 +23288,7 @@
         <w:ind w:left="5760" w:hanging="360"/>
       </w:pPr>
       <w:rPr>
-        <w:rFonts w:hint="default" w:ascii="Courier New" w:hAnsi="Courier New" w:cs="Courier New"/>
+        <w:rFonts w:ascii="Courier New" w:hAnsi="Courier New" w:cs="Courier New" w:hint="default"/>
       </w:rPr>
     </w:lvl>
     <w:lvl w:ilvl="8" w:tplc="240A0005" w:tentative="1">
@@ -23636,7 +23300,7 @@
         <w:ind w:left="6480" w:hanging="360"/>
       </w:pPr>
       <w:rPr>
-        <w:rFonts w:hint="default" w:ascii="Wingdings" w:hAnsi="Wingdings"/>
+        <w:rFonts w:ascii="Wingdings" w:hAnsi="Wingdings" w:hint="default"/>
       </w:rPr>
     </w:lvl>
   </w:abstractNum>
@@ -23694,6 +23358,9 @@
 
 <file path=word/people.xml><?xml version="1.0" encoding="utf-8"?>
 <w15:people xmlns:wpc="http://schemas.microsoft.com/office/word/2010/wordprocessingCanvas" xmlns:cx="http://schemas.microsoft.com/office/drawing/2014/chartex" xmlns:cx1="http://schemas.microsoft.com/office/drawing/2015/9/8/chartex" xmlns:cx2="http://schemas.microsoft.com/office/drawing/2015/10/21/chartex" xmlns:cx3="http://schemas.microsoft.com/office/drawing/2016/5/9/chartex" xmlns:cx4="http://schemas.microsoft.com/office/drawing/2016/5/10/chartex" xmlns:cx5="http://schemas.microsoft.com/office/drawing/2016/5/11/chartex" xmlns:cx6="http://schemas.microsoft.com/office/drawing/2016/5/12/chartex" xmlns:cx7="http://schemas.microsoft.com/office/drawing/2016/5/13/chartex" xmlns:cx8="http://schemas.microsoft.com/office/drawing/2016/5/14/chartex" xmlns:mc="http://schemas.openxmlformats.org/markup-compatibility/2006" xmlns:aink="http://schemas.microsoft.com/office/drawing/2016/ink" xmlns:am3d="http://schemas.microsoft.com/office/drawing/2017/model3d" xmlns:o="urn:schemas-microsoft-com:office:office" xmlns:r="http://schemas.openxmlformats.org/officeDocument/2006/relationships" xmlns:m="http://schemas.openxmlformats.org/officeDocument/2006/math" xmlns:v="urn:schemas-microsoft-com:vml" xmlns:wp14="http://schemas.microsoft.com/office/word/2010/wordprocessingDrawing" xmlns:wp="http://schemas.openxmlformats.org/drawingml/2006/wordprocessingDrawing" xmlns:w10="urn:schemas-microsoft-com:office:word" xmlns:w="http://schemas.openxmlformats.org/wordprocessingml/2006/main" xmlns:w14="http://schemas.microsoft.com/office/word/2010/wordml" xmlns:w15="http://schemas.microsoft.com/office/word/2012/wordml" xmlns:w16cex="http://schemas.microsoft.com/office/word/2018/wordml/cex" xmlns:w16cid="http://schemas.microsoft.com/office/word/2016/wordml/cid" xmlns:w16="http://schemas.microsoft.com/office/word/2018/wordml" xmlns:w16sdtdh="http://schemas.microsoft.com/office/word/2020/wordml/sdtdatahash" xmlns:w16se="http://schemas.microsoft.com/office/word/2015/wordml/symex" xmlns:wpg="http://schemas.microsoft.com/office/word/2010/wordprocessingGroup" xmlns:wpi="http://schemas.microsoft.com/office/word/2010/wordprocessingInk" xmlns:wne="http://schemas.microsoft.com/office/word/2006/wordml" xmlns:wps="http://schemas.microsoft.com/office/word/2010/wordprocessingShape" mc:Ignorable="w14 w15 w16se w16cid w16 w16cex w16sdtdh wp14">
+  <w15:person w15:author="PERSONAL">
+    <w15:presenceInfo w15:providerId="None" w15:userId="PERSONAL"/>
+  </w15:person>
   <w15:person w15:author="Andrés Felipe Velandia Espitia">
     <w15:presenceInfo w15:providerId="Windows Live" w15:userId="c7056c470dc3b715"/>
   </w15:person>
@@ -23705,7 +23372,7 @@
   <w:docDefaults>
     <w:rPrDefault>
       <w:rPr>
-        <w:rFonts w:ascii="Arial" w:hAnsi="Arial" w:eastAsia="Arial" w:cs="Arial"/>
+        <w:rFonts w:ascii="Arial" w:eastAsia="Arial" w:hAnsi="Arial" w:cs="Arial"/>
         <w:sz w:val="22"/>
         <w:szCs w:val="22"/>
         <w:lang w:val="es-CO" w:eastAsia="es-CO" w:bidi="ar-SA"/>
@@ -23720,14 +23387,14 @@
   <w:latentStyles w:defLockedState="0" w:defUIPriority="99" w:defSemiHidden="0" w:defUnhideWhenUsed="0" w:defQFormat="0" w:count="376">
     <w:lsdException w:name="Normal" w:uiPriority="0" w:qFormat="1"/>
     <w:lsdException w:name="heading 1" w:uiPriority="9" w:qFormat="1"/>
-    <w:lsdException w:name="heading 2" w:uiPriority="9" w:semiHidden="1" w:unhideWhenUsed="1" w:qFormat="1"/>
-    <w:lsdException w:name="heading 3" w:uiPriority="9" w:semiHidden="1" w:unhideWhenUsed="1" w:qFormat="1"/>
-    <w:lsdException w:name="heading 4" w:uiPriority="9" w:semiHidden="1" w:unhideWhenUsed="1" w:qFormat="1"/>
-    <w:lsdException w:name="heading 5" w:uiPriority="9" w:semiHidden="1" w:unhideWhenUsed="1" w:qFormat="1"/>
-    <w:lsdException w:name="heading 6" w:uiPriority="9" w:semiHidden="1" w:unhideWhenUsed="1" w:qFormat="1"/>
-    <w:lsdException w:name="heading 7" w:uiPriority="9" w:semiHidden="1" w:unhideWhenUsed="1" w:qFormat="1"/>
-    <w:lsdException w:name="heading 8" w:uiPriority="9" w:semiHidden="1" w:unhideWhenUsed="1" w:qFormat="1"/>
-    <w:lsdException w:name="heading 9" w:uiPriority="9" w:semiHidden="1" w:unhideWhenUsed="1" w:qFormat="1"/>
+    <w:lsdException w:name="heading 2" w:semiHidden="1" w:uiPriority="9" w:unhideWhenUsed="1" w:qFormat="1"/>
+    <w:lsdException w:name="heading 3" w:semiHidden="1" w:uiPriority="9" w:unhideWhenUsed="1" w:qFormat="1"/>
+    <w:lsdException w:name="heading 4" w:semiHidden="1" w:uiPriority="9" w:unhideWhenUsed="1" w:qFormat="1"/>
+    <w:lsdException w:name="heading 5" w:semiHidden="1" w:uiPriority="9" w:unhideWhenUsed="1" w:qFormat="1"/>
+    <w:lsdException w:name="heading 6" w:semiHidden="1" w:uiPriority="9" w:unhideWhenUsed="1" w:qFormat="1"/>
+    <w:lsdException w:name="heading 7" w:semiHidden="1" w:uiPriority="9" w:unhideWhenUsed="1" w:qFormat="1"/>
+    <w:lsdException w:name="heading 8" w:semiHidden="1" w:uiPriority="9" w:unhideWhenUsed="1" w:qFormat="1"/>
+    <w:lsdException w:name="heading 9" w:semiHidden="1" w:uiPriority="9" w:unhideWhenUsed="1" w:qFormat="1"/>
     <w:lsdException w:name="index 1" w:semiHidden="1" w:unhideWhenUsed="1"/>
     <w:lsdException w:name="index 2" w:semiHidden="1" w:unhideWhenUsed="1"/>
     <w:lsdException w:name="index 3" w:semiHidden="1" w:unhideWhenUsed="1"/>
@@ -23737,22 +23404,22 @@
     <w:lsdException w:name="index 7" w:semiHidden="1" w:unhideWhenUsed="1"/>
     <w:lsdException w:name="index 8" w:semiHidden="1" w:unhideWhenUsed="1"/>
     <w:lsdException w:name="index 9" w:semiHidden="1" w:unhideWhenUsed="1"/>
-    <w:lsdException w:name="toc 1" w:uiPriority="39" w:semiHidden="1" w:unhideWhenUsed="1"/>
-    <w:lsdException w:name="toc 2" w:uiPriority="39" w:semiHidden="1" w:unhideWhenUsed="1"/>
-    <w:lsdException w:name="toc 3" w:uiPriority="39" w:semiHidden="1" w:unhideWhenUsed="1"/>
-    <w:lsdException w:name="toc 4" w:uiPriority="39" w:semiHidden="1" w:unhideWhenUsed="1"/>
-    <w:lsdException w:name="toc 5" w:uiPriority="39" w:semiHidden="1" w:unhideWhenUsed="1"/>
-    <w:lsdException w:name="toc 6" w:uiPriority="39" w:semiHidden="1" w:unhideWhenUsed="1"/>
-    <w:lsdException w:name="toc 7" w:uiPriority="39" w:semiHidden="1" w:unhideWhenUsed="1"/>
-    <w:lsdException w:name="toc 8" w:uiPriority="39" w:semiHidden="1" w:unhideWhenUsed="1"/>
-    <w:lsdException w:name="toc 9" w:uiPriority="39" w:semiHidden="1" w:unhideWhenUsed="1"/>
+    <w:lsdException w:name="toc 1" w:semiHidden="1" w:uiPriority="39" w:unhideWhenUsed="1"/>
+    <w:lsdException w:name="toc 2" w:semiHidden="1" w:uiPriority="39" w:unhideWhenUsed="1"/>
+    <w:lsdException w:name="toc 3" w:semiHidden="1" w:uiPriority="39" w:unhideWhenUsed="1"/>
+    <w:lsdException w:name="toc 4" w:semiHidden="1" w:uiPriority="39" w:unhideWhenUsed="1"/>
+    <w:lsdException w:name="toc 5" w:semiHidden="1" w:uiPriority="39" w:unhideWhenUsed="1"/>
+    <w:lsdException w:name="toc 6" w:semiHidden="1" w:uiPriority="39" w:unhideWhenUsed="1"/>
+    <w:lsdException w:name="toc 7" w:semiHidden="1" w:uiPriority="39" w:unhideWhenUsed="1"/>
+    <w:lsdException w:name="toc 8" w:semiHidden="1" w:uiPriority="39" w:unhideWhenUsed="1"/>
+    <w:lsdException w:name="toc 9" w:semiHidden="1" w:uiPriority="39" w:unhideWhenUsed="1"/>
     <w:lsdException w:name="Normal Indent" w:semiHidden="1" w:unhideWhenUsed="1"/>
     <w:lsdException w:name="footnote text" w:semiHidden="1" w:unhideWhenUsed="1"/>
     <w:lsdException w:name="annotation text" w:semiHidden="1" w:unhideWhenUsed="1"/>
     <w:lsdException w:name="header" w:semiHidden="1" w:unhideWhenUsed="1"/>
     <w:lsdException w:name="footer" w:semiHidden="1" w:unhideWhenUsed="1"/>
     <w:lsdException w:name="index heading" w:semiHidden="1" w:unhideWhenUsed="1"/>
-    <w:lsdException w:name="caption" w:uiPriority="35" w:semiHidden="1" w:unhideWhenUsed="1" w:qFormat="1"/>
+    <w:lsdException w:name="caption" w:semiHidden="1" w:uiPriority="35" w:unhideWhenUsed="1" w:qFormat="1"/>
     <w:lsdException w:name="table of figures" w:semiHidden="1" w:unhideWhenUsed="1"/>
     <w:lsdException w:name="envelope address" w:semiHidden="1" w:unhideWhenUsed="1"/>
     <w:lsdException w:name="envelope return" w:semiHidden="1" w:unhideWhenUsed="1"/>
@@ -23783,7 +23450,7 @@
     <w:lsdException w:name="Title" w:uiPriority="10" w:qFormat="1"/>
     <w:lsdException w:name="Closing" w:semiHidden="1" w:unhideWhenUsed="1"/>
     <w:lsdException w:name="Signature" w:semiHidden="1" w:unhideWhenUsed="1"/>
-    <w:lsdException w:name="Default Paragraph Font" w:uiPriority="1" w:semiHidden="1" w:unhideWhenUsed="1"/>
+    <w:lsdException w:name="Default Paragraph Font" w:semiHidden="1" w:uiPriority="1" w:unhideWhenUsed="1"/>
     <w:lsdException w:name="Body Text" w:semiHidden="1" w:unhideWhenUsed="1"/>
     <w:lsdException w:name="Body Text Indent" w:semiHidden="1" w:unhideWhenUsed="1"/>
     <w:lsdException w:name="List Continue" w:semiHidden="1" w:unhideWhenUsed="1"/>
@@ -23983,8 +23650,8 @@
     <w:lsdException w:name="Subtle Reference" w:uiPriority="31" w:qFormat="1"/>
     <w:lsdException w:name="Intense Reference" w:uiPriority="32" w:qFormat="1"/>
     <w:lsdException w:name="Book Title" w:uiPriority="33" w:qFormat="1"/>
-    <w:lsdException w:name="Bibliography" w:uiPriority="37" w:semiHidden="1" w:unhideWhenUsed="1"/>
-    <w:lsdException w:name="TOC Heading" w:uiPriority="39" w:semiHidden="1" w:unhideWhenUsed="1" w:qFormat="1"/>
+    <w:lsdException w:name="Bibliography" w:semiHidden="1" w:uiPriority="37" w:unhideWhenUsed="1"/>
+    <w:lsdException w:name="TOC Heading" w:semiHidden="1" w:uiPriority="39" w:unhideWhenUsed="1" w:qFormat="1"/>
     <w:lsdException w:name="Plain Table 1" w:uiPriority="41"/>
     <w:lsdException w:name="Plain Table 2" w:uiPriority="42"/>
     <w:lsdException w:name="Plain Table 3" w:uiPriority="43"/>
@@ -24095,7 +23762,7 @@
     <w:lsdException w:name="Unresolved Mention" w:semiHidden="1" w:unhideWhenUsed="1"/>
     <w:lsdException w:name="Smart Link" w:semiHidden="1" w:unhideWhenUsed="1"/>
   </w:latentStyles>
-  <w:style w:type="paragraph" w:styleId="Normal" w:default="1">
+  <w:style w:type="paragraph" w:default="1" w:styleId="Normal">
     <w:name w:val="Normal"/>
     <w:qFormat/>
     <w:rsid w:val="00915910"/>
@@ -24218,13 +23885,13 @@
       <w:color w:val="666666"/>
     </w:rPr>
   </w:style>
-  <w:style w:type="character" w:styleId="Fuentedeprrafopredeter" w:default="1">
+  <w:style w:type="character" w:default="1" w:styleId="Fuentedeprrafopredeter">
     <w:name w:val="Default Paragraph Font"/>
     <w:uiPriority w:val="1"/>
     <w:semiHidden/>
     <w:unhideWhenUsed/>
   </w:style>
-  <w:style w:type="table" w:styleId="Tablanormal" w:default="1">
+  <w:style w:type="table" w:default="1" w:styleId="Tablanormal">
     <w:name w:val="Normal Table"/>
     <w:uiPriority w:val="99"/>
     <w:semiHidden/>
@@ -24239,13 +23906,13 @@
       </w:tblCellMar>
     </w:tblPr>
   </w:style>
-  <w:style w:type="numbering" w:styleId="Sinlista" w:default="1">
+  <w:style w:type="numbering" w:default="1" w:styleId="Sinlista">
     <w:name w:val="No List"/>
     <w:uiPriority w:val="99"/>
     <w:semiHidden/>
     <w:unhideWhenUsed/>
   </w:style>
-  <w:style w:type="table" w:styleId="TableNormal1" w:customStyle="1">
+  <w:style w:type="table" w:customStyle="1" w:styleId="TableNormal1">
     <w:name w:val="Table Normal1"/>
     <w:tblPr>
       <w:tblCellMar>
@@ -24272,7 +23939,7 @@
       <w:szCs w:val="52"/>
     </w:rPr>
   </w:style>
-  <w:style w:type="table" w:styleId="TableNormal2" w:customStyle="1">
+  <w:style w:type="table" w:customStyle="1" w:styleId="TableNormal2">
     <w:name w:val="Table Normal2"/>
     <w:tblPr>
       <w:tblCellMar>
@@ -24300,7 +23967,7 @@
       <w:szCs w:val="30"/>
     </w:rPr>
   </w:style>
-  <w:style w:type="table" w:styleId="a" w:customStyle="1">
+  <w:style w:type="table" w:customStyle="1" w:styleId="a">
     <w:basedOn w:val="Tablanormal"/>
     <w:tblPr>
       <w:tblStyleRowBandSize w:val="1"/>
@@ -24313,7 +23980,7 @@
       </w:tblCellMar>
     </w:tblPr>
   </w:style>
-  <w:style w:type="table" w:styleId="a0" w:customStyle="1">
+  <w:style w:type="table" w:customStyle="1" w:styleId="a0">
     <w:basedOn w:val="Tablanormal"/>
     <w:tblPr>
       <w:tblStyleRowBandSize w:val="1"/>
@@ -24326,7 +23993,7 @@
       </w:tblCellMar>
     </w:tblPr>
   </w:style>
-  <w:style w:type="table" w:styleId="a1" w:customStyle="1">
+  <w:style w:type="table" w:customStyle="1" w:styleId="a1">
     <w:basedOn w:val="Tablanormal"/>
     <w:tblPr>
       <w:tblStyleRowBandSize w:val="1"/>
@@ -24349,12 +24016,12 @@
     </w:pPr>
     <w:tblPr>
       <w:tblBorders>
-        <w:top w:val="single" w:color="auto" w:sz="4" w:space="0"/>
-        <w:left w:val="single" w:color="auto" w:sz="4" w:space="0"/>
-        <w:bottom w:val="single" w:color="auto" w:sz="4" w:space="0"/>
-        <w:right w:val="single" w:color="auto" w:sz="4" w:space="0"/>
-        <w:insideH w:val="single" w:color="auto" w:sz="4" w:space="0"/>
-        <w:insideV w:val="single" w:color="auto" w:sz="4" w:space="0"/>
+        <w:top w:val="single" w:sz="4" w:space="0" w:color="auto"/>
+        <w:left w:val="single" w:sz="4" w:space="0" w:color="auto"/>
+        <w:bottom w:val="single" w:sz="4" w:space="0" w:color="auto"/>
+        <w:right w:val="single" w:sz="4" w:space="0" w:color="auto"/>
+        <w:insideH w:val="single" w:sz="4" w:space="0" w:color="auto"/>
+        <w:insideV w:val="single" w:sz="4" w:space="0" w:color="auto"/>
       </w:tblBorders>
     </w:tblPr>
   </w:style>
@@ -24373,7 +24040,7 @@
       <w:spacing w:line="240" w:lineRule="auto"/>
     </w:pPr>
   </w:style>
-  <w:style w:type="character" w:styleId="EncabezadoCar" w:customStyle="1">
+  <w:style w:type="character" w:customStyle="1" w:styleId="EncabezadoCar">
     <w:name w:val="Encabezado Car"/>
     <w:basedOn w:val="Fuentedeprrafopredeter"/>
     <w:link w:val="Encabezado"/>
@@ -24395,7 +24062,7 @@
       <w:spacing w:line="240" w:lineRule="auto"/>
     </w:pPr>
   </w:style>
-  <w:style w:type="character" w:styleId="PiedepginaCar" w:customStyle="1">
+  <w:style w:type="character" w:customStyle="1" w:styleId="PiedepginaCar">
     <w:name w:val="Pie de página Car"/>
     <w:basedOn w:val="Fuentedeprrafopredeter"/>
     <w:link w:val="Piedepgina"/>
@@ -24413,12 +24080,12 @@
       <w:spacing w:before="100" w:beforeAutospacing="1" w:after="100" w:afterAutospacing="1" w:line="240" w:lineRule="auto"/>
     </w:pPr>
     <w:rPr>
-      <w:rFonts w:ascii="Times New Roman" w:hAnsi="Times New Roman" w:eastAsia="Times New Roman" w:cs="Times New Roman"/>
+      <w:rFonts w:ascii="Times New Roman" w:eastAsia="Times New Roman" w:hAnsi="Times New Roman" w:cs="Times New Roman"/>
       <w:sz w:val="24"/>
       <w:szCs w:val="24"/>
     </w:rPr>
   </w:style>
-  <w:style w:type="character" w:styleId="Listavistosa-nfasis1Car" w:customStyle="1">
+  <w:style w:type="character" w:customStyle="1" w:styleId="Listavistosa-nfasis1Car">
     <w:name w:val="Lista vistosa - Énfasis 1 Car"/>
     <w:link w:val="Listavistosa-nfasis1"/>
     <w:uiPriority w:val="34"/>
@@ -24459,7 +24126,7 @@
       <w:tblPr/>
       <w:tcPr>
         <w:tcBorders>
-          <w:bottom w:val="single" w:color="FFFFFF" w:themeColor="background1" w:sz="12" w:space="0"/>
+          <w:bottom w:val="single" w:sz="12" w:space="0" w:color="FFFFFF" w:themeColor="background1"/>
         </w:tcBorders>
         <w:shd w:val="clear" w:color="auto" w:fill="9E3A38" w:themeFill="accent2" w:themeFillShade="CC"/>
       </w:tcPr>
@@ -24468,7 +24135,7 @@
       <w:tblPr/>
       <w:tcPr>
         <w:tcBorders>
-          <w:top w:val="single" w:color="000000" w:themeColor="text1" w:sz="12" w:space="0"/>
+          <w:top w:val="single" w:sz="12" w:space="0" w:color="000000" w:themeColor="text1"/>
         </w:tcBorders>
         <w:shd w:val="clear" w:color="auto" w:fill="FFFFFF" w:themeFill="background1"/>
       </w:tcPr>
@@ -24516,7 +24183,7 @@
       <w:u w:val="single"/>
     </w:rPr>
   </w:style>
-  <w:style w:type="character" w:styleId="Mencinsinresolver1" w:customStyle="1">
+  <w:style w:type="character" w:customStyle="1" w:styleId="Mencinsinresolver1">
     <w:name w:val="Mención sin resolver1"/>
     <w:basedOn w:val="Fuentedeprrafopredeter"/>
     <w:uiPriority w:val="99"/>
@@ -24557,7 +24224,7 @@
       <w:szCs w:val="18"/>
     </w:rPr>
   </w:style>
-  <w:style w:type="character" w:styleId="TextodegloboCar" w:customStyle="1">
+  <w:style w:type="character" w:customStyle="1" w:styleId="TextodegloboCar">
     <w:name w:val="Texto de globo Car"/>
     <w:basedOn w:val="Fuentedeprrafopredeter"/>
     <w:link w:val="Textodeglobo"/>
@@ -24596,7 +24263,7 @@
       <w:szCs w:val="20"/>
     </w:rPr>
   </w:style>
-  <w:style w:type="character" w:styleId="TextocomentarioCar" w:customStyle="1">
+  <w:style w:type="character" w:customStyle="1" w:styleId="TextocomentarioCar">
     <w:name w:val="Texto comentario Car"/>
     <w:basedOn w:val="Fuentedeprrafopredeter"/>
     <w:link w:val="Textocomentario"/>
@@ -24621,7 +24288,7 @@
       <w:bCs/>
     </w:rPr>
   </w:style>
-  <w:style w:type="character" w:styleId="AsuntodelcomentarioCar" w:customStyle="1">
+  <w:style w:type="character" w:customStyle="1" w:styleId="AsuntodelcomentarioCar">
     <w:name w:val="Asunto del comentario Car"/>
     <w:basedOn w:val="TextocomentarioCar"/>
     <w:link w:val="Asuntodelcomentario"/>
@@ -24635,7 +24302,7 @@
       <w:szCs w:val="20"/>
     </w:rPr>
   </w:style>
-  <w:style w:type="table" w:styleId="a2" w:customStyle="1">
+  <w:style w:type="table" w:customStyle="1" w:styleId="a2">
     <w:basedOn w:val="TableNormal2"/>
     <w:pPr>
       <w:spacing w:line="240" w:lineRule="auto"/>
@@ -24657,7 +24324,7 @@
       <w:shd w:val="clear" w:color="auto" w:fill="EDF2F8"/>
     </w:tcPr>
   </w:style>
-  <w:style w:type="table" w:styleId="a3" w:customStyle="1">
+  <w:style w:type="table" w:customStyle="1" w:styleId="a3">
     <w:basedOn w:val="TableNormal2"/>
     <w:pPr>
       <w:spacing w:line="240" w:lineRule="auto"/>
@@ -24679,7 +24346,7 @@
       <w:shd w:val="clear" w:color="auto" w:fill="EDF2F8"/>
     </w:tcPr>
   </w:style>
-  <w:style w:type="table" w:styleId="a4" w:customStyle="1">
+  <w:style w:type="table" w:customStyle="1" w:styleId="a4">
     <w:basedOn w:val="TableNormal2"/>
     <w:pPr>
       <w:spacing w:line="240" w:lineRule="auto"/>
@@ -24701,7 +24368,7 @@
       <w:shd w:val="clear" w:color="auto" w:fill="EDF2F8"/>
     </w:tcPr>
   </w:style>
-  <w:style w:type="table" w:styleId="a5" w:customStyle="1">
+  <w:style w:type="table" w:customStyle="1" w:styleId="a5">
     <w:basedOn w:val="TableNormal2"/>
     <w:pPr>
       <w:spacing w:line="240" w:lineRule="auto"/>
@@ -24723,7 +24390,7 @@
       <w:shd w:val="clear" w:color="auto" w:fill="EDF2F8"/>
     </w:tcPr>
   </w:style>
-  <w:style w:type="table" w:styleId="a6" w:customStyle="1">
+  <w:style w:type="table" w:customStyle="1" w:styleId="a6">
     <w:basedOn w:val="TableNormal2"/>
     <w:tblPr>
       <w:tblStyleRowBandSize w:val="1"/>
@@ -24734,7 +24401,7 @@
       </w:tblCellMar>
     </w:tblPr>
   </w:style>
-  <w:style w:type="table" w:styleId="a7" w:customStyle="1">
+  <w:style w:type="table" w:customStyle="1" w:styleId="a7">
     <w:basedOn w:val="TableNormal2"/>
     <w:tblPr>
       <w:tblStyleRowBandSize w:val="1"/>
@@ -24747,7 +24414,7 @@
       </w:tblCellMar>
     </w:tblPr>
   </w:style>
-  <w:style w:type="table" w:styleId="a8" w:customStyle="1">
+  <w:style w:type="table" w:customStyle="1" w:styleId="a8">
     <w:basedOn w:val="TableNormal2"/>
     <w:tblPr>
       <w:tblStyleRowBandSize w:val="1"/>
@@ -24760,7 +24427,7 @@
       </w:tblCellMar>
     </w:tblPr>
   </w:style>
-  <w:style w:type="table" w:styleId="a9" w:customStyle="1">
+  <w:style w:type="table" w:customStyle="1" w:styleId="a9">
     <w:basedOn w:val="TableNormal2"/>
     <w:tblPr>
       <w:tblStyleRowBandSize w:val="1"/>
@@ -24771,7 +24438,7 @@
       </w:tblCellMar>
     </w:tblPr>
   </w:style>
-  <w:style w:type="table" w:styleId="aa" w:customStyle="1">
+  <w:style w:type="table" w:customStyle="1" w:styleId="aa">
     <w:basedOn w:val="TableNormal2"/>
     <w:tblPr>
       <w:tblStyleRowBandSize w:val="1"/>
@@ -24782,7 +24449,7 @@
       </w:tblCellMar>
     </w:tblPr>
   </w:style>
-  <w:style w:type="table" w:styleId="ab" w:customStyle="1">
+  <w:style w:type="table" w:customStyle="1" w:styleId="ab">
     <w:basedOn w:val="TableNormal2"/>
     <w:pPr>
       <w:spacing w:line="240" w:lineRule="auto"/>
@@ -24804,7 +24471,7 @@
       <w:shd w:val="clear" w:color="auto" w:fill="EDF2F8"/>
     </w:tcPr>
   </w:style>
-  <w:style w:type="table" w:styleId="ac" w:customStyle="1">
+  <w:style w:type="table" w:customStyle="1" w:styleId="ac">
     <w:basedOn w:val="TableNormal2"/>
     <w:pPr>
       <w:spacing w:line="240" w:lineRule="auto"/>
@@ -24826,7 +24493,7 @@
       <w:shd w:val="clear" w:color="auto" w:fill="EDF2F8"/>
     </w:tcPr>
   </w:style>
-  <w:style w:type="table" w:styleId="ad" w:customStyle="1">
+  <w:style w:type="table" w:customStyle="1" w:styleId="ad">
     <w:basedOn w:val="TableNormal2"/>
     <w:pPr>
       <w:spacing w:line="240" w:lineRule="auto"/>
@@ -24848,7 +24515,7 @@
       <w:shd w:val="clear" w:color="auto" w:fill="EDF2F8"/>
     </w:tcPr>
   </w:style>
-  <w:style w:type="table" w:styleId="ae" w:customStyle="1">
+  <w:style w:type="table" w:customStyle="1" w:styleId="ae">
     <w:basedOn w:val="TableNormal2"/>
     <w:pPr>
       <w:spacing w:line="240" w:lineRule="auto"/>
@@ -24870,7 +24537,7 @@
       <w:shd w:val="clear" w:color="auto" w:fill="EDF2F8"/>
     </w:tcPr>
   </w:style>
-  <w:style w:type="table" w:styleId="af" w:customStyle="1">
+  <w:style w:type="table" w:customStyle="1" w:styleId="af">
     <w:basedOn w:val="TableNormal2"/>
     <w:pPr>
       <w:spacing w:line="240" w:lineRule="auto"/>
@@ -24892,7 +24559,7 @@
       <w:shd w:val="clear" w:color="auto" w:fill="EDF2F8"/>
     </w:tcPr>
   </w:style>
-  <w:style w:type="table" w:styleId="af0" w:customStyle="1">
+  <w:style w:type="table" w:customStyle="1" w:styleId="af0">
     <w:basedOn w:val="TableNormal2"/>
     <w:pPr>
       <w:spacing w:line="240" w:lineRule="auto"/>
@@ -24914,7 +24581,7 @@
       <w:shd w:val="clear" w:color="auto" w:fill="EDF2F8"/>
     </w:tcPr>
   </w:style>
-  <w:style w:type="table" w:styleId="af1" w:customStyle="1">
+  <w:style w:type="table" w:customStyle="1" w:styleId="af1">
     <w:basedOn w:val="TableNormal2"/>
     <w:pPr>
       <w:spacing w:line="240" w:lineRule="auto"/>
@@ -24936,7 +24603,7 @@
       <w:shd w:val="clear" w:color="auto" w:fill="EDF2F8"/>
     </w:tcPr>
   </w:style>
-  <w:style w:type="table" w:styleId="af2" w:customStyle="1">
+  <w:style w:type="table" w:customStyle="1" w:styleId="af2">
     <w:basedOn w:val="TableNormal2"/>
     <w:pPr>
       <w:spacing w:line="240" w:lineRule="auto"/>
@@ -24958,7 +24625,7 @@
       <w:shd w:val="clear" w:color="auto" w:fill="EDF2F8"/>
     </w:tcPr>
   </w:style>
-  <w:style w:type="table" w:styleId="af3" w:customStyle="1">
+  <w:style w:type="table" w:customStyle="1" w:styleId="af3">
     <w:basedOn w:val="TableNormal2"/>
     <w:pPr>
       <w:spacing w:line="240" w:lineRule="auto"/>
@@ -24992,7 +24659,7 @@
       <w:shd w:val="clear" w:color="auto" w:fill="E1DFDD"/>
     </w:rPr>
   </w:style>
-  <w:style w:type="paragraph" w:styleId="Default" w:customStyle="1">
+  <w:style w:type="paragraph" w:customStyle="1" w:styleId="Default">
     <w:name w:val="Default"/>
     <w:rsid w:val="009614BB"/>
     <w:pPr>
@@ -25036,7 +24703,7 @@
       <w:spacing w:line="240" w:lineRule="auto"/>
     </w:pPr>
   </w:style>
-  <w:style w:type="paragraph" w:styleId="paragraph" w:customStyle="1">
+  <w:style w:type="paragraph" w:customStyle="1" w:styleId="paragraph">
     <w:name w:val="paragraph"/>
     <w:basedOn w:val="Normal"/>
     <w:rsid w:val="00553FC3"/>
@@ -25044,22 +24711,22 @@
       <w:spacing w:before="100" w:beforeAutospacing="1" w:after="100" w:afterAutospacing="1" w:line="240" w:lineRule="auto"/>
     </w:pPr>
     <w:rPr>
-      <w:rFonts w:ascii="Times New Roman" w:hAnsi="Times New Roman" w:eastAsia="Times New Roman" w:cs="Times New Roman"/>
+      <w:rFonts w:ascii="Times New Roman" w:eastAsia="Times New Roman" w:hAnsi="Times New Roman" w:cs="Times New Roman"/>
       <w:sz w:val="24"/>
       <w:szCs w:val="24"/>
     </w:rPr>
   </w:style>
-  <w:style w:type="character" w:styleId="normaltextrun" w:customStyle="1">
+  <w:style w:type="character" w:customStyle="1" w:styleId="normaltextrun">
     <w:name w:val="normaltextrun"/>
     <w:basedOn w:val="Fuentedeprrafopredeter"/>
     <w:rsid w:val="00553FC3"/>
   </w:style>
-  <w:style w:type="character" w:styleId="eop" w:customStyle="1">
+  <w:style w:type="character" w:customStyle="1" w:styleId="eop">
     <w:name w:val="eop"/>
     <w:basedOn w:val="Fuentedeprrafopredeter"/>
     <w:rsid w:val="00553FC3"/>
   </w:style>
-  <w:style w:type="paragraph" w:styleId="my-2" w:customStyle="1">
+  <w:style w:type="paragraph" w:customStyle="1" w:styleId="my-2">
     <w:name w:val="my-2"/>
     <w:basedOn w:val="Normal"/>
     <w:rsid w:val="007256A9"/>
@@ -25067,7 +24734,7 @@
       <w:spacing w:before="100" w:beforeAutospacing="1" w:after="100" w:afterAutospacing="1" w:line="240" w:lineRule="auto"/>
     </w:pPr>
     <w:rPr>
-      <w:rFonts w:ascii="Times New Roman" w:hAnsi="Times New Roman" w:eastAsia="Times New Roman" w:cs="Times New Roman"/>
+      <w:rFonts w:ascii="Times New Roman" w:eastAsia="Times New Roman" w:hAnsi="Times New Roman" w:cs="Times New Roman"/>
       <w:sz w:val="24"/>
       <w:szCs w:val="24"/>
     </w:rPr>
@@ -25085,7 +24752,7 @@
       <w:outlineLvl w:val="9"/>
     </w:pPr>
     <w:rPr>
-      <w:rFonts w:asciiTheme="majorHAnsi" w:hAnsiTheme="majorHAnsi" w:eastAsiaTheme="majorEastAsia" w:cstheme="majorBidi"/>
+      <w:rFonts w:asciiTheme="majorHAnsi" w:eastAsiaTheme="majorEastAsia" w:hAnsiTheme="majorHAnsi" w:cstheme="majorBidi"/>
       <w:color w:val="365F91" w:themeColor="accent1" w:themeShade="BF"/>
       <w:sz w:val="32"/>
       <w:szCs w:val="32"/>
@@ -25140,7 +24807,7 @@
       <w:bCs/>
     </w:rPr>
   </w:style>
-  <w:style w:type="character" w:styleId="Ttulo1Car" w:customStyle="1">
+  <w:style w:type="character" w:customStyle="1" w:styleId="Ttulo1Car">
     <w:name w:val="Título 1 Car"/>
     <w:basedOn w:val="Fuentedeprrafopredeter"/>
     <w:link w:val="Ttulo1"/>
@@ -26855,7 +26522,7 @@
   <dgm:whole/>
   <dgm:extLst>
     <a:ext uri="http://schemas.microsoft.com/office/drawing/2008/diagram">
-      <dsp:dataModelExt xmlns:dsp="http://schemas.microsoft.com/office/drawing/2008/diagram" relId="rId20" minVer="http://schemas.openxmlformats.org/drawingml/2006/diagram"/>
+      <dsp:dataModelExt xmlns:dsp="http://schemas.microsoft.com/office/drawing/2008/diagram" relId="rId16" minVer="http://schemas.openxmlformats.org/drawingml/2006/diagram"/>
     </a:ext>
   </dgm:extLst>
 </dgm:dataModel>
@@ -35277,7 +34944,7 @@
     <w:charset w:val="00"/>
     <w:family w:val="roman"/>
     <w:pitch w:val="variable"/>
-    <w:sig w:usb0="E0002EFF" w:usb1="C000785B" w:usb2="00000009" w:usb3="00000000" w:csb0="000001FF" w:csb1="00000000"/>
+    <w:sig w:usb0="E0002AFF" w:usb1="C0007843" w:usb2="00000009" w:usb3="00000000" w:csb0="000001FF" w:csb1="00000000"/>
   </w:font>
   <w:font w:name="Courier New">
     <w:panose1 w:val="02070309020205020404"/>
@@ -35298,7 +34965,7 @@
     <w:charset w:val="00"/>
     <w:family w:val="swiss"/>
     <w:pitch w:val="variable"/>
-    <w:sig w:usb0="E0002EFF" w:usb1="C000785B" w:usb2="00000009" w:usb3="00000000" w:csb0="000001FF" w:csb1="00000000"/>
+    <w:sig w:usb0="E0002AFF" w:usb1="C0007843" w:usb2="00000009" w:usb3="00000000" w:csb0="000001FF" w:csb1="00000000"/>
   </w:font>
   <w:font w:name="Calibri">
     <w:panose1 w:val="020F0502020204030204"/>
@@ -35356,14 +35023,18 @@
     <w:rsid w:val="00180F71"/>
     <w:rsid w:val="00190DFC"/>
     <w:rsid w:val="001E0FB0"/>
+    <w:rsid w:val="0021199B"/>
     <w:rsid w:val="00284F44"/>
     <w:rsid w:val="002A5AE2"/>
+    <w:rsid w:val="00373220"/>
     <w:rsid w:val="003A651E"/>
+    <w:rsid w:val="004B3032"/>
     <w:rsid w:val="004B488A"/>
     <w:rsid w:val="004E5EA4"/>
     <w:rsid w:val="00501FBA"/>
     <w:rsid w:val="00680680"/>
     <w:rsid w:val="006D4507"/>
+    <w:rsid w:val="00743E7D"/>
     <w:rsid w:val="00864840"/>
     <w:rsid w:val="00884A2C"/>
     <w:rsid w:val="008E35E3"/>
@@ -35381,6 +35052,7 @@
     <w:rsid w:val="00DD0677"/>
     <w:rsid w:val="00DF6AC7"/>
     <w:rsid w:val="00E21251"/>
+    <w:rsid w:val="00E2792D"/>
     <w:rsid w:val="00F676A1"/>
     <w:rsid w:val="00F72EF8"/>
     <w:rsid w:val="00FF77FA"/>
@@ -36547,6 +36219,23 @@
 </file>
 
 <file path=customXml/item2.xml><?xml version="1.0" encoding="utf-8"?>
+<go:gDocsCustomXmlDataStorage xmlns:go="http://customooxmlschemas.google.com/" xmlns:r="http://schemas.openxmlformats.org/officeDocument/2006/relationships">
+  <go:docsCustomData xmlns:go="http://customooxmlschemas.google.com/" roundtripDataSignature="AMtx7mgVwfTnThMJ3osM2v0+q+LoagmeAQ==">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</go:docsCustomData>
+</go:gDocsCustomXmlDataStorage>
+</file>
+
+<file path=customXml/item3.xml><?xml version="1.0" encoding="utf-8"?>
+<p:properties xmlns:p="http://schemas.microsoft.com/office/2006/metadata/properties" xmlns:xsi="http://www.w3.org/2001/XMLSchema-instance" xmlns:pc="http://schemas.microsoft.com/office/infopath/2007/PartnerControls">
+  <documentManagement>
+    <TaxCatchAll xmlns="13c90a0b-73bc-4dc0-be5f-28d77b615beb" xsi:nil="true"/>
+    <lcf76f155ced4ddcb4097134ff3c332f xmlns="13c93bba-48ce-428c-bfe5-88b42c19b028">
+      <Terms xmlns="http://schemas.microsoft.com/office/infopath/2007/PartnerControls"/>
+    </lcf76f155ced4ddcb4097134ff3c332f>
+  </documentManagement>
+</p:properties>
+</file>
+
+<file path=customXml/item4.xml><?xml version="1.0" encoding="utf-8"?>
 <?mso-contentType ?>
 <FormTemplates xmlns="http://schemas.microsoft.com/sharepoint/v3/contenttype/forms">
   <Display>DocumentLibraryForm</Display>
@@ -36555,39 +36244,31 @@
 </FormTemplates>
 </file>
 
-<file path=customXml/item3.xml><?xml version="1.0" encoding="utf-8"?>
-<p:properties xmlns:p="http://schemas.microsoft.com/office/2006/metadata/properties" xmlns:xsi="http://www.w3.org/2001/XMLSchema-instance" xmlns:pc="http://schemas.microsoft.com/office/infopath/2007/PartnerControls">
-  <documentManagement>
-    <TaxCatchAll xmlns="2c0ff4f8-6664-4eb8-8bb0-965f2536cb1b" xsi:nil="true"/>
-    <lcf76f155ced4ddcb4097134ff3c332f xmlns="2b6b437a-5846-4934-ac66-7de06297595b">
-      <Terms xmlns="http://schemas.microsoft.com/office/infopath/2007/PartnerControls"/>
-    </lcf76f155ced4ddcb4097134ff3c332f>
-  </documentManagement>
-</p:properties>
-</file>
-
-<file path=customXml/item4.xml><?xml version="1.0" encoding="utf-8"?>
-<ct:contentTypeSchema xmlns:ct="http://schemas.microsoft.com/office/2006/metadata/contentType" xmlns:ma="http://schemas.microsoft.com/office/2006/metadata/properties/metaAttributes" ct:_="" ma:_="" ma:contentTypeName="Documento" ma:contentTypeID="0x010100FD531872C7CE554584EF00C37E403D8B" ma:contentTypeVersion="12" ma:contentTypeDescription="Crear nuevo documento." ma:contentTypeScope="" ma:versionID="31ec82868ee9b6bc1821db441fdafaf4">
-  <xsd:schema xmlns:xsd="http://www.w3.org/2001/XMLSchema" xmlns:xs="http://www.w3.org/2001/XMLSchema" xmlns:p="http://schemas.microsoft.com/office/2006/metadata/properties" xmlns:ns2="2b6b437a-5846-4934-ac66-7de06297595b" xmlns:ns3="2c0ff4f8-6664-4eb8-8bb0-965f2536cb1b" targetNamespace="http://schemas.microsoft.com/office/2006/metadata/properties" ma:root="true" ma:fieldsID="dfd02cd6e973274cdf3c9f2822ea5e9d" ns2:_="" ns3:_="">
-    <xsd:import namespace="2b6b437a-5846-4934-ac66-7de06297595b"/>
-    <xsd:import namespace="2c0ff4f8-6664-4eb8-8bb0-965f2536cb1b"/>
+<file path=customXml/item5.xml><?xml version="1.0" encoding="utf-8"?>
+<ct:contentTypeSchema xmlns:ct="http://schemas.microsoft.com/office/2006/metadata/contentType" xmlns:ma="http://schemas.microsoft.com/office/2006/metadata/properties/metaAttributes" ct:_="" ma:_="" ma:contentTypeName="Documento" ma:contentTypeID="0x0101006A81D6BD42E8DF4C91013959704817E1" ma:contentTypeVersion="15" ma:contentTypeDescription="Crear nuevo documento." ma:contentTypeScope="" ma:versionID="bf4f72ffd194f0963ff564daca6869f7">
+  <xsd:schema xmlns:xsd="http://www.w3.org/2001/XMLSchema" xmlns:xs="http://www.w3.org/2001/XMLSchema" xmlns:p="http://schemas.microsoft.com/office/2006/metadata/properties" xmlns:ns2="13c90a0b-73bc-4dc0-be5f-28d77b615beb" xmlns:ns3="13c93bba-48ce-428c-bfe5-88b42c19b028" targetNamespace="http://schemas.microsoft.com/office/2006/metadata/properties" ma:root="true" ma:fieldsID="8718d6f4873a5b1392a45044efa78385" ns2:_="" ns3:_="">
+    <xsd:import namespace="13c90a0b-73bc-4dc0-be5f-28d77b615beb"/>
+    <xsd:import namespace="13c93bba-48ce-428c-bfe5-88b42c19b028"/>
     <xsd:element name="properties">
       <xsd:complexType>
         <xsd:sequence>
           <xsd:element name="documentManagement">
             <xsd:complexType>
               <xsd:all>
-                <xsd:element ref="ns2:MediaServiceMetadata" minOccurs="0"/>
-                <xsd:element ref="ns2:MediaServiceFastMetadata" minOccurs="0"/>
-                <xsd:element ref="ns2:MediaServiceSearchProperties" minOccurs="0"/>
-                <xsd:element ref="ns2:MediaServiceDateTaken" minOccurs="0"/>
-                <xsd:element ref="ns2:lcf76f155ced4ddcb4097134ff3c332f" minOccurs="0"/>
-                <xsd:element ref="ns3:TaxCatchAll" minOccurs="0"/>
-                <xsd:element ref="ns2:MediaServiceOCR" minOccurs="0"/>
-                <xsd:element ref="ns2:MediaServiceGenerationTime" minOccurs="0"/>
-                <xsd:element ref="ns2:MediaServiceEventHashCode" minOccurs="0"/>
-                <xsd:element ref="ns2:MediaLengthInSeconds" minOccurs="0"/>
-                <xsd:element ref="ns2:MediaServiceLocation" minOccurs="0"/>
+                <xsd:element ref="ns2:SharedWithUsers" minOccurs="0"/>
+                <xsd:element ref="ns2:SharedWithDetails" minOccurs="0"/>
+                <xsd:element ref="ns3:MediaServiceMetadata" minOccurs="0"/>
+                <xsd:element ref="ns3:MediaServiceFastMetadata" minOccurs="0"/>
+                <xsd:element ref="ns3:MediaServiceSearchProperties" minOccurs="0"/>
+                <xsd:element ref="ns3:MediaServiceObjectDetectorVersions" minOccurs="0"/>
+                <xsd:element ref="ns3:MediaServiceDateTaken" minOccurs="0"/>
+                <xsd:element ref="ns3:MediaServiceGenerationTime" minOccurs="0"/>
+                <xsd:element ref="ns3:MediaServiceEventHashCode" minOccurs="0"/>
+                <xsd:element ref="ns3:MediaLengthInSeconds" minOccurs="0"/>
+                <xsd:element ref="ns3:lcf76f155ced4ddcb4097134ff3c332f" minOccurs="0"/>
+                <xsd:element ref="ns2:TaxCatchAll" minOccurs="0"/>
+                <xsd:element ref="ns3:MediaServiceOCR" minOccurs="0"/>
+                <xsd:element ref="ns3:MediaServiceLocation" minOccurs="0"/>
               </xsd:all>
             </xsd:complexType>
           </xsd:element>
@@ -36595,68 +36276,36 @@
       </xsd:complexType>
     </xsd:element>
   </xsd:schema>
-  <xsd:schema xmlns:xsd="http://www.w3.org/2001/XMLSchema" xmlns:xs="http://www.w3.org/2001/XMLSchema" xmlns:dms="http://schemas.microsoft.com/office/2006/documentManagement/types" xmlns:pc="http://schemas.microsoft.com/office/infopath/2007/PartnerControls" targetNamespace="2b6b437a-5846-4934-ac66-7de06297595b" elementFormDefault="qualified">
+  <xsd:schema xmlns:xsd="http://www.w3.org/2001/XMLSchema" xmlns:xs="http://www.w3.org/2001/XMLSchema" xmlns:dms="http://schemas.microsoft.com/office/2006/documentManagement/types" xmlns:pc="http://schemas.microsoft.com/office/infopath/2007/PartnerControls" targetNamespace="13c90a0b-73bc-4dc0-be5f-28d77b615beb" elementFormDefault="qualified">
     <xsd:import namespace="http://schemas.microsoft.com/office/2006/documentManagement/types"/>
     <xsd:import namespace="http://schemas.microsoft.com/office/infopath/2007/PartnerControls"/>
-    <xsd:element name="MediaServiceMetadata" ma:index="8" nillable="true" ma:displayName="MediaServiceMetadata" ma:hidden="true" ma:internalName="MediaServiceMetadata" ma:readOnly="true">
-      <xsd:simpleType>
-        <xsd:restriction base="dms:Note"/>
-      </xsd:simpleType>
-    </xsd:element>
-    <xsd:element name="MediaServiceFastMetadata" ma:index="9" nillable="true" ma:displayName="MediaServiceFastMetadata" ma:hidden="true" ma:internalName="MediaServiceFastMetadata" ma:readOnly="true">
-      <xsd:simpleType>
-        <xsd:restriction base="dms:Note"/>
-      </xsd:simpleType>
-    </xsd:element>
-    <xsd:element name="MediaServiceSearchProperties" ma:index="10" nillable="true" ma:displayName="MediaServiceSearchProperties" ma:hidden="true" ma:internalName="MediaServiceSearchProperties" ma:readOnly="true">
-      <xsd:simpleType>
-        <xsd:restriction base="dms:Note"/>
-      </xsd:simpleType>
-    </xsd:element>
-    <xsd:element name="MediaServiceDateTaken" ma:index="11" nillable="true" ma:displayName="MediaServiceDateTaken" ma:hidden="true" ma:indexed="true" ma:internalName="MediaServiceDateTaken" ma:readOnly="true">
-      <xsd:simpleType>
-        <xsd:restriction base="dms:Text"/>
-      </xsd:simpleType>
-    </xsd:element>
-    <xsd:element name="lcf76f155ced4ddcb4097134ff3c332f" ma:index="13" nillable="true" ma:taxonomy="true" ma:internalName="lcf76f155ced4ddcb4097134ff3c332f" ma:taxonomyFieldName="MediaServiceImageTags" ma:displayName="Etiquetas de imagen" ma:readOnly="false" ma:fieldId="{5cf76f15-5ced-4ddc-b409-7134ff3c332f}" ma:taxonomyMulti="true" ma:sspId="d33c8c81-5745-4931-bcc4-c2aeafe86780" ma:termSetId="09814cd3-568e-fe90-9814-8d621ff8fb84" ma:anchorId="fba54fb3-c3e1-fe81-a776-ca4b69148c4d" ma:open="true" ma:isKeyword="false">
+    <xsd:element name="SharedWithUsers" ma:index="8" nillable="true" ma:displayName="Compartido con" ma:internalName="SharedWithUsers" ma:readOnly="true">
       <xsd:complexType>
-        <xsd:sequence>
-          <xsd:element ref="pc:Terms" minOccurs="0" maxOccurs="1"/>
-        </xsd:sequence>
+        <xsd:complexContent>
+          <xsd:extension base="dms:UserMulti">
+            <xsd:sequence>
+              <xsd:element name="UserInfo" minOccurs="0" maxOccurs="unbounded">
+                <xsd:complexType>
+                  <xsd:sequence>
+                    <xsd:element name="DisplayName" type="xsd:string" minOccurs="0"/>
+                    <xsd:element name="AccountId" type="dms:UserId" minOccurs="0" nillable="true"/>
+                    <xsd:element name="AccountType" type="xsd:string" minOccurs="0"/>
+                  </xsd:sequence>
+                </xsd:complexType>
+              </xsd:element>
+            </xsd:sequence>
+          </xsd:extension>
+        </xsd:complexContent>
       </xsd:complexType>
     </xsd:element>
-    <xsd:element name="MediaServiceOCR" ma:index="15" nillable="true" ma:displayName="Extracted Text" ma:internalName="MediaServiceOCR" ma:readOnly="true">
+    <xsd:element name="SharedWithDetails" ma:index="9" nillable="true" ma:displayName="Detalles de uso compartido" ma:internalName="SharedWithDetails" ma:readOnly="true">
       <xsd:simpleType>
         <xsd:restriction base="dms:Note">
           <xsd:maxLength value="255"/>
         </xsd:restriction>
       </xsd:simpleType>
     </xsd:element>
-    <xsd:element name="MediaServiceGenerationTime" ma:index="16" nillable="true" ma:displayName="MediaServiceGenerationTime" ma:hidden="true" ma:internalName="MediaServiceGenerationTime" ma:readOnly="true">
-      <xsd:simpleType>
-        <xsd:restriction base="dms:Text"/>
-      </xsd:simpleType>
-    </xsd:element>
-    <xsd:element name="MediaServiceEventHashCode" ma:index="17" nillable="true" ma:displayName="MediaServiceEventHashCode" ma:hidden="true" ma:internalName="MediaServiceEventHashCode" ma:readOnly="true">
-      <xsd:simpleType>
-        <xsd:restriction base="dms:Text"/>
-      </xsd:simpleType>
-    </xsd:element>
-    <xsd:element name="MediaLengthInSeconds" ma:index="18" nillable="true" ma:displayName="MediaLengthInSeconds" ma:hidden="true" ma:internalName="MediaLengthInSeconds" ma:readOnly="true">
-      <xsd:simpleType>
-        <xsd:restriction base="dms:Unknown"/>
-      </xsd:simpleType>
-    </xsd:element>
-    <xsd:element name="MediaServiceLocation" ma:index="19" nillable="true" ma:displayName="Location" ma:indexed="true" ma:internalName="MediaServiceLocation" ma:readOnly="true">
-      <xsd:simpleType>
-        <xsd:restriction base="dms:Text"/>
-      </xsd:simpleType>
-    </xsd:element>
-  </xsd:schema>
-  <xsd:schema xmlns:xsd="http://www.w3.org/2001/XMLSchema" xmlns:xs="http://www.w3.org/2001/XMLSchema" xmlns:dms="http://schemas.microsoft.com/office/2006/documentManagement/types" xmlns:pc="http://schemas.microsoft.com/office/infopath/2007/PartnerControls" targetNamespace="2c0ff4f8-6664-4eb8-8bb0-965f2536cb1b" elementFormDefault="qualified">
-    <xsd:import namespace="http://schemas.microsoft.com/office/2006/documentManagement/types"/>
-    <xsd:import namespace="http://schemas.microsoft.com/office/infopath/2007/PartnerControls"/>
-    <xsd:element name="TaxCatchAll" ma:index="14" nillable="true" ma:displayName="Taxonomy Catch All Column" ma:hidden="true" ma:list="{b1b51f16-9315-4d91-a842-b6a7513aaa38}" ma:internalName="TaxCatchAll" ma:showField="CatchAllData" ma:web="2c0ff4f8-6664-4eb8-8bb0-965f2536cb1b">
+    <xsd:element name="TaxCatchAll" ma:index="20" nillable="true" ma:displayName="Taxonomy Catch All Column" ma:hidden="true" ma:list="{a42ca037-5d13-4729-aeec-4237f141d2d6}" ma:internalName="TaxCatchAll" ma:showField="CatchAllData" ma:web="13c90a0b-73bc-4dc0-be5f-28d77b615beb">
       <xsd:complexType>
         <xsd:complexContent>
           <xsd:extension base="dms:MultiChoiceLookup">
@@ -36666,6 +36315,69 @@
           </xsd:extension>
         </xsd:complexContent>
       </xsd:complexType>
+    </xsd:element>
+  </xsd:schema>
+  <xsd:schema xmlns:xsd="http://www.w3.org/2001/XMLSchema" xmlns:xs="http://www.w3.org/2001/XMLSchema" xmlns:dms="http://schemas.microsoft.com/office/2006/documentManagement/types" xmlns:pc="http://schemas.microsoft.com/office/infopath/2007/PartnerControls" targetNamespace="13c93bba-48ce-428c-bfe5-88b42c19b028" elementFormDefault="qualified">
+    <xsd:import namespace="http://schemas.microsoft.com/office/2006/documentManagement/types"/>
+    <xsd:import namespace="http://schemas.microsoft.com/office/infopath/2007/PartnerControls"/>
+    <xsd:element name="MediaServiceMetadata" ma:index="10" nillable="true" ma:displayName="MediaServiceMetadata" ma:hidden="true" ma:internalName="MediaServiceMetadata" ma:readOnly="true">
+      <xsd:simpleType>
+        <xsd:restriction base="dms:Note"/>
+      </xsd:simpleType>
+    </xsd:element>
+    <xsd:element name="MediaServiceFastMetadata" ma:index="11" nillable="true" ma:displayName="MediaServiceFastMetadata" ma:hidden="true" ma:internalName="MediaServiceFastMetadata" ma:readOnly="true">
+      <xsd:simpleType>
+        <xsd:restriction base="dms:Note"/>
+      </xsd:simpleType>
+    </xsd:element>
+    <xsd:element name="MediaServiceSearchProperties" ma:index="12" nillable="true" ma:displayName="MediaServiceSearchProperties" ma:hidden="true" ma:internalName="MediaServiceSearchProperties" ma:readOnly="true">
+      <xsd:simpleType>
+        <xsd:restriction base="dms:Note"/>
+      </xsd:simpleType>
+    </xsd:element>
+    <xsd:element name="MediaServiceObjectDetectorVersions" ma:index="13" nillable="true" ma:displayName="MediaServiceObjectDetectorVersions" ma:hidden="true" ma:indexed="true" ma:internalName="MediaServiceObjectDetectorVersions" ma:readOnly="true">
+      <xsd:simpleType>
+        <xsd:restriction base="dms:Text"/>
+      </xsd:simpleType>
+    </xsd:element>
+    <xsd:element name="MediaServiceDateTaken" ma:index="14" nillable="true" ma:displayName="MediaServiceDateTaken" ma:hidden="true" ma:indexed="true" ma:internalName="MediaServiceDateTaken" ma:readOnly="true">
+      <xsd:simpleType>
+        <xsd:restriction base="dms:Text"/>
+      </xsd:simpleType>
+    </xsd:element>
+    <xsd:element name="MediaServiceGenerationTime" ma:index="15" nillable="true" ma:displayName="MediaServiceGenerationTime" ma:hidden="true" ma:internalName="MediaServiceGenerationTime" ma:readOnly="true">
+      <xsd:simpleType>
+        <xsd:restriction base="dms:Text"/>
+      </xsd:simpleType>
+    </xsd:element>
+    <xsd:element name="MediaServiceEventHashCode" ma:index="16" nillable="true" ma:displayName="MediaServiceEventHashCode" ma:hidden="true" ma:internalName="MediaServiceEventHashCode" ma:readOnly="true">
+      <xsd:simpleType>
+        <xsd:restriction base="dms:Text"/>
+      </xsd:simpleType>
+    </xsd:element>
+    <xsd:element name="MediaLengthInSeconds" ma:index="17" nillable="true" ma:displayName="MediaLengthInSeconds" ma:hidden="true" ma:internalName="MediaLengthInSeconds" ma:readOnly="true">
+      <xsd:simpleType>
+        <xsd:restriction base="dms:Unknown"/>
+      </xsd:simpleType>
+    </xsd:element>
+    <xsd:element name="lcf76f155ced4ddcb4097134ff3c332f" ma:index="19" nillable="true" ma:taxonomy="true" ma:internalName="lcf76f155ced4ddcb4097134ff3c332f" ma:taxonomyFieldName="MediaServiceImageTags" ma:displayName="Etiquetas de imagen" ma:readOnly="false" ma:fieldId="{5cf76f15-5ced-4ddc-b409-7134ff3c332f}" ma:taxonomyMulti="true" ma:sspId="d33c8c81-5745-4931-bcc4-c2aeafe86780" ma:termSetId="09814cd3-568e-fe90-9814-8d621ff8fb84" ma:anchorId="fba54fb3-c3e1-fe81-a776-ca4b69148c4d" ma:open="true" ma:isKeyword="false">
+      <xsd:complexType>
+        <xsd:sequence>
+          <xsd:element ref="pc:Terms" minOccurs="0" maxOccurs="1"/>
+        </xsd:sequence>
+      </xsd:complexType>
+    </xsd:element>
+    <xsd:element name="MediaServiceOCR" ma:index="21" nillable="true" ma:displayName="Extracted Text" ma:internalName="MediaServiceOCR" ma:readOnly="true">
+      <xsd:simpleType>
+        <xsd:restriction base="dms:Note">
+          <xsd:maxLength value="255"/>
+        </xsd:restriction>
+      </xsd:simpleType>
+    </xsd:element>
+    <xsd:element name="MediaServiceLocation" ma:index="22" nillable="true" ma:displayName="Location" ma:description="" ma:indexed="true" ma:internalName="MediaServiceLocation" ma:readOnly="true">
+      <xsd:simpleType>
+        <xsd:restriction base="dms:Text"/>
+      </xsd:simpleType>
     </xsd:element>
   </xsd:schema>
   <xsd:schema xmlns="http://schemas.openxmlformats.org/package/2006/metadata/core-properties" xmlns:xsd="http://www.w3.org/2001/XMLSchema" xmlns:xsi="http://www.w3.org/2001/XMLSchema-instance" xmlns:dc="http://purl.org/dc/elements/1.1/" xmlns:dcterms="http://purl.org/dc/terms/" xmlns:odoc="http://schemas.microsoft.com/internal/obd" targetNamespace="http://schemas.openxmlformats.org/package/2006/metadata/core-properties" elementFormDefault="qualified" attributeFormDefault="unqualified" blockDefault="#all">
@@ -36767,12 +36479,6 @@
 </ct:contentTypeSchema>
 </file>
 
-<file path=customXml/item5.xml><?xml version="1.0" encoding="utf-8"?>
-<go:gDocsCustomXmlDataStorage xmlns:go="http://customooxmlschemas.google.com/" xmlns:r="http://schemas.openxmlformats.org/officeDocument/2006/relationships">
-  <go:docsCustomData xmlns:go="http://customooxmlschemas.google.com/" roundtripDataSignature="AMtx7mgVwfTnThMJ3osM2v0+q+LoagmeAQ==">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</go:docsCustomData>
-</go:gDocsCustomXmlDataStorage>
-</file>
-
 <file path=customXml/itemProps1.xml><?xml version="1.0" encoding="utf-8"?>
 <ds:datastoreItem xmlns:ds="http://schemas.openxmlformats.org/officeDocument/2006/customXml" ds:itemID="{50BFD668-58A9-4E64-95FE-8214F47983FB}">
   <ds:schemaRefs>
@@ -36782,9 +36488,10 @@
 </file>
 
 <file path=customXml/itemProps2.xml><?xml version="1.0" encoding="utf-8"?>
-<ds:datastoreItem xmlns:ds="http://schemas.openxmlformats.org/officeDocument/2006/customXml" ds:itemID="{7E446165-1B4B-4805-A1B6-93D4094688E3}">
+<ds:datastoreItem xmlns:ds="http://schemas.openxmlformats.org/officeDocument/2006/customXml" ds:itemID="{11111111-1234-1234-1234-123412341234}">
   <ds:schemaRefs>
-    <ds:schemaRef ds:uri="http://schemas.microsoft.com/sharepoint/v3/contenttype/forms"/>
+    <ds:schemaRef ds:uri="http://customooxmlschemas.google.com/"/>
+    <ds:schemaRef ds:uri="http://schemas.openxmlformats.org/officeDocument/2006/relationships"/>
   </ds:schemaRefs>
 </ds:datastoreItem>
 </file>
@@ -36801,14 +36508,13 @@
 </file>
 
 <file path=customXml/itemProps4.xml><?xml version="1.0" encoding="utf-8"?>
-<ds:datastoreItem xmlns:ds="http://schemas.openxmlformats.org/officeDocument/2006/customXml" ds:itemID="{75D55563-DA38-486F-BA1E-C0F4645BD66D}"/>
+<ds:datastoreItem xmlns:ds="http://schemas.openxmlformats.org/officeDocument/2006/customXml" ds:itemID="{7E446165-1B4B-4805-A1B6-93D4094688E3}">
+  <ds:schemaRefs>
+    <ds:schemaRef ds:uri="http://schemas.microsoft.com/sharepoint/v3/contenttype/forms"/>
+  </ds:schemaRefs>
+</ds:datastoreItem>
 </file>
 
 <file path=customXml/itemProps5.xml><?xml version="1.0" encoding="utf-8"?>
-<ds:datastoreItem xmlns:ds="http://schemas.openxmlformats.org/officeDocument/2006/customXml" ds:itemID="{11111111-1234-1234-1234-123412341234}">
-  <ds:schemaRefs>
-    <ds:schemaRef ds:uri="http://customooxmlschemas.google.com/"/>
-    <ds:schemaRef ds:uri="http://schemas.openxmlformats.org/officeDocument/2006/relationships"/>
-  </ds:schemaRefs>
-</ds:datastoreItem>
+<ds:datastoreItem xmlns:ds="http://schemas.openxmlformats.org/officeDocument/2006/customXml" ds:itemID="{E92B3A96-C64C-4FFE-98DF-E109D07372A9}"/>
 </file>